--- a/deliverables/大创申报书_模板填写稿.docx
+++ b/deliverables/大创申报书_模板填写稿.docx
@@ -2915,7 +2915,7 @@
           <w:p>
             <w:pPr>
               <w:keepNext/>
-              <w:keepLines w:val="0"/>
+              <w:keepLines/>
               <w:spacing w:beforeLines="50" w:after="100" w:line="240" w:lineRule="auto"/>
               <w:jc w:val="left"/>
               <w:rPr>
@@ -2940,7 +2940,7 @@
           <w:p>
             <w:pPr>
               <w:keepNext w:val="0"/>
-              <w:keepLines w:val="0"/>
+              <w:keepLines/>
               <w:spacing w:beforeLines="50" w:after="100" w:line="240" w:lineRule="auto"/>
               <w:jc w:val="left"/>
               <w:rPr>
@@ -2957,7 +2957,7 @@
                 <w:szCs w:val="28"/>
                 <w:lang w:eastAsia="zh-CN"/>
               </w:rPr>
-              <w:t>本项目面向南疆滴灌支管巡检需求，拟研制集水力感知、有限故障模式诊断、LoRa可靠告警与可视化管理于一体的物联网原型系统。围绕正常供压及轮灌切换与渐进故障的混淆，采用支管入口压力、下游压力及总流量，研究等效泄漏、等效受限的可观测范围、早期判据和误报边界；通过缓存、确认和去重机制，评价周期与事件上报在告警及时性约束下的通信取舍。项目将建设双支路清水台架，完成参考标定、独立操作标签、跨批次对照及真实无线实验，形成节点、接收端、管理软件、数据和研究报告。具备现场许可后开展运行适应性测试。当前已形成文献分析、未标定水力模型、合成回放及展示程序，尚无台架、田间和实物性能证据。</w:t>
+              <w:t>本项目面向南疆滴灌支管运行巡检，拟研制由双压力流量感知节点、LoRa接收端和本地管理软件构成的早期故障诊断物联网原型系统。针对供压变化、轮灌切换与渐进故障容易混淆的问题，研究入口压力、下游压力及总流量联合观测下等效泄漏、等效受限的识别条件，建立包含故障程度、独立失效参照、误报和提前量的评价方法；结合事件缓存、确认与去重，研究有限通信量下告警及时送达的取舍。项目将建设双支路清水台架，开展标定、独立重复、跨批次对照和真实无线测试，形成可演示原型、可追溯数据及研究报告，为支管检查提供位置范围、变化证据和处理记录。当前已完成文献分析、未标定水力模型、合成试验与离线网页，实物及田间验证拟在实施期开展。</w:t>
             </w:r>
           </w:p>
         </w:tc>
@@ -2993,7 +2993,7 @@
           <w:p>
             <w:pPr>
               <w:keepNext/>
-              <w:keepLines w:val="0"/>
+              <w:keepLines/>
               <w:spacing w:beforeLines="50" w:after="100" w:line="240" w:lineRule="auto"/>
               <w:jc w:val="left"/>
               <w:rPr>
@@ -3017,8 +3017,33 @@
           </w:p>
           <w:p>
             <w:pPr>
+              <w:keepNext/>
+              <w:keepLines/>
+              <w:spacing w:before="140" w:beforeLines="50" w:after="100" w:line="240" w:lineRule="auto"/>
+              <w:jc w:val="left"/>
+              <w:rPr>
+                <w:rFonts w:hint="default" w:ascii="Times New Roman" w:hAnsi="Times New Roman" w:eastAsia="宋体" w:cs="Times New Roman"/>
+                <w:b/>
+                <w:sz w:val="21"/>
+                <w:szCs w:val="28"/>
+                <w:lang w:eastAsia="zh-CN"/>
+              </w:rPr>
+            </w:pPr>
+            <w:r>
+              <w:rPr>
+                <w:rFonts w:hint="default" w:ascii="Times New Roman" w:hAnsi="Times New Roman" w:eastAsia="宋体" w:cs="Times New Roman"/>
+                <w:b/>
+                <w:sz w:val="21"/>
+                <w:szCs w:val="28"/>
+                <w:lang w:eastAsia="zh-CN"/>
+              </w:rPr>
+              <w:t>1 研究目的与应用场景</w:t>
+            </w:r>
+          </w:p>
+          <w:p>
+            <w:pPr>
               <w:keepNext w:val="0"/>
-              <w:keepLines w:val="0"/>
+              <w:keepLines/>
               <w:spacing w:beforeLines="50" w:after="100" w:line="240" w:lineRule="auto"/>
               <w:jc w:val="left"/>
               <w:rPr>
@@ -3035,13 +3060,13 @@
                 <w:szCs w:val="28"/>
                 <w:lang w:eastAsia="zh-CN"/>
               </w:rPr>
-              <w:t>本项目将通信专业的传感采集、嵌入式处理、无线传输和信息呈现连接到滴灌支管巡检问题，适合通过一年创新训练形成软硬件设计与实验分析能力。希望回答两个具体问题：监测变化能否解释为可检查的故障模式，以及本地发现的短时异常能否可靠呈现给管理者。农业意义体现在支持运行排查，暂不以节水、增产或成本下降比例作为依据。</w:t>
+              <w:t>滴灌支管的渐进变化可能同时受到供压、运行负载、操作状态和故障影响。一个流量下降提示只能说明观测发生了变化，难以直接告诉管理者应检查供水、阀门还是管路。本项目把研究对象放在支管运行巡检：在可观测的变化出现后，及时提供有证据的检查线索，并保留处理前后的数据，支持管理者核查。</w:t>
             </w:r>
           </w:p>
           <w:p>
             <w:pPr>
               <w:keepNext w:val="0"/>
-              <w:keepLines w:val="0"/>
+              <w:keepLines/>
               <w:spacing w:beforeLines="50" w:after="100" w:line="240" w:lineRule="auto"/>
               <w:jc w:val="left"/>
               <w:rPr>
@@ -3058,13 +3083,38 @@
                 <w:szCs w:val="28"/>
                 <w:lang w:eastAsia="zh-CN"/>
               </w:rPr>
-              <w:t>负责人为塔里木大学信息工程学院通信专业大二学生，目前确认具备焊接能力。嵌入式编程、数据分析及团队条件尚需落实和训练，不将辅助工具生成程序等同于成员已独立掌握。拟配置系统与实验、嵌入式与通信、数据与管理软件三个真实岗位，由导师负责研究设计和实验审核，团队人数不超过模板规定的5人。</w:t>
+              <w:t>拟以支管及压力点包围区段作为位置范围，研究水力响应可观测的等效泄漏和等效受限。项目的农业意义在于辅助运行排查；节水、增产等效益还需要独立农学试验，不作为本期已证实结论。南疆场景的实际轮灌方式、供压范围、安装位置与通信条件，将通过后续联系和现场调查校核。</w:t>
+            </w:r>
+          </w:p>
+          <w:p>
+            <w:pPr>
+              <w:keepNext/>
+              <w:keepLines/>
+              <w:spacing w:before="140" w:beforeLines="50" w:after="100" w:line="240" w:lineRule="auto"/>
+              <w:jc w:val="left"/>
+              <w:rPr>
+                <w:rFonts w:hint="default" w:ascii="Times New Roman" w:hAnsi="Times New Roman" w:eastAsia="宋体" w:cs="Times New Roman"/>
+                <w:b/>
+                <w:sz w:val="21"/>
+                <w:szCs w:val="28"/>
+                <w:lang w:eastAsia="zh-CN"/>
+              </w:rPr>
+            </w:pPr>
+            <w:r>
+              <w:rPr>
+                <w:rFonts w:hint="default" w:ascii="Times New Roman" w:hAnsi="Times New Roman" w:eastAsia="宋体" w:cs="Times New Roman"/>
+                <w:b/>
+                <w:sz w:val="21"/>
+                <w:szCs w:val="28"/>
+                <w:lang w:eastAsia="zh-CN"/>
+              </w:rPr>
+              <w:t>2 专业结合与人员安排</w:t>
             </w:r>
           </w:p>
           <w:p>
             <w:pPr>
               <w:keepNext w:val="0"/>
-              <w:keepLines w:val="0"/>
+              <w:keepLines/>
               <w:spacing w:beforeLines="50" w:after="100" w:line="240" w:lineRule="auto"/>
               <w:jc w:val="left"/>
               <w:rPr>
@@ -3081,7 +3131,30 @@
                 <w:szCs w:val="28"/>
                 <w:lang w:eastAsia="zh-CN"/>
               </w:rPr>
-              <w:t>申报前学习并复现核心计算和数据流程。团队名单、个人科研竞赛经历、导师简介和可提供支持均据实填写，不借用参考案例的奖项、实验室或合作资源。</w:t>
+              <w:t>传感采集、嵌入式处理、无线协议和管理软件共同构成通信专业可参与的系统任务。负责人为塔里木大学信息工程学院通信专业大二学生，目前确认具备焊接能力。拟按系统与实验、嵌入式与通信、数据与管理软件配置三个岗位，在导师指导下完成原理学习、程序复现、分工开发和实验审查，团队总人数不超过模板规定的5人。</w:t>
+            </w:r>
+          </w:p>
+          <w:p>
+            <w:pPr>
+              <w:keepNext w:val="0"/>
+              <w:keepLines/>
+              <w:spacing w:beforeLines="50" w:after="100" w:line="240" w:lineRule="auto"/>
+              <w:jc w:val="left"/>
+              <w:rPr>
+                <w:rFonts w:hint="default" w:ascii="Times New Roman" w:hAnsi="Times New Roman" w:eastAsia="宋体" w:cs="Times New Roman"/>
+                <w:sz w:val="21"/>
+                <w:szCs w:val="28"/>
+                <w:lang w:eastAsia="zh-CN"/>
+              </w:rPr>
+            </w:pPr>
+            <w:r>
+              <w:rPr>
+                <w:rFonts w:hint="default" w:ascii="Times New Roman" w:hAnsi="Times New Roman" w:eastAsia="宋体" w:cs="Times New Roman"/>
+                <w:sz w:val="21"/>
+                <w:szCs w:val="28"/>
+                <w:lang w:eastAsia="zh-CN"/>
+              </w:rPr>
+              <w:t>申报前需落实实际成员及开发能力，完成一次核心模型和网页流程的现场讲解与复现。成员经历、导师简介、实验室支持及仪器借用按实际情况填写。当前生成的程序与材料是前期方案基础，成员独立掌握和实施能力仍需训练与验证。</w:t>
             </w:r>
           </w:p>
         </w:tc>
@@ -3117,7 +3190,7 @@
           <w:p>
             <w:pPr>
               <w:keepNext/>
-              <w:keepLines w:val="0"/>
+              <w:keepLines/>
               <w:spacing w:beforeLines="50" w:after="100" w:line="240" w:lineRule="auto"/>
               <w:jc w:val="left"/>
               <w:rPr>
@@ -3141,8 +3214,33 @@
           </w:p>
           <w:p>
             <w:pPr>
+              <w:keepNext/>
+              <w:keepLines/>
+              <w:spacing w:before="140" w:beforeLines="50" w:after="100" w:line="240" w:lineRule="auto"/>
+              <w:jc w:val="left"/>
+              <w:rPr>
+                <w:rFonts w:hint="default" w:ascii="Times New Roman" w:hAnsi="Times New Roman" w:eastAsia="宋体" w:cs="Times New Roman"/>
+                <w:b/>
+                <w:sz w:val="21"/>
+                <w:szCs w:val="28"/>
+                <w:lang w:val="en-US" w:eastAsia="zh-CN"/>
+              </w:rPr>
+            </w:pPr>
+            <w:r>
+              <w:rPr>
+                <w:rFonts w:hint="default" w:ascii="Times New Roman" w:hAnsi="Times New Roman" w:eastAsia="宋体" w:cs="Times New Roman"/>
+                <w:b/>
+                <w:sz w:val="21"/>
+                <w:szCs w:val="28"/>
+                <w:lang w:val="en-US" w:eastAsia="zh-CN"/>
+              </w:rPr>
+              <w:t>1 总体架构与运行过程</w:t>
+            </w:r>
+          </w:p>
+          <w:p>
+            <w:pPr>
               <w:keepNext w:val="0"/>
-              <w:keepLines w:val="0"/>
+              <w:keepLines/>
               <w:spacing w:beforeLines="50" w:after="100" w:line="240" w:lineRule="auto"/>
               <w:jc w:val="left"/>
               <w:rPr>
@@ -3159,491 +3257,31 @@
                 <w:szCs w:val="28"/>
                 <w:lang w:val="en-US" w:eastAsia="zh-CN"/>
               </w:rPr>
-              <w:t>1 项目内容及系统范围</w:t>
+              <w:t>项目以“水力感知—有限诊断—可靠告警—管理确认”为运行过程，建设一个可重复实验的支管巡检原型。基础配置为1个P0/P1/Q感知节点、1个LoRa接收端、1套双支路清水台架和1套本地Web管理软件。节点首先保存带时间、配置和质量标志的原始测量，再输出故障模式或待检查事件；接收端记录告警及其证据，管理者查看趋势、确认处理并导出记录。图1说明各环节输入、输出及验证任务的关系。</w:t>
             </w:r>
           </w:p>
           <w:p>
             <w:pPr>
               <w:keepNext w:val="0"/>
-              <w:keepLines w:val="0"/>
-              <w:spacing w:beforeLines="50" w:after="100" w:line="240" w:lineRule="auto"/>
-              <w:jc w:val="left"/>
-              <w:rPr>
-                <w:rFonts w:hint="default" w:ascii="Times New Roman" w:hAnsi="Times New Roman" w:eastAsia="宋体" w:cs="Times New Roman"/>
-                <w:sz w:val="21"/>
-                <w:szCs w:val="28"/>
-                <w:lang w:val="en-US" w:eastAsia="zh-CN"/>
-              </w:rPr>
-            </w:pPr>
-            <w:r>
-              <w:rPr>
-                <w:rFonts w:hint="default" w:ascii="Times New Roman" w:hAnsi="Times New Roman" w:eastAsia="宋体" w:cs="Times New Roman"/>
-                <w:sz w:val="21"/>
-                <w:szCs w:val="28"/>
-                <w:lang w:val="en-US" w:eastAsia="zh-CN"/>
-              </w:rPr>
-              <w:t>以支管巡检原型为交付对象，基础配置为1个双压力流量节点、1个LoRa接收端、1套双支路清水台架和1套本地Web管理软件。P0位于监测支管区段入口，P1位于集中受限元件下游，Q记录下游负载及泄漏旁路总流量。固定采样记录原始值、阀态、时间、质量标志和配置，本地输出故障模式或待检查提示，LoRa保留和发送事件，接收端存储并提供趋势、证据曲线、检查建议及处理确认。</w:t>
-            </w:r>
-          </w:p>
-          <w:p>
-            <w:pPr>
-              <w:keepNext w:val="0"/>
-              <w:keepLines w:val="0"/>
-              <w:spacing w:beforeLines="50" w:after="100" w:line="240" w:lineRule="auto"/>
-              <w:jc w:val="left"/>
-              <w:rPr>
-                <w:rFonts w:hint="default" w:ascii="Times New Roman" w:hAnsi="Times New Roman" w:eastAsia="宋体" w:cs="Times New Roman"/>
-                <w:sz w:val="21"/>
-                <w:szCs w:val="28"/>
-                <w:lang w:val="en-US" w:eastAsia="zh-CN"/>
-              </w:rPr>
-            </w:pPr>
-            <w:r>
-              <w:rPr>
-                <w:rFonts w:hint="default" w:ascii="Times New Roman" w:hAnsi="Times New Roman" w:eastAsia="宋体" w:cs="Times New Roman"/>
-                <w:sz w:val="21"/>
-                <w:szCs w:val="28"/>
-                <w:lang w:val="en-US" w:eastAsia="zh-CN"/>
-              </w:rPr>
-              <w:t>WP1测量与建模：建立共同供水及双支路等效模型，研究供压、阻力、负载与测点对可观测性的影响，完成量程选择、参考标定和差压误差分析。先实现有线原始日志。平方律阻力和非压力补偿负载是当前假设，不将简化模型当作CFD、水锤或已标定管网。</w:t>
-            </w:r>
-          </w:p>
-          <w:p>
-            <w:pPr>
-              <w:keepNext w:val="0"/>
-              <w:keepLines w:val="0"/>
-              <w:spacing w:beforeLines="50" w:after="100" w:line="240" w:lineRule="auto"/>
-              <w:jc w:val="left"/>
-              <w:rPr>
-                <w:rFonts w:hint="default" w:ascii="Times New Roman" w:hAnsi="Times New Roman" w:eastAsia="宋体" w:cs="Times New Roman"/>
-                <w:sz w:val="21"/>
-                <w:szCs w:val="28"/>
-                <w:lang w:val="en-US" w:eastAsia="zh-CN"/>
-              </w:rPr>
-            </w:pPr>
-            <w:r>
-              <w:rPr>
-                <w:rFonts w:hint="default" w:ascii="Times New Roman" w:hAnsi="Times New Roman" w:eastAsia="宋体" w:cs="Times New Roman"/>
-                <w:sz w:val="21"/>
-                <w:szCs w:val="28"/>
-                <w:lang w:val="en-US" w:eastAsia="zh-CN"/>
-              </w:rPr>
-              <w:t>WP2诊断与边界：主研究下游等效泄漏和支管等效受限两类渐进故障。以固定阈值、压力归一化流量及压降/流量平方比值作为强基线，检验状态辅助、持续偏离和参考冻结规则；补充供压、切换、阀态缺失及漂移挑战。分为“有限故障模式”“异常待检查”“数据无效”三种输出，不强制辨认信息不足的原因。</w:t>
-            </w:r>
-          </w:p>
-          <w:p>
-            <w:pPr>
-              <w:keepNext w:val="0"/>
-              <w:keepLines w:val="0"/>
-              <w:spacing w:beforeLines="50" w:after="100" w:line="240" w:lineRule="auto"/>
-              <w:jc w:val="left"/>
-              <w:rPr>
-                <w:rFonts w:hint="default" w:ascii="Times New Roman" w:hAnsi="Times New Roman" w:eastAsia="宋体" w:cs="Times New Roman"/>
-                <w:sz w:val="21"/>
-                <w:szCs w:val="28"/>
-                <w:lang w:val="en-US" w:eastAsia="zh-CN"/>
-              </w:rPr>
-            </w:pPr>
-            <w:r>
-              <w:rPr>
-                <w:rFonts w:hint="default" w:ascii="Times New Roman" w:hAnsi="Times New Roman" w:eastAsia="宋体" w:cs="Times New Roman"/>
-                <w:sz w:val="21"/>
-                <w:szCs w:val="28"/>
-                <w:lang w:val="en-US" w:eastAsia="zh-CN"/>
-              </w:rPr>
-              <w:t>WP3可靠告警：保持检测器、采样和载荷一致，比较周期、较慢周期、原始事件及滤波限频事件策略，统一使用缓存、ACK及去重。记录发收、确认、重传、溢出和重启会话，评价实际链路延迟、通信量和整机能量。</w:t>
-            </w:r>
-          </w:p>
-          <w:p>
-            <w:pPr>
-              <w:keepNext w:val="0"/>
-              <w:keepLines w:val="0"/>
-              <w:spacing w:beforeLines="50" w:after="100" w:line="240" w:lineRule="auto"/>
-              <w:jc w:val="left"/>
-              <w:rPr>
-                <w:rFonts w:hint="default" w:ascii="Times New Roman" w:hAnsi="Times New Roman" w:eastAsia="宋体" w:cs="Times New Roman"/>
-                <w:sz w:val="21"/>
-                <w:szCs w:val="28"/>
-                <w:lang w:val="en-US" w:eastAsia="zh-CN"/>
-              </w:rPr>
-            </w:pPr>
-            <w:r>
-              <w:rPr>
-                <w:rFonts w:hint="default" w:ascii="Times New Roman" w:hAnsi="Times New Roman" w:eastAsia="宋体" w:cs="Times New Roman"/>
-                <w:sz w:val="21"/>
-                <w:szCs w:val="28"/>
-                <w:lang w:val="en-US" w:eastAsia="zh-CN"/>
-              </w:rPr>
-              <w:t>WP4系统与验证：实现设备档案、支管示意、原始/处理量趋势、事件列表、处理确认、回放及导出。离线和无效数据单独显示，不把掉线当正常。完成台架、独立批次、无线和连续运行验证，并据现场许可开展正常轮灌适应性试验。系统闭环到管理确认为止，自动阀控不列入本期必做任务。</w:t>
-            </w:r>
-          </w:p>
-          <w:p>
-            <w:pPr>
-              <w:keepNext w:val="0"/>
-              <w:keepLines w:val="0"/>
-              <w:spacing w:beforeLines="50" w:after="100" w:line="240" w:lineRule="auto"/>
-              <w:jc w:val="left"/>
-              <w:rPr>
-                <w:rFonts w:hint="default" w:ascii="Times New Roman" w:hAnsi="Times New Roman" w:eastAsia="宋体" w:cs="Times New Roman"/>
-                <w:sz w:val="21"/>
-                <w:szCs w:val="28"/>
-                <w:lang w:val="en-US" w:eastAsia="zh-CN"/>
-              </w:rPr>
-            </w:pPr>
-            <w:r>
-              <w:rPr>
-                <w:rFonts w:hint="default" w:ascii="Times New Roman" w:hAnsi="Times New Roman" w:eastAsia="宋体" w:cs="Times New Roman"/>
-                <w:sz w:val="21"/>
-                <w:szCs w:val="28"/>
-                <w:lang w:val="en-US" w:eastAsia="zh-CN"/>
-              </w:rPr>
-              <w:t>2 项目目标和早期判据</w:t>
-            </w:r>
-          </w:p>
-          <w:p>
-            <w:pPr>
-              <w:keepNext w:val="0"/>
-              <w:keepLines w:val="0"/>
-              <w:spacing w:beforeLines="50" w:after="100" w:line="240" w:lineRule="auto"/>
-              <w:jc w:val="left"/>
-              <w:rPr>
-                <w:rFonts w:hint="default" w:ascii="Times New Roman" w:hAnsi="Times New Roman" w:eastAsia="宋体" w:cs="Times New Roman"/>
-                <w:sz w:val="21"/>
-                <w:szCs w:val="28"/>
-                <w:lang w:val="en-US" w:eastAsia="zh-CN"/>
-              </w:rPr>
-            </w:pPr>
-            <w:r>
-              <w:rPr>
-                <w:rFonts w:hint="default" w:ascii="Times New Roman" w:hAnsi="Times New Roman" w:eastAsia="宋体" w:cs="Times New Roman"/>
-                <w:sz w:val="21"/>
-                <w:szCs w:val="28"/>
-                <w:lang w:val="en-US" w:eastAsia="zh-CN"/>
-              </w:rPr>
-              <w:t>总体目标是研制可采集、可有限诊断、可可靠传输和可独立验证的原型，报告低成本测量下两类故障的辨识程度与告警取舍。定位只到监测支管及压力点所包围区段，不承诺单滴头、厘米级漏点、堵塞材料或化学生物机制。</w:t>
-            </w:r>
-          </w:p>
-          <w:p>
-            <w:pPr>
-              <w:keepNext w:val="0"/>
-              <w:keepLines w:val="0"/>
-              <w:spacing w:beforeLines="50" w:after="100" w:line="240" w:lineRule="auto"/>
-              <w:jc w:val="left"/>
-              <w:rPr>
-                <w:rFonts w:hint="default" w:ascii="Times New Roman" w:hAnsi="Times New Roman" w:eastAsia="宋体" w:cs="Times New Roman"/>
-                <w:sz w:val="21"/>
-                <w:szCs w:val="28"/>
-                <w:lang w:val="en-US" w:eastAsia="zh-CN"/>
-              </w:rPr>
-            </w:pPr>
-            <w:r>
-              <w:rPr>
-                <w:rFonts w:hint="default" w:ascii="Times New Roman" w:hAnsi="Times New Roman" w:eastAsia="宋体" w:cs="Times New Roman"/>
-                <w:sz w:val="21"/>
-                <w:szCs w:val="28"/>
-                <w:lang w:val="en-US" w:eastAsia="zh-CN"/>
-              </w:rPr>
-              <w:t>“早期”指在独立参考测量确定的预设失效判据前首次可靠发现，须同时记录故障程度、误报、漏检和本地/远端时间。分别评价故障到本地发现、本地提示到远端接收及相对于失效判据的提前量，没有参照的“响应快”不等同早期收益。</w:t>
-            </w:r>
-          </w:p>
-          <w:p>
-            <w:pPr>
-              <w:keepNext w:val="0"/>
-              <w:keepLines w:val="0"/>
-              <w:spacing w:beforeLines="50" w:after="100" w:line="240" w:lineRule="auto"/>
-              <w:jc w:val="left"/>
-              <w:rPr>
-                <w:rFonts w:hint="default" w:ascii="Times New Roman" w:hAnsi="Times New Roman" w:eastAsia="宋体" w:cs="Times New Roman"/>
-                <w:sz w:val="21"/>
-                <w:szCs w:val="28"/>
-                <w:lang w:val="en-US" w:eastAsia="zh-CN"/>
-              </w:rPr>
-            </w:pPr>
-            <w:r>
-              <w:rPr>
-                <w:rFonts w:hint="default" w:ascii="Times New Roman" w:hAnsi="Times New Roman" w:eastAsia="宋体" w:cs="Times New Roman"/>
-                <w:sz w:val="21"/>
-                <w:szCs w:val="28"/>
-                <w:lang w:val="en-US" w:eastAsia="zh-CN"/>
-              </w:rPr>
-              <w:t>拟考察相对同工况健康流量偏离5%、10%、15%的程度，形成检出、误报和提前量曲线。现有仿真的15%为演示判据，不是农学损失界限或行业标准。实际程度、测试范围及验收阈值须经导师审核，并以参考标定和预实验进一步冻结；目前不承诺95%准确率或固定节电比例。</w:t>
-            </w:r>
-          </w:p>
-          <w:p>
-            <w:pPr>
-              <w:keepNext w:val="0"/>
-              <w:keepLines w:val="0"/>
-              <w:spacing w:beforeLines="50" w:after="100" w:line="240" w:lineRule="auto"/>
-              <w:jc w:val="left"/>
-              <w:rPr>
-                <w:rFonts w:hint="default" w:ascii="Times New Roman" w:hAnsi="Times New Roman" w:eastAsia="宋体" w:cs="Times New Roman"/>
-                <w:sz w:val="21"/>
-                <w:szCs w:val="28"/>
-                <w:lang w:val="en-US" w:eastAsia="zh-CN"/>
-              </w:rPr>
-            </w:pPr>
-            <w:r>
-              <w:rPr>
-                <w:rFonts w:hint="default" w:ascii="Times New Roman" w:hAnsi="Times New Roman" w:eastAsia="宋体" w:cs="Times New Roman"/>
-                <w:sz w:val="21"/>
-                <w:szCs w:val="28"/>
-                <w:lang w:val="en-US" w:eastAsia="zh-CN"/>
-              </w:rPr>
-              <w:t>3 技术路线及模型依据</w:t>
-            </w:r>
-          </w:p>
-          <w:p>
-            <w:pPr>
-              <w:keepNext w:val="0"/>
-              <w:keepLines w:val="0"/>
-              <w:spacing w:beforeLines="50" w:after="100" w:line="240" w:lineRule="auto"/>
-              <w:jc w:val="left"/>
-              <w:rPr>
-                <w:rFonts w:hint="default" w:ascii="Times New Roman" w:hAnsi="Times New Roman" w:eastAsia="宋体" w:cs="Times New Roman"/>
-                <w:sz w:val="21"/>
-                <w:szCs w:val="28"/>
-                <w:lang w:val="en-US" w:eastAsia="zh-CN"/>
-              </w:rPr>
-            </w:pPr>
-            <w:r>
-              <w:rPr>
-                <w:rFonts w:hint="default" w:ascii="Times New Roman" w:hAnsi="Times New Roman" w:eastAsia="宋体" w:cs="Times New Roman"/>
-                <w:sz w:val="21"/>
-                <w:szCs w:val="28"/>
-                <w:lang w:val="en-US" w:eastAsia="zh-CN"/>
-              </w:rPr>
-              <w:t>场景调查→文献及模型→布点和差压可观测性→标定及有线台架→有限诊断和强基线→LoRa可靠告警→管理软件及独立验证→条件允许的现场适应性→报告与论文。测量不具备可重复、可标定条件时，不以网页或无线演示代替故障可观测性验证。</w:t>
-            </w:r>
-          </w:p>
-          <w:p>
-            <w:pPr>
-              <w:keepNext w:val="0"/>
-              <w:keepLines w:val="0"/>
-              <w:spacing w:beforeLines="50" w:after="100" w:line="240" w:lineRule="auto"/>
-              <w:jc w:val="left"/>
-              <w:rPr>
-                <w:rFonts w:hint="default" w:ascii="Times New Roman" w:hAnsi="Times New Roman" w:eastAsia="宋体" w:cs="Times New Roman"/>
-                <w:sz w:val="21"/>
-                <w:szCs w:val="28"/>
-                <w:lang w:val="en-US" w:eastAsia="zh-CN"/>
-              </w:rPr>
-            </w:pPr>
-            <w:r>
-              <w:rPr>
-                <w:rFonts w:hint="default" w:ascii="Times New Roman" w:hAnsi="Times New Roman" w:eastAsia="宋体" w:cs="Times New Roman"/>
-                <w:sz w:val="21"/>
-                <w:szCs w:val="28"/>
-                <w:lang w:val="en-US" w:eastAsia="zh-CN"/>
-              </w:rPr>
-              <w:t>设计假设下P0-P1=R·Q²、Q=C·√P1。负载系数C增大可表现为下游泄漏模式，局部R增大可表现为受限模式；两压力点有望区分单点下混淆的供压变化与局部受限。但未知正常负载也可与泄漏同形，差分偏置可与受限混淆。增加测点仍需操作信息、校准与不确定性输出，不是通用辨因保证。</w:t>
-            </w:r>
-          </w:p>
-          <w:p>
-            <w:pPr>
-              <w:keepNext w:val="0"/>
-              <w:keepLines w:val="0"/>
-              <w:spacing w:beforeLines="50" w:after="100" w:line="240" w:lineRule="auto"/>
-              <w:jc w:val="left"/>
-              <w:rPr>
-                <w:rFonts w:hint="default" w:ascii="Times New Roman" w:hAnsi="Times New Roman" w:eastAsia="宋体" w:cs="Times New Roman"/>
-                <w:sz w:val="21"/>
-                <w:szCs w:val="28"/>
-                <w:lang w:val="en-US" w:eastAsia="zh-CN"/>
-              </w:rPr>
-            </w:pPr>
-            <w:r>
-              <w:rPr>
-                <w:rFonts w:hint="default" w:ascii="Times New Roman" w:hAnsi="Times New Roman" w:eastAsia="宋体" w:cs="Times New Roman"/>
-                <w:sz w:val="21"/>
-                <w:szCs w:val="28"/>
-                <w:lang w:val="en-US" w:eastAsia="zh-CN"/>
-              </w:rPr>
-              <w:t>4 实验方案和主要问题</w:t>
-            </w:r>
-          </w:p>
-          <w:p>
-            <w:pPr>
-              <w:keepNext w:val="0"/>
-              <w:keepLines w:val="0"/>
-              <w:spacing w:beforeLines="50" w:after="100" w:line="240" w:lineRule="auto"/>
-              <w:jc w:val="left"/>
-              <w:rPr>
-                <w:rFonts w:hint="default" w:ascii="Times New Roman" w:hAnsi="Times New Roman" w:eastAsia="宋体" w:cs="Times New Roman"/>
-                <w:sz w:val="21"/>
-                <w:szCs w:val="28"/>
-                <w:lang w:val="en-US" w:eastAsia="zh-CN"/>
-              </w:rPr>
-            </w:pPr>
-            <w:r>
-              <w:rPr>
-                <w:rFonts w:hint="default" w:ascii="Times New Roman" w:hAnsi="Times New Roman" w:eastAsia="宋体" w:cs="Times New Roman"/>
-                <w:sz w:val="21"/>
-                <w:szCs w:val="28"/>
-                <w:lang w:val="en-US" w:eastAsia="zh-CN"/>
-              </w:rPr>
-              <w:t>标定层：对两压力点、流量及同步进行多点参考校核，比较健康压降与差压合成误差。拟借参考压力表、容积/称重及电流设备；误差覆盖目标变化时调整量程、布点或目标程度。</w:t>
-            </w:r>
-          </w:p>
-          <w:p>
-            <w:pPr>
-              <w:keepNext w:val="0"/>
-              <w:keepLines w:val="0"/>
-              <w:spacing w:beforeLines="50" w:after="100" w:line="240" w:lineRule="auto"/>
-              <w:jc w:val="left"/>
-              <w:rPr>
-                <w:rFonts w:hint="default" w:ascii="Times New Roman" w:hAnsi="Times New Roman" w:eastAsia="宋体" w:cs="Times New Roman"/>
-                <w:sz w:val="21"/>
-                <w:szCs w:val="28"/>
-                <w:lang w:val="en-US" w:eastAsia="zh-CN"/>
-              </w:rPr>
-            </w:pPr>
-            <w:r>
-              <w:rPr>
-                <w:rFonts w:hint="default" w:ascii="Times New Roman" w:hAnsi="Times New Roman" w:eastAsia="宋体" w:cs="Times New Roman"/>
-                <w:sz w:val="21"/>
-                <w:szCs w:val="28"/>
-                <w:lang w:val="en-US" w:eastAsia="zh-CN"/>
-              </w:rPr>
-              <w:t>水力层：安排正常稳定、正常切换、渐进泄漏、渐进受限、切换期间异常五组工况。供压80/120/160kPa为暂定设计网格，实际范围以设备能力为准；两个故障类型×三个供压×三个程度×至少3次独立操作，拟54次主要故障试验，正常与切换对照另安排。以独立日志标操作时间，以参考流量、泄漏收集量及设置确定程度。阀门节流只模拟水力受限，不冒充真实滴头堵塞。</w:t>
-            </w:r>
-          </w:p>
-          <w:p>
-            <w:pPr>
-              <w:keepNext w:val="0"/>
-              <w:keepLines w:val="0"/>
-              <w:spacing w:beforeLines="50" w:after="100" w:line="240" w:lineRule="auto"/>
-              <w:jc w:val="left"/>
-              <w:rPr>
-                <w:rFonts w:hint="default" w:ascii="Times New Roman" w:hAnsi="Times New Roman" w:eastAsia="宋体" w:cs="Times New Roman"/>
-                <w:sz w:val="21"/>
-                <w:szCs w:val="28"/>
-                <w:lang w:val="en-US" w:eastAsia="zh-CN"/>
-              </w:rPr>
-            </w:pPr>
-            <w:r>
-              <w:rPr>
-                <w:rFonts w:hint="default" w:ascii="Times New Roman" w:hAnsi="Times New Roman" w:eastAsia="宋体" w:cs="Times New Roman"/>
-                <w:sz w:val="21"/>
-                <w:szCs w:val="28"/>
-                <w:lang w:val="en-US" w:eastAsia="zh-CN"/>
-              </w:rPr>
-              <w:t>方法层：同信息条件下比较固定阈值、切换等待、压力归一化、双点特征与候选方法，做单点/双点、阀态及持续判据消融。小试调参、按独立日或批次留出验证；报告每小时误报、独立试次漏检及正确模式、提前量分布和失败案例。相邻采样点不能当作独立实验。</w:t>
-            </w:r>
-          </w:p>
-          <w:p>
-            <w:pPr>
-              <w:keepNext w:val="0"/>
-              <w:keepLines w:val="0"/>
-              <w:spacing w:beforeLines="50" w:after="100" w:line="240" w:lineRule="auto"/>
-              <w:jc w:val="left"/>
-              <w:rPr>
-                <w:rFonts w:hint="default" w:ascii="Times New Roman" w:hAnsi="Times New Roman" w:eastAsia="宋体" w:cs="Times New Roman"/>
-                <w:sz w:val="21"/>
-                <w:szCs w:val="28"/>
-                <w:lang w:val="en-US" w:eastAsia="zh-CN"/>
-              </w:rPr>
-            </w:pPr>
-            <w:r>
-              <w:rPr>
-                <w:rFonts w:hint="default" w:ascii="Times New Roman" w:hAnsi="Times New Roman" w:eastAsia="宋体" w:cs="Times New Roman"/>
-                <w:sz w:val="21"/>
-                <w:szCs w:val="28"/>
-                <w:lang w:val="en-US" w:eastAsia="zh-CN"/>
-              </w:rPr>
-              <w:t>通信与系统层：同检测、载荷、确认及无线设置比较上报策略，测帧、字节、两段延迟及完整供电边界内能量；补充短时故障、阻断、离线、重启和溢出。计划单次≥8小时连续台架记录与≥3次掉电恢复功能检查，帧数不替代续航实测。</w:t>
-            </w:r>
-          </w:p>
-          <w:p>
-            <w:pPr>
-              <w:keepNext w:val="0"/>
-              <w:keepLines w:val="0"/>
-              <w:spacing w:beforeLines="50" w:after="100" w:line="240" w:lineRule="auto"/>
-              <w:jc w:val="left"/>
-              <w:rPr>
-                <w:rFonts w:hint="default" w:ascii="Times New Roman" w:hAnsi="Times New Roman" w:eastAsia="宋体" w:cs="Times New Roman"/>
-                <w:sz w:val="21"/>
-                <w:szCs w:val="28"/>
-                <w:lang w:val="en-US" w:eastAsia="zh-CN"/>
-              </w:rPr>
-            </w:pPr>
-            <w:r>
-              <w:rPr>
-                <w:rFonts w:hint="default" w:ascii="Times New Roman" w:hAnsi="Times New Roman" w:eastAsia="宋体" w:cs="Times New Roman"/>
-                <w:sz w:val="21"/>
-                <w:szCs w:val="28"/>
-                <w:lang w:val="en-US" w:eastAsia="zh-CN"/>
-              </w:rPr>
-              <w:t>场景层：取得许可后采集真实轮灌、供压和操作信息。只有正常数据时，只评价安装、链路和正常响应，不计算田间故障准确率；现场未落实时以台架研究保证基础交付，南疆部署适用性保留为待验证。</w:t>
-            </w:r>
-          </w:p>
-          <w:p>
-            <w:pPr>
-              <w:keepNext w:val="0"/>
-              <w:keepLines w:val="0"/>
-              <w:spacing w:beforeLines="50" w:after="100" w:line="240" w:lineRule="auto"/>
-              <w:jc w:val="left"/>
-              <w:rPr>
-                <w:rFonts w:hint="default" w:ascii="Times New Roman" w:hAnsi="Times New Roman" w:eastAsia="宋体" w:cs="Times New Roman"/>
-                <w:sz w:val="21"/>
-                <w:szCs w:val="28"/>
-                <w:lang w:val="en-US" w:eastAsia="zh-CN"/>
-              </w:rPr>
-            </w:pPr>
-            <w:r>
-              <w:rPr>
-                <w:rFonts w:hint="default" w:ascii="Times New Roman" w:hAnsi="Times New Roman" w:eastAsia="宋体" w:cs="Times New Roman"/>
-                <w:sz w:val="21"/>
-                <w:szCs w:val="28"/>
-                <w:lang w:val="en-US" w:eastAsia="zh-CN"/>
-              </w:rPr>
-              <w:t>主要问题是操作/故障混淆、差压误差、短时事件漏送和数据不可追踪，分别用有限输出、标定及健康核查、可靠事件机制和原始记录解决。多节点、太阳能、云端大模型及自动阀控列为条件扩展，优先用增加资助改善测量与重复质量。</w:t>
-            </w:r>
-          </w:p>
-          <w:p>
-            <w:pPr>
-              <w:keepNext w:val="0"/>
-              <w:keepLines w:val="0"/>
-              <w:spacing w:beforeLines="50" w:after="100" w:line="240" w:lineRule="auto"/>
-              <w:jc w:val="left"/>
-              <w:rPr>
-                <w:rFonts w:hint="eastAsia" w:ascii="Times New Roman" w:hAnsi="Times New Roman" w:cs="Times New Roman"/>
-                <w:sz w:val="21"/>
-                <w:szCs w:val="28"/>
-                <w:lang w:val="en-US" w:eastAsia="zh-CN"/>
-              </w:rPr>
-            </w:pPr>
-            <w:r>
-              <w:rPr>
-                <w:rFonts w:hint="eastAsia" w:ascii="Times New Roman" w:hAnsi="Times New Roman" w:cs="Times New Roman"/>
-                <w:sz w:val="21"/>
-                <w:szCs w:val="28"/>
-                <w:lang w:val="en-US" w:eastAsia="zh-CN"/>
-              </w:rPr>
-              <w:t>图1 支管巡检系统信息闭环设计 尚未连接实物</w:t>
-            </w:r>
-          </w:p>
-          <w:p>
-            <w:pPr>
-              <w:keepNext w:val="0"/>
-              <w:keepLines w:val="0"/>
+              <w:keepLines/>
               <w:spacing w:beforeLines="50" w:after="100" w:line="240" w:lineRule="auto"/>
               <w:jc w:val="center"/>
               <w:rPr>
-                <w:rFonts w:hint="default" w:ascii="Times New Roman" w:hAnsi="Times New Roman" w:cs="Times New Roman"/>
-                <w:sz w:val="21"/>
-                <w:szCs w:val="28"/>
-                <w:lang w:val="en-US" w:eastAsia="zh-CN"/>
-              </w:rPr>
-            </w:pPr>
-            <w:r>
-              <w:rPr>
-                <w:rFonts w:hint="default" w:ascii="Times New Roman" w:hAnsi="Times New Roman" w:cs="Times New Roman"/>
+                <w:rFonts w:hint="default" w:ascii="Times New Roman" w:hAnsi="Times New Roman" w:eastAsia="宋体" w:cs="Times New Roman"/>
+                <w:sz w:val="21"/>
+                <w:szCs w:val="28"/>
+                <w:lang w:val="en-US" w:eastAsia="zh-CN"/>
+              </w:rPr>
+            </w:pPr>
+            <w:r>
+              <w:rPr>
+                <w:rFonts w:hint="default" w:ascii="Times New Roman" w:hAnsi="Times New Roman" w:eastAsia="宋体" w:cs="Times New Roman"/>
                 <w:sz w:val="21"/>
                 <w:szCs w:val="28"/>
                 <w:lang w:val="en-US" w:eastAsia="zh-CN"/>
               </w:rPr>
               <w:pict>
-                <v:shape id="_x0000_i1026" o:spt="75" alt="system_scope" type="#_x0000_t75" style="height:178.4pt;width:435pt;" filled="f" o:preferrelative="t" stroked="f" coordsize="21600,21600">
+                <v:shape id="_x0000_i1026" o:spt="75" alt="图1 支管巡检系统架构与信息闭环设计" type="#_x0000_t75" style="height:217.1pt;width:425pt;" filled="f" o:preferrelative="t" stroked="f" coordsize="21600,21600">
                   <v:path/>
                   <v:fill on="f" focussize="0,0"/>
                   <v:stroke on="f"/>
@@ -3654,52 +3292,143 @@
                 </v:shape>
               </w:pict>
             </w:r>
+            <w:r>
+              <w:rPr>
+                <w:rFonts w:hint="eastAsia" w:ascii="Times New Roman" w:hAnsi="Times New Roman" w:cs="Times New Roman"/>
+                <w:sz w:val="21"/>
+                <w:szCs w:val="28"/>
+                <w:lang w:val="en-US" w:eastAsia="zh-CN"/>
+              </w:rPr>
+              <w:br w:type="textWrapping"/>
+            </w:r>
+            <w:r>
+              <w:rPr>
+                <w:rFonts w:hint="eastAsia" w:ascii="Times New Roman" w:hAnsi="Times New Roman" w:cs="Times New Roman"/>
+                <w:sz w:val="18"/>
+                <w:szCs w:val="28"/>
+                <w:lang w:val="en-US" w:eastAsia="zh-CN"/>
+              </w:rPr>
+              <w:t>图1 支管巡检系统架构与信息闭环设计</w:t>
+            </w:r>
           </w:p>
           <w:p>
             <w:pPr>
               <w:keepNext w:val="0"/>
-              <w:keepLines w:val="0"/>
+              <w:keepLines/>
+              <w:spacing w:beforeLines="50" w:after="100" w:line="240" w:lineRule="auto"/>
+              <w:jc w:val="left"/>
+              <w:rPr>
+                <w:rFonts w:hint="default" w:ascii="Times New Roman" w:hAnsi="Times New Roman" w:eastAsia="宋体" w:cs="Times New Roman"/>
+                <w:sz w:val="21"/>
+                <w:szCs w:val="28"/>
+                <w:lang w:val="en-US" w:eastAsia="zh-CN"/>
+              </w:rPr>
+            </w:pPr>
+            <w:r>
+              <w:rPr>
+                <w:rFonts w:hint="default" w:ascii="Times New Roman" w:hAnsi="Times New Roman" w:eastAsia="宋体" w:cs="Times New Roman"/>
+                <w:sz w:val="21"/>
+                <w:szCs w:val="28"/>
+                <w:lang w:val="en-US" w:eastAsia="zh-CN"/>
+              </w:rPr>
+              <w:t>系统闭环截至管理确认，自动阀控不列入本期基础任务。一个节点用于研究一个被监测区段，双支路用于制造共同供水与正常切换条件；它们并不代表已完成多节点田间部署。增加节点和现场适应性试验以资助、许可和测量质量为条件。</w:t>
+            </w:r>
+          </w:p>
+          <w:p>
+            <w:pPr>
+              <w:keepNext/>
+              <w:keepLines/>
+              <w:spacing w:before="140" w:beforeLines="50" w:after="100" w:line="240" w:lineRule="auto"/>
+              <w:jc w:val="left"/>
+              <w:rPr>
+                <w:rFonts w:hint="default" w:ascii="Times New Roman" w:hAnsi="Times New Roman" w:eastAsia="宋体" w:cs="Times New Roman"/>
+                <w:b/>
+                <w:sz w:val="21"/>
+                <w:szCs w:val="28"/>
+                <w:lang w:val="en-US" w:eastAsia="zh-CN"/>
+              </w:rPr>
+            </w:pPr>
+            <w:r>
+              <w:rPr>
+                <w:rFonts w:hint="default" w:ascii="Times New Roman" w:hAnsi="Times New Roman" w:eastAsia="宋体" w:cs="Times New Roman"/>
+                <w:b/>
+                <w:sz w:val="21"/>
+                <w:szCs w:val="28"/>
+                <w:lang w:val="en-US" w:eastAsia="zh-CN"/>
+              </w:rPr>
+              <w:t>2 水力感知与台架设计</w:t>
+            </w:r>
+          </w:p>
+          <w:p>
+            <w:pPr>
+              <w:keepNext/>
+              <w:keepLines/>
+              <w:spacing w:before="140" w:beforeLines="50" w:after="100" w:line="240" w:lineRule="auto"/>
+              <w:jc w:val="left"/>
+              <w:rPr>
+                <w:rFonts w:hint="default" w:ascii="Times New Roman" w:hAnsi="Times New Roman" w:eastAsia="宋体" w:cs="Times New Roman"/>
+                <w:b/>
+                <w:sz w:val="21"/>
+                <w:szCs w:val="28"/>
+                <w:lang w:val="en-US" w:eastAsia="zh-CN"/>
+              </w:rPr>
+            </w:pPr>
+            <w:r>
+              <w:rPr>
+                <w:rFonts w:hint="default" w:ascii="Times New Roman" w:hAnsi="Times New Roman" w:eastAsia="宋体" w:cs="Times New Roman"/>
+                <w:b/>
+                <w:sz w:val="21"/>
+                <w:szCs w:val="28"/>
+                <w:lang w:val="en-US" w:eastAsia="zh-CN"/>
+              </w:rPr>
+              <w:t>2.1 布点与故障注入</w:t>
+            </w:r>
+          </w:p>
+          <w:p>
+            <w:pPr>
+              <w:keepNext w:val="0"/>
+              <w:keepLines/>
+              <w:spacing w:beforeLines="50" w:after="100" w:line="240" w:lineRule="auto"/>
+              <w:jc w:val="left"/>
+              <w:rPr>
+                <w:rFonts w:hint="default" w:ascii="Times New Roman" w:hAnsi="Times New Roman" w:eastAsia="宋体" w:cs="Times New Roman"/>
+                <w:sz w:val="21"/>
+                <w:szCs w:val="28"/>
+                <w:lang w:val="en-US" w:eastAsia="zh-CN"/>
+              </w:rPr>
+            </w:pPr>
+            <w:r>
+              <w:rPr>
+                <w:rFonts w:hint="default" w:ascii="Times New Roman" w:hAnsi="Times New Roman" w:eastAsia="宋体" w:cs="Times New Roman"/>
+                <w:sz w:val="21"/>
+                <w:szCs w:val="28"/>
+                <w:lang w:val="en-US" w:eastAsia="zh-CN"/>
+              </w:rPr>
+              <w:t>P0位于监测区段入口，P1位于集中受限元件下游，Q位于泄漏旁路与A负载分流之前，记录两者的总流量；B支路连接同一供水源，用于模拟其他轮灌负载或正常切换。A支路逐步打开泄漏旁路模拟等效泄漏，逐步调节受限元件模拟局部阻力增加，分别记录操作、收集量和参考读数。图2用于限定观测区段与两种故障的注入位置。</w:t>
+            </w:r>
+          </w:p>
+          <w:p>
+            <w:pPr>
+              <w:keepNext w:val="0"/>
+              <w:keepLines/>
               <w:spacing w:beforeLines="50" w:after="100" w:line="240" w:lineRule="auto"/>
               <w:jc w:val="center"/>
               <w:rPr>
-                <w:rFonts w:hint="eastAsia" w:ascii="Times New Roman" w:hAnsi="Times New Roman" w:cs="Times New Roman"/>
-                <w:sz w:val="21"/>
-                <w:szCs w:val="28"/>
-                <w:lang w:val="en-US" w:eastAsia="zh-CN"/>
-              </w:rPr>
-            </w:pPr>
-            <w:r>
-              <w:rPr>
-                <w:rFonts w:hint="eastAsia" w:ascii="Times New Roman" w:hAnsi="Times New Roman" w:cs="Times New Roman"/>
-                <w:sz w:val="21"/>
-                <w:szCs w:val="28"/>
-                <w:lang w:val="en-US" w:eastAsia="zh-CN"/>
-              </w:rPr>
-              <w:t>图2 双压力流量布点与台架设计 非实物照片</w:t>
-            </w:r>
-          </w:p>
-          <w:p>
-            <w:pPr>
-              <w:keepNext w:val="0"/>
-              <w:keepLines w:val="0"/>
-              <w:spacing w:beforeLines="50" w:after="100" w:line="240" w:lineRule="auto"/>
-              <w:jc w:val="center"/>
-              <w:rPr>
-                <w:rFonts w:hint="default" w:ascii="Times New Roman" w:hAnsi="Times New Roman" w:cs="Times New Roman"/>
-                <w:sz w:val="21"/>
-                <w:szCs w:val="28"/>
-                <w:lang w:val="en-US" w:eastAsia="zh-CN"/>
-              </w:rPr>
-            </w:pPr>
-            <w:r>
-              <w:rPr>
-                <w:rFonts w:hint="default" w:ascii="Times New Roman" w:hAnsi="Times New Roman" w:cs="Times New Roman"/>
+                <w:rFonts w:hint="default" w:ascii="Times New Roman" w:hAnsi="Times New Roman" w:eastAsia="宋体" w:cs="Times New Roman"/>
+                <w:sz w:val="21"/>
+                <w:szCs w:val="28"/>
+                <w:lang w:val="en-US" w:eastAsia="zh-CN"/>
+              </w:rPr>
+            </w:pPr>
+            <w:r>
+              <w:rPr>
+                <w:rFonts w:hint="default" w:ascii="Times New Roman" w:hAnsi="Times New Roman" w:eastAsia="宋体" w:cs="Times New Roman"/>
                 <w:sz w:val="21"/>
                 <w:szCs w:val="28"/>
                 <w:lang w:val="en-US" w:eastAsia="zh-CN"/>
               </w:rPr>
               <w:pict>
-                <v:shape id="_x0000_i1027" o:spt="75" alt="dual_pressure_layout" type="#_x0000_t75" style="height:193.35pt;width:435pt;" filled="f" o:preferrelative="t" stroked="f" coordsize="21600,21600">
+                <v:shape id="_x0000_i1027" o:spt="75" alt="图2 双压力流量布点与双支路台架设计" type="#_x0000_t75" style="height:197pt;width:425pt;" filled="f" o:preferrelative="t" stroked="f" coordsize="21600,21600">
                   <v:path/>
                   <v:fill on="f" focussize="0,0"/>
                   <v:stroke on="f"/>
@@ -3710,61 +3439,3112 @@
                 </v:shape>
               </w:pict>
             </w:r>
+            <w:r>
+              <w:rPr>
+                <w:rFonts w:hint="eastAsia" w:ascii="Times New Roman" w:hAnsi="Times New Roman" w:cs="Times New Roman"/>
+                <w:sz w:val="21"/>
+                <w:szCs w:val="28"/>
+                <w:lang w:val="en-US" w:eastAsia="zh-CN"/>
+              </w:rPr>
+              <w:br w:type="textWrapping"/>
+            </w:r>
+            <w:r>
+              <w:rPr>
+                <w:rFonts w:hint="eastAsia" w:ascii="Times New Roman" w:hAnsi="Times New Roman" w:cs="Times New Roman"/>
+                <w:sz w:val="18"/>
+                <w:szCs w:val="28"/>
+                <w:lang w:val="en-US" w:eastAsia="zh-CN"/>
+              </w:rPr>
+              <w:t>图2 双压力流量布点与双支路台架设计</w:t>
+            </w:r>
           </w:p>
           <w:p>
             <w:pPr>
               <w:keepNext w:val="0"/>
-              <w:keepLines w:val="0"/>
+              <w:keepLines/>
+              <w:spacing w:beforeLines="50" w:after="100" w:line="240" w:lineRule="auto"/>
+              <w:jc w:val="left"/>
+              <w:rPr>
+                <w:rFonts w:hint="default" w:ascii="Times New Roman" w:hAnsi="Times New Roman" w:eastAsia="宋体" w:cs="Times New Roman"/>
+                <w:sz w:val="21"/>
+                <w:szCs w:val="28"/>
+                <w:lang w:val="en-US" w:eastAsia="zh-CN"/>
+              </w:rPr>
+            </w:pPr>
+            <w:r>
+              <w:rPr>
+                <w:rFonts w:hint="default" w:ascii="Times New Roman" w:hAnsi="Times New Roman" w:eastAsia="宋体" w:cs="Times New Roman"/>
+                <w:sz w:val="21"/>
+                <w:szCs w:val="28"/>
+                <w:lang w:val="en-US" w:eastAsia="zh-CN"/>
+              </w:rPr>
+              <w:t>台架拟采用可调供水、支管、调节阀、三通、回水及泄漏收集装置，先完成稳定清水工况，再加入切换和故障变化。节流阀只模拟水力受限；滴头沉积、生物膜形成及真实堵塞材料机理不属于该替代试验能够证明的内容。</w:t>
+            </w:r>
+          </w:p>
+          <w:p>
+            <w:pPr>
+              <w:keepNext/>
+              <w:keepLines/>
+              <w:spacing w:before="140" w:beforeLines="50" w:after="100" w:line="240" w:lineRule="auto"/>
+              <w:jc w:val="left"/>
+              <w:rPr>
+                <w:rFonts w:hint="default" w:ascii="Times New Roman" w:hAnsi="Times New Roman" w:eastAsia="宋体" w:cs="Times New Roman"/>
+                <w:b/>
+                <w:sz w:val="21"/>
+                <w:szCs w:val="28"/>
+                <w:lang w:val="en-US" w:eastAsia="zh-CN"/>
+              </w:rPr>
+            </w:pPr>
+            <w:r>
+              <w:rPr>
+                <w:rFonts w:hint="default" w:ascii="Times New Roman" w:hAnsi="Times New Roman" w:eastAsia="宋体" w:cs="Times New Roman"/>
+                <w:b/>
+                <w:sz w:val="21"/>
+                <w:szCs w:val="28"/>
+                <w:lang w:val="en-US" w:eastAsia="zh-CN"/>
+              </w:rPr>
+              <w:t>2.2 节点硬件与数据采集</w:t>
+            </w:r>
+          </w:p>
+          <w:p>
+            <w:pPr>
+              <w:keepNext w:val="0"/>
+              <w:keepLines/>
+              <w:spacing w:beforeLines="50" w:after="100" w:line="240" w:lineRule="auto"/>
+              <w:jc w:val="left"/>
+              <w:rPr>
+                <w:rFonts w:hint="default" w:ascii="Times New Roman" w:hAnsi="Times New Roman" w:eastAsia="宋体" w:cs="Times New Roman"/>
+                <w:sz w:val="21"/>
+                <w:szCs w:val="28"/>
+                <w:lang w:val="en-US" w:eastAsia="zh-CN"/>
+              </w:rPr>
+            </w:pPr>
+            <w:r>
+              <w:rPr>
+                <w:rFonts w:hint="default" w:ascii="Times New Roman" w:hAnsi="Times New Roman" w:eastAsia="宋体" w:cs="Times New Roman"/>
+                <w:sz w:val="21"/>
+                <w:szCs w:val="28"/>
+                <w:lang w:val="en-US" w:eastAsia="zh-CN"/>
+              </w:rPr>
+              <w:t>节点主控拟采用STM32F103C8T6最小系统板，压力经电流采样电阻和ADS1115接入I²C，流量经电平转换接入定时计数，LoRa经UART连接，microSD经SPI保存原始记录。接收端采用另一只LoRa模块与3.3V USB-TTL连接已有电脑，以Python串口接收、SQLite存储和本地Web提供查看确认。该配置先完成开发板原型，减少自制PCB与第二主控的开发负担。图3给出拟实施连接关系。</w:t>
+            </w:r>
+          </w:p>
+          <w:p>
+            <w:pPr>
+              <w:keepNext w:val="0"/>
+              <w:keepLines/>
               <w:spacing w:beforeLines="50" w:after="100" w:line="240" w:lineRule="auto"/>
               <w:jc w:val="center"/>
               <w:rPr>
-                <w:rFonts w:hint="eastAsia" w:ascii="Times New Roman" w:hAnsi="Times New Roman" w:cs="Times New Roman"/>
-                <w:sz w:val="21"/>
-                <w:szCs w:val="28"/>
-                <w:lang w:val="en-US" w:eastAsia="zh-CN"/>
-              </w:rPr>
-            </w:pPr>
-            <w:r>
-              <w:rPr>
-                <w:rFonts w:hint="eastAsia" w:ascii="Times New Roman" w:hAnsi="Times New Roman" w:cs="Times New Roman"/>
-                <w:sz w:val="21"/>
-                <w:szCs w:val="28"/>
-                <w:lang w:val="en-US" w:eastAsia="zh-CN"/>
-              </w:rPr>
-              <w:t>图3 渐进故障与早期判据的合成模型检验 参数未标定 非实物性能</w:t>
-            </w:r>
-          </w:p>
-          <w:p>
-            <w:pPr>
-              <w:keepNext w:val="0"/>
-              <w:keepLines w:val="0"/>
-              <w:spacing w:beforeLines="50" w:after="100" w:line="240" w:lineRule="auto"/>
-              <w:jc w:val="center"/>
-              <w:rPr>
-                <w:rFonts w:hint="default" w:ascii="Times New Roman" w:hAnsi="Times New Roman" w:cs="Times New Roman"/>
-                <w:sz w:val="21"/>
-                <w:szCs w:val="28"/>
-                <w:lang w:val="en-US" w:eastAsia="zh-CN"/>
-              </w:rPr>
-            </w:pPr>
-            <w:r>
-              <w:rPr>
-                <w:rFonts w:hint="default" w:ascii="Times New Roman" w:hAnsi="Times New Roman" w:cs="Times New Roman"/>
+                <w:rFonts w:hint="default" w:ascii="Times New Roman" w:hAnsi="Times New Roman" w:eastAsia="宋体" w:cs="Times New Roman"/>
+                <w:sz w:val="21"/>
+                <w:szCs w:val="28"/>
+                <w:lang w:val="en-US" w:eastAsia="zh-CN"/>
+              </w:rPr>
+            </w:pPr>
+            <w:r>
+              <w:rPr>
+                <w:rFonts w:hint="default" w:ascii="Times New Roman" w:hAnsi="Times New Roman" w:eastAsia="宋体" w:cs="Times New Roman"/>
                 <w:sz w:val="21"/>
                 <w:szCs w:val="28"/>
                 <w:lang w:val="en-US" w:eastAsia="zh-CN"/>
               </w:rPr>
               <w:pict>
-                <v:shape id="_x0000_i1028" o:spt="75" alt="early_diagnosis" type="#_x0000_t75" style="height:166pt;width:435pt;" filled="f" o:preferrelative="t" stroked="f" coordsize="21600,21600">
+                <v:shape id="_x0000_i1028" o:spt="75" alt="图3 感知节点功能连接设计" type="#_x0000_t75" style="height:251.25pt;width:425pt;" filled="f" o:preferrelative="t" stroked="f" coordsize="21600,21600">
                   <v:path/>
                   <v:fill on="f" focussize="0,0"/>
                   <v:stroke on="f"/>
-                  <v:imagedata r:id="rId8" o:title="early_diagnosis"/>
+                  <v:imagedata r:id="rId8" o:title="hardware_node"/>
                   <o:lock v:ext="edit" aspectratio="t"/>
                   <w10:wrap type="none"/>
                   <w10:anchorlock/>
                 </v:shape>
               </w:pict>
+            </w:r>
+            <w:r>
+              <w:rPr>
+                <w:rFonts w:hint="eastAsia" w:ascii="Times New Roman" w:hAnsi="Times New Roman" w:cs="Times New Roman"/>
+                <w:sz w:val="21"/>
+                <w:szCs w:val="28"/>
+                <w:lang w:val="en-US" w:eastAsia="zh-CN"/>
+              </w:rPr>
+              <w:br w:type="textWrapping"/>
+            </w:r>
+            <w:r>
+              <w:rPr>
+                <w:rFonts w:hint="eastAsia" w:ascii="Times New Roman" w:hAnsi="Times New Roman" w:cs="Times New Roman"/>
+                <w:sz w:val="18"/>
+                <w:szCs w:val="28"/>
+                <w:lang w:val="en-US" w:eastAsia="zh-CN"/>
+              </w:rPr>
+              <w:t>图3 感知节点功能连接设计</w:t>
+            </w:r>
+          </w:p>
+          <w:p>
+            <w:pPr>
+              <w:keepNext w:val="0"/>
+              <w:keepLines/>
+              <w:spacing w:beforeLines="50" w:after="100" w:line="240" w:lineRule="auto"/>
+              <w:jc w:val="left"/>
+              <w:rPr>
+                <w:rFonts w:hint="default" w:ascii="Times New Roman" w:hAnsi="Times New Roman" w:eastAsia="宋体" w:cs="Times New Roman"/>
+                <w:sz w:val="21"/>
+                <w:szCs w:val="28"/>
+                <w:lang w:val="en-US" w:eastAsia="zh-CN"/>
+              </w:rPr>
+            </w:pPr>
+            <w:r>
+              <w:rPr>
+                <w:rFonts w:hint="default" w:ascii="Times New Roman" w:hAnsi="Times New Roman" w:eastAsia="宋体" w:cs="Times New Roman"/>
+                <w:sz w:val="21"/>
+                <w:szCs w:val="28"/>
+                <w:lang w:val="en-US" w:eastAsia="zh-CN"/>
+              </w:rPr>
+              <w:t>表1列出国内有供应资料的候选器件。型号按接口、测量范围和报价核定后冻结，尚未采购或完成接线。图4为供应商产品配图，用于说明候选形态及安装接口，不是本项目样机照片。</w:t>
+            </w:r>
+          </w:p>
+          <w:tbl>
+            <w:tblPr>
+              <w:tblStyle w:val="6"/>
+              <w:tblW w:w="8500" w:type="dxa"/>
+              <w:tblInd w:w="5" w:type="dxa"/>
+              <w:tblBorders>
+                <w:top w:val="none" w:color="auto" w:sz="0" w:space="0"/>
+                <w:left w:val="none" w:color="auto" w:sz="0" w:space="0"/>
+                <w:bottom w:val="none" w:color="auto" w:sz="0" w:space="0"/>
+                <w:right w:val="none" w:color="auto" w:sz="0" w:space="0"/>
+                <w:insideH w:val="none" w:color="auto" w:sz="0" w:space="0"/>
+                <w:insideV w:val="none" w:color="auto" w:sz="0" w:space="0"/>
+              </w:tblBorders>
+              <w:tblLayout w:type="fixed"/>
+              <w:tblCellMar>
+                <w:top w:w="0" w:type="dxa"/>
+                <w:left w:w="0" w:type="dxa"/>
+                <w:bottom w:w="0" w:type="dxa"/>
+                <w:right w:w="0" w:type="dxa"/>
+              </w:tblCellMar>
+            </w:tblPr>
+            <w:tblGrid>
+              <w:gridCol w:w="8500"/>
+            </w:tblGrid>
+            <w:tr>
+              <w:tblPrEx>
+                <w:tblBorders>
+                  <w:top w:val="none" w:color="auto" w:sz="0" w:space="0"/>
+                  <w:left w:val="none" w:color="auto" w:sz="0" w:space="0"/>
+                  <w:bottom w:val="none" w:color="auto" w:sz="0" w:space="0"/>
+                  <w:right w:val="none" w:color="auto" w:sz="0" w:space="0"/>
+                  <w:insideH w:val="none" w:color="auto" w:sz="0" w:space="0"/>
+                  <w:insideV w:val="none" w:color="auto" w:sz="0" w:space="0"/>
+                </w:tblBorders>
+                <w:tblCellMar>
+                  <w:top w:w="0" w:type="dxa"/>
+                  <w:left w:w="0" w:type="dxa"/>
+                  <w:bottom w:w="0" w:type="dxa"/>
+                  <w:right w:w="0" w:type="dxa"/>
+                </w:tblCellMar>
+              </w:tblPrEx>
+              <w:trPr>
+                <w:cantSplit/>
+              </w:trPr>
+              <w:tc>
+                <w:tcPr>
+                  <w:tcW w:w="9070" w:type="dxa"/>
+                  <w:tcBorders>
+                    <w:tl2br w:val="nil"/>
+                    <w:tr2bl w:val="nil"/>
+                  </w:tcBorders>
+                </w:tcPr>
+                <w:p>
+                  <w:pPr>
+                    <w:keepNext w:val="0"/>
+                    <w:keepLines/>
+                    <w:spacing w:beforeLines="50" w:after="140" w:line="240" w:lineRule="auto"/>
+                    <w:jc w:val="left"/>
+                    <w:rPr>
+                      <w:rFonts w:hint="eastAsia" w:ascii="Times New Roman" w:hAnsi="Times New Roman" w:cs="Times New Roman"/>
+                      <w:b/>
+                      <w:sz w:val="21"/>
+                      <w:szCs w:val="28"/>
+                      <w:vertAlign w:val="baseline"/>
+                      <w:lang w:val="en-US" w:eastAsia="zh-CN"/>
+                    </w:rPr>
+                  </w:pPr>
+                  <w:r>
+                    <w:rPr>
+                      <w:rFonts w:hint="eastAsia" w:ascii="Times New Roman" w:hAnsi="Times New Roman" w:cs="Times New Roman"/>
+                      <w:b/>
+                      <w:sz w:val="21"/>
+                      <w:szCs w:val="28"/>
+                      <w:vertAlign w:val="baseline"/>
+                      <w:lang w:val="en-US" w:eastAsia="zh-CN"/>
+                    </w:rPr>
+                    <w:t>表1 基础原型候选器件与接口</w:t>
+                  </w:r>
+                </w:p>
+                <w:tbl>
+                  <w:tblPr>
+                    <w:tblStyle w:val="6"/>
+                    <w:tblW w:w="8500" w:type="dxa"/>
+                    <w:tblInd w:w="3" w:type="dxa"/>
+                    <w:tblBorders>
+                      <w:top w:val="single" w:color="D9D9D9" w:sz="2" w:space="0"/>
+                      <w:left w:val="single" w:color="D9D9D9" w:sz="2" w:space="0"/>
+                      <w:bottom w:val="single" w:color="D9D9D9" w:sz="2" w:space="0"/>
+                      <w:right w:val="single" w:color="D9D9D9" w:sz="2" w:space="0"/>
+                      <w:insideH w:val="single" w:color="D9D9D9" w:sz="2" w:space="0"/>
+                      <w:insideV w:val="single" w:color="D9D9D9" w:sz="2" w:space="0"/>
+                    </w:tblBorders>
+                    <w:tblLayout w:type="fixed"/>
+                    <w:tblCellMar>
+                      <w:top w:w="100" w:type="dxa"/>
+                      <w:left w:w="100" w:type="dxa"/>
+                      <w:bottom w:w="100" w:type="dxa"/>
+                      <w:right w:w="100" w:type="dxa"/>
+                    </w:tblCellMar>
+                  </w:tblPr>
+                  <w:tblGrid>
+                    <w:gridCol w:w="1700"/>
+                    <w:gridCol w:w="3300"/>
+                    <w:gridCol w:w="3500"/>
+                  </w:tblGrid>
+                  <w:tr>
+                    <w:tblPrEx>
+                      <w:tblBorders>
+                        <w:top w:val="single" w:color="D9D9D9" w:sz="2" w:space="0"/>
+                        <w:left w:val="single" w:color="D9D9D9" w:sz="2" w:space="0"/>
+                        <w:bottom w:val="single" w:color="D9D9D9" w:sz="2" w:space="0"/>
+                        <w:right w:val="single" w:color="D9D9D9" w:sz="2" w:space="0"/>
+                        <w:insideH w:val="single" w:color="D9D9D9" w:sz="2" w:space="0"/>
+                        <w:insideV w:val="single" w:color="D9D9D9" w:sz="2" w:space="0"/>
+                      </w:tblBorders>
+                      <w:tblCellMar>
+                        <w:top w:w="100" w:type="dxa"/>
+                        <w:left w:w="100" w:type="dxa"/>
+                        <w:bottom w:w="100" w:type="dxa"/>
+                        <w:right w:w="100" w:type="dxa"/>
+                      </w:tblCellMar>
+                    </w:tblPrEx>
+                    <w:trPr>
+                      <w:cantSplit/>
+                      <w:tblHeader/>
+                    </w:trPr>
+                    <w:tc>
+                      <w:tcPr>
+                        <w:tcW w:w="1700" w:type="dxa"/>
+                        <w:tcBorders>
+                          <w:tl2br w:val="nil"/>
+                          <w:tr2bl w:val="nil"/>
+                        </w:tcBorders>
+                        <w:shd w:val="clear" w:color="auto" w:fill="EDEDED"/>
+                        <w:vAlign w:val="center"/>
+                      </w:tcPr>
+                      <w:p>
+                        <w:pPr>
+                          <w:keepNext/>
+                          <w:keepLines/>
+                          <w:spacing w:beforeLines="50" w:after="80" w:line="240" w:lineRule="auto"/>
+                          <w:jc w:val="left"/>
+                          <w:rPr>
+                            <w:rFonts w:hint="default" w:ascii="Times New Roman" w:hAnsi="Times New Roman" w:eastAsia="宋体" w:cs="Times New Roman"/>
+                            <w:b/>
+                            <w:sz w:val="19"/>
+                            <w:szCs w:val="28"/>
+                            <w:vertAlign w:val="baseline"/>
+                            <w:lang w:val="en-US" w:eastAsia="zh-CN"/>
+                          </w:rPr>
+                        </w:pPr>
+                        <w:r>
+                          <w:rPr>
+                            <w:rFonts w:hint="eastAsia" w:ascii="Times New Roman" w:hAnsi="Times New Roman" w:cs="Times New Roman"/>
+                            <w:b/>
+                            <w:sz w:val="19"/>
+                            <w:szCs w:val="28"/>
+                            <w:vertAlign w:val="baseline"/>
+                            <w:lang w:val="en-US" w:eastAsia="zh-CN"/>
+                          </w:rPr>
+                          <w:t>器件与数量</w:t>
+                        </w:r>
+                      </w:p>
+                    </w:tc>
+                    <w:tc>
+                      <w:tcPr>
+                        <w:tcW w:w="3300" w:type="dxa"/>
+                        <w:tcBorders>
+                          <w:tl2br w:val="nil"/>
+                          <w:tr2bl w:val="nil"/>
+                        </w:tcBorders>
+                        <w:shd w:val="clear" w:color="auto" w:fill="EDEDED"/>
+                        <w:vAlign w:val="center"/>
+                      </w:tcPr>
+                      <w:p>
+                        <w:pPr>
+                          <w:keepNext/>
+                          <w:keepLines/>
+                          <w:spacing w:beforeLines="50" w:after="80" w:line="240" w:lineRule="auto"/>
+                          <w:jc w:val="left"/>
+                          <w:rPr>
+                            <w:rFonts w:hint="default" w:ascii="Times New Roman" w:hAnsi="Times New Roman" w:eastAsia="宋体" w:cs="Times New Roman"/>
+                            <w:b/>
+                            <w:sz w:val="19"/>
+                            <w:szCs w:val="28"/>
+                            <w:vertAlign w:val="baseline"/>
+                            <w:lang w:val="en-US" w:eastAsia="zh-CN"/>
+                          </w:rPr>
+                        </w:pPr>
+                        <w:r>
+                          <w:rPr>
+                            <w:rFonts w:hint="eastAsia" w:ascii="Times New Roman" w:hAnsi="Times New Roman" w:cs="Times New Roman"/>
+                            <w:b/>
+                            <w:sz w:val="19"/>
+                            <w:szCs w:val="28"/>
+                            <w:vertAlign w:val="baseline"/>
+                            <w:lang w:val="en-US" w:eastAsia="zh-CN"/>
+                          </w:rPr>
+                          <w:t>候选配置</w:t>
+                        </w:r>
+                      </w:p>
+                    </w:tc>
+                    <w:tc>
+                      <w:tcPr>
+                        <w:tcW w:w="3500" w:type="dxa"/>
+                        <w:tcBorders>
+                          <w:tl2br w:val="nil"/>
+                          <w:tr2bl w:val="nil"/>
+                        </w:tcBorders>
+                        <w:shd w:val="clear" w:color="auto" w:fill="EDEDED"/>
+                        <w:vAlign w:val="center"/>
+                      </w:tcPr>
+                      <w:p>
+                        <w:pPr>
+                          <w:keepNext/>
+                          <w:keepLines/>
+                          <w:spacing w:beforeLines="50" w:after="80" w:line="240" w:lineRule="auto"/>
+                          <w:jc w:val="left"/>
+                          <w:rPr>
+                            <w:rFonts w:hint="default" w:ascii="Times New Roman" w:hAnsi="Times New Roman" w:eastAsia="宋体" w:cs="Times New Roman"/>
+                            <w:b/>
+                            <w:sz w:val="19"/>
+                            <w:szCs w:val="28"/>
+                            <w:vertAlign w:val="baseline"/>
+                            <w:lang w:val="en-US" w:eastAsia="zh-CN"/>
+                          </w:rPr>
+                        </w:pPr>
+                        <w:r>
+                          <w:rPr>
+                            <w:rFonts w:hint="eastAsia" w:ascii="Times New Roman" w:hAnsi="Times New Roman" w:cs="Times New Roman"/>
+                            <w:b/>
+                            <w:sz w:val="19"/>
+                            <w:szCs w:val="28"/>
+                            <w:vertAlign w:val="baseline"/>
+                            <w:lang w:val="en-US" w:eastAsia="zh-CN"/>
+                          </w:rPr>
+                          <w:t>接入与核对条件</w:t>
+                        </w:r>
+                      </w:p>
+                    </w:tc>
+                  </w:tr>
+                  <w:tr>
+                    <w:tblPrEx>
+                      <w:tblBorders>
+                        <w:top w:val="single" w:color="D9D9D9" w:sz="2" w:space="0"/>
+                        <w:left w:val="single" w:color="D9D9D9" w:sz="2" w:space="0"/>
+                        <w:bottom w:val="single" w:color="D9D9D9" w:sz="2" w:space="0"/>
+                        <w:right w:val="single" w:color="D9D9D9" w:sz="2" w:space="0"/>
+                        <w:insideH w:val="single" w:color="D9D9D9" w:sz="2" w:space="0"/>
+                        <w:insideV w:val="single" w:color="D9D9D9" w:sz="2" w:space="0"/>
+                      </w:tblBorders>
+                      <w:tblCellMar>
+                        <w:top w:w="100" w:type="dxa"/>
+                        <w:left w:w="100" w:type="dxa"/>
+                        <w:bottom w:w="100" w:type="dxa"/>
+                        <w:right w:w="100" w:type="dxa"/>
+                      </w:tblCellMar>
+                    </w:tblPrEx>
+                    <w:trPr>
+                      <w:cantSplit/>
+                    </w:trPr>
+                    <w:tc>
+                      <w:tcPr>
+                        <w:tcW w:w="1700" w:type="dxa"/>
+                        <w:tcBorders>
+                          <w:tl2br w:val="nil"/>
+                          <w:tr2bl w:val="nil"/>
+                        </w:tcBorders>
+                        <w:shd w:val="clear" w:color="auto" w:fill="FFFFFF"/>
+                        <w:vAlign w:val="center"/>
+                      </w:tcPr>
+                      <w:p>
+                        <w:pPr>
+                          <w:keepNext/>
+                          <w:keepLines/>
+                          <w:spacing w:beforeLines="50" w:after="80" w:line="240" w:lineRule="auto"/>
+                          <w:jc w:val="left"/>
+                          <w:rPr>
+                            <w:rFonts w:hint="default" w:ascii="Times New Roman" w:hAnsi="Times New Roman" w:eastAsia="宋体" w:cs="Times New Roman"/>
+                            <w:b w:val="0"/>
+                            <w:sz w:val="19"/>
+                            <w:szCs w:val="28"/>
+                            <w:vertAlign w:val="baseline"/>
+                            <w:lang w:val="en-US" w:eastAsia="zh-CN"/>
+                          </w:rPr>
+                        </w:pPr>
+                        <w:r>
+                          <w:rPr>
+                            <w:rFonts w:hint="eastAsia" w:ascii="Times New Roman" w:hAnsi="Times New Roman" w:cs="Times New Roman"/>
+                            <w:b w:val="0"/>
+                            <w:sz w:val="19"/>
+                            <w:szCs w:val="28"/>
+                            <w:vertAlign w:val="baseline"/>
+                            <w:lang w:val="en-US" w:eastAsia="zh-CN"/>
+                          </w:rPr>
+                          <w:t>主控与日志</w:t>
+                        </w:r>
+                      </w:p>
+                    </w:tc>
+                    <w:tc>
+                      <w:tcPr>
+                        <w:tcW w:w="3300" w:type="dxa"/>
+                        <w:tcBorders>
+                          <w:tl2br w:val="nil"/>
+                          <w:tr2bl w:val="nil"/>
+                        </w:tcBorders>
+                        <w:shd w:val="clear" w:color="auto" w:fill="FFFFFF"/>
+                        <w:vAlign w:val="center"/>
+                      </w:tcPr>
+                      <w:p>
+                        <w:pPr>
+                          <w:keepNext/>
+                          <w:keepLines/>
+                          <w:spacing w:beforeLines="50" w:after="80" w:line="240" w:lineRule="auto"/>
+                          <w:jc w:val="left"/>
+                          <w:rPr>
+                            <w:rFonts w:hint="default" w:ascii="Times New Roman" w:hAnsi="Times New Roman" w:eastAsia="宋体" w:cs="Times New Roman"/>
+                            <w:b w:val="0"/>
+                            <w:sz w:val="19"/>
+                            <w:szCs w:val="28"/>
+                            <w:vertAlign w:val="baseline"/>
+                            <w:lang w:val="en-US" w:eastAsia="zh-CN"/>
+                          </w:rPr>
+                        </w:pPr>
+                        <w:r>
+                          <w:rPr>
+                            <w:rFonts w:hint="eastAsia" w:ascii="Times New Roman" w:hAnsi="Times New Roman" w:cs="Times New Roman"/>
+                            <w:b w:val="0"/>
+                            <w:sz w:val="19"/>
+                            <w:szCs w:val="28"/>
+                            <w:vertAlign w:val="baseline"/>
+                            <w:lang w:val="en-US" w:eastAsia="zh-CN"/>
+                          </w:rPr>
+                          <w:t>STM32F103C8T6×1及microSD</w:t>
+                        </w:r>
+                      </w:p>
+                    </w:tc>
+                    <w:tc>
+                      <w:tcPr>
+                        <w:tcW w:w="3500" w:type="dxa"/>
+                        <w:tcBorders>
+                          <w:tl2br w:val="nil"/>
+                          <w:tr2bl w:val="nil"/>
+                        </w:tcBorders>
+                        <w:shd w:val="clear" w:color="auto" w:fill="FFFFFF"/>
+                        <w:vAlign w:val="center"/>
+                      </w:tcPr>
+                      <w:p>
+                        <w:pPr>
+                          <w:keepNext/>
+                          <w:keepLines/>
+                          <w:spacing w:beforeLines="50" w:after="80" w:line="240" w:lineRule="auto"/>
+                          <w:jc w:val="left"/>
+                          <w:rPr>
+                            <w:rFonts w:hint="default" w:ascii="Times New Roman" w:hAnsi="Times New Roman" w:eastAsia="宋体" w:cs="Times New Roman"/>
+                            <w:b w:val="0"/>
+                            <w:sz w:val="19"/>
+                            <w:szCs w:val="28"/>
+                            <w:vertAlign w:val="baseline"/>
+                            <w:lang w:val="en-US" w:eastAsia="zh-CN"/>
+                          </w:rPr>
+                        </w:pPr>
+                        <w:r>
+                          <w:rPr>
+                            <w:rFonts w:hint="eastAsia" w:ascii="Times New Roman" w:hAnsi="Times New Roman" w:cs="Times New Roman"/>
+                            <w:b w:val="0"/>
+                            <w:sz w:val="19"/>
+                            <w:szCs w:val="28"/>
+                            <w:vertAlign w:val="baseline"/>
+                            <w:lang w:val="en-US" w:eastAsia="zh-CN"/>
+                          </w:rPr>
+                          <w:t>I²C、计数、UART、SPI资源；存储与掉电恢复</w:t>
+                        </w:r>
+                      </w:p>
+                    </w:tc>
+                  </w:tr>
+                  <w:tr>
+                    <w:tblPrEx>
+                      <w:tblBorders>
+                        <w:top w:val="single" w:color="D9D9D9" w:sz="2" w:space="0"/>
+                        <w:left w:val="single" w:color="D9D9D9" w:sz="2" w:space="0"/>
+                        <w:bottom w:val="single" w:color="D9D9D9" w:sz="2" w:space="0"/>
+                        <w:right w:val="single" w:color="D9D9D9" w:sz="2" w:space="0"/>
+                        <w:insideH w:val="single" w:color="D9D9D9" w:sz="2" w:space="0"/>
+                        <w:insideV w:val="single" w:color="D9D9D9" w:sz="2" w:space="0"/>
+                      </w:tblBorders>
+                      <w:tblCellMar>
+                        <w:top w:w="100" w:type="dxa"/>
+                        <w:left w:w="100" w:type="dxa"/>
+                        <w:bottom w:w="100" w:type="dxa"/>
+                        <w:right w:w="100" w:type="dxa"/>
+                      </w:tblCellMar>
+                    </w:tblPrEx>
+                    <w:trPr>
+                      <w:cantSplit/>
+                    </w:trPr>
+                    <w:tc>
+                      <w:tcPr>
+                        <w:tcW w:w="1700" w:type="dxa"/>
+                        <w:tcBorders>
+                          <w:tl2br w:val="nil"/>
+                          <w:tr2bl w:val="nil"/>
+                        </w:tcBorders>
+                        <w:shd w:val="clear" w:color="auto" w:fill="FFFFFF"/>
+                        <w:vAlign w:val="center"/>
+                      </w:tcPr>
+                      <w:p>
+                        <w:pPr>
+                          <w:keepNext/>
+                          <w:keepLines/>
+                          <w:spacing w:beforeLines="50" w:after="80" w:line="240" w:lineRule="auto"/>
+                          <w:jc w:val="left"/>
+                          <w:rPr>
+                            <w:rFonts w:hint="default" w:ascii="Times New Roman" w:hAnsi="Times New Roman" w:eastAsia="宋体" w:cs="Times New Roman"/>
+                            <w:b w:val="0"/>
+                            <w:sz w:val="19"/>
+                            <w:szCs w:val="28"/>
+                            <w:vertAlign w:val="baseline"/>
+                            <w:lang w:val="en-US" w:eastAsia="zh-CN"/>
+                          </w:rPr>
+                        </w:pPr>
+                        <w:r>
+                          <w:rPr>
+                            <w:rFonts w:hint="eastAsia" w:ascii="Times New Roman" w:hAnsi="Times New Roman" w:cs="Times New Roman"/>
+                            <w:b w:val="0"/>
+                            <w:sz w:val="19"/>
+                            <w:szCs w:val="28"/>
+                            <w:vertAlign w:val="baseline"/>
+                            <w:lang w:val="en-US" w:eastAsia="zh-CN"/>
+                          </w:rPr>
+                          <w:t>双压力</w:t>
+                        </w:r>
+                      </w:p>
+                    </w:tc>
+                    <w:tc>
+                      <w:tcPr>
+                        <w:tcW w:w="3300" w:type="dxa"/>
+                        <w:tcBorders>
+                          <w:tl2br w:val="nil"/>
+                          <w:tr2bl w:val="nil"/>
+                        </w:tcBorders>
+                        <w:shd w:val="clear" w:color="auto" w:fill="FFFFFF"/>
+                        <w:vAlign w:val="center"/>
+                      </w:tcPr>
+                      <w:p>
+                        <w:pPr>
+                          <w:keepNext/>
+                          <w:keepLines/>
+                          <w:spacing w:beforeLines="50" w:after="80" w:line="240" w:lineRule="auto"/>
+                          <w:jc w:val="left"/>
+                          <w:rPr>
+                            <w:rFonts w:hint="default" w:ascii="Times New Roman" w:hAnsi="Times New Roman" w:eastAsia="宋体" w:cs="Times New Roman"/>
+                            <w:b w:val="0"/>
+                            <w:sz w:val="19"/>
+                            <w:szCs w:val="28"/>
+                            <w:vertAlign w:val="baseline"/>
+                            <w:lang w:val="en-US" w:eastAsia="zh-CN"/>
+                          </w:rPr>
+                        </w:pPr>
+                        <w:r>
+                          <w:rPr>
+                            <w:rFonts w:hint="eastAsia" w:ascii="Times New Roman" w:hAnsi="Times New Roman" w:cs="Times New Roman"/>
+                            <w:b w:val="0"/>
+                            <w:sz w:val="19"/>
+                            <w:szCs w:val="28"/>
+                            <w:vertAlign w:val="baseline"/>
+                            <w:lang w:val="en-US" w:eastAsia="zh-CN"/>
+                          </w:rPr>
+                          <w:t>MPM489系列×2，K200表压</w:t>
+                        </w:r>
+                      </w:p>
+                    </w:tc>
+                    <w:tc>
+                      <w:tcPr>
+                        <w:tcW w:w="3500" w:type="dxa"/>
+                        <w:tcBorders>
+                          <w:tl2br w:val="nil"/>
+                          <w:tr2bl w:val="nil"/>
+                        </w:tcBorders>
+                        <w:shd w:val="clear" w:color="auto" w:fill="FFFFFF"/>
+                        <w:vAlign w:val="center"/>
+                      </w:tcPr>
+                      <w:p>
+                        <w:pPr>
+                          <w:keepNext/>
+                          <w:keepLines/>
+                          <w:spacing w:beforeLines="50" w:after="80" w:line="240" w:lineRule="auto"/>
+                          <w:jc w:val="left"/>
+                          <w:rPr>
+                            <w:rFonts w:hint="default" w:ascii="Times New Roman" w:hAnsi="Times New Roman" w:eastAsia="宋体" w:cs="Times New Roman"/>
+                            <w:b w:val="0"/>
+                            <w:sz w:val="19"/>
+                            <w:szCs w:val="28"/>
+                            <w:vertAlign w:val="baseline"/>
+                            <w:lang w:val="en-US" w:eastAsia="zh-CN"/>
+                          </w:rPr>
+                        </w:pPr>
+                        <w:r>
+                          <w:rPr>
+                            <w:rFonts w:hint="eastAsia" w:ascii="Times New Roman" w:hAnsi="Times New Roman" w:cs="Times New Roman"/>
+                            <w:b w:val="0"/>
+                            <w:sz w:val="19"/>
+                            <w:szCs w:val="28"/>
+                            <w:vertAlign w:val="baseline"/>
+                            <w:lang w:val="en-US" w:eastAsia="zh-CN"/>
+                          </w:rPr>
+                          <w:t>0—200kPa、4—20mA，按目录±0.25%FS核对；待询价</w:t>
+                        </w:r>
+                      </w:p>
+                    </w:tc>
+                  </w:tr>
+                  <w:tr>
+                    <w:tblPrEx>
+                      <w:tblBorders>
+                        <w:top w:val="single" w:color="D9D9D9" w:sz="2" w:space="0"/>
+                        <w:left w:val="single" w:color="D9D9D9" w:sz="2" w:space="0"/>
+                        <w:bottom w:val="single" w:color="D9D9D9" w:sz="2" w:space="0"/>
+                        <w:right w:val="single" w:color="D9D9D9" w:sz="2" w:space="0"/>
+                        <w:insideH w:val="single" w:color="D9D9D9" w:sz="2" w:space="0"/>
+                        <w:insideV w:val="single" w:color="D9D9D9" w:sz="2" w:space="0"/>
+                      </w:tblBorders>
+                      <w:tblCellMar>
+                        <w:top w:w="100" w:type="dxa"/>
+                        <w:left w:w="100" w:type="dxa"/>
+                        <w:bottom w:w="100" w:type="dxa"/>
+                        <w:right w:w="100" w:type="dxa"/>
+                      </w:tblCellMar>
+                    </w:tblPrEx>
+                    <w:trPr>
+                      <w:cantSplit/>
+                    </w:trPr>
+                    <w:tc>
+                      <w:tcPr>
+                        <w:tcW w:w="1700" w:type="dxa"/>
+                        <w:tcBorders>
+                          <w:tl2br w:val="nil"/>
+                          <w:tr2bl w:val="nil"/>
+                        </w:tcBorders>
+                        <w:shd w:val="clear" w:color="auto" w:fill="FFFFFF"/>
+                        <w:vAlign w:val="center"/>
+                      </w:tcPr>
+                      <w:p>
+                        <w:pPr>
+                          <w:keepNext/>
+                          <w:keepLines/>
+                          <w:spacing w:beforeLines="50" w:after="80" w:line="240" w:lineRule="auto"/>
+                          <w:jc w:val="left"/>
+                          <w:rPr>
+                            <w:rFonts w:hint="default" w:ascii="Times New Roman" w:hAnsi="Times New Roman" w:eastAsia="宋体" w:cs="Times New Roman"/>
+                            <w:b w:val="0"/>
+                            <w:sz w:val="19"/>
+                            <w:szCs w:val="28"/>
+                            <w:vertAlign w:val="baseline"/>
+                            <w:lang w:val="en-US" w:eastAsia="zh-CN"/>
+                          </w:rPr>
+                        </w:pPr>
+                        <w:r>
+                          <w:rPr>
+                            <w:rFonts w:hint="eastAsia" w:ascii="Times New Roman" w:hAnsi="Times New Roman" w:cs="Times New Roman"/>
+                            <w:b w:val="0"/>
+                            <w:sz w:val="19"/>
+                            <w:szCs w:val="28"/>
+                            <w:vertAlign w:val="baseline"/>
+                            <w:lang w:val="en-US" w:eastAsia="zh-CN"/>
+                          </w:rPr>
+                          <w:t>流量</w:t>
+                        </w:r>
+                      </w:p>
+                    </w:tc>
+                    <w:tc>
+                      <w:tcPr>
+                        <w:tcW w:w="3300" w:type="dxa"/>
+                        <w:tcBorders>
+                          <w:tl2br w:val="nil"/>
+                          <w:tr2bl w:val="nil"/>
+                        </w:tcBorders>
+                        <w:shd w:val="clear" w:color="auto" w:fill="FFFFFF"/>
+                        <w:vAlign w:val="center"/>
+                      </w:tcPr>
+                      <w:p>
+                        <w:pPr>
+                          <w:keepNext/>
+                          <w:keepLines/>
+                          <w:spacing w:beforeLines="50" w:after="80" w:line="240" w:lineRule="auto"/>
+                          <w:jc w:val="left"/>
+                          <w:rPr>
+                            <w:rFonts w:hint="default" w:ascii="Times New Roman" w:hAnsi="Times New Roman" w:eastAsia="宋体" w:cs="Times New Roman"/>
+                            <w:b w:val="0"/>
+                            <w:sz w:val="19"/>
+                            <w:szCs w:val="28"/>
+                            <w:vertAlign w:val="baseline"/>
+                            <w:lang w:val="en-US" w:eastAsia="zh-CN"/>
+                          </w:rPr>
+                        </w:pPr>
+                        <w:r>
+                          <w:rPr>
+                            <w:rFonts w:hint="eastAsia" w:ascii="Times New Roman" w:hAnsi="Times New Roman" w:cs="Times New Roman"/>
+                            <w:b w:val="0"/>
+                            <w:sz w:val="19"/>
+                            <w:szCs w:val="28"/>
+                            <w:vertAlign w:val="baseline"/>
+                            <w:lang w:val="en-US" w:eastAsia="zh-CN"/>
+                          </w:rPr>
+                          <w:t>SEN0549 G1/4×1</w:t>
+                        </w:r>
+                      </w:p>
+                    </w:tc>
+                    <w:tc>
+                      <w:tcPr>
+                        <w:tcW w:w="3500" w:type="dxa"/>
+                        <w:tcBorders>
+                          <w:tl2br w:val="nil"/>
+                          <w:tr2bl w:val="nil"/>
+                        </w:tcBorders>
+                        <w:shd w:val="clear" w:color="auto" w:fill="FFFFFF"/>
+                        <w:vAlign w:val="center"/>
+                      </w:tcPr>
+                      <w:p>
+                        <w:pPr>
+                          <w:keepNext/>
+                          <w:keepLines/>
+                          <w:spacing w:beforeLines="50" w:after="80" w:line="240" w:lineRule="auto"/>
+                          <w:jc w:val="left"/>
+                          <w:rPr>
+                            <w:rFonts w:hint="default" w:ascii="Times New Roman" w:hAnsi="Times New Roman" w:eastAsia="宋体" w:cs="Times New Roman"/>
+                            <w:b w:val="0"/>
+                            <w:sz w:val="19"/>
+                            <w:szCs w:val="28"/>
+                            <w:vertAlign w:val="baseline"/>
+                            <w:lang w:val="en-US" w:eastAsia="zh-CN"/>
+                          </w:rPr>
+                        </w:pPr>
+                        <w:r>
+                          <w:rPr>
+                            <w:rFonts w:hint="eastAsia" w:ascii="Times New Roman" w:hAnsi="Times New Roman" w:cs="Times New Roman"/>
+                            <w:b w:val="0"/>
+                            <w:sz w:val="19"/>
+                            <w:szCs w:val="28"/>
+                            <w:vertAlign w:val="baseline"/>
+                            <w:lang w:val="en-US" w:eastAsia="zh-CN"/>
+                          </w:rPr>
+                          <w:t>0.3—5L/min；5V脉冲需转换至3.3V</w:t>
+                        </w:r>
+                      </w:p>
+                    </w:tc>
+                  </w:tr>
+                  <w:tr>
+                    <w:tblPrEx>
+                      <w:tblBorders>
+                        <w:top w:val="single" w:color="D9D9D9" w:sz="2" w:space="0"/>
+                        <w:left w:val="single" w:color="D9D9D9" w:sz="2" w:space="0"/>
+                        <w:bottom w:val="single" w:color="D9D9D9" w:sz="2" w:space="0"/>
+                        <w:right w:val="single" w:color="D9D9D9" w:sz="2" w:space="0"/>
+                        <w:insideH w:val="single" w:color="D9D9D9" w:sz="2" w:space="0"/>
+                        <w:insideV w:val="single" w:color="D9D9D9" w:sz="2" w:space="0"/>
+                      </w:tblBorders>
+                      <w:tblCellMar>
+                        <w:top w:w="100" w:type="dxa"/>
+                        <w:left w:w="100" w:type="dxa"/>
+                        <w:bottom w:w="100" w:type="dxa"/>
+                        <w:right w:w="100" w:type="dxa"/>
+                      </w:tblCellMar>
+                    </w:tblPrEx>
+                    <w:trPr>
+                      <w:cantSplit/>
+                    </w:trPr>
+                    <w:tc>
+                      <w:tcPr>
+                        <w:tcW w:w="1700" w:type="dxa"/>
+                        <w:tcBorders>
+                          <w:tl2br w:val="nil"/>
+                          <w:tr2bl w:val="nil"/>
+                        </w:tcBorders>
+                        <w:shd w:val="clear" w:color="auto" w:fill="FFFFFF"/>
+                        <w:vAlign w:val="center"/>
+                      </w:tcPr>
+                      <w:p>
+                        <w:pPr>
+                          <w:keepNext/>
+                          <w:keepLines/>
+                          <w:spacing w:beforeLines="50" w:after="80" w:line="240" w:lineRule="auto"/>
+                          <w:jc w:val="left"/>
+                          <w:rPr>
+                            <w:rFonts w:hint="default" w:ascii="Times New Roman" w:hAnsi="Times New Roman" w:eastAsia="宋体" w:cs="Times New Roman"/>
+                            <w:b w:val="0"/>
+                            <w:sz w:val="19"/>
+                            <w:szCs w:val="28"/>
+                            <w:vertAlign w:val="baseline"/>
+                            <w:lang w:val="en-US" w:eastAsia="zh-CN"/>
+                          </w:rPr>
+                        </w:pPr>
+                        <w:r>
+                          <w:rPr>
+                            <w:rFonts w:hint="eastAsia" w:ascii="Times New Roman" w:hAnsi="Times New Roman" w:cs="Times New Roman"/>
+                            <w:b w:val="0"/>
+                            <w:sz w:val="19"/>
+                            <w:szCs w:val="28"/>
+                            <w:vertAlign w:val="baseline"/>
+                            <w:lang w:val="en-US" w:eastAsia="zh-CN"/>
+                          </w:rPr>
+                          <w:t>压力ADC</w:t>
+                        </w:r>
+                      </w:p>
+                    </w:tc>
+                    <w:tc>
+                      <w:tcPr>
+                        <w:tcW w:w="3300" w:type="dxa"/>
+                        <w:tcBorders>
+                          <w:tl2br w:val="nil"/>
+                          <w:tr2bl w:val="nil"/>
+                        </w:tcBorders>
+                        <w:shd w:val="clear" w:color="auto" w:fill="FFFFFF"/>
+                        <w:vAlign w:val="center"/>
+                      </w:tcPr>
+                      <w:p>
+                        <w:pPr>
+                          <w:keepNext/>
+                          <w:keepLines/>
+                          <w:spacing w:beforeLines="50" w:after="80" w:line="240" w:lineRule="auto"/>
+                          <w:jc w:val="left"/>
+                          <w:rPr>
+                            <w:rFonts w:hint="default" w:ascii="Times New Roman" w:hAnsi="Times New Roman" w:eastAsia="宋体" w:cs="Times New Roman"/>
+                            <w:b w:val="0"/>
+                            <w:sz w:val="19"/>
+                            <w:szCs w:val="28"/>
+                            <w:vertAlign w:val="baseline"/>
+                            <w:lang w:val="en-US" w:eastAsia="zh-CN"/>
+                          </w:rPr>
+                        </w:pPr>
+                        <w:r>
+                          <w:rPr>
+                            <w:rFonts w:hint="eastAsia" w:ascii="Times New Roman" w:hAnsi="Times New Roman" w:cs="Times New Roman"/>
+                            <w:b w:val="0"/>
+                            <w:sz w:val="19"/>
+                            <w:szCs w:val="28"/>
+                            <w:vertAlign w:val="baseline"/>
+                            <w:lang w:val="en-US" w:eastAsia="zh-CN"/>
+                          </w:rPr>
+                          <w:t>ADS1115模块×1</w:t>
+                        </w:r>
+                      </w:p>
+                    </w:tc>
+                    <w:tc>
+                      <w:tcPr>
+                        <w:tcW w:w="3500" w:type="dxa"/>
+                        <w:tcBorders>
+                          <w:tl2br w:val="nil"/>
+                          <w:tr2bl w:val="nil"/>
+                        </w:tcBorders>
+                        <w:shd w:val="clear" w:color="auto" w:fill="FFFFFF"/>
+                        <w:vAlign w:val="center"/>
+                      </w:tcPr>
+                      <w:p>
+                        <w:pPr>
+                          <w:keepNext/>
+                          <w:keepLines/>
+                          <w:spacing w:beforeLines="50" w:after="80" w:line="240" w:lineRule="auto"/>
+                          <w:jc w:val="left"/>
+                          <w:rPr>
+                            <w:rFonts w:hint="default" w:ascii="Times New Roman" w:hAnsi="Times New Roman" w:eastAsia="宋体" w:cs="Times New Roman"/>
+                            <w:b w:val="0"/>
+                            <w:sz w:val="19"/>
+                            <w:szCs w:val="28"/>
+                            <w:vertAlign w:val="baseline"/>
+                            <w:lang w:val="en-US" w:eastAsia="zh-CN"/>
+                          </w:rPr>
+                        </w:pPr>
+                        <w:r>
+                          <w:rPr>
+                            <w:rFonts w:hint="eastAsia" w:ascii="Times New Roman" w:hAnsi="Times New Roman" w:cs="Times New Roman"/>
+                            <w:b w:val="0"/>
+                            <w:sz w:val="19"/>
+                            <w:szCs w:val="28"/>
+                            <w:vertAlign w:val="baseline"/>
+                            <w:lang w:val="en-US" w:eastAsia="zh-CN"/>
+                          </w:rPr>
+                          <w:t>两路150Ω采样，0.6—3.0V；分时转换需记录错位</w:t>
+                        </w:r>
+                      </w:p>
+                    </w:tc>
+                  </w:tr>
+                  <w:tr>
+                    <w:tblPrEx>
+                      <w:tblBorders>
+                        <w:top w:val="single" w:color="D9D9D9" w:sz="2" w:space="0"/>
+                        <w:left w:val="single" w:color="D9D9D9" w:sz="2" w:space="0"/>
+                        <w:bottom w:val="single" w:color="D9D9D9" w:sz="2" w:space="0"/>
+                        <w:right w:val="single" w:color="D9D9D9" w:sz="2" w:space="0"/>
+                        <w:insideH w:val="single" w:color="D9D9D9" w:sz="2" w:space="0"/>
+                        <w:insideV w:val="single" w:color="D9D9D9" w:sz="2" w:space="0"/>
+                      </w:tblBorders>
+                      <w:tblCellMar>
+                        <w:top w:w="100" w:type="dxa"/>
+                        <w:left w:w="100" w:type="dxa"/>
+                        <w:bottom w:w="100" w:type="dxa"/>
+                        <w:right w:w="100" w:type="dxa"/>
+                      </w:tblCellMar>
+                    </w:tblPrEx>
+                    <w:trPr>
+                      <w:cantSplit/>
+                    </w:trPr>
+                    <w:tc>
+                      <w:tcPr>
+                        <w:tcW w:w="1700" w:type="dxa"/>
+                        <w:tcBorders>
+                          <w:tl2br w:val="nil"/>
+                          <w:tr2bl w:val="nil"/>
+                        </w:tcBorders>
+                        <w:shd w:val="clear" w:color="auto" w:fill="FFFFFF"/>
+                        <w:vAlign w:val="center"/>
+                      </w:tcPr>
+                      <w:p>
+                        <w:pPr>
+                          <w:keepNext/>
+                          <w:keepLines/>
+                          <w:spacing w:beforeLines="50" w:after="80" w:line="240" w:lineRule="auto"/>
+                          <w:jc w:val="left"/>
+                          <w:rPr>
+                            <w:rFonts w:hint="default" w:ascii="Times New Roman" w:hAnsi="Times New Roman" w:eastAsia="宋体" w:cs="Times New Roman"/>
+                            <w:b w:val="0"/>
+                            <w:sz w:val="19"/>
+                            <w:szCs w:val="28"/>
+                            <w:vertAlign w:val="baseline"/>
+                            <w:lang w:val="en-US" w:eastAsia="zh-CN"/>
+                          </w:rPr>
+                        </w:pPr>
+                        <w:r>
+                          <w:rPr>
+                            <w:rFonts w:hint="eastAsia" w:ascii="Times New Roman" w:hAnsi="Times New Roman" w:cs="Times New Roman"/>
+                            <w:b w:val="0"/>
+                            <w:sz w:val="19"/>
+                            <w:szCs w:val="28"/>
+                            <w:vertAlign w:val="baseline"/>
+                            <w:lang w:val="en-US" w:eastAsia="zh-CN"/>
+                          </w:rPr>
+                          <w:t>无线接收</w:t>
+                        </w:r>
+                      </w:p>
+                    </w:tc>
+                    <w:tc>
+                      <w:tcPr>
+                        <w:tcW w:w="3300" w:type="dxa"/>
+                        <w:tcBorders>
+                          <w:tl2br w:val="nil"/>
+                          <w:tr2bl w:val="nil"/>
+                        </w:tcBorders>
+                        <w:shd w:val="clear" w:color="auto" w:fill="FFFFFF"/>
+                        <w:vAlign w:val="center"/>
+                      </w:tcPr>
+                      <w:p>
+                        <w:pPr>
+                          <w:keepNext/>
+                          <w:keepLines/>
+                          <w:spacing w:beforeLines="50" w:after="80" w:line="240" w:lineRule="auto"/>
+                          <w:jc w:val="left"/>
+                          <w:rPr>
+                            <w:rFonts w:hint="default" w:ascii="Times New Roman" w:hAnsi="Times New Roman" w:eastAsia="宋体" w:cs="Times New Roman"/>
+                            <w:b w:val="0"/>
+                            <w:sz w:val="19"/>
+                            <w:szCs w:val="28"/>
+                            <w:vertAlign w:val="baseline"/>
+                            <w:lang w:val="en-US" w:eastAsia="zh-CN"/>
+                          </w:rPr>
+                        </w:pPr>
+                        <w:r>
+                          <w:rPr>
+                            <w:rFonts w:hint="eastAsia" w:ascii="Times New Roman" w:hAnsi="Times New Roman" w:cs="Times New Roman"/>
+                            <w:b w:val="0"/>
+                            <w:sz w:val="19"/>
+                            <w:szCs w:val="28"/>
+                            <w:vertAlign w:val="baseline"/>
+                            <w:lang w:val="en-US" w:eastAsia="zh-CN"/>
+                          </w:rPr>
+                          <w:t>E220-400T22D×2及天线</w:t>
+                        </w:r>
+                      </w:p>
+                    </w:tc>
+                    <w:tc>
+                      <w:tcPr>
+                        <w:tcW w:w="3500" w:type="dxa"/>
+                        <w:tcBorders>
+                          <w:tl2br w:val="nil"/>
+                          <w:tr2bl w:val="nil"/>
+                        </w:tcBorders>
+                        <w:shd w:val="clear" w:color="auto" w:fill="FFFFFF"/>
+                        <w:vAlign w:val="center"/>
+                      </w:tcPr>
+                      <w:p>
+                        <w:pPr>
+                          <w:keepNext/>
+                          <w:keepLines/>
+                          <w:spacing w:beforeLines="50" w:after="80" w:line="240" w:lineRule="auto"/>
+                          <w:jc w:val="left"/>
+                          <w:rPr>
+                            <w:rFonts w:hint="default" w:ascii="Times New Roman" w:hAnsi="Times New Roman" w:eastAsia="宋体" w:cs="Times New Roman"/>
+                            <w:b w:val="0"/>
+                            <w:sz w:val="19"/>
+                            <w:szCs w:val="28"/>
+                            <w:vertAlign w:val="baseline"/>
+                            <w:lang w:val="en-US" w:eastAsia="zh-CN"/>
+                          </w:rPr>
+                        </w:pPr>
+                        <w:r>
+                          <w:rPr>
+                            <w:rFonts w:hint="eastAsia" w:ascii="Times New Roman" w:hAnsi="Times New Roman" w:cs="Times New Roman"/>
+                            <w:b w:val="0"/>
+                            <w:sz w:val="19"/>
+                            <w:szCs w:val="28"/>
+                            <w:vertAlign w:val="baseline"/>
+                            <w:lang w:val="en-US" w:eastAsia="zh-CN"/>
+                          </w:rPr>
+                          <w:t>UART；接收端USB-TTL接电脑，射频参数实测冻结</w:t>
+                        </w:r>
+                      </w:p>
+                    </w:tc>
+                  </w:tr>
+                  <w:tr>
+                    <w:tblPrEx>
+                      <w:tblBorders>
+                        <w:top w:val="single" w:color="D9D9D9" w:sz="2" w:space="0"/>
+                        <w:left w:val="single" w:color="D9D9D9" w:sz="2" w:space="0"/>
+                        <w:bottom w:val="single" w:color="D9D9D9" w:sz="2" w:space="0"/>
+                        <w:right w:val="single" w:color="D9D9D9" w:sz="2" w:space="0"/>
+                        <w:insideH w:val="single" w:color="D9D9D9" w:sz="2" w:space="0"/>
+                        <w:insideV w:val="single" w:color="D9D9D9" w:sz="2" w:space="0"/>
+                      </w:tblBorders>
+                      <w:tblCellMar>
+                        <w:top w:w="100" w:type="dxa"/>
+                        <w:left w:w="100" w:type="dxa"/>
+                        <w:bottom w:w="100" w:type="dxa"/>
+                        <w:right w:w="100" w:type="dxa"/>
+                      </w:tblCellMar>
+                    </w:tblPrEx>
+                    <w:trPr>
+                      <w:cantSplit/>
+                    </w:trPr>
+                    <w:tc>
+                      <w:tcPr>
+                        <w:tcW w:w="1700" w:type="dxa"/>
+                        <w:tcBorders>
+                          <w:tl2br w:val="nil"/>
+                          <w:tr2bl w:val="nil"/>
+                        </w:tcBorders>
+                        <w:shd w:val="clear" w:color="auto" w:fill="FFFFFF"/>
+                        <w:vAlign w:val="center"/>
+                      </w:tcPr>
+                      <w:p>
+                        <w:pPr>
+                          <w:keepNext w:val="0"/>
+                          <w:keepLines/>
+                          <w:spacing w:beforeLines="50" w:after="80" w:line="240" w:lineRule="auto"/>
+                          <w:jc w:val="left"/>
+                          <w:rPr>
+                            <w:rFonts w:hint="default" w:ascii="Times New Roman" w:hAnsi="Times New Roman" w:eastAsia="宋体" w:cs="Times New Roman"/>
+                            <w:b w:val="0"/>
+                            <w:sz w:val="19"/>
+                            <w:szCs w:val="28"/>
+                            <w:vertAlign w:val="baseline"/>
+                            <w:lang w:val="en-US" w:eastAsia="zh-CN"/>
+                          </w:rPr>
+                        </w:pPr>
+                        <w:r>
+                          <w:rPr>
+                            <w:rFonts w:hint="eastAsia" w:ascii="Times New Roman" w:hAnsi="Times New Roman" w:cs="Times New Roman"/>
+                            <w:b w:val="0"/>
+                            <w:sz w:val="19"/>
+                            <w:szCs w:val="28"/>
+                            <w:vertAlign w:val="baseline"/>
+                            <w:lang w:val="en-US" w:eastAsia="zh-CN"/>
+                          </w:rPr>
+                          <w:t>水路与参考</w:t>
+                        </w:r>
+                      </w:p>
+                    </w:tc>
+                    <w:tc>
+                      <w:tcPr>
+                        <w:tcW w:w="3300" w:type="dxa"/>
+                        <w:tcBorders>
+                          <w:tl2br w:val="nil"/>
+                          <w:tr2bl w:val="nil"/>
+                        </w:tcBorders>
+                        <w:shd w:val="clear" w:color="auto" w:fill="FFFFFF"/>
+                        <w:vAlign w:val="center"/>
+                      </w:tcPr>
+                      <w:p>
+                        <w:pPr>
+                          <w:keepNext w:val="0"/>
+                          <w:keepLines/>
+                          <w:spacing w:beforeLines="50" w:after="80" w:line="240" w:lineRule="auto"/>
+                          <w:jc w:val="left"/>
+                          <w:rPr>
+                            <w:rFonts w:hint="default" w:ascii="Times New Roman" w:hAnsi="Times New Roman" w:eastAsia="宋体" w:cs="Times New Roman"/>
+                            <w:b w:val="0"/>
+                            <w:sz w:val="19"/>
+                            <w:szCs w:val="28"/>
+                            <w:vertAlign w:val="baseline"/>
+                            <w:lang w:val="en-US" w:eastAsia="zh-CN"/>
+                          </w:rPr>
+                        </w:pPr>
+                        <w:r>
+                          <w:rPr>
+                            <w:rFonts w:hint="eastAsia" w:ascii="Times New Roman" w:hAnsi="Times New Roman" w:cs="Times New Roman"/>
+                            <w:b w:val="0"/>
+                            <w:sz w:val="19"/>
+                            <w:szCs w:val="28"/>
+                            <w:vertAlign w:val="baseline"/>
+                            <w:lang w:val="en-US" w:eastAsia="zh-CN"/>
+                          </w:rPr>
+                          <w:t>双支路、阀、回水、独立参考</w:t>
+                        </w:r>
+                      </w:p>
+                    </w:tc>
+                    <w:tc>
+                      <w:tcPr>
+                        <w:tcW w:w="3500" w:type="dxa"/>
+                        <w:tcBorders>
+                          <w:tl2br w:val="nil"/>
+                          <w:tr2bl w:val="nil"/>
+                        </w:tcBorders>
+                        <w:shd w:val="clear" w:color="auto" w:fill="FFFFFF"/>
+                        <w:vAlign w:val="center"/>
+                      </w:tcPr>
+                      <w:p>
+                        <w:pPr>
+                          <w:keepNext w:val="0"/>
+                          <w:keepLines/>
+                          <w:spacing w:beforeLines="50" w:after="80" w:line="240" w:lineRule="auto"/>
+                          <w:jc w:val="left"/>
+                          <w:rPr>
+                            <w:rFonts w:hint="default" w:ascii="Times New Roman" w:hAnsi="Times New Roman" w:eastAsia="宋体" w:cs="Times New Roman"/>
+                            <w:b w:val="0"/>
+                            <w:sz w:val="19"/>
+                            <w:szCs w:val="28"/>
+                            <w:vertAlign w:val="baseline"/>
+                            <w:lang w:val="en-US" w:eastAsia="zh-CN"/>
+                          </w:rPr>
+                        </w:pPr>
+                        <w:r>
+                          <w:rPr>
+                            <w:rFonts w:hint="eastAsia" w:ascii="Times New Roman" w:hAnsi="Times New Roman" w:cs="Times New Roman"/>
+                            <w:b w:val="0"/>
+                            <w:sz w:val="19"/>
+                            <w:szCs w:val="28"/>
+                            <w:vertAlign w:val="baseline"/>
+                            <w:lang w:val="en-US" w:eastAsia="zh-CN"/>
+                          </w:rPr>
+                          <w:t>优先借可调连续水源；核对工作点、精度及螺纹</w:t>
+                        </w:r>
+                      </w:p>
+                    </w:tc>
+                  </w:tr>
+                </w:tbl>
+                <w:p>
+                  <w:pPr>
+                    <w:keepNext w:val="0"/>
+                    <w:keepLines/>
+                    <w:spacing w:beforeLines="50" w:after="100" w:line="240" w:lineRule="auto"/>
+                    <w:jc w:val="left"/>
+                    <w:rPr>
+                      <w:rFonts w:hint="default" w:ascii="Times New Roman" w:hAnsi="Times New Roman" w:cs="Times New Roman"/>
+                      <w:sz w:val="21"/>
+                      <w:szCs w:val="28"/>
+                      <w:vertAlign w:val="baseline"/>
+                      <w:lang w:val="en-US" w:eastAsia="zh-CN"/>
+                    </w:rPr>
+                  </w:pPr>
+                </w:p>
+              </w:tc>
+            </w:tr>
+          </w:tbl>
+          <w:p>
+            <w:pPr>
+              <w:keepNext w:val="0"/>
+              <w:keepLines/>
+              <w:spacing w:beforeLines="50" w:after="100" w:line="240" w:lineRule="auto"/>
+              <w:jc w:val="left"/>
+              <w:rPr>
+                <w:rFonts w:hint="default" w:ascii="Times New Roman" w:hAnsi="Times New Roman" w:eastAsia="宋体" w:cs="Times New Roman"/>
+                <w:sz w:val="21"/>
+                <w:szCs w:val="28"/>
+                <w:lang w:val="en-US" w:eastAsia="zh-CN"/>
+              </w:rPr>
+            </w:pPr>
+          </w:p>
+          <w:p>
+            <w:pPr>
+              <w:keepNext w:val="0"/>
+              <w:keepLines/>
+              <w:spacing w:beforeLines="50" w:after="100" w:line="240" w:lineRule="auto"/>
+              <w:jc w:val="center"/>
+              <w:rPr>
+                <w:rFonts w:hint="default" w:ascii="Times New Roman" w:hAnsi="Times New Roman" w:eastAsia="宋体" w:cs="Times New Roman"/>
+                <w:sz w:val="21"/>
+                <w:szCs w:val="28"/>
+                <w:lang w:val="en-US" w:eastAsia="zh-CN"/>
+              </w:rPr>
+            </w:pPr>
+            <w:r>
+              <w:rPr>
+                <w:rFonts w:hint="default" w:ascii="Times New Roman" w:hAnsi="Times New Roman" w:eastAsia="宋体" w:cs="Times New Roman"/>
+                <w:sz w:val="21"/>
+                <w:szCs w:val="28"/>
+                <w:lang w:val="en-US" w:eastAsia="zh-CN"/>
+              </w:rPr>
+              <w:pict>
+                <v:shape id="_x0000_i1029" o:spt="75" alt="图4 国内供应商候选器件配图 尚未采购 非本项目样机" type="#_x0000_t75" style="height:173.35pt;width:425pt;" filled="f" o:preferrelative="t" stroked="f" coordsize="21600,21600">
+                  <v:path/>
+                  <v:fill on="f" focussize="0,0"/>
+                  <v:stroke on="f"/>
+                  <v:imagedata r:id="rId9" o:title="hardware_candidates"/>
+                  <o:lock v:ext="edit" aspectratio="t"/>
+                  <w10:wrap type="none"/>
+                  <w10:anchorlock/>
+                </v:shape>
+              </w:pict>
+            </w:r>
+            <w:r>
+              <w:rPr>
+                <w:rFonts w:hint="eastAsia" w:ascii="Times New Roman" w:hAnsi="Times New Roman" w:cs="Times New Roman"/>
+                <w:sz w:val="21"/>
+                <w:szCs w:val="28"/>
+                <w:lang w:val="en-US" w:eastAsia="zh-CN"/>
+              </w:rPr>
+              <w:br w:type="textWrapping"/>
+            </w:r>
+            <w:r>
+              <w:rPr>
+                <w:rFonts w:hint="eastAsia" w:ascii="Times New Roman" w:hAnsi="Times New Roman" w:cs="Times New Roman"/>
+                <w:sz w:val="18"/>
+                <w:szCs w:val="28"/>
+                <w:lang w:val="en-US" w:eastAsia="zh-CN"/>
+              </w:rPr>
+              <w:t>图4 国内供应商候选器件配图 尚未采购 非本项目样机</w:t>
+            </w:r>
+          </w:p>
+          <w:p>
+            <w:pPr>
+              <w:keepNext w:val="0"/>
+              <w:keepLines/>
+              <w:spacing w:beforeLines="50" w:after="100" w:line="240" w:lineRule="auto"/>
+              <w:jc w:val="left"/>
+              <w:rPr>
+                <w:rFonts w:hint="default" w:ascii="Times New Roman" w:hAnsi="Times New Roman" w:eastAsia="宋体" w:cs="Times New Roman"/>
+                <w:sz w:val="21"/>
+                <w:szCs w:val="28"/>
+                <w:lang w:val="en-US" w:eastAsia="zh-CN"/>
+              </w:rPr>
+            </w:pPr>
+            <w:r>
+              <w:rPr>
+                <w:rFonts w:hint="default" w:ascii="Times New Roman" w:hAnsi="Times New Roman" w:eastAsia="宋体" w:cs="Times New Roman"/>
+                <w:sz w:val="21"/>
+                <w:szCs w:val="28"/>
+                <w:lang w:val="en-US" w:eastAsia="zh-CN"/>
+              </w:rPr>
+              <w:t>软件拟以1秒为首轮记录间隔保存P0、P1、Q及阀态，记录原始值、标定后值、转换时间和无效原因。流量拟采用10秒滚动脉冲计数并保留原始计数；时间窗与压力分时采集带来的延迟、错位纳入评价。整机供电与连接按台架先实现，现场安装另做适应性检查。采购入口和厂家资料另附《国内硬件选型与可行性核对》，淘宝入口不作为已购或现货证据。</w:t>
+            </w:r>
+          </w:p>
+          <w:p>
+            <w:pPr>
+              <w:keepNext/>
+              <w:keepLines/>
+              <w:spacing w:before="140" w:beforeLines="50" w:after="100" w:line="240" w:lineRule="auto"/>
+              <w:jc w:val="left"/>
+              <w:rPr>
+                <w:rFonts w:hint="default" w:ascii="Times New Roman" w:hAnsi="Times New Roman" w:eastAsia="宋体" w:cs="Times New Roman"/>
+                <w:b/>
+                <w:sz w:val="21"/>
+                <w:szCs w:val="28"/>
+                <w:lang w:val="en-US" w:eastAsia="zh-CN"/>
+              </w:rPr>
+            </w:pPr>
+            <w:r>
+              <w:rPr>
+                <w:rFonts w:hint="default" w:ascii="Times New Roman" w:hAnsi="Times New Roman" w:eastAsia="宋体" w:cs="Times New Roman"/>
+                <w:b/>
+                <w:sz w:val="21"/>
+                <w:szCs w:val="28"/>
+                <w:lang w:val="en-US" w:eastAsia="zh-CN"/>
+              </w:rPr>
+              <w:t>2.3 标定与等效模型</w:t>
+            </w:r>
+          </w:p>
+          <w:p>
+            <w:pPr>
+              <w:keepNext w:val="0"/>
+              <w:keepLines/>
+              <w:spacing w:beforeLines="50" w:after="100" w:line="240" w:lineRule="auto"/>
+              <w:jc w:val="left"/>
+              <w:rPr>
+                <w:rFonts w:hint="default" w:ascii="Times New Roman" w:hAnsi="Times New Roman" w:eastAsia="宋体" w:cs="Times New Roman"/>
+                <w:sz w:val="21"/>
+                <w:szCs w:val="28"/>
+                <w:lang w:val="en-US" w:eastAsia="zh-CN"/>
+              </w:rPr>
+            </w:pPr>
+            <w:r>
+              <w:rPr>
+                <w:rFonts w:hint="default" w:ascii="Times New Roman" w:hAnsi="Times New Roman" w:eastAsia="宋体" w:cs="Times New Roman"/>
+                <w:sz w:val="21"/>
+                <w:szCs w:val="28"/>
+                <w:lang w:val="en-US" w:eastAsia="zh-CN"/>
+              </w:rPr>
+              <w:t>压力采用参考表进行多点校核，流量采用容积或称重计时形成独立参照，记录零点、重复性、有效量程及同步误差。双压力的收益取决于健康压降是否大于差压不确定度；压差小于测量误差时，先调整量程、布点或试验程度，再进入辨识研究。</w:t>
+            </w:r>
+          </w:p>
+          <w:p>
+            <w:pPr>
+              <w:keepNext w:val="0"/>
+              <w:keepLines/>
+              <w:spacing w:beforeLines="50" w:after="100" w:line="240" w:lineRule="auto"/>
+              <w:jc w:val="left"/>
+              <w:rPr>
+                <w:rFonts w:hint="default" w:ascii="Times New Roman" w:hAnsi="Times New Roman" w:eastAsia="宋体" w:cs="Times New Roman"/>
+                <w:sz w:val="21"/>
+                <w:szCs w:val="28"/>
+                <w:lang w:val="en-US" w:eastAsia="zh-CN"/>
+              </w:rPr>
+            </w:pPr>
+            <w:r>
+              <w:rPr>
+                <w:rFonts w:hint="default" w:ascii="Times New Roman" w:hAnsi="Times New Roman" w:eastAsia="宋体" w:cs="Times New Roman"/>
+                <w:sz w:val="21"/>
+                <w:szCs w:val="28"/>
+                <w:lang w:val="en-US" w:eastAsia="zh-CN"/>
+              </w:rPr>
+              <w:t>当前等效模型采用P0−P1=R·Q²、Q=C·√P1。局部R增加表示受限，负载系数C增加表示下游等效泄漏或负载增大，共同供水阻力连接A、B支路。模型采用集中平方律、非压力补偿负载、理想同步与单故障假设，用于筛选测点和构建反例；实际参数须标定，暂不覆盖CFD、水锤及完整滴灌管网。</w:t>
+            </w:r>
+          </w:p>
+          <w:p>
+            <w:pPr>
+              <w:keepNext w:val="0"/>
+              <w:keepLines/>
+              <w:spacing w:beforeLines="50" w:after="100" w:line="240" w:lineRule="auto"/>
+              <w:jc w:val="left"/>
+              <w:rPr>
+                <w:rFonts w:hint="default" w:ascii="Times New Roman" w:hAnsi="Times New Roman" w:eastAsia="宋体" w:cs="Times New Roman"/>
+                <w:sz w:val="21"/>
+                <w:szCs w:val="28"/>
+                <w:lang w:val="en-US" w:eastAsia="zh-CN"/>
+              </w:rPr>
+            </w:pPr>
+            <w:r>
+              <w:rPr>
+                <w:rFonts w:hint="default" w:ascii="Times New Roman" w:hAnsi="Times New Roman" w:eastAsia="宋体" w:cs="Times New Roman"/>
+                <w:sz w:val="21"/>
+                <w:szCs w:val="28"/>
+                <w:lang w:val="en-US" w:eastAsia="zh-CN"/>
+              </w:rPr>
+              <w:t>据候选目录，200kPa、±0.25%FS压力通道单项界限为±0.5kPa，两通道差分最不利界限为1kPa，完整采集误差还须计入调理、ADC、温漂及参考条件。大量程1.6MPa、0.5—1%FS方案单通道界限达8—16kPa，不适合直接承担本项目主要差压测量。1秒流量窗的一个脉冲对应0.111L/min，10秒窗对应0.0111L/min；分辨率和窗口延迟必须同时权衡。</w:t>
+            </w:r>
+          </w:p>
+          <w:p>
+            <w:pPr>
+              <w:keepNext w:val="0"/>
+              <w:keepLines/>
+              <w:spacing w:beforeLines="50" w:after="100" w:line="240" w:lineRule="auto"/>
+              <w:jc w:val="left"/>
+              <w:rPr>
+                <w:rFonts w:hint="default" w:ascii="Times New Roman" w:hAnsi="Times New Roman" w:eastAsia="宋体" w:cs="Times New Roman"/>
+                <w:sz w:val="21"/>
+                <w:szCs w:val="28"/>
+                <w:lang w:val="en-US" w:eastAsia="zh-CN"/>
+              </w:rPr>
+            </w:pPr>
+            <w:r>
+              <w:rPr>
+                <w:rFonts w:hint="default" w:ascii="Times New Roman" w:hAnsi="Times New Roman" w:eastAsia="宋体" w:cs="Times New Roman"/>
+                <w:sz w:val="21"/>
+                <w:szCs w:val="28"/>
+                <w:lang w:val="en-US" w:eastAsia="zh-CN"/>
+              </w:rPr>
+              <w:t>另以C=0.28作为台架健康设计负载，C至0.37、R为0.8或8.0，结合三档供压及B开关做24组模型边界计算，A流量为1.85—4.34L/min，落在候选流量计范围内，如图5。原480次合成试验仍保留原参数，不能用此计算代替实测。模型最大总流量约7.95L/min；水源需按流量—压力工作曲线核定，不能将商品开口流量与截止压力合并为工作点。基础预算以借用可调连续水源为前提，落实前不宣称已经具备台架。</w:t>
+            </w:r>
+          </w:p>
+          <w:p>
+            <w:pPr>
+              <w:keepNext w:val="0"/>
+              <w:keepLines/>
+              <w:spacing w:beforeLines="50" w:after="100" w:line="240" w:lineRule="auto"/>
+              <w:jc w:val="center"/>
+              <w:rPr>
+                <w:rFonts w:hint="default" w:ascii="Times New Roman" w:hAnsi="Times New Roman" w:eastAsia="宋体" w:cs="Times New Roman"/>
+                <w:sz w:val="21"/>
+                <w:szCs w:val="28"/>
+                <w:lang w:val="en-US" w:eastAsia="zh-CN"/>
+              </w:rPr>
+            </w:pPr>
+            <w:r>
+              <w:rPr>
+                <w:rFonts w:hint="default" w:ascii="Times New Roman" w:hAnsi="Times New Roman" w:eastAsia="宋体" w:cs="Times New Roman"/>
+                <w:sz w:val="21"/>
+                <w:szCs w:val="28"/>
+                <w:lang w:val="en-US" w:eastAsia="zh-CN"/>
+              </w:rPr>
+              <w:pict>
+                <v:shape id="_x0000_i1030" o:spt="75" alt="图5 候选量程与测量界限的模型核对 非实测" type="#_x0000_t75" style="height:357.45pt;width:425pt;" filled="f" o:preferrelative="t" stroked="f" coordsize="21600,21600">
+                  <v:path/>
+                  <v:fill on="f" focussize="0,0"/>
+                  <v:stroke on="f"/>
+                  <v:imagedata r:id="rId10" o:title="hardware_feasibility"/>
+                  <o:lock v:ext="edit" aspectratio="t"/>
+                  <w10:wrap type="none"/>
+                  <w10:anchorlock/>
+                </v:shape>
+              </w:pict>
+            </w:r>
+            <w:r>
+              <w:rPr>
+                <w:rFonts w:hint="eastAsia" w:ascii="Times New Roman" w:hAnsi="Times New Roman" w:cs="Times New Roman"/>
+                <w:sz w:val="21"/>
+                <w:szCs w:val="28"/>
+                <w:lang w:val="en-US" w:eastAsia="zh-CN"/>
+              </w:rPr>
+              <w:br w:type="textWrapping"/>
+            </w:r>
+            <w:r>
+              <w:rPr>
+                <w:rFonts w:hint="eastAsia" w:ascii="Times New Roman" w:hAnsi="Times New Roman" w:cs="Times New Roman"/>
+                <w:sz w:val="18"/>
+                <w:szCs w:val="28"/>
+                <w:lang w:val="en-US" w:eastAsia="zh-CN"/>
+              </w:rPr>
+              <w:t>图5 候选量程与测量界限的模型核对 非实测</w:t>
+            </w:r>
+          </w:p>
+          <w:p>
+            <w:pPr>
+              <w:keepNext w:val="0"/>
+              <w:keepLines/>
+              <w:spacing w:beforeLines="50" w:after="100" w:line="240" w:lineRule="auto"/>
+              <w:jc w:val="left"/>
+              <w:rPr>
+                <w:rFonts w:hint="default" w:ascii="Times New Roman" w:hAnsi="Times New Roman" w:eastAsia="宋体" w:cs="Times New Roman"/>
+                <w:sz w:val="21"/>
+                <w:szCs w:val="28"/>
+                <w:lang w:val="en-US" w:eastAsia="zh-CN"/>
+              </w:rPr>
+            </w:pPr>
+            <w:r>
+              <w:rPr>
+                <w:rFonts w:hint="default" w:ascii="Times New Roman" w:hAnsi="Times New Roman" w:eastAsia="宋体" w:cs="Times New Roman"/>
+                <w:sz w:val="21"/>
+                <w:szCs w:val="28"/>
+                <w:lang w:val="en-US" w:eastAsia="zh-CN"/>
+              </w:rPr>
+              <w:t>另检查两故障、三供压、B开关及三程度共36组目标，修正受限范围后均可在模型内达到。仅按压力标称界限、10秒计数量化及流量±1%读数分析，健康与故障特征区间分离；若保守按5L/min满量程的1%分析，80kPa下两个5%泄漏组合区间重叠，弱异常不保证可分。流量精度定义须进一步核对，温漂、ADC、调理及安装误差尚未计入，不能转成实物检出率。模型P用kPa、Q用L/min，R与C量纲分别为kPa/(L/min)²和(L/min)/√kPa。</w:t>
+            </w:r>
+          </w:p>
+          <w:p>
+            <w:pPr>
+              <w:keepNext/>
+              <w:keepLines/>
+              <w:spacing w:before="140" w:beforeLines="50" w:after="100" w:line="240" w:lineRule="auto"/>
+              <w:jc w:val="left"/>
+              <w:rPr>
+                <w:rFonts w:hint="default" w:ascii="Times New Roman" w:hAnsi="Times New Roman" w:eastAsia="宋体" w:cs="Times New Roman"/>
+                <w:b/>
+                <w:sz w:val="21"/>
+                <w:szCs w:val="28"/>
+                <w:lang w:val="en-US" w:eastAsia="zh-CN"/>
+              </w:rPr>
+            </w:pPr>
+            <w:r>
+              <w:rPr>
+                <w:rFonts w:hint="default" w:ascii="Times New Roman" w:hAnsi="Times New Roman" w:eastAsia="宋体" w:cs="Times New Roman"/>
+                <w:b/>
+                <w:sz w:val="21"/>
+                <w:szCs w:val="28"/>
+                <w:lang w:val="en-US" w:eastAsia="zh-CN"/>
+              </w:rPr>
+              <w:t>3 渐进故障诊断与早期评价</w:t>
+            </w:r>
+          </w:p>
+          <w:p>
+            <w:pPr>
+              <w:keepNext w:val="0"/>
+              <w:keepLines/>
+              <w:spacing w:beforeLines="50" w:after="100" w:line="240" w:lineRule="auto"/>
+              <w:jc w:val="left"/>
+              <w:rPr>
+                <w:rFonts w:hint="default" w:ascii="Times New Roman" w:hAnsi="Times New Roman" w:eastAsia="宋体" w:cs="Times New Roman"/>
+                <w:sz w:val="21"/>
+                <w:szCs w:val="28"/>
+                <w:lang w:val="en-US" w:eastAsia="zh-CN"/>
+              </w:rPr>
+            </w:pPr>
+            <w:r>
+              <w:rPr>
+                <w:rFonts w:hint="default" w:ascii="Times New Roman" w:hAnsi="Times New Roman" w:eastAsia="宋体" w:cs="Times New Roman"/>
+                <w:sz w:val="21"/>
+                <w:szCs w:val="28"/>
+                <w:lang w:val="en-US" w:eastAsia="zh-CN"/>
+              </w:rPr>
+              <w:t>拟从压力归一化流量K=Q/√P1和区段阻力估计R̂=(P0−P1)/Q²建立可解释特征，以健康工况为参照，在质量有效、运行状态已知的条件下观察持续偏离。处理过程包括数据检查、状态关联、健康参照、特征计算、持续判据和有限输出，如图6。切换期间需要保留原始记录，评价等待窗口带来的误报和漏检，避免通过直接丢弃切换数据得到表面上更好的结果。</w:t>
+            </w:r>
+          </w:p>
+          <w:p>
+            <w:pPr>
+              <w:keepNext w:val="0"/>
+              <w:keepLines/>
+              <w:spacing w:beforeLines="50" w:after="100" w:line="240" w:lineRule="auto"/>
+              <w:jc w:val="center"/>
+              <w:rPr>
+                <w:rFonts w:hint="default" w:ascii="Times New Roman" w:hAnsi="Times New Roman" w:eastAsia="宋体" w:cs="Times New Roman"/>
+                <w:sz w:val="21"/>
+                <w:szCs w:val="28"/>
+                <w:lang w:val="en-US" w:eastAsia="zh-CN"/>
+              </w:rPr>
+            </w:pPr>
+            <w:r>
+              <w:rPr>
+                <w:rFonts w:hint="default" w:ascii="Times New Roman" w:hAnsi="Times New Roman" w:eastAsia="宋体" w:cs="Times New Roman"/>
+                <w:sz w:val="21"/>
+                <w:szCs w:val="28"/>
+                <w:lang w:val="en-US" w:eastAsia="zh-CN"/>
+              </w:rPr>
+              <w:pict>
+                <v:shape id="_x0000_i1031" o:spt="75" alt="图6 状态辅助与有限故障模式诊断流程设计" type="#_x0000_t75" style="height:281.4pt;width:425pt;" filled="f" o:preferrelative="t" stroked="f" coordsize="21600,21600">
+                  <v:path/>
+                  <v:fill on="f" focussize="0,0"/>
+                  <v:stroke on="f"/>
+                  <v:imagedata r:id="rId11" o:title="diagnosis_flow"/>
+                  <o:lock v:ext="edit" aspectratio="t"/>
+                  <w10:wrap type="none"/>
+                  <w10:anchorlock/>
+                </v:shape>
+              </w:pict>
+            </w:r>
+            <w:r>
+              <w:rPr>
+                <w:rFonts w:hint="eastAsia" w:ascii="Times New Roman" w:hAnsi="Times New Roman" w:cs="Times New Roman"/>
+                <w:sz w:val="21"/>
+                <w:szCs w:val="28"/>
+                <w:lang w:val="en-US" w:eastAsia="zh-CN"/>
+              </w:rPr>
+              <w:br w:type="textWrapping"/>
+            </w:r>
+            <w:r>
+              <w:rPr>
+                <w:rFonts w:hint="eastAsia" w:ascii="Times New Roman" w:hAnsi="Times New Roman" w:cs="Times New Roman"/>
+                <w:sz w:val="18"/>
+                <w:szCs w:val="28"/>
+                <w:lang w:val="en-US" w:eastAsia="zh-CN"/>
+              </w:rPr>
+              <w:t>图6 状态辅助与有限故障模式诊断流程设计</w:t>
+            </w:r>
+          </w:p>
+          <w:p>
+            <w:pPr>
+              <w:keepNext w:val="0"/>
+              <w:keepLines/>
+              <w:spacing w:beforeLines="50" w:after="100" w:line="240" w:lineRule="auto"/>
+              <w:jc w:val="left"/>
+              <w:rPr>
+                <w:rFonts w:hint="default" w:ascii="Times New Roman" w:hAnsi="Times New Roman" w:eastAsia="宋体" w:cs="Times New Roman"/>
+                <w:sz w:val="21"/>
+                <w:szCs w:val="28"/>
+                <w:lang w:val="en-US" w:eastAsia="zh-CN"/>
+              </w:rPr>
+            </w:pPr>
+            <w:r>
+              <w:rPr>
+                <w:rFonts w:hint="default" w:ascii="Times New Roman" w:hAnsi="Times New Roman" w:eastAsia="宋体" w:cs="Times New Roman"/>
+                <w:sz w:val="21"/>
+                <w:szCs w:val="28"/>
+                <w:lang w:val="en-US" w:eastAsia="zh-CN"/>
+              </w:rPr>
+              <w:t>输出分为等效泄漏模式、等效受限模式、异常待检查和数据无效。未知正常负载可能与泄漏同形，压力差分偏置可能与受限混淆；这类条件下保留异常证据并提示核查，不强制给出单一原因。定位精度限于被监测支管或压力点包围区段。</w:t>
+            </w:r>
+          </w:p>
+          <w:p>
+            <w:pPr>
+              <w:keepNext w:val="0"/>
+              <w:keepLines/>
+              <w:spacing w:beforeLines="50" w:after="100" w:line="240" w:lineRule="auto"/>
+              <w:jc w:val="left"/>
+              <w:rPr>
+                <w:rFonts w:hint="default" w:ascii="Times New Roman" w:hAnsi="Times New Roman" w:eastAsia="宋体" w:cs="Times New Roman"/>
+                <w:sz w:val="21"/>
+                <w:szCs w:val="28"/>
+                <w:lang w:val="en-US" w:eastAsia="zh-CN"/>
+              </w:rPr>
+            </w:pPr>
+            <w:r>
+              <w:rPr>
+                <w:rFonts w:hint="default" w:ascii="Times New Roman" w:hAnsi="Times New Roman" w:eastAsia="宋体" w:cs="Times New Roman"/>
+                <w:sz w:val="21"/>
+                <w:szCs w:val="28"/>
+                <w:lang w:val="en-US" w:eastAsia="zh-CN"/>
+              </w:rPr>
+              <w:t>早期评价以独立参考测量确定的预设失效判据为终点，同时记录故障操作起点、本地首次可靠提示和远端首次接收。考察相对同工况健康流量偏离5%、10%、15%的暂定程度，绘制检出、误报及提前量随程度变化的关系。15%目前是模型演示参照，实际程度与失效判据由导师结合预实验审核后冻结。研究目标是找出可测、可判、可提前的条件及失败边界，性能阈值由有独立标签的小试确定。</w:t>
+            </w:r>
+          </w:p>
+          <w:p>
+            <w:pPr>
+              <w:keepNext/>
+              <w:keepLines/>
+              <w:spacing w:before="140" w:beforeLines="50" w:after="100" w:line="240" w:lineRule="auto"/>
+              <w:jc w:val="left"/>
+              <w:rPr>
+                <w:rFonts w:hint="default" w:ascii="Times New Roman" w:hAnsi="Times New Roman" w:eastAsia="宋体" w:cs="Times New Roman"/>
+                <w:b/>
+                <w:sz w:val="21"/>
+                <w:szCs w:val="28"/>
+                <w:lang w:val="en-US" w:eastAsia="zh-CN"/>
+              </w:rPr>
+            </w:pPr>
+            <w:r>
+              <w:rPr>
+                <w:rFonts w:hint="default" w:ascii="Times New Roman" w:hAnsi="Times New Roman" w:eastAsia="宋体" w:cs="Times New Roman"/>
+                <w:b/>
+                <w:sz w:val="21"/>
+                <w:szCs w:val="28"/>
+                <w:lang w:val="en-US" w:eastAsia="zh-CN"/>
+              </w:rPr>
+              <w:t>4 LoRa可靠告警与通信对照</w:t>
+            </w:r>
+          </w:p>
+          <w:p>
+            <w:pPr>
+              <w:keepNext w:val="0"/>
+              <w:keepLines/>
+              <w:spacing w:beforeLines="50" w:after="100" w:line="240" w:lineRule="auto"/>
+              <w:jc w:val="left"/>
+              <w:rPr>
+                <w:rFonts w:hint="default" w:ascii="Times New Roman" w:hAnsi="Times New Roman" w:eastAsia="宋体" w:cs="Times New Roman"/>
+                <w:sz w:val="21"/>
+                <w:szCs w:val="28"/>
+                <w:lang w:val="en-US" w:eastAsia="zh-CN"/>
+              </w:rPr>
+            </w:pPr>
+            <w:r>
+              <w:rPr>
+                <w:rFonts w:hint="default" w:ascii="Times New Roman" w:hAnsi="Times New Roman" w:eastAsia="宋体" w:cs="Times New Roman"/>
+                <w:sz w:val="21"/>
+                <w:szCs w:val="28"/>
+                <w:lang w:val="en-US" w:eastAsia="zh-CN"/>
+              </w:rPr>
+              <w:t>拟在同采样、检测器、载荷及链路设置下，比较快周期、慢周期、原始事件及滤波限频事件四种上报方式，缓存确认过程见图7。</w:t>
+            </w:r>
+          </w:p>
+          <w:p>
+            <w:pPr>
+              <w:keepNext w:val="0"/>
+              <w:keepLines/>
+              <w:spacing w:beforeLines="50" w:after="100" w:line="240" w:lineRule="auto"/>
+              <w:jc w:val="center"/>
+              <w:rPr>
+                <w:rFonts w:hint="default" w:ascii="Times New Roman" w:hAnsi="Times New Roman" w:eastAsia="宋体" w:cs="Times New Roman"/>
+                <w:sz w:val="21"/>
+                <w:szCs w:val="28"/>
+                <w:lang w:val="en-US" w:eastAsia="zh-CN"/>
+              </w:rPr>
+            </w:pPr>
+            <w:r>
+              <w:rPr>
+                <w:rFonts w:hint="default" w:ascii="Times New Roman" w:hAnsi="Times New Roman" w:eastAsia="宋体" w:cs="Times New Roman"/>
+                <w:sz w:val="21"/>
+                <w:szCs w:val="28"/>
+                <w:lang w:val="en-US" w:eastAsia="zh-CN"/>
+              </w:rPr>
+              <w:pict>
+                <v:shape id="_x0000_i1032" o:spt="75" alt="图7 事件缓存确认与接收去重的协议设计" type="#_x0000_t75" style="height:232.65pt;width:425pt;" filled="f" o:preferrelative="t" stroked="f" coordsize="21600,21600">
+                  <v:path/>
+                  <v:fill on="f" focussize="0,0"/>
+                  <v:stroke on="f"/>
+                  <v:imagedata r:id="rId12" o:title="protocol_loop"/>
+                  <o:lock v:ext="edit" aspectratio="t"/>
+                  <w10:wrap type="none"/>
+                  <w10:anchorlock/>
+                </v:shape>
+              </w:pict>
+            </w:r>
+            <w:r>
+              <w:rPr>
+                <w:rFonts w:hint="eastAsia" w:ascii="Times New Roman" w:hAnsi="Times New Roman" w:cs="Times New Roman"/>
+                <w:sz w:val="21"/>
+                <w:szCs w:val="28"/>
+                <w:lang w:val="en-US" w:eastAsia="zh-CN"/>
+              </w:rPr>
+              <w:br w:type="textWrapping"/>
+            </w:r>
+            <w:r>
+              <w:rPr>
+                <w:rFonts w:hint="eastAsia" w:ascii="Times New Roman" w:hAnsi="Times New Roman" w:cs="Times New Roman"/>
+                <w:sz w:val="18"/>
+                <w:szCs w:val="28"/>
+                <w:lang w:val="en-US" w:eastAsia="zh-CN"/>
+              </w:rPr>
+              <w:t>图7 事件缓存确认与接收去重的协议设计</w:t>
+            </w:r>
+          </w:p>
+          <w:p>
+            <w:pPr>
+              <w:keepNext w:val="0"/>
+              <w:keepLines/>
+              <w:spacing w:beforeLines="50" w:after="100" w:line="240" w:lineRule="auto"/>
+              <w:jc w:val="left"/>
+              <w:rPr>
+                <w:rFonts w:hint="default" w:ascii="Times New Roman" w:hAnsi="Times New Roman" w:eastAsia="宋体" w:cs="Times New Roman"/>
+                <w:sz w:val="21"/>
+                <w:szCs w:val="28"/>
+                <w:lang w:val="en-US" w:eastAsia="zh-CN"/>
+              </w:rPr>
+            </w:pPr>
+            <w:r>
+              <w:rPr>
+                <w:rFonts w:hint="default" w:ascii="Times New Roman" w:hAnsi="Times New Roman" w:eastAsia="宋体" w:cs="Times New Roman"/>
+                <w:sz w:val="21"/>
+                <w:szCs w:val="28"/>
+                <w:lang w:val="en-US" w:eastAsia="zh-CN"/>
+              </w:rPr>
+              <w:t>事件记录设备与会话编号、序号、发生时间、状态、测量及质量；接收端存储后确认，节点超时重试，按会话与序号去重，断链时缓存并明确离线。原始日志留在本地，摘要经LoRa发送；ACK仅表示接收存储，管理确认另行记录。实物试验明确缓存容量、重启会话、溢出及恢复，记录发收、重试与确认时间。模型中的1秒ACK、4秒超时及16条队列是回放假设，实际参数需依据模块及空中时间核定。</w:t>
+            </w:r>
+          </w:p>
+          <w:p>
+            <w:pPr>
+              <w:keepNext w:val="0"/>
+              <w:keepLines/>
+              <w:spacing w:beforeLines="50" w:after="100" w:line="240" w:lineRule="auto"/>
+              <w:jc w:val="left"/>
+              <w:rPr>
+                <w:rFonts w:hint="default" w:ascii="Times New Roman" w:hAnsi="Times New Roman" w:eastAsia="宋体" w:cs="Times New Roman"/>
+                <w:sz w:val="21"/>
+                <w:szCs w:val="28"/>
+                <w:lang w:val="en-US" w:eastAsia="zh-CN"/>
+              </w:rPr>
+            </w:pPr>
+            <w:r>
+              <w:rPr>
+                <w:rFonts w:hint="default" w:ascii="Times New Roman" w:hAnsi="Times New Roman" w:eastAsia="宋体" w:cs="Times New Roman"/>
+                <w:sz w:val="21"/>
+                <w:szCs w:val="28"/>
+                <w:lang w:val="en-US" w:eastAsia="zh-CN"/>
+              </w:rPr>
+              <w:t>通信研究报告上行/确认帧数、字节、故障到本地提示与本地提示到远端接收的两段延迟，并在完整供电边界内实测能量。较少发送不直接等同更长续航；射频配置、干扰、现场遮挡和整机静态功耗均须记录。无线断链期间允许显示离线和待补发，不能把未收到事件显示为正常。</w:t>
+            </w:r>
+          </w:p>
+          <w:p>
+            <w:pPr>
+              <w:keepNext/>
+              <w:keepLines/>
+              <w:spacing w:before="140" w:beforeLines="50" w:after="100" w:line="240" w:lineRule="auto"/>
+              <w:jc w:val="left"/>
+              <w:rPr>
+                <w:rFonts w:hint="default" w:ascii="Times New Roman" w:hAnsi="Times New Roman" w:eastAsia="宋体" w:cs="Times New Roman"/>
+                <w:b/>
+                <w:sz w:val="21"/>
+                <w:szCs w:val="28"/>
+                <w:lang w:val="en-US" w:eastAsia="zh-CN"/>
+              </w:rPr>
+            </w:pPr>
+            <w:r>
+              <w:rPr>
+                <w:rFonts w:hint="default" w:ascii="Times New Roman" w:hAnsi="Times New Roman" w:eastAsia="宋体" w:cs="Times New Roman"/>
+                <w:b/>
+                <w:sz w:val="21"/>
+                <w:szCs w:val="28"/>
+                <w:lang w:val="en-US" w:eastAsia="zh-CN"/>
+              </w:rPr>
+              <w:t>5 管理软件与系统集成</w:t>
+            </w:r>
+          </w:p>
+          <w:p>
+            <w:pPr>
+              <w:keepNext w:val="0"/>
+              <w:keepLines/>
+              <w:spacing w:beforeLines="50" w:after="100" w:line="240" w:lineRule="auto"/>
+              <w:jc w:val="left"/>
+              <w:rPr>
+                <w:rFonts w:hint="default" w:ascii="Times New Roman" w:hAnsi="Times New Roman" w:eastAsia="宋体" w:cs="Times New Roman"/>
+                <w:sz w:val="21"/>
+                <w:szCs w:val="28"/>
+                <w:lang w:val="en-US" w:eastAsia="zh-CN"/>
+              </w:rPr>
+            </w:pPr>
+            <w:r>
+              <w:rPr>
+                <w:rFonts w:hint="default" w:ascii="Times New Roman" w:hAnsi="Times New Roman" w:eastAsia="宋体" w:cs="Times New Roman"/>
+                <w:sz w:val="21"/>
+                <w:szCs w:val="28"/>
+                <w:lang w:val="en-US" w:eastAsia="zh-CN"/>
+              </w:rPr>
+              <w:t>本地Web拟提供设备档案、支管位置示意、P0/P1/Q趋势、事件证据、质量状态、处理确认、历史回放与CSV导出。网页将区分测量时间、接收时间、模型回放和实际设备状态，提示检查供压、阀态、传感器与目标管路。接收端的数据持久化和真实节点接入是实施任务；已有离线页面完成合成回放与交互演示，其实际运行截图见图8。</w:t>
+            </w:r>
+          </w:p>
+          <w:p>
+            <w:pPr>
+              <w:keepNext w:val="0"/>
+              <w:keepLines/>
+              <w:spacing w:beforeLines="50" w:after="100" w:line="240" w:lineRule="auto"/>
+              <w:jc w:val="center"/>
+              <w:rPr>
+                <w:rFonts w:hint="default" w:ascii="Times New Roman" w:hAnsi="Times New Roman" w:eastAsia="宋体" w:cs="Times New Roman"/>
+                <w:sz w:val="21"/>
+                <w:szCs w:val="28"/>
+                <w:lang w:val="en-US" w:eastAsia="zh-CN"/>
+              </w:rPr>
+            </w:pPr>
+            <w:r>
+              <w:rPr>
+                <w:rFonts w:hint="default" w:ascii="Times New Roman" w:hAnsi="Times New Roman" w:eastAsia="宋体" w:cs="Times New Roman"/>
+                <w:sz w:val="21"/>
+                <w:szCs w:val="28"/>
+                <w:lang w:val="en-US" w:eastAsia="zh-CN"/>
+              </w:rPr>
+              <w:pict>
+                <v:shape id="_x0000_i1033" o:spt="75" alt="图8 已实现离线网页的合成诊断回放截图 尚未连接实物" type="#_x0000_t75" style="height:350.5pt;width:425pt;" filled="f" o:preferrelative="t" stroked="f" coordsize="21600,21600">
+                  <v:path/>
+                  <v:fill on="f" focussize="0,0"/>
+                  <v:stroke on="f"/>
+                  <v:imagedata r:id="rId13" o:title="platform_replay"/>
+                  <o:lock v:ext="edit" aspectratio="t"/>
+                  <w10:wrap type="none"/>
+                  <w10:anchorlock/>
+                </v:shape>
+              </w:pict>
+            </w:r>
+            <w:r>
+              <w:rPr>
+                <w:rFonts w:hint="eastAsia" w:ascii="Times New Roman" w:hAnsi="Times New Roman" w:cs="Times New Roman"/>
+                <w:sz w:val="21"/>
+                <w:szCs w:val="28"/>
+                <w:lang w:val="en-US" w:eastAsia="zh-CN"/>
+              </w:rPr>
+              <w:br w:type="textWrapping"/>
+            </w:r>
+            <w:r>
+              <w:rPr>
+                <w:rFonts w:hint="eastAsia" w:ascii="Times New Roman" w:hAnsi="Times New Roman" w:cs="Times New Roman"/>
+                <w:sz w:val="18"/>
+                <w:szCs w:val="28"/>
+                <w:lang w:val="en-US" w:eastAsia="zh-CN"/>
+              </w:rPr>
+              <w:t>图8 已实现离线网页的合成诊断回放截图 尚未连接实物</w:t>
+            </w:r>
+          </w:p>
+          <w:p>
+            <w:pPr>
+              <w:keepNext w:val="0"/>
+              <w:keepLines/>
+              <w:spacing w:beforeLines="50" w:after="100" w:line="240" w:lineRule="auto"/>
+              <w:jc w:val="left"/>
+              <w:rPr>
+                <w:rFonts w:hint="default" w:ascii="Times New Roman" w:hAnsi="Times New Roman" w:eastAsia="宋体" w:cs="Times New Roman"/>
+                <w:sz w:val="21"/>
+                <w:szCs w:val="28"/>
+                <w:lang w:val="en-US" w:eastAsia="zh-CN"/>
+              </w:rPr>
+            </w:pPr>
+            <w:r>
+              <w:rPr>
+                <w:rFonts w:hint="default" w:ascii="Times New Roman" w:hAnsi="Times New Roman" w:eastAsia="宋体" w:cs="Times New Roman"/>
+                <w:sz w:val="21"/>
+                <w:szCs w:val="28"/>
+                <w:lang w:val="en-US" w:eastAsia="zh-CN"/>
+              </w:rPr>
+              <w:t>集成先完成有线原始日志，再连接LoRa和本地网页，以事件记录贯通节点判定、接收存储和管理确认。展示页面只是系统的一部分，验收同时检查原始记录、协议日志和对应实验标签，不能仅凭页面数值变化认定系统可用。</w:t>
+            </w:r>
+          </w:p>
+          <w:p>
+            <w:pPr>
+              <w:keepNext/>
+              <w:keepLines/>
+              <w:spacing w:before="140" w:beforeLines="50" w:after="100" w:line="240" w:lineRule="auto"/>
+              <w:jc w:val="left"/>
+              <w:rPr>
+                <w:rFonts w:hint="default" w:ascii="Times New Roman" w:hAnsi="Times New Roman" w:eastAsia="宋体" w:cs="Times New Roman"/>
+                <w:b/>
+                <w:sz w:val="21"/>
+                <w:szCs w:val="28"/>
+                <w:lang w:val="en-US" w:eastAsia="zh-CN"/>
+              </w:rPr>
+            </w:pPr>
+            <w:r>
+              <w:rPr>
+                <w:rFonts w:hint="default" w:ascii="Times New Roman" w:hAnsi="Times New Roman" w:eastAsia="宋体" w:cs="Times New Roman"/>
+                <w:b/>
+                <w:sz w:val="21"/>
+                <w:szCs w:val="28"/>
+                <w:lang w:val="en-US" w:eastAsia="zh-CN"/>
+              </w:rPr>
+              <w:t>6 项目目标与分层实验</w:t>
+            </w:r>
+          </w:p>
+          <w:p>
+            <w:pPr>
+              <w:keepNext w:val="0"/>
+              <w:keepLines/>
+              <w:spacing w:beforeLines="50" w:after="100" w:line="240" w:lineRule="auto"/>
+              <w:jc w:val="left"/>
+              <w:rPr>
+                <w:rFonts w:hint="default" w:ascii="Times New Roman" w:hAnsi="Times New Roman" w:eastAsia="宋体" w:cs="Times New Roman"/>
+                <w:sz w:val="21"/>
+                <w:szCs w:val="28"/>
+                <w:lang w:val="en-US" w:eastAsia="zh-CN"/>
+              </w:rPr>
+            </w:pPr>
+            <w:r>
+              <w:rPr>
+                <w:rFonts w:hint="default" w:ascii="Times New Roman" w:hAnsi="Times New Roman" w:eastAsia="宋体" w:cs="Times New Roman"/>
+                <w:sz w:val="21"/>
+                <w:szCs w:val="28"/>
+                <w:lang w:val="en-US" w:eastAsia="zh-CN"/>
+              </w:rPr>
+              <w:t>总体目标是完成可采集、可有限诊断、可可靠传输、可追溯验证的支管原型，并给出渐进故障辨识条件和通信取舍。四个工作包分别负责测量与建模、诊断与边界、可靠告警、系统集成与验证。表2把交付、评价指标和验证证据对应起来，作为任务书细化依据。</w:t>
+            </w:r>
+          </w:p>
+          <w:tbl>
+            <w:tblPr>
+              <w:tblStyle w:val="6"/>
+              <w:tblW w:w="8500" w:type="dxa"/>
+              <w:tblInd w:w="5" w:type="dxa"/>
+              <w:tblBorders>
+                <w:top w:val="none" w:color="auto" w:sz="0" w:space="0"/>
+                <w:left w:val="none" w:color="auto" w:sz="0" w:space="0"/>
+                <w:bottom w:val="none" w:color="auto" w:sz="0" w:space="0"/>
+                <w:right w:val="none" w:color="auto" w:sz="0" w:space="0"/>
+                <w:insideH w:val="none" w:color="auto" w:sz="0" w:space="0"/>
+                <w:insideV w:val="none" w:color="auto" w:sz="0" w:space="0"/>
+              </w:tblBorders>
+              <w:tblLayout w:type="fixed"/>
+              <w:tblCellMar>
+                <w:top w:w="0" w:type="dxa"/>
+                <w:left w:w="0" w:type="dxa"/>
+                <w:bottom w:w="0" w:type="dxa"/>
+                <w:right w:w="0" w:type="dxa"/>
+              </w:tblCellMar>
+            </w:tblPr>
+            <w:tblGrid>
+              <w:gridCol w:w="8500"/>
+            </w:tblGrid>
+            <w:tr>
+              <w:tblPrEx>
+                <w:tblBorders>
+                  <w:top w:val="none" w:color="auto" w:sz="0" w:space="0"/>
+                  <w:left w:val="none" w:color="auto" w:sz="0" w:space="0"/>
+                  <w:bottom w:val="none" w:color="auto" w:sz="0" w:space="0"/>
+                  <w:right w:val="none" w:color="auto" w:sz="0" w:space="0"/>
+                  <w:insideH w:val="none" w:color="auto" w:sz="0" w:space="0"/>
+                  <w:insideV w:val="none" w:color="auto" w:sz="0" w:space="0"/>
+                </w:tblBorders>
+                <w:tblCellMar>
+                  <w:top w:w="0" w:type="dxa"/>
+                  <w:left w:w="0" w:type="dxa"/>
+                  <w:bottom w:w="0" w:type="dxa"/>
+                  <w:right w:w="0" w:type="dxa"/>
+                </w:tblCellMar>
+              </w:tblPrEx>
+              <w:trPr>
+                <w:cantSplit/>
+              </w:trPr>
+              <w:tc>
+                <w:tcPr>
+                  <w:tcW w:w="9070" w:type="dxa"/>
+                  <w:tcBorders>
+                    <w:tl2br w:val="nil"/>
+                    <w:tr2bl w:val="nil"/>
+                  </w:tcBorders>
+                </w:tcPr>
+                <w:p>
+                  <w:pPr>
+                    <w:keepNext w:val="0"/>
+                    <w:keepLines/>
+                    <w:spacing w:beforeLines="50" w:after="140" w:line="240" w:lineRule="auto"/>
+                    <w:jc w:val="left"/>
+                    <w:rPr>
+                      <w:rFonts w:hint="eastAsia" w:ascii="Times New Roman" w:hAnsi="Times New Roman" w:cs="Times New Roman"/>
+                      <w:b/>
+                      <w:sz w:val="21"/>
+                      <w:szCs w:val="28"/>
+                      <w:vertAlign w:val="baseline"/>
+                      <w:lang w:val="en-US" w:eastAsia="zh-CN"/>
+                    </w:rPr>
+                  </w:pPr>
+                  <w:r>
+                    <w:rPr>
+                      <w:rFonts w:hint="eastAsia" w:ascii="Times New Roman" w:hAnsi="Times New Roman" w:cs="Times New Roman"/>
+                      <w:b/>
+                      <w:sz w:val="21"/>
+                      <w:szCs w:val="28"/>
+                      <w:vertAlign w:val="baseline"/>
+                      <w:lang w:val="en-US" w:eastAsia="zh-CN"/>
+                    </w:rPr>
+                    <w:t>表2 研究任务与计划验证证据</w:t>
+                  </w:r>
+                </w:p>
+                <w:tbl>
+                  <w:tblPr>
+                    <w:tblStyle w:val="6"/>
+                    <w:tblW w:w="8500" w:type="dxa"/>
+                    <w:tblInd w:w="3" w:type="dxa"/>
+                    <w:tblBorders>
+                      <w:top w:val="single" w:color="D9D9D9" w:sz="2" w:space="0"/>
+                      <w:left w:val="single" w:color="D9D9D9" w:sz="2" w:space="0"/>
+                      <w:bottom w:val="single" w:color="D9D9D9" w:sz="2" w:space="0"/>
+                      <w:right w:val="single" w:color="D9D9D9" w:sz="2" w:space="0"/>
+                      <w:insideH w:val="single" w:color="D9D9D9" w:sz="2" w:space="0"/>
+                      <w:insideV w:val="single" w:color="D9D9D9" w:sz="2" w:space="0"/>
+                    </w:tblBorders>
+                    <w:tblLayout w:type="fixed"/>
+                    <w:tblCellMar>
+                      <w:top w:w="100" w:type="dxa"/>
+                      <w:left w:w="100" w:type="dxa"/>
+                      <w:bottom w:w="100" w:type="dxa"/>
+                      <w:right w:w="100" w:type="dxa"/>
+                    </w:tblCellMar>
+                  </w:tblPr>
+                  <w:tblGrid>
+                    <w:gridCol w:w="1700"/>
+                    <w:gridCol w:w="3300"/>
+                    <w:gridCol w:w="3500"/>
+                  </w:tblGrid>
+                  <w:tr>
+                    <w:tblPrEx>
+                      <w:tblBorders>
+                        <w:top w:val="single" w:color="D9D9D9" w:sz="2" w:space="0"/>
+                        <w:left w:val="single" w:color="D9D9D9" w:sz="2" w:space="0"/>
+                        <w:bottom w:val="single" w:color="D9D9D9" w:sz="2" w:space="0"/>
+                        <w:right w:val="single" w:color="D9D9D9" w:sz="2" w:space="0"/>
+                        <w:insideH w:val="single" w:color="D9D9D9" w:sz="2" w:space="0"/>
+                        <w:insideV w:val="single" w:color="D9D9D9" w:sz="2" w:space="0"/>
+                      </w:tblBorders>
+                      <w:tblCellMar>
+                        <w:top w:w="100" w:type="dxa"/>
+                        <w:left w:w="100" w:type="dxa"/>
+                        <w:bottom w:w="100" w:type="dxa"/>
+                        <w:right w:w="100" w:type="dxa"/>
+                      </w:tblCellMar>
+                    </w:tblPrEx>
+                    <w:trPr>
+                      <w:cantSplit/>
+                      <w:tblHeader/>
+                    </w:trPr>
+                    <w:tc>
+                      <w:tcPr>
+                        <w:tcW w:w="1700" w:type="dxa"/>
+                        <w:tcBorders>
+                          <w:tl2br w:val="nil"/>
+                          <w:tr2bl w:val="nil"/>
+                        </w:tcBorders>
+                        <w:shd w:val="clear" w:color="auto" w:fill="EDEDED"/>
+                        <w:vAlign w:val="center"/>
+                      </w:tcPr>
+                      <w:p>
+                        <w:pPr>
+                          <w:keepNext/>
+                          <w:keepLines/>
+                          <w:spacing w:beforeLines="50" w:after="80" w:line="240" w:lineRule="auto"/>
+                          <w:jc w:val="left"/>
+                          <w:rPr>
+                            <w:rFonts w:hint="default" w:ascii="Times New Roman" w:hAnsi="Times New Roman" w:eastAsia="宋体" w:cs="Times New Roman"/>
+                            <w:b/>
+                            <w:sz w:val="19"/>
+                            <w:szCs w:val="28"/>
+                            <w:vertAlign w:val="baseline"/>
+                            <w:lang w:val="en-US" w:eastAsia="zh-CN"/>
+                          </w:rPr>
+                        </w:pPr>
+                        <w:r>
+                          <w:rPr>
+                            <w:rFonts w:hint="eastAsia" w:ascii="Times New Roman" w:hAnsi="Times New Roman" w:cs="Times New Roman"/>
+                            <w:b/>
+                            <w:sz w:val="19"/>
+                            <w:szCs w:val="28"/>
+                            <w:vertAlign w:val="baseline"/>
+                            <w:lang w:val="en-US" w:eastAsia="zh-CN"/>
+                          </w:rPr>
+                          <w:t>任务</w:t>
+                        </w:r>
+                      </w:p>
+                    </w:tc>
+                    <w:tc>
+                      <w:tcPr>
+                        <w:tcW w:w="3300" w:type="dxa"/>
+                        <w:tcBorders>
+                          <w:tl2br w:val="nil"/>
+                          <w:tr2bl w:val="nil"/>
+                        </w:tcBorders>
+                        <w:shd w:val="clear" w:color="auto" w:fill="EDEDED"/>
+                        <w:vAlign w:val="center"/>
+                      </w:tcPr>
+                      <w:p>
+                        <w:pPr>
+                          <w:keepNext/>
+                          <w:keepLines/>
+                          <w:spacing w:beforeLines="50" w:after="80" w:line="240" w:lineRule="auto"/>
+                          <w:jc w:val="left"/>
+                          <w:rPr>
+                            <w:rFonts w:hint="default" w:ascii="Times New Roman" w:hAnsi="Times New Roman" w:eastAsia="宋体" w:cs="Times New Roman"/>
+                            <w:b/>
+                            <w:sz w:val="19"/>
+                            <w:szCs w:val="28"/>
+                            <w:vertAlign w:val="baseline"/>
+                            <w:lang w:val="en-US" w:eastAsia="zh-CN"/>
+                          </w:rPr>
+                        </w:pPr>
+                        <w:r>
+                          <w:rPr>
+                            <w:rFonts w:hint="eastAsia" w:ascii="Times New Roman" w:hAnsi="Times New Roman" w:cs="Times New Roman"/>
+                            <w:b/>
+                            <w:sz w:val="19"/>
+                            <w:szCs w:val="28"/>
+                            <w:vertAlign w:val="baseline"/>
+                            <w:lang w:val="en-US" w:eastAsia="zh-CN"/>
+                          </w:rPr>
+                          <w:t>计划交付或实验</w:t>
+                        </w:r>
+                      </w:p>
+                    </w:tc>
+                    <w:tc>
+                      <w:tcPr>
+                        <w:tcW w:w="3500" w:type="dxa"/>
+                        <w:tcBorders>
+                          <w:tl2br w:val="nil"/>
+                          <w:tr2bl w:val="nil"/>
+                        </w:tcBorders>
+                        <w:shd w:val="clear" w:color="auto" w:fill="EDEDED"/>
+                        <w:vAlign w:val="center"/>
+                      </w:tcPr>
+                      <w:p>
+                        <w:pPr>
+                          <w:keepNext/>
+                          <w:keepLines/>
+                          <w:spacing w:beforeLines="50" w:after="80" w:line="240" w:lineRule="auto"/>
+                          <w:jc w:val="left"/>
+                          <w:rPr>
+                            <w:rFonts w:hint="default" w:ascii="Times New Roman" w:hAnsi="Times New Roman" w:eastAsia="宋体" w:cs="Times New Roman"/>
+                            <w:b/>
+                            <w:sz w:val="19"/>
+                            <w:szCs w:val="28"/>
+                            <w:vertAlign w:val="baseline"/>
+                            <w:lang w:val="en-US" w:eastAsia="zh-CN"/>
+                          </w:rPr>
+                        </w:pPr>
+                        <w:r>
+                          <w:rPr>
+                            <w:rFonts w:hint="eastAsia" w:ascii="Times New Roman" w:hAnsi="Times New Roman" w:cs="Times New Roman"/>
+                            <w:b/>
+                            <w:sz w:val="19"/>
+                            <w:szCs w:val="28"/>
+                            <w:vertAlign w:val="baseline"/>
+                            <w:lang w:val="en-US" w:eastAsia="zh-CN"/>
+                          </w:rPr>
+                          <w:t>评价量与证据</w:t>
+                        </w:r>
+                      </w:p>
+                    </w:tc>
+                  </w:tr>
+                  <w:tr>
+                    <w:tblPrEx>
+                      <w:tblBorders>
+                        <w:top w:val="single" w:color="D9D9D9" w:sz="2" w:space="0"/>
+                        <w:left w:val="single" w:color="D9D9D9" w:sz="2" w:space="0"/>
+                        <w:bottom w:val="single" w:color="D9D9D9" w:sz="2" w:space="0"/>
+                        <w:right w:val="single" w:color="D9D9D9" w:sz="2" w:space="0"/>
+                        <w:insideH w:val="single" w:color="D9D9D9" w:sz="2" w:space="0"/>
+                        <w:insideV w:val="single" w:color="D9D9D9" w:sz="2" w:space="0"/>
+                      </w:tblBorders>
+                      <w:tblCellMar>
+                        <w:top w:w="100" w:type="dxa"/>
+                        <w:left w:w="100" w:type="dxa"/>
+                        <w:bottom w:w="100" w:type="dxa"/>
+                        <w:right w:w="100" w:type="dxa"/>
+                      </w:tblCellMar>
+                    </w:tblPrEx>
+                    <w:trPr>
+                      <w:cantSplit/>
+                    </w:trPr>
+                    <w:tc>
+                      <w:tcPr>
+                        <w:tcW w:w="1700" w:type="dxa"/>
+                        <w:tcBorders>
+                          <w:tl2br w:val="nil"/>
+                          <w:tr2bl w:val="nil"/>
+                        </w:tcBorders>
+                        <w:shd w:val="clear" w:color="auto" w:fill="FFFFFF"/>
+                        <w:vAlign w:val="center"/>
+                      </w:tcPr>
+                      <w:p>
+                        <w:pPr>
+                          <w:keepNext/>
+                          <w:keepLines/>
+                          <w:spacing w:beforeLines="50" w:after="80" w:line="240" w:lineRule="auto"/>
+                          <w:jc w:val="left"/>
+                          <w:rPr>
+                            <w:rFonts w:hint="default" w:ascii="Times New Roman" w:hAnsi="Times New Roman" w:eastAsia="宋体" w:cs="Times New Roman"/>
+                            <w:b w:val="0"/>
+                            <w:sz w:val="19"/>
+                            <w:szCs w:val="28"/>
+                            <w:vertAlign w:val="baseline"/>
+                            <w:lang w:val="en-US" w:eastAsia="zh-CN"/>
+                          </w:rPr>
+                        </w:pPr>
+                        <w:r>
+                          <w:rPr>
+                            <w:rFonts w:hint="eastAsia" w:ascii="Times New Roman" w:hAnsi="Times New Roman" w:cs="Times New Roman"/>
+                            <w:b w:val="0"/>
+                            <w:sz w:val="19"/>
+                            <w:szCs w:val="28"/>
+                            <w:vertAlign w:val="baseline"/>
+                            <w:lang w:val="en-US" w:eastAsia="zh-CN"/>
+                          </w:rPr>
+                          <w:t>测量与建模</w:t>
+                        </w:r>
+                      </w:p>
+                    </w:tc>
+                    <w:tc>
+                      <w:tcPr>
+                        <w:tcW w:w="3300" w:type="dxa"/>
+                        <w:tcBorders>
+                          <w:tl2br w:val="nil"/>
+                          <w:tr2bl w:val="nil"/>
+                        </w:tcBorders>
+                        <w:shd w:val="clear" w:color="auto" w:fill="FFFFFF"/>
+                        <w:vAlign w:val="center"/>
+                      </w:tcPr>
+                      <w:p>
+                        <w:pPr>
+                          <w:keepNext/>
+                          <w:keepLines/>
+                          <w:spacing w:beforeLines="50" w:after="80" w:line="240" w:lineRule="auto"/>
+                          <w:jc w:val="left"/>
+                          <w:rPr>
+                            <w:rFonts w:hint="default" w:ascii="Times New Roman" w:hAnsi="Times New Roman" w:eastAsia="宋体" w:cs="Times New Roman"/>
+                            <w:b w:val="0"/>
+                            <w:sz w:val="19"/>
+                            <w:szCs w:val="28"/>
+                            <w:vertAlign w:val="baseline"/>
+                            <w:lang w:val="en-US" w:eastAsia="zh-CN"/>
+                          </w:rPr>
+                        </w:pPr>
+                        <w:r>
+                          <w:rPr>
+                            <w:rFonts w:hint="eastAsia" w:ascii="Times New Roman" w:hAnsi="Times New Roman" w:cs="Times New Roman"/>
+                            <w:b w:val="0"/>
+                            <w:sz w:val="19"/>
+                            <w:szCs w:val="28"/>
+                            <w:vertAlign w:val="baseline"/>
+                            <w:lang w:val="en-US" w:eastAsia="zh-CN"/>
+                          </w:rPr>
+                          <w:t>双压力流量节点及参考标定</w:t>
+                        </w:r>
+                      </w:p>
+                    </w:tc>
+                    <w:tc>
+                      <w:tcPr>
+                        <w:tcW w:w="3500" w:type="dxa"/>
+                        <w:tcBorders>
+                          <w:tl2br w:val="nil"/>
+                          <w:tr2bl w:val="nil"/>
+                        </w:tcBorders>
+                        <w:shd w:val="clear" w:color="auto" w:fill="FFFFFF"/>
+                        <w:vAlign w:val="center"/>
+                      </w:tcPr>
+                      <w:p>
+                        <w:pPr>
+                          <w:keepNext/>
+                          <w:keepLines/>
+                          <w:spacing w:beforeLines="50" w:after="80" w:line="240" w:lineRule="auto"/>
+                          <w:jc w:val="left"/>
+                          <w:rPr>
+                            <w:rFonts w:hint="default" w:ascii="Times New Roman" w:hAnsi="Times New Roman" w:eastAsia="宋体" w:cs="Times New Roman"/>
+                            <w:b w:val="0"/>
+                            <w:sz w:val="19"/>
+                            <w:szCs w:val="28"/>
+                            <w:vertAlign w:val="baseline"/>
+                            <w:lang w:val="en-US" w:eastAsia="zh-CN"/>
+                          </w:rPr>
+                        </w:pPr>
+                        <w:r>
+                          <w:rPr>
+                            <w:rFonts w:hint="eastAsia" w:ascii="Times New Roman" w:hAnsi="Times New Roman" w:cs="Times New Roman"/>
+                            <w:b w:val="0"/>
+                            <w:sz w:val="19"/>
+                            <w:szCs w:val="28"/>
+                            <w:vertAlign w:val="baseline"/>
+                            <w:lang w:val="en-US" w:eastAsia="zh-CN"/>
+                          </w:rPr>
+                          <w:t>误差、重复性、同步、健康压降与差压不确定度</w:t>
+                        </w:r>
+                      </w:p>
+                    </w:tc>
+                  </w:tr>
+                  <w:tr>
+                    <w:tblPrEx>
+                      <w:tblBorders>
+                        <w:top w:val="single" w:color="D9D9D9" w:sz="2" w:space="0"/>
+                        <w:left w:val="single" w:color="D9D9D9" w:sz="2" w:space="0"/>
+                        <w:bottom w:val="single" w:color="D9D9D9" w:sz="2" w:space="0"/>
+                        <w:right w:val="single" w:color="D9D9D9" w:sz="2" w:space="0"/>
+                        <w:insideH w:val="single" w:color="D9D9D9" w:sz="2" w:space="0"/>
+                        <w:insideV w:val="single" w:color="D9D9D9" w:sz="2" w:space="0"/>
+                      </w:tblBorders>
+                      <w:tblCellMar>
+                        <w:top w:w="100" w:type="dxa"/>
+                        <w:left w:w="100" w:type="dxa"/>
+                        <w:bottom w:w="100" w:type="dxa"/>
+                        <w:right w:w="100" w:type="dxa"/>
+                      </w:tblCellMar>
+                    </w:tblPrEx>
+                    <w:trPr>
+                      <w:cantSplit/>
+                    </w:trPr>
+                    <w:tc>
+                      <w:tcPr>
+                        <w:tcW w:w="1700" w:type="dxa"/>
+                        <w:tcBorders>
+                          <w:tl2br w:val="nil"/>
+                          <w:tr2bl w:val="nil"/>
+                        </w:tcBorders>
+                        <w:shd w:val="clear" w:color="auto" w:fill="FFFFFF"/>
+                        <w:vAlign w:val="center"/>
+                      </w:tcPr>
+                      <w:p>
+                        <w:pPr>
+                          <w:keepNext/>
+                          <w:keepLines/>
+                          <w:spacing w:beforeLines="50" w:after="80" w:line="240" w:lineRule="auto"/>
+                          <w:jc w:val="left"/>
+                          <w:rPr>
+                            <w:rFonts w:hint="default" w:ascii="Times New Roman" w:hAnsi="Times New Roman" w:eastAsia="宋体" w:cs="Times New Roman"/>
+                            <w:b w:val="0"/>
+                            <w:sz w:val="19"/>
+                            <w:szCs w:val="28"/>
+                            <w:vertAlign w:val="baseline"/>
+                            <w:lang w:val="en-US" w:eastAsia="zh-CN"/>
+                          </w:rPr>
+                        </w:pPr>
+                        <w:r>
+                          <w:rPr>
+                            <w:rFonts w:hint="eastAsia" w:ascii="Times New Roman" w:hAnsi="Times New Roman" w:cs="Times New Roman"/>
+                            <w:b w:val="0"/>
+                            <w:sz w:val="19"/>
+                            <w:szCs w:val="28"/>
+                            <w:vertAlign w:val="baseline"/>
+                            <w:lang w:val="en-US" w:eastAsia="zh-CN"/>
+                          </w:rPr>
+                          <w:t>渐进诊断</w:t>
+                        </w:r>
+                      </w:p>
+                    </w:tc>
+                    <w:tc>
+                      <w:tcPr>
+                        <w:tcW w:w="3300" w:type="dxa"/>
+                        <w:tcBorders>
+                          <w:tl2br w:val="nil"/>
+                          <w:tr2bl w:val="nil"/>
+                        </w:tcBorders>
+                        <w:shd w:val="clear" w:color="auto" w:fill="FFFFFF"/>
+                        <w:vAlign w:val="center"/>
+                      </w:tcPr>
+                      <w:p>
+                        <w:pPr>
+                          <w:keepNext/>
+                          <w:keepLines/>
+                          <w:spacing w:beforeLines="50" w:after="80" w:line="240" w:lineRule="auto"/>
+                          <w:jc w:val="left"/>
+                          <w:rPr>
+                            <w:rFonts w:hint="default" w:ascii="Times New Roman" w:hAnsi="Times New Roman" w:eastAsia="宋体" w:cs="Times New Roman"/>
+                            <w:b w:val="0"/>
+                            <w:sz w:val="19"/>
+                            <w:szCs w:val="28"/>
+                            <w:vertAlign w:val="baseline"/>
+                            <w:lang w:val="en-US" w:eastAsia="zh-CN"/>
+                          </w:rPr>
+                        </w:pPr>
+                        <w:r>
+                          <w:rPr>
+                            <w:rFonts w:hint="eastAsia" w:ascii="Times New Roman" w:hAnsi="Times New Roman" w:cs="Times New Roman"/>
+                            <w:b w:val="0"/>
+                            <w:sz w:val="19"/>
+                            <w:szCs w:val="28"/>
+                            <w:vertAlign w:val="baseline"/>
+                            <w:lang w:val="en-US" w:eastAsia="zh-CN"/>
+                          </w:rPr>
+                          <w:t>2类型×3供压×3程度×至少3独立操作，主要试验至少54次</w:t>
+                        </w:r>
+                      </w:p>
+                    </w:tc>
+                    <w:tc>
+                      <w:tcPr>
+                        <w:tcW w:w="3500" w:type="dxa"/>
+                        <w:tcBorders>
+                          <w:tl2br w:val="nil"/>
+                          <w:tr2bl w:val="nil"/>
+                        </w:tcBorders>
+                        <w:shd w:val="clear" w:color="auto" w:fill="FFFFFF"/>
+                        <w:vAlign w:val="center"/>
+                      </w:tcPr>
+                      <w:p>
+                        <w:pPr>
+                          <w:keepNext/>
+                          <w:keepLines/>
+                          <w:spacing w:beforeLines="50" w:after="80" w:line="240" w:lineRule="auto"/>
+                          <w:jc w:val="left"/>
+                          <w:rPr>
+                            <w:rFonts w:hint="default" w:ascii="Times New Roman" w:hAnsi="Times New Roman" w:eastAsia="宋体" w:cs="Times New Roman"/>
+                            <w:b w:val="0"/>
+                            <w:sz w:val="19"/>
+                            <w:szCs w:val="28"/>
+                            <w:vertAlign w:val="baseline"/>
+                            <w:lang w:val="en-US" w:eastAsia="zh-CN"/>
+                          </w:rPr>
+                        </w:pPr>
+                        <w:r>
+                          <w:rPr>
+                            <w:rFonts w:hint="eastAsia" w:ascii="Times New Roman" w:hAnsi="Times New Roman" w:cs="Times New Roman"/>
+                            <w:b w:val="0"/>
+                            <w:sz w:val="19"/>
+                            <w:szCs w:val="28"/>
+                            <w:vertAlign w:val="baseline"/>
+                            <w:lang w:val="en-US" w:eastAsia="zh-CN"/>
+                          </w:rPr>
+                          <w:t>正确模式、独立试次漏检、每小时误报、提前量分布</w:t>
+                        </w:r>
+                      </w:p>
+                    </w:tc>
+                  </w:tr>
+                  <w:tr>
+                    <w:tblPrEx>
+                      <w:tblBorders>
+                        <w:top w:val="single" w:color="D9D9D9" w:sz="2" w:space="0"/>
+                        <w:left w:val="single" w:color="D9D9D9" w:sz="2" w:space="0"/>
+                        <w:bottom w:val="single" w:color="D9D9D9" w:sz="2" w:space="0"/>
+                        <w:right w:val="single" w:color="D9D9D9" w:sz="2" w:space="0"/>
+                        <w:insideH w:val="single" w:color="D9D9D9" w:sz="2" w:space="0"/>
+                        <w:insideV w:val="single" w:color="D9D9D9" w:sz="2" w:space="0"/>
+                      </w:tblBorders>
+                      <w:tblCellMar>
+                        <w:top w:w="100" w:type="dxa"/>
+                        <w:left w:w="100" w:type="dxa"/>
+                        <w:bottom w:w="100" w:type="dxa"/>
+                        <w:right w:w="100" w:type="dxa"/>
+                      </w:tblCellMar>
+                    </w:tblPrEx>
+                    <w:trPr>
+                      <w:cantSplit/>
+                    </w:trPr>
+                    <w:tc>
+                      <w:tcPr>
+                        <w:tcW w:w="1700" w:type="dxa"/>
+                        <w:tcBorders>
+                          <w:tl2br w:val="nil"/>
+                          <w:tr2bl w:val="nil"/>
+                        </w:tcBorders>
+                        <w:shd w:val="clear" w:color="auto" w:fill="FFFFFF"/>
+                        <w:vAlign w:val="center"/>
+                      </w:tcPr>
+                      <w:p>
+                        <w:pPr>
+                          <w:keepNext/>
+                          <w:keepLines/>
+                          <w:spacing w:beforeLines="50" w:after="80" w:line="240" w:lineRule="auto"/>
+                          <w:jc w:val="left"/>
+                          <w:rPr>
+                            <w:rFonts w:hint="default" w:ascii="Times New Roman" w:hAnsi="Times New Roman" w:eastAsia="宋体" w:cs="Times New Roman"/>
+                            <w:b w:val="0"/>
+                            <w:sz w:val="19"/>
+                            <w:szCs w:val="28"/>
+                            <w:vertAlign w:val="baseline"/>
+                            <w:lang w:val="en-US" w:eastAsia="zh-CN"/>
+                          </w:rPr>
+                        </w:pPr>
+                        <w:r>
+                          <w:rPr>
+                            <w:rFonts w:hint="eastAsia" w:ascii="Times New Roman" w:hAnsi="Times New Roman" w:cs="Times New Roman"/>
+                            <w:b w:val="0"/>
+                            <w:sz w:val="19"/>
+                            <w:szCs w:val="28"/>
+                            <w:vertAlign w:val="baseline"/>
+                            <w:lang w:val="en-US" w:eastAsia="zh-CN"/>
+                          </w:rPr>
+                          <w:t>可靠告警</w:t>
+                        </w:r>
+                      </w:p>
+                    </w:tc>
+                    <w:tc>
+                      <w:tcPr>
+                        <w:tcW w:w="3300" w:type="dxa"/>
+                        <w:tcBorders>
+                          <w:tl2br w:val="nil"/>
+                          <w:tr2bl w:val="nil"/>
+                        </w:tcBorders>
+                        <w:shd w:val="clear" w:color="auto" w:fill="FFFFFF"/>
+                        <w:vAlign w:val="center"/>
+                      </w:tcPr>
+                      <w:p>
+                        <w:pPr>
+                          <w:keepNext/>
+                          <w:keepLines/>
+                          <w:spacing w:beforeLines="50" w:after="80" w:line="240" w:lineRule="auto"/>
+                          <w:jc w:val="left"/>
+                          <w:rPr>
+                            <w:rFonts w:hint="default" w:ascii="Times New Roman" w:hAnsi="Times New Roman" w:eastAsia="宋体" w:cs="Times New Roman"/>
+                            <w:b w:val="0"/>
+                            <w:sz w:val="19"/>
+                            <w:szCs w:val="28"/>
+                            <w:vertAlign w:val="baseline"/>
+                            <w:lang w:val="en-US" w:eastAsia="zh-CN"/>
+                          </w:rPr>
+                        </w:pPr>
+                        <w:r>
+                          <w:rPr>
+                            <w:rFonts w:hint="eastAsia" w:ascii="Times New Roman" w:hAnsi="Times New Roman" w:cs="Times New Roman"/>
+                            <w:b w:val="0"/>
+                            <w:sz w:val="19"/>
+                            <w:szCs w:val="28"/>
+                            <w:vertAlign w:val="baseline"/>
+                            <w:lang w:val="en-US" w:eastAsia="zh-CN"/>
+                          </w:rPr>
+                          <w:t>同检测与确认下的四策略真实LoRa对照</w:t>
+                        </w:r>
+                      </w:p>
+                    </w:tc>
+                    <w:tc>
+                      <w:tcPr>
+                        <w:tcW w:w="3500" w:type="dxa"/>
+                        <w:tcBorders>
+                          <w:tl2br w:val="nil"/>
+                          <w:tr2bl w:val="nil"/>
+                        </w:tcBorders>
+                        <w:shd w:val="clear" w:color="auto" w:fill="FFFFFF"/>
+                        <w:vAlign w:val="center"/>
+                      </w:tcPr>
+                      <w:p>
+                        <w:pPr>
+                          <w:keepNext/>
+                          <w:keepLines/>
+                          <w:spacing w:beforeLines="50" w:after="80" w:line="240" w:lineRule="auto"/>
+                          <w:jc w:val="left"/>
+                          <w:rPr>
+                            <w:rFonts w:hint="default" w:ascii="Times New Roman" w:hAnsi="Times New Roman" w:eastAsia="宋体" w:cs="Times New Roman"/>
+                            <w:b w:val="0"/>
+                            <w:sz w:val="19"/>
+                            <w:szCs w:val="28"/>
+                            <w:vertAlign w:val="baseline"/>
+                            <w:lang w:val="en-US" w:eastAsia="zh-CN"/>
+                          </w:rPr>
+                        </w:pPr>
+                        <w:r>
+                          <w:rPr>
+                            <w:rFonts w:hint="eastAsia" w:ascii="Times New Roman" w:hAnsi="Times New Roman" w:cs="Times New Roman"/>
+                            <w:b w:val="0"/>
+                            <w:sz w:val="19"/>
+                            <w:szCs w:val="28"/>
+                            <w:vertAlign w:val="baseline"/>
+                            <w:lang w:val="en-US" w:eastAsia="zh-CN"/>
+                          </w:rPr>
+                          <w:t>发收与ACK日志、两段延迟、帧与字节、整机能量</w:t>
+                        </w:r>
+                      </w:p>
+                    </w:tc>
+                  </w:tr>
+                  <w:tr>
+                    <w:tblPrEx>
+                      <w:tblBorders>
+                        <w:top w:val="single" w:color="D9D9D9" w:sz="2" w:space="0"/>
+                        <w:left w:val="single" w:color="D9D9D9" w:sz="2" w:space="0"/>
+                        <w:bottom w:val="single" w:color="D9D9D9" w:sz="2" w:space="0"/>
+                        <w:right w:val="single" w:color="D9D9D9" w:sz="2" w:space="0"/>
+                        <w:insideH w:val="single" w:color="D9D9D9" w:sz="2" w:space="0"/>
+                        <w:insideV w:val="single" w:color="D9D9D9" w:sz="2" w:space="0"/>
+                      </w:tblBorders>
+                      <w:tblCellMar>
+                        <w:top w:w="100" w:type="dxa"/>
+                        <w:left w:w="100" w:type="dxa"/>
+                        <w:bottom w:w="100" w:type="dxa"/>
+                        <w:right w:w="100" w:type="dxa"/>
+                      </w:tblCellMar>
+                    </w:tblPrEx>
+                    <w:trPr>
+                      <w:cantSplit/>
+                    </w:trPr>
+                    <w:tc>
+                      <w:tcPr>
+                        <w:tcW w:w="1700" w:type="dxa"/>
+                        <w:tcBorders>
+                          <w:tl2br w:val="nil"/>
+                          <w:tr2bl w:val="nil"/>
+                        </w:tcBorders>
+                        <w:shd w:val="clear" w:color="auto" w:fill="FFFFFF"/>
+                        <w:vAlign w:val="center"/>
+                      </w:tcPr>
+                      <w:p>
+                        <w:pPr>
+                          <w:keepNext/>
+                          <w:keepLines/>
+                          <w:spacing w:beforeLines="50" w:after="80" w:line="240" w:lineRule="auto"/>
+                          <w:jc w:val="left"/>
+                          <w:rPr>
+                            <w:rFonts w:hint="default" w:ascii="Times New Roman" w:hAnsi="Times New Roman" w:eastAsia="宋体" w:cs="Times New Roman"/>
+                            <w:b w:val="0"/>
+                            <w:sz w:val="19"/>
+                            <w:szCs w:val="28"/>
+                            <w:vertAlign w:val="baseline"/>
+                            <w:lang w:val="en-US" w:eastAsia="zh-CN"/>
+                          </w:rPr>
+                        </w:pPr>
+                        <w:r>
+                          <w:rPr>
+                            <w:rFonts w:hint="eastAsia" w:ascii="Times New Roman" w:hAnsi="Times New Roman" w:cs="Times New Roman"/>
+                            <w:b w:val="0"/>
+                            <w:sz w:val="19"/>
+                            <w:szCs w:val="28"/>
+                            <w:vertAlign w:val="baseline"/>
+                            <w:lang w:val="en-US" w:eastAsia="zh-CN"/>
+                          </w:rPr>
+                          <w:t>系统集成</w:t>
+                        </w:r>
+                      </w:p>
+                    </w:tc>
+                    <w:tc>
+                      <w:tcPr>
+                        <w:tcW w:w="3300" w:type="dxa"/>
+                        <w:tcBorders>
+                          <w:tl2br w:val="nil"/>
+                          <w:tr2bl w:val="nil"/>
+                        </w:tcBorders>
+                        <w:shd w:val="clear" w:color="auto" w:fill="FFFFFF"/>
+                        <w:vAlign w:val="center"/>
+                      </w:tcPr>
+                      <w:p>
+                        <w:pPr>
+                          <w:keepNext/>
+                          <w:keepLines/>
+                          <w:spacing w:beforeLines="50" w:after="80" w:line="240" w:lineRule="auto"/>
+                          <w:jc w:val="left"/>
+                          <w:rPr>
+                            <w:rFonts w:hint="default" w:ascii="Times New Roman" w:hAnsi="Times New Roman" w:eastAsia="宋体" w:cs="Times New Roman"/>
+                            <w:b w:val="0"/>
+                            <w:sz w:val="19"/>
+                            <w:szCs w:val="28"/>
+                            <w:vertAlign w:val="baseline"/>
+                            <w:lang w:val="en-US" w:eastAsia="zh-CN"/>
+                          </w:rPr>
+                        </w:pPr>
+                        <w:r>
+                          <w:rPr>
+                            <w:rFonts w:hint="eastAsia" w:ascii="Times New Roman" w:hAnsi="Times New Roman" w:cs="Times New Roman"/>
+                            <w:b w:val="0"/>
+                            <w:sz w:val="19"/>
+                            <w:szCs w:val="28"/>
+                            <w:vertAlign w:val="baseline"/>
+                            <w:lang w:val="en-US" w:eastAsia="zh-CN"/>
+                          </w:rPr>
+                          <w:t>节点、接收端及本地Web贯通</w:t>
+                        </w:r>
+                      </w:p>
+                    </w:tc>
+                    <w:tc>
+                      <w:tcPr>
+                        <w:tcW w:w="3500" w:type="dxa"/>
+                        <w:tcBorders>
+                          <w:tl2br w:val="nil"/>
+                          <w:tr2bl w:val="nil"/>
+                        </w:tcBorders>
+                        <w:shd w:val="clear" w:color="auto" w:fill="FFFFFF"/>
+                        <w:vAlign w:val="center"/>
+                      </w:tcPr>
+                      <w:p>
+                        <w:pPr>
+                          <w:keepNext/>
+                          <w:keepLines/>
+                          <w:spacing w:beforeLines="50" w:after="80" w:line="240" w:lineRule="auto"/>
+                          <w:jc w:val="left"/>
+                          <w:rPr>
+                            <w:rFonts w:hint="default" w:ascii="Times New Roman" w:hAnsi="Times New Roman" w:eastAsia="宋体" w:cs="Times New Roman"/>
+                            <w:b w:val="0"/>
+                            <w:sz w:val="19"/>
+                            <w:szCs w:val="28"/>
+                            <w:vertAlign w:val="baseline"/>
+                            <w:lang w:val="en-US" w:eastAsia="zh-CN"/>
+                          </w:rPr>
+                        </w:pPr>
+                        <w:r>
+                          <w:rPr>
+                            <w:rFonts w:hint="eastAsia" w:ascii="Times New Roman" w:hAnsi="Times New Roman" w:cs="Times New Roman"/>
+                            <w:b w:val="0"/>
+                            <w:sz w:val="19"/>
+                            <w:szCs w:val="28"/>
+                            <w:vertAlign w:val="baseline"/>
+                            <w:lang w:val="en-US" w:eastAsia="zh-CN"/>
+                          </w:rPr>
+                          <w:t>事件可追溯、离线与无效状态、回放导出、处理记录</w:t>
+                        </w:r>
+                      </w:p>
+                    </w:tc>
+                  </w:tr>
+                  <w:tr>
+                    <w:tblPrEx>
+                      <w:tblBorders>
+                        <w:top w:val="single" w:color="D9D9D9" w:sz="2" w:space="0"/>
+                        <w:left w:val="single" w:color="D9D9D9" w:sz="2" w:space="0"/>
+                        <w:bottom w:val="single" w:color="D9D9D9" w:sz="2" w:space="0"/>
+                        <w:right w:val="single" w:color="D9D9D9" w:sz="2" w:space="0"/>
+                        <w:insideH w:val="single" w:color="D9D9D9" w:sz="2" w:space="0"/>
+                        <w:insideV w:val="single" w:color="D9D9D9" w:sz="2" w:space="0"/>
+                      </w:tblBorders>
+                      <w:tblCellMar>
+                        <w:top w:w="100" w:type="dxa"/>
+                        <w:left w:w="100" w:type="dxa"/>
+                        <w:bottom w:w="100" w:type="dxa"/>
+                        <w:right w:w="100" w:type="dxa"/>
+                      </w:tblCellMar>
+                    </w:tblPrEx>
+                    <w:trPr>
+                      <w:cantSplit/>
+                    </w:trPr>
+                    <w:tc>
+                      <w:tcPr>
+                        <w:tcW w:w="1700" w:type="dxa"/>
+                        <w:tcBorders>
+                          <w:tl2br w:val="nil"/>
+                          <w:tr2bl w:val="nil"/>
+                        </w:tcBorders>
+                        <w:shd w:val="clear" w:color="auto" w:fill="FFFFFF"/>
+                        <w:vAlign w:val="center"/>
+                      </w:tcPr>
+                      <w:p>
+                        <w:pPr>
+                          <w:keepNext w:val="0"/>
+                          <w:keepLines/>
+                          <w:spacing w:beforeLines="50" w:after="80" w:line="240" w:lineRule="auto"/>
+                          <w:jc w:val="left"/>
+                          <w:rPr>
+                            <w:rFonts w:hint="default" w:ascii="Times New Roman" w:hAnsi="Times New Roman" w:eastAsia="宋体" w:cs="Times New Roman"/>
+                            <w:b w:val="0"/>
+                            <w:sz w:val="19"/>
+                            <w:szCs w:val="28"/>
+                            <w:vertAlign w:val="baseline"/>
+                            <w:lang w:val="en-US" w:eastAsia="zh-CN"/>
+                          </w:rPr>
+                        </w:pPr>
+                        <w:r>
+                          <w:rPr>
+                            <w:rFonts w:hint="eastAsia" w:ascii="Times New Roman" w:hAnsi="Times New Roman" w:cs="Times New Roman"/>
+                            <w:b w:val="0"/>
+                            <w:sz w:val="19"/>
+                            <w:szCs w:val="28"/>
+                            <w:vertAlign w:val="baseline"/>
+                            <w:lang w:val="en-US" w:eastAsia="zh-CN"/>
+                          </w:rPr>
+                          <w:t>连续运行</w:t>
+                        </w:r>
+                      </w:p>
+                    </w:tc>
+                    <w:tc>
+                      <w:tcPr>
+                        <w:tcW w:w="3300" w:type="dxa"/>
+                        <w:tcBorders>
+                          <w:tl2br w:val="nil"/>
+                          <w:tr2bl w:val="nil"/>
+                        </w:tcBorders>
+                        <w:shd w:val="clear" w:color="auto" w:fill="FFFFFF"/>
+                        <w:vAlign w:val="center"/>
+                      </w:tcPr>
+                      <w:p>
+                        <w:pPr>
+                          <w:keepNext w:val="0"/>
+                          <w:keepLines/>
+                          <w:spacing w:beforeLines="50" w:after="80" w:line="240" w:lineRule="auto"/>
+                          <w:jc w:val="left"/>
+                          <w:rPr>
+                            <w:rFonts w:hint="default" w:ascii="Times New Roman" w:hAnsi="Times New Roman" w:eastAsia="宋体" w:cs="Times New Roman"/>
+                            <w:b w:val="0"/>
+                            <w:sz w:val="19"/>
+                            <w:szCs w:val="28"/>
+                            <w:vertAlign w:val="baseline"/>
+                            <w:lang w:val="en-US" w:eastAsia="zh-CN"/>
+                          </w:rPr>
+                        </w:pPr>
+                        <w:r>
+                          <w:rPr>
+                            <w:rFonts w:hint="eastAsia" w:ascii="Times New Roman" w:hAnsi="Times New Roman" w:cs="Times New Roman"/>
+                            <w:b w:val="0"/>
+                            <w:sz w:val="19"/>
+                            <w:szCs w:val="28"/>
+                            <w:vertAlign w:val="baseline"/>
+                            <w:lang w:val="en-US" w:eastAsia="zh-CN"/>
+                          </w:rPr>
+                          <w:t>单次至少8小时台架记录，至少3次掉电恢复检查</w:t>
+                        </w:r>
+                      </w:p>
+                    </w:tc>
+                    <w:tc>
+                      <w:tcPr>
+                        <w:tcW w:w="3500" w:type="dxa"/>
+                        <w:tcBorders>
+                          <w:tl2br w:val="nil"/>
+                          <w:tr2bl w:val="nil"/>
+                        </w:tcBorders>
+                        <w:shd w:val="clear" w:color="auto" w:fill="FFFFFF"/>
+                        <w:vAlign w:val="center"/>
+                      </w:tcPr>
+                      <w:p>
+                        <w:pPr>
+                          <w:keepNext w:val="0"/>
+                          <w:keepLines/>
+                          <w:spacing w:beforeLines="50" w:after="80" w:line="240" w:lineRule="auto"/>
+                          <w:jc w:val="left"/>
+                          <w:rPr>
+                            <w:rFonts w:hint="default" w:ascii="Times New Roman" w:hAnsi="Times New Roman" w:eastAsia="宋体" w:cs="Times New Roman"/>
+                            <w:b w:val="0"/>
+                            <w:sz w:val="19"/>
+                            <w:szCs w:val="28"/>
+                            <w:vertAlign w:val="baseline"/>
+                            <w:lang w:val="en-US" w:eastAsia="zh-CN"/>
+                          </w:rPr>
+                        </w:pPr>
+                        <w:r>
+                          <w:rPr>
+                            <w:rFonts w:hint="eastAsia" w:ascii="Times New Roman" w:hAnsi="Times New Roman" w:cs="Times New Roman"/>
+                            <w:b w:val="0"/>
+                            <w:sz w:val="19"/>
+                            <w:szCs w:val="28"/>
+                            <w:vertAlign w:val="baseline"/>
+                            <w:lang w:val="en-US" w:eastAsia="zh-CN"/>
+                          </w:rPr>
+                          <w:t>连续原始日志、停机/缺失段、恢复会话与缓存记录</w:t>
+                        </w:r>
+                      </w:p>
+                    </w:tc>
+                  </w:tr>
+                </w:tbl>
+                <w:p>
+                  <w:pPr>
+                    <w:keepNext w:val="0"/>
+                    <w:keepLines/>
+                    <w:spacing w:beforeLines="50" w:after="100" w:line="240" w:lineRule="auto"/>
+                    <w:jc w:val="left"/>
+                    <w:rPr>
+                      <w:rFonts w:hint="default" w:ascii="Times New Roman" w:hAnsi="Times New Roman" w:cs="Times New Roman"/>
+                      <w:sz w:val="21"/>
+                      <w:szCs w:val="28"/>
+                      <w:vertAlign w:val="baseline"/>
+                      <w:lang w:val="en-US" w:eastAsia="zh-CN"/>
+                    </w:rPr>
+                  </w:pPr>
+                </w:p>
+              </w:tc>
+            </w:tr>
+          </w:tbl>
+          <w:p>
+            <w:pPr>
+              <w:keepNext w:val="0"/>
+              <w:keepLines/>
+              <w:spacing w:beforeLines="50" w:after="100" w:line="240" w:lineRule="auto"/>
+              <w:jc w:val="left"/>
+              <w:rPr>
+                <w:rFonts w:hint="default" w:ascii="Times New Roman" w:hAnsi="Times New Roman" w:eastAsia="宋体" w:cs="Times New Roman"/>
+                <w:sz w:val="21"/>
+                <w:szCs w:val="28"/>
+                <w:lang w:val="en-US" w:eastAsia="zh-CN"/>
+              </w:rPr>
+            </w:pPr>
+          </w:p>
+          <w:p>
+            <w:pPr>
+              <w:keepNext w:val="0"/>
+              <w:keepLines/>
+              <w:spacing w:beforeLines="50" w:after="100" w:line="240" w:lineRule="auto"/>
+              <w:jc w:val="left"/>
+              <w:rPr>
+                <w:rFonts w:hint="default" w:ascii="Times New Roman" w:hAnsi="Times New Roman" w:eastAsia="宋体" w:cs="Times New Roman"/>
+                <w:sz w:val="21"/>
+                <w:szCs w:val="28"/>
+                <w:lang w:val="en-US" w:eastAsia="zh-CN"/>
+              </w:rPr>
+            </w:pPr>
+            <w:r>
+              <w:rPr>
+                <w:rFonts w:hint="default" w:ascii="Times New Roman" w:hAnsi="Times New Roman" w:eastAsia="宋体" w:cs="Times New Roman"/>
+                <w:sz w:val="21"/>
+                <w:szCs w:val="28"/>
+                <w:lang w:val="en-US" w:eastAsia="zh-CN"/>
+              </w:rPr>
+              <w:t>第一层为测量预实验：完成水路稳定性、参考标定及操作标签。暂定供压80/120/160kPa，实际范围依据设备能力冻结。若目标变化被测量误差覆盖，调整设计后重复校核，不用检测算法掩盖测量问题。</w:t>
+            </w:r>
+          </w:p>
+          <w:p>
+            <w:pPr>
+              <w:keepNext w:val="0"/>
+              <w:keepLines/>
+              <w:spacing w:beforeLines="50" w:after="100" w:line="240" w:lineRule="auto"/>
+              <w:jc w:val="left"/>
+              <w:rPr>
+                <w:rFonts w:hint="default" w:ascii="Times New Roman" w:hAnsi="Times New Roman" w:eastAsia="宋体" w:cs="Times New Roman"/>
+                <w:sz w:val="21"/>
+                <w:szCs w:val="28"/>
+                <w:lang w:val="en-US" w:eastAsia="zh-CN"/>
+              </w:rPr>
+            </w:pPr>
+            <w:r>
+              <w:rPr>
+                <w:rFonts w:hint="default" w:ascii="Times New Roman" w:hAnsi="Times New Roman" w:eastAsia="宋体" w:cs="Times New Roman"/>
+                <w:sz w:val="21"/>
+                <w:szCs w:val="28"/>
+                <w:lang w:val="en-US" w:eastAsia="zh-CN"/>
+              </w:rPr>
+              <w:t>第二层为水力与方法实验：安排正常稳定、正常切换、渐进泄漏、渐进受限和切换期间异常五组工况。以独立操作日志、参考流量和泄漏收集量确定故障时间与程度；主要故障网格至少54次，正常及切换对照另行安排。小试用于调参，验证按独立日或批次留出，相邻采样点不算独立重复。</w:t>
+            </w:r>
+          </w:p>
+          <w:p>
+            <w:pPr>
+              <w:keepNext w:val="0"/>
+              <w:keepLines/>
+              <w:spacing w:beforeLines="50" w:after="100" w:line="240" w:lineRule="auto"/>
+              <w:jc w:val="left"/>
+              <w:rPr>
+                <w:rFonts w:hint="default" w:ascii="Times New Roman" w:hAnsi="Times New Roman" w:eastAsia="宋体" w:cs="Times New Roman"/>
+                <w:sz w:val="21"/>
+                <w:szCs w:val="28"/>
+                <w:lang w:val="en-US" w:eastAsia="zh-CN"/>
+              </w:rPr>
+            </w:pPr>
+            <w:r>
+              <w:rPr>
+                <w:rFonts w:hint="default" w:ascii="Times New Roman" w:hAnsi="Times New Roman" w:eastAsia="宋体" w:cs="Times New Roman"/>
+                <w:sz w:val="21"/>
+                <w:szCs w:val="28"/>
+                <w:lang w:val="en-US" w:eastAsia="zh-CN"/>
+              </w:rPr>
+              <w:t>同信息条件下比较固定阈值、切换等待、压力归一化、双点特征和候选方法，并做单点/双点、阀态及持续判据消融。评价以试次为单位，保留漂移、未知负载与错误模式实例。方法未超过强基线时如实报告，将贡献转向可观测范围或测量边界。</w:t>
+            </w:r>
+          </w:p>
+          <w:p>
+            <w:pPr>
+              <w:keepNext w:val="0"/>
+              <w:keepLines/>
+              <w:spacing w:beforeLines="50" w:after="100" w:line="240" w:lineRule="auto"/>
+              <w:jc w:val="left"/>
+              <w:rPr>
+                <w:rFonts w:hint="default" w:ascii="Times New Roman" w:hAnsi="Times New Roman" w:eastAsia="宋体" w:cs="Times New Roman"/>
+                <w:sz w:val="21"/>
+                <w:szCs w:val="28"/>
+                <w:lang w:val="en-US" w:eastAsia="zh-CN"/>
+              </w:rPr>
+            </w:pPr>
+            <w:r>
+              <w:rPr>
+                <w:rFonts w:hint="default" w:ascii="Times New Roman" w:hAnsi="Times New Roman" w:eastAsia="宋体" w:cs="Times New Roman"/>
+                <w:sz w:val="21"/>
+                <w:szCs w:val="28"/>
+                <w:lang w:val="en-US" w:eastAsia="zh-CN"/>
+              </w:rPr>
+              <w:t>第三层为通信与系统实验：先保持本地检测结果相同，再测试四种上报策略；加入短时事件、阻断、掉电和溢出，检验重试、去重及离线显示。连续运行检验软硬件一致性和记录完整性；整机能量由电流设备独立测量。</w:t>
+            </w:r>
+          </w:p>
+          <w:p>
+            <w:pPr>
+              <w:keepNext w:val="0"/>
+              <w:keepLines/>
+              <w:spacing w:beforeLines="50" w:after="100" w:line="240" w:lineRule="auto"/>
+              <w:jc w:val="left"/>
+              <w:rPr>
+                <w:rFonts w:hint="default" w:ascii="Times New Roman" w:hAnsi="Times New Roman" w:eastAsia="宋体" w:cs="Times New Roman"/>
+                <w:sz w:val="21"/>
+                <w:szCs w:val="28"/>
+                <w:lang w:val="en-US" w:eastAsia="zh-CN"/>
+              </w:rPr>
+            </w:pPr>
+            <w:r>
+              <w:rPr>
+                <w:rFonts w:hint="default" w:ascii="Times New Roman" w:hAnsi="Times New Roman" w:eastAsia="宋体" w:cs="Times New Roman"/>
+                <w:sz w:val="21"/>
+                <w:szCs w:val="28"/>
+                <w:lang w:val="en-US" w:eastAsia="zh-CN"/>
+              </w:rPr>
+              <w:t>第四层为条件性现场试验：取得许可后调查安装、轮灌及遮挡条件，采集真实正常运行数据。只有正常数据时评价安装、链路和正常响应，不计算田间故障准确率。现场未落实时完成可重复台架作为基础交付，南疆部署适用性继续保留为待验证。</w:t>
+            </w:r>
+          </w:p>
+          <w:p>
+            <w:pPr>
+              <w:keepNext/>
+              <w:keepLines/>
+              <w:spacing w:before="140" w:beforeLines="50" w:after="100" w:line="240" w:lineRule="auto"/>
+              <w:jc w:val="left"/>
+              <w:rPr>
+                <w:rFonts w:hint="default" w:ascii="Times New Roman" w:hAnsi="Times New Roman" w:eastAsia="宋体" w:cs="Times New Roman"/>
+                <w:b/>
+                <w:sz w:val="21"/>
+                <w:szCs w:val="28"/>
+                <w:lang w:val="en-US" w:eastAsia="zh-CN"/>
+              </w:rPr>
+            </w:pPr>
+            <w:r>
+              <w:rPr>
+                <w:rFonts w:hint="default" w:ascii="Times New Roman" w:hAnsi="Times New Roman" w:eastAsia="宋体" w:cs="Times New Roman"/>
+                <w:b/>
+                <w:sz w:val="21"/>
+                <w:szCs w:val="28"/>
+                <w:lang w:val="en-US" w:eastAsia="zh-CN"/>
+              </w:rPr>
+              <w:t>7 主要问题与实施约束</w:t>
+            </w:r>
+          </w:p>
+          <w:p>
+            <w:pPr>
+              <w:keepNext w:val="0"/>
+              <w:keepLines/>
+              <w:spacing w:beforeLines="50" w:after="100" w:line="240" w:lineRule="auto"/>
+              <w:jc w:val="left"/>
+              <w:rPr>
+                <w:rFonts w:hint="default" w:ascii="Times New Roman" w:hAnsi="Times New Roman" w:eastAsia="宋体" w:cs="Times New Roman"/>
+                <w:sz w:val="21"/>
+                <w:szCs w:val="28"/>
+                <w:lang w:val="en-US" w:eastAsia="zh-CN"/>
+              </w:rPr>
+            </w:pPr>
+            <w:r>
+              <w:rPr>
+                <w:rFonts w:hint="default" w:ascii="Times New Roman" w:hAnsi="Times New Roman" w:eastAsia="宋体" w:cs="Times New Roman"/>
+                <w:sz w:val="21"/>
+                <w:szCs w:val="28"/>
+                <w:lang w:val="en-US" w:eastAsia="zh-CN"/>
+              </w:rPr>
+              <w:t>运行操作与故障混淆通过状态记录、强基线和有限输出研究；差压误差通过参考标定、健康校核和程度分层研究；短时事件漏送通过缓存、确认、重试及去重处理；实验不可复现通过独立标签、冻结配置、原始日志和留出批次控制。</w:t>
+            </w:r>
+          </w:p>
+          <w:p>
+            <w:pPr>
+              <w:keepNext w:val="0"/>
+              <w:keepLines/>
+              <w:spacing w:beforeLines="50" w:after="100" w:line="240" w:lineRule="auto"/>
+              <w:jc w:val="left"/>
+              <w:rPr>
+                <w:rFonts w:hint="default" w:ascii="Times New Roman" w:hAnsi="Times New Roman" w:eastAsia="宋体" w:cs="Times New Roman"/>
+                <w:sz w:val="21"/>
+                <w:szCs w:val="28"/>
+                <w:lang w:val="en-US" w:eastAsia="zh-CN"/>
+              </w:rPr>
+            </w:pPr>
+            <w:r>
+              <w:rPr>
+                <w:rFonts w:hint="default" w:ascii="Times New Roman" w:hAnsi="Times New Roman" w:eastAsia="宋体" w:cs="Times New Roman"/>
+                <w:sz w:val="21"/>
+                <w:szCs w:val="28"/>
+                <w:lang w:val="en-US" w:eastAsia="zh-CN"/>
+              </w:rPr>
+              <w:t>本期先解决一个监测区段的真实测量和完整运行链。2000元启动估算以已有电脑、借用参考仪器及可调连续水源为前提，两只合格压力传感器还需询价。若报价超额，优先借用或增加测量经费，不以降低精度维持原目标。团队、场地和借用仍需落实。增加资助优先改善标定、独立批次和试验质量，再考虑多节点及现场扩展。</w:t>
             </w:r>
           </w:p>
         </w:tc>
@@ -3800,8 +6580,8 @@
           <w:p>
             <w:pPr>
               <w:keepNext/>
-              <w:keepLines w:val="0"/>
-              <w:pageBreakBefore/>
+              <w:keepLines/>
+              <w:pageBreakBefore w:val="0"/>
               <w:spacing w:beforeLines="50" w:after="100" w:line="240" w:lineRule="auto"/>
               <w:jc w:val="left"/>
               <w:rPr>
@@ -3825,8 +6605,33 @@
           </w:p>
           <w:p>
             <w:pPr>
+              <w:keepNext/>
+              <w:keepLines/>
+              <w:spacing w:before="140" w:beforeLines="50" w:after="100" w:line="240" w:lineRule="auto"/>
+              <w:jc w:val="left"/>
+              <w:rPr>
+                <w:rFonts w:hint="default" w:ascii="Times New Roman" w:hAnsi="Times New Roman" w:eastAsia="宋体" w:cs="Times New Roman"/>
+                <w:b/>
+                <w:sz w:val="21"/>
+                <w:szCs w:val="28"/>
+                <w:lang w:val="en-US" w:eastAsia="zh-CN"/>
+              </w:rPr>
+            </w:pPr>
+            <w:r>
+              <w:rPr>
+                <w:rFonts w:hint="default" w:ascii="Times New Roman" w:hAnsi="Times New Roman" w:eastAsia="宋体" w:cs="Times New Roman"/>
+                <w:b/>
+                <w:sz w:val="21"/>
+                <w:szCs w:val="28"/>
+                <w:lang w:val="en-US" w:eastAsia="zh-CN"/>
+              </w:rPr>
+              <w:t>1 水力监测与堵塞检测</w:t>
+            </w:r>
+          </w:p>
+          <w:p>
+            <w:pPr>
               <w:keepNext w:val="0"/>
-              <w:keepLines w:val="0"/>
+              <w:keepLines/>
               <w:spacing w:beforeLines="50" w:after="100" w:line="240" w:lineRule="auto"/>
               <w:jc w:val="left"/>
               <w:rPr>
@@ -3843,13 +6648,38 @@
                 <w:szCs w:val="28"/>
                 <w:lang w:val="en-US" w:eastAsia="zh-CN"/>
               </w:rPr>
-              <w:t>滴灌堵塞综述指出压力/流量是间接监测，不必然反映滴头堵塞最初阶段[1]，因此本项目限定为水力响应可观测的支管渐进故障，研究程度边界，不写全部微弱堵塞检测。</w:t>
+              <w:t>Petit等的综述指出压力和流量属于间接监测，并不必然反映滴头堵塞的最初阶段[1]。因此本项目研究水力变化已可观测的支管渐进故障，将测点、故障程度和误差条件纳入评价，避免从一个总流量变化直接推断单滴头堵塞。</w:t>
+            </w:r>
+          </w:p>
+          <w:p>
+            <w:pPr>
+              <w:keepNext/>
+              <w:keepLines/>
+              <w:spacing w:before="140" w:beforeLines="50" w:after="100" w:line="240" w:lineRule="auto"/>
+              <w:jc w:val="left"/>
+              <w:rPr>
+                <w:rFonts w:hint="default" w:ascii="Times New Roman" w:hAnsi="Times New Roman" w:eastAsia="宋体" w:cs="Times New Roman"/>
+                <w:b/>
+                <w:sz w:val="21"/>
+                <w:szCs w:val="28"/>
+                <w:lang w:val="en-US" w:eastAsia="zh-CN"/>
+              </w:rPr>
+            </w:pPr>
+            <w:r>
+              <w:rPr>
+                <w:rFonts w:hint="default" w:ascii="Times New Roman" w:hAnsi="Times New Roman" w:eastAsia="宋体" w:cs="Times New Roman"/>
+                <w:b/>
+                <w:sz w:val="21"/>
+                <w:szCs w:val="28"/>
+                <w:lang w:val="en-US" w:eastAsia="zh-CN"/>
+              </w:rPr>
+              <w:t>2 物联网诊断与可控试验</w:t>
             </w:r>
           </w:p>
           <w:p>
             <w:pPr>
               <w:keepNext w:val="0"/>
-              <w:keepLines w:val="0"/>
+              <w:keepLines/>
               <w:spacing w:beforeLines="50" w:after="100" w:line="240" w:lineRule="auto"/>
               <w:jc w:val="left"/>
               <w:rPr>
@@ -3866,13 +6696,38 @@
                 <w:szCs w:val="28"/>
                 <w:lang w:val="en-US" w:eastAsia="zh-CN"/>
               </w:rPr>
-              <w:t>HydroNeuro已有阀态建模、嵌入式异常感知和扰动鲁棒性工作[2]，状态辅助和边缘计算本身不能称首创。灌溉模拟平台已采用可控阀、压力流量及LoRa记录泄漏、受限场景[3]，可参考其台架方法，也说明搭台架加LoRa不是充分的论文创新。</w:t>
+              <w:t>HydroNeuro已研究阀态建模、嵌入式异常感知与扰动鲁棒性[2]；Loukatos等通过可控阀、压力流量及LoRa搭建灌溉模拟平台[3]。这些工作为状态记录和台架设计提供依据，也说明边缘处理、增加测点及采用LoRa不能单独作为研究创新。本项目需要在相同观测信息、独立故障程度和强基线条件下评价增量。</w:t>
+            </w:r>
+          </w:p>
+          <w:p>
+            <w:pPr>
+              <w:keepNext/>
+              <w:keepLines/>
+              <w:spacing w:before="140" w:beforeLines="50" w:after="100" w:line="240" w:lineRule="auto"/>
+              <w:jc w:val="left"/>
+              <w:rPr>
+                <w:rFonts w:hint="default" w:ascii="Times New Roman" w:hAnsi="Times New Roman" w:eastAsia="宋体" w:cs="Times New Roman"/>
+                <w:b/>
+                <w:sz w:val="21"/>
+                <w:szCs w:val="28"/>
+                <w:lang w:val="en-US" w:eastAsia="zh-CN"/>
+              </w:rPr>
+            </w:pPr>
+            <w:r>
+              <w:rPr>
+                <w:rFonts w:hint="default" w:ascii="Times New Roman" w:hAnsi="Times New Roman" w:eastAsia="宋体" w:cs="Times New Roman"/>
+                <w:b/>
+                <w:sz w:val="21"/>
+                <w:szCs w:val="28"/>
+                <w:lang w:val="en-US" w:eastAsia="zh-CN"/>
+              </w:rPr>
+              <w:t>3 通信取舍与南疆场景</w:t>
             </w:r>
           </w:p>
           <w:p>
             <w:pPr>
               <w:keepNext w:val="0"/>
-              <w:keepLines w:val="0"/>
+              <w:keepLines/>
               <w:spacing w:beforeLines="50" w:after="100" w:line="240" w:lineRule="auto"/>
               <w:jc w:val="left"/>
               <w:rPr>
@@ -3889,13 +6744,38 @@
                 <w:szCs w:val="28"/>
                 <w:lang w:val="en-US" w:eastAsia="zh-CN"/>
               </w:rPr>
-              <w:t>农业事件通信已有精细及长期试验[4][5]，发送量与电池寿命并不按同一比例改变。本项目需要强周期基线、相同确认规则和真实整机测量。南疆棉花滴灌研究分析灌水深度及土壤等约束[6]，不能由此推导本装置增产或节水比例。</w:t>
+              <w:t>农业事件通信已有能量与长期试验[4][5]，周期及事件策略的效果依赖链路、确认规则和整机功耗。南疆集体滴灌棉花研究讨论灌水深度与土壤等生产约束[6]，提示需要结合具体运行条件解释监测用途，不能据此推导本装置的节水或增产比例。</w:t>
+            </w:r>
+          </w:p>
+          <w:p>
+            <w:pPr>
+              <w:keepNext/>
+              <w:keepLines/>
+              <w:spacing w:before="140" w:beforeLines="50" w:after="100" w:line="240" w:lineRule="auto"/>
+              <w:jc w:val="left"/>
+              <w:rPr>
+                <w:rFonts w:hint="default" w:ascii="Times New Roman" w:hAnsi="Times New Roman" w:eastAsia="宋体" w:cs="Times New Roman"/>
+                <w:b/>
+                <w:sz w:val="21"/>
+                <w:szCs w:val="28"/>
+                <w:lang w:val="en-US" w:eastAsia="zh-CN"/>
+              </w:rPr>
+            </w:pPr>
+            <w:r>
+              <w:rPr>
+                <w:rFonts w:hint="default" w:ascii="Times New Roman" w:hAnsi="Times New Roman" w:eastAsia="宋体" w:cs="Times New Roman"/>
+                <w:b/>
+                <w:sz w:val="21"/>
+                <w:szCs w:val="28"/>
+                <w:lang w:val="en-US" w:eastAsia="zh-CN"/>
+              </w:rPr>
+              <w:t>4 本项目拟研究的增量</w:t>
             </w:r>
           </w:p>
           <w:p>
             <w:pPr>
               <w:keepNext w:val="0"/>
-              <w:keepLines w:val="0"/>
+              <w:keepLines/>
               <w:spacing w:beforeLines="50" w:after="100" w:line="240" w:lineRule="auto"/>
               <w:jc w:val="left"/>
               <w:rPr>
@@ -3912,13 +6792,13 @@
                 <w:szCs w:val="28"/>
                 <w:lang w:val="en-US" w:eastAsia="zh-CN"/>
               </w:rPr>
-              <w:t>候选增量是定量比较单点/双点及工况信息对渐进故障辨识的作用，建立有独立失效参照与强基线的早期评价，统一比较可靠告警取舍。是否形成新贡献须精查文献和独立实测确认。用户提供案例用于申报结构比较，不作为性能依据。</w:t>
+              <w:t>现有工作支持开展支管水力监测和可靠通信，但本项目仍需回答：在低成本测量误差与轮灌切换下，双压力、流量和操作信息能在哪些程度上改善渐进故障辨识；在相同检测与确认机制下，减少通信是否仍能维持远端及时告警。拟通过可控台架、强对照和分层评价形成有证据的结论，是否构成论文贡献以进一步文献核对和独立实测为准。</w:t>
             </w:r>
           </w:p>
           <w:p>
             <w:pPr>
               <w:keepNext w:val="0"/>
-              <w:keepLines w:val="0"/>
+              <w:keepLines/>
               <w:spacing w:beforeLines="50" w:after="100" w:line="240" w:lineRule="auto"/>
               <w:jc w:val="left"/>
               <w:rPr>
@@ -3941,7 +6821,7 @@
           <w:p>
             <w:pPr>
               <w:keepNext w:val="0"/>
-              <w:keepLines w:val="0"/>
+              <w:keepLines/>
               <w:spacing w:beforeLines="50" w:after="100" w:line="240" w:lineRule="auto"/>
               <w:jc w:val="left"/>
               <w:rPr>
@@ -3964,7 +6844,7 @@
           <w:p>
             <w:pPr>
               <w:keepNext w:val="0"/>
-              <w:keepLines w:val="0"/>
+              <w:keepLines/>
               <w:spacing w:beforeLines="50" w:after="100" w:line="240" w:lineRule="auto"/>
               <w:jc w:val="left"/>
               <w:rPr>
@@ -3987,7 +6867,7 @@
           <w:p>
             <w:pPr>
               <w:keepNext w:val="0"/>
-              <w:keepLines w:val="0"/>
+              <w:keepLines/>
               <w:spacing w:beforeLines="50" w:after="100" w:line="240" w:lineRule="auto"/>
               <w:jc w:val="left"/>
               <w:rPr>
@@ -4010,7 +6890,7 @@
           <w:p>
             <w:pPr>
               <w:keepNext w:val="0"/>
-              <w:keepLines w:val="0"/>
+              <w:keepLines/>
               <w:spacing w:beforeLines="50" w:after="100" w:line="240" w:lineRule="auto"/>
               <w:jc w:val="left"/>
               <w:rPr>
@@ -4033,7 +6913,7 @@
           <w:p>
             <w:pPr>
               <w:keepNext w:val="0"/>
-              <w:keepLines w:val="0"/>
+              <w:keepLines/>
               <w:spacing w:beforeLines="50" w:after="100" w:line="240" w:lineRule="auto"/>
               <w:jc w:val="left"/>
               <w:rPr>
@@ -4056,7 +6936,7 @@
           <w:p>
             <w:pPr>
               <w:keepNext w:val="0"/>
-              <w:keepLines w:val="0"/>
+              <w:keepLines/>
               <w:spacing w:beforeLines="50" w:after="100" w:line="240" w:lineRule="auto"/>
               <w:jc w:val="left"/>
               <w:rPr>
@@ -4079,7 +6959,7 @@
           <w:p>
             <w:pPr>
               <w:keepNext w:val="0"/>
-              <w:keepLines w:val="0"/>
+              <w:keepLines/>
               <w:spacing w:beforeLines="50" w:after="100" w:line="240" w:lineRule="auto"/>
               <w:jc w:val="left"/>
               <w:rPr>
@@ -4132,7 +7012,7 @@
           <w:p>
             <w:pPr>
               <w:keepNext/>
-              <w:keepLines w:val="0"/>
+              <w:keepLines/>
               <w:spacing w:beforeLines="50" w:after="100" w:line="240" w:lineRule="auto"/>
               <w:jc w:val="left"/>
               <w:rPr>
@@ -4156,8 +7036,33 @@
           </w:p>
           <w:p>
             <w:pPr>
+              <w:keepNext/>
+              <w:keepLines/>
+              <w:spacing w:before="140" w:beforeLines="50" w:after="100" w:line="240" w:lineRule="auto"/>
+              <w:jc w:val="left"/>
+              <w:rPr>
+                <w:rFonts w:hint="default" w:ascii="Times New Roman" w:hAnsi="Times New Roman" w:eastAsia="宋体" w:cs="Times New Roman"/>
+                <w:b/>
+                <w:sz w:val="21"/>
+                <w:szCs w:val="28"/>
+                <w:lang w:val="en-US" w:eastAsia="zh-CN"/>
+              </w:rPr>
+            </w:pPr>
+            <w:r>
+              <w:rPr>
+                <w:rFonts w:hint="default" w:ascii="Times New Roman" w:hAnsi="Times New Roman" w:eastAsia="宋体" w:cs="Times New Roman"/>
+                <w:b/>
+                <w:sz w:val="21"/>
+                <w:szCs w:val="28"/>
+                <w:lang w:val="en-US" w:eastAsia="zh-CN"/>
+              </w:rPr>
+              <w:t>1 面向巡检的系统组织</w:t>
+            </w:r>
+          </w:p>
+          <w:p>
+            <w:pPr>
               <w:keepNext w:val="0"/>
-              <w:keepLines w:val="0"/>
+              <w:keepLines/>
               <w:spacing w:beforeLines="50" w:after="100" w:line="240" w:lineRule="auto"/>
               <w:jc w:val="left"/>
               <w:rPr>
@@ -4174,13 +7079,38 @@
                 <w:szCs w:val="28"/>
                 <w:lang w:val="en-US" w:eastAsia="zh-CN"/>
               </w:rPr>
-              <w:t>特色是面向支管巡检形成感知、有限诊断、可靠传输到管理确认的完整系统，将正常操作和质量状态纳入证据。真实LoRa覆盖和能耗由试验评价，不预设公里级覆盖或长期续航。</w:t>
+              <w:t>特色在于把双压力流量感知、有限故障模式、可靠告警和管理确认连接成可追溯系统，运行状态与测量质量共同参与解释。最终交付包含可操作台架、节点和接收端、软件以及对应实验资料，用户能够查看异常区段、变化证据和处理记录。</w:t>
+            </w:r>
+          </w:p>
+          <w:p>
+            <w:pPr>
+              <w:keepNext/>
+              <w:keepLines/>
+              <w:spacing w:before="140" w:beforeLines="50" w:after="100" w:line="240" w:lineRule="auto"/>
+              <w:jc w:val="left"/>
+              <w:rPr>
+                <w:rFonts w:hint="default" w:ascii="Times New Roman" w:hAnsi="Times New Roman" w:eastAsia="宋体" w:cs="Times New Roman"/>
+                <w:b/>
+                <w:sz w:val="21"/>
+                <w:szCs w:val="28"/>
+                <w:lang w:val="en-US" w:eastAsia="zh-CN"/>
+              </w:rPr>
+            </w:pPr>
+            <w:r>
+              <w:rPr>
+                <w:rFonts w:hint="default" w:ascii="Times New Roman" w:hAnsi="Times New Roman" w:eastAsia="宋体" w:cs="Times New Roman"/>
+                <w:b/>
+                <w:sz w:val="21"/>
+                <w:szCs w:val="28"/>
+                <w:lang w:val="en-US" w:eastAsia="zh-CN"/>
+              </w:rPr>
+              <w:t>2 渐进故障的辨识边界与早期评价</w:t>
             </w:r>
           </w:p>
           <w:p>
             <w:pPr>
               <w:keepNext w:val="0"/>
-              <w:keepLines w:val="0"/>
+              <w:keepLines/>
               <w:spacing w:beforeLines="50" w:after="100" w:line="240" w:lineRule="auto"/>
               <w:jc w:val="left"/>
               <w:rPr>
@@ -4197,13 +7127,38 @@
                 <w:szCs w:val="28"/>
                 <w:lang w:val="en-US" w:eastAsia="zh-CN"/>
               </w:rPr>
-              <w:t>候选创新一：在轮灌和测量误差约束下研究双压力、流量及状态信息的渐进故障辨识边界，并以单点及归一化方法作强对照。重点是可检验的边界与增量，增加传感器本身不是原创。</w:t>
+              <w:t>拟比较测点数量和状态信息对等效泄漏、受限辨识的作用，将故障程度、独立失效参照、提前量和误报同时评价。预期贡献是可检验的辨识条件与测量边界，而不是宣称双传感器本身首创。未知负载、漂移及切换期间失败结果均纳入研究。</w:t>
+            </w:r>
+          </w:p>
+          <w:p>
+            <w:pPr>
+              <w:keepNext/>
+              <w:keepLines/>
+              <w:spacing w:before="140" w:beforeLines="50" w:after="100" w:line="240" w:lineRule="auto"/>
+              <w:jc w:val="left"/>
+              <w:rPr>
+                <w:rFonts w:hint="default" w:ascii="Times New Roman" w:hAnsi="Times New Roman" w:eastAsia="宋体" w:cs="Times New Roman"/>
+                <w:b/>
+                <w:sz w:val="21"/>
+                <w:szCs w:val="28"/>
+                <w:lang w:val="en-US" w:eastAsia="zh-CN"/>
+              </w:rPr>
+            </w:pPr>
+            <w:r>
+              <w:rPr>
+                <w:rFonts w:hint="default" w:ascii="Times New Roman" w:hAnsi="Times New Roman" w:eastAsia="宋体" w:cs="Times New Roman"/>
+                <w:b/>
+                <w:sz w:val="21"/>
+                <w:szCs w:val="28"/>
+                <w:lang w:val="en-US" w:eastAsia="zh-CN"/>
+              </w:rPr>
+              <w:t>3 诊断与可靠上报的联合验证</w:t>
             </w:r>
           </w:p>
           <w:p>
             <w:pPr>
               <w:keepNext w:val="0"/>
-              <w:keepLines w:val="0"/>
+              <w:keepLines/>
               <w:spacing w:beforeLines="50" w:after="100" w:line="240" w:lineRule="auto"/>
               <w:jc w:val="left"/>
               <w:rPr>
@@ -4220,30 +7175,7 @@
                 <w:szCs w:val="28"/>
                 <w:lang w:val="en-US" w:eastAsia="zh-CN"/>
               </w:rPr>
-              <w:t>候选创新二：将故障程度、独立失效参照和提前量连接，在同本地诊断及事件确认规则下评价通信策略，统一观察本地发现与远端及时提示。诊断与通信目前是分开的模型证据，端到端验证为拟开展工作。</w:t>
-            </w:r>
-          </w:p>
-          <w:p>
-            <w:pPr>
-              <w:keepNext w:val="0"/>
-              <w:keepLines w:val="0"/>
-              <w:spacing w:beforeLines="50" w:after="100" w:line="240" w:lineRule="auto"/>
-              <w:jc w:val="left"/>
-              <w:rPr>
-                <w:rFonts w:hint="default" w:ascii="Times New Roman" w:hAnsi="Times New Roman" w:eastAsia="宋体" w:cs="Times New Roman"/>
-                <w:sz w:val="21"/>
-                <w:szCs w:val="28"/>
-                <w:lang w:val="en-US" w:eastAsia="zh-CN"/>
-              </w:rPr>
-            </w:pPr>
-            <w:r>
-              <w:rPr>
-                <w:rFonts w:hint="default" w:ascii="Times New Roman" w:hAnsi="Times New Roman" w:eastAsia="宋体" w:cs="Times New Roman"/>
-                <w:sz w:val="21"/>
-                <w:szCs w:val="28"/>
-                <w:lang w:val="en-US" w:eastAsia="zh-CN"/>
-              </w:rPr>
-              <w:t>上述是拟研究贡献，不是已证实算法性能、授权专利或论文创新。没有超过强基线时如实报告，优先提炼测量边界或通信取舍方面有证据的结果。</w:t>
+              <w:t>拟在同一真实故障及本地检测记录下比较通信策略，把本地发现和远端送达分开测量，结合缓存、确认及整机能量评价取舍。当前诊断与通信分别具有模型证据，端到端联合验证为实施任务。创新点是拟研究方向，尚未证明算法优越性或取得论文、专利。</w:t>
             </w:r>
           </w:p>
         </w:tc>
@@ -4279,7 +7211,7 @@
           <w:p>
             <w:pPr>
               <w:keepNext/>
-              <w:keepLines w:val="0"/>
+              <w:keepLines/>
               <w:spacing w:beforeLines="50" w:after="100" w:line="240" w:lineRule="auto"/>
               <w:jc w:val="left"/>
               <w:rPr>
@@ -4304,7 +7236,7 @@
           <w:p>
             <w:pPr>
               <w:keepNext w:val="0"/>
-              <w:keepLines w:val="0"/>
+              <w:keepLines/>
               <w:spacing w:beforeLines="50" w:after="100" w:line="240" w:lineRule="auto"/>
               <w:jc w:val="left"/>
               <w:rPr>
@@ -4321,13 +7253,13 @@
                 <w:szCs w:val="28"/>
                 <w:lang w:val="en-US" w:eastAsia="zh-CN"/>
               </w:rPr>
-              <w:t>完成1套支管故障诊断原型，包括1个P0/P1/Q节点、1个LoRa接收端、1套双支路台架和本地Web软件；具备档案、趋势、事件确认、质量状态、回放、导出，保留固件、协议、安装和演示说明。</w:t>
+              <w:t>形成1套支管故障诊断原型，包含1个P0/P1/Q节点、1个LoRa接收端、1套双支路清水台架和本地Web管理软件，能够完成测量、有限提示、可靠接收、查看确认及数据导出。</w:t>
             </w:r>
           </w:p>
           <w:p>
             <w:pPr>
               <w:keepNext w:val="0"/>
-              <w:keepLines w:val="0"/>
+              <w:keepLines/>
               <w:spacing w:beforeLines="50" w:after="100" w:line="240" w:lineRule="auto"/>
               <w:jc w:val="left"/>
               <w:rPr>
@@ -4344,13 +7276,13 @@
                 <w:szCs w:val="28"/>
                 <w:lang w:val="en-US" w:eastAsia="zh-CN"/>
               </w:rPr>
-              <w:t>形成1套可追溯数据及复现程序，包含参考标定、独立标签、故障程度、方法/通信对照、消融、失败案例及整机测量；数量与第三节计划一致，按独立试次与批次报告。</w:t>
+              <w:t>形成1套可追溯数据和复现程序，覆盖标定、独立操作标签、主要故障网格、正常切换、跨批次强基线和消融、通信及整机测量，保留失败实例。主要独立试验至少54次，另开展正常/切换对照和连续运行检查。</w:t>
             </w:r>
           </w:p>
           <w:p>
             <w:pPr>
               <w:keepNext w:val="0"/>
-              <w:keepLines w:val="0"/>
+              <w:keepLines/>
               <w:spacing w:beforeLines="50" w:after="100" w:line="240" w:lineRule="auto"/>
               <w:jc w:val="left"/>
               <w:rPr>
@@ -4367,13 +7299,13 @@
                 <w:szCs w:val="28"/>
                 <w:lang w:val="en-US" w:eastAsia="zh-CN"/>
               </w:rPr>
-              <w:t>形成调研报告、研究/结题报告、技术与使用说明及过程记录，按获批级别和本批规则准备竞赛参与及验收材料。学校2025年细则中的实物或软硬件研发选择成果可参考，最终以批准任务书验收。</w:t>
+              <w:t>形成调研报告、研究/结题报告、技术与使用说明、过程记录和演示材料，按批准任务书及本批规则完成验收。学校2025年细则中的实物或软硬件研发选择成果可作为参考，最终以实际获批任务要求为准。</w:t>
             </w:r>
           </w:p>
           <w:p>
             <w:pPr>
               <w:keepNext w:val="0"/>
-              <w:keepLines w:val="0"/>
+              <w:keepLines/>
               <w:spacing w:beforeLines="50" w:after="100" w:line="240" w:lineRule="auto"/>
               <w:jc w:val="left"/>
               <w:rPr>
@@ -4390,7 +7322,7 @@
                 <w:szCs w:val="28"/>
                 <w:lang w:val="en-US" w:eastAsia="zh-CN"/>
               </w:rPr>
-              <w:t>形成1篇研究论文稿，数据与贡献充分时由导师审核投稿，优先研究渐进故障测量与辨识边界，或可靠告警通信取舍。不保证核心、SCI/EI录用、发表或收录。软著与专利视实际成果另行判断，不替代系统及实验任务。</w:t>
+              <w:t>形成1篇研究论文稿，优先提炼渐进故障辨识条件或可靠告警取舍，在数据和贡献充分时经导师审核投稿。论文稿、投稿、录用、发表和收录分别记录；期刊级别及发表结果不作为已经取得的成绩。软著与专利根据实际成果另行判断。</w:t>
             </w:r>
           </w:p>
         </w:tc>
@@ -4426,7 +7358,7 @@
           <w:p>
             <w:pPr>
               <w:keepNext/>
-              <w:keepLines w:val="0"/>
+              <w:keepLines/>
               <w:spacing w:beforeLines="50" w:after="100" w:line="240" w:lineRule="auto"/>
               <w:jc w:val="left"/>
               <w:rPr>
@@ -4451,7 +7383,7 @@
           <w:p>
             <w:pPr>
               <w:keepNext w:val="0"/>
-              <w:keepLines w:val="0"/>
+              <w:keepLines/>
               <w:spacing w:beforeLines="50" w:after="100" w:line="240" w:lineRule="auto"/>
               <w:jc w:val="left"/>
               <w:rPr>
@@ -4468,13 +7400,1083 @@
                 <w:szCs w:val="28"/>
                 <w:lang w:val="en-US" w:eastAsia="zh-CN"/>
               </w:rPr>
-              <w:t>2027年度：完成测量、台架、主要实验、LoRa和Web集成、独立验证及论文稿。</w:t>
-            </w:r>
-          </w:p>
+              <w:t>2027年度完成测量台架、主要实验、LoRa与Web集成、独立验证及论文稿；2028年1—2月补关键验证、核对任务书并办理结项。表3按阶段列出进入下一阶段的条件。</w:t>
+            </w:r>
+          </w:p>
+          <w:tbl>
+            <w:tblPr>
+              <w:tblStyle w:val="6"/>
+              <w:tblW w:w="8500" w:type="dxa"/>
+              <w:tblInd w:w="5" w:type="dxa"/>
+              <w:tblBorders>
+                <w:top w:val="none" w:color="auto" w:sz="0" w:space="0"/>
+                <w:left w:val="none" w:color="auto" w:sz="0" w:space="0"/>
+                <w:bottom w:val="none" w:color="auto" w:sz="0" w:space="0"/>
+                <w:right w:val="none" w:color="auto" w:sz="0" w:space="0"/>
+                <w:insideH w:val="none" w:color="auto" w:sz="0" w:space="0"/>
+                <w:insideV w:val="none" w:color="auto" w:sz="0" w:space="0"/>
+              </w:tblBorders>
+              <w:tblLayout w:type="fixed"/>
+              <w:tblCellMar>
+                <w:top w:w="0" w:type="dxa"/>
+                <w:left w:w="0" w:type="dxa"/>
+                <w:bottom w:w="0" w:type="dxa"/>
+                <w:right w:w="0" w:type="dxa"/>
+              </w:tblCellMar>
+            </w:tblPr>
+            <w:tblGrid>
+              <w:gridCol w:w="8500"/>
+            </w:tblGrid>
+            <w:tr>
+              <w:tblPrEx>
+                <w:tblBorders>
+                  <w:top w:val="none" w:color="auto" w:sz="0" w:space="0"/>
+                  <w:left w:val="none" w:color="auto" w:sz="0" w:space="0"/>
+                  <w:bottom w:val="none" w:color="auto" w:sz="0" w:space="0"/>
+                  <w:right w:val="none" w:color="auto" w:sz="0" w:space="0"/>
+                  <w:insideH w:val="none" w:color="auto" w:sz="0" w:space="0"/>
+                  <w:insideV w:val="none" w:color="auto" w:sz="0" w:space="0"/>
+                </w:tblBorders>
+                <w:tblCellMar>
+                  <w:top w:w="0" w:type="dxa"/>
+                  <w:left w:w="0" w:type="dxa"/>
+                  <w:bottom w:w="0" w:type="dxa"/>
+                  <w:right w:w="0" w:type="dxa"/>
+                </w:tblCellMar>
+              </w:tblPrEx>
+              <w:trPr>
+                <w:cantSplit/>
+              </w:trPr>
+              <w:tc>
+                <w:tcPr>
+                  <w:tcW w:w="9070" w:type="dxa"/>
+                  <w:tcBorders>
+                    <w:tl2br w:val="nil"/>
+                    <w:tr2bl w:val="nil"/>
+                  </w:tcBorders>
+                </w:tcPr>
+                <w:p>
+                  <w:pPr>
+                    <w:keepNext w:val="0"/>
+                    <w:keepLines/>
+                    <w:spacing w:beforeLines="50" w:after="140" w:line="240" w:lineRule="auto"/>
+                    <w:jc w:val="left"/>
+                    <w:rPr>
+                      <w:rFonts w:hint="eastAsia" w:ascii="Times New Roman" w:hAnsi="Times New Roman" w:cs="Times New Roman"/>
+                      <w:b/>
+                      <w:sz w:val="21"/>
+                      <w:szCs w:val="28"/>
+                      <w:vertAlign w:val="baseline"/>
+                      <w:lang w:val="en-US" w:eastAsia="zh-CN"/>
+                    </w:rPr>
+                  </w:pPr>
+                  <w:r>
+                    <w:rPr>
+                      <w:rFonts w:hint="eastAsia" w:ascii="Times New Roman" w:hAnsi="Times New Roman" w:cs="Times New Roman"/>
+                      <w:b/>
+                      <w:sz w:val="21"/>
+                      <w:szCs w:val="28"/>
+                      <w:vertAlign w:val="baseline"/>
+                      <w:lang w:val="en-US" w:eastAsia="zh-CN"/>
+                    </w:rPr>
+                    <w:t>表3 实施进度及阶段交付</w:t>
+                  </w:r>
+                </w:p>
+                <w:tbl>
+                  <w:tblPr>
+                    <w:tblStyle w:val="6"/>
+                    <w:tblW w:w="8500" w:type="dxa"/>
+                    <w:tblInd w:w="3" w:type="dxa"/>
+                    <w:tblBorders>
+                      <w:top w:val="single" w:color="D9D9D9" w:sz="2" w:space="0"/>
+                      <w:left w:val="single" w:color="D9D9D9" w:sz="2" w:space="0"/>
+                      <w:bottom w:val="single" w:color="D9D9D9" w:sz="2" w:space="0"/>
+                      <w:right w:val="single" w:color="D9D9D9" w:sz="2" w:space="0"/>
+                      <w:insideH w:val="single" w:color="D9D9D9" w:sz="2" w:space="0"/>
+                      <w:insideV w:val="single" w:color="D9D9D9" w:sz="2" w:space="0"/>
+                    </w:tblBorders>
+                    <w:tblLayout w:type="fixed"/>
+                    <w:tblCellMar>
+                      <w:top w:w="100" w:type="dxa"/>
+                      <w:left w:w="100" w:type="dxa"/>
+                      <w:bottom w:w="100" w:type="dxa"/>
+                      <w:right w:w="100" w:type="dxa"/>
+                    </w:tblCellMar>
+                  </w:tblPr>
+                  <w:tblGrid>
+                    <w:gridCol w:w="1700"/>
+                    <w:gridCol w:w="3300"/>
+                    <w:gridCol w:w="3500"/>
+                  </w:tblGrid>
+                  <w:tr>
+                    <w:tblPrEx>
+                      <w:tblBorders>
+                        <w:top w:val="single" w:color="D9D9D9" w:sz="2" w:space="0"/>
+                        <w:left w:val="single" w:color="D9D9D9" w:sz="2" w:space="0"/>
+                        <w:bottom w:val="single" w:color="D9D9D9" w:sz="2" w:space="0"/>
+                        <w:right w:val="single" w:color="D9D9D9" w:sz="2" w:space="0"/>
+                        <w:insideH w:val="single" w:color="D9D9D9" w:sz="2" w:space="0"/>
+                        <w:insideV w:val="single" w:color="D9D9D9" w:sz="2" w:space="0"/>
+                      </w:tblBorders>
+                      <w:tblCellMar>
+                        <w:top w:w="100" w:type="dxa"/>
+                        <w:left w:w="100" w:type="dxa"/>
+                        <w:bottom w:w="100" w:type="dxa"/>
+                        <w:right w:w="100" w:type="dxa"/>
+                      </w:tblCellMar>
+                    </w:tblPrEx>
+                    <w:trPr>
+                      <w:cantSplit/>
+                      <w:tblHeader/>
+                    </w:trPr>
+                    <w:tc>
+                      <w:tcPr>
+                        <w:tcW w:w="1700" w:type="dxa"/>
+                        <w:tcBorders>
+                          <w:tl2br w:val="nil"/>
+                          <w:tr2bl w:val="nil"/>
+                        </w:tcBorders>
+                        <w:shd w:val="clear" w:color="auto" w:fill="EDEDED"/>
+                        <w:vAlign w:val="center"/>
+                      </w:tcPr>
+                      <w:p>
+                        <w:pPr>
+                          <w:keepNext/>
+                          <w:keepLines/>
+                          <w:spacing w:beforeLines="50" w:after="80" w:line="240" w:lineRule="auto"/>
+                          <w:jc w:val="left"/>
+                          <w:rPr>
+                            <w:rFonts w:hint="default" w:ascii="Times New Roman" w:hAnsi="Times New Roman" w:eastAsia="宋体" w:cs="Times New Roman"/>
+                            <w:b/>
+                            <w:sz w:val="19"/>
+                            <w:szCs w:val="28"/>
+                            <w:vertAlign w:val="baseline"/>
+                            <w:lang w:val="en-US" w:eastAsia="zh-CN"/>
+                          </w:rPr>
+                        </w:pPr>
+                        <w:r>
+                          <w:rPr>
+                            <w:rFonts w:hint="eastAsia" w:ascii="Times New Roman" w:hAnsi="Times New Roman" w:cs="Times New Roman"/>
+                            <w:b/>
+                            <w:sz w:val="19"/>
+                            <w:szCs w:val="28"/>
+                            <w:vertAlign w:val="baseline"/>
+                            <w:lang w:val="en-US" w:eastAsia="zh-CN"/>
+                          </w:rPr>
+                          <w:t>时段</w:t>
+                        </w:r>
+                      </w:p>
+                    </w:tc>
+                    <w:tc>
+                      <w:tcPr>
+                        <w:tcW w:w="3300" w:type="dxa"/>
+                        <w:tcBorders>
+                          <w:tl2br w:val="nil"/>
+                          <w:tr2bl w:val="nil"/>
+                        </w:tcBorders>
+                        <w:shd w:val="clear" w:color="auto" w:fill="EDEDED"/>
+                        <w:vAlign w:val="center"/>
+                      </w:tcPr>
+                      <w:p>
+                        <w:pPr>
+                          <w:keepNext/>
+                          <w:keepLines/>
+                          <w:spacing w:beforeLines="50" w:after="80" w:line="240" w:lineRule="auto"/>
+                          <w:jc w:val="left"/>
+                          <w:rPr>
+                            <w:rFonts w:hint="default" w:ascii="Times New Roman" w:hAnsi="Times New Roman" w:eastAsia="宋体" w:cs="Times New Roman"/>
+                            <w:b/>
+                            <w:sz w:val="19"/>
+                            <w:szCs w:val="28"/>
+                            <w:vertAlign w:val="baseline"/>
+                            <w:lang w:val="en-US" w:eastAsia="zh-CN"/>
+                          </w:rPr>
+                        </w:pPr>
+                        <w:r>
+                          <w:rPr>
+                            <w:rFonts w:hint="eastAsia" w:ascii="Times New Roman" w:hAnsi="Times New Roman" w:cs="Times New Roman"/>
+                            <w:b/>
+                            <w:sz w:val="19"/>
+                            <w:szCs w:val="28"/>
+                            <w:vertAlign w:val="baseline"/>
+                            <w:lang w:val="en-US" w:eastAsia="zh-CN"/>
+                          </w:rPr>
+                          <w:t>核心工作</w:t>
+                        </w:r>
+                      </w:p>
+                    </w:tc>
+                    <w:tc>
+                      <w:tcPr>
+                        <w:tcW w:w="3500" w:type="dxa"/>
+                        <w:tcBorders>
+                          <w:tl2br w:val="nil"/>
+                          <w:tr2bl w:val="nil"/>
+                        </w:tcBorders>
+                        <w:shd w:val="clear" w:color="auto" w:fill="EDEDED"/>
+                        <w:vAlign w:val="center"/>
+                      </w:tcPr>
+                      <w:p>
+                        <w:pPr>
+                          <w:keepNext/>
+                          <w:keepLines/>
+                          <w:spacing w:beforeLines="50" w:after="80" w:line="240" w:lineRule="auto"/>
+                          <w:jc w:val="left"/>
+                          <w:rPr>
+                            <w:rFonts w:hint="default" w:ascii="Times New Roman" w:hAnsi="Times New Roman" w:eastAsia="宋体" w:cs="Times New Roman"/>
+                            <w:b/>
+                            <w:sz w:val="19"/>
+                            <w:szCs w:val="28"/>
+                            <w:vertAlign w:val="baseline"/>
+                            <w:lang w:val="en-US" w:eastAsia="zh-CN"/>
+                          </w:rPr>
+                        </w:pPr>
+                        <w:r>
+                          <w:rPr>
+                            <w:rFonts w:hint="eastAsia" w:ascii="Times New Roman" w:hAnsi="Times New Roman" w:cs="Times New Roman"/>
+                            <w:b/>
+                            <w:sz w:val="19"/>
+                            <w:szCs w:val="28"/>
+                            <w:vertAlign w:val="baseline"/>
+                            <w:lang w:val="en-US" w:eastAsia="zh-CN"/>
+                          </w:rPr>
+                          <w:t>阶段交付或进入条件</w:t>
+                        </w:r>
+                      </w:p>
+                    </w:tc>
+                  </w:tr>
+                  <w:tr>
+                    <w:tblPrEx>
+                      <w:tblBorders>
+                        <w:top w:val="single" w:color="D9D9D9" w:sz="2" w:space="0"/>
+                        <w:left w:val="single" w:color="D9D9D9" w:sz="2" w:space="0"/>
+                        <w:bottom w:val="single" w:color="D9D9D9" w:sz="2" w:space="0"/>
+                        <w:right w:val="single" w:color="D9D9D9" w:sz="2" w:space="0"/>
+                        <w:insideH w:val="single" w:color="D9D9D9" w:sz="2" w:space="0"/>
+                        <w:insideV w:val="single" w:color="D9D9D9" w:sz="2" w:space="0"/>
+                      </w:tblBorders>
+                      <w:tblCellMar>
+                        <w:top w:w="100" w:type="dxa"/>
+                        <w:left w:w="100" w:type="dxa"/>
+                        <w:bottom w:w="100" w:type="dxa"/>
+                        <w:right w:w="100" w:type="dxa"/>
+                      </w:tblCellMar>
+                    </w:tblPrEx>
+                    <w:trPr>
+                      <w:cantSplit/>
+                    </w:trPr>
+                    <w:tc>
+                      <w:tcPr>
+                        <w:tcW w:w="1700" w:type="dxa"/>
+                        <w:tcBorders>
+                          <w:tl2br w:val="nil"/>
+                          <w:tr2bl w:val="nil"/>
+                        </w:tcBorders>
+                        <w:shd w:val="clear" w:color="auto" w:fill="FFFFFF"/>
+                        <w:vAlign w:val="center"/>
+                      </w:tcPr>
+                      <w:p>
+                        <w:pPr>
+                          <w:keepNext/>
+                          <w:keepLines/>
+                          <w:spacing w:beforeLines="50" w:after="80" w:line="240" w:lineRule="auto"/>
+                          <w:jc w:val="left"/>
+                          <w:rPr>
+                            <w:rFonts w:hint="default" w:ascii="Times New Roman" w:hAnsi="Times New Roman" w:eastAsia="宋体" w:cs="Times New Roman"/>
+                            <w:b w:val="0"/>
+                            <w:sz w:val="19"/>
+                            <w:szCs w:val="28"/>
+                            <w:vertAlign w:val="baseline"/>
+                            <w:lang w:val="en-US" w:eastAsia="zh-CN"/>
+                          </w:rPr>
+                        </w:pPr>
+                        <w:r>
+                          <w:rPr>
+                            <w:rFonts w:hint="eastAsia" w:ascii="Times New Roman" w:hAnsi="Times New Roman" w:cs="Times New Roman"/>
+                            <w:b w:val="0"/>
+                            <w:sz w:val="19"/>
+                            <w:szCs w:val="28"/>
+                            <w:vertAlign w:val="baseline"/>
+                            <w:lang w:val="en-US" w:eastAsia="zh-CN"/>
+                          </w:rPr>
+                          <w:t>2027年3—4月</w:t>
+                        </w:r>
+                      </w:p>
+                    </w:tc>
+                    <w:tc>
+                      <w:tcPr>
+                        <w:tcW w:w="3300" w:type="dxa"/>
+                        <w:tcBorders>
+                          <w:tl2br w:val="nil"/>
+                          <w:tr2bl w:val="nil"/>
+                        </w:tcBorders>
+                        <w:shd w:val="clear" w:color="auto" w:fill="FFFFFF"/>
+                        <w:vAlign w:val="center"/>
+                      </w:tcPr>
+                      <w:p>
+                        <w:pPr>
+                          <w:keepNext/>
+                          <w:keepLines/>
+                          <w:spacing w:beforeLines="50" w:after="80" w:line="240" w:lineRule="auto"/>
+                          <w:jc w:val="left"/>
+                          <w:rPr>
+                            <w:rFonts w:hint="default" w:ascii="Times New Roman" w:hAnsi="Times New Roman" w:eastAsia="宋体" w:cs="Times New Roman"/>
+                            <w:b w:val="0"/>
+                            <w:sz w:val="19"/>
+                            <w:szCs w:val="28"/>
+                            <w:vertAlign w:val="baseline"/>
+                            <w:lang w:val="en-US" w:eastAsia="zh-CN"/>
+                          </w:rPr>
+                        </w:pPr>
+                        <w:r>
+                          <w:rPr>
+                            <w:rFonts w:hint="eastAsia" w:ascii="Times New Roman" w:hAnsi="Times New Roman" w:cs="Times New Roman"/>
+                            <w:b w:val="0"/>
+                            <w:sz w:val="19"/>
+                            <w:szCs w:val="28"/>
+                            <w:vertAlign w:val="baseline"/>
+                            <w:lang w:val="en-US" w:eastAsia="zh-CN"/>
+                          </w:rPr>
+                          <w:t>台架、标定、有线日志与差压误差</w:t>
+                        </w:r>
+                      </w:p>
+                    </w:tc>
+                    <w:tc>
+                      <w:tcPr>
+                        <w:tcW w:w="3500" w:type="dxa"/>
+                        <w:tcBorders>
+                          <w:tl2br w:val="nil"/>
+                          <w:tr2bl w:val="nil"/>
+                        </w:tcBorders>
+                        <w:shd w:val="clear" w:color="auto" w:fill="FFFFFF"/>
+                        <w:vAlign w:val="center"/>
+                      </w:tcPr>
+                      <w:p>
+                        <w:pPr>
+                          <w:keepNext/>
+                          <w:keepLines/>
+                          <w:spacing w:beforeLines="50" w:after="80" w:line="240" w:lineRule="auto"/>
+                          <w:jc w:val="left"/>
+                          <w:rPr>
+                            <w:rFonts w:hint="default" w:ascii="Times New Roman" w:hAnsi="Times New Roman" w:eastAsia="宋体" w:cs="Times New Roman"/>
+                            <w:b w:val="0"/>
+                            <w:sz w:val="19"/>
+                            <w:szCs w:val="28"/>
+                            <w:vertAlign w:val="baseline"/>
+                            <w:lang w:val="en-US" w:eastAsia="zh-CN"/>
+                          </w:rPr>
+                        </w:pPr>
+                        <w:r>
+                          <w:rPr>
+                            <w:rFonts w:hint="eastAsia" w:ascii="Times New Roman" w:hAnsi="Times New Roman" w:cs="Times New Roman"/>
+                            <w:b w:val="0"/>
+                            <w:sz w:val="19"/>
+                            <w:szCs w:val="28"/>
+                            <w:vertAlign w:val="baseline"/>
+                            <w:lang w:val="en-US" w:eastAsia="zh-CN"/>
+                          </w:rPr>
+                          <w:t>有独立标签、可校核且可重复的原始数据</w:t>
+                        </w:r>
+                      </w:p>
+                    </w:tc>
+                  </w:tr>
+                  <w:tr>
+                    <w:tblPrEx>
+                      <w:tblBorders>
+                        <w:top w:val="single" w:color="D9D9D9" w:sz="2" w:space="0"/>
+                        <w:left w:val="single" w:color="D9D9D9" w:sz="2" w:space="0"/>
+                        <w:bottom w:val="single" w:color="D9D9D9" w:sz="2" w:space="0"/>
+                        <w:right w:val="single" w:color="D9D9D9" w:sz="2" w:space="0"/>
+                        <w:insideH w:val="single" w:color="D9D9D9" w:sz="2" w:space="0"/>
+                        <w:insideV w:val="single" w:color="D9D9D9" w:sz="2" w:space="0"/>
+                      </w:tblBorders>
+                      <w:tblCellMar>
+                        <w:top w:w="100" w:type="dxa"/>
+                        <w:left w:w="100" w:type="dxa"/>
+                        <w:bottom w:w="100" w:type="dxa"/>
+                        <w:right w:w="100" w:type="dxa"/>
+                      </w:tblCellMar>
+                    </w:tblPrEx>
+                    <w:trPr>
+                      <w:cantSplit/>
+                    </w:trPr>
+                    <w:tc>
+                      <w:tcPr>
+                        <w:tcW w:w="1700" w:type="dxa"/>
+                        <w:tcBorders>
+                          <w:tl2br w:val="nil"/>
+                          <w:tr2bl w:val="nil"/>
+                        </w:tcBorders>
+                        <w:shd w:val="clear" w:color="auto" w:fill="FFFFFF"/>
+                        <w:vAlign w:val="center"/>
+                      </w:tcPr>
+                      <w:p>
+                        <w:pPr>
+                          <w:keepNext/>
+                          <w:keepLines/>
+                          <w:spacing w:beforeLines="50" w:after="80" w:line="240" w:lineRule="auto"/>
+                          <w:jc w:val="left"/>
+                          <w:rPr>
+                            <w:rFonts w:hint="default" w:ascii="Times New Roman" w:hAnsi="Times New Roman" w:eastAsia="宋体" w:cs="Times New Roman"/>
+                            <w:b w:val="0"/>
+                            <w:sz w:val="19"/>
+                            <w:szCs w:val="28"/>
+                            <w:vertAlign w:val="baseline"/>
+                            <w:lang w:val="en-US" w:eastAsia="zh-CN"/>
+                          </w:rPr>
+                        </w:pPr>
+                        <w:r>
+                          <w:rPr>
+                            <w:rFonts w:hint="eastAsia" w:ascii="Times New Roman" w:hAnsi="Times New Roman" w:cs="Times New Roman"/>
+                            <w:b w:val="0"/>
+                            <w:sz w:val="19"/>
+                            <w:szCs w:val="28"/>
+                            <w:vertAlign w:val="baseline"/>
+                            <w:lang w:val="en-US" w:eastAsia="zh-CN"/>
+                          </w:rPr>
+                          <w:t>2027年5—6月</w:t>
+                        </w:r>
+                      </w:p>
+                    </w:tc>
+                    <w:tc>
+                      <w:tcPr>
+                        <w:tcW w:w="3300" w:type="dxa"/>
+                        <w:tcBorders>
+                          <w:tl2br w:val="nil"/>
+                          <w:tr2bl w:val="nil"/>
+                        </w:tcBorders>
+                        <w:shd w:val="clear" w:color="auto" w:fill="FFFFFF"/>
+                        <w:vAlign w:val="center"/>
+                      </w:tcPr>
+                      <w:p>
+                        <w:pPr>
+                          <w:keepNext/>
+                          <w:keepLines/>
+                          <w:spacing w:beforeLines="50" w:after="80" w:line="240" w:lineRule="auto"/>
+                          <w:jc w:val="left"/>
+                          <w:rPr>
+                            <w:rFonts w:hint="default" w:ascii="Times New Roman" w:hAnsi="Times New Roman" w:eastAsia="宋体" w:cs="Times New Roman"/>
+                            <w:b w:val="0"/>
+                            <w:sz w:val="19"/>
+                            <w:szCs w:val="28"/>
+                            <w:vertAlign w:val="baseline"/>
+                            <w:lang w:val="en-US" w:eastAsia="zh-CN"/>
+                          </w:rPr>
+                        </w:pPr>
+                        <w:r>
+                          <w:rPr>
+                            <w:rFonts w:hint="eastAsia" w:ascii="Times New Roman" w:hAnsi="Times New Roman" w:cs="Times New Roman"/>
+                            <w:b w:val="0"/>
+                            <w:sz w:val="19"/>
+                            <w:szCs w:val="28"/>
+                            <w:vertAlign w:val="baseline"/>
+                            <w:lang w:val="en-US" w:eastAsia="zh-CN"/>
+                          </w:rPr>
+                          <w:t>故障程度网格、正常切换和方法对照</w:t>
+                        </w:r>
+                      </w:p>
+                    </w:tc>
+                    <w:tc>
+                      <w:tcPr>
+                        <w:tcW w:w="3500" w:type="dxa"/>
+                        <w:tcBorders>
+                          <w:tl2br w:val="nil"/>
+                          <w:tr2bl w:val="nil"/>
+                        </w:tcBorders>
+                        <w:shd w:val="clear" w:color="auto" w:fill="FFFFFF"/>
+                        <w:vAlign w:val="center"/>
+                      </w:tcPr>
+                      <w:p>
+                        <w:pPr>
+                          <w:keepNext/>
+                          <w:keepLines/>
+                          <w:spacing w:beforeLines="50" w:after="80" w:line="240" w:lineRule="auto"/>
+                          <w:jc w:val="left"/>
+                          <w:rPr>
+                            <w:rFonts w:hint="default" w:ascii="Times New Roman" w:hAnsi="Times New Roman" w:eastAsia="宋体" w:cs="Times New Roman"/>
+                            <w:b w:val="0"/>
+                            <w:sz w:val="19"/>
+                            <w:szCs w:val="28"/>
+                            <w:vertAlign w:val="baseline"/>
+                            <w:lang w:val="en-US" w:eastAsia="zh-CN"/>
+                          </w:rPr>
+                        </w:pPr>
+                        <w:r>
+                          <w:rPr>
+                            <w:rFonts w:hint="eastAsia" w:ascii="Times New Roman" w:hAnsi="Times New Roman" w:cs="Times New Roman"/>
+                            <w:b w:val="0"/>
+                            <w:sz w:val="19"/>
+                            <w:szCs w:val="28"/>
+                            <w:vertAlign w:val="baseline"/>
+                            <w:lang w:val="en-US" w:eastAsia="zh-CN"/>
+                          </w:rPr>
+                          <w:t>试次级误报、漏检、模式及提前量记录</w:t>
+                        </w:r>
+                      </w:p>
+                    </w:tc>
+                  </w:tr>
+                  <w:tr>
+                    <w:tblPrEx>
+                      <w:tblBorders>
+                        <w:top w:val="single" w:color="D9D9D9" w:sz="2" w:space="0"/>
+                        <w:left w:val="single" w:color="D9D9D9" w:sz="2" w:space="0"/>
+                        <w:bottom w:val="single" w:color="D9D9D9" w:sz="2" w:space="0"/>
+                        <w:right w:val="single" w:color="D9D9D9" w:sz="2" w:space="0"/>
+                        <w:insideH w:val="single" w:color="D9D9D9" w:sz="2" w:space="0"/>
+                        <w:insideV w:val="single" w:color="D9D9D9" w:sz="2" w:space="0"/>
+                      </w:tblBorders>
+                      <w:tblCellMar>
+                        <w:top w:w="100" w:type="dxa"/>
+                        <w:left w:w="100" w:type="dxa"/>
+                        <w:bottom w:w="100" w:type="dxa"/>
+                        <w:right w:w="100" w:type="dxa"/>
+                      </w:tblCellMar>
+                    </w:tblPrEx>
+                    <w:trPr>
+                      <w:cantSplit/>
+                    </w:trPr>
+                    <w:tc>
+                      <w:tcPr>
+                        <w:tcW w:w="1700" w:type="dxa"/>
+                        <w:tcBorders>
+                          <w:tl2br w:val="nil"/>
+                          <w:tr2bl w:val="nil"/>
+                        </w:tcBorders>
+                        <w:shd w:val="clear" w:color="auto" w:fill="FFFFFF"/>
+                        <w:vAlign w:val="center"/>
+                      </w:tcPr>
+                      <w:p>
+                        <w:pPr>
+                          <w:keepNext/>
+                          <w:keepLines/>
+                          <w:spacing w:beforeLines="50" w:after="80" w:line="240" w:lineRule="auto"/>
+                          <w:jc w:val="left"/>
+                          <w:rPr>
+                            <w:rFonts w:hint="default" w:ascii="Times New Roman" w:hAnsi="Times New Roman" w:eastAsia="宋体" w:cs="Times New Roman"/>
+                            <w:b w:val="0"/>
+                            <w:sz w:val="19"/>
+                            <w:szCs w:val="28"/>
+                            <w:vertAlign w:val="baseline"/>
+                            <w:lang w:val="en-US" w:eastAsia="zh-CN"/>
+                          </w:rPr>
+                        </w:pPr>
+                        <w:r>
+                          <w:rPr>
+                            <w:rFonts w:hint="eastAsia" w:ascii="Times New Roman" w:hAnsi="Times New Roman" w:cs="Times New Roman"/>
+                            <w:b w:val="0"/>
+                            <w:sz w:val="19"/>
+                            <w:szCs w:val="28"/>
+                            <w:vertAlign w:val="baseline"/>
+                            <w:lang w:val="en-US" w:eastAsia="zh-CN"/>
+                          </w:rPr>
+                          <w:t>2027年7—8月</w:t>
+                        </w:r>
+                      </w:p>
+                    </w:tc>
+                    <w:tc>
+                      <w:tcPr>
+                        <w:tcW w:w="3300" w:type="dxa"/>
+                        <w:tcBorders>
+                          <w:tl2br w:val="nil"/>
+                          <w:tr2bl w:val="nil"/>
+                        </w:tcBorders>
+                        <w:shd w:val="clear" w:color="auto" w:fill="FFFFFF"/>
+                        <w:vAlign w:val="center"/>
+                      </w:tcPr>
+                      <w:p>
+                        <w:pPr>
+                          <w:keepNext/>
+                          <w:keepLines/>
+                          <w:spacing w:beforeLines="50" w:after="80" w:line="240" w:lineRule="auto"/>
+                          <w:jc w:val="left"/>
+                          <w:rPr>
+                            <w:rFonts w:hint="default" w:ascii="Times New Roman" w:hAnsi="Times New Roman" w:eastAsia="宋体" w:cs="Times New Roman"/>
+                            <w:b w:val="0"/>
+                            <w:sz w:val="19"/>
+                            <w:szCs w:val="28"/>
+                            <w:vertAlign w:val="baseline"/>
+                            <w:lang w:val="en-US" w:eastAsia="zh-CN"/>
+                          </w:rPr>
+                        </w:pPr>
+                        <w:r>
+                          <w:rPr>
+                            <w:rFonts w:hint="eastAsia" w:ascii="Times New Roman" w:hAnsi="Times New Roman" w:cs="Times New Roman"/>
+                            <w:b w:val="0"/>
+                            <w:sz w:val="19"/>
+                            <w:szCs w:val="28"/>
+                            <w:vertAlign w:val="baseline"/>
+                            <w:lang w:val="en-US" w:eastAsia="zh-CN"/>
+                          </w:rPr>
+                          <w:t>LoRa协议、本地Web及连续运行</w:t>
+                        </w:r>
+                      </w:p>
+                    </w:tc>
+                    <w:tc>
+                      <w:tcPr>
+                        <w:tcW w:w="3500" w:type="dxa"/>
+                        <w:tcBorders>
+                          <w:tl2br w:val="nil"/>
+                          <w:tr2bl w:val="nil"/>
+                        </w:tcBorders>
+                        <w:shd w:val="clear" w:color="auto" w:fill="FFFFFF"/>
+                        <w:vAlign w:val="center"/>
+                      </w:tcPr>
+                      <w:p>
+                        <w:pPr>
+                          <w:keepNext/>
+                          <w:keepLines/>
+                          <w:spacing w:beforeLines="50" w:after="80" w:line="240" w:lineRule="auto"/>
+                          <w:jc w:val="left"/>
+                          <w:rPr>
+                            <w:rFonts w:hint="default" w:ascii="Times New Roman" w:hAnsi="Times New Roman" w:eastAsia="宋体" w:cs="Times New Roman"/>
+                            <w:b w:val="0"/>
+                            <w:sz w:val="19"/>
+                            <w:szCs w:val="28"/>
+                            <w:vertAlign w:val="baseline"/>
+                            <w:lang w:val="en-US" w:eastAsia="zh-CN"/>
+                          </w:rPr>
+                        </w:pPr>
+                        <w:r>
+                          <w:rPr>
+                            <w:rFonts w:hint="eastAsia" w:ascii="Times New Roman" w:hAnsi="Times New Roman" w:cs="Times New Roman"/>
+                            <w:b w:val="0"/>
+                            <w:sz w:val="19"/>
+                            <w:szCs w:val="28"/>
+                            <w:vertAlign w:val="baseline"/>
+                            <w:lang w:val="en-US" w:eastAsia="zh-CN"/>
+                          </w:rPr>
+                          <w:t>发收确认可追溯，恢复与整机测量记录</w:t>
+                        </w:r>
+                      </w:p>
+                    </w:tc>
+                  </w:tr>
+                  <w:tr>
+                    <w:tblPrEx>
+                      <w:tblBorders>
+                        <w:top w:val="single" w:color="D9D9D9" w:sz="2" w:space="0"/>
+                        <w:left w:val="single" w:color="D9D9D9" w:sz="2" w:space="0"/>
+                        <w:bottom w:val="single" w:color="D9D9D9" w:sz="2" w:space="0"/>
+                        <w:right w:val="single" w:color="D9D9D9" w:sz="2" w:space="0"/>
+                        <w:insideH w:val="single" w:color="D9D9D9" w:sz="2" w:space="0"/>
+                        <w:insideV w:val="single" w:color="D9D9D9" w:sz="2" w:space="0"/>
+                      </w:tblBorders>
+                      <w:tblCellMar>
+                        <w:top w:w="100" w:type="dxa"/>
+                        <w:left w:w="100" w:type="dxa"/>
+                        <w:bottom w:w="100" w:type="dxa"/>
+                        <w:right w:w="100" w:type="dxa"/>
+                      </w:tblCellMar>
+                    </w:tblPrEx>
+                    <w:trPr>
+                      <w:cantSplit/>
+                    </w:trPr>
+                    <w:tc>
+                      <w:tcPr>
+                        <w:tcW w:w="1700" w:type="dxa"/>
+                        <w:tcBorders>
+                          <w:tl2br w:val="nil"/>
+                          <w:tr2bl w:val="nil"/>
+                        </w:tcBorders>
+                        <w:shd w:val="clear" w:color="auto" w:fill="FFFFFF"/>
+                        <w:vAlign w:val="center"/>
+                      </w:tcPr>
+                      <w:p>
+                        <w:pPr>
+                          <w:keepNext/>
+                          <w:keepLines/>
+                          <w:spacing w:beforeLines="50" w:after="80" w:line="240" w:lineRule="auto"/>
+                          <w:jc w:val="left"/>
+                          <w:rPr>
+                            <w:rFonts w:hint="default" w:ascii="Times New Roman" w:hAnsi="Times New Roman" w:eastAsia="宋体" w:cs="Times New Roman"/>
+                            <w:b w:val="0"/>
+                            <w:sz w:val="19"/>
+                            <w:szCs w:val="28"/>
+                            <w:vertAlign w:val="baseline"/>
+                            <w:lang w:val="en-US" w:eastAsia="zh-CN"/>
+                          </w:rPr>
+                        </w:pPr>
+                        <w:r>
+                          <w:rPr>
+                            <w:rFonts w:hint="eastAsia" w:ascii="Times New Roman" w:hAnsi="Times New Roman" w:cs="Times New Roman"/>
+                            <w:b w:val="0"/>
+                            <w:sz w:val="19"/>
+                            <w:szCs w:val="28"/>
+                            <w:vertAlign w:val="baseline"/>
+                            <w:lang w:val="en-US" w:eastAsia="zh-CN"/>
+                          </w:rPr>
+                          <w:t>2027年9—10月</w:t>
+                        </w:r>
+                      </w:p>
+                    </w:tc>
+                    <w:tc>
+                      <w:tcPr>
+                        <w:tcW w:w="3300" w:type="dxa"/>
+                        <w:tcBorders>
+                          <w:tl2br w:val="nil"/>
+                          <w:tr2bl w:val="nil"/>
+                        </w:tcBorders>
+                        <w:shd w:val="clear" w:color="auto" w:fill="FFFFFF"/>
+                        <w:vAlign w:val="center"/>
+                      </w:tcPr>
+                      <w:p>
+                        <w:pPr>
+                          <w:keepNext/>
+                          <w:keepLines/>
+                          <w:spacing w:beforeLines="50" w:after="80" w:line="240" w:lineRule="auto"/>
+                          <w:jc w:val="left"/>
+                          <w:rPr>
+                            <w:rFonts w:hint="default" w:ascii="Times New Roman" w:hAnsi="Times New Roman" w:eastAsia="宋体" w:cs="Times New Roman"/>
+                            <w:b w:val="0"/>
+                            <w:sz w:val="19"/>
+                            <w:szCs w:val="28"/>
+                            <w:vertAlign w:val="baseline"/>
+                            <w:lang w:val="en-US" w:eastAsia="zh-CN"/>
+                          </w:rPr>
+                        </w:pPr>
+                        <w:r>
+                          <w:rPr>
+                            <w:rFonts w:hint="eastAsia" w:ascii="Times New Roman" w:hAnsi="Times New Roman" w:cs="Times New Roman"/>
+                            <w:b w:val="0"/>
+                            <w:sz w:val="19"/>
+                            <w:szCs w:val="28"/>
+                            <w:vertAlign w:val="baseline"/>
+                            <w:lang w:val="en-US" w:eastAsia="zh-CN"/>
+                          </w:rPr>
+                          <w:t>独立批次、消融、条件性现场、论文稿</w:t>
+                        </w:r>
+                      </w:p>
+                    </w:tc>
+                    <w:tc>
+                      <w:tcPr>
+                        <w:tcW w:w="3500" w:type="dxa"/>
+                        <w:tcBorders>
+                          <w:tl2br w:val="nil"/>
+                          <w:tr2bl w:val="nil"/>
+                        </w:tcBorders>
+                        <w:shd w:val="clear" w:color="auto" w:fill="FFFFFF"/>
+                        <w:vAlign w:val="center"/>
+                      </w:tcPr>
+                      <w:p>
+                        <w:pPr>
+                          <w:keepNext/>
+                          <w:keepLines/>
+                          <w:spacing w:beforeLines="50" w:after="80" w:line="240" w:lineRule="auto"/>
+                          <w:jc w:val="left"/>
+                          <w:rPr>
+                            <w:rFonts w:hint="default" w:ascii="Times New Roman" w:hAnsi="Times New Roman" w:eastAsia="宋体" w:cs="Times New Roman"/>
+                            <w:b w:val="0"/>
+                            <w:sz w:val="19"/>
+                            <w:szCs w:val="28"/>
+                            <w:vertAlign w:val="baseline"/>
+                            <w:lang w:val="en-US" w:eastAsia="zh-CN"/>
+                          </w:rPr>
+                        </w:pPr>
+                        <w:r>
+                          <w:rPr>
+                            <w:rFonts w:hint="eastAsia" w:ascii="Times New Roman" w:hAnsi="Times New Roman" w:cs="Times New Roman"/>
+                            <w:b w:val="0"/>
+                            <w:sz w:val="19"/>
+                            <w:szCs w:val="28"/>
+                            <w:vertAlign w:val="baseline"/>
+                            <w:lang w:val="en-US" w:eastAsia="zh-CN"/>
+                          </w:rPr>
+                          <w:t>冻结数据与方法，导师审核论文贡献</w:t>
+                        </w:r>
+                      </w:p>
+                    </w:tc>
+                  </w:tr>
+                  <w:tr>
+                    <w:tblPrEx>
+                      <w:tblBorders>
+                        <w:top w:val="single" w:color="D9D9D9" w:sz="2" w:space="0"/>
+                        <w:left w:val="single" w:color="D9D9D9" w:sz="2" w:space="0"/>
+                        <w:bottom w:val="single" w:color="D9D9D9" w:sz="2" w:space="0"/>
+                        <w:right w:val="single" w:color="D9D9D9" w:sz="2" w:space="0"/>
+                        <w:insideH w:val="single" w:color="D9D9D9" w:sz="2" w:space="0"/>
+                        <w:insideV w:val="single" w:color="D9D9D9" w:sz="2" w:space="0"/>
+                      </w:tblBorders>
+                      <w:tblCellMar>
+                        <w:top w:w="100" w:type="dxa"/>
+                        <w:left w:w="100" w:type="dxa"/>
+                        <w:bottom w:w="100" w:type="dxa"/>
+                        <w:right w:w="100" w:type="dxa"/>
+                      </w:tblCellMar>
+                    </w:tblPrEx>
+                    <w:trPr>
+                      <w:cantSplit/>
+                    </w:trPr>
+                    <w:tc>
+                      <w:tcPr>
+                        <w:tcW w:w="1700" w:type="dxa"/>
+                        <w:tcBorders>
+                          <w:tl2br w:val="nil"/>
+                          <w:tr2bl w:val="nil"/>
+                        </w:tcBorders>
+                        <w:shd w:val="clear" w:color="auto" w:fill="FFFFFF"/>
+                        <w:vAlign w:val="center"/>
+                      </w:tcPr>
+                      <w:p>
+                        <w:pPr>
+                          <w:keepNext/>
+                          <w:keepLines/>
+                          <w:spacing w:beforeLines="50" w:after="80" w:line="240" w:lineRule="auto"/>
+                          <w:jc w:val="left"/>
+                          <w:rPr>
+                            <w:rFonts w:hint="default" w:ascii="Times New Roman" w:hAnsi="Times New Roman" w:eastAsia="宋体" w:cs="Times New Roman"/>
+                            <w:b w:val="0"/>
+                            <w:sz w:val="19"/>
+                            <w:szCs w:val="28"/>
+                            <w:vertAlign w:val="baseline"/>
+                            <w:lang w:val="en-US" w:eastAsia="zh-CN"/>
+                          </w:rPr>
+                        </w:pPr>
+                        <w:r>
+                          <w:rPr>
+                            <w:rFonts w:hint="eastAsia" w:ascii="Times New Roman" w:hAnsi="Times New Roman" w:cs="Times New Roman"/>
+                            <w:b w:val="0"/>
+                            <w:sz w:val="19"/>
+                            <w:szCs w:val="28"/>
+                            <w:vertAlign w:val="baseline"/>
+                            <w:lang w:val="en-US" w:eastAsia="zh-CN"/>
+                          </w:rPr>
+                          <w:t>2027年11—12月</w:t>
+                        </w:r>
+                      </w:p>
+                    </w:tc>
+                    <w:tc>
+                      <w:tcPr>
+                        <w:tcW w:w="3300" w:type="dxa"/>
+                        <w:tcBorders>
+                          <w:tl2br w:val="nil"/>
+                          <w:tr2bl w:val="nil"/>
+                        </w:tcBorders>
+                        <w:shd w:val="clear" w:color="auto" w:fill="FFFFFF"/>
+                        <w:vAlign w:val="center"/>
+                      </w:tcPr>
+                      <w:p>
+                        <w:pPr>
+                          <w:keepNext/>
+                          <w:keepLines/>
+                          <w:spacing w:beforeLines="50" w:after="80" w:line="240" w:lineRule="auto"/>
+                          <w:jc w:val="left"/>
+                          <w:rPr>
+                            <w:rFonts w:hint="default" w:ascii="Times New Roman" w:hAnsi="Times New Roman" w:eastAsia="宋体" w:cs="Times New Roman"/>
+                            <w:b w:val="0"/>
+                            <w:sz w:val="19"/>
+                            <w:szCs w:val="28"/>
+                            <w:vertAlign w:val="baseline"/>
+                            <w:lang w:val="en-US" w:eastAsia="zh-CN"/>
+                          </w:rPr>
+                        </w:pPr>
+                        <w:r>
+                          <w:rPr>
+                            <w:rFonts w:hint="eastAsia" w:ascii="Times New Roman" w:hAnsi="Times New Roman" w:cs="Times New Roman"/>
+                            <w:b w:val="0"/>
+                            <w:sz w:val="19"/>
+                            <w:szCs w:val="28"/>
+                            <w:vertAlign w:val="baseline"/>
+                            <w:lang w:val="en-US" w:eastAsia="zh-CN"/>
+                          </w:rPr>
+                          <w:t>补试验、修订原型与研究报告</w:t>
+                        </w:r>
+                      </w:p>
+                    </w:tc>
+                    <w:tc>
+                      <w:tcPr>
+                        <w:tcW w:w="3500" w:type="dxa"/>
+                        <w:tcBorders>
+                          <w:tl2br w:val="nil"/>
+                          <w:tr2bl w:val="nil"/>
+                        </w:tcBorders>
+                        <w:shd w:val="clear" w:color="auto" w:fill="FFFFFF"/>
+                        <w:vAlign w:val="center"/>
+                      </w:tcPr>
+                      <w:p>
+                        <w:pPr>
+                          <w:keepNext/>
+                          <w:keepLines/>
+                          <w:spacing w:beforeLines="50" w:after="80" w:line="240" w:lineRule="auto"/>
+                          <w:jc w:val="left"/>
+                          <w:rPr>
+                            <w:rFonts w:hint="default" w:ascii="Times New Roman" w:hAnsi="Times New Roman" w:eastAsia="宋体" w:cs="Times New Roman"/>
+                            <w:b w:val="0"/>
+                            <w:sz w:val="19"/>
+                            <w:szCs w:val="28"/>
+                            <w:vertAlign w:val="baseline"/>
+                            <w:lang w:val="en-US" w:eastAsia="zh-CN"/>
+                          </w:rPr>
+                        </w:pPr>
+                        <w:r>
+                          <w:rPr>
+                            <w:rFonts w:hint="eastAsia" w:ascii="Times New Roman" w:hAnsi="Times New Roman" w:cs="Times New Roman"/>
+                            <w:b w:val="0"/>
+                            <w:sz w:val="19"/>
+                            <w:szCs w:val="28"/>
+                            <w:vertAlign w:val="baseline"/>
+                            <w:lang w:val="en-US" w:eastAsia="zh-CN"/>
+                          </w:rPr>
+                          <w:t>系统演示、调研、过程及本批要求材料</w:t>
+                        </w:r>
+                      </w:p>
+                    </w:tc>
+                  </w:tr>
+                  <w:tr>
+                    <w:tblPrEx>
+                      <w:tblBorders>
+                        <w:top w:val="single" w:color="D9D9D9" w:sz="2" w:space="0"/>
+                        <w:left w:val="single" w:color="D9D9D9" w:sz="2" w:space="0"/>
+                        <w:bottom w:val="single" w:color="D9D9D9" w:sz="2" w:space="0"/>
+                        <w:right w:val="single" w:color="D9D9D9" w:sz="2" w:space="0"/>
+                        <w:insideH w:val="single" w:color="D9D9D9" w:sz="2" w:space="0"/>
+                        <w:insideV w:val="single" w:color="D9D9D9" w:sz="2" w:space="0"/>
+                      </w:tblBorders>
+                      <w:tblCellMar>
+                        <w:top w:w="100" w:type="dxa"/>
+                        <w:left w:w="100" w:type="dxa"/>
+                        <w:bottom w:w="100" w:type="dxa"/>
+                        <w:right w:w="100" w:type="dxa"/>
+                      </w:tblCellMar>
+                    </w:tblPrEx>
+                    <w:trPr>
+                      <w:cantSplit/>
+                    </w:trPr>
+                    <w:tc>
+                      <w:tcPr>
+                        <w:tcW w:w="1700" w:type="dxa"/>
+                        <w:tcBorders>
+                          <w:tl2br w:val="nil"/>
+                          <w:tr2bl w:val="nil"/>
+                        </w:tcBorders>
+                        <w:shd w:val="clear" w:color="auto" w:fill="FFFFFF"/>
+                        <w:vAlign w:val="center"/>
+                      </w:tcPr>
+                      <w:p>
+                        <w:pPr>
+                          <w:keepNext w:val="0"/>
+                          <w:keepLines/>
+                          <w:spacing w:beforeLines="50" w:after="80" w:line="240" w:lineRule="auto"/>
+                          <w:jc w:val="left"/>
+                          <w:rPr>
+                            <w:rFonts w:hint="default" w:ascii="Times New Roman" w:hAnsi="Times New Roman" w:eastAsia="宋体" w:cs="Times New Roman"/>
+                            <w:b w:val="0"/>
+                            <w:sz w:val="19"/>
+                            <w:szCs w:val="28"/>
+                            <w:vertAlign w:val="baseline"/>
+                            <w:lang w:val="en-US" w:eastAsia="zh-CN"/>
+                          </w:rPr>
+                        </w:pPr>
+                        <w:r>
+                          <w:rPr>
+                            <w:rFonts w:hint="eastAsia" w:ascii="Times New Roman" w:hAnsi="Times New Roman" w:cs="Times New Roman"/>
+                            <w:b w:val="0"/>
+                            <w:sz w:val="19"/>
+                            <w:szCs w:val="28"/>
+                            <w:vertAlign w:val="baseline"/>
+                            <w:lang w:val="en-US" w:eastAsia="zh-CN"/>
+                          </w:rPr>
+                          <w:t>2028年1—2月</w:t>
+                        </w:r>
+                      </w:p>
+                    </w:tc>
+                    <w:tc>
+                      <w:tcPr>
+                        <w:tcW w:w="3300" w:type="dxa"/>
+                        <w:tcBorders>
+                          <w:tl2br w:val="nil"/>
+                          <w:tr2bl w:val="nil"/>
+                        </w:tcBorders>
+                        <w:shd w:val="clear" w:color="auto" w:fill="FFFFFF"/>
+                        <w:vAlign w:val="center"/>
+                      </w:tcPr>
+                      <w:p>
+                        <w:pPr>
+                          <w:keepNext w:val="0"/>
+                          <w:keepLines/>
+                          <w:spacing w:beforeLines="50" w:after="80" w:line="240" w:lineRule="auto"/>
+                          <w:jc w:val="left"/>
+                          <w:rPr>
+                            <w:rFonts w:hint="default" w:ascii="Times New Roman" w:hAnsi="Times New Roman" w:eastAsia="宋体" w:cs="Times New Roman"/>
+                            <w:b w:val="0"/>
+                            <w:sz w:val="19"/>
+                            <w:szCs w:val="28"/>
+                            <w:vertAlign w:val="baseline"/>
+                            <w:lang w:val="en-US" w:eastAsia="zh-CN"/>
+                          </w:rPr>
+                        </w:pPr>
+                        <w:r>
+                          <w:rPr>
+                            <w:rFonts w:hint="eastAsia" w:ascii="Times New Roman" w:hAnsi="Times New Roman" w:cs="Times New Roman"/>
+                            <w:b w:val="0"/>
+                            <w:sz w:val="19"/>
+                            <w:szCs w:val="28"/>
+                            <w:vertAlign w:val="baseline"/>
+                            <w:lang w:val="en-US" w:eastAsia="zh-CN"/>
+                          </w:rPr>
+                          <w:t>核对任务书、补验证与归档</w:t>
+                        </w:r>
+                      </w:p>
+                    </w:tc>
+                    <w:tc>
+                      <w:tcPr>
+                        <w:tcW w:w="3500" w:type="dxa"/>
+                        <w:tcBorders>
+                          <w:tl2br w:val="nil"/>
+                          <w:tr2bl w:val="nil"/>
+                        </w:tcBorders>
+                        <w:shd w:val="clear" w:color="auto" w:fill="FFFFFF"/>
+                        <w:vAlign w:val="center"/>
+                      </w:tcPr>
+                      <w:p>
+                        <w:pPr>
+                          <w:keepNext w:val="0"/>
+                          <w:keepLines/>
+                          <w:spacing w:beforeLines="50" w:after="80" w:line="240" w:lineRule="auto"/>
+                          <w:jc w:val="left"/>
+                          <w:rPr>
+                            <w:rFonts w:hint="default" w:ascii="Times New Roman" w:hAnsi="Times New Roman" w:eastAsia="宋体" w:cs="Times New Roman"/>
+                            <w:b w:val="0"/>
+                            <w:sz w:val="19"/>
+                            <w:szCs w:val="28"/>
+                            <w:vertAlign w:val="baseline"/>
+                            <w:lang w:val="en-US" w:eastAsia="zh-CN"/>
+                          </w:rPr>
+                        </w:pPr>
+                        <w:r>
+                          <w:rPr>
+                            <w:rFonts w:hint="eastAsia" w:ascii="Times New Roman" w:hAnsi="Times New Roman" w:cs="Times New Roman"/>
+                            <w:b w:val="0"/>
+                            <w:sz w:val="19"/>
+                            <w:szCs w:val="28"/>
+                            <w:vertAlign w:val="baseline"/>
+                            <w:lang w:val="en-US" w:eastAsia="zh-CN"/>
+                          </w:rPr>
+                          <w:t>实物软件、数据、报告和结项材料对应</w:t>
+                        </w:r>
+                      </w:p>
+                    </w:tc>
+                  </w:tr>
+                </w:tbl>
+                <w:p>
+                  <w:pPr>
+                    <w:keepNext w:val="0"/>
+                    <w:keepLines/>
+                    <w:spacing w:beforeLines="50" w:after="100" w:line="240" w:lineRule="auto"/>
+                    <w:jc w:val="left"/>
+                    <w:rPr>
+                      <w:rFonts w:hint="default" w:ascii="Times New Roman" w:hAnsi="Times New Roman" w:cs="Times New Roman"/>
+                      <w:sz w:val="21"/>
+                      <w:szCs w:val="28"/>
+                      <w:vertAlign w:val="baseline"/>
+                      <w:lang w:val="en-US" w:eastAsia="zh-CN"/>
+                    </w:rPr>
+                  </w:pPr>
+                </w:p>
+              </w:tc>
+            </w:tr>
+          </w:tbl>
           <w:p>
             <w:pPr>
               <w:keepNext w:val="0"/>
-              <w:keepLines w:val="0"/>
+              <w:keepLines/>
               <w:spacing w:beforeLines="50" w:after="100" w:line="240" w:lineRule="auto"/>
               <w:jc w:val="left"/>
               <w:rPr>
@@ -4484,20 +8486,11 @@
                 <w:lang w:val="en-US" w:eastAsia="zh-CN"/>
               </w:rPr>
             </w:pPr>
-            <w:r>
-              <w:rPr>
-                <w:rFonts w:hint="default" w:ascii="Times New Roman" w:hAnsi="Times New Roman" w:eastAsia="宋体" w:cs="Times New Roman"/>
-                <w:sz w:val="21"/>
-                <w:szCs w:val="28"/>
-                <w:lang w:val="en-US" w:eastAsia="zh-CN"/>
-              </w:rPr>
-              <w:t>3—4月：水路和参考标定、有线日志、差压误差及可观测性；数据达到有标签、可重复、可校核门槛后进入方法研究。</w:t>
-            </w:r>
           </w:p>
           <w:p>
             <w:pPr>
               <w:keepNext w:val="0"/>
-              <w:keepLines w:val="0"/>
+              <w:keepLines/>
               <w:spacing w:beforeLines="50" w:after="100" w:line="240" w:lineRule="auto"/>
               <w:jc w:val="left"/>
               <w:rPr>
@@ -4514,99 +8507,7 @@
                 <w:szCs w:val="28"/>
                 <w:lang w:val="en-US" w:eastAsia="zh-CN"/>
               </w:rPr>
-              <w:t>5—6月：主要供压/程度试验、正常与切换对照，形成首轮误报、漏检和提前量评价。</w:t>
-            </w:r>
-          </w:p>
-          <w:p>
-            <w:pPr>
-              <w:keepNext w:val="0"/>
-              <w:keepLines w:val="0"/>
-              <w:spacing w:beforeLines="50" w:after="100" w:line="240" w:lineRule="auto"/>
-              <w:jc w:val="left"/>
-              <w:rPr>
-                <w:rFonts w:hint="default" w:ascii="Times New Roman" w:hAnsi="Times New Roman" w:eastAsia="宋体" w:cs="Times New Roman"/>
-                <w:sz w:val="21"/>
-                <w:szCs w:val="28"/>
-                <w:lang w:val="en-US" w:eastAsia="zh-CN"/>
-              </w:rPr>
-            </w:pPr>
-            <w:r>
-              <w:rPr>
-                <w:rFonts w:hint="default" w:ascii="Times New Roman" w:hAnsi="Times New Roman" w:eastAsia="宋体" w:cs="Times New Roman"/>
-                <w:sz w:val="21"/>
-                <w:szCs w:val="28"/>
-                <w:lang w:val="en-US" w:eastAsia="zh-CN"/>
-              </w:rPr>
-              <w:t>7—8月：LoRa可靠协议与Web集成，独立批次、8小时连续记录、恢复、链路和整机测量。</w:t>
-            </w:r>
-          </w:p>
-          <w:p>
-            <w:pPr>
-              <w:keepNext w:val="0"/>
-              <w:keepLines w:val="0"/>
-              <w:spacing w:beforeLines="50" w:after="100" w:line="240" w:lineRule="auto"/>
-              <w:jc w:val="left"/>
-              <w:rPr>
-                <w:rFonts w:hint="default" w:ascii="Times New Roman" w:hAnsi="Times New Roman" w:eastAsia="宋体" w:cs="Times New Roman"/>
-                <w:sz w:val="21"/>
-                <w:szCs w:val="28"/>
-                <w:lang w:val="en-US" w:eastAsia="zh-CN"/>
-              </w:rPr>
-            </w:pPr>
-            <w:r>
-              <w:rPr>
-                <w:rFonts w:hint="default" w:ascii="Times New Roman" w:hAnsi="Times New Roman" w:eastAsia="宋体" w:cs="Times New Roman"/>
-                <w:sz w:val="21"/>
-                <w:szCs w:val="28"/>
-                <w:lang w:val="en-US" w:eastAsia="zh-CN"/>
-              </w:rPr>
-              <w:t>9—10月：强基线及消融，条件允许的现场正常轮灌，冻结数据、方法和配置，完成论文稿并视贡献投稿。</w:t>
-            </w:r>
-          </w:p>
-          <w:p>
-            <w:pPr>
-              <w:keepNext w:val="0"/>
-              <w:keepLines w:val="0"/>
-              <w:spacing w:beforeLines="50" w:after="100" w:line="240" w:lineRule="auto"/>
-              <w:jc w:val="left"/>
-              <w:rPr>
-                <w:rFonts w:hint="default" w:ascii="Times New Roman" w:hAnsi="Times New Roman" w:eastAsia="宋体" w:cs="Times New Roman"/>
-                <w:sz w:val="21"/>
-                <w:szCs w:val="28"/>
-                <w:lang w:val="en-US" w:eastAsia="zh-CN"/>
-              </w:rPr>
-            </w:pPr>
-            <w:r>
-              <w:rPr>
-                <w:rFonts w:hint="default" w:ascii="Times New Roman" w:hAnsi="Times New Roman" w:eastAsia="宋体" w:cs="Times New Roman"/>
-                <w:sz w:val="21"/>
-                <w:szCs w:val="28"/>
-                <w:lang w:val="en-US" w:eastAsia="zh-CN"/>
-              </w:rPr>
-              <w:t>11—12月：补关键试验、修订软件及论文，整理调研、研究报告和本批要求的竞赛记录。</w:t>
-            </w:r>
-          </w:p>
-          <w:p>
-            <w:pPr>
-              <w:keepNext w:val="0"/>
-              <w:keepLines w:val="0"/>
-              <w:spacing w:beforeLines="50" w:after="100" w:line="240" w:lineRule="auto"/>
-              <w:jc w:val="left"/>
-              <w:rPr>
-                <w:rFonts w:hint="default" w:ascii="Times New Roman" w:hAnsi="Times New Roman" w:eastAsia="宋体" w:cs="Times New Roman"/>
-                <w:sz w:val="21"/>
-                <w:szCs w:val="28"/>
-                <w:lang w:val="en-US" w:eastAsia="zh-CN"/>
-              </w:rPr>
-            </w:pPr>
-            <w:r>
-              <w:rPr>
-                <w:rFonts w:hint="default" w:ascii="Times New Roman" w:hAnsi="Times New Roman" w:eastAsia="宋体" w:cs="Times New Roman"/>
-                <w:sz w:val="21"/>
-                <w:szCs w:val="28"/>
-                <w:lang w:val="en-US" w:eastAsia="zh-CN"/>
-              </w:rPr>
-              <w:t>2028年度：1—2月核对任务书、完成实物软件演示和过程数据归档，准备结项。审稿延长时据已完成任务办理结项，论文状态如实记录。</w:t>
+              <w:t>申报后至正式实施前开展C/Python学习、成员分工、器件询价和参考仪器联系。测量阶段未达到可重复、可校核条件时先修正台架；论文审稿延长时据已完成任务办理结项，论文状态据实记录。</w:t>
             </w:r>
           </w:p>
         </w:tc>
@@ -4642,7 +8543,7 @@
           <w:p>
             <w:pPr>
               <w:keepNext/>
-              <w:keepLines w:val="0"/>
+              <w:keepLines/>
               <w:numPr>
                 <w:ilvl w:val="0"/>
                 <w:numId w:val="0"/>
@@ -4670,8 +8571,37 @@
           </w:p>
           <w:p>
             <w:pPr>
+              <w:keepNext/>
+              <w:keepLines/>
+              <w:numPr>
+                <w:ilvl w:val="0"/>
+                <w:numId w:val="0"/>
+              </w:numPr>
+              <w:spacing w:before="140" w:beforeLines="50" w:after="100" w:line="240" w:lineRule="auto"/>
+              <w:jc w:val="left"/>
+              <w:rPr>
+                <w:rFonts w:hint="default" w:ascii="Times New Roman" w:hAnsi="Times New Roman" w:eastAsia="宋体" w:cs="Times New Roman"/>
+                <w:b/>
+                <w:sz w:val="21"/>
+                <w:szCs w:val="28"/>
+                <w:lang w:val="en-US" w:eastAsia="zh-CN"/>
+              </w:rPr>
+            </w:pPr>
+            <w:r>
+              <w:rPr>
+                <w:rFonts w:hint="default" w:ascii="Times New Roman" w:hAnsi="Times New Roman" w:eastAsia="宋体" w:cs="Times New Roman"/>
+                <w:b/>
+                <w:sz w:val="21"/>
+                <w:szCs w:val="28"/>
+                <w:lang w:val="en-US" w:eastAsia="zh-CN"/>
+              </w:rPr>
+              <w:t>1 与本项目有关的研究积累和已取得的成绩</w:t>
+            </w:r>
+          </w:p>
+          <w:p>
+            <w:pPr>
               <w:keepNext w:val="0"/>
-              <w:keepLines w:val="0"/>
+              <w:keepLines/>
               <w:numPr>
                 <w:ilvl w:val="0"/>
                 <w:numId w:val="0"/>
@@ -4692,13 +8622,68 @@
                 <w:szCs w:val="28"/>
                 <w:lang w:val="en-US" w:eastAsia="zh-CN"/>
               </w:rPr>
-              <w:t>1 与本项目有关的研究积累和已取得的成绩</w:t>
+              <w:t>已形成文献和制度分析、等效模型、合成试验程序、国内候选器件核对及离线网站。当前基础属于方案、模型和软件，尚无硬件台架、真实无线、整机功耗或田间性能数据。图9为程序保存结果生成的模型检验图，用于说明可行条件与失败趋势。</w:t>
             </w:r>
           </w:p>
           <w:p>
             <w:pPr>
               <w:keepNext w:val="0"/>
-              <w:keepLines w:val="0"/>
+              <w:keepLines/>
+              <w:numPr>
+                <w:ilvl w:val="0"/>
+                <w:numId w:val="0"/>
+              </w:numPr>
+              <w:spacing w:beforeLines="50" w:after="100" w:line="240" w:lineRule="auto"/>
+              <w:jc w:val="center"/>
+              <w:rPr>
+                <w:rFonts w:hint="default" w:ascii="Times New Roman" w:hAnsi="Times New Roman" w:eastAsia="宋体" w:cs="Times New Roman"/>
+                <w:sz w:val="21"/>
+                <w:szCs w:val="28"/>
+                <w:lang w:val="en-US" w:eastAsia="zh-CN"/>
+              </w:rPr>
+            </w:pPr>
+            <w:r>
+              <w:rPr>
+                <w:rFonts w:hint="default" w:ascii="Times New Roman" w:hAnsi="Times New Roman" w:eastAsia="宋体" w:cs="Times New Roman"/>
+                <w:sz w:val="21"/>
+                <w:szCs w:val="28"/>
+                <w:lang w:val="en-US" w:eastAsia="zh-CN"/>
+              </w:rPr>
+              <w:pict>
+                <v:shape id="_x0000_i1034" o:spt="75" alt="图9 渐进故障及噪声影响的合成模型检验 参数未标定" type="#_x0000_t75" style="height:405.5pt;width:425pt;" filled="f" o:preferrelative="t" stroked="f" coordsize="21600,21600">
+                  <v:path/>
+                  <v:fill on="f" focussize="0,0"/>
+                  <v:stroke on="f"/>
+                  <v:imagedata r:id="rId14" o:title="early_diagnosis"/>
+                  <o:lock v:ext="edit" aspectratio="t"/>
+                  <w10:wrap type="none"/>
+                  <w10:anchorlock/>
+                </v:shape>
+              </w:pict>
+            </w:r>
+            <w:r>
+              <w:rPr>
+                <w:rFonts w:hint="eastAsia" w:ascii="Times New Roman" w:hAnsi="Times New Roman" w:cs="Times New Roman"/>
+                <w:sz w:val="21"/>
+                <w:szCs w:val="28"/>
+                <w:lang w:val="en-US" w:eastAsia="zh-CN"/>
+              </w:rPr>
+              <w:br w:type="textWrapping"/>
+            </w:r>
+            <w:r>
+              <w:rPr>
+                <w:rFonts w:hint="eastAsia" w:ascii="Times New Roman" w:hAnsi="Times New Roman" w:cs="Times New Roman"/>
+                <w:sz w:val="18"/>
+                <w:szCs w:val="28"/>
+                <w:lang w:val="en-US" w:eastAsia="zh-CN"/>
+              </w:rPr>
+              <w:t>图9 渐进故障及噪声影响的合成模型检验 参数未标定</w:t>
+            </w:r>
+          </w:p>
+          <w:p>
+            <w:pPr>
+              <w:keepNext w:val="0"/>
+              <w:keepLines/>
               <w:numPr>
                 <w:ilvl w:val="0"/>
                 <w:numId w:val="0"/>
@@ -4719,13 +8704,13 @@
                 <w:szCs w:val="28"/>
                 <w:lang w:val="en-US" w:eastAsia="zh-CN"/>
               </w:rPr>
-              <w:t>已形成文献与制度分析、路线、等效模型、合成结果和离线网站，属于方案、软件与模型基础，无实物、参考标定或田间性能数据。</w:t>
+              <w:t>双压力模型完成6场景×4压力噪声×20种子共480次试验。在理想同步、平方律及单故障条件下，低噪声时两类故障各20/20试次在15%演示判据前正确提示且无前期误报；噪声σ=10kPa时均降为12/20。种子10300、σ=0.3kPa的单次示例中，泄漏提示409秒、判据485秒，提前76秒；受限提示396秒、判据522秒，提前126秒。统计与单次示例分别陈述，不作为实物性能。</w:t>
             </w:r>
           </w:p>
           <w:p>
             <w:pPr>
               <w:keepNext w:val="0"/>
-              <w:keepLines w:val="0"/>
+              <w:keepLines/>
               <w:numPr>
                 <w:ilvl w:val="0"/>
                 <w:numId w:val="0"/>
@@ -4746,13 +8731,13 @@
                 <w:szCs w:val="28"/>
                 <w:lang w:val="en-US" w:eastAsia="zh-CN"/>
               </w:rPr>
-              <w:t>旧单压力模型完成12类挑战共240个合成试次，发现弱异常漏检、阀态缺失误报、噪声及单点原因歧义；公平通信回放共1920次，统一本地检测、载荷、缓存及ACK，显示慢周期有竞争力、噪声可增加事件发送。未模拟完整射频和整机能量。</w:t>
+              <w:t>反例显示压力漂移会引发误报，未知正常负载与等效泄漏可具有同样观测。旧单压力模型的12类挑战共240个合成试次也发现弱异常漏检及原因歧义。上述结果支持增加标定、状态信息和不确定性输出，并不支持通用辨因结论。</w:t>
             </w:r>
           </w:p>
           <w:p>
             <w:pPr>
               <w:keepNext w:val="0"/>
-              <w:keepLines w:val="0"/>
+              <w:keepLines/>
               <w:numPr>
                 <w:ilvl w:val="0"/>
                 <w:numId w:val="0"/>
@@ -4773,13 +8758,13 @@
                 <w:szCs w:val="28"/>
                 <w:lang w:val="en-US" w:eastAsia="zh-CN"/>
               </w:rPr>
-              <w:t>本轮双压力模型完成6场景×4压力噪声×20种子共480次试验。在理想同步、平方律和单故障假设下，两类渐进故障有演示判据前发现的可能；大噪声时成功试次下降，漂移及未知正常负载仍可误报。低噪声20/20是模拟条件内结果，不是实物识别率；15%失效参照是演示定义。两套模型尚未形成经验证的端到端系统。</w:t>
+              <w:t>公平通信回放完成1920次，同一检测器和载荷下统一缓存、ACK及去重，显示慢周期具有竞争力，噪声可增加事件发送；未模拟完整射频或整机能量。诊断与通信仍为分别验证的模型，真实联合系统拟在实施期完成。</w:t>
             </w:r>
           </w:p>
           <w:p>
             <w:pPr>
               <w:keepNext w:val="0"/>
-              <w:keepLines w:val="0"/>
+              <w:keepLines/>
               <w:numPr>
                 <w:ilvl w:val="0"/>
                 <w:numId w:val="0"/>
@@ -4800,13 +8785,42 @@
                 <w:szCs w:val="28"/>
                 <w:lang w:val="en-US" w:eastAsia="zh-CN"/>
               </w:rPr>
-              <w:t>程序、JSON/CSV和图表可追溯；网站展示设计与合成回放，没有真实在线节点。尚无论文、专利、软著或田间成绩，不将预期成果写为已取得。</w:t>
+              <w:t>程序、JSON/CSV和图表可追溯，图8是当前离线网页实际截图，支持合成回放、质量状态及确认演示；实际设备接入与日志持久化尚未实现。目前没有已发表论文、授权专利、软著或田间成绩。</w:t>
+            </w:r>
+          </w:p>
+          <w:p>
+            <w:pPr>
+              <w:keepNext/>
+              <w:keepLines/>
+              <w:numPr>
+                <w:ilvl w:val="0"/>
+                <w:numId w:val="0"/>
+              </w:numPr>
+              <w:spacing w:before="140" w:beforeLines="50" w:after="100" w:line="240" w:lineRule="auto"/>
+              <w:jc w:val="left"/>
+              <w:rPr>
+                <w:rFonts w:hint="default" w:ascii="Times New Roman" w:hAnsi="Times New Roman" w:eastAsia="宋体" w:cs="Times New Roman"/>
+                <w:b/>
+                <w:sz w:val="21"/>
+                <w:szCs w:val="28"/>
+                <w:lang w:val="en-US" w:eastAsia="zh-CN"/>
+              </w:rPr>
+            </w:pPr>
+            <w:r>
+              <w:rPr>
+                <w:rFonts w:hint="default" w:ascii="Times New Roman" w:hAnsi="Times New Roman" w:eastAsia="宋体" w:cs="Times New Roman"/>
+                <w:b/>
+                <w:sz w:val="21"/>
+                <w:szCs w:val="28"/>
+                <w:lang w:val="en-US" w:eastAsia="zh-CN"/>
+              </w:rPr>
+              <w:t>2 已具备的条件 尚缺少的条件及解决方法</w:t>
             </w:r>
           </w:p>
           <w:p>
             <w:pPr>
               <w:keepNext w:val="0"/>
-              <w:keepLines w:val="0"/>
+              <w:keepLines/>
               <w:numPr>
                 <w:ilvl w:val="0"/>
                 <w:numId w:val="0"/>
@@ -4827,13 +8841,13 @@
                 <w:szCs w:val="28"/>
                 <w:lang w:val="en-US" w:eastAsia="zh-CN"/>
               </w:rPr>
-              <w:t>2 已具备的条件 尚缺少的条件及解决方法</w:t>
+              <w:t>已确认负责人具备焊接能力及约2000元启动额度估计。实际成员、嵌入式开发能力、参考仪器、水路场地、接收电脑配置及田间许可需落实。申报前拟由老师审核分工和测量条件，完成询价与核心程序复现；实施前训练嵌入式采集和实验记录。</w:t>
             </w:r>
           </w:p>
           <w:p>
             <w:pPr>
               <w:keepNext w:val="0"/>
-              <w:keepLines w:val="0"/>
+              <w:keepLines/>
               <w:numPr>
                 <w:ilvl w:val="0"/>
                 <w:numId w:val="0"/>
@@ -4854,34 +8868,7 @@
                 <w:szCs w:val="28"/>
                 <w:lang w:val="en-US" w:eastAsia="zh-CN"/>
               </w:rPr>
-              <w:t>确认条件为负责人焊接能力及约2000元启动额度估计。编程人员、团队、参考仪器、实验水路空间、接收电脑配置和田间许可仍需落实。</w:t>
-            </w:r>
-          </w:p>
-          <w:p>
-            <w:pPr>
-              <w:keepNext w:val="0"/>
-              <w:keepLines w:val="0"/>
-              <w:numPr>
-                <w:ilvl w:val="0"/>
-                <w:numId w:val="0"/>
-              </w:numPr>
-              <w:spacing w:beforeLines="50" w:after="100" w:line="240" w:lineRule="auto"/>
-              <w:jc w:val="left"/>
-              <w:rPr>
-                <w:rFonts w:hint="default" w:ascii="Times New Roman" w:hAnsi="Times New Roman" w:eastAsia="宋体" w:cs="Times New Roman"/>
-                <w:sz w:val="21"/>
-                <w:szCs w:val="28"/>
-                <w:lang w:val="en-US" w:eastAsia="zh-CN"/>
-              </w:rPr>
-            </w:pPr>
-            <w:r>
-              <w:rPr>
-                <w:rFonts w:hint="default" w:ascii="Times New Roman" w:hAnsi="Times New Roman" w:eastAsia="宋体" w:cs="Times New Roman"/>
-                <w:sz w:val="21"/>
-                <w:szCs w:val="28"/>
-                <w:lang w:val="en-US" w:eastAsia="zh-CN"/>
-              </w:rPr>
-              <w:t>拟在申报前由教师审核开发分工、可借压力与电流仪器、水路及安全维护条件，并完成报价；实施前组织嵌入式和数据训练。现场自行联系，未落实时完成可重复台架。预算不足以支持必要测量时先借用或调整量程/范围，不以未经标定结果达成承诺。</w:t>
+              <w:t>参考压力表、容积/称重及电流设备拟借用，借用落实情况单独记录。现场自行联系，未获得许可时以可重复台架保证基础研究。预算不能满足必要测量时先借用或调整量程与试验范围，不用未标定数据兑现性能目标。</w:t>
             </w:r>
           </w:p>
         </w:tc>
@@ -4917,7 +8904,7 @@
           <w:p>
             <w:pPr>
               <w:keepNext/>
-              <w:keepLines w:val="0"/>
+              <w:keepLines/>
               <w:spacing w:beforeLines="50" w:after="100" w:line="240" w:lineRule="auto"/>
               <w:jc w:val="left"/>
               <w:rPr>
@@ -4942,7 +8929,7 @@
           <w:p>
             <w:pPr>
               <w:keepNext w:val="0"/>
-              <w:keepLines w:val="0"/>
+              <w:keepLines/>
               <w:spacing w:beforeLines="50" w:after="100" w:line="240" w:lineRule="auto"/>
               <w:jc w:val="left"/>
               <w:rPr>
@@ -4959,13 +8946,1218 @@
                 <w:szCs w:val="28"/>
                 <w:lang w:val="en-US" w:eastAsia="zh-CN"/>
               </w:rPr>
-              <w:t>按2000元基础额度暂估，并非报价或已获资助。正式申请金额与科目以本批规则、报价和教师审核为准；资助扩大时优先提高测量及重复质量。</w:t>
-            </w:r>
-          </w:p>
+              <w:t>按2000元启动额度暂估，未获得整体报价或资助。正式申请金额、科目及可报销范围以本批通知、询价和教师审核为准。表4对应基础系统组成，扩大资助优先提升测量、标定和重复实验质量。</w:t>
+            </w:r>
+          </w:p>
+          <w:tbl>
+            <w:tblPr>
+              <w:tblStyle w:val="6"/>
+              <w:tblW w:w="8500" w:type="dxa"/>
+              <w:tblInd w:w="5" w:type="dxa"/>
+              <w:tblBorders>
+                <w:top w:val="none" w:color="auto" w:sz="0" w:space="0"/>
+                <w:left w:val="none" w:color="auto" w:sz="0" w:space="0"/>
+                <w:bottom w:val="none" w:color="auto" w:sz="0" w:space="0"/>
+                <w:right w:val="none" w:color="auto" w:sz="0" w:space="0"/>
+                <w:insideH w:val="none" w:color="auto" w:sz="0" w:space="0"/>
+                <w:insideV w:val="none" w:color="auto" w:sz="0" w:space="0"/>
+              </w:tblBorders>
+              <w:tblLayout w:type="fixed"/>
+              <w:tblCellMar>
+                <w:top w:w="0" w:type="dxa"/>
+                <w:left w:w="0" w:type="dxa"/>
+                <w:bottom w:w="0" w:type="dxa"/>
+                <w:right w:w="0" w:type="dxa"/>
+              </w:tblCellMar>
+            </w:tblPr>
+            <w:tblGrid>
+              <w:gridCol w:w="8500"/>
+            </w:tblGrid>
+            <w:tr>
+              <w:tblPrEx>
+                <w:tblBorders>
+                  <w:top w:val="none" w:color="auto" w:sz="0" w:space="0"/>
+                  <w:left w:val="none" w:color="auto" w:sz="0" w:space="0"/>
+                  <w:bottom w:val="none" w:color="auto" w:sz="0" w:space="0"/>
+                  <w:right w:val="none" w:color="auto" w:sz="0" w:space="0"/>
+                  <w:insideH w:val="none" w:color="auto" w:sz="0" w:space="0"/>
+                  <w:insideV w:val="none" w:color="auto" w:sz="0" w:space="0"/>
+                </w:tblBorders>
+                <w:tblCellMar>
+                  <w:top w:w="0" w:type="dxa"/>
+                  <w:left w:w="0" w:type="dxa"/>
+                  <w:bottom w:w="0" w:type="dxa"/>
+                  <w:right w:w="0" w:type="dxa"/>
+                </w:tblCellMar>
+              </w:tblPrEx>
+              <w:trPr>
+                <w:cantSplit/>
+              </w:trPr>
+              <w:tc>
+                <w:tcPr>
+                  <w:tcW w:w="9070" w:type="dxa"/>
+                  <w:tcBorders>
+                    <w:tl2br w:val="nil"/>
+                    <w:tr2bl w:val="nil"/>
+                  </w:tcBorders>
+                </w:tcPr>
+                <w:p>
+                  <w:pPr>
+                    <w:keepNext w:val="0"/>
+                    <w:keepLines/>
+                    <w:spacing w:beforeLines="50" w:after="140" w:line="240" w:lineRule="auto"/>
+                    <w:jc w:val="left"/>
+                    <w:rPr>
+                      <w:rFonts w:hint="eastAsia" w:ascii="Times New Roman" w:hAnsi="Times New Roman" w:cs="Times New Roman"/>
+                      <w:b/>
+                      <w:sz w:val="21"/>
+                      <w:szCs w:val="28"/>
+                      <w:vertAlign w:val="baseline"/>
+                      <w:lang w:val="en-US" w:eastAsia="zh-CN"/>
+                    </w:rPr>
+                  </w:pPr>
+                  <w:r>
+                    <w:rPr>
+                      <w:rFonts w:hint="eastAsia" w:ascii="Times New Roman" w:hAnsi="Times New Roman" w:cs="Times New Roman"/>
+                      <w:b/>
+                      <w:sz w:val="21"/>
+                      <w:szCs w:val="28"/>
+                      <w:vertAlign w:val="baseline"/>
+                      <w:lang w:val="en-US" w:eastAsia="zh-CN"/>
+                    </w:rPr>
+                    <w:t>表4 启动经费估算</w:t>
+                  </w:r>
+                </w:p>
+                <w:tbl>
+                  <w:tblPr>
+                    <w:tblStyle w:val="6"/>
+                    <w:tblW w:w="8500" w:type="dxa"/>
+                    <w:tblInd w:w="3" w:type="dxa"/>
+                    <w:tblBorders>
+                      <w:top w:val="single" w:color="D9D9D9" w:sz="2" w:space="0"/>
+                      <w:left w:val="single" w:color="D9D9D9" w:sz="2" w:space="0"/>
+                      <w:bottom w:val="single" w:color="D9D9D9" w:sz="2" w:space="0"/>
+                      <w:right w:val="single" w:color="D9D9D9" w:sz="2" w:space="0"/>
+                      <w:insideH w:val="single" w:color="D9D9D9" w:sz="2" w:space="0"/>
+                      <w:insideV w:val="single" w:color="D9D9D9" w:sz="2" w:space="0"/>
+                    </w:tblBorders>
+                    <w:tblLayout w:type="fixed"/>
+                    <w:tblCellMar>
+                      <w:top w:w="100" w:type="dxa"/>
+                      <w:left w:w="100" w:type="dxa"/>
+                      <w:bottom w:w="100" w:type="dxa"/>
+                      <w:right w:w="100" w:type="dxa"/>
+                    </w:tblCellMar>
+                  </w:tblPr>
+                  <w:tblGrid>
+                    <w:gridCol w:w="2100"/>
+                    <w:gridCol w:w="1200"/>
+                    <w:gridCol w:w="5200"/>
+                  </w:tblGrid>
+                  <w:tr>
+                    <w:tblPrEx>
+                      <w:tblBorders>
+                        <w:top w:val="single" w:color="D9D9D9" w:sz="2" w:space="0"/>
+                        <w:left w:val="single" w:color="D9D9D9" w:sz="2" w:space="0"/>
+                        <w:bottom w:val="single" w:color="D9D9D9" w:sz="2" w:space="0"/>
+                        <w:right w:val="single" w:color="D9D9D9" w:sz="2" w:space="0"/>
+                        <w:insideH w:val="single" w:color="D9D9D9" w:sz="2" w:space="0"/>
+                        <w:insideV w:val="single" w:color="D9D9D9" w:sz="2" w:space="0"/>
+                      </w:tblBorders>
+                      <w:tblCellMar>
+                        <w:top w:w="100" w:type="dxa"/>
+                        <w:left w:w="100" w:type="dxa"/>
+                        <w:bottom w:w="100" w:type="dxa"/>
+                        <w:right w:w="100" w:type="dxa"/>
+                      </w:tblCellMar>
+                    </w:tblPrEx>
+                    <w:trPr>
+                      <w:cantSplit/>
+                      <w:tblHeader/>
+                    </w:trPr>
+                    <w:tc>
+                      <w:tcPr>
+                        <w:tcW w:w="2100" w:type="dxa"/>
+                        <w:tcBorders>
+                          <w:tl2br w:val="nil"/>
+                          <w:tr2bl w:val="nil"/>
+                        </w:tcBorders>
+                        <w:shd w:val="clear" w:color="auto" w:fill="EDEDED"/>
+                        <w:vAlign w:val="center"/>
+                      </w:tcPr>
+                      <w:p>
+                        <w:pPr>
+                          <w:keepNext/>
+                          <w:keepLines/>
+                          <w:spacing w:beforeLines="50" w:after="80" w:line="240" w:lineRule="auto"/>
+                          <w:jc w:val="left"/>
+                          <w:rPr>
+                            <w:rFonts w:hint="default" w:ascii="Times New Roman" w:hAnsi="Times New Roman" w:eastAsia="宋体" w:cs="Times New Roman"/>
+                            <w:b/>
+                            <w:sz w:val="19"/>
+                            <w:szCs w:val="28"/>
+                            <w:vertAlign w:val="baseline"/>
+                            <w:lang w:val="en-US" w:eastAsia="zh-CN"/>
+                          </w:rPr>
+                        </w:pPr>
+                        <w:r>
+                          <w:rPr>
+                            <w:rFonts w:hint="eastAsia" w:ascii="Times New Roman" w:hAnsi="Times New Roman" w:cs="Times New Roman"/>
+                            <w:b/>
+                            <w:sz w:val="19"/>
+                            <w:szCs w:val="28"/>
+                            <w:vertAlign w:val="baseline"/>
+                            <w:lang w:val="en-US" w:eastAsia="zh-CN"/>
+                          </w:rPr>
+                          <w:t>用途</w:t>
+                        </w:r>
+                      </w:p>
+                    </w:tc>
+                    <w:tc>
+                      <w:tcPr>
+                        <w:tcW w:w="1200" w:type="dxa"/>
+                        <w:tcBorders>
+                          <w:tl2br w:val="nil"/>
+                          <w:tr2bl w:val="nil"/>
+                        </w:tcBorders>
+                        <w:shd w:val="clear" w:color="auto" w:fill="EDEDED"/>
+                        <w:vAlign w:val="center"/>
+                      </w:tcPr>
+                      <w:p>
+                        <w:pPr>
+                          <w:keepNext/>
+                          <w:keepLines/>
+                          <w:spacing w:beforeLines="50" w:after="80" w:line="240" w:lineRule="auto"/>
+                          <w:jc w:val="left"/>
+                          <w:rPr>
+                            <w:rFonts w:hint="default" w:ascii="Times New Roman" w:hAnsi="Times New Roman" w:eastAsia="宋体" w:cs="Times New Roman"/>
+                            <w:b/>
+                            <w:sz w:val="19"/>
+                            <w:szCs w:val="28"/>
+                            <w:vertAlign w:val="baseline"/>
+                            <w:lang w:val="en-US" w:eastAsia="zh-CN"/>
+                          </w:rPr>
+                        </w:pPr>
+                        <w:r>
+                          <w:rPr>
+                            <w:rFonts w:hint="eastAsia" w:ascii="Times New Roman" w:hAnsi="Times New Roman" w:cs="Times New Roman"/>
+                            <w:b/>
+                            <w:sz w:val="19"/>
+                            <w:szCs w:val="28"/>
+                            <w:vertAlign w:val="baseline"/>
+                            <w:lang w:val="en-US" w:eastAsia="zh-CN"/>
+                          </w:rPr>
+                          <w:t>金额 元</w:t>
+                        </w:r>
+                      </w:p>
+                    </w:tc>
+                    <w:tc>
+                      <w:tcPr>
+                        <w:tcW w:w="5200" w:type="dxa"/>
+                        <w:tcBorders>
+                          <w:tl2br w:val="nil"/>
+                          <w:tr2bl w:val="nil"/>
+                        </w:tcBorders>
+                        <w:shd w:val="clear" w:color="auto" w:fill="EDEDED"/>
+                        <w:vAlign w:val="center"/>
+                      </w:tcPr>
+                      <w:p>
+                        <w:pPr>
+                          <w:keepNext/>
+                          <w:keepLines/>
+                          <w:spacing w:beforeLines="50" w:after="80" w:line="240" w:lineRule="auto"/>
+                          <w:jc w:val="left"/>
+                          <w:rPr>
+                            <w:rFonts w:hint="default" w:ascii="Times New Roman" w:hAnsi="Times New Roman" w:eastAsia="宋体" w:cs="Times New Roman"/>
+                            <w:b/>
+                            <w:sz w:val="19"/>
+                            <w:szCs w:val="28"/>
+                            <w:vertAlign w:val="baseline"/>
+                            <w:lang w:val="en-US" w:eastAsia="zh-CN"/>
+                          </w:rPr>
+                        </w:pPr>
+                        <w:r>
+                          <w:rPr>
+                            <w:rFonts w:hint="eastAsia" w:ascii="Times New Roman" w:hAnsi="Times New Roman" w:cs="Times New Roman"/>
+                            <w:b/>
+                            <w:sz w:val="19"/>
+                            <w:szCs w:val="28"/>
+                            <w:vertAlign w:val="baseline"/>
+                            <w:lang w:val="en-US" w:eastAsia="zh-CN"/>
+                          </w:rPr>
+                          <w:t>对应任务及估算前提</w:t>
+                        </w:r>
+                      </w:p>
+                    </w:tc>
+                  </w:tr>
+                  <w:tr>
+                    <w:tblPrEx>
+                      <w:tblBorders>
+                        <w:top w:val="single" w:color="D9D9D9" w:sz="2" w:space="0"/>
+                        <w:left w:val="single" w:color="D9D9D9" w:sz="2" w:space="0"/>
+                        <w:bottom w:val="single" w:color="D9D9D9" w:sz="2" w:space="0"/>
+                        <w:right w:val="single" w:color="D9D9D9" w:sz="2" w:space="0"/>
+                        <w:insideH w:val="single" w:color="D9D9D9" w:sz="2" w:space="0"/>
+                        <w:insideV w:val="single" w:color="D9D9D9" w:sz="2" w:space="0"/>
+                      </w:tblBorders>
+                      <w:tblCellMar>
+                        <w:top w:w="100" w:type="dxa"/>
+                        <w:left w:w="100" w:type="dxa"/>
+                        <w:bottom w:w="100" w:type="dxa"/>
+                        <w:right w:w="100" w:type="dxa"/>
+                      </w:tblCellMar>
+                    </w:tblPrEx>
+                    <w:trPr>
+                      <w:cantSplit/>
+                    </w:trPr>
+                    <w:tc>
+                      <w:tcPr>
+                        <w:tcW w:w="2100" w:type="dxa"/>
+                        <w:tcBorders>
+                          <w:tl2br w:val="nil"/>
+                          <w:tr2bl w:val="nil"/>
+                        </w:tcBorders>
+                        <w:shd w:val="clear" w:color="auto" w:fill="FFFFFF"/>
+                        <w:vAlign w:val="center"/>
+                      </w:tcPr>
+                      <w:p>
+                        <w:pPr>
+                          <w:keepNext/>
+                          <w:keepLines/>
+                          <w:spacing w:beforeLines="50" w:after="80" w:line="240" w:lineRule="auto"/>
+                          <w:jc w:val="left"/>
+                          <w:rPr>
+                            <w:rFonts w:hint="default" w:ascii="Times New Roman" w:hAnsi="Times New Roman" w:eastAsia="宋体" w:cs="Times New Roman"/>
+                            <w:b w:val="0"/>
+                            <w:sz w:val="19"/>
+                            <w:szCs w:val="28"/>
+                            <w:vertAlign w:val="baseline"/>
+                            <w:lang w:val="en-US" w:eastAsia="zh-CN"/>
+                          </w:rPr>
+                        </w:pPr>
+                        <w:r>
+                          <w:rPr>
+                            <w:rFonts w:hint="eastAsia" w:ascii="Times New Roman" w:hAnsi="Times New Roman" w:cs="Times New Roman"/>
+                            <w:b w:val="0"/>
+                            <w:sz w:val="19"/>
+                            <w:szCs w:val="28"/>
+                            <w:vertAlign w:val="baseline"/>
+                            <w:lang w:val="en-US" w:eastAsia="zh-CN"/>
+                          </w:rPr>
+                          <w:t>主控及LoRa电子件</w:t>
+                        </w:r>
+                      </w:p>
+                    </w:tc>
+                    <w:tc>
+                      <w:tcPr>
+                        <w:tcW w:w="1200" w:type="dxa"/>
+                        <w:tcBorders>
+                          <w:tl2br w:val="nil"/>
+                          <w:tr2bl w:val="nil"/>
+                        </w:tcBorders>
+                        <w:shd w:val="clear" w:color="auto" w:fill="FFFFFF"/>
+                        <w:vAlign w:val="center"/>
+                      </w:tcPr>
+                      <w:p>
+                        <w:pPr>
+                          <w:keepNext/>
+                          <w:keepLines/>
+                          <w:spacing w:beforeLines="50" w:after="80" w:line="240" w:lineRule="auto"/>
+                          <w:jc w:val="left"/>
+                          <w:rPr>
+                            <w:rFonts w:hint="default" w:ascii="Times New Roman" w:hAnsi="Times New Roman" w:eastAsia="宋体" w:cs="Times New Roman"/>
+                            <w:b w:val="0"/>
+                            <w:sz w:val="19"/>
+                            <w:szCs w:val="28"/>
+                            <w:vertAlign w:val="baseline"/>
+                            <w:lang w:val="en-US" w:eastAsia="zh-CN"/>
+                          </w:rPr>
+                        </w:pPr>
+                        <w:r>
+                          <w:rPr>
+                            <w:rFonts w:hint="eastAsia" w:ascii="Times New Roman" w:hAnsi="Times New Roman" w:cs="Times New Roman"/>
+                            <w:b w:val="0"/>
+                            <w:sz w:val="19"/>
+                            <w:szCs w:val="28"/>
+                            <w:vertAlign w:val="baseline"/>
+                            <w:lang w:val="en-US" w:eastAsia="zh-CN"/>
+                          </w:rPr>
+                          <w:t>260</w:t>
+                        </w:r>
+                      </w:p>
+                    </w:tc>
+                    <w:tc>
+                      <w:tcPr>
+                        <w:tcW w:w="5200" w:type="dxa"/>
+                        <w:tcBorders>
+                          <w:tl2br w:val="nil"/>
+                          <w:tr2bl w:val="nil"/>
+                        </w:tcBorders>
+                        <w:shd w:val="clear" w:color="auto" w:fill="FFFFFF"/>
+                        <w:vAlign w:val="center"/>
+                      </w:tcPr>
+                      <w:p>
+                        <w:pPr>
+                          <w:keepNext/>
+                          <w:keepLines/>
+                          <w:spacing w:beforeLines="50" w:after="80" w:line="240" w:lineRule="auto"/>
+                          <w:jc w:val="left"/>
+                          <w:rPr>
+                            <w:rFonts w:hint="default" w:ascii="Times New Roman" w:hAnsi="Times New Roman" w:eastAsia="宋体" w:cs="Times New Roman"/>
+                            <w:b w:val="0"/>
+                            <w:sz w:val="19"/>
+                            <w:szCs w:val="28"/>
+                            <w:vertAlign w:val="baseline"/>
+                            <w:lang w:val="en-US" w:eastAsia="zh-CN"/>
+                          </w:rPr>
+                        </w:pPr>
+                        <w:r>
+                          <w:rPr>
+                            <w:rFonts w:hint="eastAsia" w:ascii="Times New Roman" w:hAnsi="Times New Roman" w:cs="Times New Roman"/>
+                            <w:b w:val="0"/>
+                            <w:sz w:val="19"/>
+                            <w:szCs w:val="28"/>
+                            <w:vertAlign w:val="baseline"/>
+                            <w:lang w:val="en-US" w:eastAsia="zh-CN"/>
+                          </w:rPr>
+                          <w:t>一个主控、两LoRa、天线、串口、存储及调试，待询价</w:t>
+                        </w:r>
+                      </w:p>
+                    </w:tc>
+                  </w:tr>
+                  <w:tr>
+                    <w:tblPrEx>
+                      <w:tblBorders>
+                        <w:top w:val="single" w:color="D9D9D9" w:sz="2" w:space="0"/>
+                        <w:left w:val="single" w:color="D9D9D9" w:sz="2" w:space="0"/>
+                        <w:bottom w:val="single" w:color="D9D9D9" w:sz="2" w:space="0"/>
+                        <w:right w:val="single" w:color="D9D9D9" w:sz="2" w:space="0"/>
+                        <w:insideH w:val="single" w:color="D9D9D9" w:sz="2" w:space="0"/>
+                        <w:insideV w:val="single" w:color="D9D9D9" w:sz="2" w:space="0"/>
+                      </w:tblBorders>
+                      <w:tblCellMar>
+                        <w:top w:w="100" w:type="dxa"/>
+                        <w:left w:w="100" w:type="dxa"/>
+                        <w:bottom w:w="100" w:type="dxa"/>
+                        <w:right w:w="100" w:type="dxa"/>
+                      </w:tblCellMar>
+                    </w:tblPrEx>
+                    <w:trPr>
+                      <w:cantSplit/>
+                    </w:trPr>
+                    <w:tc>
+                      <w:tcPr>
+                        <w:tcW w:w="2100" w:type="dxa"/>
+                        <w:tcBorders>
+                          <w:tl2br w:val="nil"/>
+                          <w:tr2bl w:val="nil"/>
+                        </w:tcBorders>
+                        <w:shd w:val="clear" w:color="auto" w:fill="FFFFFF"/>
+                        <w:vAlign w:val="center"/>
+                      </w:tcPr>
+                      <w:p>
+                        <w:pPr>
+                          <w:keepNext/>
+                          <w:keepLines/>
+                          <w:spacing w:beforeLines="50" w:after="80" w:line="240" w:lineRule="auto"/>
+                          <w:jc w:val="left"/>
+                          <w:rPr>
+                            <w:rFonts w:hint="default" w:ascii="Times New Roman" w:hAnsi="Times New Roman" w:eastAsia="宋体" w:cs="Times New Roman"/>
+                            <w:b w:val="0"/>
+                            <w:sz w:val="19"/>
+                            <w:szCs w:val="28"/>
+                            <w:vertAlign w:val="baseline"/>
+                            <w:lang w:val="en-US" w:eastAsia="zh-CN"/>
+                          </w:rPr>
+                        </w:pPr>
+                        <w:r>
+                          <w:rPr>
+                            <w:rFonts w:hint="eastAsia" w:ascii="Times New Roman" w:hAnsi="Times New Roman" w:cs="Times New Roman"/>
+                            <w:b w:val="0"/>
+                            <w:sz w:val="19"/>
+                            <w:szCs w:val="28"/>
+                            <w:vertAlign w:val="baseline"/>
+                            <w:lang w:val="en-US" w:eastAsia="zh-CN"/>
+                          </w:rPr>
+                          <w:t>两压力流量及调理</w:t>
+                        </w:r>
+                      </w:p>
+                    </w:tc>
+                    <w:tc>
+                      <w:tcPr>
+                        <w:tcW w:w="1200" w:type="dxa"/>
+                        <w:tcBorders>
+                          <w:tl2br w:val="nil"/>
+                          <w:tr2bl w:val="nil"/>
+                        </w:tcBorders>
+                        <w:shd w:val="clear" w:color="auto" w:fill="FFFFFF"/>
+                        <w:vAlign w:val="center"/>
+                      </w:tcPr>
+                      <w:p>
+                        <w:pPr>
+                          <w:keepNext/>
+                          <w:keepLines/>
+                          <w:spacing w:beforeLines="50" w:after="80" w:line="240" w:lineRule="auto"/>
+                          <w:jc w:val="left"/>
+                          <w:rPr>
+                            <w:rFonts w:hint="default" w:ascii="Times New Roman" w:hAnsi="Times New Roman" w:eastAsia="宋体" w:cs="Times New Roman"/>
+                            <w:b w:val="0"/>
+                            <w:sz w:val="19"/>
+                            <w:szCs w:val="28"/>
+                            <w:vertAlign w:val="baseline"/>
+                            <w:lang w:val="en-US" w:eastAsia="zh-CN"/>
+                          </w:rPr>
+                        </w:pPr>
+                        <w:r>
+                          <w:rPr>
+                            <w:rFonts w:hint="eastAsia" w:ascii="Times New Roman" w:hAnsi="Times New Roman" w:cs="Times New Roman"/>
+                            <w:b w:val="0"/>
+                            <w:sz w:val="19"/>
+                            <w:szCs w:val="28"/>
+                            <w:vertAlign w:val="baseline"/>
+                            <w:lang w:val="en-US" w:eastAsia="zh-CN"/>
+                          </w:rPr>
+                          <w:t>900</w:t>
+                        </w:r>
+                      </w:p>
+                    </w:tc>
+                    <w:tc>
+                      <w:tcPr>
+                        <w:tcW w:w="5200" w:type="dxa"/>
+                        <w:tcBorders>
+                          <w:tl2br w:val="nil"/>
+                          <w:tr2bl w:val="nil"/>
+                        </w:tcBorders>
+                        <w:shd w:val="clear" w:color="auto" w:fill="FFFFFF"/>
+                        <w:vAlign w:val="center"/>
+                      </w:tcPr>
+                      <w:p>
+                        <w:pPr>
+                          <w:keepNext/>
+                          <w:keepLines/>
+                          <w:spacing w:beforeLines="50" w:after="80" w:line="240" w:lineRule="auto"/>
+                          <w:jc w:val="left"/>
+                          <w:rPr>
+                            <w:rFonts w:hint="default" w:ascii="Times New Roman" w:hAnsi="Times New Roman" w:eastAsia="宋体" w:cs="Times New Roman"/>
+                            <w:b w:val="0"/>
+                            <w:sz w:val="19"/>
+                            <w:szCs w:val="28"/>
+                            <w:vertAlign w:val="baseline"/>
+                            <w:lang w:val="en-US" w:eastAsia="zh-CN"/>
+                          </w:rPr>
+                        </w:pPr>
+                        <w:r>
+                          <w:rPr>
+                            <w:rFonts w:hint="eastAsia" w:ascii="Times New Roman" w:hAnsi="Times New Roman" w:cs="Times New Roman"/>
+                            <w:b w:val="0"/>
+                            <w:sz w:val="19"/>
+                            <w:szCs w:val="28"/>
+                            <w:vertAlign w:val="baseline"/>
+                            <w:lang w:val="en-US" w:eastAsia="zh-CN"/>
+                          </w:rPr>
+                          <w:t>流量109、ADC79为查阅时官网展示价；两压力采购额度约680，非报价</w:t>
+                        </w:r>
+                      </w:p>
+                    </w:tc>
+                  </w:tr>
+                  <w:tr>
+                    <w:tblPrEx>
+                      <w:tblBorders>
+                        <w:top w:val="single" w:color="D9D9D9" w:sz="2" w:space="0"/>
+                        <w:left w:val="single" w:color="D9D9D9" w:sz="2" w:space="0"/>
+                        <w:bottom w:val="single" w:color="D9D9D9" w:sz="2" w:space="0"/>
+                        <w:right w:val="single" w:color="D9D9D9" w:sz="2" w:space="0"/>
+                        <w:insideH w:val="single" w:color="D9D9D9" w:sz="2" w:space="0"/>
+                        <w:insideV w:val="single" w:color="D9D9D9" w:sz="2" w:space="0"/>
+                      </w:tblBorders>
+                      <w:tblCellMar>
+                        <w:top w:w="100" w:type="dxa"/>
+                        <w:left w:w="100" w:type="dxa"/>
+                        <w:bottom w:w="100" w:type="dxa"/>
+                        <w:right w:w="100" w:type="dxa"/>
+                      </w:tblCellMar>
+                    </w:tblPrEx>
+                    <w:trPr>
+                      <w:cantSplit/>
+                    </w:trPr>
+                    <w:tc>
+                      <w:tcPr>
+                        <w:tcW w:w="2100" w:type="dxa"/>
+                        <w:tcBorders>
+                          <w:tl2br w:val="nil"/>
+                          <w:tr2bl w:val="nil"/>
+                        </w:tcBorders>
+                        <w:shd w:val="clear" w:color="auto" w:fill="FFFFFF"/>
+                        <w:vAlign w:val="center"/>
+                      </w:tcPr>
+                      <w:p>
+                        <w:pPr>
+                          <w:keepNext/>
+                          <w:keepLines/>
+                          <w:spacing w:beforeLines="50" w:after="80" w:line="240" w:lineRule="auto"/>
+                          <w:jc w:val="left"/>
+                          <w:rPr>
+                            <w:rFonts w:hint="default" w:ascii="Times New Roman" w:hAnsi="Times New Roman" w:eastAsia="宋体" w:cs="Times New Roman"/>
+                            <w:b w:val="0"/>
+                            <w:sz w:val="19"/>
+                            <w:szCs w:val="28"/>
+                            <w:vertAlign w:val="baseline"/>
+                            <w:lang w:val="en-US" w:eastAsia="zh-CN"/>
+                          </w:rPr>
+                        </w:pPr>
+                        <w:r>
+                          <w:rPr>
+                            <w:rFonts w:hint="eastAsia" w:ascii="Times New Roman" w:hAnsi="Times New Roman" w:cs="Times New Roman"/>
+                            <w:b w:val="0"/>
+                            <w:sz w:val="19"/>
+                            <w:szCs w:val="28"/>
+                            <w:vertAlign w:val="baseline"/>
+                            <w:lang w:val="en-US" w:eastAsia="zh-CN"/>
+                          </w:rPr>
+                          <w:t>双支路水路材料</w:t>
+                        </w:r>
+                      </w:p>
+                    </w:tc>
+                    <w:tc>
+                      <w:tcPr>
+                        <w:tcW w:w="1200" w:type="dxa"/>
+                        <w:tcBorders>
+                          <w:tl2br w:val="nil"/>
+                          <w:tr2bl w:val="nil"/>
+                        </w:tcBorders>
+                        <w:shd w:val="clear" w:color="auto" w:fill="FFFFFF"/>
+                        <w:vAlign w:val="center"/>
+                      </w:tcPr>
+                      <w:p>
+                        <w:pPr>
+                          <w:keepNext/>
+                          <w:keepLines/>
+                          <w:spacing w:beforeLines="50" w:after="80" w:line="240" w:lineRule="auto"/>
+                          <w:jc w:val="left"/>
+                          <w:rPr>
+                            <w:rFonts w:hint="default" w:ascii="Times New Roman" w:hAnsi="Times New Roman" w:eastAsia="宋体" w:cs="Times New Roman"/>
+                            <w:b w:val="0"/>
+                            <w:sz w:val="19"/>
+                            <w:szCs w:val="28"/>
+                            <w:vertAlign w:val="baseline"/>
+                            <w:lang w:val="en-US" w:eastAsia="zh-CN"/>
+                          </w:rPr>
+                        </w:pPr>
+                        <w:r>
+                          <w:rPr>
+                            <w:rFonts w:hint="eastAsia" w:ascii="Times New Roman" w:hAnsi="Times New Roman" w:cs="Times New Roman"/>
+                            <w:b w:val="0"/>
+                            <w:sz w:val="19"/>
+                            <w:szCs w:val="28"/>
+                            <w:vertAlign w:val="baseline"/>
+                            <w:lang w:val="en-US" w:eastAsia="zh-CN"/>
+                          </w:rPr>
+                          <w:t>400</w:t>
+                        </w:r>
+                      </w:p>
+                    </w:tc>
+                    <w:tc>
+                      <w:tcPr>
+                        <w:tcW w:w="5200" w:type="dxa"/>
+                        <w:tcBorders>
+                          <w:tl2br w:val="nil"/>
+                          <w:tr2bl w:val="nil"/>
+                        </w:tcBorders>
+                        <w:shd w:val="clear" w:color="auto" w:fill="FFFFFF"/>
+                        <w:vAlign w:val="center"/>
+                      </w:tcPr>
+                      <w:p>
+                        <w:pPr>
+                          <w:keepNext/>
+                          <w:keepLines/>
+                          <w:spacing w:beforeLines="50" w:after="80" w:line="240" w:lineRule="auto"/>
+                          <w:jc w:val="left"/>
+                          <w:rPr>
+                            <w:rFonts w:hint="default" w:ascii="Times New Roman" w:hAnsi="Times New Roman" w:eastAsia="宋体" w:cs="Times New Roman"/>
+                            <w:b w:val="0"/>
+                            <w:sz w:val="19"/>
+                            <w:szCs w:val="28"/>
+                            <w:vertAlign w:val="baseline"/>
+                            <w:lang w:val="en-US" w:eastAsia="zh-CN"/>
+                          </w:rPr>
+                        </w:pPr>
+                        <w:r>
+                          <w:rPr>
+                            <w:rFonts w:hint="eastAsia" w:ascii="Times New Roman" w:hAnsi="Times New Roman" w:cs="Times New Roman"/>
+                            <w:b w:val="0"/>
+                            <w:sz w:val="19"/>
+                            <w:szCs w:val="28"/>
+                            <w:vertAlign w:val="baseline"/>
+                            <w:lang w:val="en-US" w:eastAsia="zh-CN"/>
+                          </w:rPr>
+                          <w:t>阀、接头、回水及收集；可调连续水源拟借用</w:t>
+                        </w:r>
+                      </w:p>
+                    </w:tc>
+                  </w:tr>
+                  <w:tr>
+                    <w:tblPrEx>
+                      <w:tblBorders>
+                        <w:top w:val="single" w:color="D9D9D9" w:sz="2" w:space="0"/>
+                        <w:left w:val="single" w:color="D9D9D9" w:sz="2" w:space="0"/>
+                        <w:bottom w:val="single" w:color="D9D9D9" w:sz="2" w:space="0"/>
+                        <w:right w:val="single" w:color="D9D9D9" w:sz="2" w:space="0"/>
+                        <w:insideH w:val="single" w:color="D9D9D9" w:sz="2" w:space="0"/>
+                        <w:insideV w:val="single" w:color="D9D9D9" w:sz="2" w:space="0"/>
+                      </w:tblBorders>
+                      <w:tblCellMar>
+                        <w:top w:w="100" w:type="dxa"/>
+                        <w:left w:w="100" w:type="dxa"/>
+                        <w:bottom w:w="100" w:type="dxa"/>
+                        <w:right w:w="100" w:type="dxa"/>
+                      </w:tblCellMar>
+                    </w:tblPrEx>
+                    <w:trPr>
+                      <w:cantSplit/>
+                    </w:trPr>
+                    <w:tc>
+                      <w:tcPr>
+                        <w:tcW w:w="2100" w:type="dxa"/>
+                        <w:tcBorders>
+                          <w:tl2br w:val="nil"/>
+                          <w:tr2bl w:val="nil"/>
+                        </w:tcBorders>
+                        <w:shd w:val="clear" w:color="auto" w:fill="FFFFFF"/>
+                        <w:vAlign w:val="center"/>
+                      </w:tcPr>
+                      <w:p>
+                        <w:pPr>
+                          <w:keepNext/>
+                          <w:keepLines/>
+                          <w:spacing w:beforeLines="50" w:after="80" w:line="240" w:lineRule="auto"/>
+                          <w:jc w:val="left"/>
+                          <w:rPr>
+                            <w:rFonts w:hint="default" w:ascii="Times New Roman" w:hAnsi="Times New Roman" w:eastAsia="宋体" w:cs="Times New Roman"/>
+                            <w:b w:val="0"/>
+                            <w:sz w:val="19"/>
+                            <w:szCs w:val="28"/>
+                            <w:vertAlign w:val="baseline"/>
+                            <w:lang w:val="en-US" w:eastAsia="zh-CN"/>
+                          </w:rPr>
+                        </w:pPr>
+                        <w:r>
+                          <w:rPr>
+                            <w:rFonts w:hint="eastAsia" w:ascii="Times New Roman" w:hAnsi="Times New Roman" w:cs="Times New Roman"/>
+                            <w:b w:val="0"/>
+                            <w:sz w:val="19"/>
+                            <w:szCs w:val="28"/>
+                            <w:vertAlign w:val="baseline"/>
+                            <w:lang w:val="en-US" w:eastAsia="zh-CN"/>
+                          </w:rPr>
+                          <w:t>供电与外壳</w:t>
+                        </w:r>
+                      </w:p>
+                    </w:tc>
+                    <w:tc>
+                      <w:tcPr>
+                        <w:tcW w:w="1200" w:type="dxa"/>
+                        <w:tcBorders>
+                          <w:tl2br w:val="nil"/>
+                          <w:tr2bl w:val="nil"/>
+                        </w:tcBorders>
+                        <w:shd w:val="clear" w:color="auto" w:fill="FFFFFF"/>
+                        <w:vAlign w:val="center"/>
+                      </w:tcPr>
+                      <w:p>
+                        <w:pPr>
+                          <w:keepNext/>
+                          <w:keepLines/>
+                          <w:spacing w:beforeLines="50" w:after="80" w:line="240" w:lineRule="auto"/>
+                          <w:jc w:val="left"/>
+                          <w:rPr>
+                            <w:rFonts w:hint="default" w:ascii="Times New Roman" w:hAnsi="Times New Roman" w:eastAsia="宋体" w:cs="Times New Roman"/>
+                            <w:b w:val="0"/>
+                            <w:sz w:val="19"/>
+                            <w:szCs w:val="28"/>
+                            <w:vertAlign w:val="baseline"/>
+                            <w:lang w:val="en-US" w:eastAsia="zh-CN"/>
+                          </w:rPr>
+                        </w:pPr>
+                        <w:r>
+                          <w:rPr>
+                            <w:rFonts w:hint="eastAsia" w:ascii="Times New Roman" w:hAnsi="Times New Roman" w:cs="Times New Roman"/>
+                            <w:b w:val="0"/>
+                            <w:sz w:val="19"/>
+                            <w:szCs w:val="28"/>
+                            <w:vertAlign w:val="baseline"/>
+                            <w:lang w:val="en-US" w:eastAsia="zh-CN"/>
+                          </w:rPr>
+                          <w:t>200</w:t>
+                        </w:r>
+                      </w:p>
+                    </w:tc>
+                    <w:tc>
+                      <w:tcPr>
+                        <w:tcW w:w="5200" w:type="dxa"/>
+                        <w:tcBorders>
+                          <w:tl2br w:val="nil"/>
+                          <w:tr2bl w:val="nil"/>
+                        </w:tcBorders>
+                        <w:shd w:val="clear" w:color="auto" w:fill="FFFFFF"/>
+                        <w:vAlign w:val="center"/>
+                      </w:tcPr>
+                      <w:p>
+                        <w:pPr>
+                          <w:keepNext/>
+                          <w:keepLines/>
+                          <w:spacing w:beforeLines="50" w:after="80" w:line="240" w:lineRule="auto"/>
+                          <w:jc w:val="left"/>
+                          <w:rPr>
+                            <w:rFonts w:hint="default" w:ascii="Times New Roman" w:hAnsi="Times New Roman" w:eastAsia="宋体" w:cs="Times New Roman"/>
+                            <w:b w:val="0"/>
+                            <w:sz w:val="19"/>
+                            <w:szCs w:val="28"/>
+                            <w:vertAlign w:val="baseline"/>
+                            <w:lang w:val="en-US" w:eastAsia="zh-CN"/>
+                          </w:rPr>
+                        </w:pPr>
+                        <w:r>
+                          <w:rPr>
+                            <w:rFonts w:hint="eastAsia" w:ascii="Times New Roman" w:hAnsi="Times New Roman" w:cs="Times New Roman"/>
+                            <w:b w:val="0"/>
+                            <w:sz w:val="19"/>
+                            <w:szCs w:val="28"/>
+                            <w:vertAlign w:val="baseline"/>
+                            <w:lang w:val="en-US" w:eastAsia="zh-CN"/>
+                          </w:rPr>
+                          <w:t>台架供电、连接和安装防护，待核对</w:t>
+                        </w:r>
+                      </w:p>
+                    </w:tc>
+                  </w:tr>
+                  <w:tr>
+                    <w:tblPrEx>
+                      <w:tblBorders>
+                        <w:top w:val="single" w:color="D9D9D9" w:sz="2" w:space="0"/>
+                        <w:left w:val="single" w:color="D9D9D9" w:sz="2" w:space="0"/>
+                        <w:bottom w:val="single" w:color="D9D9D9" w:sz="2" w:space="0"/>
+                        <w:right w:val="single" w:color="D9D9D9" w:sz="2" w:space="0"/>
+                        <w:insideH w:val="single" w:color="D9D9D9" w:sz="2" w:space="0"/>
+                        <w:insideV w:val="single" w:color="D9D9D9" w:sz="2" w:space="0"/>
+                      </w:tblBorders>
+                      <w:tblCellMar>
+                        <w:top w:w="100" w:type="dxa"/>
+                        <w:left w:w="100" w:type="dxa"/>
+                        <w:bottom w:w="100" w:type="dxa"/>
+                        <w:right w:w="100" w:type="dxa"/>
+                      </w:tblCellMar>
+                    </w:tblPrEx>
+                    <w:trPr>
+                      <w:cantSplit/>
+                    </w:trPr>
+                    <w:tc>
+                      <w:tcPr>
+                        <w:tcW w:w="2100" w:type="dxa"/>
+                        <w:tcBorders>
+                          <w:tl2br w:val="nil"/>
+                          <w:tr2bl w:val="nil"/>
+                        </w:tcBorders>
+                        <w:shd w:val="clear" w:color="auto" w:fill="FFFFFF"/>
+                        <w:vAlign w:val="center"/>
+                      </w:tcPr>
+                      <w:p>
+                        <w:pPr>
+                          <w:keepNext/>
+                          <w:keepLines/>
+                          <w:spacing w:beforeLines="50" w:after="80" w:line="240" w:lineRule="auto"/>
+                          <w:jc w:val="left"/>
+                          <w:rPr>
+                            <w:rFonts w:hint="default" w:ascii="Times New Roman" w:hAnsi="Times New Roman" w:eastAsia="宋体" w:cs="Times New Roman"/>
+                            <w:b w:val="0"/>
+                            <w:sz w:val="19"/>
+                            <w:szCs w:val="28"/>
+                            <w:vertAlign w:val="baseline"/>
+                            <w:lang w:val="en-US" w:eastAsia="zh-CN"/>
+                          </w:rPr>
+                        </w:pPr>
+                        <w:r>
+                          <w:rPr>
+                            <w:rFonts w:hint="eastAsia" w:ascii="Times New Roman" w:hAnsi="Times New Roman" w:cs="Times New Roman"/>
+                            <w:b w:val="0"/>
+                            <w:sz w:val="19"/>
+                            <w:szCs w:val="28"/>
+                            <w:vertAlign w:val="baseline"/>
+                            <w:lang w:val="en-US" w:eastAsia="zh-CN"/>
+                          </w:rPr>
+                          <w:t>记录耗材</w:t>
+                        </w:r>
+                      </w:p>
+                    </w:tc>
+                    <w:tc>
+                      <w:tcPr>
+                        <w:tcW w:w="1200" w:type="dxa"/>
+                        <w:tcBorders>
+                          <w:tl2br w:val="nil"/>
+                          <w:tr2bl w:val="nil"/>
+                        </w:tcBorders>
+                        <w:shd w:val="clear" w:color="auto" w:fill="FFFFFF"/>
+                        <w:vAlign w:val="center"/>
+                      </w:tcPr>
+                      <w:p>
+                        <w:pPr>
+                          <w:keepNext/>
+                          <w:keepLines/>
+                          <w:spacing w:beforeLines="50" w:after="80" w:line="240" w:lineRule="auto"/>
+                          <w:jc w:val="left"/>
+                          <w:rPr>
+                            <w:rFonts w:hint="default" w:ascii="Times New Roman" w:hAnsi="Times New Roman" w:eastAsia="宋体" w:cs="Times New Roman"/>
+                            <w:b w:val="0"/>
+                            <w:sz w:val="19"/>
+                            <w:szCs w:val="28"/>
+                            <w:vertAlign w:val="baseline"/>
+                            <w:lang w:val="en-US" w:eastAsia="zh-CN"/>
+                          </w:rPr>
+                        </w:pPr>
+                        <w:r>
+                          <w:rPr>
+                            <w:rFonts w:hint="eastAsia" w:ascii="Times New Roman" w:hAnsi="Times New Roman" w:cs="Times New Roman"/>
+                            <w:b w:val="0"/>
+                            <w:sz w:val="19"/>
+                            <w:szCs w:val="28"/>
+                            <w:vertAlign w:val="baseline"/>
+                            <w:lang w:val="en-US" w:eastAsia="zh-CN"/>
+                          </w:rPr>
+                          <w:t>100</w:t>
+                        </w:r>
+                      </w:p>
+                    </w:tc>
+                    <w:tc>
+                      <w:tcPr>
+                        <w:tcW w:w="5200" w:type="dxa"/>
+                        <w:tcBorders>
+                          <w:tl2br w:val="nil"/>
+                          <w:tr2bl w:val="nil"/>
+                        </w:tcBorders>
+                        <w:shd w:val="clear" w:color="auto" w:fill="FFFFFF"/>
+                        <w:vAlign w:val="center"/>
+                      </w:tcPr>
+                      <w:p>
+                        <w:pPr>
+                          <w:keepNext/>
+                          <w:keepLines/>
+                          <w:spacing w:beforeLines="50" w:after="80" w:line="240" w:lineRule="auto"/>
+                          <w:jc w:val="left"/>
+                          <w:rPr>
+                            <w:rFonts w:hint="default" w:ascii="Times New Roman" w:hAnsi="Times New Roman" w:eastAsia="宋体" w:cs="Times New Roman"/>
+                            <w:b w:val="0"/>
+                            <w:sz w:val="19"/>
+                            <w:szCs w:val="28"/>
+                            <w:vertAlign w:val="baseline"/>
+                            <w:lang w:val="en-US" w:eastAsia="zh-CN"/>
+                          </w:rPr>
+                        </w:pPr>
+                        <w:r>
+                          <w:rPr>
+                            <w:rFonts w:hint="eastAsia" w:ascii="Times New Roman" w:hAnsi="Times New Roman" w:cs="Times New Roman"/>
+                            <w:b w:val="0"/>
+                            <w:sz w:val="19"/>
+                            <w:szCs w:val="28"/>
+                            <w:vertAlign w:val="baseline"/>
+                            <w:lang w:val="en-US" w:eastAsia="zh-CN"/>
+                          </w:rPr>
+                          <w:t>实验记录与必要消耗</w:t>
+                        </w:r>
+                      </w:p>
+                    </w:tc>
+                  </w:tr>
+                  <w:tr>
+                    <w:tblPrEx>
+                      <w:tblBorders>
+                        <w:top w:val="single" w:color="D9D9D9" w:sz="2" w:space="0"/>
+                        <w:left w:val="single" w:color="D9D9D9" w:sz="2" w:space="0"/>
+                        <w:bottom w:val="single" w:color="D9D9D9" w:sz="2" w:space="0"/>
+                        <w:right w:val="single" w:color="D9D9D9" w:sz="2" w:space="0"/>
+                        <w:insideH w:val="single" w:color="D9D9D9" w:sz="2" w:space="0"/>
+                        <w:insideV w:val="single" w:color="D9D9D9" w:sz="2" w:space="0"/>
+                      </w:tblBorders>
+                      <w:tblCellMar>
+                        <w:top w:w="100" w:type="dxa"/>
+                        <w:left w:w="100" w:type="dxa"/>
+                        <w:bottom w:w="100" w:type="dxa"/>
+                        <w:right w:w="100" w:type="dxa"/>
+                      </w:tblCellMar>
+                    </w:tblPrEx>
+                    <w:trPr>
+                      <w:cantSplit/>
+                    </w:trPr>
+                    <w:tc>
+                      <w:tcPr>
+                        <w:tcW w:w="2100" w:type="dxa"/>
+                        <w:tcBorders>
+                          <w:tl2br w:val="nil"/>
+                          <w:tr2bl w:val="nil"/>
+                        </w:tcBorders>
+                        <w:shd w:val="clear" w:color="auto" w:fill="FFFFFF"/>
+                        <w:vAlign w:val="center"/>
+                      </w:tcPr>
+                      <w:p>
+                        <w:pPr>
+                          <w:keepNext/>
+                          <w:keepLines/>
+                          <w:spacing w:beforeLines="50" w:after="80" w:line="240" w:lineRule="auto"/>
+                          <w:jc w:val="left"/>
+                          <w:rPr>
+                            <w:rFonts w:hint="default" w:ascii="Times New Roman" w:hAnsi="Times New Roman" w:eastAsia="宋体" w:cs="Times New Roman"/>
+                            <w:b w:val="0"/>
+                            <w:sz w:val="19"/>
+                            <w:szCs w:val="28"/>
+                            <w:vertAlign w:val="baseline"/>
+                            <w:lang w:val="en-US" w:eastAsia="zh-CN"/>
+                          </w:rPr>
+                        </w:pPr>
+                        <w:r>
+                          <w:rPr>
+                            <w:rFonts w:hint="eastAsia" w:ascii="Times New Roman" w:hAnsi="Times New Roman" w:cs="Times New Roman"/>
+                            <w:b w:val="0"/>
+                            <w:sz w:val="19"/>
+                            <w:szCs w:val="28"/>
+                            <w:vertAlign w:val="baseline"/>
+                            <w:lang w:val="en-US" w:eastAsia="zh-CN"/>
+                          </w:rPr>
+                          <w:t>调研及返工材料</w:t>
+                        </w:r>
+                      </w:p>
+                    </w:tc>
+                    <w:tc>
+                      <w:tcPr>
+                        <w:tcW w:w="1200" w:type="dxa"/>
+                        <w:tcBorders>
+                          <w:tl2br w:val="nil"/>
+                          <w:tr2bl w:val="nil"/>
+                        </w:tcBorders>
+                        <w:shd w:val="clear" w:color="auto" w:fill="FFFFFF"/>
+                        <w:vAlign w:val="center"/>
+                      </w:tcPr>
+                      <w:p>
+                        <w:pPr>
+                          <w:keepNext/>
+                          <w:keepLines/>
+                          <w:spacing w:beforeLines="50" w:after="80" w:line="240" w:lineRule="auto"/>
+                          <w:jc w:val="left"/>
+                          <w:rPr>
+                            <w:rFonts w:hint="default" w:ascii="Times New Roman" w:hAnsi="Times New Roman" w:eastAsia="宋体" w:cs="Times New Roman"/>
+                            <w:b w:val="0"/>
+                            <w:sz w:val="19"/>
+                            <w:szCs w:val="28"/>
+                            <w:vertAlign w:val="baseline"/>
+                            <w:lang w:val="en-US" w:eastAsia="zh-CN"/>
+                          </w:rPr>
+                        </w:pPr>
+                        <w:r>
+                          <w:rPr>
+                            <w:rFonts w:hint="eastAsia" w:ascii="Times New Roman" w:hAnsi="Times New Roman" w:cs="Times New Roman"/>
+                            <w:b w:val="0"/>
+                            <w:sz w:val="19"/>
+                            <w:szCs w:val="28"/>
+                            <w:vertAlign w:val="baseline"/>
+                            <w:lang w:val="en-US" w:eastAsia="zh-CN"/>
+                          </w:rPr>
+                          <w:t>140</w:t>
+                        </w:r>
+                      </w:p>
+                    </w:tc>
+                    <w:tc>
+                      <w:tcPr>
+                        <w:tcW w:w="5200" w:type="dxa"/>
+                        <w:tcBorders>
+                          <w:tl2br w:val="nil"/>
+                          <w:tr2bl w:val="nil"/>
+                        </w:tcBorders>
+                        <w:shd w:val="clear" w:color="auto" w:fill="FFFFFF"/>
+                        <w:vAlign w:val="center"/>
+                      </w:tcPr>
+                      <w:p>
+                        <w:pPr>
+                          <w:keepNext/>
+                          <w:keepLines/>
+                          <w:spacing w:beforeLines="50" w:after="80" w:line="240" w:lineRule="auto"/>
+                          <w:jc w:val="left"/>
+                          <w:rPr>
+                            <w:rFonts w:hint="default" w:ascii="Times New Roman" w:hAnsi="Times New Roman" w:eastAsia="宋体" w:cs="Times New Roman"/>
+                            <w:b w:val="0"/>
+                            <w:sz w:val="19"/>
+                            <w:szCs w:val="28"/>
+                            <w:vertAlign w:val="baseline"/>
+                            <w:lang w:val="en-US" w:eastAsia="zh-CN"/>
+                          </w:rPr>
+                        </w:pPr>
+                        <w:r>
+                          <w:rPr>
+                            <w:rFonts w:hint="eastAsia" w:ascii="Times New Roman" w:hAnsi="Times New Roman" w:cs="Times New Roman"/>
+                            <w:b w:val="0"/>
+                            <w:sz w:val="19"/>
+                            <w:szCs w:val="28"/>
+                            <w:vertAlign w:val="baseline"/>
+                            <w:lang w:val="en-US" w:eastAsia="zh-CN"/>
+                          </w:rPr>
+                          <w:t>按学校允许科目据实调整</w:t>
+                        </w:r>
+                      </w:p>
+                    </w:tc>
+                  </w:tr>
+                  <w:tr>
+                    <w:tblPrEx>
+                      <w:tblBorders>
+                        <w:top w:val="single" w:color="D9D9D9" w:sz="2" w:space="0"/>
+                        <w:left w:val="single" w:color="D9D9D9" w:sz="2" w:space="0"/>
+                        <w:bottom w:val="single" w:color="D9D9D9" w:sz="2" w:space="0"/>
+                        <w:right w:val="single" w:color="D9D9D9" w:sz="2" w:space="0"/>
+                        <w:insideH w:val="single" w:color="D9D9D9" w:sz="2" w:space="0"/>
+                        <w:insideV w:val="single" w:color="D9D9D9" w:sz="2" w:space="0"/>
+                      </w:tblBorders>
+                      <w:tblCellMar>
+                        <w:top w:w="100" w:type="dxa"/>
+                        <w:left w:w="100" w:type="dxa"/>
+                        <w:bottom w:w="100" w:type="dxa"/>
+                        <w:right w:w="100" w:type="dxa"/>
+                      </w:tblCellMar>
+                    </w:tblPrEx>
+                    <w:trPr>
+                      <w:cantSplit/>
+                    </w:trPr>
+                    <w:tc>
+                      <w:tcPr>
+                        <w:tcW w:w="2100" w:type="dxa"/>
+                        <w:tcBorders>
+                          <w:tl2br w:val="nil"/>
+                          <w:tr2bl w:val="nil"/>
+                        </w:tcBorders>
+                        <w:shd w:val="clear" w:color="auto" w:fill="FFFFFF"/>
+                        <w:vAlign w:val="center"/>
+                      </w:tcPr>
+                      <w:p>
+                        <w:pPr>
+                          <w:keepNext w:val="0"/>
+                          <w:keepLines/>
+                          <w:spacing w:beforeLines="50" w:after="80" w:line="240" w:lineRule="auto"/>
+                          <w:jc w:val="left"/>
+                          <w:rPr>
+                            <w:rFonts w:hint="default" w:ascii="Times New Roman" w:hAnsi="Times New Roman" w:eastAsia="宋体" w:cs="Times New Roman"/>
+                            <w:b w:val="0"/>
+                            <w:sz w:val="19"/>
+                            <w:szCs w:val="28"/>
+                            <w:vertAlign w:val="baseline"/>
+                            <w:lang w:val="en-US" w:eastAsia="zh-CN"/>
+                          </w:rPr>
+                        </w:pPr>
+                        <w:r>
+                          <w:rPr>
+                            <w:rFonts w:hint="eastAsia" w:ascii="Times New Roman" w:hAnsi="Times New Roman" w:cs="Times New Roman"/>
+                            <w:b w:val="0"/>
+                            <w:sz w:val="19"/>
+                            <w:szCs w:val="28"/>
+                            <w:vertAlign w:val="baseline"/>
+                            <w:lang w:val="en-US" w:eastAsia="zh-CN"/>
+                          </w:rPr>
+                          <w:t>合计</w:t>
+                        </w:r>
+                      </w:p>
+                    </w:tc>
+                    <w:tc>
+                      <w:tcPr>
+                        <w:tcW w:w="1200" w:type="dxa"/>
+                        <w:tcBorders>
+                          <w:tl2br w:val="nil"/>
+                          <w:tr2bl w:val="nil"/>
+                        </w:tcBorders>
+                        <w:shd w:val="clear" w:color="auto" w:fill="FFFFFF"/>
+                        <w:vAlign w:val="center"/>
+                      </w:tcPr>
+                      <w:p>
+                        <w:pPr>
+                          <w:keepNext w:val="0"/>
+                          <w:keepLines/>
+                          <w:spacing w:beforeLines="50" w:after="80" w:line="240" w:lineRule="auto"/>
+                          <w:jc w:val="left"/>
+                          <w:rPr>
+                            <w:rFonts w:hint="default" w:ascii="Times New Roman" w:hAnsi="Times New Roman" w:eastAsia="宋体" w:cs="Times New Roman"/>
+                            <w:b w:val="0"/>
+                            <w:sz w:val="19"/>
+                            <w:szCs w:val="28"/>
+                            <w:vertAlign w:val="baseline"/>
+                            <w:lang w:val="en-US" w:eastAsia="zh-CN"/>
+                          </w:rPr>
+                        </w:pPr>
+                        <w:r>
+                          <w:rPr>
+                            <w:rFonts w:hint="eastAsia" w:ascii="Times New Roman" w:hAnsi="Times New Roman" w:cs="Times New Roman"/>
+                            <w:b w:val="0"/>
+                            <w:sz w:val="19"/>
+                            <w:szCs w:val="28"/>
+                            <w:vertAlign w:val="baseline"/>
+                            <w:lang w:val="en-US" w:eastAsia="zh-CN"/>
+                          </w:rPr>
+                          <w:t>2000</w:t>
+                        </w:r>
+                      </w:p>
+                    </w:tc>
+                    <w:tc>
+                      <w:tcPr>
+                        <w:tcW w:w="5200" w:type="dxa"/>
+                        <w:tcBorders>
+                          <w:tl2br w:val="nil"/>
+                          <w:tr2bl w:val="nil"/>
+                        </w:tcBorders>
+                        <w:shd w:val="clear" w:color="auto" w:fill="FFFFFF"/>
+                        <w:vAlign w:val="center"/>
+                      </w:tcPr>
+                      <w:p>
+                        <w:pPr>
+                          <w:keepNext w:val="0"/>
+                          <w:keepLines/>
+                          <w:spacing w:beforeLines="50" w:after="80" w:line="240" w:lineRule="auto"/>
+                          <w:jc w:val="left"/>
+                          <w:rPr>
+                            <w:rFonts w:hint="default" w:ascii="Times New Roman" w:hAnsi="Times New Roman" w:eastAsia="宋体" w:cs="Times New Roman"/>
+                            <w:b w:val="0"/>
+                            <w:sz w:val="19"/>
+                            <w:szCs w:val="28"/>
+                            <w:vertAlign w:val="baseline"/>
+                            <w:lang w:val="en-US" w:eastAsia="zh-CN"/>
+                          </w:rPr>
+                        </w:pPr>
+                        <w:r>
+                          <w:rPr>
+                            <w:rFonts w:hint="eastAsia" w:ascii="Times New Roman" w:hAnsi="Times New Roman" w:cs="Times New Roman"/>
+                            <w:b w:val="0"/>
+                            <w:sz w:val="19"/>
+                            <w:szCs w:val="28"/>
+                            <w:vertAlign w:val="baseline"/>
+                            <w:lang w:val="en-US" w:eastAsia="zh-CN"/>
+                          </w:rPr>
+                          <w:t>启动估算，不是已获资助或报价</w:t>
+                        </w:r>
+                      </w:p>
+                    </w:tc>
+                  </w:tr>
+                </w:tbl>
+                <w:p>
+                  <w:pPr>
+                    <w:keepNext w:val="0"/>
+                    <w:keepLines/>
+                    <w:spacing w:beforeLines="50" w:after="100" w:line="240" w:lineRule="auto"/>
+                    <w:jc w:val="left"/>
+                    <w:rPr>
+                      <w:rFonts w:hint="default" w:ascii="Times New Roman" w:hAnsi="Times New Roman" w:cs="Times New Roman"/>
+                      <w:sz w:val="21"/>
+                      <w:szCs w:val="28"/>
+                      <w:vertAlign w:val="baseline"/>
+                      <w:lang w:val="en-US" w:eastAsia="zh-CN"/>
+                    </w:rPr>
+                  </w:pPr>
+                </w:p>
+              </w:tc>
+            </w:tr>
+          </w:tbl>
           <w:p>
             <w:pPr>
               <w:keepNext w:val="0"/>
-              <w:keepLines w:val="0"/>
+              <w:keepLines/>
               <w:spacing w:beforeLines="50" w:after="100" w:line="240" w:lineRule="auto"/>
               <w:jc w:val="left"/>
               <w:rPr>
@@ -4975,20 +10167,11 @@
                 <w:lang w:val="en-US" w:eastAsia="zh-CN"/>
               </w:rPr>
             </w:pPr>
-            <w:r>
-              <w:rPr>
-                <w:rFonts w:hint="default" w:ascii="Times New Roman" w:hAnsi="Times New Roman" w:eastAsia="宋体" w:cs="Times New Roman"/>
-                <w:sz w:val="21"/>
-                <w:szCs w:val="28"/>
-                <w:lang w:val="en-US" w:eastAsia="zh-CN"/>
-              </w:rPr>
-              <w:t>主控及LoRa电子件260元；两压力与流量/调理500元；双支路水路材料500元；供电外壳250元；记录耗材130元；调研及返工材料360元；合计2000元。后两项按学校允许科目据实列报。</w:t>
-            </w:r>
           </w:p>
           <w:p>
             <w:pPr>
               <w:keepNext w:val="0"/>
-              <w:keepLines w:val="0"/>
+              <w:keepLines/>
               <w:spacing w:beforeLines="50" w:after="100" w:line="240" w:lineRule="auto"/>
               <w:jc w:val="left"/>
               <w:rPr>
@@ -5005,44 +10188,7 @@
                 <w:szCs w:val="28"/>
                 <w:lang w:val="en-US" w:eastAsia="zh-CN"/>
               </w:rPr>
-              <w:t>前提是已有电脑、可借参考仪器。高精度设备、论文费用及多节点扩展未含在基础额度内。未获得的资金和未落实的借用条件不得填为已具备，签字和意见由本人、导师及学校填写。</w:t>
-            </w:r>
-          </w:p>
-          <w:p>
-            <w:pPr>
-              <w:keepNext w:val="0"/>
-              <w:keepLines w:val="0"/>
-              <w:spacing w:beforeLines="50" w:after="100" w:line="240" w:lineRule="auto"/>
-              <w:jc w:val="left"/>
-              <w:rPr>
-                <w:rFonts w:hint="default" w:ascii="Times New Roman" w:hAnsi="Times New Roman" w:eastAsia="宋体" w:cs="Times New Roman"/>
-                <w:sz w:val="21"/>
-                <w:szCs w:val="28"/>
-                <w:lang w:val="en-US" w:eastAsia="zh-CN"/>
-              </w:rPr>
-            </w:pPr>
-          </w:p>
-          <w:p>
-            <w:pPr>
-              <w:keepNext w:val="0"/>
-              <w:keepLines w:val="0"/>
-              <w:spacing w:beforeLines="50" w:after="100" w:line="240" w:lineRule="auto"/>
-              <w:jc w:val="left"/>
-              <w:rPr>
-                <w:rFonts w:hint="default" w:ascii="Times New Roman" w:hAnsi="Times New Roman" w:eastAsia="宋体" w:cs="Times New Roman"/>
-                <w:sz w:val="21"/>
-                <w:szCs w:val="28"/>
-                <w:lang w:val="en-US" w:eastAsia="zh-CN"/>
-              </w:rPr>
-            </w:pPr>
-            <w:r>
-              <w:rPr>
-                <w:rFonts w:hint="default" w:ascii="Times New Roman" w:hAnsi="Times New Roman" w:eastAsia="宋体" w:cs="Times New Roman"/>
-                <w:sz w:val="21"/>
-                <w:szCs w:val="28"/>
-                <w:lang w:val="en-US" w:eastAsia="zh-CN"/>
-              </w:rPr>
-              <w:t>项目组成员签字：</w:t>
+              <w:t>预算以已有电脑、可借参考仪器及可调连续水源为前提，不含新购整套泵站、高精度参考设备、论文费用及多节点扩展。压力报价超额或水源不能借用时须重编经费并落实条件，不能承诺2000元独立覆盖全部实物。借用和资助未落实前不填写为已具备；成员签字、导师与学校意见由本人及相应单位填写。</w:t>
             </w:r>
           </w:p>
         </w:tc>
@@ -5065,6 +10211,7 @@
           </w:tblCellMar>
         </w:tblPrEx>
         <w:trPr>
+          <w:cantSplit/>
           <w:trHeight w:val="602" w:hRule="atLeast"/>
           <w:jc w:val="center"/>
         </w:trPr>
@@ -5077,12 +10224,25 @@
           </w:tcPr>
           <w:p>
             <w:pPr>
+              <w:keepNext/>
+              <w:pageBreakBefore/>
               <w:spacing w:before="156" w:beforeLines="50"/>
               <w:rPr>
-                <w:rFonts w:hint="eastAsia"/>
+                <w:rFonts w:hint="eastAsia" w:eastAsia="宋体"/>
                 <w:b/>
-              </w:rPr>
-            </w:pPr>
+                <w:sz w:val="21"/>
+                <w:lang w:eastAsia="zh-CN"/>
+              </w:rPr>
+            </w:pPr>
+            <w:r>
+              <w:rPr>
+                <w:rFonts w:hint="eastAsia" w:eastAsia="宋体"/>
+                <w:b/>
+                <w:sz w:val="21"/>
+                <w:lang w:eastAsia="zh-CN"/>
+              </w:rPr>
+              <w:t>项目组成员签字：</w:t>
+            </w:r>
           </w:p>
         </w:tc>
         <w:tc>
@@ -5094,6 +10254,7 @@
           </w:tcPr>
           <w:p>
             <w:pPr>
+              <w:keepNext/>
               <w:spacing w:before="156" w:beforeLines="50"/>
               <w:rPr>
                 <w:rFonts w:hint="eastAsia"/>
@@ -5111,6 +10272,7 @@
           </w:tcPr>
           <w:p>
             <w:pPr>
+              <w:keepNext/>
               <w:spacing w:before="156" w:beforeLines="50"/>
               <w:rPr>
                 <w:rFonts w:hint="eastAsia"/>
@@ -5138,6 +10300,7 @@
           </w:tblCellMar>
         </w:tblPrEx>
         <w:trPr>
+          <w:cantSplit/>
           <w:trHeight w:val="602" w:hRule="atLeast"/>
           <w:jc w:val="center"/>
         </w:trPr>
@@ -5150,6 +10313,7 @@
           </w:tcPr>
           <w:p>
             <w:pPr>
+              <w:keepNext/>
               <w:spacing w:before="156" w:beforeLines="50"/>
               <w:rPr>
                 <w:rFonts w:hint="eastAsia"/>
@@ -5167,6 +10331,7 @@
           </w:tcPr>
           <w:p>
             <w:pPr>
+              <w:keepNext/>
               <w:spacing w:before="156" w:beforeLines="50"/>
               <w:rPr>
                 <w:rFonts w:hint="eastAsia"/>
@@ -5184,6 +10349,7 @@
           </w:tcPr>
           <w:p>
             <w:pPr>
+              <w:keepNext/>
               <w:spacing w:before="156" w:beforeLines="50"/>
               <w:rPr>
                 <w:rFonts w:hint="eastAsia"/>
@@ -5211,6 +10377,7 @@
           </w:tblCellMar>
         </w:tblPrEx>
         <w:trPr>
+          <w:cantSplit/>
           <w:trHeight w:val="602" w:hRule="atLeast"/>
           <w:jc w:val="center"/>
         </w:trPr>
@@ -5223,6 +10390,7 @@
           </w:tcPr>
           <w:p>
             <w:pPr>
+              <w:keepNext w:val="0"/>
               <w:spacing w:before="156" w:beforeLines="50"/>
               <w:rPr>
                 <w:rFonts w:hint="eastAsia"/>
@@ -5240,6 +10408,7 @@
           </w:tcPr>
           <w:p>
             <w:pPr>
+              <w:keepNext w:val="0"/>
               <w:spacing w:before="156" w:beforeLines="50"/>
               <w:rPr>
                 <w:rFonts w:hint="eastAsia"/>
@@ -5257,6 +10426,7 @@
           </w:tcPr>
           <w:p>
             <w:pPr>
+              <w:keepNext w:val="0"/>
               <w:spacing w:before="156" w:beforeLines="50"/>
               <w:rPr>
                 <w:rFonts w:hint="eastAsia"/>

--- a/deliverables/大创申报书_模板填写稿.docx
+++ b/deliverables/大创申报书_模板填写稿.docx
@@ -3023,21 +3023,41 @@
               <w:jc w:val="left"/>
               <w:rPr>
                 <w:rFonts w:hint="default" w:ascii="Times New Roman" w:hAnsi="Times New Roman" w:eastAsia="宋体" w:cs="Times New Roman"/>
+                <w:b w:val="0"/>
+                <w:sz w:val="21"/>
+                <w:szCs w:val="28"/>
+                <w:lang w:eastAsia="zh-CN"/>
+              </w:rPr>
+            </w:pPr>
+            <w:r>
+              <w:rPr>
+                <w:rFonts w:hint="default" w:ascii="Times New Roman" w:hAnsi="Times New Roman" w:eastAsia="宋体" w:cs="Times New Roman"/>
                 <w:b/>
                 <w:sz w:val="21"/>
                 <w:szCs w:val="28"/>
                 <w:lang w:eastAsia="zh-CN"/>
               </w:rPr>
-            </w:pPr>
-            <w:r>
-              <w:rPr>
-                <w:rFonts w:hint="default" w:ascii="Times New Roman" w:hAnsi="Times New Roman" w:eastAsia="宋体" w:cs="Times New Roman"/>
-                <w:b/>
+              <w:t>1 研究目的与应用场景</w:t>
+            </w:r>
+            <w:r>
+              <w:rPr>
+                <w:rFonts w:hint="default" w:ascii="Times New Roman" w:hAnsi="Times New Roman" w:eastAsia="宋体" w:cs="Times New Roman"/>
+                <w:b w:val="0"/>
                 <w:sz w:val="21"/>
                 <w:szCs w:val="28"/>
                 <w:lang w:eastAsia="zh-CN"/>
               </w:rPr>
-              <w:t>1 研究目的与应用场景</w:t>
+              <w:br w:type="textWrapping"/>
+            </w:r>
+            <w:r>
+              <w:rPr>
+                <w:rFonts w:hint="default" w:ascii="Times New Roman" w:hAnsi="Times New Roman" w:eastAsia="宋体" w:cs="Times New Roman"/>
+                <w:b w:val="0"/>
+                <w:sz w:val="21"/>
+                <w:szCs w:val="28"/>
+                <w:lang w:eastAsia="zh-CN"/>
+              </w:rPr>
+              <w:t>滴灌支管的渐进变化可能同时受到供压、运行负载、操作状态和故障影响。一个流量下降提示只能说明观测发生了变化，难以直接告诉管理者应检查供水、阀门还是管路。本项目把研究对象放在支管运行巡检：在可观测的变化出现后，及时提供有证据的检查线索，并保留处理前后的数据，支持管理者核查。</w:t>
             </w:r>
           </w:p>
           <w:p>
@@ -3060,29 +3080,6 @@
                 <w:szCs w:val="28"/>
                 <w:lang w:eastAsia="zh-CN"/>
               </w:rPr>
-              <w:t>滴灌支管的渐进变化可能同时受到供压、运行负载、操作状态和故障影响。一个流量下降提示只能说明观测发生了变化，难以直接告诉管理者应检查供水、阀门还是管路。本项目把研究对象放在支管运行巡检：在可观测的变化出现后，及时提供有证据的检查线索，并保留处理前后的数据，支持管理者核查。</w:t>
-            </w:r>
-          </w:p>
-          <w:p>
-            <w:pPr>
-              <w:keepNext w:val="0"/>
-              <w:keepLines/>
-              <w:spacing w:beforeLines="50" w:after="100" w:line="240" w:lineRule="auto"/>
-              <w:jc w:val="left"/>
-              <w:rPr>
-                <w:rFonts w:hint="default" w:ascii="Times New Roman" w:hAnsi="Times New Roman" w:eastAsia="宋体" w:cs="Times New Roman"/>
-                <w:sz w:val="21"/>
-                <w:szCs w:val="28"/>
-                <w:lang w:eastAsia="zh-CN"/>
-              </w:rPr>
-            </w:pPr>
-            <w:r>
-              <w:rPr>
-                <w:rFonts w:hint="default" w:ascii="Times New Roman" w:hAnsi="Times New Roman" w:eastAsia="宋体" w:cs="Times New Roman"/>
-                <w:sz w:val="21"/>
-                <w:szCs w:val="28"/>
-                <w:lang w:eastAsia="zh-CN"/>
-              </w:rPr>
               <w:t>拟以支管及压力点包围区段作为位置范围，研究水力响应可观测的等效泄漏和等效受限。项目的农业意义在于辅助运行排查；节水、增产等效益还需要独立农学试验，不作为本期已证实结论。南疆场景的实际轮灌方式、供压范围、安装位置与通信条件，将通过后续联系和现场调查校核。</w:t>
             </w:r>
           </w:p>
@@ -3094,39 +3091,36 @@
               <w:jc w:val="left"/>
               <w:rPr>
                 <w:rFonts w:hint="default" w:ascii="Times New Roman" w:hAnsi="Times New Roman" w:eastAsia="宋体" w:cs="Times New Roman"/>
+                <w:b w:val="0"/>
+                <w:sz w:val="21"/>
+                <w:szCs w:val="28"/>
+                <w:lang w:eastAsia="zh-CN"/>
+              </w:rPr>
+            </w:pPr>
+            <w:r>
+              <w:rPr>
+                <w:rFonts w:hint="default" w:ascii="Times New Roman" w:hAnsi="Times New Roman" w:eastAsia="宋体" w:cs="Times New Roman"/>
                 <w:b/>
                 <w:sz w:val="21"/>
                 <w:szCs w:val="28"/>
                 <w:lang w:eastAsia="zh-CN"/>
               </w:rPr>
-            </w:pPr>
-            <w:r>
-              <w:rPr>
-                <w:rFonts w:hint="default" w:ascii="Times New Roman" w:hAnsi="Times New Roman" w:eastAsia="宋体" w:cs="Times New Roman"/>
-                <w:b/>
+              <w:t>2 专业结合与人员安排</w:t>
+            </w:r>
+            <w:r>
+              <w:rPr>
+                <w:rFonts w:hint="default" w:ascii="Times New Roman" w:hAnsi="Times New Roman" w:eastAsia="宋体" w:cs="Times New Roman"/>
+                <w:b w:val="0"/>
                 <w:sz w:val="21"/>
                 <w:szCs w:val="28"/>
                 <w:lang w:eastAsia="zh-CN"/>
               </w:rPr>
-              <w:t>2 专业结合与人员安排</w:t>
-            </w:r>
-          </w:p>
-          <w:p>
-            <w:pPr>
-              <w:keepNext w:val="0"/>
-              <w:keepLines/>
-              <w:spacing w:beforeLines="50" w:after="100" w:line="240" w:lineRule="auto"/>
-              <w:jc w:val="left"/>
-              <w:rPr>
-                <w:rFonts w:hint="default" w:ascii="Times New Roman" w:hAnsi="Times New Roman" w:eastAsia="宋体" w:cs="Times New Roman"/>
-                <w:sz w:val="21"/>
-                <w:szCs w:val="28"/>
-                <w:lang w:eastAsia="zh-CN"/>
-              </w:rPr>
-            </w:pPr>
-            <w:r>
-              <w:rPr>
-                <w:rFonts w:hint="default" w:ascii="Times New Roman" w:hAnsi="Times New Roman" w:eastAsia="宋体" w:cs="Times New Roman"/>
+              <w:br w:type="textWrapping"/>
+            </w:r>
+            <w:r>
+              <w:rPr>
+                <w:rFonts w:hint="default" w:ascii="Times New Roman" w:hAnsi="Times New Roman" w:eastAsia="宋体" w:cs="Times New Roman"/>
+                <w:b w:val="0"/>
                 <w:sz w:val="21"/>
                 <w:szCs w:val="28"/>
                 <w:lang w:eastAsia="zh-CN"/>
@@ -3220,44 +3214,41 @@
               <w:jc w:val="left"/>
               <w:rPr>
                 <w:rFonts w:hint="default" w:ascii="Times New Roman" w:hAnsi="Times New Roman" w:eastAsia="宋体" w:cs="Times New Roman"/>
+                <w:b w:val="0"/>
+                <w:sz w:val="21"/>
+                <w:szCs w:val="28"/>
+                <w:lang w:val="en-US" w:eastAsia="zh-CN"/>
+              </w:rPr>
+            </w:pPr>
+            <w:r>
+              <w:rPr>
+                <w:rFonts w:hint="default" w:ascii="Times New Roman" w:hAnsi="Times New Roman" w:eastAsia="宋体" w:cs="Times New Roman"/>
                 <w:b/>
                 <w:sz w:val="21"/>
                 <w:szCs w:val="28"/>
                 <w:lang w:val="en-US" w:eastAsia="zh-CN"/>
               </w:rPr>
-            </w:pPr>
-            <w:r>
-              <w:rPr>
-                <w:rFonts w:hint="default" w:ascii="Times New Roman" w:hAnsi="Times New Roman" w:eastAsia="宋体" w:cs="Times New Roman"/>
-                <w:b/>
-                <w:sz w:val="21"/>
-                <w:szCs w:val="28"/>
-                <w:lang w:val="en-US" w:eastAsia="zh-CN"/>
-              </w:rPr>
               <w:t>1 总体架构与运行过程</w:t>
             </w:r>
-          </w:p>
-          <w:p>
-            <w:pPr>
-              <w:keepNext w:val="0"/>
-              <w:keepLines/>
-              <w:spacing w:beforeLines="50" w:after="100" w:line="240" w:lineRule="auto"/>
-              <w:jc w:val="left"/>
-              <w:rPr>
-                <w:rFonts w:hint="default" w:ascii="Times New Roman" w:hAnsi="Times New Roman" w:eastAsia="宋体" w:cs="Times New Roman"/>
-                <w:sz w:val="21"/>
-                <w:szCs w:val="28"/>
-                <w:lang w:val="en-US" w:eastAsia="zh-CN"/>
-              </w:rPr>
-            </w:pPr>
-            <w:r>
-              <w:rPr>
-                <w:rFonts w:hint="default" w:ascii="Times New Roman" w:hAnsi="Times New Roman" w:eastAsia="宋体" w:cs="Times New Roman"/>
-                <w:sz w:val="21"/>
-                <w:szCs w:val="28"/>
-                <w:lang w:val="en-US" w:eastAsia="zh-CN"/>
-              </w:rPr>
-              <w:t>项目以“水力感知—有限诊断—可靠告警—管理确认”为运行过程，建设一个可重复实验的支管巡检原型。基础配置为1个P0/P1/Q感知节点、1个LoRa接收端、1套双支路清水台架和1套本地Web管理软件。节点首先保存带时间、配置和质量标志的原始测量，再输出故障模式或待检查事件；接收端记录告警及其证据，管理者查看趋势、确认处理并导出记录。图1说明各环节输入、输出及验证任务的关系。</w:t>
+            <w:r>
+              <w:rPr>
+                <w:rFonts w:hint="default" w:ascii="Times New Roman" w:hAnsi="Times New Roman" w:eastAsia="宋体" w:cs="Times New Roman"/>
+                <w:b w:val="0"/>
+                <w:sz w:val="21"/>
+                <w:szCs w:val="28"/>
+                <w:lang w:val="en-US" w:eastAsia="zh-CN"/>
+              </w:rPr>
+              <w:br w:type="textWrapping"/>
+            </w:r>
+            <w:r>
+              <w:rPr>
+                <w:rFonts w:hint="default" w:ascii="Times New Roman" w:hAnsi="Times New Roman" w:eastAsia="宋体" w:cs="Times New Roman"/>
+                <w:b w:val="0"/>
+                <w:sz w:val="21"/>
+                <w:szCs w:val="28"/>
+                <w:lang w:val="en-US" w:eastAsia="zh-CN"/>
+              </w:rPr>
+              <w:t>本项目建设面向支管巡检的感知、诊断、无线告警与管理原型，基础配置为1个P0/P1/Q感知节点、1个LoRa接收端、1套双支路清水台架和1套本地Web管理软件。节点将有效测量与运行状态关联，给出有条件的故障模式或待检查提示；接收端保存事件证据，管理者据此核查并记录处理结果。独立参考测量和操作日志用于检验提示是否正确、是否提前以及何时送达，不能用检测器自己的输出替代实验标签。图1给出系统组成及评价数据的来源。</w:t>
             </w:r>
           </w:p>
           <w:p>
@@ -3281,7 +3272,7 @@
                 <w:lang w:val="en-US" w:eastAsia="zh-CN"/>
               </w:rPr>
               <w:pict>
-                <v:shape id="_x0000_i1026" o:spt="75" alt="图1 支管巡检系统架构与信息闭环设计" type="#_x0000_t75" style="height:217.1pt;width:425pt;" filled="f" o:preferrelative="t" stroked="f" coordsize="21600,21600">
+                <v:shape id="_x0000_i1026" o:spt="75" alt="图1 支管巡检系统组成与独立评价关系 设计方案" type="#_x0000_t75" style="height:249.15pt;width:425pt;" filled="f" o:preferrelative="t" stroked="f" coordsize="21600,21600">
                   <v:path/>
                   <v:fill on="f" focussize="0,0"/>
                   <v:stroke on="f"/>
@@ -3308,7 +3299,7 @@
                 <w:szCs w:val="28"/>
                 <w:lang w:val="en-US" w:eastAsia="zh-CN"/>
               </w:rPr>
-              <w:t>图1 支管巡检系统架构与信息闭环设计</w:t>
+              <w:t>图1 支管巡检系统组成与独立评价关系 设计方案</w:t>
             </w:r>
           </w:p>
           <w:p>
@@ -3342,7 +3333,7 @@
               <w:jc w:val="left"/>
               <w:rPr>
                 <w:rFonts w:hint="default" w:ascii="Times New Roman" w:hAnsi="Times New Roman" w:eastAsia="宋体" w:cs="Times New Roman"/>
-                <w:b/>
+                <w:b w:val="0"/>
                 <w:sz w:val="21"/>
                 <w:szCs w:val="28"/>
                 <w:lang w:val="en-US" w:eastAsia="zh-CN"/>
@@ -3367,39 +3358,36 @@
               <w:jc w:val="left"/>
               <w:rPr>
                 <w:rFonts w:hint="default" w:ascii="Times New Roman" w:hAnsi="Times New Roman" w:eastAsia="宋体" w:cs="Times New Roman"/>
+                <w:b w:val="0"/>
+                <w:sz w:val="21"/>
+                <w:szCs w:val="28"/>
+                <w:lang w:val="en-US" w:eastAsia="zh-CN"/>
+              </w:rPr>
+            </w:pPr>
+            <w:r>
+              <w:rPr>
+                <w:rFonts w:hint="default" w:ascii="Times New Roman" w:hAnsi="Times New Roman" w:eastAsia="宋体" w:cs="Times New Roman"/>
                 <w:b/>
                 <w:sz w:val="21"/>
                 <w:szCs w:val="28"/>
                 <w:lang w:val="en-US" w:eastAsia="zh-CN"/>
               </w:rPr>
-            </w:pPr>
-            <w:r>
-              <w:rPr>
-                <w:rFonts w:hint="default" w:ascii="Times New Roman" w:hAnsi="Times New Roman" w:eastAsia="宋体" w:cs="Times New Roman"/>
-                <w:b/>
-                <w:sz w:val="21"/>
-                <w:szCs w:val="28"/>
-                <w:lang w:val="en-US" w:eastAsia="zh-CN"/>
-              </w:rPr>
               <w:t>2.1 布点与故障注入</w:t>
             </w:r>
-          </w:p>
-          <w:p>
-            <w:pPr>
-              <w:keepNext w:val="0"/>
-              <w:keepLines/>
-              <w:spacing w:beforeLines="50" w:after="100" w:line="240" w:lineRule="auto"/>
-              <w:jc w:val="left"/>
-              <w:rPr>
-                <w:rFonts w:hint="default" w:ascii="Times New Roman" w:hAnsi="Times New Roman" w:eastAsia="宋体" w:cs="Times New Roman"/>
-                <w:sz w:val="21"/>
-                <w:szCs w:val="28"/>
-                <w:lang w:val="en-US" w:eastAsia="zh-CN"/>
-              </w:rPr>
-            </w:pPr>
-            <w:r>
-              <w:rPr>
-                <w:rFonts w:hint="default" w:ascii="Times New Roman" w:hAnsi="Times New Roman" w:eastAsia="宋体" w:cs="Times New Roman"/>
+            <w:r>
+              <w:rPr>
+                <w:rFonts w:hint="default" w:ascii="Times New Roman" w:hAnsi="Times New Roman" w:eastAsia="宋体" w:cs="Times New Roman"/>
+                <w:b w:val="0"/>
+                <w:sz w:val="21"/>
+                <w:szCs w:val="28"/>
+                <w:lang w:val="en-US" w:eastAsia="zh-CN"/>
+              </w:rPr>
+              <w:br w:type="textWrapping"/>
+            </w:r>
+            <w:r>
+              <w:rPr>
+                <w:rFonts w:hint="default" w:ascii="Times New Roman" w:hAnsi="Times New Roman" w:eastAsia="宋体" w:cs="Times New Roman"/>
+                <w:b w:val="0"/>
                 <w:sz w:val="21"/>
                 <w:szCs w:val="28"/>
                 <w:lang w:val="en-US" w:eastAsia="zh-CN"/>
@@ -3428,7 +3416,7 @@
                 <w:lang w:val="en-US" w:eastAsia="zh-CN"/>
               </w:rPr>
               <w:pict>
-                <v:shape id="_x0000_i1027" o:spt="75" alt="图2 双压力流量布点与双支路台架设计" type="#_x0000_t75" style="height:197pt;width:425pt;" filled="f" o:preferrelative="t" stroked="f" coordsize="21600,21600">
+                <v:shape id="_x0000_i1027" o:spt="75" alt="图2 双压力流量布点与双支路台架设计" type="#_x0000_t75" style="height:267.25pt;width:425pt;" filled="f" o:preferrelative="t" stroked="f" coordsize="21600,21600">
                   <v:path/>
                   <v:fill on="f" focussize="0,0"/>
                   <v:stroke on="f"/>
@@ -3478,7 +3466,7 @@
                 <w:szCs w:val="28"/>
                 <w:lang w:val="en-US" w:eastAsia="zh-CN"/>
               </w:rPr>
-              <w:t>台架拟采用可调供水、支管、调节阀、三通、回水及泄漏收集装置，先完成稳定清水工况，再加入切换和故障变化。节流阀只模拟水力受限；滴头沉积、生物膜形成及真实堵塞材料机理不属于该替代试验能够证明的内容。</w:t>
+              <w:t>台架拟采用可调供水、支管、调节阀、三通、回水及泄漏收集装置。装配时先校核螺纹、密封、排气和传感器安装位置，再检查稳定供水与回水条件，最后开展切换和故障操作。泄漏支路保留独立收集与计时，以校核故障程度；B支路只承担正常负载切换，不注入第二类故障。节流阀用于模拟水力受限，所得结论不延伸到滴头沉积、生物膜或真实堵塞材料的形成机理。</w:t>
             </w:r>
           </w:p>
           <w:p>
@@ -3489,39 +3477,36 @@
               <w:jc w:val="left"/>
               <w:rPr>
                 <w:rFonts w:hint="default" w:ascii="Times New Roman" w:hAnsi="Times New Roman" w:eastAsia="宋体" w:cs="Times New Roman"/>
+                <w:b w:val="0"/>
+                <w:sz w:val="21"/>
+                <w:szCs w:val="28"/>
+                <w:lang w:val="en-US" w:eastAsia="zh-CN"/>
+              </w:rPr>
+            </w:pPr>
+            <w:r>
+              <w:rPr>
+                <w:rFonts w:hint="default" w:ascii="Times New Roman" w:hAnsi="Times New Roman" w:eastAsia="宋体" w:cs="Times New Roman"/>
                 <w:b/>
                 <w:sz w:val="21"/>
                 <w:szCs w:val="28"/>
                 <w:lang w:val="en-US" w:eastAsia="zh-CN"/>
               </w:rPr>
-            </w:pPr>
-            <w:r>
-              <w:rPr>
-                <w:rFonts w:hint="default" w:ascii="Times New Roman" w:hAnsi="Times New Roman" w:eastAsia="宋体" w:cs="Times New Roman"/>
-                <w:b/>
-                <w:sz w:val="21"/>
-                <w:szCs w:val="28"/>
-                <w:lang w:val="en-US" w:eastAsia="zh-CN"/>
-              </w:rPr>
               <w:t>2.2 节点硬件与数据采集</w:t>
             </w:r>
-          </w:p>
-          <w:p>
-            <w:pPr>
-              <w:keepNext w:val="0"/>
-              <w:keepLines/>
-              <w:spacing w:beforeLines="50" w:after="100" w:line="240" w:lineRule="auto"/>
-              <w:jc w:val="left"/>
-              <w:rPr>
-                <w:rFonts w:hint="default" w:ascii="Times New Roman" w:hAnsi="Times New Roman" w:eastAsia="宋体" w:cs="Times New Roman"/>
-                <w:sz w:val="21"/>
-                <w:szCs w:val="28"/>
-                <w:lang w:val="en-US" w:eastAsia="zh-CN"/>
-              </w:rPr>
-            </w:pPr>
-            <w:r>
-              <w:rPr>
-                <w:rFonts w:hint="default" w:ascii="Times New Roman" w:hAnsi="Times New Roman" w:eastAsia="宋体" w:cs="Times New Roman"/>
+            <w:r>
+              <w:rPr>
+                <w:rFonts w:hint="default" w:ascii="Times New Roman" w:hAnsi="Times New Roman" w:eastAsia="宋体" w:cs="Times New Roman"/>
+                <w:b w:val="0"/>
+                <w:sz w:val="21"/>
+                <w:szCs w:val="28"/>
+                <w:lang w:val="en-US" w:eastAsia="zh-CN"/>
+              </w:rPr>
+              <w:br w:type="textWrapping"/>
+            </w:r>
+            <w:r>
+              <w:rPr>
+                <w:rFonts w:hint="default" w:ascii="Times New Roman" w:hAnsi="Times New Roman" w:eastAsia="宋体" w:cs="Times New Roman"/>
+                <w:b w:val="0"/>
                 <w:sz w:val="21"/>
                 <w:szCs w:val="28"/>
                 <w:lang w:val="en-US" w:eastAsia="zh-CN"/>
@@ -3550,7 +3535,7 @@
                 <w:lang w:val="en-US" w:eastAsia="zh-CN"/>
               </w:rPr>
               <w:pict>
-                <v:shape id="_x0000_i1028" o:spt="75" alt="图3 感知节点功能连接设计" type="#_x0000_t75" style="height:251.25pt;width:425pt;" filled="f" o:preferrelative="t" stroked="f" coordsize="21600,21600">
+                <v:shape id="_x0000_i1028" o:spt="75" alt="图3 感知节点功能连接设计" type="#_x0000_t75" style="height:276.35pt;width:425pt;" filled="f" o:preferrelative="t" stroked="f" coordsize="21600,21600">
                   <v:path/>
                   <v:fill on="f" focussize="0,0"/>
                   <v:stroke on="f"/>
@@ -3601,6 +3586,57 @@
                 <w:lang w:val="en-US" w:eastAsia="zh-CN"/>
               </w:rPr>
               <w:t>表1列出国内有供应资料的候选器件。型号按接口、测量范围和报价核定后冻结，尚未采购或完成接线。图4为供应商产品配图，用于说明候选形态及安装接口，不是本项目样机照片。</w:t>
+            </w:r>
+          </w:p>
+          <w:p>
+            <w:pPr>
+              <w:keepNext w:val="0"/>
+              <w:keepLines/>
+              <w:spacing w:beforeLines="50" w:after="100" w:line="240" w:lineRule="auto"/>
+              <w:jc w:val="center"/>
+              <w:rPr>
+                <w:rFonts w:hint="default" w:ascii="Times New Roman" w:hAnsi="Times New Roman" w:eastAsia="宋体" w:cs="Times New Roman"/>
+                <w:sz w:val="21"/>
+                <w:szCs w:val="28"/>
+                <w:lang w:val="en-US" w:eastAsia="zh-CN"/>
+              </w:rPr>
+            </w:pPr>
+            <w:r>
+              <w:rPr>
+                <w:rFonts w:hint="default" w:ascii="Times New Roman" w:hAnsi="Times New Roman" w:eastAsia="宋体" w:cs="Times New Roman"/>
+                <w:sz w:val="21"/>
+                <w:szCs w:val="28"/>
+                <w:lang w:val="en-US" w:eastAsia="zh-CN"/>
+              </w:rPr>
+              <w:pict>
+                <v:shape id="_x0000_i1029" o:spt="75" alt="图4 国内供应商候选器件配图 尚未采购 非本项目样机" type="#_x0000_t75" style="height:173.35pt;width:425pt;" filled="f" o:preferrelative="t" stroked="f" coordsize="21600,21600">
+                  <v:path/>
+                  <v:fill on="f" focussize="0,0"/>
+                  <v:stroke on="f"/>
+                  <v:imagedata r:id="rId9" o:title="hardware_candidates"/>
+                  <o:lock v:ext="edit" aspectratio="t"/>
+                  <w10:wrap type="none"/>
+                  <w10:anchorlock/>
+                </v:shape>
+              </w:pict>
+            </w:r>
+            <w:r>
+              <w:rPr>
+                <w:rFonts w:hint="eastAsia" w:ascii="Times New Roman" w:hAnsi="Times New Roman" w:cs="Times New Roman"/>
+                <w:sz w:val="21"/>
+                <w:szCs w:val="28"/>
+                <w:lang w:val="en-US" w:eastAsia="zh-CN"/>
+              </w:rPr>
+              <w:br w:type="textWrapping"/>
+            </w:r>
+            <w:r>
+              <w:rPr>
+                <w:rFonts w:hint="eastAsia" w:ascii="Times New Roman" w:hAnsi="Times New Roman" w:cs="Times New Roman"/>
+                <w:sz w:val="18"/>
+                <w:szCs w:val="28"/>
+                <w:lang w:val="en-US" w:eastAsia="zh-CN"/>
+              </w:rPr>
+              <w:t>图4 国内供应商候选器件配图 尚未采购 非本项目样机</w:t>
             </w:r>
           </w:p>
           <w:tbl>
@@ -4692,6 +4728,52 @@
               <w:keepNext w:val="0"/>
               <w:keepLines/>
               <w:spacing w:beforeLines="50" w:after="100" w:line="240" w:lineRule="auto"/>
+              <w:jc w:val="left"/>
+              <w:rPr>
+                <w:rFonts w:hint="default" w:ascii="Times New Roman" w:hAnsi="Times New Roman" w:eastAsia="宋体" w:cs="Times New Roman"/>
+                <w:sz w:val="21"/>
+                <w:szCs w:val="28"/>
+                <w:lang w:val="en-US" w:eastAsia="zh-CN"/>
+              </w:rPr>
+            </w:pPr>
+            <w:r>
+              <w:rPr>
+                <w:rFonts w:hint="default" w:ascii="Times New Roman" w:hAnsi="Times New Roman" w:eastAsia="宋体" w:cs="Times New Roman"/>
+                <w:sz w:val="21"/>
+                <w:szCs w:val="28"/>
+                <w:lang w:val="en-US" w:eastAsia="zh-CN"/>
+              </w:rPr>
+              <w:t>软件拟以1秒为首轮记录间隔保存P0、P1、Q及阀态，记录原始值、标定后值、转换时间和无效原因。流量拟采用10秒滚动脉冲计数并保留原始计数；时间窗与压力分时采集带来的延迟、错位纳入评价。整机供电与连接按台架先实现，现场安装另做适应性检查。采购入口和厂家资料另附《国内硬件选型与可行性核对》，淘宝入口不作为已购或现货证据。</w:t>
+            </w:r>
+          </w:p>
+          <w:p>
+            <w:pPr>
+              <w:keepNext w:val="0"/>
+              <w:keepLines/>
+              <w:spacing w:beforeLines="50" w:after="100" w:line="240" w:lineRule="auto"/>
+              <w:jc w:val="left"/>
+              <w:rPr>
+                <w:rFonts w:hint="default" w:ascii="Times New Roman" w:hAnsi="Times New Roman" w:eastAsia="宋体" w:cs="Times New Roman"/>
+                <w:sz w:val="21"/>
+                <w:szCs w:val="28"/>
+                <w:lang w:val="en-US" w:eastAsia="zh-CN"/>
+              </w:rPr>
+            </w:pPr>
+            <w:r>
+              <w:rPr>
+                <w:rFonts w:hint="default" w:ascii="Times New Roman" w:hAnsi="Times New Roman" w:eastAsia="宋体" w:cs="Times New Roman"/>
+                <w:sz w:val="21"/>
+                <w:szCs w:val="28"/>
+                <w:lang w:val="en-US" w:eastAsia="zh-CN"/>
+              </w:rPr>
+              <w:t>采集程序按启动恢复、定时采样、质量检查、窗口对齐、状态关联和日志追加执行，见图5。量程外、缺测和明显非物理读数输出无效原因；状态未知或切换等待期间继续保存原始记录，暂缓单一故障原因判断。质量筛选条件、等待时间和健康参照编号均写入配置，后续评价同时报告被暂缓判断的时间比例及该时段发生的异常。</w:t>
+            </w:r>
+          </w:p>
+          <w:p>
+            <w:pPr>
+              <w:keepNext w:val="0"/>
+              <w:keepLines/>
+              <w:spacing w:beforeLines="50" w:after="100" w:line="240" w:lineRule="auto"/>
               <w:jc w:val="center"/>
               <w:rPr>
                 <w:rFonts w:hint="default" w:ascii="Times New Roman" w:hAnsi="Times New Roman" w:eastAsia="宋体" w:cs="Times New Roman"/>
@@ -4708,11 +4790,11 @@
                 <w:lang w:val="en-US" w:eastAsia="zh-CN"/>
               </w:rPr>
               <w:pict>
-                <v:shape id="_x0000_i1029" o:spt="75" alt="图4 国内供应商候选器件配图 尚未采购 非本项目样机" type="#_x0000_t75" style="height:173.35pt;width:425pt;" filled="f" o:preferrelative="t" stroked="f" coordsize="21600,21600">
+                <v:shape id="_x0000_i1030" o:spt="75" alt="图5 采集与质量状态处理流程 拟实施" type="#_x0000_t75" style="height:385.05pt;width:425pt;" filled="f" o:preferrelative="t" stroked="f" coordsize="21600,21600">
                   <v:path/>
                   <v:fill on="f" focussize="0,0"/>
                   <v:stroke on="f"/>
-                  <v:imagedata r:id="rId9" o:title="hardware_candidates"/>
+                  <v:imagedata r:id="rId10" o:title="acquisition_flow"/>
                   <o:lock v:ext="edit" aspectratio="t"/>
                   <w10:wrap type="none"/>
                   <w10:anchorlock/>
@@ -4735,7 +4817,52 @@
                 <w:szCs w:val="28"/>
                 <w:lang w:val="en-US" w:eastAsia="zh-CN"/>
               </w:rPr>
-              <w:t>图4 国内供应商候选器件配图 尚未采购 非本项目样机</w:t>
+              <w:t>图5 采集与质量状态处理流程 拟实施</w:t>
+            </w:r>
+          </w:p>
+          <w:p>
+            <w:pPr>
+              <w:keepNext/>
+              <w:keepLines/>
+              <w:spacing w:before="140" w:beforeLines="50" w:after="100" w:line="240" w:lineRule="auto"/>
+              <w:jc w:val="left"/>
+              <w:rPr>
+                <w:rFonts w:hint="default" w:ascii="Times New Roman" w:hAnsi="Times New Roman" w:eastAsia="宋体" w:cs="Times New Roman"/>
+                <w:b w:val="0"/>
+                <w:sz w:val="21"/>
+                <w:szCs w:val="28"/>
+                <w:lang w:val="en-US" w:eastAsia="zh-CN"/>
+              </w:rPr>
+            </w:pPr>
+            <w:r>
+              <w:rPr>
+                <w:rFonts w:hint="default" w:ascii="Times New Roman" w:hAnsi="Times New Roman" w:eastAsia="宋体" w:cs="Times New Roman"/>
+                <w:b/>
+                <w:sz w:val="21"/>
+                <w:szCs w:val="28"/>
+                <w:lang w:val="en-US" w:eastAsia="zh-CN"/>
+              </w:rPr>
+              <w:t>2.3 标定与等效模型</w:t>
+            </w:r>
+            <w:r>
+              <w:rPr>
+                <w:rFonts w:hint="default" w:ascii="Times New Roman" w:hAnsi="Times New Roman" w:eastAsia="宋体" w:cs="Times New Roman"/>
+                <w:b w:val="0"/>
+                <w:sz w:val="21"/>
+                <w:szCs w:val="28"/>
+                <w:lang w:val="en-US" w:eastAsia="zh-CN"/>
+              </w:rPr>
+              <w:br w:type="textWrapping"/>
+            </w:r>
+            <w:r>
+              <w:rPr>
+                <w:rFonts w:hint="default" w:ascii="Times New Roman" w:hAnsi="Times New Roman" w:eastAsia="宋体" w:cs="Times New Roman"/>
+                <w:b w:val="0"/>
+                <w:sz w:val="21"/>
+                <w:szCs w:val="28"/>
+                <w:lang w:val="en-US" w:eastAsia="zh-CN"/>
+              </w:rPr>
+              <w:t>压力采用参考表进行多点校核，流量采用容积或称重计时形成独立参照，记录零点、重复性、有效量程及同步误差。双压力的收益取决于健康压降是否大于差压不确定度；压差小于测量误差时，先调整量程、布点或试验程度，再进入辨识研究。</w:t>
             </w:r>
           </w:p>
           <w:p>
@@ -4758,124 +4885,7 @@
                 <w:szCs w:val="28"/>
                 <w:lang w:val="en-US" w:eastAsia="zh-CN"/>
               </w:rPr>
-              <w:t>软件拟以1秒为首轮记录间隔保存P0、P1、Q及阀态，记录原始值、标定后值、转换时间和无效原因。流量拟采用10秒滚动脉冲计数并保留原始计数；时间窗与压力分时采集带来的延迟、错位纳入评价。整机供电与连接按台架先实现，现场安装另做适应性检查。采购入口和厂家资料另附《国内硬件选型与可行性核对》，淘宝入口不作为已购或现货证据。</w:t>
-            </w:r>
-          </w:p>
-          <w:p>
-            <w:pPr>
-              <w:keepNext/>
-              <w:keepLines/>
-              <w:spacing w:before="140" w:beforeLines="50" w:after="100" w:line="240" w:lineRule="auto"/>
-              <w:jc w:val="left"/>
-              <w:rPr>
-                <w:rFonts w:hint="default" w:ascii="Times New Roman" w:hAnsi="Times New Roman" w:eastAsia="宋体" w:cs="Times New Roman"/>
-                <w:b/>
-                <w:sz w:val="21"/>
-                <w:szCs w:val="28"/>
-                <w:lang w:val="en-US" w:eastAsia="zh-CN"/>
-              </w:rPr>
-            </w:pPr>
-            <w:r>
-              <w:rPr>
-                <w:rFonts w:hint="default" w:ascii="Times New Roman" w:hAnsi="Times New Roman" w:eastAsia="宋体" w:cs="Times New Roman"/>
-                <w:b/>
-                <w:sz w:val="21"/>
-                <w:szCs w:val="28"/>
-                <w:lang w:val="en-US" w:eastAsia="zh-CN"/>
-              </w:rPr>
-              <w:t>2.3 标定与等效模型</w:t>
-            </w:r>
-          </w:p>
-          <w:p>
-            <w:pPr>
-              <w:keepNext w:val="0"/>
-              <w:keepLines/>
-              <w:spacing w:beforeLines="50" w:after="100" w:line="240" w:lineRule="auto"/>
-              <w:jc w:val="left"/>
-              <w:rPr>
-                <w:rFonts w:hint="default" w:ascii="Times New Roman" w:hAnsi="Times New Roman" w:eastAsia="宋体" w:cs="Times New Roman"/>
-                <w:sz w:val="21"/>
-                <w:szCs w:val="28"/>
-                <w:lang w:val="en-US" w:eastAsia="zh-CN"/>
-              </w:rPr>
-            </w:pPr>
-            <w:r>
-              <w:rPr>
-                <w:rFonts w:hint="default" w:ascii="Times New Roman" w:hAnsi="Times New Roman" w:eastAsia="宋体" w:cs="Times New Roman"/>
-                <w:sz w:val="21"/>
-                <w:szCs w:val="28"/>
-                <w:lang w:val="en-US" w:eastAsia="zh-CN"/>
-              </w:rPr>
-              <w:t>压力采用参考表进行多点校核，流量采用容积或称重计时形成独立参照，记录零点、重复性、有效量程及同步误差。双压力的收益取决于健康压降是否大于差压不确定度；压差小于测量误差时，先调整量程、布点或试验程度，再进入辨识研究。</w:t>
-            </w:r>
-          </w:p>
-          <w:p>
-            <w:pPr>
-              <w:keepNext w:val="0"/>
-              <w:keepLines/>
-              <w:spacing w:beforeLines="50" w:after="100" w:line="240" w:lineRule="auto"/>
-              <w:jc w:val="left"/>
-              <w:rPr>
-                <w:rFonts w:hint="default" w:ascii="Times New Roman" w:hAnsi="Times New Roman" w:eastAsia="宋体" w:cs="Times New Roman"/>
-                <w:sz w:val="21"/>
-                <w:szCs w:val="28"/>
-                <w:lang w:val="en-US" w:eastAsia="zh-CN"/>
-              </w:rPr>
-            </w:pPr>
-            <w:r>
-              <w:rPr>
-                <w:rFonts w:hint="default" w:ascii="Times New Roman" w:hAnsi="Times New Roman" w:eastAsia="宋体" w:cs="Times New Roman"/>
-                <w:sz w:val="21"/>
-                <w:szCs w:val="28"/>
-                <w:lang w:val="en-US" w:eastAsia="zh-CN"/>
-              </w:rPr>
-              <w:t>当前等效模型采用P0−P1=R·Q²、Q=C·√P1。局部R增加表示受限，负载系数C增加表示下游等效泄漏或负载增大，共同供水阻力连接A、B支路。模型采用集中平方律、非压力补偿负载、理想同步与单故障假设，用于筛选测点和构建反例；实际参数须标定，暂不覆盖CFD、水锤及完整滴灌管网。</w:t>
-            </w:r>
-          </w:p>
-          <w:p>
-            <w:pPr>
-              <w:keepNext w:val="0"/>
-              <w:keepLines/>
-              <w:spacing w:beforeLines="50" w:after="100" w:line="240" w:lineRule="auto"/>
-              <w:jc w:val="left"/>
-              <w:rPr>
-                <w:rFonts w:hint="default" w:ascii="Times New Roman" w:hAnsi="Times New Roman" w:eastAsia="宋体" w:cs="Times New Roman"/>
-                <w:sz w:val="21"/>
-                <w:szCs w:val="28"/>
-                <w:lang w:val="en-US" w:eastAsia="zh-CN"/>
-              </w:rPr>
-            </w:pPr>
-            <w:r>
-              <w:rPr>
-                <w:rFonts w:hint="default" w:ascii="Times New Roman" w:hAnsi="Times New Roman" w:eastAsia="宋体" w:cs="Times New Roman"/>
-                <w:sz w:val="21"/>
-                <w:szCs w:val="28"/>
-                <w:lang w:val="en-US" w:eastAsia="zh-CN"/>
-              </w:rPr>
-              <w:t>据候选目录，200kPa、±0.25%FS压力通道单项界限为±0.5kPa，两通道差分最不利界限为1kPa，完整采集误差还须计入调理、ADC、温漂及参考条件。大量程1.6MPa、0.5—1%FS方案单通道界限达8—16kPa，不适合直接承担本项目主要差压测量。1秒流量窗的一个脉冲对应0.111L/min，10秒窗对应0.0111L/min；分辨率和窗口延迟必须同时权衡。</w:t>
-            </w:r>
-          </w:p>
-          <w:p>
-            <w:pPr>
-              <w:keepNext w:val="0"/>
-              <w:keepLines/>
-              <w:spacing w:beforeLines="50" w:after="100" w:line="240" w:lineRule="auto"/>
-              <w:jc w:val="left"/>
-              <w:rPr>
-                <w:rFonts w:hint="default" w:ascii="Times New Roman" w:hAnsi="Times New Roman" w:eastAsia="宋体" w:cs="Times New Roman"/>
-                <w:sz w:val="21"/>
-                <w:szCs w:val="28"/>
-                <w:lang w:val="en-US" w:eastAsia="zh-CN"/>
-              </w:rPr>
-            </w:pPr>
-            <w:r>
-              <w:rPr>
-                <w:rFonts w:hint="default" w:ascii="Times New Roman" w:hAnsi="Times New Roman" w:eastAsia="宋体" w:cs="Times New Roman"/>
-                <w:sz w:val="21"/>
-                <w:szCs w:val="28"/>
-                <w:lang w:val="en-US" w:eastAsia="zh-CN"/>
-              </w:rPr>
-              <w:t>另以C=0.28作为台架健康设计负载，C至0.37、R为0.8或8.0，结合三档供压及B开关做24组模型边界计算，A流量为1.85—4.34L/min，落在候选流量计范围内，如图5。原480次合成试验仍保留原参数，不能用此计算代替实测。模型最大总流量约7.95L/min；水源需按流量—压力工作曲线核定，不能将商品开口流量与截止压力合并为工作点。基础预算以借用可调连续水源为前提，落实前不宣称已经具备台架。</w:t>
+              <w:t>当前等效模型采用P0−P1=R·Q²、Q=C·√P1，共同供水阻力连接A、B支路。图6将A负载系数写为正常负载Cₙ与泄漏负载Cₗ之和，用于说明流量计为何应覆盖两条下游路径，以及未知正常负载为何可能与泄漏同形。局部R增加模拟受限，Cₗ增加模拟泄漏。该集中平方律模型采用非压力补偿负载、理想同步与单故障假设，用于测点筛选、量程核对和反例分析，参数尚未通过实物标定。</w:t>
             </w:r>
           </w:p>
           <w:p>
@@ -4899,11 +4909,11 @@
                 <w:lang w:val="en-US" w:eastAsia="zh-CN"/>
               </w:rPr>
               <w:pict>
-                <v:shape id="_x0000_i1030" o:spt="75" alt="图5 候选量程与测量界限的模型核对 非实测" type="#_x0000_t75" style="height:357.45pt;width:425pt;" filled="f" o:preferrelative="t" stroked="f" coordsize="21600,21600">
+                <v:shape id="_x0000_i1031" o:spt="75" alt="图6 双支路水力等效模型与特征关系 参数未标定" type="#_x0000_t75" style="height:299pt;width:425pt;" filled="f" o:preferrelative="t" stroked="f" coordsize="21600,21600">
                   <v:path/>
                   <v:fill on="f" focussize="0,0"/>
                   <v:stroke on="f"/>
-                  <v:imagedata r:id="rId10" o:title="hardware_feasibility"/>
+                  <v:imagedata r:id="rId11" o:title="hydraulic_model"/>
                   <o:lock v:ext="edit" aspectratio="t"/>
                   <w10:wrap type="none"/>
                   <w10:anchorlock/>
@@ -4926,7 +4936,7 @@
                 <w:szCs w:val="28"/>
                 <w:lang w:val="en-US" w:eastAsia="zh-CN"/>
               </w:rPr>
-              <w:t>图5 候选量程与测量界限的模型核对 非实测</w:t>
+              <w:t>图6 双支路水力等效模型与特征关系 参数未标定</w:t>
             </w:r>
           </w:p>
           <w:p>
@@ -4949,32 +4959,7 @@
                 <w:szCs w:val="28"/>
                 <w:lang w:val="en-US" w:eastAsia="zh-CN"/>
               </w:rPr>
-              <w:t>另检查两故障、三供压、B开关及三程度共36组目标，修正受限范围后均可在模型内达到。仅按压力标称界限、10秒计数量化及流量±1%读数分析，健康与故障特征区间分离；若保守按5L/min满量程的1%分析，80kPa下两个5%泄漏组合区间重叠，弱异常不保证可分。流量精度定义须进一步核对，温漂、ADC、调理及安装误差尚未计入，不能转成实物检出率。模型P用kPa、Q用L/min，R与C量纲分别为kPa/(L/min)²和(L/min)/√kPa。</w:t>
-            </w:r>
-          </w:p>
-          <w:p>
-            <w:pPr>
-              <w:keepNext/>
-              <w:keepLines/>
-              <w:spacing w:before="140" w:beforeLines="50" w:after="100" w:line="240" w:lineRule="auto"/>
-              <w:jc w:val="left"/>
-              <w:rPr>
-                <w:rFonts w:hint="default" w:ascii="Times New Roman" w:hAnsi="Times New Roman" w:eastAsia="宋体" w:cs="Times New Roman"/>
-                <w:b/>
-                <w:sz w:val="21"/>
-                <w:szCs w:val="28"/>
-                <w:lang w:val="en-US" w:eastAsia="zh-CN"/>
-              </w:rPr>
-            </w:pPr>
-            <w:r>
-              <w:rPr>
-                <w:rFonts w:hint="default" w:ascii="Times New Roman" w:hAnsi="Times New Roman" w:eastAsia="宋体" w:cs="Times New Roman"/>
-                <w:b/>
-                <w:sz w:val="21"/>
-                <w:szCs w:val="28"/>
-                <w:lang w:val="en-US" w:eastAsia="zh-CN"/>
-              </w:rPr>
-              <w:t>3 渐进故障诊断与早期评价</w:t>
+              <w:t>预实验拟先在多个健康供压和B状态下测定压力与流量关系，检验平方律近似的残差及重复性，再确定健康参照和适用范围。流量计、接头及调节阀的实际压损纳入测量，安装后不能直接沿用理想模型系数。若负载为压力补偿型或稳定数据明显不符合当前关系，应修订模型并重新核对特征；本期不以该模型替代CFD、水锤分析或完整滴灌管网标定。</w:t>
             </w:r>
           </w:p>
           <w:p>
@@ -4997,7 +4982,30 @@
                 <w:szCs w:val="28"/>
                 <w:lang w:val="en-US" w:eastAsia="zh-CN"/>
               </w:rPr>
-              <w:t>拟从压力归一化流量K=Q/√P1和区段阻力估计R̂=(P0−P1)/Q²建立可解释特征，以健康工况为参照，在质量有效、运行状态已知的条件下观察持续偏离。处理过程包括数据检查、状态关联、健康参照、特征计算、持续判据和有限输出，如图6。切换期间需要保留原始记录，评价等待窗口带来的误报和漏检，避免通过直接丢弃切换数据得到表面上更好的结果。</w:t>
+              <w:t>据候选目录，200kPa、±0.25%FS压力通道单项界限为±0.5kPa，两通道差分最不利界限为1kPa，完整采集误差还须计入调理、ADC、温漂及参考条件。大量程1.6MPa、0.5—1%FS方案单通道界限达8—16kPa，不适合直接承担本项目主要差压测量。1秒流量窗的一个脉冲对应0.111L/min，10秒窗对应0.0111L/min；分辨率和窗口延迟必须同时权衡。</w:t>
+            </w:r>
+          </w:p>
+          <w:p>
+            <w:pPr>
+              <w:keepNext w:val="0"/>
+              <w:keepLines/>
+              <w:spacing w:beforeLines="50" w:after="100" w:line="240" w:lineRule="auto"/>
+              <w:jc w:val="left"/>
+              <w:rPr>
+                <w:rFonts w:hint="default" w:ascii="Times New Roman" w:hAnsi="Times New Roman" w:eastAsia="宋体" w:cs="Times New Roman"/>
+                <w:sz w:val="21"/>
+                <w:szCs w:val="28"/>
+                <w:lang w:val="en-US" w:eastAsia="zh-CN"/>
+              </w:rPr>
+            </w:pPr>
+            <w:r>
+              <w:rPr>
+                <w:rFonts w:hint="default" w:ascii="Times New Roman" w:hAnsi="Times New Roman" w:eastAsia="宋体" w:cs="Times New Roman"/>
+                <w:sz w:val="21"/>
+                <w:szCs w:val="28"/>
+                <w:lang w:val="en-US" w:eastAsia="zh-CN"/>
+              </w:rPr>
+              <w:t>另以C=0.28作为台架健康设计负载，C至0.37、R为0.8或8.0，结合三档供压及B开关做24组模型边界计算，A流量为1.85—4.34L/min，落在候选流量计范围内，如图7。原480次合成试验仍保留原参数，不能用此计算代替实测。模型最大总流量约7.95L/min；水源需按流量—压力工作曲线核定，不能将商品开口流量与截止压力合并为工作点。基础预算以借用可调连续水源为前提，落实前不宣称已经具备台架。</w:t>
             </w:r>
           </w:p>
           <w:p>
@@ -5021,11 +5029,11 @@
                 <w:lang w:val="en-US" w:eastAsia="zh-CN"/>
               </w:rPr>
               <w:pict>
-                <v:shape id="_x0000_i1031" o:spt="75" alt="图6 状态辅助与有限故障模式诊断流程设计" type="#_x0000_t75" style="height:281.4pt;width:425pt;" filled="f" o:preferrelative="t" stroked="f" coordsize="21600,21600">
+                <v:shape id="_x0000_i1032" o:spt="75" alt="图7 候选量程与测量界限的模型核对 非实测" type="#_x0000_t75" style="height:357.45pt;width:425pt;" filled="f" o:preferrelative="t" stroked="f" coordsize="21600,21600">
                   <v:path/>
                   <v:fill on="f" focussize="0,0"/>
                   <v:stroke on="f"/>
-                  <v:imagedata r:id="rId11" o:title="diagnosis_flow"/>
+                  <v:imagedata r:id="rId12" o:title="hardware_feasibility"/>
                   <o:lock v:ext="edit" aspectratio="t"/>
                   <w10:wrap type="none"/>
                   <w10:anchorlock/>
@@ -5048,7 +5056,7 @@
                 <w:szCs w:val="28"/>
                 <w:lang w:val="en-US" w:eastAsia="zh-CN"/>
               </w:rPr>
-              <w:t>图6 状态辅助与有限故障模式诊断流程设计</w:t>
+              <w:t>图7 候选量程与测量界限的模型核对 非实测</w:t>
             </w:r>
           </w:p>
           <w:p>
@@ -5071,30 +5079,7 @@
                 <w:szCs w:val="28"/>
                 <w:lang w:val="en-US" w:eastAsia="zh-CN"/>
               </w:rPr>
-              <w:t>输出分为等效泄漏模式、等效受限模式、异常待检查和数据无效。未知正常负载可能与泄漏同形，压力差分偏置可能与受限混淆；这类条件下保留异常证据并提示核查，不强制给出单一原因。定位精度限于被监测支管或压力点包围区段。</w:t>
-            </w:r>
-          </w:p>
-          <w:p>
-            <w:pPr>
-              <w:keepNext w:val="0"/>
-              <w:keepLines/>
-              <w:spacing w:beforeLines="50" w:after="100" w:line="240" w:lineRule="auto"/>
-              <w:jc w:val="left"/>
-              <w:rPr>
-                <w:rFonts w:hint="default" w:ascii="Times New Roman" w:hAnsi="Times New Roman" w:eastAsia="宋体" w:cs="Times New Roman"/>
-                <w:sz w:val="21"/>
-                <w:szCs w:val="28"/>
-                <w:lang w:val="en-US" w:eastAsia="zh-CN"/>
-              </w:rPr>
-            </w:pPr>
-            <w:r>
-              <w:rPr>
-                <w:rFonts w:hint="default" w:ascii="Times New Roman" w:hAnsi="Times New Roman" w:eastAsia="宋体" w:cs="Times New Roman"/>
-                <w:sz w:val="21"/>
-                <w:szCs w:val="28"/>
-                <w:lang w:val="en-US" w:eastAsia="zh-CN"/>
-              </w:rPr>
-              <w:t>早期评价以独立参考测量确定的预设失效判据为终点，同时记录故障操作起点、本地首次可靠提示和远端首次接收。考察相对同工况健康流量偏离5%、10%、15%的暂定程度，绘制检出、误报及提前量随程度变化的关系。15%目前是模型演示参照，实际程度与失效判据由导师结合预实验审核后冻结。研究目标是找出可测、可判、可提前的条件及失败边界，性能阈值由有独立标签的小试确定。</w:t>
+              <w:t>另检查两故障、三供压、B开关及三程度共36组目标，修正受限范围后均可在模型内达到。仅按压力标称界限、10秒计数量化及流量±1%读数分析，健康与故障特征区间分离；若保守按5L/min满量程的1%分析，80kPa下两个5%泄漏组合区间重叠，弱异常不保证可分。流量精度定义须进一步核对，温漂、ADC、调理及安装误差尚未计入，不能转成实物检出率。模型P用kPa、Q用L/min，R与C量纲分别为kPa/(L/min)²和(L/min)/√kPa。</w:t>
             </w:r>
           </w:p>
           <w:p>
@@ -5105,44 +5090,41 @@
               <w:jc w:val="left"/>
               <w:rPr>
                 <w:rFonts w:hint="default" w:ascii="Times New Roman" w:hAnsi="Times New Roman" w:eastAsia="宋体" w:cs="Times New Roman"/>
+                <w:b w:val="0"/>
+                <w:sz w:val="21"/>
+                <w:szCs w:val="28"/>
+                <w:lang w:val="en-US" w:eastAsia="zh-CN"/>
+              </w:rPr>
+            </w:pPr>
+            <w:r>
+              <w:rPr>
+                <w:rFonts w:hint="default" w:ascii="Times New Roman" w:hAnsi="Times New Roman" w:eastAsia="宋体" w:cs="Times New Roman"/>
                 <w:b/>
                 <w:sz w:val="21"/>
                 <w:szCs w:val="28"/>
                 <w:lang w:val="en-US" w:eastAsia="zh-CN"/>
               </w:rPr>
-            </w:pPr>
-            <w:r>
-              <w:rPr>
-                <w:rFonts w:hint="default" w:ascii="Times New Roman" w:hAnsi="Times New Roman" w:eastAsia="宋体" w:cs="Times New Roman"/>
-                <w:b/>
-                <w:sz w:val="21"/>
-                <w:szCs w:val="28"/>
-                <w:lang w:val="en-US" w:eastAsia="zh-CN"/>
-              </w:rPr>
-              <w:t>4 LoRa可靠告警与通信对照</w:t>
-            </w:r>
-          </w:p>
-          <w:p>
-            <w:pPr>
-              <w:keepNext w:val="0"/>
-              <w:keepLines/>
-              <w:spacing w:beforeLines="50" w:after="100" w:line="240" w:lineRule="auto"/>
-              <w:jc w:val="left"/>
-              <w:rPr>
-                <w:rFonts w:hint="default" w:ascii="Times New Roman" w:hAnsi="Times New Roman" w:eastAsia="宋体" w:cs="Times New Roman"/>
-                <w:sz w:val="21"/>
-                <w:szCs w:val="28"/>
-                <w:lang w:val="en-US" w:eastAsia="zh-CN"/>
-              </w:rPr>
-            </w:pPr>
-            <w:r>
-              <w:rPr>
-                <w:rFonts w:hint="default" w:ascii="Times New Roman" w:hAnsi="Times New Roman" w:eastAsia="宋体" w:cs="Times New Roman"/>
-                <w:sz w:val="21"/>
-                <w:szCs w:val="28"/>
-                <w:lang w:val="en-US" w:eastAsia="zh-CN"/>
-              </w:rPr>
-              <w:t>拟在同采样、检测器、载荷及链路设置下，比较快周期、慢周期、原始事件及滤波限频事件四种上报方式，缓存确认过程见图7。</w:t>
+              <w:t>3 渐进故障诊断与早期评价</w:t>
+            </w:r>
+            <w:r>
+              <w:rPr>
+                <w:rFonts w:hint="default" w:ascii="Times New Roman" w:hAnsi="Times New Roman" w:eastAsia="宋体" w:cs="Times New Roman"/>
+                <w:b w:val="0"/>
+                <w:sz w:val="21"/>
+                <w:szCs w:val="28"/>
+                <w:lang w:val="en-US" w:eastAsia="zh-CN"/>
+              </w:rPr>
+              <w:br w:type="textWrapping"/>
+            </w:r>
+            <w:r>
+              <w:rPr>
+                <w:rFonts w:hint="default" w:ascii="Times New Roman" w:hAnsi="Times New Roman" w:eastAsia="宋体" w:cs="Times New Roman"/>
+                <w:b w:val="0"/>
+                <w:sz w:val="21"/>
+                <w:szCs w:val="28"/>
+                <w:lang w:val="en-US" w:eastAsia="zh-CN"/>
+              </w:rPr>
+              <w:t>拟采用压力归一化流量K=Q/√P1和区段阻力估计R̂=(P0−P1)/Q²，分别描述下游等效负载及监测区段的阻力变化。程序在测量质量和运行状态满足条件后，比较同工况健康特征及误差区间，再检验偏离是否持续，处理分支见图8。健康参照、偏离阈值和持续条件由标定小试确定并在验证前冻结；故障期间不以自动更新参照消除异常。切换等待段仍保留原始数据，单独报告暂缓判断的时间、误报和漏检。</w:t>
             </w:r>
           </w:p>
           <w:p>
@@ -5166,11 +5148,11 @@
                 <w:lang w:val="en-US" w:eastAsia="zh-CN"/>
               </w:rPr>
               <w:pict>
-                <v:shape id="_x0000_i1032" o:spt="75" alt="图7 事件缓存确认与接收去重的协议设计" type="#_x0000_t75" style="height:232.65pt;width:425pt;" filled="f" o:preferrelative="t" stroked="f" coordsize="21600,21600">
+                <v:shape id="_x0000_i1033" o:spt="75" alt="图8 状态辅助与有限故障模式诊断流程设计" type="#_x0000_t75" style="height:430.35pt;width:425pt;" filled="f" o:preferrelative="t" stroked="f" coordsize="21600,21600">
                   <v:path/>
                   <v:fill on="f" focussize="0,0"/>
                   <v:stroke on="f"/>
-                  <v:imagedata r:id="rId12" o:title="protocol_loop"/>
+                  <v:imagedata r:id="rId13" o:title="diagnosis_flow"/>
                   <o:lock v:ext="edit" aspectratio="t"/>
                   <w10:wrap type="none"/>
                   <w10:anchorlock/>
@@ -5193,7 +5175,7 @@
                 <w:szCs w:val="28"/>
                 <w:lang w:val="en-US" w:eastAsia="zh-CN"/>
               </w:rPr>
-              <w:t>图7 事件缓存确认与接收去重的协议设计</w:t>
+              <w:t>图8 状态辅助与有限故障模式诊断流程设计</w:t>
             </w:r>
           </w:p>
           <w:p>
@@ -5216,7 +5198,7 @@
                 <w:szCs w:val="28"/>
                 <w:lang w:val="en-US" w:eastAsia="zh-CN"/>
               </w:rPr>
-              <w:t>事件记录设备与会话编号、序号、发生时间、状态、测量及质量；接收端存储后确认，节点超时重试，按会话与序号去重，断链时缓存并明确离线。原始日志留在本地，摘要经LoRa发送；ACK仅表示接收存储，管理确认另行记录。实物试验明确缓存容量、重启会话、溢出及恢复，记录发收、重试与确认时间。模型中的1秒ACK、4秒超时及16条队列是回放假设，实际参数需依据模块及空中时间核定。</w:t>
+              <w:t>输出分为等效泄漏模式、等效受限模式、异常待检查和数据无效。未知正常负载可能与泄漏同形，压力差分偏置可能与受限混淆；这类条件下保留异常证据并提示核查，不强制给出单一原因。定位精度限于被监测支管或压力点包围区段。</w:t>
             </w:r>
           </w:p>
           <w:p>
@@ -5239,7 +5221,30 @@
                 <w:szCs w:val="28"/>
                 <w:lang w:val="en-US" w:eastAsia="zh-CN"/>
               </w:rPr>
-              <w:t>通信研究报告上行/确认帧数、字节、故障到本地提示与本地提示到远端接收的两段延迟，并在完整供电边界内实测能量。较少发送不直接等同更长续航；射频配置、干扰、现场遮挡和整机静态功耗均须记录。无线断链期间允许显示离线和待补发，不能把未收到事件显示为正常。</w:t>
+              <w:t>模式提示附带P0/P1/Q、特征偏离、阀态、质量标志及参照编号。K增大而区段阻力稳定时检查等效泄漏或负载变化；区段阻力增大时检查等效受限，同时核查压力偏置。两个特征同时变化、状态不明或证据不足时，提示异常待检查。管理者据此确定核查顺序，真实原因最终以独立操作记录、参考测量及现场检查为依据。</w:t>
+            </w:r>
+          </w:p>
+          <w:p>
+            <w:pPr>
+              <w:keepNext w:val="0"/>
+              <w:keepLines/>
+              <w:spacing w:beforeLines="50" w:after="100" w:line="240" w:lineRule="auto"/>
+              <w:jc w:val="left"/>
+              <w:rPr>
+                <w:rFonts w:hint="default" w:ascii="Times New Roman" w:hAnsi="Times New Roman" w:eastAsia="宋体" w:cs="Times New Roman"/>
+                <w:sz w:val="21"/>
+                <w:szCs w:val="28"/>
+                <w:lang w:val="en-US" w:eastAsia="zh-CN"/>
+              </w:rPr>
+            </w:pPr>
+            <w:r>
+              <w:rPr>
+                <w:rFonts w:hint="default" w:ascii="Times New Roman" w:hAnsi="Times New Roman" w:eastAsia="宋体" w:cs="Times New Roman"/>
+                <w:sz w:val="21"/>
+                <w:szCs w:val="28"/>
+                <w:lang w:val="en-US" w:eastAsia="zh-CN"/>
+              </w:rPr>
+              <w:t>早期评价以独立参考测量确定的预设失效判据为终点，同时记录故障操作起点、本地首次可靠提示和远端首次接收。考察相对同工况健康流量偏离5%、10%、15%的暂定程度，绘制检出、误报及提前量随程度变化的关系。15%目前是模型演示参照，实际程度与失效判据由导师结合预实验审核后冻结。研究目标是找出可测、可判、可提前的条件及失败边界，性能阈值由有独立标签的小试确定。</w:t>
             </w:r>
           </w:p>
           <w:p>
@@ -5250,44 +5255,41 @@
               <w:jc w:val="left"/>
               <w:rPr>
                 <w:rFonts w:hint="default" w:ascii="Times New Roman" w:hAnsi="Times New Roman" w:eastAsia="宋体" w:cs="Times New Roman"/>
+                <w:b w:val="0"/>
+                <w:sz w:val="21"/>
+                <w:szCs w:val="28"/>
+                <w:lang w:val="en-US" w:eastAsia="zh-CN"/>
+              </w:rPr>
+            </w:pPr>
+            <w:r>
+              <w:rPr>
+                <w:rFonts w:hint="default" w:ascii="Times New Roman" w:hAnsi="Times New Roman" w:eastAsia="宋体" w:cs="Times New Roman"/>
                 <w:b/>
                 <w:sz w:val="21"/>
                 <w:szCs w:val="28"/>
                 <w:lang w:val="en-US" w:eastAsia="zh-CN"/>
               </w:rPr>
-            </w:pPr>
-            <w:r>
-              <w:rPr>
-                <w:rFonts w:hint="default" w:ascii="Times New Roman" w:hAnsi="Times New Roman" w:eastAsia="宋体" w:cs="Times New Roman"/>
-                <w:b/>
-                <w:sz w:val="21"/>
-                <w:szCs w:val="28"/>
-                <w:lang w:val="en-US" w:eastAsia="zh-CN"/>
-              </w:rPr>
-              <w:t>5 管理软件与系统集成</w:t>
-            </w:r>
-          </w:p>
-          <w:p>
-            <w:pPr>
-              <w:keepNext w:val="0"/>
-              <w:keepLines/>
-              <w:spacing w:beforeLines="50" w:after="100" w:line="240" w:lineRule="auto"/>
-              <w:jc w:val="left"/>
-              <w:rPr>
-                <w:rFonts w:hint="default" w:ascii="Times New Roman" w:hAnsi="Times New Roman" w:eastAsia="宋体" w:cs="Times New Roman"/>
-                <w:sz w:val="21"/>
-                <w:szCs w:val="28"/>
-                <w:lang w:val="en-US" w:eastAsia="zh-CN"/>
-              </w:rPr>
-            </w:pPr>
-            <w:r>
-              <w:rPr>
-                <w:rFonts w:hint="default" w:ascii="Times New Roman" w:hAnsi="Times New Roman" w:eastAsia="宋体" w:cs="Times New Roman"/>
-                <w:sz w:val="21"/>
-                <w:szCs w:val="28"/>
-                <w:lang w:val="en-US" w:eastAsia="zh-CN"/>
-              </w:rPr>
-              <w:t>本地Web拟提供设备档案、支管位置示意、P0/P1/Q趋势、事件证据、质量状态、处理确认、历史回放与CSV导出。网页将区分测量时间、接收时间、模型回放和实际设备状态，提示检查供压、阀态、传感器与目标管路。接收端的数据持久化和真实节点接入是实施任务；已有离线页面完成合成回放与交互演示，其实际运行截图见图8。</w:t>
+              <w:t>4 LoRa可靠告警与通信对照</w:t>
+            </w:r>
+            <w:r>
+              <w:rPr>
+                <w:rFonts w:hint="default" w:ascii="Times New Roman" w:hAnsi="Times New Roman" w:eastAsia="宋体" w:cs="Times New Roman"/>
+                <w:b w:val="0"/>
+                <w:sz w:val="21"/>
+                <w:szCs w:val="28"/>
+                <w:lang w:val="en-US" w:eastAsia="zh-CN"/>
+              </w:rPr>
+              <w:br w:type="textWrapping"/>
+            </w:r>
+            <w:r>
+              <w:rPr>
+                <w:rFonts w:hint="default" w:ascii="Times New Roman" w:hAnsi="Times New Roman" w:eastAsia="宋体" w:cs="Times New Roman"/>
+                <w:b w:val="0"/>
+                <w:sz w:val="21"/>
+                <w:szCs w:val="28"/>
+                <w:lang w:val="en-US" w:eastAsia="zh-CN"/>
+              </w:rPr>
+              <w:t>比较快周期、慢周期、原始事件与滤波限频事件四种上报策略，协议见图9。</w:t>
             </w:r>
           </w:p>
           <w:p>
@@ -5311,11 +5313,11 @@
                 <w:lang w:val="en-US" w:eastAsia="zh-CN"/>
               </w:rPr>
               <w:pict>
-                <v:shape id="_x0000_i1033" o:spt="75" alt="图8 已实现离线网页的合成诊断回放截图 尚未连接实物" type="#_x0000_t75" style="height:350.5pt;width:425pt;" filled="f" o:preferrelative="t" stroked="f" coordsize="21600,21600">
+                <v:shape id="_x0000_i1034" o:spt="75" alt="图9 事件缓存确认与接收去重的协议设计" type="#_x0000_t75" style="height:396.4pt;width:425pt;" filled="f" o:preferrelative="t" stroked="f" coordsize="21600,21600">
                   <v:path/>
                   <v:fill on="f" focussize="0,0"/>
                   <v:stroke on="f"/>
-                  <v:imagedata r:id="rId13" o:title="platform_replay"/>
+                  <v:imagedata r:id="rId14" o:title="protocol_loop"/>
                   <o:lock v:ext="edit" aspectratio="t"/>
                   <w10:wrap type="none"/>
                   <w10:anchorlock/>
@@ -5338,7 +5340,7 @@
                 <w:szCs w:val="28"/>
                 <w:lang w:val="en-US" w:eastAsia="zh-CN"/>
               </w:rPr>
-              <w:t>图8 已实现离线网页的合成诊断回放截图 尚未连接实物</w:t>
+              <w:t>图9 事件缓存确认与接收去重的协议设计</w:t>
             </w:r>
           </w:p>
           <w:p>
@@ -5361,7 +5363,53 @@
                 <w:szCs w:val="28"/>
                 <w:lang w:val="en-US" w:eastAsia="zh-CN"/>
               </w:rPr>
-              <w:t>集成先完成有线原始日志，再连接LoRa和本地网页，以事件记录贯通节点判定、接收存储和管理确认。展示页面只是系统的一部分，验收同时检查原始记录、协议日志和对应实验标签，不能仅凭页面数值变化认定系统可用。</w:t>
+              <w:t>四策略保持采样、检测器、载荷及链路设置一致。事件包含设备、会话、序号、发生时间、状态、测量及质量；本地保存原始日志，经LoRa发送摘要。实物试验冻结缓存容量、超时、重试及掉电策略，并记录发收与确认时间。回放中的1秒ACK、4秒超时及16条队列仅为模型假设，实际值须依据模块与空中时间核定。</w:t>
+            </w:r>
+          </w:p>
+          <w:p>
+            <w:pPr>
+              <w:keepNext w:val="0"/>
+              <w:keepLines/>
+              <w:spacing w:beforeLines="50" w:after="100" w:line="240" w:lineRule="auto"/>
+              <w:jc w:val="left"/>
+              <w:rPr>
+                <w:rFonts w:hint="default" w:ascii="Times New Roman" w:hAnsi="Times New Roman" w:eastAsia="宋体" w:cs="Times New Roman"/>
+                <w:sz w:val="21"/>
+                <w:szCs w:val="28"/>
+                <w:lang w:val="en-US" w:eastAsia="zh-CN"/>
+              </w:rPr>
+            </w:pPr>
+            <w:r>
+              <w:rPr>
+                <w:rFonts w:hint="default" w:ascii="Times New Roman" w:hAnsi="Times New Roman" w:eastAsia="宋体" w:cs="Times New Roman"/>
+                <w:sz w:val="21"/>
+                <w:szCs w:val="28"/>
+                <w:lang w:val="en-US" w:eastAsia="zh-CN"/>
+              </w:rPr>
+              <w:t>接收端持久化后发送匹配ACK，重复事件再次确认但不重复存储，管理者的处理确认另记。节点仅移除已确认事件；重试耗尽仍保留待确认状态，队列满时记录丢弃或拒绝及缺口。掉电后恢复队列和会话，或明确标记无法恢复的记录。上述拟实施要求通过丢包、阻断和重启试验核对。</w:t>
+            </w:r>
+          </w:p>
+          <w:p>
+            <w:pPr>
+              <w:keepNext w:val="0"/>
+              <w:keepLines/>
+              <w:spacing w:beforeLines="50" w:after="100" w:line="240" w:lineRule="auto"/>
+              <w:jc w:val="left"/>
+              <w:rPr>
+                <w:rFonts w:hint="default" w:ascii="Times New Roman" w:hAnsi="Times New Roman" w:eastAsia="宋体" w:cs="Times New Roman"/>
+                <w:sz w:val="21"/>
+                <w:szCs w:val="28"/>
+                <w:lang w:val="en-US" w:eastAsia="zh-CN"/>
+              </w:rPr>
+            </w:pPr>
+            <w:r>
+              <w:rPr>
+                <w:rFonts w:hint="default" w:ascii="Times New Roman" w:hAnsi="Times New Roman" w:eastAsia="宋体" w:cs="Times New Roman"/>
+                <w:sz w:val="21"/>
+                <w:szCs w:val="28"/>
+                <w:lang w:val="en-US" w:eastAsia="zh-CN"/>
+              </w:rPr>
+              <w:t>通信评价分别测量故障至本地提示、本地提示至远端接收的延迟，统计上行与确认帧数及字节，并独立计量整机能量。射频配置、干扰、遮挡与静态功耗一并记录，不能以帧数代替续航结论。断链时显示离线及待补发，未收到事件不判为正常。</w:t>
             </w:r>
           </w:p>
           <w:p>
@@ -5372,21 +5420,92 @@
               <w:jc w:val="left"/>
               <w:rPr>
                 <w:rFonts w:hint="default" w:ascii="Times New Roman" w:hAnsi="Times New Roman" w:eastAsia="宋体" w:cs="Times New Roman"/>
+                <w:b w:val="0"/>
+                <w:sz w:val="21"/>
+                <w:szCs w:val="28"/>
+                <w:lang w:val="en-US" w:eastAsia="zh-CN"/>
+              </w:rPr>
+            </w:pPr>
+            <w:r>
+              <w:rPr>
+                <w:rFonts w:hint="default" w:ascii="Times New Roman" w:hAnsi="Times New Roman" w:eastAsia="宋体" w:cs="Times New Roman"/>
                 <w:b/>
                 <w:sz w:val="21"/>
                 <w:szCs w:val="28"/>
                 <w:lang w:val="en-US" w:eastAsia="zh-CN"/>
               </w:rPr>
-            </w:pPr>
-            <w:r>
-              <w:rPr>
-                <w:rFonts w:hint="default" w:ascii="Times New Roman" w:hAnsi="Times New Roman" w:eastAsia="宋体" w:cs="Times New Roman"/>
-                <w:b/>
-                <w:sz w:val="21"/>
-                <w:szCs w:val="28"/>
-                <w:lang w:val="en-US" w:eastAsia="zh-CN"/>
-              </w:rPr>
-              <w:t>6 项目目标与分层实验</w:t>
+              <w:t>5 管理软件与系统集成</w:t>
+            </w:r>
+            <w:r>
+              <w:rPr>
+                <w:rFonts w:hint="default" w:ascii="Times New Roman" w:hAnsi="Times New Roman" w:eastAsia="宋体" w:cs="Times New Roman"/>
+                <w:b w:val="0"/>
+                <w:sz w:val="21"/>
+                <w:szCs w:val="28"/>
+                <w:lang w:val="en-US" w:eastAsia="zh-CN"/>
+              </w:rPr>
+              <w:br w:type="textWrapping"/>
+            </w:r>
+            <w:r>
+              <w:rPr>
+                <w:rFonts w:hint="default" w:ascii="Times New Roman" w:hAnsi="Times New Roman" w:eastAsia="宋体" w:cs="Times New Roman"/>
+                <w:b w:val="0"/>
+                <w:sz w:val="21"/>
+                <w:szCs w:val="28"/>
+                <w:lang w:val="en-US" w:eastAsia="zh-CN"/>
+              </w:rPr>
+              <w:t>本地Web拟提供设备档案、支管位置示意、P0/P1/Q趋势、事件证据、质量状态、处理确认、历史回放与CSV导出。网页将区分测量时间、接收时间、模型回放和实际设备状态，提示检查供压、阀态、传感器与目标管路。接收端的数据持久化和真实节点接入是实施任务；已有离线页面完成合成回放与交互演示，其实际运行截图见图10。</w:t>
+            </w:r>
+          </w:p>
+          <w:p>
+            <w:pPr>
+              <w:keepNext w:val="0"/>
+              <w:keepLines/>
+              <w:spacing w:beforeLines="50" w:after="100" w:line="240" w:lineRule="auto"/>
+              <w:jc w:val="center"/>
+              <w:rPr>
+                <w:rFonts w:hint="default" w:ascii="Times New Roman" w:hAnsi="Times New Roman" w:eastAsia="宋体" w:cs="Times New Roman"/>
+                <w:sz w:val="21"/>
+                <w:szCs w:val="28"/>
+                <w:lang w:val="en-US" w:eastAsia="zh-CN"/>
+              </w:rPr>
+            </w:pPr>
+            <w:r>
+              <w:rPr>
+                <w:rFonts w:hint="default" w:ascii="Times New Roman" w:hAnsi="Times New Roman" w:eastAsia="宋体" w:cs="Times New Roman"/>
+                <w:sz w:val="21"/>
+                <w:szCs w:val="28"/>
+                <w:lang w:val="en-US" w:eastAsia="zh-CN"/>
+              </w:rPr>
+              <w:pict>
+                <v:shape id="_x0000_i1035" o:spt="75" alt="图10 已实现离线网页的合成诊断回放截图 尚未连接实物" type="#_x0000_t75" style="height:350.5pt;width:425pt;" filled="f" o:preferrelative="t" stroked="f" coordsize="21600,21600">
+                  <v:path/>
+                  <v:fill on="f" focussize="0,0"/>
+                  <v:stroke on="f"/>
+                  <v:imagedata r:id="rId15" o:title="platform_replay"/>
+                  <o:lock v:ext="edit" aspectratio="t"/>
+                  <w10:wrap type="none"/>
+                  <w10:anchorlock/>
+                </v:shape>
+              </w:pict>
+            </w:r>
+            <w:r>
+              <w:rPr>
+                <w:rFonts w:hint="eastAsia" w:ascii="Times New Roman" w:hAnsi="Times New Roman" w:cs="Times New Roman"/>
+                <w:sz w:val="21"/>
+                <w:szCs w:val="28"/>
+                <w:lang w:val="en-US" w:eastAsia="zh-CN"/>
+              </w:rPr>
+              <w:br w:type="textWrapping"/>
+            </w:r>
+            <w:r>
+              <w:rPr>
+                <w:rFonts w:hint="eastAsia" w:ascii="Times New Roman" w:hAnsi="Times New Roman" w:cs="Times New Roman"/>
+                <w:sz w:val="18"/>
+                <w:szCs w:val="28"/>
+                <w:lang w:val="en-US" w:eastAsia="zh-CN"/>
+              </w:rPr>
+              <w:t>图10 已实现离线网页的合成诊断回放截图 尚未连接实物</w:t>
             </w:r>
           </w:p>
           <w:p>
@@ -5405,6 +5524,51 @@
             <w:r>
               <w:rPr>
                 <w:rFonts w:hint="default" w:ascii="Times New Roman" w:hAnsi="Times New Roman" w:eastAsia="宋体" w:cs="Times New Roman"/>
+                <w:sz w:val="21"/>
+                <w:szCs w:val="28"/>
+                <w:lang w:val="en-US" w:eastAsia="zh-CN"/>
+              </w:rPr>
+              <w:t>集成先完成有线原始日志，再连接LoRa和本地网页，以事件记录贯通节点判定、接收存储和管理确认。展示页面只是系统的一部分，验收同时检查原始记录、协议日志和对应实验标签，不能仅凭页面数值变化认定系统可用。</w:t>
+            </w:r>
+          </w:p>
+          <w:p>
+            <w:pPr>
+              <w:keepNext/>
+              <w:keepLines/>
+              <w:spacing w:before="140" w:beforeLines="50" w:after="100" w:line="240" w:lineRule="auto"/>
+              <w:jc w:val="left"/>
+              <w:rPr>
+                <w:rFonts w:hint="default" w:ascii="Times New Roman" w:hAnsi="Times New Roman" w:eastAsia="宋体" w:cs="Times New Roman"/>
+                <w:b w:val="0"/>
+                <w:sz w:val="21"/>
+                <w:szCs w:val="28"/>
+                <w:lang w:val="en-US" w:eastAsia="zh-CN"/>
+              </w:rPr>
+            </w:pPr>
+            <w:r>
+              <w:rPr>
+                <w:rFonts w:hint="default" w:ascii="Times New Roman" w:hAnsi="Times New Roman" w:eastAsia="宋体" w:cs="Times New Roman"/>
+                <w:b/>
+                <w:sz w:val="21"/>
+                <w:szCs w:val="28"/>
+                <w:lang w:val="en-US" w:eastAsia="zh-CN"/>
+              </w:rPr>
+              <w:t>6 项目目标与分层实验</w:t>
+            </w:r>
+            <w:r>
+              <w:rPr>
+                <w:rFonts w:hint="default" w:ascii="Times New Roman" w:hAnsi="Times New Roman" w:eastAsia="宋体" w:cs="Times New Roman"/>
+                <w:b w:val="0"/>
+                <w:sz w:val="21"/>
+                <w:szCs w:val="28"/>
+                <w:lang w:val="en-US" w:eastAsia="zh-CN"/>
+              </w:rPr>
+              <w:br w:type="textWrapping"/>
+            </w:r>
+            <w:r>
+              <w:rPr>
+                <w:rFonts w:hint="default" w:ascii="Times New Roman" w:hAnsi="Times New Roman" w:eastAsia="宋体" w:cs="Times New Roman"/>
+                <w:b w:val="0"/>
                 <w:sz w:val="21"/>
                 <w:szCs w:val="28"/>
                 <w:lang w:val="en-US" w:eastAsia="zh-CN"/>
@@ -6381,7 +6545,7 @@
                 <w:szCs w:val="28"/>
                 <w:lang w:val="en-US" w:eastAsia="zh-CN"/>
               </w:rPr>
-              <w:t>第一层为测量预实验：完成水路稳定性、参考标定及操作标签。暂定供压80/120/160kPa，实际范围依据设备能力冻结。若目标变化被测量误差覆盖，调整设计后重复校核，不用检测算法掩盖测量问题。</w:t>
+              <w:t>图11给出预实验、独立操作、跨批次验证、通信对照与归档的先后关系。预实验决定测量和判据能否进入验证；正式验证同时支撑结项演示与论文论证。主要故障网格的重复次数按独立操作计算，通信策略比较使用同一组本地检测记录，以减少检测差异对链路结论的干扰。</w:t>
             </w:r>
           </w:p>
           <w:p>
@@ -6404,7 +6568,7 @@
                 <w:szCs w:val="28"/>
                 <w:lang w:val="en-US" w:eastAsia="zh-CN"/>
               </w:rPr>
-              <w:t>第二层为水力与方法实验：安排正常稳定、正常切换、渐进泄漏、渐进受限和切换期间异常五组工况。以独立操作日志、参考流量和泄漏收集量确定故障时间与程度；主要故障网格至少54次，正常及切换对照另行安排。小试用于调参，验证按独立日或批次留出，相邻采样点不算独立重复。</w:t>
+              <w:t>第一层为测量预实验：完成水路稳定性、参考标定及操作标签。暂定供压80/120/160kPa，实际范围依据设备能力冻结。若目标变化被测量误差覆盖，调整设计后重复校核，不用检测算法掩盖测量问题。</w:t>
             </w:r>
           </w:p>
           <w:p>
@@ -6427,7 +6591,58 @@
                 <w:szCs w:val="28"/>
                 <w:lang w:val="en-US" w:eastAsia="zh-CN"/>
               </w:rPr>
-              <w:t>同信息条件下比较固定阈值、切换等待、压力归一化、双点特征和候选方法，并做单点/双点、阀态及持续判据消融。评价以试次为单位，保留漂移、未知负载与错误模式实例。方法未超过强基线时如实报告，将贡献转向可观测范围或测量边界。</w:t>
+              <w:t>第二层为水力与方法实验：安排正常稳定、正常切换、渐进泄漏、渐进受限和切换期间异常五组工况。以独立操作日志、参考流量和泄漏收集量确定故障时间与程度；主要故障网格至少54次，正常及切换对照另行安排。小试用于调参，验证按独立日或批次留出，相邻采样点不算独立重复。</w:t>
+            </w:r>
+          </w:p>
+          <w:p>
+            <w:pPr>
+              <w:keepNext w:val="0"/>
+              <w:keepLines/>
+              <w:spacing w:beforeLines="50" w:after="100" w:line="240" w:lineRule="auto"/>
+              <w:jc w:val="center"/>
+              <w:rPr>
+                <w:rFonts w:hint="default" w:ascii="Times New Roman" w:hAnsi="Times New Roman" w:eastAsia="宋体" w:cs="Times New Roman"/>
+                <w:sz w:val="21"/>
+                <w:szCs w:val="28"/>
+                <w:lang w:val="en-US" w:eastAsia="zh-CN"/>
+              </w:rPr>
+            </w:pPr>
+            <w:r>
+              <w:rPr>
+                <w:rFonts w:hint="default" w:ascii="Times New Roman" w:hAnsi="Times New Roman" w:eastAsia="宋体" w:cs="Times New Roman"/>
+                <w:sz w:val="21"/>
+                <w:szCs w:val="28"/>
+                <w:lang w:val="en-US" w:eastAsia="zh-CN"/>
+              </w:rPr>
+              <w:pict>
+                <v:shape id="_x0000_i1036" o:spt="75" alt="图11 从测量预实验到结项与论文的验证流程 拟实施" type="#_x0000_t75" style="height:409.95pt;width:425pt;" filled="f" o:preferrelative="t" stroked="f" coordsize="21600,21600">
+                  <v:path/>
+                  <v:fill on="f" focussize="0,0"/>
+                  <v:stroke on="f"/>
+                  <v:imagedata r:id="rId16" o:title="experiment_flow"/>
+                  <o:lock v:ext="edit" aspectratio="t"/>
+                  <w10:wrap type="none"/>
+                  <w10:anchorlock/>
+                </v:shape>
+              </w:pict>
+            </w:r>
+            <w:r>
+              <w:rPr>
+                <w:rFonts w:hint="eastAsia" w:ascii="Times New Roman" w:hAnsi="Times New Roman" w:cs="Times New Roman"/>
+                <w:sz w:val="21"/>
+                <w:szCs w:val="28"/>
+                <w:lang w:val="en-US" w:eastAsia="zh-CN"/>
+              </w:rPr>
+              <w:br w:type="textWrapping"/>
+            </w:r>
+            <w:r>
+              <w:rPr>
+                <w:rFonts w:hint="eastAsia" w:ascii="Times New Roman" w:hAnsi="Times New Roman" w:cs="Times New Roman"/>
+                <w:sz w:val="18"/>
+                <w:szCs w:val="28"/>
+                <w:lang w:val="en-US" w:eastAsia="zh-CN"/>
+              </w:rPr>
+              <w:t>图11 从测量预实验到结项与论文的验证流程 拟实施</w:t>
             </w:r>
           </w:p>
           <w:p>
@@ -6450,7 +6665,7 @@
                 <w:szCs w:val="28"/>
                 <w:lang w:val="en-US" w:eastAsia="zh-CN"/>
               </w:rPr>
-              <w:t>第三层为通信与系统实验：先保持本地检测结果相同，再测试四种上报策略；加入短时事件、阻断、掉电和溢出，检验重试、去重及离线显示。连续运行检验软硬件一致性和记录完整性；整机能量由电流设备独立测量。</w:t>
+              <w:t>同信息条件下比较固定阈值、切换等待、压力归一化、双点特征和候选方法，并做单点/双点、阀态及持续判据消融。评价以试次为单位，保留漂移、未知负载与错误模式实例。方法未超过强基线时如实报告，将贡献转向可观测范围或测量边界。</w:t>
             </w:r>
           </w:p>
           <w:p>
@@ -6473,6 +6688,29 @@
                 <w:szCs w:val="28"/>
                 <w:lang w:val="en-US" w:eastAsia="zh-CN"/>
               </w:rPr>
+              <w:t>第三层为通信与系统实验：先保持本地检测结果相同，再测试四种上报策略；加入短时事件、阻断、掉电和溢出，检验重试、去重及离线显示。连续运行检验软硬件一致性和记录完整性；整机能量由电流设备独立测量。</w:t>
+            </w:r>
+          </w:p>
+          <w:p>
+            <w:pPr>
+              <w:keepNext w:val="0"/>
+              <w:keepLines/>
+              <w:spacing w:beforeLines="50" w:after="100" w:line="240" w:lineRule="auto"/>
+              <w:jc w:val="left"/>
+              <w:rPr>
+                <w:rFonts w:hint="default" w:ascii="Times New Roman" w:hAnsi="Times New Roman" w:eastAsia="宋体" w:cs="Times New Roman"/>
+                <w:sz w:val="21"/>
+                <w:szCs w:val="28"/>
+                <w:lang w:val="en-US" w:eastAsia="zh-CN"/>
+              </w:rPr>
+            </w:pPr>
+            <w:r>
+              <w:rPr>
+                <w:rFonts w:hint="default" w:ascii="Times New Roman" w:hAnsi="Times New Roman" w:eastAsia="宋体" w:cs="Times New Roman"/>
+                <w:sz w:val="21"/>
+                <w:szCs w:val="28"/>
+                <w:lang w:val="en-US" w:eastAsia="zh-CN"/>
+              </w:rPr>
               <w:t>第四层为条件性现场试验：取得许可后调查安装、轮灌及遮挡条件，采集真实正常运行数据。只有正常数据时评价安装、链路和正常响应，不计算田间故障准确率。现场未落实时完成可重复台架作为基础交付，南疆部署适用性继续保留为待验证。</w:t>
             </w:r>
           </w:p>
@@ -6484,39 +6722,36 @@
               <w:jc w:val="left"/>
               <w:rPr>
                 <w:rFonts w:hint="default" w:ascii="Times New Roman" w:hAnsi="Times New Roman" w:eastAsia="宋体" w:cs="Times New Roman"/>
+                <w:b w:val="0"/>
+                <w:sz w:val="21"/>
+                <w:szCs w:val="28"/>
+                <w:lang w:val="en-US" w:eastAsia="zh-CN"/>
+              </w:rPr>
+            </w:pPr>
+            <w:r>
+              <w:rPr>
+                <w:rFonts w:hint="default" w:ascii="Times New Roman" w:hAnsi="Times New Roman" w:eastAsia="宋体" w:cs="Times New Roman"/>
                 <w:b/>
                 <w:sz w:val="21"/>
                 <w:szCs w:val="28"/>
                 <w:lang w:val="en-US" w:eastAsia="zh-CN"/>
               </w:rPr>
-            </w:pPr>
-            <w:r>
-              <w:rPr>
-                <w:rFonts w:hint="default" w:ascii="Times New Roman" w:hAnsi="Times New Roman" w:eastAsia="宋体" w:cs="Times New Roman"/>
-                <w:b/>
-                <w:sz w:val="21"/>
-                <w:szCs w:val="28"/>
-                <w:lang w:val="en-US" w:eastAsia="zh-CN"/>
-              </w:rPr>
               <w:t>7 主要问题与实施约束</w:t>
             </w:r>
-          </w:p>
-          <w:p>
-            <w:pPr>
-              <w:keepNext w:val="0"/>
-              <w:keepLines/>
-              <w:spacing w:beforeLines="50" w:after="100" w:line="240" w:lineRule="auto"/>
-              <w:jc w:val="left"/>
-              <w:rPr>
-                <w:rFonts w:hint="default" w:ascii="Times New Roman" w:hAnsi="Times New Roman" w:eastAsia="宋体" w:cs="Times New Roman"/>
-                <w:sz w:val="21"/>
-                <w:szCs w:val="28"/>
-                <w:lang w:val="en-US" w:eastAsia="zh-CN"/>
-              </w:rPr>
-            </w:pPr>
-            <w:r>
-              <w:rPr>
-                <w:rFonts w:hint="default" w:ascii="Times New Roman" w:hAnsi="Times New Roman" w:eastAsia="宋体" w:cs="Times New Roman"/>
+            <w:r>
+              <w:rPr>
+                <w:rFonts w:hint="default" w:ascii="Times New Roman" w:hAnsi="Times New Roman" w:eastAsia="宋体" w:cs="Times New Roman"/>
+                <w:b w:val="0"/>
+                <w:sz w:val="21"/>
+                <w:szCs w:val="28"/>
+                <w:lang w:val="en-US" w:eastAsia="zh-CN"/>
+              </w:rPr>
+              <w:br w:type="textWrapping"/>
+            </w:r>
+            <w:r>
+              <w:rPr>
+                <w:rFonts w:hint="default" w:ascii="Times New Roman" w:hAnsi="Times New Roman" w:eastAsia="宋体" w:cs="Times New Roman"/>
+                <w:b w:val="0"/>
                 <w:sz w:val="21"/>
                 <w:szCs w:val="28"/>
                 <w:lang w:val="en-US" w:eastAsia="zh-CN"/>
@@ -6611,11 +6846,56 @@
               <w:jc w:val="left"/>
               <w:rPr>
                 <w:rFonts w:hint="default" w:ascii="Times New Roman" w:hAnsi="Times New Roman" w:eastAsia="宋体" w:cs="Times New Roman"/>
+                <w:b w:val="0"/>
+                <w:sz w:val="21"/>
+                <w:szCs w:val="28"/>
+                <w:lang w:val="en-US" w:eastAsia="zh-CN"/>
+              </w:rPr>
+            </w:pPr>
+            <w:r>
+              <w:rPr>
+                <w:rFonts w:hint="default" w:ascii="Times New Roman" w:hAnsi="Times New Roman" w:eastAsia="宋体" w:cs="Times New Roman"/>
                 <w:b/>
                 <w:sz w:val="21"/>
                 <w:szCs w:val="28"/>
                 <w:lang w:val="en-US" w:eastAsia="zh-CN"/>
               </w:rPr>
+              <w:t>1 南疆应用需求与研究对象</w:t>
+            </w:r>
+            <w:r>
+              <w:rPr>
+                <w:rFonts w:hint="default" w:ascii="Times New Roman" w:hAnsi="Times New Roman" w:eastAsia="宋体" w:cs="Times New Roman"/>
+                <w:b w:val="0"/>
+                <w:sz w:val="21"/>
+                <w:szCs w:val="28"/>
+                <w:lang w:val="en-US" w:eastAsia="zh-CN"/>
+              </w:rPr>
+              <w:br w:type="textWrapping"/>
+            </w:r>
+            <w:r>
+              <w:rPr>
+                <w:rFonts w:hint="default" w:ascii="Times New Roman" w:hAnsi="Times New Roman" w:eastAsia="宋体" w:cs="Times New Roman"/>
+                <w:b w:val="0"/>
+                <w:sz w:val="21"/>
+                <w:szCs w:val="28"/>
+                <w:lang w:val="en-US" w:eastAsia="zh-CN"/>
+              </w:rPr>
+              <w:t>李慧琴等结合南疆棉花“滴水出苗”提出压力均匀、铺管及用水管理建议[1]，说明运行压力是区域滴灌管理中需要关注的条件。Sun等研究南疆集体滴灌棉花生产约束，涉及灌水深度和土壤条件[17]。这些工作支持选择南疆滴灌巡检场景，但不直接证明本原型能够节水或增产。本期以支管水力故障的可观测变化为对象，实际轮灌方式与安装条件仍需现场核对。</w:t>
+            </w:r>
+          </w:p>
+          <w:p>
+            <w:pPr>
+              <w:keepNext/>
+              <w:keepLines/>
+              <w:spacing w:before="140" w:beforeLines="50" w:after="100" w:line="240" w:lineRule="auto"/>
+              <w:jc w:val="left"/>
+              <w:rPr>
+                <w:rFonts w:hint="default" w:ascii="Times New Roman" w:hAnsi="Times New Roman" w:eastAsia="宋体" w:cs="Times New Roman"/>
+                <w:b w:val="0"/>
+                <w:sz w:val="21"/>
+                <w:szCs w:val="28"/>
+                <w:lang w:val="en-US" w:eastAsia="zh-CN"/>
+              </w:rPr>
             </w:pPr>
             <w:r>
               <w:rPr>
@@ -6625,7 +6905,207 @@
                 <w:szCs w:val="28"/>
                 <w:lang w:val="en-US" w:eastAsia="zh-CN"/>
               </w:rPr>
-              <w:t>1 水力监测与堵塞检测</w:t>
+              <w:t>2 滴灌水力模型与测量依据</w:t>
+            </w:r>
+            <w:r>
+              <w:rPr>
+                <w:rFonts w:hint="default" w:ascii="Times New Roman" w:hAnsi="Times New Roman" w:eastAsia="宋体" w:cs="Times New Roman"/>
+                <w:b w:val="0"/>
+                <w:sz w:val="21"/>
+                <w:szCs w:val="28"/>
+                <w:lang w:val="en-US" w:eastAsia="zh-CN"/>
+              </w:rPr>
+              <w:br w:type="textWrapping"/>
+            </w:r>
+            <w:r>
+              <w:rPr>
+                <w:rFonts w:hint="default" w:ascii="Times New Roman" w:hAnsi="Times New Roman" w:eastAsia="宋体" w:cs="Times New Roman"/>
+                <w:b w:val="0"/>
+                <w:sz w:val="21"/>
+                <w:szCs w:val="28"/>
+                <w:lang w:val="en-US" w:eastAsia="zh-CN"/>
+              </w:rPr>
+              <w:t>丁法龙等从变质量流动分析沿程压力，并以测压、测流试验验证模型[2]；王亚林等结合灌水试验与CFD研究不同滴头镶嵌方式对毛管水力特性的影响[3]。已有研究表明，实际滴灌压损需要考虑分布出流、结构与安装。本项目集中平方律模型仅用于监测区段的初步设计，不替代上述分布模型。实施时先检验健康压力—流量关系及残差，再冻结特征和阈值；拟通过布点、同步误差与差压不确定度的联合评价确定低成本测量的适用条件。</w:t>
+            </w:r>
+          </w:p>
+          <w:p>
+            <w:pPr>
+              <w:keepNext/>
+              <w:keepLines/>
+              <w:spacing w:before="140" w:beforeLines="50" w:after="100" w:line="240" w:lineRule="auto"/>
+              <w:jc w:val="left"/>
+              <w:rPr>
+                <w:rFonts w:hint="default" w:ascii="Times New Roman" w:hAnsi="Times New Roman" w:eastAsia="宋体" w:cs="Times New Roman"/>
+                <w:b w:val="0"/>
+                <w:sz w:val="21"/>
+                <w:szCs w:val="28"/>
+                <w:lang w:val="en-US" w:eastAsia="zh-CN"/>
+              </w:rPr>
+            </w:pPr>
+            <w:r>
+              <w:rPr>
+                <w:rFonts w:hint="default" w:ascii="Times New Roman" w:hAnsi="Times New Roman" w:eastAsia="宋体" w:cs="Times New Roman"/>
+                <w:b/>
+                <w:sz w:val="21"/>
+                <w:szCs w:val="28"/>
+                <w:lang w:val="en-US" w:eastAsia="zh-CN"/>
+              </w:rPr>
+              <w:t>3 堵塞机理与早期监测边界</w:t>
+            </w:r>
+            <w:r>
+              <w:rPr>
+                <w:rFonts w:hint="default" w:ascii="Times New Roman" w:hAnsi="Times New Roman" w:eastAsia="宋体" w:cs="Times New Roman"/>
+                <w:b w:val="0"/>
+                <w:sz w:val="21"/>
+                <w:szCs w:val="28"/>
+                <w:lang w:val="en-US" w:eastAsia="zh-CN"/>
+              </w:rPr>
+              <w:br w:type="textWrapping"/>
+            </w:r>
+            <w:r>
+              <w:rPr>
+                <w:rFonts w:hint="default" w:ascii="Times New Roman" w:hAnsi="Times New Roman" w:eastAsia="宋体" w:cs="Times New Roman"/>
+                <w:b w:val="0"/>
+                <w:sz w:val="21"/>
+                <w:szCs w:val="28"/>
+                <w:lang w:val="en-US" w:eastAsia="zh-CN"/>
+              </w:rPr>
+              <w:t>喻黎明等研究含沙水下额定流量、毛管位置与滴头堵塞的关系[4]；王惠等开展不同肥料及浓度的堵塞试验[5]；张唯一等研究近壁面水力剪切力与碳酸钙污垢的作用[6]。三类工作说明堵塞演化受水质、材料和水力条件影响。Petit等综述进一步指出，压力流量监测属于间接方法，未必反映滴头堵塞的最初阶段[12]。因此本项目用清水节流阀验证等效受限的水力响应，不把阀门操作写成泥沙、化学或生物堵塞试验；“早期”以独立测量确认的故障程度和预设失效参照评价，不宣称识别单滴头微观堵塞起点。</w:t>
+            </w:r>
+          </w:p>
+          <w:p>
+            <w:pPr>
+              <w:keepNext/>
+              <w:keepLines/>
+              <w:spacing w:before="140" w:beforeLines="50" w:after="100" w:line="240" w:lineRule="auto"/>
+              <w:jc w:val="left"/>
+              <w:rPr>
+                <w:rFonts w:hint="default" w:ascii="Times New Roman" w:hAnsi="Times New Roman" w:eastAsia="宋体" w:cs="Times New Roman"/>
+                <w:b w:val="0"/>
+                <w:sz w:val="21"/>
+                <w:szCs w:val="28"/>
+                <w:lang w:val="en-US" w:eastAsia="zh-CN"/>
+              </w:rPr>
+            </w:pPr>
+            <w:r>
+              <w:rPr>
+                <w:rFonts w:hint="default" w:ascii="Times New Roman" w:hAnsi="Times New Roman" w:eastAsia="宋体" w:cs="Times New Roman"/>
+                <w:b/>
+                <w:sz w:val="21"/>
+                <w:szCs w:val="28"/>
+                <w:lang w:val="en-US" w:eastAsia="zh-CN"/>
+              </w:rPr>
+              <w:t>4 多工况诊断与可控验证</w:t>
+            </w:r>
+            <w:r>
+              <w:rPr>
+                <w:rFonts w:hint="default" w:ascii="Times New Roman" w:hAnsi="Times New Roman" w:eastAsia="宋体" w:cs="Times New Roman"/>
+                <w:b w:val="0"/>
+                <w:sz w:val="21"/>
+                <w:szCs w:val="28"/>
+                <w:lang w:val="en-US" w:eastAsia="zh-CN"/>
+              </w:rPr>
+              <w:br w:type="textWrapping"/>
+            </w:r>
+            <w:r>
+              <w:rPr>
+                <w:rFonts w:hint="default" w:ascii="Times New Roman" w:hAnsi="Times New Roman" w:eastAsia="宋体" w:cs="Times New Roman"/>
+                <w:b w:val="0"/>
+                <w:sz w:val="21"/>
+                <w:szCs w:val="28"/>
+                <w:lang w:val="en-US" w:eastAsia="zh-CN"/>
+              </w:rPr>
+              <w:t>付建民等通过液相管道试验与模拟研究压力、流量对小孔泄漏速率的影响[7]；龚骏等研究多工况下泄漏与正常调节的区分[8]；马大中等将物理异常与信息传输异常纳入管网诊断[9]。这些输油或液相管道研究提供了耦合分析与异常分层的思路，参数、传感条件和识别率不能直接移植到滴灌。HydroNeuro研究阀态建模、嵌入式异常感知与扰动鲁棒性[13]，Loukatos等利用可控阀、压力流量及LoRa构建灌溉模拟平台[14]，也说明状态辅助和可控台架已有基础。本项目拟以同信息强基线、独立操作标签和跨批次留出验证研究渐进故障的辨识边界，保留未知负载、漂移及切换期间的失败实例。</w:t>
+            </w:r>
+          </w:p>
+          <w:p>
+            <w:pPr>
+              <w:keepNext/>
+              <w:keepLines/>
+              <w:spacing w:before="140" w:beforeLines="50" w:after="100" w:line="240" w:lineRule="auto"/>
+              <w:jc w:val="left"/>
+              <w:rPr>
+                <w:rFonts w:hint="default" w:ascii="Times New Roman" w:hAnsi="Times New Roman" w:eastAsia="宋体" w:cs="Times New Roman"/>
+                <w:b w:val="0"/>
+                <w:sz w:val="21"/>
+                <w:szCs w:val="28"/>
+                <w:lang w:val="en-US" w:eastAsia="zh-CN"/>
+              </w:rPr>
+            </w:pPr>
+            <w:r>
+              <w:rPr>
+                <w:rFonts w:hint="default" w:ascii="Times New Roman" w:hAnsi="Times New Roman" w:eastAsia="宋体" w:cs="Times New Roman"/>
+                <w:b/>
+                <w:sz w:val="21"/>
+                <w:szCs w:val="28"/>
+                <w:lang w:val="en-US" w:eastAsia="zh-CN"/>
+              </w:rPr>
+              <w:t>5 农业物联网与通信评价</w:t>
+            </w:r>
+            <w:r>
+              <w:rPr>
+                <w:rFonts w:hint="default" w:ascii="Times New Roman" w:hAnsi="Times New Roman" w:eastAsia="宋体" w:cs="Times New Roman"/>
+                <w:b w:val="0"/>
+                <w:sz w:val="21"/>
+                <w:szCs w:val="28"/>
+                <w:lang w:val="en-US" w:eastAsia="zh-CN"/>
+              </w:rPr>
+              <w:br w:type="textWrapping"/>
+            </w:r>
+            <w:r>
+              <w:rPr>
+                <w:rFonts w:hint="default" w:ascii="Times New Roman" w:hAnsi="Times New Roman" w:eastAsia="宋体" w:cs="Times New Roman"/>
+                <w:b w:val="0"/>
+                <w:sz w:val="21"/>
+                <w:szCs w:val="28"/>
+                <w:lang w:val="en-US" w:eastAsia="zh-CN"/>
+              </w:rPr>
+              <w:t>孟祥等完成基于LoRa的农田智能灌溉系统设计[10]；刘天翔等构建设施番茄称量反馈灌溉系统[11]，为传感、通信和软件组织提供国内系统研究实例。本项目将系统交付细化为测量节点、接收存储、有限诊断、事件证据与管理确认，不能仅以使用LoRa或增加页面作为创新。Lozoya等以田间对照评价事件通信与功耗[15]，Orihuela等开展农业事件通信的长期评估[16]。本项目拟在检测器、载荷和确认机制相同条件下比较周期与事件策略，将本地检测延迟、远端送达延迟和整机能量分别测量，不以发送帧数推算真实续航。</w:t>
+            </w:r>
+          </w:p>
+          <w:p>
+            <w:pPr>
+              <w:keepNext/>
+              <w:keepLines/>
+              <w:spacing w:before="140" w:beforeLines="50" w:after="100" w:line="240" w:lineRule="auto"/>
+              <w:jc w:val="left"/>
+              <w:rPr>
+                <w:rFonts w:hint="default" w:ascii="Times New Roman" w:hAnsi="Times New Roman" w:eastAsia="宋体" w:cs="Times New Roman"/>
+                <w:b w:val="0"/>
+                <w:sz w:val="21"/>
+                <w:szCs w:val="28"/>
+                <w:lang w:val="en-US" w:eastAsia="zh-CN"/>
+              </w:rPr>
+            </w:pPr>
+            <w:r>
+              <w:rPr>
+                <w:rFonts w:hint="default" w:ascii="Times New Roman" w:hAnsi="Times New Roman" w:eastAsia="宋体" w:cs="Times New Roman"/>
+                <w:b/>
+                <w:sz w:val="21"/>
+                <w:szCs w:val="28"/>
+                <w:lang w:val="en-US" w:eastAsia="zh-CN"/>
+              </w:rPr>
+              <w:t>6 本项目拟研究的增量</w:t>
+            </w:r>
+            <w:r>
+              <w:rPr>
+                <w:rFonts w:hint="default" w:ascii="Times New Roman" w:hAnsi="Times New Roman" w:eastAsia="宋体" w:cs="Times New Roman"/>
+                <w:b w:val="0"/>
+                <w:sz w:val="21"/>
+                <w:szCs w:val="28"/>
+                <w:lang w:val="en-US" w:eastAsia="zh-CN"/>
+              </w:rPr>
+              <w:br w:type="textWrapping"/>
+            </w:r>
+            <w:r>
+              <w:rPr>
+                <w:rFonts w:hint="default" w:ascii="Times New Roman" w:hAnsi="Times New Roman" w:eastAsia="宋体" w:cs="Times New Roman"/>
+                <w:b w:val="0"/>
+                <w:sz w:val="21"/>
+                <w:szCs w:val="28"/>
+                <w:lang w:val="en-US" w:eastAsia="zh-CN"/>
+              </w:rPr>
+              <w:t>上述中文研究构成场景、水力、堵塞、诊断和系统集成的主要依据，英文研究补充间接监测边界、可控平台及通信评价。拟研究的增量集中于两个问题：低成本双压力流量与操作信息在何种故障程度和误差条件下能够改善巡检提示；在统一检测与确认机制下，减少通信是否仍能维持远端及时告警。通过可重复台架、强对照与分层评价形成结论，是否具有可发表贡献以进一步全文研读和独立实测为准。</w:t>
             </w:r>
           </w:p>
           <w:p>
@@ -6648,34 +7128,1020 @@
                 <w:szCs w:val="28"/>
                 <w:lang w:val="en-US" w:eastAsia="zh-CN"/>
               </w:rPr>
-              <w:t>Petit等的综述指出压力和流量属于间接监测，并不必然反映滴头堵塞的最初阶段[1]。因此本项目研究水力变化已可观测的支管渐进故障，将测点、故障程度和误差条件纳入评价，避免从一个总流量变化直接推断单滴头堵塞。</w:t>
-            </w:r>
-          </w:p>
-          <w:p>
-            <w:pPr>
-              <w:keepNext/>
-              <w:keepLines/>
-              <w:spacing w:before="140" w:beforeLines="50" w:after="100" w:line="240" w:lineRule="auto"/>
-              <w:jc w:val="left"/>
-              <w:rPr>
-                <w:rFonts w:hint="default" w:ascii="Times New Roman" w:hAnsi="Times New Roman" w:eastAsia="宋体" w:cs="Times New Roman"/>
-                <w:b/>
-                <w:sz w:val="21"/>
-                <w:szCs w:val="28"/>
-                <w:lang w:val="en-US" w:eastAsia="zh-CN"/>
-              </w:rPr>
-            </w:pPr>
-            <w:r>
-              <w:rPr>
-                <w:rFonts w:hint="default" w:ascii="Times New Roman" w:hAnsi="Times New Roman" w:eastAsia="宋体" w:cs="Times New Roman"/>
-                <w:b/>
-                <w:sz w:val="21"/>
-                <w:szCs w:val="28"/>
-                <w:lang w:val="en-US" w:eastAsia="zh-CN"/>
-              </w:rPr>
-              <w:t>2 物联网诊断与可控试验</w:t>
-            </w:r>
-          </w:p>
+              <w:t>参考文献</w:t>
+            </w:r>
+          </w:p>
+          <w:tbl>
+            <w:tblPr>
+              <w:tblStyle w:val="6"/>
+              <w:tblW w:w="8500" w:type="dxa"/>
+              <w:tblInd w:w="5" w:type="dxa"/>
+              <w:tblBorders>
+                <w:top w:val="none" w:color="auto" w:sz="0" w:space="0"/>
+                <w:left w:val="none" w:color="auto" w:sz="0" w:space="0"/>
+                <w:bottom w:val="none" w:color="auto" w:sz="0" w:space="0"/>
+                <w:right w:val="none" w:color="auto" w:sz="0" w:space="0"/>
+                <w:insideH w:val="none" w:color="auto" w:sz="0" w:space="0"/>
+                <w:insideV w:val="none" w:color="auto" w:sz="0" w:space="0"/>
+              </w:tblBorders>
+              <w:tblLayout w:type="fixed"/>
+              <w:tblCellMar>
+                <w:top w:w="0" w:type="dxa"/>
+                <w:left w:w="0" w:type="dxa"/>
+                <w:bottom w:w="0" w:type="dxa"/>
+                <w:right w:w="0" w:type="dxa"/>
+              </w:tblCellMar>
+            </w:tblPr>
+            <w:tblGrid>
+              <w:gridCol w:w="8500"/>
+            </w:tblGrid>
+            <w:tr>
+              <w:tblPrEx>
+                <w:tblBorders>
+                  <w:top w:val="none" w:color="auto" w:sz="0" w:space="0"/>
+                  <w:left w:val="none" w:color="auto" w:sz="0" w:space="0"/>
+                  <w:bottom w:val="none" w:color="auto" w:sz="0" w:space="0"/>
+                  <w:right w:val="none" w:color="auto" w:sz="0" w:space="0"/>
+                  <w:insideH w:val="none" w:color="auto" w:sz="0" w:space="0"/>
+                  <w:insideV w:val="none" w:color="auto" w:sz="0" w:space="0"/>
+                </w:tblBorders>
+                <w:tblCellMar>
+                  <w:top w:w="0" w:type="dxa"/>
+                  <w:left w:w="0" w:type="dxa"/>
+                  <w:bottom w:w="0" w:type="dxa"/>
+                  <w:right w:w="0" w:type="dxa"/>
+                </w:tblCellMar>
+              </w:tblPrEx>
+              <w:trPr>
+                <w:cantSplit/>
+              </w:trPr>
+              <w:tc>
+                <w:tcPr>
+                  <w:tcW w:w="8500" w:type="dxa"/>
+                  <w:tcBorders>
+                    <w:tl2br w:val="nil"/>
+                    <w:tr2bl w:val="nil"/>
+                  </w:tcBorders>
+                </w:tcPr>
+                <w:p>
+                  <w:pPr>
+                    <w:keepNext w:val="0"/>
+                    <w:keepLines/>
+                    <w:pageBreakBefore w:val="0"/>
+                    <w:spacing w:beforeLines="50" w:after="100" w:line="240" w:lineRule="auto"/>
+                    <w:jc w:val="left"/>
+                    <w:rPr>
+                      <w:rFonts w:hint="default" w:ascii="Times New Roman" w:hAnsi="Times New Roman" w:eastAsia="宋体" w:cs="Times New Roman"/>
+                      <w:b w:val="0"/>
+                      <w:sz w:val="21"/>
+                      <w:szCs w:val="28"/>
+                      <w:vertAlign w:val="baseline"/>
+                      <w:lang w:val="en-US" w:eastAsia="zh-CN"/>
+                    </w:rPr>
+                  </w:pPr>
+                  <w:r>
+                    <w:rPr>
+                      <w:rFonts w:hint="default" w:ascii="Times New Roman" w:hAnsi="Times New Roman" w:eastAsia="宋体" w:cs="Times New Roman"/>
+                      <w:b w:val="0"/>
+                      <w:sz w:val="21"/>
+                      <w:szCs w:val="28"/>
+                      <w:vertAlign w:val="baseline"/>
+                      <w:lang w:val="en-US" w:eastAsia="zh-CN"/>
+                    </w:rPr>
+                    <w:t>[1] 李慧琴, 王潭刚, 孔宪辉. 新疆南疆棉花“滴水出苗”技术问题及建议[J]. 中国棉花, 2022, 49(6): 36-38. DOI:10.11963/cc20220080.</w:t>
+                  </w:r>
+                </w:p>
+              </w:tc>
+            </w:tr>
+            <w:tr>
+              <w:tblPrEx>
+                <w:tblBorders>
+                  <w:top w:val="none" w:color="auto" w:sz="0" w:space="0"/>
+                  <w:left w:val="none" w:color="auto" w:sz="0" w:space="0"/>
+                  <w:bottom w:val="none" w:color="auto" w:sz="0" w:space="0"/>
+                  <w:right w:val="none" w:color="auto" w:sz="0" w:space="0"/>
+                  <w:insideH w:val="none" w:color="auto" w:sz="0" w:space="0"/>
+                  <w:insideV w:val="none" w:color="auto" w:sz="0" w:space="0"/>
+                </w:tblBorders>
+                <w:tblCellMar>
+                  <w:top w:w="0" w:type="dxa"/>
+                  <w:left w:w="0" w:type="dxa"/>
+                  <w:bottom w:w="0" w:type="dxa"/>
+                  <w:right w:w="0" w:type="dxa"/>
+                </w:tblCellMar>
+              </w:tblPrEx>
+              <w:trPr>
+                <w:cantSplit/>
+              </w:trPr>
+              <w:tc>
+                <w:tcPr>
+                  <w:tcW w:w="8500" w:type="dxa"/>
+                  <w:tcBorders>
+                    <w:tl2br w:val="nil"/>
+                    <w:tr2bl w:val="nil"/>
+                  </w:tcBorders>
+                </w:tcPr>
+                <w:p>
+                  <w:pPr>
+                    <w:keepNext w:val="0"/>
+                    <w:keepLines/>
+                    <w:pageBreakBefore w:val="0"/>
+                    <w:spacing w:beforeLines="50" w:after="100" w:line="240" w:lineRule="auto"/>
+                    <w:jc w:val="left"/>
+                    <w:rPr>
+                      <w:rFonts w:hint="default" w:ascii="Times New Roman" w:hAnsi="Times New Roman" w:eastAsia="宋体" w:cs="Times New Roman"/>
+                      <w:b w:val="0"/>
+                      <w:sz w:val="21"/>
+                      <w:szCs w:val="28"/>
+                      <w:vertAlign w:val="baseline"/>
+                      <w:lang w:val="en-US" w:eastAsia="zh-CN"/>
+                    </w:rPr>
+                  </w:pPr>
+                  <w:r>
+                    <w:rPr>
+                      <w:rFonts w:hint="default" w:ascii="Times New Roman" w:hAnsi="Times New Roman" w:eastAsia="宋体" w:cs="Times New Roman"/>
+                      <w:b w:val="0"/>
+                      <w:sz w:val="21"/>
+                      <w:szCs w:val="28"/>
+                      <w:vertAlign w:val="baseline"/>
+                      <w:lang w:val="en-US" w:eastAsia="zh-CN"/>
+                    </w:rPr>
+                    <w:t>[2] 丁法龙, 茅泽育, 王文娥, 等. 滴灌管主流道沿程压力分布模型及验证[J]. 农业工程学报, 2019, 35(3): 117-124. DOI:10.11975/j.issn.1002-6819.2019.03.015.</w:t>
+                  </w:r>
+                </w:p>
+              </w:tc>
+            </w:tr>
+            <w:tr>
+              <w:tblPrEx>
+                <w:tblBorders>
+                  <w:top w:val="none" w:color="auto" w:sz="0" w:space="0"/>
+                  <w:left w:val="none" w:color="auto" w:sz="0" w:space="0"/>
+                  <w:bottom w:val="none" w:color="auto" w:sz="0" w:space="0"/>
+                  <w:right w:val="none" w:color="auto" w:sz="0" w:space="0"/>
+                  <w:insideH w:val="none" w:color="auto" w:sz="0" w:space="0"/>
+                  <w:insideV w:val="none" w:color="auto" w:sz="0" w:space="0"/>
+                </w:tblBorders>
+                <w:tblCellMar>
+                  <w:top w:w="0" w:type="dxa"/>
+                  <w:left w:w="0" w:type="dxa"/>
+                  <w:bottom w:w="0" w:type="dxa"/>
+                  <w:right w:w="0" w:type="dxa"/>
+                </w:tblCellMar>
+              </w:tblPrEx>
+              <w:trPr>
+                <w:cantSplit/>
+              </w:trPr>
+              <w:tc>
+                <w:tcPr>
+                  <w:tcW w:w="8500" w:type="dxa"/>
+                  <w:tcBorders>
+                    <w:tl2br w:val="nil"/>
+                    <w:tr2bl w:val="nil"/>
+                  </w:tcBorders>
+                </w:tcPr>
+                <w:p>
+                  <w:pPr>
+                    <w:keepNext w:val="0"/>
+                    <w:keepLines/>
+                    <w:pageBreakBefore w:val="0"/>
+                    <w:spacing w:beforeLines="50" w:after="100" w:line="240" w:lineRule="auto"/>
+                    <w:jc w:val="left"/>
+                    <w:rPr>
+                      <w:rFonts w:hint="default" w:ascii="Times New Roman" w:hAnsi="Times New Roman" w:eastAsia="宋体" w:cs="Times New Roman"/>
+                      <w:b w:val="0"/>
+                      <w:sz w:val="21"/>
+                      <w:szCs w:val="28"/>
+                      <w:vertAlign w:val="baseline"/>
+                      <w:lang w:val="en-US" w:eastAsia="zh-CN"/>
+                    </w:rPr>
+                  </w:pPr>
+                  <w:r>
+                    <w:rPr>
+                      <w:rFonts w:hint="default" w:ascii="Times New Roman" w:hAnsi="Times New Roman" w:eastAsia="宋体" w:cs="Times New Roman"/>
+                      <w:b w:val="0"/>
+                      <w:sz w:val="21"/>
+                      <w:szCs w:val="28"/>
+                      <w:vertAlign w:val="baseline"/>
+                      <w:lang w:val="en-US" w:eastAsia="zh-CN"/>
+                    </w:rPr>
+                    <w:t>[3] 王亚林, 李京芳, 鄢锐, 等. 圆柱式滴头内镶及外包对滴灌毛管水力特性影响的模拟研究[J]. 华南农业大学学报, 2021, 42(4): 106-112. DOI:10.7671/j.issn.1001-411X.202009004.</w:t>
+                  </w:r>
+                </w:p>
+              </w:tc>
+            </w:tr>
+            <w:tr>
+              <w:tblPrEx>
+                <w:tblBorders>
+                  <w:top w:val="none" w:color="auto" w:sz="0" w:space="0"/>
+                  <w:left w:val="none" w:color="auto" w:sz="0" w:space="0"/>
+                  <w:bottom w:val="none" w:color="auto" w:sz="0" w:space="0"/>
+                  <w:right w:val="none" w:color="auto" w:sz="0" w:space="0"/>
+                  <w:insideH w:val="none" w:color="auto" w:sz="0" w:space="0"/>
+                  <w:insideV w:val="none" w:color="auto" w:sz="0" w:space="0"/>
+                </w:tblBorders>
+                <w:tblCellMar>
+                  <w:top w:w="0" w:type="dxa"/>
+                  <w:left w:w="0" w:type="dxa"/>
+                  <w:bottom w:w="0" w:type="dxa"/>
+                  <w:right w:w="0" w:type="dxa"/>
+                </w:tblCellMar>
+              </w:tblPrEx>
+              <w:trPr>
+                <w:cantSplit/>
+              </w:trPr>
+              <w:tc>
+                <w:tcPr>
+                  <w:tcW w:w="8500" w:type="dxa"/>
+                  <w:tcBorders>
+                    <w:tl2br w:val="nil"/>
+                    <w:tr2bl w:val="nil"/>
+                  </w:tcBorders>
+                </w:tcPr>
+                <w:p>
+                  <w:pPr>
+                    <w:keepNext w:val="0"/>
+                    <w:keepLines/>
+                    <w:pageBreakBefore w:val="0"/>
+                    <w:spacing w:beforeLines="50" w:after="100" w:line="240" w:lineRule="auto"/>
+                    <w:jc w:val="left"/>
+                    <w:rPr>
+                      <w:rFonts w:hint="default" w:ascii="Times New Roman" w:hAnsi="Times New Roman" w:eastAsia="宋体" w:cs="Times New Roman"/>
+                      <w:b w:val="0"/>
+                      <w:sz w:val="21"/>
+                      <w:szCs w:val="28"/>
+                      <w:vertAlign w:val="baseline"/>
+                      <w:lang w:val="en-US" w:eastAsia="zh-CN"/>
+                    </w:rPr>
+                  </w:pPr>
+                  <w:r>
+                    <w:rPr>
+                      <w:rFonts w:hint="default" w:ascii="Times New Roman" w:hAnsi="Times New Roman" w:eastAsia="宋体" w:cs="Times New Roman"/>
+                      <w:b w:val="0"/>
+                      <w:sz w:val="21"/>
+                      <w:szCs w:val="28"/>
+                      <w:vertAlign w:val="baseline"/>
+                      <w:lang w:val="en-US" w:eastAsia="zh-CN"/>
+                    </w:rPr>
+                    <w:t>[4] 喻黎明, 曹丽, 李娜, 等. 额定流量与毛管位置对纽扣式滴头堵塞的影响及机理分析[J]. 农业工程学报, 2023, 39(20): 123-131. DOI:10.11975/j.issn.1002-6819.202307109.</w:t>
+                  </w:r>
+                </w:p>
+              </w:tc>
+            </w:tr>
+            <w:tr>
+              <w:tblPrEx>
+                <w:tblBorders>
+                  <w:top w:val="none" w:color="auto" w:sz="0" w:space="0"/>
+                  <w:left w:val="none" w:color="auto" w:sz="0" w:space="0"/>
+                  <w:bottom w:val="none" w:color="auto" w:sz="0" w:space="0"/>
+                  <w:right w:val="none" w:color="auto" w:sz="0" w:space="0"/>
+                  <w:insideH w:val="none" w:color="auto" w:sz="0" w:space="0"/>
+                  <w:insideV w:val="none" w:color="auto" w:sz="0" w:space="0"/>
+                </w:tblBorders>
+                <w:tblCellMar>
+                  <w:top w:w="0" w:type="dxa"/>
+                  <w:left w:w="0" w:type="dxa"/>
+                  <w:bottom w:w="0" w:type="dxa"/>
+                  <w:right w:w="0" w:type="dxa"/>
+                </w:tblCellMar>
+              </w:tblPrEx>
+              <w:trPr>
+                <w:cantSplit/>
+              </w:trPr>
+              <w:tc>
+                <w:tcPr>
+                  <w:tcW w:w="8500" w:type="dxa"/>
+                  <w:tcBorders>
+                    <w:tl2br w:val="nil"/>
+                    <w:tr2bl w:val="nil"/>
+                  </w:tcBorders>
+                </w:tcPr>
+                <w:p>
+                  <w:pPr>
+                    <w:keepNext w:val="0"/>
+                    <w:keepLines/>
+                    <w:pageBreakBefore w:val="0"/>
+                    <w:spacing w:beforeLines="50" w:after="100" w:line="240" w:lineRule="auto"/>
+                    <w:jc w:val="left"/>
+                    <w:rPr>
+                      <w:rFonts w:hint="default" w:ascii="Times New Roman" w:hAnsi="Times New Roman" w:eastAsia="宋体" w:cs="Times New Roman"/>
+                      <w:b w:val="0"/>
+                      <w:sz w:val="21"/>
+                      <w:szCs w:val="28"/>
+                      <w:vertAlign w:val="baseline"/>
+                      <w:lang w:val="en-US" w:eastAsia="zh-CN"/>
+                    </w:rPr>
+                  </w:pPr>
+                  <w:r>
+                    <w:rPr>
+                      <w:rFonts w:hint="default" w:ascii="Times New Roman" w:hAnsi="Times New Roman" w:eastAsia="宋体" w:cs="Times New Roman"/>
+                      <w:b w:val="0"/>
+                      <w:sz w:val="21"/>
+                      <w:szCs w:val="28"/>
+                      <w:vertAlign w:val="baseline"/>
+                      <w:lang w:val="en-US" w:eastAsia="zh-CN"/>
+                    </w:rPr>
+                    <w:t>[5] 王惠, 凌刚, 查晴, 等. 肥料种类与浓度对灌水器堵塞特征的影响及防堵策略[J]. 农业工程学报, 2023, 39(5): 53-60. DOI:10.11975/j.issn.1002-6819.202212095.</w:t>
+                  </w:r>
+                </w:p>
+              </w:tc>
+            </w:tr>
+            <w:tr>
+              <w:tblPrEx>
+                <w:tblBorders>
+                  <w:top w:val="none" w:color="auto" w:sz="0" w:space="0"/>
+                  <w:left w:val="none" w:color="auto" w:sz="0" w:space="0"/>
+                  <w:bottom w:val="none" w:color="auto" w:sz="0" w:space="0"/>
+                  <w:right w:val="none" w:color="auto" w:sz="0" w:space="0"/>
+                  <w:insideH w:val="none" w:color="auto" w:sz="0" w:space="0"/>
+                  <w:insideV w:val="none" w:color="auto" w:sz="0" w:space="0"/>
+                </w:tblBorders>
+                <w:tblCellMar>
+                  <w:top w:w="0" w:type="dxa"/>
+                  <w:left w:w="0" w:type="dxa"/>
+                  <w:bottom w:w="0" w:type="dxa"/>
+                  <w:right w:w="0" w:type="dxa"/>
+                </w:tblCellMar>
+              </w:tblPrEx>
+              <w:trPr>
+                <w:cantSplit/>
+              </w:trPr>
+              <w:tc>
+                <w:tcPr>
+                  <w:tcW w:w="8500" w:type="dxa"/>
+                  <w:tcBorders>
+                    <w:tl2br w:val="nil"/>
+                    <w:tr2bl w:val="nil"/>
+                  </w:tcBorders>
+                </w:tcPr>
+                <w:p>
+                  <w:pPr>
+                    <w:keepNext w:val="0"/>
+                    <w:keepLines/>
+                    <w:pageBreakBefore w:val="0"/>
+                    <w:spacing w:beforeLines="50" w:after="100" w:line="240" w:lineRule="auto"/>
+                    <w:jc w:val="left"/>
+                    <w:rPr>
+                      <w:rFonts w:hint="default" w:ascii="Times New Roman" w:hAnsi="Times New Roman" w:eastAsia="宋体" w:cs="Times New Roman"/>
+                      <w:b w:val="0"/>
+                      <w:sz w:val="21"/>
+                      <w:szCs w:val="28"/>
+                      <w:vertAlign w:val="baseline"/>
+                      <w:lang w:val="en-US" w:eastAsia="zh-CN"/>
+                    </w:rPr>
+                  </w:pPr>
+                  <w:r>
+                    <w:rPr>
+                      <w:rFonts w:hint="default" w:ascii="Times New Roman" w:hAnsi="Times New Roman" w:eastAsia="宋体" w:cs="Times New Roman"/>
+                      <w:b w:val="0"/>
+                      <w:sz w:val="21"/>
+                      <w:szCs w:val="28"/>
+                      <w:vertAlign w:val="baseline"/>
+                      <w:lang w:val="en-US" w:eastAsia="zh-CN"/>
+                    </w:rPr>
+                    <w:t>[6] 张唯一, 肖洋, 马长健, 等. 水流近壁面水力剪切力对滴灌系统碳酸钙污垢的影响[J]. 农业工程学报, 2023, 39(7): 137-144. DOI:10.11975/j.issn.1002-6819.202208008.</w:t>
+                  </w:r>
+                </w:p>
+              </w:tc>
+            </w:tr>
+            <w:tr>
+              <w:tblPrEx>
+                <w:tblBorders>
+                  <w:top w:val="none" w:color="auto" w:sz="0" w:space="0"/>
+                  <w:left w:val="none" w:color="auto" w:sz="0" w:space="0"/>
+                  <w:bottom w:val="none" w:color="auto" w:sz="0" w:space="0"/>
+                  <w:right w:val="none" w:color="auto" w:sz="0" w:space="0"/>
+                  <w:insideH w:val="none" w:color="auto" w:sz="0" w:space="0"/>
+                  <w:insideV w:val="none" w:color="auto" w:sz="0" w:space="0"/>
+                </w:tblBorders>
+                <w:tblCellMar>
+                  <w:top w:w="0" w:type="dxa"/>
+                  <w:left w:w="0" w:type="dxa"/>
+                  <w:bottom w:w="0" w:type="dxa"/>
+                  <w:right w:w="0" w:type="dxa"/>
+                </w:tblCellMar>
+              </w:tblPrEx>
+              <w:trPr>
+                <w:cantSplit/>
+              </w:trPr>
+              <w:tc>
+                <w:tcPr>
+                  <w:tcW w:w="8500" w:type="dxa"/>
+                  <w:tcBorders>
+                    <w:tl2br w:val="nil"/>
+                    <w:tr2bl w:val="nil"/>
+                  </w:tcBorders>
+                </w:tcPr>
+                <w:p>
+                  <w:pPr>
+                    <w:keepNext w:val="0"/>
+                    <w:keepLines/>
+                    <w:pageBreakBefore w:val="0"/>
+                    <w:spacing w:beforeLines="50" w:after="100" w:line="240" w:lineRule="auto"/>
+                    <w:jc w:val="left"/>
+                    <w:rPr>
+                      <w:rFonts w:hint="default" w:ascii="Times New Roman" w:hAnsi="Times New Roman" w:eastAsia="宋体" w:cs="Times New Roman"/>
+                      <w:b w:val="0"/>
+                      <w:sz w:val="21"/>
+                      <w:szCs w:val="28"/>
+                      <w:vertAlign w:val="baseline"/>
+                      <w:lang w:val="en-US" w:eastAsia="zh-CN"/>
+                    </w:rPr>
+                  </w:pPr>
+                  <w:r>
+                    <w:rPr>
+                      <w:rFonts w:hint="default" w:ascii="Times New Roman" w:hAnsi="Times New Roman" w:eastAsia="宋体" w:cs="Times New Roman"/>
+                      <w:b w:val="0"/>
+                      <w:sz w:val="21"/>
+                      <w:szCs w:val="28"/>
+                      <w:vertAlign w:val="baseline"/>
+                      <w:lang w:val="en-US" w:eastAsia="zh-CN"/>
+                    </w:rPr>
+                    <w:t>[7] 付建民, 赵振洋, 陈国明, 等. 液相管道流量与压力对小孔泄漏速率的影响[J]. 石油学报, 2016, 37(2): 257-265. DOI:10.7623/syxb201602013.</w:t>
+                  </w:r>
+                </w:p>
+              </w:tc>
+            </w:tr>
+            <w:tr>
+              <w:tblPrEx>
+                <w:tblBorders>
+                  <w:top w:val="none" w:color="auto" w:sz="0" w:space="0"/>
+                  <w:left w:val="none" w:color="auto" w:sz="0" w:space="0"/>
+                  <w:bottom w:val="none" w:color="auto" w:sz="0" w:space="0"/>
+                  <w:right w:val="none" w:color="auto" w:sz="0" w:space="0"/>
+                  <w:insideH w:val="none" w:color="auto" w:sz="0" w:space="0"/>
+                  <w:insideV w:val="none" w:color="auto" w:sz="0" w:space="0"/>
+                </w:tblBorders>
+                <w:tblCellMar>
+                  <w:top w:w="0" w:type="dxa"/>
+                  <w:left w:w="0" w:type="dxa"/>
+                  <w:bottom w:w="0" w:type="dxa"/>
+                  <w:right w:w="0" w:type="dxa"/>
+                </w:tblCellMar>
+              </w:tblPrEx>
+              <w:trPr>
+                <w:cantSplit/>
+              </w:trPr>
+              <w:tc>
+                <w:tcPr>
+                  <w:tcW w:w="8500" w:type="dxa"/>
+                  <w:tcBorders>
+                    <w:tl2br w:val="nil"/>
+                    <w:tr2bl w:val="nil"/>
+                  </w:tcBorders>
+                </w:tcPr>
+                <w:p>
+                  <w:pPr>
+                    <w:keepNext w:val="0"/>
+                    <w:keepLines/>
+                    <w:pageBreakBefore w:val="0"/>
+                    <w:spacing w:beforeLines="50" w:after="100" w:line="240" w:lineRule="auto"/>
+                    <w:jc w:val="left"/>
+                    <w:rPr>
+                      <w:rFonts w:hint="default" w:ascii="Times New Roman" w:hAnsi="Times New Roman" w:eastAsia="宋体" w:cs="Times New Roman"/>
+                      <w:b w:val="0"/>
+                      <w:sz w:val="21"/>
+                      <w:szCs w:val="28"/>
+                      <w:vertAlign w:val="baseline"/>
+                      <w:lang w:val="en-US" w:eastAsia="zh-CN"/>
+                    </w:rPr>
+                  </w:pPr>
+                  <w:r>
+                    <w:rPr>
+                      <w:rFonts w:hint="default" w:ascii="Times New Roman" w:hAnsi="Times New Roman" w:eastAsia="宋体" w:cs="Times New Roman"/>
+                      <w:b w:val="0"/>
+                      <w:sz w:val="21"/>
+                      <w:szCs w:val="28"/>
+                      <w:vertAlign w:val="baseline"/>
+                      <w:lang w:val="en-US" w:eastAsia="zh-CN"/>
+                    </w:rPr>
+                    <w:t>[8] 龚骏, 税爱社, 包建明, 等. 多工况下基于RBF神经网络的管道泄漏检测[J]. 油气储运, 2015, 34(7): 759-763. DOI:10.6047/j.issn.1000-8241.2015.07.017.</w:t>
+                  </w:r>
+                </w:p>
+              </w:tc>
+            </w:tr>
+            <w:tr>
+              <w:tblPrEx>
+                <w:tblBorders>
+                  <w:top w:val="none" w:color="auto" w:sz="0" w:space="0"/>
+                  <w:left w:val="none" w:color="auto" w:sz="0" w:space="0"/>
+                  <w:bottom w:val="none" w:color="auto" w:sz="0" w:space="0"/>
+                  <w:right w:val="none" w:color="auto" w:sz="0" w:space="0"/>
+                  <w:insideH w:val="none" w:color="auto" w:sz="0" w:space="0"/>
+                  <w:insideV w:val="none" w:color="auto" w:sz="0" w:space="0"/>
+                </w:tblBorders>
+                <w:tblCellMar>
+                  <w:top w:w="0" w:type="dxa"/>
+                  <w:left w:w="0" w:type="dxa"/>
+                  <w:bottom w:w="0" w:type="dxa"/>
+                  <w:right w:w="0" w:type="dxa"/>
+                </w:tblCellMar>
+              </w:tblPrEx>
+              <w:trPr>
+                <w:cantSplit/>
+              </w:trPr>
+              <w:tc>
+                <w:tcPr>
+                  <w:tcW w:w="8500" w:type="dxa"/>
+                  <w:tcBorders>
+                    <w:tl2br w:val="nil"/>
+                    <w:tr2bl w:val="nil"/>
+                  </w:tcBorders>
+                </w:tcPr>
+                <w:p>
+                  <w:pPr>
+                    <w:keepNext w:val="0"/>
+                    <w:keepLines/>
+                    <w:pageBreakBefore w:val="0"/>
+                    <w:spacing w:beforeLines="50" w:after="100" w:line="240" w:lineRule="auto"/>
+                    <w:jc w:val="left"/>
+                    <w:rPr>
+                      <w:rFonts w:hint="default" w:ascii="Times New Roman" w:hAnsi="Times New Roman" w:eastAsia="宋体" w:cs="Times New Roman"/>
+                      <w:b w:val="0"/>
+                      <w:sz w:val="21"/>
+                      <w:szCs w:val="28"/>
+                      <w:vertAlign w:val="baseline"/>
+                      <w:lang w:val="en-US" w:eastAsia="zh-CN"/>
+                    </w:rPr>
+                  </w:pPr>
+                  <w:r>
+                    <w:rPr>
+                      <w:rFonts w:hint="default" w:ascii="Times New Roman" w:hAnsi="Times New Roman" w:eastAsia="宋体" w:cs="Times New Roman"/>
+                      <w:b w:val="0"/>
+                      <w:sz w:val="21"/>
+                      <w:szCs w:val="28"/>
+                      <w:vertAlign w:val="baseline"/>
+                      <w:lang w:val="en-US" w:eastAsia="zh-CN"/>
+                    </w:rPr>
+                    <w:t>[9] 马大中, 胡旭光, 孙秋野, 等. 基于数据特征融合的管网信息物理异常诊断方法[J]. 自动化学报, 2019, 45(1): 163-173. DOI:10.16383/j.aas.2018.c180383.</w:t>
+                  </w:r>
+                </w:p>
+              </w:tc>
+            </w:tr>
+            <w:tr>
+              <w:tblPrEx>
+                <w:tblBorders>
+                  <w:top w:val="none" w:color="auto" w:sz="0" w:space="0"/>
+                  <w:left w:val="none" w:color="auto" w:sz="0" w:space="0"/>
+                  <w:bottom w:val="none" w:color="auto" w:sz="0" w:space="0"/>
+                  <w:right w:val="none" w:color="auto" w:sz="0" w:space="0"/>
+                  <w:insideH w:val="none" w:color="auto" w:sz="0" w:space="0"/>
+                  <w:insideV w:val="none" w:color="auto" w:sz="0" w:space="0"/>
+                </w:tblBorders>
+                <w:tblCellMar>
+                  <w:top w:w="0" w:type="dxa"/>
+                  <w:left w:w="0" w:type="dxa"/>
+                  <w:bottom w:w="0" w:type="dxa"/>
+                  <w:right w:w="0" w:type="dxa"/>
+                </w:tblCellMar>
+              </w:tblPrEx>
+              <w:trPr>
+                <w:cantSplit/>
+              </w:trPr>
+              <w:tc>
+                <w:tcPr>
+                  <w:tcW w:w="8500" w:type="dxa"/>
+                  <w:tcBorders>
+                    <w:tl2br w:val="nil"/>
+                    <w:tr2bl w:val="nil"/>
+                  </w:tcBorders>
+                </w:tcPr>
+                <w:p>
+                  <w:pPr>
+                    <w:keepNext w:val="0"/>
+                    <w:keepLines/>
+                    <w:pageBreakBefore w:val="0"/>
+                    <w:spacing w:beforeLines="50" w:after="100" w:line="240" w:lineRule="auto"/>
+                    <w:jc w:val="left"/>
+                    <w:rPr>
+                      <w:rFonts w:hint="default" w:ascii="Times New Roman" w:hAnsi="Times New Roman" w:eastAsia="宋体" w:cs="Times New Roman"/>
+                      <w:b w:val="0"/>
+                      <w:sz w:val="21"/>
+                      <w:szCs w:val="28"/>
+                      <w:vertAlign w:val="baseline"/>
+                      <w:lang w:val="en-US" w:eastAsia="zh-CN"/>
+                    </w:rPr>
+                  </w:pPr>
+                  <w:r>
+                    <w:rPr>
+                      <w:rFonts w:hint="default" w:ascii="Times New Roman" w:hAnsi="Times New Roman" w:eastAsia="宋体" w:cs="Times New Roman"/>
+                      <w:b w:val="0"/>
+                      <w:sz w:val="21"/>
+                      <w:szCs w:val="28"/>
+                      <w:vertAlign w:val="baseline"/>
+                      <w:lang w:val="en-US" w:eastAsia="zh-CN"/>
+                    </w:rPr>
+                    <w:t>[10] 孟祥, 赵莹, 徐卓威, 等. 基于LoRa技术的农田智能灌溉系统设计[J]. 中国农机化学报, 2023, 44(9): 161-168. DOI:10.13733/j.jcam.issn.2095-5553.2023.09.023.</w:t>
+                  </w:r>
+                </w:p>
+              </w:tc>
+            </w:tr>
+            <w:tr>
+              <w:tblPrEx>
+                <w:tblBorders>
+                  <w:top w:val="none" w:color="auto" w:sz="0" w:space="0"/>
+                  <w:left w:val="none" w:color="auto" w:sz="0" w:space="0"/>
+                  <w:bottom w:val="none" w:color="auto" w:sz="0" w:space="0"/>
+                  <w:right w:val="none" w:color="auto" w:sz="0" w:space="0"/>
+                  <w:insideH w:val="none" w:color="auto" w:sz="0" w:space="0"/>
+                  <w:insideV w:val="none" w:color="auto" w:sz="0" w:space="0"/>
+                </w:tblBorders>
+                <w:tblCellMar>
+                  <w:top w:w="0" w:type="dxa"/>
+                  <w:left w:w="0" w:type="dxa"/>
+                  <w:bottom w:w="0" w:type="dxa"/>
+                  <w:right w:w="0" w:type="dxa"/>
+                </w:tblCellMar>
+              </w:tblPrEx>
+              <w:trPr>
+                <w:cantSplit/>
+              </w:trPr>
+              <w:tc>
+                <w:tcPr>
+                  <w:tcW w:w="8500" w:type="dxa"/>
+                  <w:tcBorders>
+                    <w:tl2br w:val="nil"/>
+                    <w:tr2bl w:val="nil"/>
+                  </w:tcBorders>
+                </w:tcPr>
+                <w:p>
+                  <w:pPr>
+                    <w:keepNext w:val="0"/>
+                    <w:keepLines/>
+                    <w:pageBreakBefore w:val="0"/>
+                    <w:spacing w:beforeLines="50" w:after="100" w:line="240" w:lineRule="auto"/>
+                    <w:jc w:val="left"/>
+                    <w:rPr>
+                      <w:rFonts w:hint="default" w:ascii="Times New Roman" w:hAnsi="Times New Roman" w:eastAsia="宋体" w:cs="Times New Roman"/>
+                      <w:b w:val="0"/>
+                      <w:sz w:val="21"/>
+                      <w:szCs w:val="28"/>
+                      <w:vertAlign w:val="baseline"/>
+                      <w:lang w:val="en-US" w:eastAsia="zh-CN"/>
+                    </w:rPr>
+                  </w:pPr>
+                  <w:r>
+                    <w:rPr>
+                      <w:rFonts w:hint="default" w:ascii="Times New Roman" w:hAnsi="Times New Roman" w:eastAsia="宋体" w:cs="Times New Roman"/>
+                      <w:b w:val="0"/>
+                      <w:sz w:val="21"/>
+                      <w:szCs w:val="28"/>
+                      <w:vertAlign w:val="baseline"/>
+                      <w:lang w:val="en-US" w:eastAsia="zh-CN"/>
+                    </w:rPr>
+                    <w:t>[11] 刘天翔, 郭文忠, 韩晓蓓, 等. 基于称量反馈的设施番茄灌溉系统的构建与应用[J]. 农业工程学报, 2024, 40(13): 85-96. DOI:10.11975/j.issn.1002-6819.202401146.</w:t>
+                  </w:r>
+                </w:p>
+              </w:tc>
+            </w:tr>
+            <w:tr>
+              <w:tblPrEx>
+                <w:tblBorders>
+                  <w:top w:val="none" w:color="auto" w:sz="0" w:space="0"/>
+                  <w:left w:val="none" w:color="auto" w:sz="0" w:space="0"/>
+                  <w:bottom w:val="none" w:color="auto" w:sz="0" w:space="0"/>
+                  <w:right w:val="none" w:color="auto" w:sz="0" w:space="0"/>
+                  <w:insideH w:val="none" w:color="auto" w:sz="0" w:space="0"/>
+                  <w:insideV w:val="none" w:color="auto" w:sz="0" w:space="0"/>
+                </w:tblBorders>
+                <w:tblCellMar>
+                  <w:top w:w="0" w:type="dxa"/>
+                  <w:left w:w="0" w:type="dxa"/>
+                  <w:bottom w:w="0" w:type="dxa"/>
+                  <w:right w:w="0" w:type="dxa"/>
+                </w:tblCellMar>
+              </w:tblPrEx>
+              <w:trPr>
+                <w:cantSplit/>
+              </w:trPr>
+              <w:tc>
+                <w:tcPr>
+                  <w:tcW w:w="8500" w:type="dxa"/>
+                  <w:tcBorders>
+                    <w:tl2br w:val="nil"/>
+                    <w:tr2bl w:val="nil"/>
+                  </w:tcBorders>
+                </w:tcPr>
+                <w:p>
+                  <w:pPr>
+                    <w:keepNext w:val="0"/>
+                    <w:keepLines/>
+                    <w:pageBreakBefore w:val="0"/>
+                    <w:spacing w:beforeLines="50" w:after="100" w:line="240" w:lineRule="auto"/>
+                    <w:jc w:val="left"/>
+                    <w:rPr>
+                      <w:rFonts w:hint="default" w:ascii="Times New Roman" w:hAnsi="Times New Roman" w:eastAsia="宋体" w:cs="Times New Roman"/>
+                      <w:b w:val="0"/>
+                      <w:sz w:val="21"/>
+                      <w:szCs w:val="28"/>
+                      <w:vertAlign w:val="baseline"/>
+                      <w:lang w:val="en-US" w:eastAsia="zh-CN"/>
+                    </w:rPr>
+                  </w:pPr>
+                  <w:r>
+                    <w:rPr>
+                      <w:rFonts w:hint="default" w:ascii="Times New Roman" w:hAnsi="Times New Roman" w:eastAsia="宋体" w:cs="Times New Roman"/>
+                      <w:b w:val="0"/>
+                      <w:sz w:val="21"/>
+                      <w:szCs w:val="28"/>
+                      <w:vertAlign w:val="baseline"/>
+                      <w:lang w:val="en-US" w:eastAsia="zh-CN"/>
+                    </w:rPr>
+                    <w:t>[12] Petit J, García S M, Molle B, et al. Methods for drip irrigation clogging detection, analysis and understanding: State of the art and perspectives[J]. Agricultural Water Management, 2022, 272: 107873. DOI:10.1016/j.agwat.2022.107873.</w:t>
+                  </w:r>
+                </w:p>
+              </w:tc>
+            </w:tr>
+            <w:tr>
+              <w:tblPrEx>
+                <w:tblBorders>
+                  <w:top w:val="none" w:color="auto" w:sz="0" w:space="0"/>
+                  <w:left w:val="none" w:color="auto" w:sz="0" w:space="0"/>
+                  <w:bottom w:val="none" w:color="auto" w:sz="0" w:space="0"/>
+                  <w:right w:val="none" w:color="auto" w:sz="0" w:space="0"/>
+                  <w:insideH w:val="none" w:color="auto" w:sz="0" w:space="0"/>
+                  <w:insideV w:val="none" w:color="auto" w:sz="0" w:space="0"/>
+                </w:tblBorders>
+                <w:tblCellMar>
+                  <w:top w:w="0" w:type="dxa"/>
+                  <w:left w:w="0" w:type="dxa"/>
+                  <w:bottom w:w="0" w:type="dxa"/>
+                  <w:right w:w="0" w:type="dxa"/>
+                </w:tblCellMar>
+              </w:tblPrEx>
+              <w:trPr>
+                <w:cantSplit/>
+              </w:trPr>
+              <w:tc>
+                <w:tcPr>
+                  <w:tcW w:w="8500" w:type="dxa"/>
+                  <w:tcBorders>
+                    <w:tl2br w:val="nil"/>
+                    <w:tr2bl w:val="nil"/>
+                  </w:tcBorders>
+                </w:tcPr>
+                <w:p>
+                  <w:pPr>
+                    <w:keepNext w:val="0"/>
+                    <w:keepLines/>
+                    <w:pageBreakBefore w:val="0"/>
+                    <w:spacing w:beforeLines="50" w:after="100" w:line="240" w:lineRule="auto"/>
+                    <w:jc w:val="left"/>
+                    <w:rPr>
+                      <w:rFonts w:hint="default" w:ascii="Times New Roman" w:hAnsi="Times New Roman" w:eastAsia="宋体" w:cs="Times New Roman"/>
+                      <w:b w:val="0"/>
+                      <w:sz w:val="21"/>
+                      <w:szCs w:val="28"/>
+                      <w:vertAlign w:val="baseline"/>
+                      <w:lang w:val="en-US" w:eastAsia="zh-CN"/>
+                    </w:rPr>
+                  </w:pPr>
+                  <w:r>
+                    <w:rPr>
+                      <w:rFonts w:hint="default" w:ascii="Times New Roman" w:hAnsi="Times New Roman" w:eastAsia="宋体" w:cs="Times New Roman"/>
+                      <w:b w:val="0"/>
+                      <w:sz w:val="21"/>
+                      <w:szCs w:val="28"/>
+                      <w:vertAlign w:val="baseline"/>
+                      <w:lang w:val="en-US" w:eastAsia="zh-CN"/>
+                    </w:rPr>
+                    <w:t>[13] Somaali N, Hayouni M, Sboui L, et al. HydroNeuro: A Data-Efficient IoT Sensing and Edge-AI Framework for Real-Time Hydraulic Anomaly Detection[J]. Sensors, 2026, 26(10): 3010. DOI:10.3390/s26103010.</w:t>
+                  </w:r>
+                </w:p>
+              </w:tc>
+            </w:tr>
+            <w:tr>
+              <w:tblPrEx>
+                <w:tblBorders>
+                  <w:top w:val="none" w:color="auto" w:sz="0" w:space="0"/>
+                  <w:left w:val="none" w:color="auto" w:sz="0" w:space="0"/>
+                  <w:bottom w:val="none" w:color="auto" w:sz="0" w:space="0"/>
+                  <w:right w:val="none" w:color="auto" w:sz="0" w:space="0"/>
+                  <w:insideH w:val="none" w:color="auto" w:sz="0" w:space="0"/>
+                  <w:insideV w:val="none" w:color="auto" w:sz="0" w:space="0"/>
+                </w:tblBorders>
+                <w:tblCellMar>
+                  <w:top w:w="0" w:type="dxa"/>
+                  <w:left w:w="0" w:type="dxa"/>
+                  <w:bottom w:w="0" w:type="dxa"/>
+                  <w:right w:w="0" w:type="dxa"/>
+                </w:tblCellMar>
+              </w:tblPrEx>
+              <w:trPr>
+                <w:cantSplit/>
+              </w:trPr>
+              <w:tc>
+                <w:tcPr>
+                  <w:tcW w:w="8500" w:type="dxa"/>
+                  <w:tcBorders>
+                    <w:tl2br w:val="nil"/>
+                    <w:tr2bl w:val="nil"/>
+                  </w:tcBorders>
+                </w:tcPr>
+                <w:p>
+                  <w:pPr>
+                    <w:keepNext w:val="0"/>
+                    <w:keepLines/>
+                    <w:pageBreakBefore w:val="0"/>
+                    <w:spacing w:beforeLines="50" w:after="100" w:line="240" w:lineRule="auto"/>
+                    <w:jc w:val="left"/>
+                    <w:rPr>
+                      <w:rFonts w:hint="default" w:ascii="Times New Roman" w:hAnsi="Times New Roman" w:eastAsia="宋体" w:cs="Times New Roman"/>
+                      <w:b w:val="0"/>
+                      <w:sz w:val="21"/>
+                      <w:szCs w:val="28"/>
+                      <w:vertAlign w:val="baseline"/>
+                      <w:lang w:val="en-US" w:eastAsia="zh-CN"/>
+                    </w:rPr>
+                  </w:pPr>
+                  <w:r>
+                    <w:rPr>
+                      <w:rFonts w:hint="default" w:ascii="Times New Roman" w:hAnsi="Times New Roman" w:eastAsia="宋体" w:cs="Times New Roman"/>
+                      <w:b w:val="0"/>
+                      <w:sz w:val="21"/>
+                      <w:szCs w:val="28"/>
+                      <w:vertAlign w:val="baseline"/>
+                      <w:lang w:val="en-US" w:eastAsia="zh-CN"/>
+                    </w:rPr>
+                    <w:t>[14] Loukatos D, Fragkos A, Londra P, et al. A Simple Platform for Emulating Irrigation Scenarios and Its Applicability for Big Data Collection Toward Water Preservation via In Situ Experiments[J]. Land, 2026, 15(3): 464. DOI:10.3390/land15030464.</w:t>
+                  </w:r>
+                </w:p>
+              </w:tc>
+            </w:tr>
+            <w:tr>
+              <w:tblPrEx>
+                <w:tblBorders>
+                  <w:top w:val="none" w:color="auto" w:sz="0" w:space="0"/>
+                  <w:left w:val="none" w:color="auto" w:sz="0" w:space="0"/>
+                  <w:bottom w:val="none" w:color="auto" w:sz="0" w:space="0"/>
+                  <w:right w:val="none" w:color="auto" w:sz="0" w:space="0"/>
+                  <w:insideH w:val="none" w:color="auto" w:sz="0" w:space="0"/>
+                  <w:insideV w:val="none" w:color="auto" w:sz="0" w:space="0"/>
+                </w:tblBorders>
+                <w:tblCellMar>
+                  <w:top w:w="0" w:type="dxa"/>
+                  <w:left w:w="0" w:type="dxa"/>
+                  <w:bottom w:w="0" w:type="dxa"/>
+                  <w:right w:w="0" w:type="dxa"/>
+                </w:tblCellMar>
+              </w:tblPrEx>
+              <w:trPr>
+                <w:cantSplit/>
+              </w:trPr>
+              <w:tc>
+                <w:tcPr>
+                  <w:tcW w:w="8500" w:type="dxa"/>
+                  <w:tcBorders>
+                    <w:tl2br w:val="nil"/>
+                    <w:tr2bl w:val="nil"/>
+                  </w:tcBorders>
+                </w:tcPr>
+                <w:p>
+                  <w:pPr>
+                    <w:keepNext w:val="0"/>
+                    <w:keepLines/>
+                    <w:pageBreakBefore w:val="0"/>
+                    <w:spacing w:beforeLines="50" w:after="100" w:line="240" w:lineRule="auto"/>
+                    <w:jc w:val="left"/>
+                    <w:rPr>
+                      <w:rFonts w:hint="default" w:ascii="Times New Roman" w:hAnsi="Times New Roman" w:eastAsia="宋体" w:cs="Times New Roman"/>
+                      <w:b w:val="0"/>
+                      <w:sz w:val="21"/>
+                      <w:szCs w:val="28"/>
+                      <w:vertAlign w:val="baseline"/>
+                      <w:lang w:val="en-US" w:eastAsia="zh-CN"/>
+                    </w:rPr>
+                  </w:pPr>
+                  <w:r>
+                    <w:rPr>
+                      <w:rFonts w:hint="default" w:ascii="Times New Roman" w:hAnsi="Times New Roman" w:eastAsia="宋体" w:cs="Times New Roman"/>
+                      <w:b w:val="0"/>
+                      <w:sz w:val="21"/>
+                      <w:szCs w:val="28"/>
+                      <w:vertAlign w:val="baseline"/>
+                      <w:lang w:val="en-US" w:eastAsia="zh-CN"/>
+                    </w:rPr>
+                    <w:t>[15] Lozoya C, Favela-Contreras A, Aguilar-Gonzalez A, et al. Energy-Efficient Wireless Communication Strategy for Precision Agriculture Irrigation Control[J]. Sensors, 2021, 21(16): 5541. DOI:10.3390/s21165541.</w:t>
+                  </w:r>
+                </w:p>
+              </w:tc>
+            </w:tr>
+            <w:tr>
+              <w:tblPrEx>
+                <w:tblBorders>
+                  <w:top w:val="none" w:color="auto" w:sz="0" w:space="0"/>
+                  <w:left w:val="none" w:color="auto" w:sz="0" w:space="0"/>
+                  <w:bottom w:val="none" w:color="auto" w:sz="0" w:space="0"/>
+                  <w:right w:val="none" w:color="auto" w:sz="0" w:space="0"/>
+                  <w:insideH w:val="none" w:color="auto" w:sz="0" w:space="0"/>
+                  <w:insideV w:val="none" w:color="auto" w:sz="0" w:space="0"/>
+                </w:tblBorders>
+                <w:tblCellMar>
+                  <w:top w:w="0" w:type="dxa"/>
+                  <w:left w:w="0" w:type="dxa"/>
+                  <w:bottom w:w="0" w:type="dxa"/>
+                  <w:right w:w="0" w:type="dxa"/>
+                </w:tblCellMar>
+              </w:tblPrEx>
+              <w:trPr>
+                <w:cantSplit/>
+              </w:trPr>
+              <w:tc>
+                <w:tcPr>
+                  <w:tcW w:w="8500" w:type="dxa"/>
+                  <w:tcBorders>
+                    <w:tl2br w:val="nil"/>
+                    <w:tr2bl w:val="nil"/>
+                  </w:tcBorders>
+                </w:tcPr>
+                <w:p>
+                  <w:pPr>
+                    <w:keepNext w:val="0"/>
+                    <w:keepLines/>
+                    <w:pageBreakBefore w:val="0"/>
+                    <w:spacing w:beforeLines="50" w:after="100" w:line="240" w:lineRule="auto"/>
+                    <w:jc w:val="left"/>
+                    <w:rPr>
+                      <w:rFonts w:hint="default" w:ascii="Times New Roman" w:hAnsi="Times New Roman" w:eastAsia="宋体" w:cs="Times New Roman"/>
+                      <w:b w:val="0"/>
+                      <w:sz w:val="21"/>
+                      <w:szCs w:val="28"/>
+                      <w:vertAlign w:val="baseline"/>
+                      <w:lang w:val="en-US" w:eastAsia="zh-CN"/>
+                    </w:rPr>
+                  </w:pPr>
+                  <w:r>
+                    <w:rPr>
+                      <w:rFonts w:hint="default" w:ascii="Times New Roman" w:hAnsi="Times New Roman" w:eastAsia="宋体" w:cs="Times New Roman"/>
+                      <w:b w:val="0"/>
+                      <w:sz w:val="21"/>
+                      <w:szCs w:val="28"/>
+                      <w:vertAlign w:val="baseline"/>
+                      <w:lang w:val="en-US" w:eastAsia="zh-CN"/>
+                    </w:rPr>
+                    <w:t>[16] Orihuela L, Bareiro J, Reales F, et al. Long-term assessment of event-based communication for irrigation control in a bell pepper farm[J]. IFAC-PapersOnLine, 2025, 59(23): 44-49. DOI:10.1016/j.ifacol.2025.11.761.</w:t>
+                  </w:r>
+                </w:p>
+              </w:tc>
+            </w:tr>
+            <w:tr>
+              <w:tblPrEx>
+                <w:tblBorders>
+                  <w:top w:val="none" w:color="auto" w:sz="0" w:space="0"/>
+                  <w:left w:val="none" w:color="auto" w:sz="0" w:space="0"/>
+                  <w:bottom w:val="none" w:color="auto" w:sz="0" w:space="0"/>
+                  <w:right w:val="none" w:color="auto" w:sz="0" w:space="0"/>
+                  <w:insideH w:val="none" w:color="auto" w:sz="0" w:space="0"/>
+                  <w:insideV w:val="none" w:color="auto" w:sz="0" w:space="0"/>
+                </w:tblBorders>
+                <w:tblCellMar>
+                  <w:top w:w="0" w:type="dxa"/>
+                  <w:left w:w="0" w:type="dxa"/>
+                  <w:bottom w:w="0" w:type="dxa"/>
+                  <w:right w:w="0" w:type="dxa"/>
+                </w:tblCellMar>
+              </w:tblPrEx>
+              <w:trPr>
+                <w:cantSplit/>
+              </w:trPr>
+              <w:tc>
+                <w:tcPr>
+                  <w:tcW w:w="8500" w:type="dxa"/>
+                  <w:tcBorders>
+                    <w:tl2br w:val="nil"/>
+                    <w:tr2bl w:val="nil"/>
+                  </w:tcBorders>
+                </w:tcPr>
+                <w:p>
+                  <w:pPr>
+                    <w:keepNext w:val="0"/>
+                    <w:keepLines/>
+                    <w:pageBreakBefore w:val="0"/>
+                    <w:spacing w:beforeLines="50" w:after="100" w:line="240" w:lineRule="auto"/>
+                    <w:jc w:val="left"/>
+                    <w:rPr>
+                      <w:rFonts w:hint="default" w:ascii="Times New Roman" w:hAnsi="Times New Roman" w:eastAsia="宋体" w:cs="Times New Roman"/>
+                      <w:b w:val="0"/>
+                      <w:sz w:val="21"/>
+                      <w:szCs w:val="28"/>
+                      <w:vertAlign w:val="baseline"/>
+                      <w:lang w:val="en-US" w:eastAsia="zh-CN"/>
+                    </w:rPr>
+                  </w:pPr>
+                  <w:r>
+                    <w:rPr>
+                      <w:rFonts w:hint="default" w:ascii="Times New Roman" w:hAnsi="Times New Roman" w:eastAsia="宋体" w:cs="Times New Roman"/>
+                      <w:b w:val="0"/>
+                      <w:sz w:val="21"/>
+                      <w:szCs w:val="28"/>
+                      <w:vertAlign w:val="baseline"/>
+                      <w:lang w:val="en-US" w:eastAsia="zh-CN"/>
+                    </w:rPr>
+                    <w:t>[17] Sun Z, Wang Z, Li J. Identification and Evaluation of the Main Constraints on Cotton Production Within a Collective Drip Irrigation System in Southern Xinjiang, China[J]. Agronomy, 2025, 15(4): 760. DOI:10.3390/agronomy15040760.</w:t>
+                  </w:r>
+                </w:p>
+              </w:tc>
+            </w:tr>
+          </w:tbl>
           <w:p>
             <w:pPr>
               <w:keepNext w:val="0"/>
@@ -6689,272 +8155,6 @@
                 <w:lang w:val="en-US" w:eastAsia="zh-CN"/>
               </w:rPr>
             </w:pPr>
-            <w:r>
-              <w:rPr>
-                <w:rFonts w:hint="default" w:ascii="Times New Roman" w:hAnsi="Times New Roman" w:eastAsia="宋体" w:cs="Times New Roman"/>
-                <w:sz w:val="21"/>
-                <w:szCs w:val="28"/>
-                <w:lang w:val="en-US" w:eastAsia="zh-CN"/>
-              </w:rPr>
-              <w:t>HydroNeuro已研究阀态建模、嵌入式异常感知与扰动鲁棒性[2]；Loukatos等通过可控阀、压力流量及LoRa搭建灌溉模拟平台[3]。这些工作为状态记录和台架设计提供依据，也说明边缘处理、增加测点及采用LoRa不能单独作为研究创新。本项目需要在相同观测信息、独立故障程度和强基线条件下评价增量。</w:t>
-            </w:r>
-          </w:p>
-          <w:p>
-            <w:pPr>
-              <w:keepNext/>
-              <w:keepLines/>
-              <w:spacing w:before="140" w:beforeLines="50" w:after="100" w:line="240" w:lineRule="auto"/>
-              <w:jc w:val="left"/>
-              <w:rPr>
-                <w:rFonts w:hint="default" w:ascii="Times New Roman" w:hAnsi="Times New Roman" w:eastAsia="宋体" w:cs="Times New Roman"/>
-                <w:b/>
-                <w:sz w:val="21"/>
-                <w:szCs w:val="28"/>
-                <w:lang w:val="en-US" w:eastAsia="zh-CN"/>
-              </w:rPr>
-            </w:pPr>
-            <w:r>
-              <w:rPr>
-                <w:rFonts w:hint="default" w:ascii="Times New Roman" w:hAnsi="Times New Roman" w:eastAsia="宋体" w:cs="Times New Roman"/>
-                <w:b/>
-                <w:sz w:val="21"/>
-                <w:szCs w:val="28"/>
-                <w:lang w:val="en-US" w:eastAsia="zh-CN"/>
-              </w:rPr>
-              <w:t>3 通信取舍与南疆场景</w:t>
-            </w:r>
-          </w:p>
-          <w:p>
-            <w:pPr>
-              <w:keepNext w:val="0"/>
-              <w:keepLines/>
-              <w:spacing w:beforeLines="50" w:after="100" w:line="240" w:lineRule="auto"/>
-              <w:jc w:val="left"/>
-              <w:rPr>
-                <w:rFonts w:hint="default" w:ascii="Times New Roman" w:hAnsi="Times New Roman" w:eastAsia="宋体" w:cs="Times New Roman"/>
-                <w:sz w:val="21"/>
-                <w:szCs w:val="28"/>
-                <w:lang w:val="en-US" w:eastAsia="zh-CN"/>
-              </w:rPr>
-            </w:pPr>
-            <w:r>
-              <w:rPr>
-                <w:rFonts w:hint="default" w:ascii="Times New Roman" w:hAnsi="Times New Roman" w:eastAsia="宋体" w:cs="Times New Roman"/>
-                <w:sz w:val="21"/>
-                <w:szCs w:val="28"/>
-                <w:lang w:val="en-US" w:eastAsia="zh-CN"/>
-              </w:rPr>
-              <w:t>农业事件通信已有能量与长期试验[4][5]，周期及事件策略的效果依赖链路、确认规则和整机功耗。南疆集体滴灌棉花研究讨论灌水深度与土壤等生产约束[6]，提示需要结合具体运行条件解释监测用途，不能据此推导本装置的节水或增产比例。</w:t>
-            </w:r>
-          </w:p>
-          <w:p>
-            <w:pPr>
-              <w:keepNext/>
-              <w:keepLines/>
-              <w:spacing w:before="140" w:beforeLines="50" w:after="100" w:line="240" w:lineRule="auto"/>
-              <w:jc w:val="left"/>
-              <w:rPr>
-                <w:rFonts w:hint="default" w:ascii="Times New Roman" w:hAnsi="Times New Roman" w:eastAsia="宋体" w:cs="Times New Roman"/>
-                <w:b/>
-                <w:sz w:val="21"/>
-                <w:szCs w:val="28"/>
-                <w:lang w:val="en-US" w:eastAsia="zh-CN"/>
-              </w:rPr>
-            </w:pPr>
-            <w:r>
-              <w:rPr>
-                <w:rFonts w:hint="default" w:ascii="Times New Roman" w:hAnsi="Times New Roman" w:eastAsia="宋体" w:cs="Times New Roman"/>
-                <w:b/>
-                <w:sz w:val="21"/>
-                <w:szCs w:val="28"/>
-                <w:lang w:val="en-US" w:eastAsia="zh-CN"/>
-              </w:rPr>
-              <w:t>4 本项目拟研究的增量</w:t>
-            </w:r>
-          </w:p>
-          <w:p>
-            <w:pPr>
-              <w:keepNext w:val="0"/>
-              <w:keepLines/>
-              <w:spacing w:beforeLines="50" w:after="100" w:line="240" w:lineRule="auto"/>
-              <w:jc w:val="left"/>
-              <w:rPr>
-                <w:rFonts w:hint="default" w:ascii="Times New Roman" w:hAnsi="Times New Roman" w:eastAsia="宋体" w:cs="Times New Roman"/>
-                <w:sz w:val="21"/>
-                <w:szCs w:val="28"/>
-                <w:lang w:val="en-US" w:eastAsia="zh-CN"/>
-              </w:rPr>
-            </w:pPr>
-            <w:r>
-              <w:rPr>
-                <w:rFonts w:hint="default" w:ascii="Times New Roman" w:hAnsi="Times New Roman" w:eastAsia="宋体" w:cs="Times New Roman"/>
-                <w:sz w:val="21"/>
-                <w:szCs w:val="28"/>
-                <w:lang w:val="en-US" w:eastAsia="zh-CN"/>
-              </w:rPr>
-              <w:t>现有工作支持开展支管水力监测和可靠通信，但本项目仍需回答：在低成本测量误差与轮灌切换下，双压力、流量和操作信息能在哪些程度上改善渐进故障辨识；在相同检测与确认机制下，减少通信是否仍能维持远端及时告警。拟通过可控台架、强对照和分层评价形成有证据的结论，是否构成论文贡献以进一步文献核对和独立实测为准。</w:t>
-            </w:r>
-          </w:p>
-          <w:p>
-            <w:pPr>
-              <w:keepNext w:val="0"/>
-              <w:keepLines/>
-              <w:spacing w:beforeLines="50" w:after="100" w:line="240" w:lineRule="auto"/>
-              <w:jc w:val="left"/>
-              <w:rPr>
-                <w:rFonts w:hint="default" w:ascii="Times New Roman" w:hAnsi="Times New Roman" w:eastAsia="宋体" w:cs="Times New Roman"/>
-                <w:sz w:val="21"/>
-                <w:szCs w:val="28"/>
-                <w:lang w:val="en-US" w:eastAsia="zh-CN"/>
-              </w:rPr>
-            </w:pPr>
-            <w:r>
-              <w:rPr>
-                <w:rFonts w:hint="default" w:ascii="Times New Roman" w:hAnsi="Times New Roman" w:eastAsia="宋体" w:cs="Times New Roman"/>
-                <w:sz w:val="21"/>
-                <w:szCs w:val="28"/>
-                <w:lang w:val="en-US" w:eastAsia="zh-CN"/>
-              </w:rPr>
-              <w:t>参考文献</w:t>
-            </w:r>
-          </w:p>
-          <w:p>
-            <w:pPr>
-              <w:keepNext w:val="0"/>
-              <w:keepLines/>
-              <w:spacing w:beforeLines="50" w:after="100" w:line="240" w:lineRule="auto"/>
-              <w:jc w:val="left"/>
-              <w:rPr>
-                <w:rFonts w:hint="default" w:ascii="Times New Roman" w:hAnsi="Times New Roman" w:eastAsia="宋体" w:cs="Times New Roman"/>
-                <w:sz w:val="21"/>
-                <w:szCs w:val="28"/>
-                <w:lang w:val="en-US" w:eastAsia="zh-CN"/>
-              </w:rPr>
-            </w:pPr>
-            <w:r>
-              <w:rPr>
-                <w:rFonts w:hint="default" w:ascii="Times New Roman" w:hAnsi="Times New Roman" w:eastAsia="宋体" w:cs="Times New Roman"/>
-                <w:sz w:val="21"/>
-                <w:szCs w:val="28"/>
-                <w:lang w:val="en-US" w:eastAsia="zh-CN"/>
-              </w:rPr>
-              <w:t>[1] Petit J, et al. Methods for drip irrigation clogging detection, analysis and understanding: State of the art and perspectives. Agricultural Water Management,2022,272:107873. DOI:10.1016/j.agwat.2022.107873.</w:t>
-            </w:r>
-          </w:p>
-          <w:p>
-            <w:pPr>
-              <w:keepNext w:val="0"/>
-              <w:keepLines/>
-              <w:spacing w:beforeLines="50" w:after="100" w:line="240" w:lineRule="auto"/>
-              <w:jc w:val="left"/>
-              <w:rPr>
-                <w:rFonts w:hint="default" w:ascii="Times New Roman" w:hAnsi="Times New Roman" w:eastAsia="宋体" w:cs="Times New Roman"/>
-                <w:sz w:val="21"/>
-                <w:szCs w:val="28"/>
-                <w:lang w:val="en-US" w:eastAsia="zh-CN"/>
-              </w:rPr>
-            </w:pPr>
-            <w:r>
-              <w:rPr>
-                <w:rFonts w:hint="default" w:ascii="Times New Roman" w:hAnsi="Times New Roman" w:eastAsia="宋体" w:cs="Times New Roman"/>
-                <w:sz w:val="21"/>
-                <w:szCs w:val="28"/>
-                <w:lang w:val="en-US" w:eastAsia="zh-CN"/>
-              </w:rPr>
-              <w:t>[2] Somaali et al. HydroNeuro: A Data-Efficient IoT Sensing and Edge-AI Framework for Real-Time Hydraulic Anomaly Detection. Sensors,2026,26(10):3010. DOI:10.3390/s26103010.</w:t>
-            </w:r>
-          </w:p>
-          <w:p>
-            <w:pPr>
-              <w:keepNext w:val="0"/>
-              <w:keepLines/>
-              <w:spacing w:beforeLines="50" w:after="100" w:line="240" w:lineRule="auto"/>
-              <w:jc w:val="left"/>
-              <w:rPr>
-                <w:rFonts w:hint="default" w:ascii="Times New Roman" w:hAnsi="Times New Roman" w:eastAsia="宋体" w:cs="Times New Roman"/>
-                <w:sz w:val="21"/>
-                <w:szCs w:val="28"/>
-                <w:lang w:val="en-US" w:eastAsia="zh-CN"/>
-              </w:rPr>
-            </w:pPr>
-            <w:r>
-              <w:rPr>
-                <w:rFonts w:hint="default" w:ascii="Times New Roman" w:hAnsi="Times New Roman" w:eastAsia="宋体" w:cs="Times New Roman"/>
-                <w:sz w:val="21"/>
-                <w:szCs w:val="28"/>
-                <w:lang w:val="en-US" w:eastAsia="zh-CN"/>
-              </w:rPr>
-              <w:t>[3] Loukatos et al. A Simple Platform for Emulating Irrigation Scenarios and Its Applicability for Big Data Collection Toward Water Preservation via In Situ Experiments. Land,2026,15(3):464. DOI:10.3390/land15030464.</w:t>
-            </w:r>
-          </w:p>
-          <w:p>
-            <w:pPr>
-              <w:keepNext w:val="0"/>
-              <w:keepLines/>
-              <w:spacing w:beforeLines="50" w:after="100" w:line="240" w:lineRule="auto"/>
-              <w:jc w:val="left"/>
-              <w:rPr>
-                <w:rFonts w:hint="default" w:ascii="Times New Roman" w:hAnsi="Times New Roman" w:eastAsia="宋体" w:cs="Times New Roman"/>
-                <w:sz w:val="21"/>
-                <w:szCs w:val="28"/>
-                <w:lang w:val="en-US" w:eastAsia="zh-CN"/>
-              </w:rPr>
-            </w:pPr>
-            <w:r>
-              <w:rPr>
-                <w:rFonts w:hint="default" w:ascii="Times New Roman" w:hAnsi="Times New Roman" w:eastAsia="宋体" w:cs="Times New Roman"/>
-                <w:sz w:val="21"/>
-                <w:szCs w:val="28"/>
-                <w:lang w:val="en-US" w:eastAsia="zh-CN"/>
-              </w:rPr>
-              <w:t>[4] Lozoya et al. Energy-Efficient Wireless Communication Strategy for Precision Agriculture Irrigation Control. Sensors,2021,21(16):5541. DOI:10.3390/s21165541.</w:t>
-            </w:r>
-          </w:p>
-          <w:p>
-            <w:pPr>
-              <w:keepNext w:val="0"/>
-              <w:keepLines/>
-              <w:spacing w:beforeLines="50" w:after="100" w:line="240" w:lineRule="auto"/>
-              <w:jc w:val="left"/>
-              <w:rPr>
-                <w:rFonts w:hint="default" w:ascii="Times New Roman" w:hAnsi="Times New Roman" w:eastAsia="宋体" w:cs="Times New Roman"/>
-                <w:sz w:val="21"/>
-                <w:szCs w:val="28"/>
-                <w:lang w:val="en-US" w:eastAsia="zh-CN"/>
-              </w:rPr>
-            </w:pPr>
-            <w:r>
-              <w:rPr>
-                <w:rFonts w:hint="default" w:ascii="Times New Roman" w:hAnsi="Times New Roman" w:eastAsia="宋体" w:cs="Times New Roman"/>
-                <w:sz w:val="21"/>
-                <w:szCs w:val="28"/>
-                <w:lang w:val="en-US" w:eastAsia="zh-CN"/>
-              </w:rPr>
-              <w:t>[5] Long-term assessment of event-based communication for irrigation control in a bell pepper farm. IFAC-PapersOnLine,2025,59(23):44–49. DOI:10.1016/j.ifacol.2025.11.761.</w:t>
-            </w:r>
-          </w:p>
-          <w:p>
-            <w:pPr>
-              <w:keepNext w:val="0"/>
-              <w:keepLines/>
-              <w:spacing w:beforeLines="50" w:after="100" w:line="240" w:lineRule="auto"/>
-              <w:jc w:val="left"/>
-              <w:rPr>
-                <w:rFonts w:hint="default" w:ascii="Times New Roman" w:hAnsi="Times New Roman" w:eastAsia="宋体" w:cs="Times New Roman"/>
-                <w:sz w:val="21"/>
-                <w:szCs w:val="28"/>
-                <w:lang w:val="en-US" w:eastAsia="zh-CN"/>
-              </w:rPr>
-            </w:pPr>
-            <w:r>
-              <w:rPr>
-                <w:rFonts w:hint="default" w:ascii="Times New Roman" w:hAnsi="Times New Roman" w:eastAsia="宋体" w:cs="Times New Roman"/>
-                <w:sz w:val="21"/>
-                <w:szCs w:val="28"/>
-                <w:lang w:val="en-US" w:eastAsia="zh-CN"/>
-              </w:rPr>
-              <w:t>[6] Sun, Wang, Li. Identification and Evaluation of the Main Constraints on Cotton Production Within a Collective Drip Irrigation System in Southern Xinjiang, China. Agronomy,2025,15(4):760. DOI:10.3390/agronomy15040760.</w:t>
-            </w:r>
           </w:p>
           <w:p>
             <w:pPr>
@@ -7042,39 +8242,36 @@
               <w:jc w:val="left"/>
               <w:rPr>
                 <w:rFonts w:hint="default" w:ascii="Times New Roman" w:hAnsi="Times New Roman" w:eastAsia="宋体" w:cs="Times New Roman"/>
+                <w:b w:val="0"/>
+                <w:sz w:val="21"/>
+                <w:szCs w:val="28"/>
+                <w:lang w:val="en-US" w:eastAsia="zh-CN"/>
+              </w:rPr>
+            </w:pPr>
+            <w:r>
+              <w:rPr>
+                <w:rFonts w:hint="default" w:ascii="Times New Roman" w:hAnsi="Times New Roman" w:eastAsia="宋体" w:cs="Times New Roman"/>
                 <w:b/>
                 <w:sz w:val="21"/>
                 <w:szCs w:val="28"/>
                 <w:lang w:val="en-US" w:eastAsia="zh-CN"/>
               </w:rPr>
-            </w:pPr>
-            <w:r>
-              <w:rPr>
-                <w:rFonts w:hint="default" w:ascii="Times New Roman" w:hAnsi="Times New Roman" w:eastAsia="宋体" w:cs="Times New Roman"/>
-                <w:b/>
-                <w:sz w:val="21"/>
-                <w:szCs w:val="28"/>
-                <w:lang w:val="en-US" w:eastAsia="zh-CN"/>
-              </w:rPr>
               <w:t>1 面向巡检的系统组织</w:t>
             </w:r>
-          </w:p>
-          <w:p>
-            <w:pPr>
-              <w:keepNext w:val="0"/>
-              <w:keepLines/>
-              <w:spacing w:beforeLines="50" w:after="100" w:line="240" w:lineRule="auto"/>
-              <w:jc w:val="left"/>
-              <w:rPr>
-                <w:rFonts w:hint="default" w:ascii="Times New Roman" w:hAnsi="Times New Roman" w:eastAsia="宋体" w:cs="Times New Roman"/>
-                <w:sz w:val="21"/>
-                <w:szCs w:val="28"/>
-                <w:lang w:val="en-US" w:eastAsia="zh-CN"/>
-              </w:rPr>
-            </w:pPr>
-            <w:r>
-              <w:rPr>
-                <w:rFonts w:hint="default" w:ascii="Times New Roman" w:hAnsi="Times New Roman" w:eastAsia="宋体" w:cs="Times New Roman"/>
+            <w:r>
+              <w:rPr>
+                <w:rFonts w:hint="default" w:ascii="Times New Roman" w:hAnsi="Times New Roman" w:eastAsia="宋体" w:cs="Times New Roman"/>
+                <w:b w:val="0"/>
+                <w:sz w:val="21"/>
+                <w:szCs w:val="28"/>
+                <w:lang w:val="en-US" w:eastAsia="zh-CN"/>
+              </w:rPr>
+              <w:br w:type="textWrapping"/>
+            </w:r>
+            <w:r>
+              <w:rPr>
+                <w:rFonts w:hint="default" w:ascii="Times New Roman" w:hAnsi="Times New Roman" w:eastAsia="宋体" w:cs="Times New Roman"/>
+                <w:b w:val="0"/>
                 <w:sz w:val="21"/>
                 <w:szCs w:val="28"/>
                 <w:lang w:val="en-US" w:eastAsia="zh-CN"/>
@@ -7090,39 +8287,36 @@
               <w:jc w:val="left"/>
               <w:rPr>
                 <w:rFonts w:hint="default" w:ascii="Times New Roman" w:hAnsi="Times New Roman" w:eastAsia="宋体" w:cs="Times New Roman"/>
+                <w:b w:val="0"/>
+                <w:sz w:val="21"/>
+                <w:szCs w:val="28"/>
+                <w:lang w:val="en-US" w:eastAsia="zh-CN"/>
+              </w:rPr>
+            </w:pPr>
+            <w:r>
+              <w:rPr>
+                <w:rFonts w:hint="default" w:ascii="Times New Roman" w:hAnsi="Times New Roman" w:eastAsia="宋体" w:cs="Times New Roman"/>
                 <w:b/>
                 <w:sz w:val="21"/>
                 <w:szCs w:val="28"/>
                 <w:lang w:val="en-US" w:eastAsia="zh-CN"/>
               </w:rPr>
-            </w:pPr>
-            <w:r>
-              <w:rPr>
-                <w:rFonts w:hint="default" w:ascii="Times New Roman" w:hAnsi="Times New Roman" w:eastAsia="宋体" w:cs="Times New Roman"/>
-                <w:b/>
-                <w:sz w:val="21"/>
-                <w:szCs w:val="28"/>
-                <w:lang w:val="en-US" w:eastAsia="zh-CN"/>
-              </w:rPr>
               <w:t>2 渐进故障的辨识边界与早期评价</w:t>
             </w:r>
-          </w:p>
-          <w:p>
-            <w:pPr>
-              <w:keepNext w:val="0"/>
-              <w:keepLines/>
-              <w:spacing w:beforeLines="50" w:after="100" w:line="240" w:lineRule="auto"/>
-              <w:jc w:val="left"/>
-              <w:rPr>
-                <w:rFonts w:hint="default" w:ascii="Times New Roman" w:hAnsi="Times New Roman" w:eastAsia="宋体" w:cs="Times New Roman"/>
-                <w:sz w:val="21"/>
-                <w:szCs w:val="28"/>
-                <w:lang w:val="en-US" w:eastAsia="zh-CN"/>
-              </w:rPr>
-            </w:pPr>
-            <w:r>
-              <w:rPr>
-                <w:rFonts w:hint="default" w:ascii="Times New Roman" w:hAnsi="Times New Roman" w:eastAsia="宋体" w:cs="Times New Roman"/>
+            <w:r>
+              <w:rPr>
+                <w:rFonts w:hint="default" w:ascii="Times New Roman" w:hAnsi="Times New Roman" w:eastAsia="宋体" w:cs="Times New Roman"/>
+                <w:b w:val="0"/>
+                <w:sz w:val="21"/>
+                <w:szCs w:val="28"/>
+                <w:lang w:val="en-US" w:eastAsia="zh-CN"/>
+              </w:rPr>
+              <w:br w:type="textWrapping"/>
+            </w:r>
+            <w:r>
+              <w:rPr>
+                <w:rFonts w:hint="default" w:ascii="Times New Roman" w:hAnsi="Times New Roman" w:eastAsia="宋体" w:cs="Times New Roman"/>
+                <w:b w:val="0"/>
                 <w:sz w:val="21"/>
                 <w:szCs w:val="28"/>
                 <w:lang w:val="en-US" w:eastAsia="zh-CN"/>
@@ -7138,39 +8332,36 @@
               <w:jc w:val="left"/>
               <w:rPr>
                 <w:rFonts w:hint="default" w:ascii="Times New Roman" w:hAnsi="Times New Roman" w:eastAsia="宋体" w:cs="Times New Roman"/>
+                <w:b w:val="0"/>
+                <w:sz w:val="21"/>
+                <w:szCs w:val="28"/>
+                <w:lang w:val="en-US" w:eastAsia="zh-CN"/>
+              </w:rPr>
+            </w:pPr>
+            <w:r>
+              <w:rPr>
+                <w:rFonts w:hint="default" w:ascii="Times New Roman" w:hAnsi="Times New Roman" w:eastAsia="宋体" w:cs="Times New Roman"/>
                 <w:b/>
                 <w:sz w:val="21"/>
                 <w:szCs w:val="28"/>
                 <w:lang w:val="en-US" w:eastAsia="zh-CN"/>
               </w:rPr>
-            </w:pPr>
-            <w:r>
-              <w:rPr>
-                <w:rFonts w:hint="default" w:ascii="Times New Roman" w:hAnsi="Times New Roman" w:eastAsia="宋体" w:cs="Times New Roman"/>
-                <w:b/>
-                <w:sz w:val="21"/>
-                <w:szCs w:val="28"/>
-                <w:lang w:val="en-US" w:eastAsia="zh-CN"/>
-              </w:rPr>
               <w:t>3 诊断与可靠上报的联合验证</w:t>
             </w:r>
-          </w:p>
-          <w:p>
-            <w:pPr>
-              <w:keepNext w:val="0"/>
-              <w:keepLines/>
-              <w:spacing w:beforeLines="50" w:after="100" w:line="240" w:lineRule="auto"/>
-              <w:jc w:val="left"/>
-              <w:rPr>
-                <w:rFonts w:hint="default" w:ascii="Times New Roman" w:hAnsi="Times New Roman" w:eastAsia="宋体" w:cs="Times New Roman"/>
-                <w:sz w:val="21"/>
-                <w:szCs w:val="28"/>
-                <w:lang w:val="en-US" w:eastAsia="zh-CN"/>
-              </w:rPr>
-            </w:pPr>
-            <w:r>
-              <w:rPr>
-                <w:rFonts w:hint="default" w:ascii="Times New Roman" w:hAnsi="Times New Roman" w:eastAsia="宋体" w:cs="Times New Roman"/>
+            <w:r>
+              <w:rPr>
+                <w:rFonts w:hint="default" w:ascii="Times New Roman" w:hAnsi="Times New Roman" w:eastAsia="宋体" w:cs="Times New Roman"/>
+                <w:b w:val="0"/>
+                <w:sz w:val="21"/>
+                <w:szCs w:val="28"/>
+                <w:lang w:val="en-US" w:eastAsia="zh-CN"/>
+              </w:rPr>
+              <w:br w:type="textWrapping"/>
+            </w:r>
+            <w:r>
+              <w:rPr>
+                <w:rFonts w:hint="default" w:ascii="Times New Roman" w:hAnsi="Times New Roman" w:eastAsia="宋体" w:cs="Times New Roman"/>
+                <w:b w:val="0"/>
                 <w:sz w:val="21"/>
                 <w:szCs w:val="28"/>
                 <w:lang w:val="en-US" w:eastAsia="zh-CN"/>
@@ -8581,21 +9772,96 @@
               <w:jc w:val="left"/>
               <w:rPr>
                 <w:rFonts w:hint="default" w:ascii="Times New Roman" w:hAnsi="Times New Roman" w:eastAsia="宋体" w:cs="Times New Roman"/>
+                <w:b w:val="0"/>
+                <w:sz w:val="21"/>
+                <w:szCs w:val="28"/>
+                <w:lang w:val="en-US" w:eastAsia="zh-CN"/>
+              </w:rPr>
+            </w:pPr>
+            <w:r>
+              <w:rPr>
+                <w:rFonts w:hint="default" w:ascii="Times New Roman" w:hAnsi="Times New Roman" w:eastAsia="宋体" w:cs="Times New Roman"/>
                 <w:b/>
                 <w:sz w:val="21"/>
                 <w:szCs w:val="28"/>
                 <w:lang w:val="en-US" w:eastAsia="zh-CN"/>
               </w:rPr>
-            </w:pPr>
-            <w:r>
-              <w:rPr>
-                <w:rFonts w:hint="default" w:ascii="Times New Roman" w:hAnsi="Times New Roman" w:eastAsia="宋体" w:cs="Times New Roman"/>
-                <w:b/>
-                <w:sz w:val="21"/>
-                <w:szCs w:val="28"/>
-                <w:lang w:val="en-US" w:eastAsia="zh-CN"/>
-              </w:rPr>
               <w:t>1 与本项目有关的研究积累和已取得的成绩</w:t>
+            </w:r>
+            <w:r>
+              <w:rPr>
+                <w:rFonts w:hint="default" w:ascii="Times New Roman" w:hAnsi="Times New Roman" w:eastAsia="宋体" w:cs="Times New Roman"/>
+                <w:b w:val="0"/>
+                <w:sz w:val="21"/>
+                <w:szCs w:val="28"/>
+                <w:lang w:val="en-US" w:eastAsia="zh-CN"/>
+              </w:rPr>
+              <w:br w:type="textWrapping"/>
+            </w:r>
+            <w:r>
+              <w:rPr>
+                <w:rFonts w:hint="default" w:ascii="Times New Roman" w:hAnsi="Times New Roman" w:eastAsia="宋体" w:cs="Times New Roman"/>
+                <w:b w:val="0"/>
+                <w:sz w:val="21"/>
+                <w:szCs w:val="28"/>
+                <w:lang w:val="en-US" w:eastAsia="zh-CN"/>
+              </w:rPr>
+              <w:t>已形成文献和制度分析、等效模型、合成试验程序、国内候选器件核对及离线网站。当前基础属于方案、模型和软件，尚无硬件台架、真实无线、整机功耗或田间性能数据。图12为程序保存结果生成的模型检验图，用于说明可行条件与失败趋势。</w:t>
+            </w:r>
+          </w:p>
+          <w:p>
+            <w:pPr>
+              <w:keepNext w:val="0"/>
+              <w:keepLines/>
+              <w:numPr>
+                <w:ilvl w:val="0"/>
+                <w:numId w:val="0"/>
+              </w:numPr>
+              <w:spacing w:beforeLines="50" w:after="100" w:line="240" w:lineRule="auto"/>
+              <w:jc w:val="center"/>
+              <w:rPr>
+                <w:rFonts w:hint="default" w:ascii="Times New Roman" w:hAnsi="Times New Roman" w:eastAsia="宋体" w:cs="Times New Roman"/>
+                <w:sz w:val="21"/>
+                <w:szCs w:val="28"/>
+                <w:lang w:val="en-US" w:eastAsia="zh-CN"/>
+              </w:rPr>
+            </w:pPr>
+            <w:r>
+              <w:rPr>
+                <w:rFonts w:hint="default" w:ascii="Times New Roman" w:hAnsi="Times New Roman" w:eastAsia="宋体" w:cs="Times New Roman"/>
+                <w:sz w:val="21"/>
+                <w:szCs w:val="28"/>
+                <w:lang w:val="en-US" w:eastAsia="zh-CN"/>
+              </w:rPr>
+              <w:pict>
+                <v:shape id="_x0000_i1037" o:spt="75" alt="图12 渐进故障及噪声影响的合成模型检验 参数未标定" type="#_x0000_t75" style="height:405.5pt;width:425pt;" filled="f" o:preferrelative="t" stroked="f" coordsize="21600,21600">
+                  <v:path/>
+                  <v:fill on="f" focussize="0,0"/>
+                  <v:stroke on="f"/>
+                  <v:imagedata r:id="rId17" o:title="early_diagnosis"/>
+                  <o:lock v:ext="edit" aspectratio="t"/>
+                  <w10:wrap type="none"/>
+                  <w10:anchorlock/>
+                </v:shape>
+              </w:pict>
+            </w:r>
+            <w:r>
+              <w:rPr>
+                <w:rFonts w:hint="eastAsia" w:ascii="Times New Roman" w:hAnsi="Times New Roman" w:cs="Times New Roman"/>
+                <w:sz w:val="21"/>
+                <w:szCs w:val="28"/>
+                <w:lang w:val="en-US" w:eastAsia="zh-CN"/>
+              </w:rPr>
+              <w:br w:type="textWrapping"/>
+            </w:r>
+            <w:r>
+              <w:rPr>
+                <w:rFonts w:hint="eastAsia" w:ascii="Times New Roman" w:hAnsi="Times New Roman" w:cs="Times New Roman"/>
+                <w:sz w:val="18"/>
+                <w:szCs w:val="28"/>
+                <w:lang w:val="en-US" w:eastAsia="zh-CN"/>
+              </w:rPr>
+              <w:t>图12 渐进故障及噪声影响的合成模型检验 参数未标定</w:t>
             </w:r>
           </w:p>
           <w:p>
@@ -8622,62 +9888,7 @@
                 <w:szCs w:val="28"/>
                 <w:lang w:val="en-US" w:eastAsia="zh-CN"/>
               </w:rPr>
-              <w:t>已形成文献和制度分析、等效模型、合成试验程序、国内候选器件核对及离线网站。当前基础属于方案、模型和软件，尚无硬件台架、真实无线、整机功耗或田间性能数据。图9为程序保存结果生成的模型检验图，用于说明可行条件与失败趋势。</w:t>
-            </w:r>
-          </w:p>
-          <w:p>
-            <w:pPr>
-              <w:keepNext w:val="0"/>
-              <w:keepLines/>
-              <w:numPr>
-                <w:ilvl w:val="0"/>
-                <w:numId w:val="0"/>
-              </w:numPr>
-              <w:spacing w:beforeLines="50" w:after="100" w:line="240" w:lineRule="auto"/>
-              <w:jc w:val="center"/>
-              <w:rPr>
-                <w:rFonts w:hint="default" w:ascii="Times New Roman" w:hAnsi="Times New Roman" w:eastAsia="宋体" w:cs="Times New Roman"/>
-                <w:sz w:val="21"/>
-                <w:szCs w:val="28"/>
-                <w:lang w:val="en-US" w:eastAsia="zh-CN"/>
-              </w:rPr>
-            </w:pPr>
-            <w:r>
-              <w:rPr>
-                <w:rFonts w:hint="default" w:ascii="Times New Roman" w:hAnsi="Times New Roman" w:eastAsia="宋体" w:cs="Times New Roman"/>
-                <w:sz w:val="21"/>
-                <w:szCs w:val="28"/>
-                <w:lang w:val="en-US" w:eastAsia="zh-CN"/>
-              </w:rPr>
-              <w:pict>
-                <v:shape id="_x0000_i1034" o:spt="75" alt="图9 渐进故障及噪声影响的合成模型检验 参数未标定" type="#_x0000_t75" style="height:405.5pt;width:425pt;" filled="f" o:preferrelative="t" stroked="f" coordsize="21600,21600">
-                  <v:path/>
-                  <v:fill on="f" focussize="0,0"/>
-                  <v:stroke on="f"/>
-                  <v:imagedata r:id="rId14" o:title="early_diagnosis"/>
-                  <o:lock v:ext="edit" aspectratio="t"/>
-                  <w10:wrap type="none"/>
-                  <w10:anchorlock/>
-                </v:shape>
-              </w:pict>
-            </w:r>
-            <w:r>
-              <w:rPr>
-                <w:rFonts w:hint="eastAsia" w:ascii="Times New Roman" w:hAnsi="Times New Roman" w:cs="Times New Roman"/>
-                <w:sz w:val="21"/>
-                <w:szCs w:val="28"/>
-                <w:lang w:val="en-US" w:eastAsia="zh-CN"/>
-              </w:rPr>
-              <w:br w:type="textWrapping"/>
-            </w:r>
-            <w:r>
-              <w:rPr>
-                <w:rFonts w:hint="eastAsia" w:ascii="Times New Roman" w:hAnsi="Times New Roman" w:cs="Times New Roman"/>
-                <w:sz w:val="18"/>
-                <w:szCs w:val="28"/>
-                <w:lang w:val="en-US" w:eastAsia="zh-CN"/>
-              </w:rPr>
-              <w:t>图9 渐进故障及噪声影响的合成模型检验 参数未标定</w:t>
+              <w:t>双压力模型完成6场景×4压力噪声×20种子共480次试验。在理想同步、平方律及单故障条件下，低噪声时两类故障各20/20试次在15%演示判据前正确提示且无前期误报；噪声σ=10kPa时均降为12/20。种子10300、σ=0.3kPa的单次示例中，泄漏提示409秒、判据485秒，提前76秒；受限提示396秒、判据522秒，提前126秒。统计与单次示例分别陈述，不作为实物性能。</w:t>
             </w:r>
           </w:p>
           <w:p>
@@ -8704,7 +9915,7 @@
                 <w:szCs w:val="28"/>
                 <w:lang w:val="en-US" w:eastAsia="zh-CN"/>
               </w:rPr>
-              <w:t>双压力模型完成6场景×4压力噪声×20种子共480次试验。在理想同步、平方律及单故障条件下，低噪声时两类故障各20/20试次在15%演示判据前正确提示且无前期误报；噪声σ=10kPa时均降为12/20。种子10300、σ=0.3kPa的单次示例中，泄漏提示409秒、判据485秒，提前76秒；受限提示396秒、判据522秒，提前126秒。统计与单次示例分别陈述，不作为实物性能。</w:t>
+              <w:t>反例显示压力漂移会引发误报，未知正常负载与等效泄漏可具有同样观测。旧单压力模型的12类挑战共240个合成试次也发现弱异常漏检及原因歧义。上述结果支持增加标定、状态信息和不确定性输出，并不支持通用辨因结论。</w:t>
             </w:r>
           </w:p>
           <w:p>
@@ -8731,7 +9942,7 @@
                 <w:szCs w:val="28"/>
                 <w:lang w:val="en-US" w:eastAsia="zh-CN"/>
               </w:rPr>
-              <w:t>反例显示压力漂移会引发误报，未知正常负载与等效泄漏可具有同样观测。旧单压力模型的12类挑战共240个合成试次也发现弱异常漏检及原因歧义。上述结果支持增加标定、状态信息和不确定性输出，并不支持通用辨因结论。</w:t>
+              <w:t>公平通信回放完成1920次，同一检测器和载荷下统一缓存、ACK及去重，显示慢周期具有竞争力，噪声可增加事件发送；未模拟完整射频或整机能量。诊断与通信仍为分别验证的模型，真实联合系统拟在实施期完成。</w:t>
             </w:r>
           </w:p>
           <w:p>
@@ -8758,34 +9969,7 @@
                 <w:szCs w:val="28"/>
                 <w:lang w:val="en-US" w:eastAsia="zh-CN"/>
               </w:rPr>
-              <w:t>公平通信回放完成1920次，同一检测器和载荷下统一缓存、ACK及去重，显示慢周期具有竞争力，噪声可增加事件发送；未模拟完整射频或整机能量。诊断与通信仍为分别验证的模型，真实联合系统拟在实施期完成。</w:t>
-            </w:r>
-          </w:p>
-          <w:p>
-            <w:pPr>
-              <w:keepNext w:val="0"/>
-              <w:keepLines/>
-              <w:numPr>
-                <w:ilvl w:val="0"/>
-                <w:numId w:val="0"/>
-              </w:numPr>
-              <w:spacing w:beforeLines="50" w:after="100" w:line="240" w:lineRule="auto"/>
-              <w:jc w:val="left"/>
-              <w:rPr>
-                <w:rFonts w:hint="default" w:ascii="Times New Roman" w:hAnsi="Times New Roman" w:eastAsia="宋体" w:cs="Times New Roman"/>
-                <w:sz w:val="21"/>
-                <w:szCs w:val="28"/>
-                <w:lang w:val="en-US" w:eastAsia="zh-CN"/>
-              </w:rPr>
-            </w:pPr>
-            <w:r>
-              <w:rPr>
-                <w:rFonts w:hint="default" w:ascii="Times New Roman" w:hAnsi="Times New Roman" w:eastAsia="宋体" w:cs="Times New Roman"/>
-                <w:sz w:val="21"/>
-                <w:szCs w:val="28"/>
-                <w:lang w:val="en-US" w:eastAsia="zh-CN"/>
-              </w:rPr>
-              <w:t>程序、JSON/CSV和图表可追溯，图8是当前离线网页实际截图，支持合成回放、质量状态及确认演示；实际设备接入与日志持久化尚未实现。目前没有已发表论文、授权专利、软著或田间成绩。</w:t>
+              <w:t>程序、JSON/CSV和图表可追溯，图10是当前离线网页实际截图，支持合成回放、质量状态及确认演示；实际设备接入与日志持久化尚未实现。目前没有已发表论文、授权专利、软著或田间成绩。</w:t>
             </w:r>
           </w:p>
           <w:p>
@@ -8800,43 +9984,36 @@
               <w:jc w:val="left"/>
               <w:rPr>
                 <w:rFonts w:hint="default" w:ascii="Times New Roman" w:hAnsi="Times New Roman" w:eastAsia="宋体" w:cs="Times New Roman"/>
+                <w:b w:val="0"/>
+                <w:sz w:val="21"/>
+                <w:szCs w:val="28"/>
+                <w:lang w:val="en-US" w:eastAsia="zh-CN"/>
+              </w:rPr>
+            </w:pPr>
+            <w:r>
+              <w:rPr>
+                <w:rFonts w:hint="default" w:ascii="Times New Roman" w:hAnsi="Times New Roman" w:eastAsia="宋体" w:cs="Times New Roman"/>
                 <w:b/>
                 <w:sz w:val="21"/>
                 <w:szCs w:val="28"/>
                 <w:lang w:val="en-US" w:eastAsia="zh-CN"/>
               </w:rPr>
-            </w:pPr>
-            <w:r>
-              <w:rPr>
-                <w:rFonts w:hint="default" w:ascii="Times New Roman" w:hAnsi="Times New Roman" w:eastAsia="宋体" w:cs="Times New Roman"/>
-                <w:b/>
-                <w:sz w:val="21"/>
-                <w:szCs w:val="28"/>
-                <w:lang w:val="en-US" w:eastAsia="zh-CN"/>
-              </w:rPr>
               <w:t>2 已具备的条件 尚缺少的条件及解决方法</w:t>
             </w:r>
-          </w:p>
-          <w:p>
-            <w:pPr>
-              <w:keepNext w:val="0"/>
-              <w:keepLines/>
-              <w:numPr>
-                <w:ilvl w:val="0"/>
-                <w:numId w:val="0"/>
-              </w:numPr>
-              <w:spacing w:beforeLines="50" w:after="100" w:line="240" w:lineRule="auto"/>
-              <w:jc w:val="left"/>
-              <w:rPr>
-                <w:rFonts w:hint="default" w:ascii="Times New Roman" w:hAnsi="Times New Roman" w:eastAsia="宋体" w:cs="Times New Roman"/>
-                <w:sz w:val="21"/>
-                <w:szCs w:val="28"/>
-                <w:lang w:val="en-US" w:eastAsia="zh-CN"/>
-              </w:rPr>
-            </w:pPr>
-            <w:r>
-              <w:rPr>
-                <w:rFonts w:hint="default" w:ascii="Times New Roman" w:hAnsi="Times New Roman" w:eastAsia="宋体" w:cs="Times New Roman"/>
+            <w:r>
+              <w:rPr>
+                <w:rFonts w:hint="default" w:ascii="Times New Roman" w:hAnsi="Times New Roman" w:eastAsia="宋体" w:cs="Times New Roman"/>
+                <w:b w:val="0"/>
+                <w:sz w:val="21"/>
+                <w:szCs w:val="28"/>
+                <w:lang w:val="en-US" w:eastAsia="zh-CN"/>
+              </w:rPr>
+              <w:br w:type="textWrapping"/>
+            </w:r>
+            <w:r>
+              <w:rPr>
+                <w:rFonts w:hint="default" w:ascii="Times New Roman" w:hAnsi="Times New Roman" w:eastAsia="宋体" w:cs="Times New Roman"/>
+                <w:b w:val="0"/>
                 <w:sz w:val="21"/>
                 <w:szCs w:val="28"/>
                 <w:lang w:val="en-US" w:eastAsia="zh-CN"/>
@@ -8983,12 +10160,6 @@
                   <w:insideH w:val="none" w:color="auto" w:sz="0" w:space="0"/>
                   <w:insideV w:val="none" w:color="auto" w:sz="0" w:space="0"/>
                 </w:tblBorders>
-                <w:tblCellMar>
-                  <w:top w:w="0" w:type="dxa"/>
-                  <w:left w:w="0" w:type="dxa"/>
-                  <w:bottom w:w="0" w:type="dxa"/>
-                  <w:right w:w="0" w:type="dxa"/>
-                </w:tblCellMar>
               </w:tblPrEx>
               <w:trPr>
                 <w:cantSplit/>

--- a/deliverables/大创申报书_模板填写稿.docx
+++ b/deliverables/大创申报书_模板填写稿.docx
@@ -1608,7 +1608,7 @@
                 <w:rFonts w:hint="eastAsia" w:ascii="黑体" w:hAnsi="黑体" w:eastAsia="黑体" w:cs="Times New Roman"/>
                 <w:lang w:val="en-US" w:eastAsia="zh-CN"/>
               </w:rPr>
-              <w:t>尚未提供，由本人据实填写，不能照抄案例经历。</w:t>
+              <w:t>由负责人据实填写专业学习、实践经历及实际成果。</w:t>
             </w:r>
           </w:p>
         </w:tc>
@@ -3228,7 +3228,7 @@
                 <w:szCs w:val="28"/>
                 <w:lang w:val="en-US" w:eastAsia="zh-CN"/>
               </w:rPr>
-              <w:t>1 总体架构与运行过程</w:t>
+              <w:t>1 系统组成与任务分工</w:t>
             </w:r>
             <w:r>
               <w:rPr>
@@ -3272,7 +3272,7 @@
                 <w:lang w:val="en-US" w:eastAsia="zh-CN"/>
               </w:rPr>
               <w:pict>
-                <v:shape id="_x0000_i1026" o:spt="75" alt="图1 支管巡检系统组成与独立评价关系 设计方案" type="#_x0000_t75" style="height:249.15pt;width:425pt;" filled="f" o:preferrelative="t" stroked="f" coordsize="21600,21600">
+                <v:shape id="_x0000_i1026" o:spt="75" alt="图1 支管巡检系统组成与独立评价关系 设计方案" type="#_x0000_t75" style="height:212.9pt;width:425pt;" filled="f" o:preferrelative="t" stroked="f" coordsize="21600,21600">
                   <v:path/>
                   <v:fill on="f" focussize="0,0"/>
                   <v:stroke on="f"/>
@@ -3322,7 +3322,7 @@
                 <w:szCs w:val="28"/>
                 <w:lang w:val="en-US" w:eastAsia="zh-CN"/>
               </w:rPr>
-              <w:t>系统闭环截至管理确认，自动阀控不列入本期基础任务。一个节点用于研究一个被监测区段，双支路用于制造共同供水与正常切换条件；它们并不代表已完成多节点田间部署。增加节点和现场适应性试验以资助、许可和测量质量为条件。</w:t>
+              <w:t>系统按感知测量、有限诊断、可靠告警和管理核查四项任务组织，表2分别规定其验证证据。系统闭环截至管理确认，自动阀控不列入本期基础任务。一个节点用于研究一个被监测区段，双支路用于制造共同供水与正常切换条件；它们并不代表已完成多节点田间部署。增加节点和现场适应性试验以资助、许可和测量质量为条件。</w:t>
             </w:r>
           </w:p>
           <w:p>
@@ -3392,7 +3392,7 @@
                 <w:szCs w:val="28"/>
                 <w:lang w:val="en-US" w:eastAsia="zh-CN"/>
               </w:rPr>
-              <w:t>P0位于监测区段入口，P1位于集中受限元件下游，Q位于泄漏旁路与A负载分流之前，记录两者的总流量；B支路连接同一供水源，用于模拟其他轮灌负载或正常切换。A支路逐步打开泄漏旁路模拟等效泄漏，逐步调节受限元件模拟局部阻力增加，分别记录操作、收集量和参考读数。图2用于限定观测区段与两种故障的注入位置。</w:t>
+              <w:t>P0位于监测区段入口，P1位于集中受限元件下游，Q位于泄漏旁路与A负载分流之前，记录两者的总流量；B支路连接同一供水源，用于模拟其他轮灌负载或正常切换。A支路逐步打开泄漏旁路模拟等效泄漏，逐步调节受限元件模拟局部阻力增加，分别记录操作、收集量和参考读数。图2用蓝色、绿色、橙色分别区分供水、正常负载与泄漏路径，限定观测区段与两种故障的注入位置。</w:t>
             </w:r>
           </w:p>
           <w:p>
@@ -3416,7 +3416,7 @@
                 <w:lang w:val="en-US" w:eastAsia="zh-CN"/>
               </w:rPr>
               <w:pict>
-                <v:shape id="_x0000_i1027" o:spt="75" alt="图2 双压力流量布点与双支路台架设计" type="#_x0000_t75" style="height:267.25pt;width:425pt;" filled="f" o:preferrelative="t" stroked="f" coordsize="21600,21600">
+                <v:shape id="_x0000_i1027" o:spt="75" alt="图2 双压力流量布点与双支路台架设计" type="#_x0000_t75" style="height:294.45pt;width:425pt;" filled="f" o:preferrelative="t" stroked="f" coordsize="21600,21600">
                   <v:path/>
                   <v:fill on="f" focussize="0,0"/>
                   <v:stroke on="f"/>
@@ -3471,47 +3471,25 @@
           </w:p>
           <w:p>
             <w:pPr>
-              <w:keepNext/>
+              <w:keepNext w:val="0"/>
               <w:keepLines/>
-              <w:spacing w:before="140" w:beforeLines="50" w:after="100" w:line="240" w:lineRule="auto"/>
+              <w:spacing w:beforeLines="50" w:after="100" w:line="240" w:lineRule="auto"/>
               <w:jc w:val="left"/>
               <w:rPr>
                 <w:rFonts w:hint="default" w:ascii="Times New Roman" w:hAnsi="Times New Roman" w:eastAsia="宋体" w:cs="Times New Roman"/>
-                <w:b w:val="0"/>
-                <w:sz w:val="21"/>
-                <w:szCs w:val="28"/>
-                <w:lang w:val="en-US" w:eastAsia="zh-CN"/>
-              </w:rPr>
-            </w:pPr>
-            <w:r>
-              <w:rPr>
-                <w:rFonts w:hint="default" w:ascii="Times New Roman" w:hAnsi="Times New Roman" w:eastAsia="宋体" w:cs="Times New Roman"/>
-                <w:b/>
-                <w:sz w:val="21"/>
-                <w:szCs w:val="28"/>
-                <w:lang w:val="en-US" w:eastAsia="zh-CN"/>
-              </w:rPr>
-              <w:t>2.2 节点硬件与数据采集</w:t>
-            </w:r>
-            <w:r>
-              <w:rPr>
-                <w:rFonts w:hint="default" w:ascii="Times New Roman" w:hAnsi="Times New Roman" w:eastAsia="宋体" w:cs="Times New Roman"/>
-                <w:b w:val="0"/>
-                <w:sz w:val="21"/>
-                <w:szCs w:val="28"/>
-                <w:lang w:val="en-US" w:eastAsia="zh-CN"/>
-              </w:rPr>
-              <w:br w:type="textWrapping"/>
-            </w:r>
-            <w:r>
-              <w:rPr>
-                <w:rFonts w:hint="default" w:ascii="Times New Roman" w:hAnsi="Times New Roman" w:eastAsia="宋体" w:cs="Times New Roman"/>
-                <w:b w:val="0"/>
-                <w:sz w:val="21"/>
-                <w:szCs w:val="28"/>
-                <w:lang w:val="en-US" w:eastAsia="zh-CN"/>
-              </w:rPr>
-              <w:t>节点主控拟采用STM32F103C8T6最小系统板，压力经电流采样电阻和ADS1115接入I²C，流量经电平转换接入定时计数，LoRa经UART连接，microSD经SPI保存原始记录。接收端采用另一只LoRa模块与3.3V USB-TTL连接已有电脑，以Python串口接收、SQLite存储和本地Web提供查看确认。该配置先完成开发板原型，减少自制PCB与第二主控的开发负担。图3给出拟实施连接关系。</w:t>
+                <w:sz w:val="21"/>
+                <w:szCs w:val="28"/>
+                <w:lang w:val="en-US" w:eastAsia="zh-CN"/>
+              </w:rPr>
+            </w:pPr>
+            <w:r>
+              <w:rPr>
+                <w:rFonts w:hint="default" w:ascii="Times New Roman" w:hAnsi="Times New Roman" w:eastAsia="宋体" w:cs="Times New Roman"/>
+                <w:sz w:val="21"/>
+                <w:szCs w:val="28"/>
+                <w:lang w:val="en-US" w:eastAsia="zh-CN"/>
+              </w:rPr>
+              <w:t>台架的物理布置与水力关系分别论证。图3按暂定900×520mm底板建立三维几何布局，将水路、侧向测压、独立计量杯和前侧干区节点分开，检查测点先后、操作可达性及回水路径。模型保留可复算几何源，管径、接头及器件包络目前是占位参数；采购后须校核装配尺寸、检修间距、固定与电气防护。这是已生成的设计模型，尚未制成台架。</w:t>
             </w:r>
           </w:p>
           <w:p>
@@ -3535,11 +3513,11 @@
                 <w:lang w:val="en-US" w:eastAsia="zh-CN"/>
               </w:rPr>
               <w:pict>
-                <v:shape id="_x0000_i1028" o:spt="75" alt="图3 感知节点功能连接设计" type="#_x0000_t75" style="height:276.35pt;width:425pt;" filled="f" o:preferrelative="t" stroked="f" coordsize="21600,21600">
+                <v:shape id="_x0000_i1028" o:spt="75" alt="图3 双支路清水台架三维布置概念 器件尺寸待核定" type="#_x0000_t75" style="height:299pt;width:425pt;" filled="f" o:preferrelative="t" stroked="f" coordsize="21600,21600">
                   <v:path/>
                   <v:fill on="f" focussize="0,0"/>
                   <v:stroke on="f"/>
-                  <v:imagedata r:id="rId8" o:title="hardware_node"/>
+                  <v:imagedata r:id="rId8" o:title="bench_model"/>
                   <o:lock v:ext="edit" aspectratio="t"/>
                   <w10:wrap type="none"/>
                   <w10:anchorlock/>
@@ -3562,30 +3540,52 @@
                 <w:szCs w:val="28"/>
                 <w:lang w:val="en-US" w:eastAsia="zh-CN"/>
               </w:rPr>
-              <w:t>图3 感知节点功能连接设计</w:t>
-            </w:r>
-          </w:p>
-          <w:p>
-            <w:pPr>
-              <w:keepNext w:val="0"/>
+              <w:t>图3 双支路清水台架三维布置概念 器件尺寸待核定</w:t>
+            </w:r>
+          </w:p>
+          <w:p>
+            <w:pPr>
+              <w:keepNext/>
               <w:keepLines/>
-              <w:spacing w:beforeLines="50" w:after="100" w:line="240" w:lineRule="auto"/>
+              <w:spacing w:before="140" w:beforeLines="50" w:after="100" w:line="240" w:lineRule="auto"/>
               <w:jc w:val="left"/>
               <w:rPr>
                 <w:rFonts w:hint="default" w:ascii="Times New Roman" w:hAnsi="Times New Roman" w:eastAsia="宋体" w:cs="Times New Roman"/>
-                <w:sz w:val="21"/>
-                <w:szCs w:val="28"/>
-                <w:lang w:val="en-US" w:eastAsia="zh-CN"/>
-              </w:rPr>
-            </w:pPr>
-            <w:r>
-              <w:rPr>
-                <w:rFonts w:hint="default" w:ascii="Times New Roman" w:hAnsi="Times New Roman" w:eastAsia="宋体" w:cs="Times New Roman"/>
-                <w:sz w:val="21"/>
-                <w:szCs w:val="28"/>
-                <w:lang w:val="en-US" w:eastAsia="zh-CN"/>
-              </w:rPr>
-              <w:t>表1列出国内有供应资料的候选器件。型号按接口、测量范围和报价核定后冻结，尚未采购或完成接线。图4为供应商产品配图，用于说明候选形态及安装接口，不是本项目样机照片。</w:t>
+                <w:b w:val="0"/>
+                <w:sz w:val="21"/>
+                <w:szCs w:val="28"/>
+                <w:lang w:val="en-US" w:eastAsia="zh-CN"/>
+              </w:rPr>
+            </w:pPr>
+            <w:r>
+              <w:rPr>
+                <w:rFonts w:hint="default" w:ascii="Times New Roman" w:hAnsi="Times New Roman" w:eastAsia="宋体" w:cs="Times New Roman"/>
+                <w:b/>
+                <w:sz w:val="21"/>
+                <w:szCs w:val="28"/>
+                <w:lang w:val="en-US" w:eastAsia="zh-CN"/>
+              </w:rPr>
+              <w:t>2.2 节点硬件与数据采集</w:t>
+            </w:r>
+            <w:r>
+              <w:rPr>
+                <w:rFonts w:hint="default" w:ascii="Times New Roman" w:hAnsi="Times New Roman" w:eastAsia="宋体" w:cs="Times New Roman"/>
+                <w:b w:val="0"/>
+                <w:sz w:val="21"/>
+                <w:szCs w:val="28"/>
+                <w:lang w:val="en-US" w:eastAsia="zh-CN"/>
+              </w:rPr>
+              <w:br w:type="textWrapping"/>
+            </w:r>
+            <w:r>
+              <w:rPr>
+                <w:rFonts w:hint="default" w:ascii="Times New Roman" w:hAnsi="Times New Roman" w:eastAsia="宋体" w:cs="Times New Roman"/>
+                <w:b w:val="0"/>
+                <w:sz w:val="21"/>
+                <w:szCs w:val="28"/>
+                <w:lang w:val="en-US" w:eastAsia="zh-CN"/>
+              </w:rPr>
+              <w:t>节点主控拟采用STM32F103C8T6最小系统板，压力经电流采样电阻和ADS1115接入I²C，流量经电平转换接入定时计数，LoRa经UART连接，microSD经SPI保存原始记录。接收端采用另一只LoRa模块与3.3V USB-TTL连接已有电脑，以Python串口接收、SQLite存储和本地Web提供查看确认。该配置先完成开发板原型，减少自制PCB与第二主控的开发负担。各接口及采购约束集中列于表1，图4专门论证双压力模拟前端。</w:t>
             </w:r>
           </w:p>
           <w:p>
@@ -3609,11 +3609,11 @@
                 <w:lang w:val="en-US" w:eastAsia="zh-CN"/>
               </w:rPr>
               <w:pict>
-                <v:shape id="_x0000_i1029" o:spt="75" alt="图4 国内供应商候选器件配图 尚未采购 非本项目样机" type="#_x0000_t75" style="height:173.35pt;width:425pt;" filled="f" o:preferrelative="t" stroked="f" coordsize="21600,21600">
+                <v:shape id="_x0000_i1029" o:spt="75" alt="图4 两线制压力变送器与双通道ADC采集原理 保护元件待验证" type="#_x0000_t75" style="height:271.8pt;width:425pt;" filled="f" o:preferrelative="t" stroked="f" coordsize="21600,21600">
                   <v:path/>
                   <v:fill on="f" focussize="0,0"/>
                   <v:stroke on="f"/>
-                  <v:imagedata r:id="rId9" o:title="hardware_candidates"/>
+                  <v:imagedata r:id="rId9" o:title="pressure_frontend"/>
                   <o:lock v:ext="edit" aspectratio="t"/>
                   <w10:wrap type="none"/>
                   <w10:anchorlock/>
@@ -3636,7 +3636,53 @@
                 <w:szCs w:val="28"/>
                 <w:lang w:val="en-US" w:eastAsia="zh-CN"/>
               </w:rPr>
-              <w:t>图4 国内供应商候选器件配图 尚未采购 非本项目样机</w:t>
+              <w:t>图4 两线制压力变送器与双通道ADC采集原理 保护元件待验证</w:t>
+            </w:r>
+          </w:p>
+          <w:p>
+            <w:pPr>
+              <w:keepNext w:val="0"/>
+              <w:keepLines/>
+              <w:spacing w:beforeLines="50" w:after="100" w:line="240" w:lineRule="auto"/>
+              <w:jc w:val="left"/>
+              <w:rPr>
+                <w:rFonts w:hint="default" w:ascii="Times New Roman" w:hAnsi="Times New Roman" w:eastAsia="宋体" w:cs="Times New Roman"/>
+                <w:sz w:val="21"/>
+                <w:szCs w:val="28"/>
+                <w:lang w:val="en-US" w:eastAsia="zh-CN"/>
+              </w:rPr>
+            </w:pPr>
+            <w:r>
+              <w:rPr>
+                <w:rFonts w:hint="default" w:ascii="Times New Roman" w:hAnsi="Times New Roman" w:eastAsia="宋体" w:cs="Times New Roman"/>
+                <w:sz w:val="21"/>
+                <w:szCs w:val="28"/>
+                <w:lang w:val="en-US" w:eastAsia="zh-CN"/>
+              </w:rPr>
+              <w:t>依据MPM489选型资料的两线制4—20mA输出，拟用24V供电及150Ω精密采样电阻，把电流转换为0.6—3.0V；满量程电阻耗散为0.06W。候选电阻暂按0.1%公差、额定功率不低于0.25W选取，误差与温漂仍纳入标定。ADS1115拟以3.3V供电、±4.096V增益档分时采集，两路保留各自转换时间。增益档不扩大引脚允许电压范围，限流、保护、故障电流及共地布局需按器件手册设计并实测。图4是台架采集原理，尚非已验证PCB或现场隔离防雷设计。</w:t>
+            </w:r>
+          </w:p>
+          <w:p>
+            <w:pPr>
+              <w:keepNext w:val="0"/>
+              <w:keepLines/>
+              <w:spacing w:beforeLines="50" w:after="100" w:line="240" w:lineRule="auto"/>
+              <w:jc w:val="left"/>
+              <w:rPr>
+                <w:rFonts w:hint="default" w:ascii="Times New Roman" w:hAnsi="Times New Roman" w:eastAsia="宋体" w:cs="Times New Roman"/>
+                <w:sz w:val="21"/>
+                <w:szCs w:val="28"/>
+                <w:lang w:val="en-US" w:eastAsia="zh-CN"/>
+              </w:rPr>
+            </w:pPr>
+            <w:r>
+              <w:rPr>
+                <w:rFonts w:hint="default" w:ascii="Times New Roman" w:hAnsi="Times New Roman" w:eastAsia="宋体" w:cs="Times New Roman"/>
+                <w:sz w:val="21"/>
+                <w:szCs w:val="28"/>
+                <w:lang w:val="en-US" w:eastAsia="zh-CN"/>
+              </w:rPr>
+              <w:t>表1列出国内有供应资料的候选器件。型号按接口、测量范围和报价核定后冻结，尚未采购或完成接线。厂家资料、候选产品配图和国内采购入口保留在配套选型记录与网站，产品外观不作为本项目样机成果。</w:t>
             </w:r>
           </w:p>
           <w:tbl>
@@ -3733,9 +3779,9 @@
                     </w:tblBorders>
                     <w:tblLayout w:type="fixed"/>
                     <w:tblCellMar>
-                      <w:top w:w="100" w:type="dxa"/>
+                      <w:top w:w="60" w:type="dxa"/>
                       <w:left w:w="100" w:type="dxa"/>
-                      <w:bottom w:w="100" w:type="dxa"/>
+                      <w:bottom w:w="60" w:type="dxa"/>
                       <w:right w:w="100" w:type="dxa"/>
                     </w:tblCellMar>
                   </w:tblPr>
@@ -3755,9 +3801,9 @@
                         <w:insideV w:val="single" w:color="D9D9D9" w:sz="2" w:space="0"/>
                       </w:tblBorders>
                       <w:tblCellMar>
-                        <w:top w:w="100" w:type="dxa"/>
+                        <w:top w:w="60" w:type="dxa"/>
                         <w:left w:w="100" w:type="dxa"/>
-                        <w:bottom w:w="100" w:type="dxa"/>
+                        <w:bottom w:w="60" w:type="dxa"/>
                         <w:right w:w="100" w:type="dxa"/>
                       </w:tblCellMar>
                     </w:tblPrEx>
@@ -3779,7 +3825,7 @@
                         <w:pPr>
                           <w:keepNext/>
                           <w:keepLines/>
-                          <w:spacing w:beforeLines="50" w:after="80" w:line="240" w:lineRule="auto"/>
+                          <w:spacing w:beforeLines="50" w:after="40" w:line="240" w:lineRule="auto"/>
                           <w:jc w:val="left"/>
                           <w:rPr>
                             <w:rFonts w:hint="default" w:ascii="Times New Roman" w:hAnsi="Times New Roman" w:eastAsia="宋体" w:cs="Times New Roman"/>
@@ -3817,7 +3863,7 @@
                         <w:pPr>
                           <w:keepNext/>
                           <w:keepLines/>
-                          <w:spacing w:beforeLines="50" w:after="80" w:line="240" w:lineRule="auto"/>
+                          <w:spacing w:beforeLines="50" w:after="40" w:line="240" w:lineRule="auto"/>
                           <w:jc w:val="left"/>
                           <w:rPr>
                             <w:rFonts w:hint="default" w:ascii="Times New Roman" w:hAnsi="Times New Roman" w:eastAsia="宋体" w:cs="Times New Roman"/>
@@ -3855,7 +3901,7 @@
                         <w:pPr>
                           <w:keepNext/>
                           <w:keepLines/>
-                          <w:spacing w:beforeLines="50" w:after="80" w:line="240" w:lineRule="auto"/>
+                          <w:spacing w:beforeLines="50" w:after="40" w:line="240" w:lineRule="auto"/>
                           <w:jc w:val="left"/>
                           <w:rPr>
                             <w:rFonts w:hint="default" w:ascii="Times New Roman" w:hAnsi="Times New Roman" w:eastAsia="宋体" w:cs="Times New Roman"/>
@@ -3891,9 +3937,9 @@
                         <w:insideV w:val="single" w:color="D9D9D9" w:sz="2" w:space="0"/>
                       </w:tblBorders>
                       <w:tblCellMar>
-                        <w:top w:w="100" w:type="dxa"/>
+                        <w:top w:w="60" w:type="dxa"/>
                         <w:left w:w="100" w:type="dxa"/>
-                        <w:bottom w:w="100" w:type="dxa"/>
+                        <w:bottom w:w="60" w:type="dxa"/>
                         <w:right w:w="100" w:type="dxa"/>
                       </w:tblCellMar>
                     </w:tblPrEx>
@@ -3914,7 +3960,7 @@
                         <w:pPr>
                           <w:keepNext/>
                           <w:keepLines/>
-                          <w:spacing w:beforeLines="50" w:after="80" w:line="240" w:lineRule="auto"/>
+                          <w:spacing w:beforeLines="50" w:after="40" w:line="240" w:lineRule="auto"/>
                           <w:jc w:val="left"/>
                           <w:rPr>
                             <w:rFonts w:hint="default" w:ascii="Times New Roman" w:hAnsi="Times New Roman" w:eastAsia="宋体" w:cs="Times New Roman"/>
@@ -3952,7 +3998,7 @@
                         <w:pPr>
                           <w:keepNext/>
                           <w:keepLines/>
-                          <w:spacing w:beforeLines="50" w:after="80" w:line="240" w:lineRule="auto"/>
+                          <w:spacing w:beforeLines="50" w:after="40" w:line="240" w:lineRule="auto"/>
                           <w:jc w:val="left"/>
                           <w:rPr>
                             <w:rFonts w:hint="default" w:ascii="Times New Roman" w:hAnsi="Times New Roman" w:eastAsia="宋体" w:cs="Times New Roman"/>
@@ -3990,7 +4036,7 @@
                         <w:pPr>
                           <w:keepNext/>
                           <w:keepLines/>
-                          <w:spacing w:beforeLines="50" w:after="80" w:line="240" w:lineRule="auto"/>
+                          <w:spacing w:beforeLines="50" w:after="40" w:line="240" w:lineRule="auto"/>
                           <w:jc w:val="left"/>
                           <w:rPr>
                             <w:rFonts w:hint="default" w:ascii="Times New Roman" w:hAnsi="Times New Roman" w:eastAsia="宋体" w:cs="Times New Roman"/>
@@ -4026,9 +4072,9 @@
                         <w:insideV w:val="single" w:color="D9D9D9" w:sz="2" w:space="0"/>
                       </w:tblBorders>
                       <w:tblCellMar>
-                        <w:top w:w="100" w:type="dxa"/>
+                        <w:top w:w="60" w:type="dxa"/>
                         <w:left w:w="100" w:type="dxa"/>
-                        <w:bottom w:w="100" w:type="dxa"/>
+                        <w:bottom w:w="60" w:type="dxa"/>
                         <w:right w:w="100" w:type="dxa"/>
                       </w:tblCellMar>
                     </w:tblPrEx>
@@ -4049,7 +4095,7 @@
                         <w:pPr>
                           <w:keepNext/>
                           <w:keepLines/>
-                          <w:spacing w:beforeLines="50" w:after="80" w:line="240" w:lineRule="auto"/>
+                          <w:spacing w:beforeLines="50" w:after="40" w:line="240" w:lineRule="auto"/>
                           <w:jc w:val="left"/>
                           <w:rPr>
                             <w:rFonts w:hint="default" w:ascii="Times New Roman" w:hAnsi="Times New Roman" w:eastAsia="宋体" w:cs="Times New Roman"/>
@@ -4087,7 +4133,7 @@
                         <w:pPr>
                           <w:keepNext/>
                           <w:keepLines/>
-                          <w:spacing w:beforeLines="50" w:after="80" w:line="240" w:lineRule="auto"/>
+                          <w:spacing w:beforeLines="50" w:after="40" w:line="240" w:lineRule="auto"/>
                           <w:jc w:val="left"/>
                           <w:rPr>
                             <w:rFonts w:hint="default" w:ascii="Times New Roman" w:hAnsi="Times New Roman" w:eastAsia="宋体" w:cs="Times New Roman"/>
@@ -4125,7 +4171,7 @@
                         <w:pPr>
                           <w:keepNext/>
                           <w:keepLines/>
-                          <w:spacing w:beforeLines="50" w:after="80" w:line="240" w:lineRule="auto"/>
+                          <w:spacing w:beforeLines="50" w:after="40" w:line="240" w:lineRule="auto"/>
                           <w:jc w:val="left"/>
                           <w:rPr>
                             <w:rFonts w:hint="default" w:ascii="Times New Roman" w:hAnsi="Times New Roman" w:eastAsia="宋体" w:cs="Times New Roman"/>
@@ -4161,9 +4207,9 @@
                         <w:insideV w:val="single" w:color="D9D9D9" w:sz="2" w:space="0"/>
                       </w:tblBorders>
                       <w:tblCellMar>
-                        <w:top w:w="100" w:type="dxa"/>
+                        <w:top w:w="60" w:type="dxa"/>
                         <w:left w:w="100" w:type="dxa"/>
-                        <w:bottom w:w="100" w:type="dxa"/>
+                        <w:bottom w:w="60" w:type="dxa"/>
                         <w:right w:w="100" w:type="dxa"/>
                       </w:tblCellMar>
                     </w:tblPrEx>
@@ -4184,7 +4230,7 @@
                         <w:pPr>
                           <w:keepNext/>
                           <w:keepLines/>
-                          <w:spacing w:beforeLines="50" w:after="80" w:line="240" w:lineRule="auto"/>
+                          <w:spacing w:beforeLines="50" w:after="40" w:line="240" w:lineRule="auto"/>
                           <w:jc w:val="left"/>
                           <w:rPr>
                             <w:rFonts w:hint="default" w:ascii="Times New Roman" w:hAnsi="Times New Roman" w:eastAsia="宋体" w:cs="Times New Roman"/>
@@ -4222,7 +4268,7 @@
                         <w:pPr>
                           <w:keepNext/>
                           <w:keepLines/>
-                          <w:spacing w:beforeLines="50" w:after="80" w:line="240" w:lineRule="auto"/>
+                          <w:spacing w:beforeLines="50" w:after="40" w:line="240" w:lineRule="auto"/>
                           <w:jc w:val="left"/>
                           <w:rPr>
                             <w:rFonts w:hint="default" w:ascii="Times New Roman" w:hAnsi="Times New Roman" w:eastAsia="宋体" w:cs="Times New Roman"/>
@@ -4260,7 +4306,7 @@
                         <w:pPr>
                           <w:keepNext/>
                           <w:keepLines/>
-                          <w:spacing w:beforeLines="50" w:after="80" w:line="240" w:lineRule="auto"/>
+                          <w:spacing w:beforeLines="50" w:after="40" w:line="240" w:lineRule="auto"/>
                           <w:jc w:val="left"/>
                           <w:rPr>
                             <w:rFonts w:hint="default" w:ascii="Times New Roman" w:hAnsi="Times New Roman" w:eastAsia="宋体" w:cs="Times New Roman"/>
@@ -4296,9 +4342,9 @@
                         <w:insideV w:val="single" w:color="D9D9D9" w:sz="2" w:space="0"/>
                       </w:tblBorders>
                       <w:tblCellMar>
-                        <w:top w:w="100" w:type="dxa"/>
+                        <w:top w:w="60" w:type="dxa"/>
                         <w:left w:w="100" w:type="dxa"/>
-                        <w:bottom w:w="100" w:type="dxa"/>
+                        <w:bottom w:w="60" w:type="dxa"/>
                         <w:right w:w="100" w:type="dxa"/>
                       </w:tblCellMar>
                     </w:tblPrEx>
@@ -4319,7 +4365,7 @@
                         <w:pPr>
                           <w:keepNext/>
                           <w:keepLines/>
-                          <w:spacing w:beforeLines="50" w:after="80" w:line="240" w:lineRule="auto"/>
+                          <w:spacing w:beforeLines="50" w:after="40" w:line="240" w:lineRule="auto"/>
                           <w:jc w:val="left"/>
                           <w:rPr>
                             <w:rFonts w:hint="default" w:ascii="Times New Roman" w:hAnsi="Times New Roman" w:eastAsia="宋体" w:cs="Times New Roman"/>
@@ -4357,7 +4403,7 @@
                         <w:pPr>
                           <w:keepNext/>
                           <w:keepLines/>
-                          <w:spacing w:beforeLines="50" w:after="80" w:line="240" w:lineRule="auto"/>
+                          <w:spacing w:beforeLines="50" w:after="40" w:line="240" w:lineRule="auto"/>
                           <w:jc w:val="left"/>
                           <w:rPr>
                             <w:rFonts w:hint="default" w:ascii="Times New Roman" w:hAnsi="Times New Roman" w:eastAsia="宋体" w:cs="Times New Roman"/>
@@ -4395,7 +4441,7 @@
                         <w:pPr>
                           <w:keepNext/>
                           <w:keepLines/>
-                          <w:spacing w:beforeLines="50" w:after="80" w:line="240" w:lineRule="auto"/>
+                          <w:spacing w:beforeLines="50" w:after="40" w:line="240" w:lineRule="auto"/>
                           <w:jc w:val="left"/>
                           <w:rPr>
                             <w:rFonts w:hint="default" w:ascii="Times New Roman" w:hAnsi="Times New Roman" w:eastAsia="宋体" w:cs="Times New Roman"/>
@@ -4431,9 +4477,9 @@
                         <w:insideV w:val="single" w:color="D9D9D9" w:sz="2" w:space="0"/>
                       </w:tblBorders>
                       <w:tblCellMar>
-                        <w:top w:w="100" w:type="dxa"/>
+                        <w:top w:w="60" w:type="dxa"/>
                         <w:left w:w="100" w:type="dxa"/>
-                        <w:bottom w:w="100" w:type="dxa"/>
+                        <w:bottom w:w="60" w:type="dxa"/>
                         <w:right w:w="100" w:type="dxa"/>
                       </w:tblCellMar>
                     </w:tblPrEx>
@@ -4454,7 +4500,7 @@
                         <w:pPr>
                           <w:keepNext/>
                           <w:keepLines/>
-                          <w:spacing w:beforeLines="50" w:after="80" w:line="240" w:lineRule="auto"/>
+                          <w:spacing w:beforeLines="50" w:after="40" w:line="240" w:lineRule="auto"/>
                           <w:jc w:val="left"/>
                           <w:rPr>
                             <w:rFonts w:hint="default" w:ascii="Times New Roman" w:hAnsi="Times New Roman" w:eastAsia="宋体" w:cs="Times New Roman"/>
@@ -4492,7 +4538,7 @@
                         <w:pPr>
                           <w:keepNext/>
                           <w:keepLines/>
-                          <w:spacing w:beforeLines="50" w:after="80" w:line="240" w:lineRule="auto"/>
+                          <w:spacing w:beforeLines="50" w:after="40" w:line="240" w:lineRule="auto"/>
                           <w:jc w:val="left"/>
                           <w:rPr>
                             <w:rFonts w:hint="default" w:ascii="Times New Roman" w:hAnsi="Times New Roman" w:eastAsia="宋体" w:cs="Times New Roman"/>
@@ -4530,7 +4576,7 @@
                         <w:pPr>
                           <w:keepNext/>
                           <w:keepLines/>
-                          <w:spacing w:beforeLines="50" w:after="80" w:line="240" w:lineRule="auto"/>
+                          <w:spacing w:beforeLines="50" w:after="40" w:line="240" w:lineRule="auto"/>
                           <w:jc w:val="left"/>
                           <w:rPr>
                             <w:rFonts w:hint="default" w:ascii="Times New Roman" w:hAnsi="Times New Roman" w:eastAsia="宋体" w:cs="Times New Roman"/>
@@ -4566,9 +4612,9 @@
                         <w:insideV w:val="single" w:color="D9D9D9" w:sz="2" w:space="0"/>
                       </w:tblBorders>
                       <w:tblCellMar>
-                        <w:top w:w="100" w:type="dxa"/>
+                        <w:top w:w="60" w:type="dxa"/>
                         <w:left w:w="100" w:type="dxa"/>
-                        <w:bottom w:w="100" w:type="dxa"/>
+                        <w:bottom w:w="60" w:type="dxa"/>
                         <w:right w:w="100" w:type="dxa"/>
                       </w:tblCellMar>
                     </w:tblPrEx>
@@ -4589,7 +4635,7 @@
                         <w:pPr>
                           <w:keepNext w:val="0"/>
                           <w:keepLines/>
-                          <w:spacing w:beforeLines="50" w:after="80" w:line="240" w:lineRule="auto"/>
+                          <w:spacing w:beforeLines="50" w:after="40" w:line="240" w:lineRule="auto"/>
                           <w:jc w:val="left"/>
                           <w:rPr>
                             <w:rFonts w:hint="default" w:ascii="Times New Roman" w:hAnsi="Times New Roman" w:eastAsia="宋体" w:cs="Times New Roman"/>
@@ -4627,7 +4673,7 @@
                         <w:pPr>
                           <w:keepNext w:val="0"/>
                           <w:keepLines/>
-                          <w:spacing w:beforeLines="50" w:after="80" w:line="240" w:lineRule="auto"/>
+                          <w:spacing w:beforeLines="50" w:after="40" w:line="240" w:lineRule="auto"/>
                           <w:jc w:val="left"/>
                           <w:rPr>
                             <w:rFonts w:hint="default" w:ascii="Times New Roman" w:hAnsi="Times New Roman" w:eastAsia="宋体" w:cs="Times New Roman"/>
@@ -4665,7 +4711,7 @@
                         <w:pPr>
                           <w:keepNext w:val="0"/>
                           <w:keepLines/>
-                          <w:spacing w:beforeLines="50" w:after="80" w:line="240" w:lineRule="auto"/>
+                          <w:spacing w:beforeLines="50" w:after="40" w:line="240" w:lineRule="auto"/>
                           <w:jc w:val="left"/>
                           <w:rPr>
                             <w:rFonts w:hint="default" w:ascii="Times New Roman" w:hAnsi="Times New Roman" w:eastAsia="宋体" w:cs="Times New Roman"/>
@@ -4766,7 +4812,144 @@
                 <w:szCs w:val="28"/>
                 <w:lang w:val="en-US" w:eastAsia="zh-CN"/>
               </w:rPr>
-              <w:t>采集程序按启动恢复、定时采样、质量检查、窗口对齐、状态关联和日志追加执行，见图5。量程外、缺测和明显非物理读数输出无效原因；状态未知或切换等待期间继续保存原始记录，暂缓单一故障原因判断。质量筛选条件、等待时间和健康参照编号均写入配置，后续评价同时报告被暂缓判断的时间比例及该时段发生的异常。</w:t>
+              <w:t>采集程序按启动恢复、定时采样、质量检查、窗口对齐、状态关联和日志追加执行，质量及状态分支与诊断统一见图6。量程外、缺测和明显非物理读数输出无效原因；状态未知或切换等待期间继续保存原始记录，暂缓单一故障原因判断。质量筛选条件、等待时间和健康参照编号均写入配置，后续评价同时报告被暂缓判断的时间比例及该时段发生的异常。</w:t>
+            </w:r>
+          </w:p>
+          <w:p>
+            <w:pPr>
+              <w:keepNext/>
+              <w:keepLines/>
+              <w:spacing w:before="140" w:beforeLines="50" w:after="100" w:line="240" w:lineRule="auto"/>
+              <w:jc w:val="left"/>
+              <w:rPr>
+                <w:rFonts w:hint="default" w:ascii="Times New Roman" w:hAnsi="Times New Roman" w:eastAsia="宋体" w:cs="Times New Roman"/>
+                <w:b w:val="0"/>
+                <w:sz w:val="21"/>
+                <w:szCs w:val="28"/>
+                <w:lang w:val="en-US" w:eastAsia="zh-CN"/>
+              </w:rPr>
+            </w:pPr>
+            <w:r>
+              <w:rPr>
+                <w:rFonts w:hint="default" w:ascii="Times New Roman" w:hAnsi="Times New Roman" w:eastAsia="宋体" w:cs="Times New Roman"/>
+                <w:b/>
+                <w:sz w:val="21"/>
+                <w:szCs w:val="28"/>
+                <w:lang w:val="en-US" w:eastAsia="zh-CN"/>
+              </w:rPr>
+              <w:t>2.3 标定与等效模型</w:t>
+            </w:r>
+            <w:r>
+              <w:rPr>
+                <w:rFonts w:hint="default" w:ascii="Times New Roman" w:hAnsi="Times New Roman" w:eastAsia="宋体" w:cs="Times New Roman"/>
+                <w:b w:val="0"/>
+                <w:sz w:val="21"/>
+                <w:szCs w:val="28"/>
+                <w:lang w:val="en-US" w:eastAsia="zh-CN"/>
+              </w:rPr>
+              <w:br w:type="textWrapping"/>
+            </w:r>
+            <w:r>
+              <w:rPr>
+                <w:rFonts w:hint="default" w:ascii="Times New Roman" w:hAnsi="Times New Roman" w:eastAsia="宋体" w:cs="Times New Roman"/>
+                <w:b w:val="0"/>
+                <w:sz w:val="21"/>
+                <w:szCs w:val="28"/>
+                <w:lang w:val="en-US" w:eastAsia="zh-CN"/>
+              </w:rPr>
+              <w:t>压力采用参考表进行多点校核，流量采用容积或称重计时形成独立参照，记录零点、重复性、有效量程及同步误差。双压力的收益取决于健康压降是否大于差压不确定度；压差小于测量误差时，先调整量程、布点或试验程度，再进入辨识研究。</w:t>
+            </w:r>
+          </w:p>
+          <w:p>
+            <w:pPr>
+              <w:keepNext w:val="0"/>
+              <w:keepLines/>
+              <w:spacing w:beforeLines="50" w:after="100" w:line="240" w:lineRule="auto"/>
+              <w:jc w:val="left"/>
+              <w:rPr>
+                <w:rFonts w:hint="default" w:ascii="Times New Roman" w:hAnsi="Times New Roman" w:eastAsia="宋体" w:cs="Times New Roman"/>
+                <w:sz w:val="21"/>
+                <w:szCs w:val="28"/>
+                <w:lang w:val="en-US" w:eastAsia="zh-CN"/>
+              </w:rPr>
+            </w:pPr>
+            <w:r>
+              <w:rPr>
+                <w:rFonts w:hint="default" w:ascii="Times New Roman" w:hAnsi="Times New Roman" w:eastAsia="宋体" w:cs="Times New Roman"/>
+                <w:sz w:val="21"/>
+                <w:szCs w:val="28"/>
+                <w:lang w:val="en-US" w:eastAsia="zh-CN"/>
+              </w:rPr>
+              <w:t>借鉴丁法龙等“建模—测压测流校核”的论证方式[2]，对图2区段采用P0−P1=R·Q²、Q=(Cₙ+Cₗ)·√P1，共同供水阻力连接A、B支路。R增加模拟受限，Cₗ增加模拟泄漏；未知正常负载Cₙ增加也可能产生同样观测。模型假定非压力补偿负载、理想同步和单故障，仅用于测点筛选、量程核对与反例分析，参数尚未实物标定。P用kPa、Q用L/min，R及C单位分别为kPa/(L/min)²、(L/min)/√kPa。</w:t>
+            </w:r>
+          </w:p>
+          <w:p>
+            <w:pPr>
+              <w:keepNext w:val="0"/>
+              <w:keepLines/>
+              <w:spacing w:beforeLines="50" w:after="100" w:line="240" w:lineRule="auto"/>
+              <w:jc w:val="left"/>
+              <w:rPr>
+                <w:rFonts w:hint="default" w:ascii="Times New Roman" w:hAnsi="Times New Roman" w:eastAsia="宋体" w:cs="Times New Roman"/>
+                <w:sz w:val="21"/>
+                <w:szCs w:val="28"/>
+                <w:lang w:val="en-US" w:eastAsia="zh-CN"/>
+              </w:rPr>
+            </w:pPr>
+            <w:r>
+              <w:rPr>
+                <w:rFonts w:hint="default" w:ascii="Times New Roman" w:hAnsi="Times New Roman" w:eastAsia="宋体" w:cs="Times New Roman"/>
+                <w:sz w:val="21"/>
+                <w:szCs w:val="28"/>
+                <w:lang w:val="en-US" w:eastAsia="zh-CN"/>
+              </w:rPr>
+              <w:t>预实验在多档健康供压和B状态下测定压力—流量关系，检验残差与重复性，再冻结健康参照及适用范围。流量计、接头和阀门压损计入测量，不沿用理想系数。负载为压力补偿型或实测不符合平方律时，修订模型及特征；本期不代替CFD、水锤或完整管网标定。</w:t>
+            </w:r>
+          </w:p>
+          <w:p>
+            <w:pPr>
+              <w:keepNext w:val="0"/>
+              <w:keepLines/>
+              <w:spacing w:beforeLines="50" w:after="100" w:line="240" w:lineRule="auto"/>
+              <w:jc w:val="left"/>
+              <w:rPr>
+                <w:rFonts w:hint="default" w:ascii="Times New Roman" w:hAnsi="Times New Roman" w:eastAsia="宋体" w:cs="Times New Roman"/>
+                <w:sz w:val="21"/>
+                <w:szCs w:val="28"/>
+                <w:lang w:val="en-US" w:eastAsia="zh-CN"/>
+              </w:rPr>
+            </w:pPr>
+            <w:r>
+              <w:rPr>
+                <w:rFonts w:hint="default" w:ascii="Times New Roman" w:hAnsi="Times New Roman" w:eastAsia="宋体" w:cs="Times New Roman"/>
+                <w:sz w:val="21"/>
+                <w:szCs w:val="28"/>
+                <w:lang w:val="en-US" w:eastAsia="zh-CN"/>
+              </w:rPr>
+              <w:t>据候选目录，200kPa、±0.25%FS压力通道单项界限为±0.5kPa，两通道差分最不利界限为1kPa，完整采集误差还须计入调理、ADC、温漂及参考条件。大量程1.6MPa、0.5—1%FS方案单通道界限达8—16kPa，不适合直接承担本项目主要差压测量。1秒流量窗的一个脉冲对应0.111L/min，10秒窗对应0.0111L/min；分辨率和窗口延迟必须同时权衡。</w:t>
+            </w:r>
+          </w:p>
+          <w:p>
+            <w:pPr>
+              <w:keepNext w:val="0"/>
+              <w:keepLines/>
+              <w:spacing w:beforeLines="50" w:after="100" w:line="240" w:lineRule="auto"/>
+              <w:jc w:val="left"/>
+              <w:rPr>
+                <w:rFonts w:hint="default" w:ascii="Times New Roman" w:hAnsi="Times New Roman" w:eastAsia="宋体" w:cs="Times New Roman"/>
+                <w:sz w:val="21"/>
+                <w:szCs w:val="28"/>
+                <w:lang w:val="en-US" w:eastAsia="zh-CN"/>
+              </w:rPr>
+            </w:pPr>
+            <w:r>
+              <w:rPr>
+                <w:rFonts w:hint="default" w:ascii="Times New Roman" w:hAnsi="Times New Roman" w:eastAsia="宋体" w:cs="Times New Roman"/>
+                <w:sz w:val="21"/>
+                <w:szCs w:val="28"/>
+                <w:lang w:val="en-US" w:eastAsia="zh-CN"/>
+              </w:rPr>
+              <w:t>另以C=0.28作为台架健康设计负载，C至0.37、R为0.8或8.0，结合三档供压及B开关做24组模型边界计算，A流量为1.85—4.34L/min，落在候选流量计范围内，如图5。原480次合成试验仍保留原参数，不能用此计算代替实测。模型最大总流量约7.95L/min；水源需按流量—压力工作曲线核定，不能将商品开口流量与截止压力合并为工作点。基础预算以借用可调连续水源为前提，落实前不宣称已经具备台架。</w:t>
             </w:r>
           </w:p>
           <w:p>
@@ -4790,11 +4973,11 @@
                 <w:lang w:val="en-US" w:eastAsia="zh-CN"/>
               </w:rPr>
               <w:pict>
-                <v:shape id="_x0000_i1030" o:spt="75" alt="图5 采集与质量状态处理流程 拟实施" type="#_x0000_t75" style="height:385.05pt;width:425pt;" filled="f" o:preferrelative="t" stroked="f" coordsize="21600,21600">
+                <v:shape id="_x0000_i1030" o:spt="75" alt="图5 候选量程与测量界限的模型核对 非实测" type="#_x0000_t75" style="height:417.2pt;width:425pt;" filled="f" o:preferrelative="t" stroked="f" coordsize="21600,21600">
                   <v:path/>
                   <v:fill on="f" focussize="0,0"/>
                   <v:stroke on="f"/>
-                  <v:imagedata r:id="rId10" o:title="acquisition_flow"/>
+                  <v:imagedata r:id="rId10" o:title="hardware_feasibility"/>
                   <o:lock v:ext="edit" aspectratio="t"/>
                   <w10:wrap type="none"/>
                   <w10:anchorlock/>
@@ -4817,54 +5000,91 @@
                 <w:szCs w:val="28"/>
                 <w:lang w:val="en-US" w:eastAsia="zh-CN"/>
               </w:rPr>
-              <w:t>图5 采集与质量状态处理流程 拟实施</w:t>
-            </w:r>
-          </w:p>
-          <w:p>
-            <w:pPr>
-              <w:keepNext/>
-              <w:keepLines/>
-              <w:spacing w:before="140" w:beforeLines="50" w:after="100" w:line="240" w:lineRule="auto"/>
-              <w:jc w:val="left"/>
-              <w:rPr>
-                <w:rFonts w:hint="default" w:ascii="Times New Roman" w:hAnsi="Times New Roman" w:eastAsia="宋体" w:cs="Times New Roman"/>
-                <w:b w:val="0"/>
-                <w:sz w:val="21"/>
-                <w:szCs w:val="28"/>
-                <w:lang w:val="en-US" w:eastAsia="zh-CN"/>
-              </w:rPr>
-            </w:pPr>
-            <w:r>
-              <w:rPr>
-                <w:rFonts w:hint="default" w:ascii="Times New Roman" w:hAnsi="Times New Roman" w:eastAsia="宋体" w:cs="Times New Roman"/>
-                <w:b/>
-                <w:sz w:val="21"/>
-                <w:szCs w:val="28"/>
-                <w:lang w:val="en-US" w:eastAsia="zh-CN"/>
-              </w:rPr>
-              <w:t>2.3 标定与等效模型</w:t>
-            </w:r>
-            <w:r>
-              <w:rPr>
-                <w:rFonts w:hint="default" w:ascii="Times New Roman" w:hAnsi="Times New Roman" w:eastAsia="宋体" w:cs="Times New Roman"/>
-                <w:b w:val="0"/>
-                <w:sz w:val="21"/>
-                <w:szCs w:val="28"/>
-                <w:lang w:val="en-US" w:eastAsia="zh-CN"/>
-              </w:rPr>
-              <w:br w:type="textWrapping"/>
-            </w:r>
-            <w:r>
-              <w:rPr>
-                <w:rFonts w:hint="default" w:ascii="Times New Roman" w:hAnsi="Times New Roman" w:eastAsia="宋体" w:cs="Times New Roman"/>
-                <w:b w:val="0"/>
-                <w:sz w:val="21"/>
-                <w:szCs w:val="28"/>
-                <w:lang w:val="en-US" w:eastAsia="zh-CN"/>
-              </w:rPr>
-              <w:t>压力采用参考表进行多点校核，流量采用容积或称重计时形成独立参照，记录零点、重复性、有效量程及同步误差。双压力的收益取决于健康压降是否大于差压不确定度；压差小于测量误差时，先调整量程、布点或试验程度，再进入辨识研究。</w:t>
-            </w:r>
-          </w:p>
+              <w:t>图5 候选量程与测量界限的模型核对 非实测</w:t>
+            </w:r>
+          </w:p>
+          <w:tbl>
+            <w:tblPr>
+              <w:tblStyle w:val="6"/>
+              <w:tblW w:w="9100" w:type="dxa"/>
+              <w:tblInd w:w="5" w:type="dxa"/>
+              <w:tblBorders>
+                <w:top w:val="none" w:color="auto" w:sz="0" w:space="0"/>
+                <w:left w:val="none" w:color="auto" w:sz="0" w:space="0"/>
+                <w:bottom w:val="none" w:color="auto" w:sz="0" w:space="0"/>
+                <w:right w:val="none" w:color="auto" w:sz="0" w:space="0"/>
+                <w:insideH w:val="none" w:color="auto" w:sz="0" w:space="0"/>
+                <w:insideV w:val="none" w:color="auto" w:sz="0" w:space="0"/>
+              </w:tblBorders>
+              <w:tblLayout w:type="fixed"/>
+              <w:tblCellMar>
+                <w:top w:w="0" w:type="dxa"/>
+                <w:left w:w="0" w:type="dxa"/>
+                <w:bottom w:w="0" w:type="dxa"/>
+                <w:right w:w="0" w:type="dxa"/>
+              </w:tblCellMar>
+            </w:tblPr>
+            <w:tblGrid>
+              <w:gridCol w:w="9100"/>
+            </w:tblGrid>
+            <w:tr>
+              <w:tblPrEx>
+                <w:tblBorders>
+                  <w:top w:val="none" w:color="auto" w:sz="0" w:space="0"/>
+                  <w:left w:val="none" w:color="auto" w:sz="0" w:space="0"/>
+                  <w:bottom w:val="none" w:color="auto" w:sz="0" w:space="0"/>
+                  <w:right w:val="none" w:color="auto" w:sz="0" w:space="0"/>
+                  <w:insideH w:val="none" w:color="auto" w:sz="0" w:space="0"/>
+                  <w:insideV w:val="none" w:color="auto" w:sz="0" w:space="0"/>
+                </w:tblBorders>
+                <w:tblCellMar>
+                  <w:top w:w="0" w:type="dxa"/>
+                  <w:left w:w="0" w:type="dxa"/>
+                  <w:bottom w:w="0" w:type="dxa"/>
+                  <w:right w:w="0" w:type="dxa"/>
+                </w:tblCellMar>
+              </w:tblPrEx>
+              <w:trPr>
+                <w:cantSplit/>
+              </w:trPr>
+              <w:tc>
+                <w:tcPr>
+                  <w:tcW w:w="9100" w:type="dxa"/>
+                  <w:tcBorders>
+                    <w:tl2br w:val="nil"/>
+                    <w:tr2bl w:val="nil"/>
+                  </w:tcBorders>
+                </w:tcPr>
+                <w:p>
+                  <w:pPr>
+                    <w:keepNext w:val="0"/>
+                    <w:keepLines/>
+                    <w:pageBreakBefore w:val="0"/>
+                    <w:spacing w:beforeLines="50" w:after="100" w:line="240" w:lineRule="auto"/>
+                    <w:jc w:val="left"/>
+                    <w:rPr>
+                      <w:rFonts w:hint="default" w:ascii="Times New Roman" w:hAnsi="Times New Roman" w:eastAsia="宋体" w:cs="Times New Roman"/>
+                      <w:sz w:val="21"/>
+                      <w:szCs w:val="28"/>
+                      <w:vertAlign w:val="baseline"/>
+                      <w:lang w:val="en-US" w:eastAsia="zh-CN"/>
+                    </w:rPr>
+                  </w:pPr>
+                  <w:r>
+                    <w:rPr>
+                      <w:rFonts w:hint="default" w:ascii="Times New Roman" w:hAnsi="Times New Roman" w:eastAsia="宋体" w:cs="Times New Roman"/>
+                      <w:b w:val="0"/>
+                      <w:sz w:val="21"/>
+                      <w:szCs w:val="28"/>
+                      <w:vertAlign w:val="baseline"/>
+                      <w:lang w:val="en-US" w:eastAsia="zh-CN"/>
+                    </w:rPr>
+                    <w:t>另检查两故障、三供压、B开关及三程度共36组目标，修正受限范围后均可在模型内达到。仅按压力标称界限、10秒计数量化及流量±1%读数分析，健康与故障特征区间分离；若保守按5L/min满量程的1%分析，80kPa下两个5%泄漏组合区间重叠，弱异常不保证可分。流量精度定义须进一步核对，温漂、ADC、调理及安装误差尚未计入，不能转成实物检出率。</w:t>
+                  </w:r>
+                </w:p>
+              </w:tc>
+            </w:tr>
+          </w:tbl>
           <w:p>
             <w:pPr>
               <w:keepNext w:val="0"/>
@@ -4878,14 +5098,51 @@
                 <w:lang w:val="en-US" w:eastAsia="zh-CN"/>
               </w:rPr>
             </w:pPr>
-            <w:r>
-              <w:rPr>
-                <w:rFonts w:hint="default" w:ascii="Times New Roman" w:hAnsi="Times New Roman" w:eastAsia="宋体" w:cs="Times New Roman"/>
-                <w:sz w:val="21"/>
-                <w:szCs w:val="28"/>
-                <w:lang w:val="en-US" w:eastAsia="zh-CN"/>
-              </w:rPr>
-              <w:t>当前等效模型采用P0−P1=R·Q²、Q=C·√P1，共同供水阻力连接A、B支路。图6将A负载系数写为正常负载Cₙ与泄漏负载Cₗ之和，用于说明流量计为何应覆盖两条下游路径，以及未知正常负载为何可能与泄漏同形。局部R增加模拟受限，Cₗ增加模拟泄漏。该集中平方律模型采用非压力补偿负载、理想同步与单故障假设，用于测点筛选、量程核对和反例分析，参数尚未通过实物标定。</w:t>
+          </w:p>
+          <w:p>
+            <w:pPr>
+              <w:keepNext/>
+              <w:keepLines/>
+              <w:pageBreakBefore/>
+              <w:spacing w:before="140" w:beforeLines="50" w:after="100" w:line="240" w:lineRule="auto"/>
+              <w:jc w:val="left"/>
+              <w:rPr>
+                <w:rFonts w:hint="default" w:ascii="Times New Roman" w:hAnsi="Times New Roman" w:eastAsia="宋体" w:cs="Times New Roman"/>
+                <w:b w:val="0"/>
+                <w:sz w:val="21"/>
+                <w:szCs w:val="28"/>
+                <w:lang w:val="en-US" w:eastAsia="zh-CN"/>
+              </w:rPr>
+            </w:pPr>
+            <w:r>
+              <w:rPr>
+                <w:rFonts w:hint="default" w:ascii="Times New Roman" w:hAnsi="Times New Roman" w:eastAsia="宋体" w:cs="Times New Roman"/>
+                <w:b/>
+                <w:sz w:val="21"/>
+                <w:szCs w:val="28"/>
+                <w:lang w:val="en-US" w:eastAsia="zh-CN"/>
+              </w:rPr>
+              <w:t>3 渐进故障诊断与早期评价</w:t>
+            </w:r>
+            <w:r>
+              <w:rPr>
+                <w:rFonts w:hint="default" w:ascii="Times New Roman" w:hAnsi="Times New Roman" w:eastAsia="宋体" w:cs="Times New Roman"/>
+                <w:b w:val="0"/>
+                <w:sz w:val="21"/>
+                <w:szCs w:val="28"/>
+                <w:lang w:val="en-US" w:eastAsia="zh-CN"/>
+              </w:rPr>
+              <w:br w:type="textWrapping"/>
+            </w:r>
+            <w:r>
+              <w:rPr>
+                <w:rFonts w:hint="default" w:ascii="Times New Roman" w:hAnsi="Times New Roman" w:eastAsia="宋体" w:cs="Times New Roman"/>
+                <w:b w:val="0"/>
+                <w:sz w:val="21"/>
+                <w:szCs w:val="28"/>
+                <w:lang w:val="en-US" w:eastAsia="zh-CN"/>
+              </w:rPr>
+              <w:t>拟采用压力归一化流量K=Q/√P1和区段阻力估计R̂=(P0−P1)/Q²，分别描述下游等效负载及监测区段的阻力变化。程序在测量有效、P1与Q高于误差下限且运行状态明确后，比较同工况健康特征及误差区间，再检验偏离是否持续，处理分支见图6。健康参照、偏离阈值和持续条件由标定小试确定并在验证前冻结；故障期间不以自动更新参照消除异常。切换等待段仍保留原始数据，单独报告暂缓判断的时间、误报和漏检。</w:t>
             </w:r>
           </w:p>
           <w:p>
@@ -4909,11 +5166,11 @@
                 <w:lang w:val="en-US" w:eastAsia="zh-CN"/>
               </w:rPr>
               <w:pict>
-                <v:shape id="_x0000_i1031" o:spt="75" alt="图6 双支路水力等效模型与特征关系 参数未标定" type="#_x0000_t75" style="height:299pt;width:425pt;" filled="f" o:preferrelative="t" stroked="f" coordsize="21600,21600">
+                <v:shape id="_x0000_i1031" o:spt="75" alt="图6 状态辅助与有限故障模式诊断流程设计" type="#_x0000_t75" style="height:294.45pt;width:425pt;" filled="f" o:preferrelative="t" stroked="f" coordsize="21600,21600">
                   <v:path/>
                   <v:fill on="f" focussize="0,0"/>
                   <v:stroke on="f"/>
-                  <v:imagedata r:id="rId11" o:title="hydraulic_model"/>
+                  <v:imagedata r:id="rId11" o:title="diagnosis_flow"/>
                   <o:lock v:ext="edit" aspectratio="t"/>
                   <w10:wrap type="none"/>
                   <w10:anchorlock/>
@@ -4936,7 +5193,7 @@
                 <w:szCs w:val="28"/>
                 <w:lang w:val="en-US" w:eastAsia="zh-CN"/>
               </w:rPr>
-              <w:t>图6 双支路水力等效模型与特征关系 参数未标定</w:t>
+              <w:t>图6 状态辅助与有限故障模式诊断流程设计</w:t>
             </w:r>
           </w:p>
           <w:p>
@@ -4959,7 +5216,7 @@
                 <w:szCs w:val="28"/>
                 <w:lang w:val="en-US" w:eastAsia="zh-CN"/>
               </w:rPr>
-              <w:t>预实验拟先在多个健康供压和B状态下测定压力与流量关系，检验平方律近似的残差及重复性，再确定健康参照和适用范围。流量计、接头及调节阀的实际压损纳入测量，安装后不能直接沿用理想模型系数。若负载为压力补偿型或稳定数据明显不符合当前关系，应修订模型并重新核对特征；本期不以该模型替代CFD、水锤分析或完整滴灌管网标定。</w:t>
+              <w:t>输出分为等效泄漏模式、等效受限模式、异常待检查和数据无效。未知正常负载可能与泄漏同形，压力差分偏置可能与受限混淆；这类条件下保留异常证据并提示核查，不强制给出单一原因。定位精度限于被监测支管或压力点包围区段。</w:t>
             </w:r>
           </w:p>
           <w:p>
@@ -4982,7 +5239,7 @@
                 <w:szCs w:val="28"/>
                 <w:lang w:val="en-US" w:eastAsia="zh-CN"/>
               </w:rPr>
-              <w:t>据候选目录，200kPa、±0.25%FS压力通道单项界限为±0.5kPa，两通道差分最不利界限为1kPa，完整采集误差还须计入调理、ADC、温漂及参考条件。大量程1.6MPa、0.5—1%FS方案单通道界限达8—16kPa，不适合直接承担本项目主要差压测量。1秒流量窗的一个脉冲对应0.111L/min，10秒窗对应0.0111L/min；分辨率和窗口延迟必须同时权衡。</w:t>
+              <w:t>模式提示附带P0/P1/Q、特征偏离、阀态、质量标志及参照编号。K增大而区段阻力稳定时检查等效泄漏或负载变化；区段阻力增大时检查等效受限，同时核查压力偏置。两个特征同时变化、状态不明或证据不足时，提示异常待检查。管理者据此确定核查顺序，真实原因最终以独立操作记录、参考测量及现场检查为依据。</w:t>
             </w:r>
           </w:p>
           <w:p>
@@ -5005,8 +5262,128 @@
                 <w:szCs w:val="28"/>
                 <w:lang w:val="en-US" w:eastAsia="zh-CN"/>
               </w:rPr>
-              <w:t>另以C=0.28作为台架健康设计负载，C至0.37、R为0.8或8.0，结合三档供压及B开关做24组模型边界计算，A流量为1.85—4.34L/min，落在候选流量计范围内，如图7。原480次合成试验仍保留原参数，不能用此计算代替实测。模型最大总流量约7.95L/min；水源需按流量—压力工作曲线核定，不能将商品开口流量与截止压力合并为工作点。基础预算以借用可调连续水源为前提，落实前不宣称已经具备台架。</w:t>
-            </w:r>
+              <w:t>早期评价以独立参考测量确定的预设失效判据为终点，同时记录故障操作起点、本地首次可靠提示和远端首次接收。考察相对同工况健康流量偏离5%、10%、15%的暂定程度，绘制检出、误报及提前量随程度变化的关系。15%目前是模型演示参照，实际程度与失效判据由导师结合预实验审核后冻结。研究目标是找出可测、可判、可提前的条件及失败边界，性能阈值由有独立标签的小试确定。</w:t>
+            </w:r>
+          </w:p>
+          <w:tbl>
+            <w:tblPr>
+              <w:tblStyle w:val="6"/>
+              <w:tblW w:w="9100" w:type="dxa"/>
+              <w:tblInd w:w="5" w:type="dxa"/>
+              <w:tblBorders>
+                <w:top w:val="none" w:color="auto" w:sz="0" w:space="0"/>
+                <w:left w:val="none" w:color="auto" w:sz="0" w:space="0"/>
+                <w:bottom w:val="none" w:color="auto" w:sz="0" w:space="0"/>
+                <w:right w:val="none" w:color="auto" w:sz="0" w:space="0"/>
+                <w:insideH w:val="none" w:color="auto" w:sz="0" w:space="0"/>
+                <w:insideV w:val="none" w:color="auto" w:sz="0" w:space="0"/>
+              </w:tblBorders>
+              <w:tblLayout w:type="fixed"/>
+              <w:tblCellMar>
+                <w:top w:w="0" w:type="dxa"/>
+                <w:left w:w="0" w:type="dxa"/>
+                <w:bottom w:w="0" w:type="dxa"/>
+                <w:right w:w="0" w:type="dxa"/>
+              </w:tblCellMar>
+            </w:tblPr>
+            <w:tblGrid>
+              <w:gridCol w:w="9100"/>
+            </w:tblGrid>
+            <w:tr>
+              <w:tblPrEx>
+                <w:tblBorders>
+                  <w:top w:val="none" w:color="auto" w:sz="0" w:space="0"/>
+                  <w:left w:val="none" w:color="auto" w:sz="0" w:space="0"/>
+                  <w:bottom w:val="none" w:color="auto" w:sz="0" w:space="0"/>
+                  <w:right w:val="none" w:color="auto" w:sz="0" w:space="0"/>
+                  <w:insideH w:val="none" w:color="auto" w:sz="0" w:space="0"/>
+                  <w:insideV w:val="none" w:color="auto" w:sz="0" w:space="0"/>
+                </w:tblBorders>
+                <w:tblCellMar>
+                  <w:top w:w="0" w:type="dxa"/>
+                  <w:left w:w="0" w:type="dxa"/>
+                  <w:bottom w:w="0" w:type="dxa"/>
+                  <w:right w:w="0" w:type="dxa"/>
+                </w:tblCellMar>
+              </w:tblPrEx>
+              <w:trPr>
+                <w:cantSplit/>
+              </w:trPr>
+              <w:tc>
+                <w:tcPr>
+                  <w:tcW w:w="9100" w:type="dxa"/>
+                  <w:tcBorders>
+                    <w:tl2br w:val="nil"/>
+                    <w:tr2bl w:val="nil"/>
+                  </w:tcBorders>
+                </w:tcPr>
+                <w:p>
+                  <w:pPr>
+                    <w:keepNext w:val="0"/>
+                    <w:keepLines/>
+                    <w:pageBreakBefore w:val="0"/>
+                    <w:spacing w:beforeLines="50" w:after="100" w:line="240" w:lineRule="auto"/>
+                    <w:jc w:val="left"/>
+                    <w:rPr>
+                      <w:rFonts w:hint="default" w:ascii="Times New Roman" w:hAnsi="Times New Roman" w:eastAsia="宋体" w:cs="Times New Roman"/>
+                      <w:b w:val="0"/>
+                      <w:sz w:val="21"/>
+                      <w:szCs w:val="28"/>
+                      <w:vertAlign w:val="baseline"/>
+                      <w:lang w:val="en-US" w:eastAsia="zh-CN"/>
+                    </w:rPr>
+                  </w:pPr>
+                  <w:r>
+                    <w:rPr>
+                      <w:rFonts w:hint="default" w:ascii="Times New Roman" w:hAnsi="Times New Roman" w:eastAsia="宋体" w:cs="Times New Roman"/>
+                      <w:b/>
+                      <w:sz w:val="21"/>
+                      <w:szCs w:val="28"/>
+                      <w:vertAlign w:val="baseline"/>
+                      <w:lang w:val="en-US" w:eastAsia="zh-CN"/>
+                    </w:rPr>
+                    <w:t>4 LoRa可靠告警与通信对照</w:t>
+                  </w:r>
+                  <w:r>
+                    <w:rPr>
+                      <w:rFonts w:hint="default" w:ascii="Times New Roman" w:hAnsi="Times New Roman" w:eastAsia="宋体" w:cs="Times New Roman"/>
+                      <w:b w:val="0"/>
+                      <w:sz w:val="21"/>
+                      <w:szCs w:val="28"/>
+                      <w:vertAlign w:val="baseline"/>
+                      <w:lang w:val="en-US" w:eastAsia="zh-CN"/>
+                    </w:rPr>
+                    <w:br w:type="textWrapping"/>
+                  </w:r>
+                  <w:r>
+                    <w:rPr>
+                      <w:rFonts w:hint="default" w:ascii="Times New Roman" w:hAnsi="Times New Roman" w:eastAsia="宋体" w:cs="Times New Roman"/>
+                      <w:b w:val="0"/>
+                      <w:sz w:val="21"/>
+                      <w:szCs w:val="28"/>
+                      <w:vertAlign w:val="baseline"/>
+                      <w:lang w:val="en-US" w:eastAsia="zh-CN"/>
+                    </w:rPr>
+                    <w:t>比较快周期、慢周期、原始事件与滤波限频事件四种上报策略，协议见图7。</w:t>
+                  </w:r>
+                </w:p>
+              </w:tc>
+            </w:tr>
+          </w:tbl>
+          <w:p>
+            <w:pPr>
+              <w:keepNext/>
+              <w:keepLines/>
+              <w:spacing w:before="140" w:beforeLines="50" w:after="100" w:line="240" w:lineRule="auto"/>
+              <w:jc w:val="left"/>
+              <w:rPr>
+                <w:rFonts w:hint="default" w:ascii="Times New Roman" w:hAnsi="Times New Roman" w:eastAsia="宋体" w:cs="Times New Roman"/>
+                <w:b w:val="0"/>
+                <w:sz w:val="21"/>
+                <w:szCs w:val="28"/>
+                <w:lang w:val="en-US" w:eastAsia="zh-CN"/>
+              </w:rPr>
+            </w:pPr>
           </w:p>
           <w:p>
             <w:pPr>
@@ -5029,11 +5406,11 @@
                 <w:lang w:val="en-US" w:eastAsia="zh-CN"/>
               </w:rPr>
               <w:pict>
-                <v:shape id="_x0000_i1032" o:spt="75" alt="图7 候选量程与测量界限的模型核对 非实测" type="#_x0000_t75" style="height:357.45pt;width:425pt;" filled="f" o:preferrelative="t" stroked="f" coordsize="21600,21600">
+                <v:shape id="_x0000_i1032" o:spt="75" alt="图7 事件持久化、确认与重试时序设计" type="#_x0000_t75" style="height:262.75pt;width:425pt;" filled="f" o:preferrelative="t" stroked="f" coordsize="21600,21600">
                   <v:path/>
                   <v:fill on="f" focussize="0,0"/>
                   <v:stroke on="f"/>
-                  <v:imagedata r:id="rId12" o:title="hardware_feasibility"/>
+                  <v:imagedata r:id="rId12" o:title="protocol_sequence"/>
                   <o:lock v:ext="edit" aspectratio="t"/>
                   <w10:wrap type="none"/>
                   <w10:anchorlock/>
@@ -5056,7 +5433,7 @@
                 <w:szCs w:val="28"/>
                 <w:lang w:val="en-US" w:eastAsia="zh-CN"/>
               </w:rPr>
-              <w:t>图7 候选量程与测量界限的模型核对 非实测</w:t>
+              <w:t>图7 事件持久化、确认与重试时序设计</w:t>
             </w:r>
           </w:p>
           <w:p>
@@ -5079,7 +5456,53 @@
                 <w:szCs w:val="28"/>
                 <w:lang w:val="en-US" w:eastAsia="zh-CN"/>
               </w:rPr>
-              <w:t>另检查两故障、三供压、B开关及三程度共36组目标，修正受限范围后均可在模型内达到。仅按压力标称界限、10秒计数量化及流量±1%读数分析，健康与故障特征区间分离；若保守按5L/min满量程的1%分析，80kPa下两个5%泄漏组合区间重叠，弱异常不保证可分。流量精度定义须进一步核对，温漂、ADC、调理及安装误差尚未计入，不能转成实物检出率。模型P用kPa、Q用L/min，R与C量纲分别为kPa/(L/min)²和(L/min)/√kPa。</w:t>
+              <w:t>四策略保持采样、检测器、载荷及链路设置一致。事件包含设备、会话、序号、发生时间、状态、测量及质量；本地保存原始日志，经LoRa发送摘要。实物试验冻结缓存容量、超时、重试及掉电策略，并记录发收与确认时间。回放中的1秒ACK、4秒超时及16条队列仅为模型假设，实际值须依据模块与空中时间核定。</w:t>
+            </w:r>
+          </w:p>
+          <w:p>
+            <w:pPr>
+              <w:keepNext w:val="0"/>
+              <w:keepLines/>
+              <w:spacing w:beforeLines="50" w:after="100" w:line="240" w:lineRule="auto"/>
+              <w:jc w:val="left"/>
+              <w:rPr>
+                <w:rFonts w:hint="default" w:ascii="Times New Roman" w:hAnsi="Times New Roman" w:eastAsia="宋体" w:cs="Times New Roman"/>
+                <w:sz w:val="21"/>
+                <w:szCs w:val="28"/>
+                <w:lang w:val="en-US" w:eastAsia="zh-CN"/>
+              </w:rPr>
+            </w:pPr>
+            <w:r>
+              <w:rPr>
+                <w:rFonts w:hint="default" w:ascii="Times New Roman" w:hAnsi="Times New Roman" w:eastAsia="宋体" w:cs="Times New Roman"/>
+                <w:sz w:val="21"/>
+                <w:szCs w:val="28"/>
+                <w:lang w:val="en-US" w:eastAsia="zh-CN"/>
+              </w:rPr>
+              <w:t>接收端持久化后发送匹配ACK，重复事件再次确认但不重复存储，管理者的处理确认另记。节点仅移除已确认事件；重试耗尽仍保留待确认状态，队列满时记录丢弃或拒绝及缺口。掉电后恢复队列和会话，或明确标记无法恢复的记录。上述拟实施要求通过丢包、阻断和重启试验核对。</w:t>
+            </w:r>
+          </w:p>
+          <w:p>
+            <w:pPr>
+              <w:keepNext w:val="0"/>
+              <w:keepLines/>
+              <w:spacing w:beforeLines="50" w:after="100" w:line="240" w:lineRule="auto"/>
+              <w:jc w:val="left"/>
+              <w:rPr>
+                <w:rFonts w:hint="default" w:ascii="Times New Roman" w:hAnsi="Times New Roman" w:eastAsia="宋体" w:cs="Times New Roman"/>
+                <w:sz w:val="21"/>
+                <w:szCs w:val="28"/>
+                <w:lang w:val="en-US" w:eastAsia="zh-CN"/>
+              </w:rPr>
+            </w:pPr>
+            <w:r>
+              <w:rPr>
+                <w:rFonts w:hint="default" w:ascii="Times New Roman" w:hAnsi="Times New Roman" w:eastAsia="宋体" w:cs="Times New Roman"/>
+                <w:sz w:val="21"/>
+                <w:szCs w:val="28"/>
+                <w:lang w:val="en-US" w:eastAsia="zh-CN"/>
+              </w:rPr>
+              <w:t>通信评价分别测量故障至本地提示、本地提示至远端接收的延迟，统计上行与确认帧数及字节，并独立计量整机能量。射频配置、干扰、遮挡与静态功耗一并记录，不能以帧数代替续航结论。断链时显示离线及待补发，未收到事件不判为正常。</w:t>
             </w:r>
           </w:p>
           <w:p>
@@ -5104,7 +5527,7 @@
                 <w:szCs w:val="28"/>
                 <w:lang w:val="en-US" w:eastAsia="zh-CN"/>
               </w:rPr>
-              <w:t>3 渐进故障诊断与早期评价</w:t>
+              <w:t>5 管理软件与系统集成</w:t>
             </w:r>
             <w:r>
               <w:rPr>
@@ -5124,7 +5547,7 @@
                 <w:szCs w:val="28"/>
                 <w:lang w:val="en-US" w:eastAsia="zh-CN"/>
               </w:rPr>
-              <w:t>拟采用压力归一化流量K=Q/√P1和区段阻力估计R̂=(P0−P1)/Q²，分别描述下游等效负载及监测区段的阻力变化。程序在测量质量和运行状态满足条件后，比较同工况健康特征及误差区间，再检验偏离是否持续，处理分支见图8。健康参照、偏离阈值和持续条件由标定小试确定并在验证前冻结；故障期间不以自动更新参照消除异常。切换等待段仍保留原始数据，单独报告暂缓判断的时间、误报和漏检。</w:t>
+              <w:t>本地Web拟提供设备档案、支管位置示意、P0/P1/Q趋势、事件证据、质量状态、处理确认、历史回放与CSV导出。网页将区分测量时间、接收时间、模型回放和实际设备状态，提示检查供压、阀态、传感器与目标管路。接收端的数据持久化和真实节点接入是实施任务；已有离线页面完成合成回放与交互演示，其实际管理面板局部截图见图8。</w:t>
             </w:r>
           </w:p>
           <w:p>
@@ -5148,11 +5571,11 @@
                 <w:lang w:val="en-US" w:eastAsia="zh-CN"/>
               </w:rPr>
               <w:pict>
-                <v:shape id="_x0000_i1033" o:spt="75" alt="图8 状态辅助与有限故障模式诊断流程设计" type="#_x0000_t75" style="height:430.35pt;width:425pt;" filled="f" o:preferrelative="t" stroked="f" coordsize="21600,21600">
+                <v:shape id="_x0000_i1033" o:spt="75" alt="图8 已实现离线网页管理面板局部截图 合成回放 未连接实物" type="#_x0000_t75" style="height:434pt;width:425pt;" filled="f" o:preferrelative="t" stroked="f" coordsize="21600,21600">
                   <v:path/>
                   <v:fill on="f" focussize="0,0"/>
                   <v:stroke on="f"/>
-                  <v:imagedata r:id="rId13" o:title="diagnosis_flow"/>
+                  <v:imagedata r:id="rId13" o:title="platform_replay"/>
                   <o:lock v:ext="edit" aspectratio="t"/>
                   <w10:wrap type="none"/>
                   <w10:anchorlock/>
@@ -5175,337 +5598,7 @@
                 <w:szCs w:val="28"/>
                 <w:lang w:val="en-US" w:eastAsia="zh-CN"/>
               </w:rPr>
-              <w:t>图8 状态辅助与有限故障模式诊断流程设计</w:t>
-            </w:r>
-          </w:p>
-          <w:p>
-            <w:pPr>
-              <w:keepNext w:val="0"/>
-              <w:keepLines/>
-              <w:spacing w:beforeLines="50" w:after="100" w:line="240" w:lineRule="auto"/>
-              <w:jc w:val="left"/>
-              <w:rPr>
-                <w:rFonts w:hint="default" w:ascii="Times New Roman" w:hAnsi="Times New Roman" w:eastAsia="宋体" w:cs="Times New Roman"/>
-                <w:sz w:val="21"/>
-                <w:szCs w:val="28"/>
-                <w:lang w:val="en-US" w:eastAsia="zh-CN"/>
-              </w:rPr>
-            </w:pPr>
-            <w:r>
-              <w:rPr>
-                <w:rFonts w:hint="default" w:ascii="Times New Roman" w:hAnsi="Times New Roman" w:eastAsia="宋体" w:cs="Times New Roman"/>
-                <w:sz w:val="21"/>
-                <w:szCs w:val="28"/>
-                <w:lang w:val="en-US" w:eastAsia="zh-CN"/>
-              </w:rPr>
-              <w:t>输出分为等效泄漏模式、等效受限模式、异常待检查和数据无效。未知正常负载可能与泄漏同形，压力差分偏置可能与受限混淆；这类条件下保留异常证据并提示核查，不强制给出单一原因。定位精度限于被监测支管或压力点包围区段。</w:t>
-            </w:r>
-          </w:p>
-          <w:p>
-            <w:pPr>
-              <w:keepNext w:val="0"/>
-              <w:keepLines/>
-              <w:spacing w:beforeLines="50" w:after="100" w:line="240" w:lineRule="auto"/>
-              <w:jc w:val="left"/>
-              <w:rPr>
-                <w:rFonts w:hint="default" w:ascii="Times New Roman" w:hAnsi="Times New Roman" w:eastAsia="宋体" w:cs="Times New Roman"/>
-                <w:sz w:val="21"/>
-                <w:szCs w:val="28"/>
-                <w:lang w:val="en-US" w:eastAsia="zh-CN"/>
-              </w:rPr>
-            </w:pPr>
-            <w:r>
-              <w:rPr>
-                <w:rFonts w:hint="default" w:ascii="Times New Roman" w:hAnsi="Times New Roman" w:eastAsia="宋体" w:cs="Times New Roman"/>
-                <w:sz w:val="21"/>
-                <w:szCs w:val="28"/>
-                <w:lang w:val="en-US" w:eastAsia="zh-CN"/>
-              </w:rPr>
-              <w:t>模式提示附带P0/P1/Q、特征偏离、阀态、质量标志及参照编号。K增大而区段阻力稳定时检查等效泄漏或负载变化；区段阻力增大时检查等效受限，同时核查压力偏置。两个特征同时变化、状态不明或证据不足时，提示异常待检查。管理者据此确定核查顺序，真实原因最终以独立操作记录、参考测量及现场检查为依据。</w:t>
-            </w:r>
-          </w:p>
-          <w:p>
-            <w:pPr>
-              <w:keepNext w:val="0"/>
-              <w:keepLines/>
-              <w:spacing w:beforeLines="50" w:after="100" w:line="240" w:lineRule="auto"/>
-              <w:jc w:val="left"/>
-              <w:rPr>
-                <w:rFonts w:hint="default" w:ascii="Times New Roman" w:hAnsi="Times New Roman" w:eastAsia="宋体" w:cs="Times New Roman"/>
-                <w:sz w:val="21"/>
-                <w:szCs w:val="28"/>
-                <w:lang w:val="en-US" w:eastAsia="zh-CN"/>
-              </w:rPr>
-            </w:pPr>
-            <w:r>
-              <w:rPr>
-                <w:rFonts w:hint="default" w:ascii="Times New Roman" w:hAnsi="Times New Roman" w:eastAsia="宋体" w:cs="Times New Roman"/>
-                <w:sz w:val="21"/>
-                <w:szCs w:val="28"/>
-                <w:lang w:val="en-US" w:eastAsia="zh-CN"/>
-              </w:rPr>
-              <w:t>早期评价以独立参考测量确定的预设失效判据为终点，同时记录故障操作起点、本地首次可靠提示和远端首次接收。考察相对同工况健康流量偏离5%、10%、15%的暂定程度，绘制检出、误报及提前量随程度变化的关系。15%目前是模型演示参照，实际程度与失效判据由导师结合预实验审核后冻结。研究目标是找出可测、可判、可提前的条件及失败边界，性能阈值由有独立标签的小试确定。</w:t>
-            </w:r>
-          </w:p>
-          <w:p>
-            <w:pPr>
-              <w:keepNext/>
-              <w:keepLines/>
-              <w:spacing w:before="140" w:beforeLines="50" w:after="100" w:line="240" w:lineRule="auto"/>
-              <w:jc w:val="left"/>
-              <w:rPr>
-                <w:rFonts w:hint="default" w:ascii="Times New Roman" w:hAnsi="Times New Roman" w:eastAsia="宋体" w:cs="Times New Roman"/>
-                <w:b w:val="0"/>
-                <w:sz w:val="21"/>
-                <w:szCs w:val="28"/>
-                <w:lang w:val="en-US" w:eastAsia="zh-CN"/>
-              </w:rPr>
-            </w:pPr>
-            <w:r>
-              <w:rPr>
-                <w:rFonts w:hint="default" w:ascii="Times New Roman" w:hAnsi="Times New Roman" w:eastAsia="宋体" w:cs="Times New Roman"/>
-                <w:b/>
-                <w:sz w:val="21"/>
-                <w:szCs w:val="28"/>
-                <w:lang w:val="en-US" w:eastAsia="zh-CN"/>
-              </w:rPr>
-              <w:t>4 LoRa可靠告警与通信对照</w:t>
-            </w:r>
-            <w:r>
-              <w:rPr>
-                <w:rFonts w:hint="default" w:ascii="Times New Roman" w:hAnsi="Times New Roman" w:eastAsia="宋体" w:cs="Times New Roman"/>
-                <w:b w:val="0"/>
-                <w:sz w:val="21"/>
-                <w:szCs w:val="28"/>
-                <w:lang w:val="en-US" w:eastAsia="zh-CN"/>
-              </w:rPr>
-              <w:br w:type="textWrapping"/>
-            </w:r>
-            <w:r>
-              <w:rPr>
-                <w:rFonts w:hint="default" w:ascii="Times New Roman" w:hAnsi="Times New Roman" w:eastAsia="宋体" w:cs="Times New Roman"/>
-                <w:b w:val="0"/>
-                <w:sz w:val="21"/>
-                <w:szCs w:val="28"/>
-                <w:lang w:val="en-US" w:eastAsia="zh-CN"/>
-              </w:rPr>
-              <w:t>比较快周期、慢周期、原始事件与滤波限频事件四种上报策略，协议见图9。</w:t>
-            </w:r>
-          </w:p>
-          <w:p>
-            <w:pPr>
-              <w:keepNext w:val="0"/>
-              <w:keepLines/>
-              <w:spacing w:beforeLines="50" w:after="100" w:line="240" w:lineRule="auto"/>
-              <w:jc w:val="center"/>
-              <w:rPr>
-                <w:rFonts w:hint="default" w:ascii="Times New Roman" w:hAnsi="Times New Roman" w:eastAsia="宋体" w:cs="Times New Roman"/>
-                <w:sz w:val="21"/>
-                <w:szCs w:val="28"/>
-                <w:lang w:val="en-US" w:eastAsia="zh-CN"/>
-              </w:rPr>
-            </w:pPr>
-            <w:r>
-              <w:rPr>
-                <w:rFonts w:hint="default" w:ascii="Times New Roman" w:hAnsi="Times New Roman" w:eastAsia="宋体" w:cs="Times New Roman"/>
-                <w:sz w:val="21"/>
-                <w:szCs w:val="28"/>
-                <w:lang w:val="en-US" w:eastAsia="zh-CN"/>
-              </w:rPr>
-              <w:pict>
-                <v:shape id="_x0000_i1034" o:spt="75" alt="图9 事件缓存确认与接收去重的协议设计" type="#_x0000_t75" style="height:396.4pt;width:425pt;" filled="f" o:preferrelative="t" stroked="f" coordsize="21600,21600">
-                  <v:path/>
-                  <v:fill on="f" focussize="0,0"/>
-                  <v:stroke on="f"/>
-                  <v:imagedata r:id="rId14" o:title="protocol_loop"/>
-                  <o:lock v:ext="edit" aspectratio="t"/>
-                  <w10:wrap type="none"/>
-                  <w10:anchorlock/>
-                </v:shape>
-              </w:pict>
-            </w:r>
-            <w:r>
-              <w:rPr>
-                <w:rFonts w:hint="eastAsia" w:ascii="Times New Roman" w:hAnsi="Times New Roman" w:cs="Times New Roman"/>
-                <w:sz w:val="21"/>
-                <w:szCs w:val="28"/>
-                <w:lang w:val="en-US" w:eastAsia="zh-CN"/>
-              </w:rPr>
-              <w:br w:type="textWrapping"/>
-            </w:r>
-            <w:r>
-              <w:rPr>
-                <w:rFonts w:hint="eastAsia" w:ascii="Times New Roman" w:hAnsi="Times New Roman" w:cs="Times New Roman"/>
-                <w:sz w:val="18"/>
-                <w:szCs w:val="28"/>
-                <w:lang w:val="en-US" w:eastAsia="zh-CN"/>
-              </w:rPr>
-              <w:t>图9 事件缓存确认与接收去重的协议设计</w:t>
-            </w:r>
-          </w:p>
-          <w:p>
-            <w:pPr>
-              <w:keepNext w:val="0"/>
-              <w:keepLines/>
-              <w:spacing w:beforeLines="50" w:after="100" w:line="240" w:lineRule="auto"/>
-              <w:jc w:val="left"/>
-              <w:rPr>
-                <w:rFonts w:hint="default" w:ascii="Times New Roman" w:hAnsi="Times New Roman" w:eastAsia="宋体" w:cs="Times New Roman"/>
-                <w:sz w:val="21"/>
-                <w:szCs w:val="28"/>
-                <w:lang w:val="en-US" w:eastAsia="zh-CN"/>
-              </w:rPr>
-            </w:pPr>
-            <w:r>
-              <w:rPr>
-                <w:rFonts w:hint="default" w:ascii="Times New Roman" w:hAnsi="Times New Roman" w:eastAsia="宋体" w:cs="Times New Roman"/>
-                <w:sz w:val="21"/>
-                <w:szCs w:val="28"/>
-                <w:lang w:val="en-US" w:eastAsia="zh-CN"/>
-              </w:rPr>
-              <w:t>四策略保持采样、检测器、载荷及链路设置一致。事件包含设备、会话、序号、发生时间、状态、测量及质量；本地保存原始日志，经LoRa发送摘要。实物试验冻结缓存容量、超时、重试及掉电策略，并记录发收与确认时间。回放中的1秒ACK、4秒超时及16条队列仅为模型假设，实际值须依据模块与空中时间核定。</w:t>
-            </w:r>
-          </w:p>
-          <w:p>
-            <w:pPr>
-              <w:keepNext w:val="0"/>
-              <w:keepLines/>
-              <w:spacing w:beforeLines="50" w:after="100" w:line="240" w:lineRule="auto"/>
-              <w:jc w:val="left"/>
-              <w:rPr>
-                <w:rFonts w:hint="default" w:ascii="Times New Roman" w:hAnsi="Times New Roman" w:eastAsia="宋体" w:cs="Times New Roman"/>
-                <w:sz w:val="21"/>
-                <w:szCs w:val="28"/>
-                <w:lang w:val="en-US" w:eastAsia="zh-CN"/>
-              </w:rPr>
-            </w:pPr>
-            <w:r>
-              <w:rPr>
-                <w:rFonts w:hint="default" w:ascii="Times New Roman" w:hAnsi="Times New Roman" w:eastAsia="宋体" w:cs="Times New Roman"/>
-                <w:sz w:val="21"/>
-                <w:szCs w:val="28"/>
-                <w:lang w:val="en-US" w:eastAsia="zh-CN"/>
-              </w:rPr>
-              <w:t>接收端持久化后发送匹配ACK，重复事件再次确认但不重复存储，管理者的处理确认另记。节点仅移除已确认事件；重试耗尽仍保留待确认状态，队列满时记录丢弃或拒绝及缺口。掉电后恢复队列和会话，或明确标记无法恢复的记录。上述拟实施要求通过丢包、阻断和重启试验核对。</w:t>
-            </w:r>
-          </w:p>
-          <w:p>
-            <w:pPr>
-              <w:keepNext w:val="0"/>
-              <w:keepLines/>
-              <w:spacing w:beforeLines="50" w:after="100" w:line="240" w:lineRule="auto"/>
-              <w:jc w:val="left"/>
-              <w:rPr>
-                <w:rFonts w:hint="default" w:ascii="Times New Roman" w:hAnsi="Times New Roman" w:eastAsia="宋体" w:cs="Times New Roman"/>
-                <w:sz w:val="21"/>
-                <w:szCs w:val="28"/>
-                <w:lang w:val="en-US" w:eastAsia="zh-CN"/>
-              </w:rPr>
-            </w:pPr>
-            <w:r>
-              <w:rPr>
-                <w:rFonts w:hint="default" w:ascii="Times New Roman" w:hAnsi="Times New Roman" w:eastAsia="宋体" w:cs="Times New Roman"/>
-                <w:sz w:val="21"/>
-                <w:szCs w:val="28"/>
-                <w:lang w:val="en-US" w:eastAsia="zh-CN"/>
-              </w:rPr>
-              <w:t>通信评价分别测量故障至本地提示、本地提示至远端接收的延迟，统计上行与确认帧数及字节，并独立计量整机能量。射频配置、干扰、遮挡与静态功耗一并记录，不能以帧数代替续航结论。断链时显示离线及待补发，未收到事件不判为正常。</w:t>
-            </w:r>
-          </w:p>
-          <w:p>
-            <w:pPr>
-              <w:keepNext/>
-              <w:keepLines/>
-              <w:spacing w:before="140" w:beforeLines="50" w:after="100" w:line="240" w:lineRule="auto"/>
-              <w:jc w:val="left"/>
-              <w:rPr>
-                <w:rFonts w:hint="default" w:ascii="Times New Roman" w:hAnsi="Times New Roman" w:eastAsia="宋体" w:cs="Times New Roman"/>
-                <w:b w:val="0"/>
-                <w:sz w:val="21"/>
-                <w:szCs w:val="28"/>
-                <w:lang w:val="en-US" w:eastAsia="zh-CN"/>
-              </w:rPr>
-            </w:pPr>
-            <w:r>
-              <w:rPr>
-                <w:rFonts w:hint="default" w:ascii="Times New Roman" w:hAnsi="Times New Roman" w:eastAsia="宋体" w:cs="Times New Roman"/>
-                <w:b/>
-                <w:sz w:val="21"/>
-                <w:szCs w:val="28"/>
-                <w:lang w:val="en-US" w:eastAsia="zh-CN"/>
-              </w:rPr>
-              <w:t>5 管理软件与系统集成</w:t>
-            </w:r>
-            <w:r>
-              <w:rPr>
-                <w:rFonts w:hint="default" w:ascii="Times New Roman" w:hAnsi="Times New Roman" w:eastAsia="宋体" w:cs="Times New Roman"/>
-                <w:b w:val="0"/>
-                <w:sz w:val="21"/>
-                <w:szCs w:val="28"/>
-                <w:lang w:val="en-US" w:eastAsia="zh-CN"/>
-              </w:rPr>
-              <w:br w:type="textWrapping"/>
-            </w:r>
-            <w:r>
-              <w:rPr>
-                <w:rFonts w:hint="default" w:ascii="Times New Roman" w:hAnsi="Times New Roman" w:eastAsia="宋体" w:cs="Times New Roman"/>
-                <w:b w:val="0"/>
-                <w:sz w:val="21"/>
-                <w:szCs w:val="28"/>
-                <w:lang w:val="en-US" w:eastAsia="zh-CN"/>
-              </w:rPr>
-              <w:t>本地Web拟提供设备档案、支管位置示意、P0/P1/Q趋势、事件证据、质量状态、处理确认、历史回放与CSV导出。网页将区分测量时间、接收时间、模型回放和实际设备状态，提示检查供压、阀态、传感器与目标管路。接收端的数据持久化和真实节点接入是实施任务；已有离线页面完成合成回放与交互演示，其实际运行截图见图10。</w:t>
-            </w:r>
-          </w:p>
-          <w:p>
-            <w:pPr>
-              <w:keepNext w:val="0"/>
-              <w:keepLines/>
-              <w:spacing w:beforeLines="50" w:after="100" w:line="240" w:lineRule="auto"/>
-              <w:jc w:val="center"/>
-              <w:rPr>
-                <w:rFonts w:hint="default" w:ascii="Times New Roman" w:hAnsi="Times New Roman" w:eastAsia="宋体" w:cs="Times New Roman"/>
-                <w:sz w:val="21"/>
-                <w:szCs w:val="28"/>
-                <w:lang w:val="en-US" w:eastAsia="zh-CN"/>
-              </w:rPr>
-            </w:pPr>
-            <w:r>
-              <w:rPr>
-                <w:rFonts w:hint="default" w:ascii="Times New Roman" w:hAnsi="Times New Roman" w:eastAsia="宋体" w:cs="Times New Roman"/>
-                <w:sz w:val="21"/>
-                <w:szCs w:val="28"/>
-                <w:lang w:val="en-US" w:eastAsia="zh-CN"/>
-              </w:rPr>
-              <w:pict>
-                <v:shape id="_x0000_i1035" o:spt="75" alt="图10 已实现离线网页的合成诊断回放截图 尚未连接实物" type="#_x0000_t75" style="height:350.5pt;width:425pt;" filled="f" o:preferrelative="t" stroked="f" coordsize="21600,21600">
-                  <v:path/>
-                  <v:fill on="f" focussize="0,0"/>
-                  <v:stroke on="f"/>
-                  <v:imagedata r:id="rId15" o:title="platform_replay"/>
-                  <o:lock v:ext="edit" aspectratio="t"/>
-                  <w10:wrap type="none"/>
-                  <w10:anchorlock/>
-                </v:shape>
-              </w:pict>
-            </w:r>
-            <w:r>
-              <w:rPr>
-                <w:rFonts w:hint="eastAsia" w:ascii="Times New Roman" w:hAnsi="Times New Roman" w:cs="Times New Roman"/>
-                <w:sz w:val="21"/>
-                <w:szCs w:val="28"/>
-                <w:lang w:val="en-US" w:eastAsia="zh-CN"/>
-              </w:rPr>
-              <w:br w:type="textWrapping"/>
-            </w:r>
-            <w:r>
-              <w:rPr>
-                <w:rFonts w:hint="eastAsia" w:ascii="Times New Roman" w:hAnsi="Times New Roman" w:cs="Times New Roman"/>
-                <w:sz w:val="18"/>
-                <w:szCs w:val="28"/>
-                <w:lang w:val="en-US" w:eastAsia="zh-CN"/>
-              </w:rPr>
-              <w:t>图10 已实现离线网页的合成诊断回放截图 尚未连接实物</w:t>
+              <w:t>图8 已实现离线网页管理面板局部截图 合成回放 未连接实物</w:t>
             </w:r>
           </w:p>
           <w:p>
@@ -5670,9 +5763,9 @@
                     </w:tblBorders>
                     <w:tblLayout w:type="fixed"/>
                     <w:tblCellMar>
-                      <w:top w:w="100" w:type="dxa"/>
+                      <w:top w:w="60" w:type="dxa"/>
                       <w:left w:w="100" w:type="dxa"/>
-                      <w:bottom w:w="100" w:type="dxa"/>
+                      <w:bottom w:w="60" w:type="dxa"/>
                       <w:right w:w="100" w:type="dxa"/>
                     </w:tblCellMar>
                   </w:tblPr>
@@ -5692,9 +5785,9 @@
                         <w:insideV w:val="single" w:color="D9D9D9" w:sz="2" w:space="0"/>
                       </w:tblBorders>
                       <w:tblCellMar>
-                        <w:top w:w="100" w:type="dxa"/>
+                        <w:top w:w="60" w:type="dxa"/>
                         <w:left w:w="100" w:type="dxa"/>
-                        <w:bottom w:w="100" w:type="dxa"/>
+                        <w:bottom w:w="60" w:type="dxa"/>
                         <w:right w:w="100" w:type="dxa"/>
                       </w:tblCellMar>
                     </w:tblPrEx>
@@ -5716,7 +5809,7 @@
                         <w:pPr>
                           <w:keepNext/>
                           <w:keepLines/>
-                          <w:spacing w:beforeLines="50" w:after="80" w:line="240" w:lineRule="auto"/>
+                          <w:spacing w:beforeLines="50" w:after="40" w:line="240" w:lineRule="auto"/>
                           <w:jc w:val="left"/>
                           <w:rPr>
                             <w:rFonts w:hint="default" w:ascii="Times New Roman" w:hAnsi="Times New Roman" w:eastAsia="宋体" w:cs="Times New Roman"/>
@@ -5754,7 +5847,7 @@
                         <w:pPr>
                           <w:keepNext/>
                           <w:keepLines/>
-                          <w:spacing w:beforeLines="50" w:after="80" w:line="240" w:lineRule="auto"/>
+                          <w:spacing w:beforeLines="50" w:after="40" w:line="240" w:lineRule="auto"/>
                           <w:jc w:val="left"/>
                           <w:rPr>
                             <w:rFonts w:hint="default" w:ascii="Times New Roman" w:hAnsi="Times New Roman" w:eastAsia="宋体" w:cs="Times New Roman"/>
@@ -5792,7 +5885,7 @@
                         <w:pPr>
                           <w:keepNext/>
                           <w:keepLines/>
-                          <w:spacing w:beforeLines="50" w:after="80" w:line="240" w:lineRule="auto"/>
+                          <w:spacing w:beforeLines="50" w:after="40" w:line="240" w:lineRule="auto"/>
                           <w:jc w:val="left"/>
                           <w:rPr>
                             <w:rFonts w:hint="default" w:ascii="Times New Roman" w:hAnsi="Times New Roman" w:eastAsia="宋体" w:cs="Times New Roman"/>
@@ -5828,9 +5921,9 @@
                         <w:insideV w:val="single" w:color="D9D9D9" w:sz="2" w:space="0"/>
                       </w:tblBorders>
                       <w:tblCellMar>
-                        <w:top w:w="100" w:type="dxa"/>
+                        <w:top w:w="60" w:type="dxa"/>
                         <w:left w:w="100" w:type="dxa"/>
-                        <w:bottom w:w="100" w:type="dxa"/>
+                        <w:bottom w:w="60" w:type="dxa"/>
                         <w:right w:w="100" w:type="dxa"/>
                       </w:tblCellMar>
                     </w:tblPrEx>
@@ -5851,7 +5944,7 @@
                         <w:pPr>
                           <w:keepNext/>
                           <w:keepLines/>
-                          <w:spacing w:beforeLines="50" w:after="80" w:line="240" w:lineRule="auto"/>
+                          <w:spacing w:beforeLines="50" w:after="40" w:line="240" w:lineRule="auto"/>
                           <w:jc w:val="left"/>
                           <w:rPr>
                             <w:rFonts w:hint="default" w:ascii="Times New Roman" w:hAnsi="Times New Roman" w:eastAsia="宋体" w:cs="Times New Roman"/>
@@ -5889,7 +5982,7 @@
                         <w:pPr>
                           <w:keepNext/>
                           <w:keepLines/>
-                          <w:spacing w:beforeLines="50" w:after="80" w:line="240" w:lineRule="auto"/>
+                          <w:spacing w:beforeLines="50" w:after="40" w:line="240" w:lineRule="auto"/>
                           <w:jc w:val="left"/>
                           <w:rPr>
                             <w:rFonts w:hint="default" w:ascii="Times New Roman" w:hAnsi="Times New Roman" w:eastAsia="宋体" w:cs="Times New Roman"/>
@@ -5927,7 +6020,7 @@
                         <w:pPr>
                           <w:keepNext/>
                           <w:keepLines/>
-                          <w:spacing w:beforeLines="50" w:after="80" w:line="240" w:lineRule="auto"/>
+                          <w:spacing w:beforeLines="50" w:after="40" w:line="240" w:lineRule="auto"/>
                           <w:jc w:val="left"/>
                           <w:rPr>
                             <w:rFonts w:hint="default" w:ascii="Times New Roman" w:hAnsi="Times New Roman" w:eastAsia="宋体" w:cs="Times New Roman"/>
@@ -5963,9 +6056,9 @@
                         <w:insideV w:val="single" w:color="D9D9D9" w:sz="2" w:space="0"/>
                       </w:tblBorders>
                       <w:tblCellMar>
-                        <w:top w:w="100" w:type="dxa"/>
+                        <w:top w:w="60" w:type="dxa"/>
                         <w:left w:w="100" w:type="dxa"/>
-                        <w:bottom w:w="100" w:type="dxa"/>
+                        <w:bottom w:w="60" w:type="dxa"/>
                         <w:right w:w="100" w:type="dxa"/>
                       </w:tblCellMar>
                     </w:tblPrEx>
@@ -5986,7 +6079,7 @@
                         <w:pPr>
                           <w:keepNext/>
                           <w:keepLines/>
-                          <w:spacing w:beforeLines="50" w:after="80" w:line="240" w:lineRule="auto"/>
+                          <w:spacing w:beforeLines="50" w:after="40" w:line="240" w:lineRule="auto"/>
                           <w:jc w:val="left"/>
                           <w:rPr>
                             <w:rFonts w:hint="default" w:ascii="Times New Roman" w:hAnsi="Times New Roman" w:eastAsia="宋体" w:cs="Times New Roman"/>
@@ -6024,7 +6117,7 @@
                         <w:pPr>
                           <w:keepNext/>
                           <w:keepLines/>
-                          <w:spacing w:beforeLines="50" w:after="80" w:line="240" w:lineRule="auto"/>
+                          <w:spacing w:beforeLines="50" w:after="40" w:line="240" w:lineRule="auto"/>
                           <w:jc w:val="left"/>
                           <w:rPr>
                             <w:rFonts w:hint="default" w:ascii="Times New Roman" w:hAnsi="Times New Roman" w:eastAsia="宋体" w:cs="Times New Roman"/>
@@ -6062,7 +6155,7 @@
                         <w:pPr>
                           <w:keepNext/>
                           <w:keepLines/>
-                          <w:spacing w:beforeLines="50" w:after="80" w:line="240" w:lineRule="auto"/>
+                          <w:spacing w:beforeLines="50" w:after="40" w:line="240" w:lineRule="auto"/>
                           <w:jc w:val="left"/>
                           <w:rPr>
                             <w:rFonts w:hint="default" w:ascii="Times New Roman" w:hAnsi="Times New Roman" w:eastAsia="宋体" w:cs="Times New Roman"/>
@@ -6098,9 +6191,9 @@
                         <w:insideV w:val="single" w:color="D9D9D9" w:sz="2" w:space="0"/>
                       </w:tblBorders>
                       <w:tblCellMar>
-                        <w:top w:w="100" w:type="dxa"/>
+                        <w:top w:w="60" w:type="dxa"/>
                         <w:left w:w="100" w:type="dxa"/>
-                        <w:bottom w:w="100" w:type="dxa"/>
+                        <w:bottom w:w="60" w:type="dxa"/>
                         <w:right w:w="100" w:type="dxa"/>
                       </w:tblCellMar>
                     </w:tblPrEx>
@@ -6121,7 +6214,7 @@
                         <w:pPr>
                           <w:keepNext/>
                           <w:keepLines/>
-                          <w:spacing w:beforeLines="50" w:after="80" w:line="240" w:lineRule="auto"/>
+                          <w:spacing w:beforeLines="50" w:after="40" w:line="240" w:lineRule="auto"/>
                           <w:jc w:val="left"/>
                           <w:rPr>
                             <w:rFonts w:hint="default" w:ascii="Times New Roman" w:hAnsi="Times New Roman" w:eastAsia="宋体" w:cs="Times New Roman"/>
@@ -6159,7 +6252,7 @@
                         <w:pPr>
                           <w:keepNext/>
                           <w:keepLines/>
-                          <w:spacing w:beforeLines="50" w:after="80" w:line="240" w:lineRule="auto"/>
+                          <w:spacing w:beforeLines="50" w:after="40" w:line="240" w:lineRule="auto"/>
                           <w:jc w:val="left"/>
                           <w:rPr>
                             <w:rFonts w:hint="default" w:ascii="Times New Roman" w:hAnsi="Times New Roman" w:eastAsia="宋体" w:cs="Times New Roman"/>
@@ -6197,7 +6290,7 @@
                         <w:pPr>
                           <w:keepNext/>
                           <w:keepLines/>
-                          <w:spacing w:beforeLines="50" w:after="80" w:line="240" w:lineRule="auto"/>
+                          <w:spacing w:beforeLines="50" w:after="40" w:line="240" w:lineRule="auto"/>
                           <w:jc w:val="left"/>
                           <w:rPr>
                             <w:rFonts w:hint="default" w:ascii="Times New Roman" w:hAnsi="Times New Roman" w:eastAsia="宋体" w:cs="Times New Roman"/>
@@ -6233,9 +6326,9 @@
                         <w:insideV w:val="single" w:color="D9D9D9" w:sz="2" w:space="0"/>
                       </w:tblBorders>
                       <w:tblCellMar>
-                        <w:top w:w="100" w:type="dxa"/>
+                        <w:top w:w="60" w:type="dxa"/>
                         <w:left w:w="100" w:type="dxa"/>
-                        <w:bottom w:w="100" w:type="dxa"/>
+                        <w:bottom w:w="60" w:type="dxa"/>
                         <w:right w:w="100" w:type="dxa"/>
                       </w:tblCellMar>
                     </w:tblPrEx>
@@ -6256,7 +6349,7 @@
                         <w:pPr>
                           <w:keepNext/>
                           <w:keepLines/>
-                          <w:spacing w:beforeLines="50" w:after="80" w:line="240" w:lineRule="auto"/>
+                          <w:spacing w:beforeLines="50" w:after="40" w:line="240" w:lineRule="auto"/>
                           <w:jc w:val="left"/>
                           <w:rPr>
                             <w:rFonts w:hint="default" w:ascii="Times New Roman" w:hAnsi="Times New Roman" w:eastAsia="宋体" w:cs="Times New Roman"/>
@@ -6294,7 +6387,7 @@
                         <w:pPr>
                           <w:keepNext/>
                           <w:keepLines/>
-                          <w:spacing w:beforeLines="50" w:after="80" w:line="240" w:lineRule="auto"/>
+                          <w:spacing w:beforeLines="50" w:after="40" w:line="240" w:lineRule="auto"/>
                           <w:jc w:val="left"/>
                           <w:rPr>
                             <w:rFonts w:hint="default" w:ascii="Times New Roman" w:hAnsi="Times New Roman" w:eastAsia="宋体" w:cs="Times New Roman"/>
@@ -6332,7 +6425,7 @@
                         <w:pPr>
                           <w:keepNext/>
                           <w:keepLines/>
-                          <w:spacing w:beforeLines="50" w:after="80" w:line="240" w:lineRule="auto"/>
+                          <w:spacing w:beforeLines="50" w:after="40" w:line="240" w:lineRule="auto"/>
                           <w:jc w:val="left"/>
                           <w:rPr>
                             <w:rFonts w:hint="default" w:ascii="Times New Roman" w:hAnsi="Times New Roman" w:eastAsia="宋体" w:cs="Times New Roman"/>
@@ -6368,9 +6461,9 @@
                         <w:insideV w:val="single" w:color="D9D9D9" w:sz="2" w:space="0"/>
                       </w:tblBorders>
                       <w:tblCellMar>
-                        <w:top w:w="100" w:type="dxa"/>
+                        <w:top w:w="60" w:type="dxa"/>
                         <w:left w:w="100" w:type="dxa"/>
-                        <w:bottom w:w="100" w:type="dxa"/>
+                        <w:bottom w:w="60" w:type="dxa"/>
                         <w:right w:w="100" w:type="dxa"/>
                       </w:tblCellMar>
                     </w:tblPrEx>
@@ -6391,7 +6484,7 @@
                         <w:pPr>
                           <w:keepNext w:val="0"/>
                           <w:keepLines/>
-                          <w:spacing w:beforeLines="50" w:after="80" w:line="240" w:lineRule="auto"/>
+                          <w:spacing w:beforeLines="50" w:after="40" w:line="240" w:lineRule="auto"/>
                           <w:jc w:val="left"/>
                           <w:rPr>
                             <w:rFonts w:hint="default" w:ascii="Times New Roman" w:hAnsi="Times New Roman" w:eastAsia="宋体" w:cs="Times New Roman"/>
@@ -6429,7 +6522,7 @@
                         <w:pPr>
                           <w:keepNext w:val="0"/>
                           <w:keepLines/>
-                          <w:spacing w:beforeLines="50" w:after="80" w:line="240" w:lineRule="auto"/>
+                          <w:spacing w:beforeLines="50" w:after="40" w:line="240" w:lineRule="auto"/>
                           <w:jc w:val="left"/>
                           <w:rPr>
                             <w:rFonts w:hint="default" w:ascii="Times New Roman" w:hAnsi="Times New Roman" w:eastAsia="宋体" w:cs="Times New Roman"/>
@@ -6467,7 +6560,7 @@
                         <w:pPr>
                           <w:keepNext w:val="0"/>
                           <w:keepLines/>
-                          <w:spacing w:beforeLines="50" w:after="80" w:line="240" w:lineRule="auto"/>
+                          <w:spacing w:beforeLines="50" w:after="40" w:line="240" w:lineRule="auto"/>
                           <w:jc w:val="left"/>
                           <w:rPr>
                             <w:rFonts w:hint="default" w:ascii="Times New Roman" w:hAnsi="Times New Roman" w:eastAsia="宋体" w:cs="Times New Roman"/>
@@ -6545,7 +6638,7 @@
                 <w:szCs w:val="28"/>
                 <w:lang w:val="en-US" w:eastAsia="zh-CN"/>
               </w:rPr>
-              <w:t>图11给出预实验、独立操作、跨批次验证、通信对照与归档的先后关系。预实验决定测量和判据能否进入验证；正式验证同时支撑结项演示与论文论证。主要故障网格的重复次数按独立操作计算，通信策略比较使用同一组本地检测记录，以减少检测差异对链路结论的干扰。</w:t>
+              <w:t>验证分为以下四层，与表2的任务、证据和表3的阶段进度对应。预实验决定测量和判据能否进入验证；正式验证同时支撑结项演示与论文论证。主要故障网格的重复次数按独立操作计算，通信策略比较使用同一组本地检测记录，以减少检测差异对链路结论的干扰。</w:t>
             </w:r>
           </w:p>
           <w:p>
@@ -6592,57 +6685,6 @@
                 <w:lang w:val="en-US" w:eastAsia="zh-CN"/>
               </w:rPr>
               <w:t>第二层为水力与方法实验：安排正常稳定、正常切换、渐进泄漏、渐进受限和切换期间异常五组工况。以独立操作日志、参考流量和泄漏收集量确定故障时间与程度；主要故障网格至少54次，正常及切换对照另行安排。小试用于调参，验证按独立日或批次留出，相邻采样点不算独立重复。</w:t>
-            </w:r>
-          </w:p>
-          <w:p>
-            <w:pPr>
-              <w:keepNext w:val="0"/>
-              <w:keepLines/>
-              <w:spacing w:beforeLines="50" w:after="100" w:line="240" w:lineRule="auto"/>
-              <w:jc w:val="center"/>
-              <w:rPr>
-                <w:rFonts w:hint="default" w:ascii="Times New Roman" w:hAnsi="Times New Roman" w:eastAsia="宋体" w:cs="Times New Roman"/>
-                <w:sz w:val="21"/>
-                <w:szCs w:val="28"/>
-                <w:lang w:val="en-US" w:eastAsia="zh-CN"/>
-              </w:rPr>
-            </w:pPr>
-            <w:r>
-              <w:rPr>
-                <w:rFonts w:hint="default" w:ascii="Times New Roman" w:hAnsi="Times New Roman" w:eastAsia="宋体" w:cs="Times New Roman"/>
-                <w:sz w:val="21"/>
-                <w:szCs w:val="28"/>
-                <w:lang w:val="en-US" w:eastAsia="zh-CN"/>
-              </w:rPr>
-              <w:pict>
-                <v:shape id="_x0000_i1036" o:spt="75" alt="图11 从测量预实验到结项与论文的验证流程 拟实施" type="#_x0000_t75" style="height:409.95pt;width:425pt;" filled="f" o:preferrelative="t" stroked="f" coordsize="21600,21600">
-                  <v:path/>
-                  <v:fill on="f" focussize="0,0"/>
-                  <v:stroke on="f"/>
-                  <v:imagedata r:id="rId16" o:title="experiment_flow"/>
-                  <o:lock v:ext="edit" aspectratio="t"/>
-                  <w10:wrap type="none"/>
-                  <w10:anchorlock/>
-                </v:shape>
-              </w:pict>
-            </w:r>
-            <w:r>
-              <w:rPr>
-                <w:rFonts w:hint="eastAsia" w:ascii="Times New Roman" w:hAnsi="Times New Roman" w:cs="Times New Roman"/>
-                <w:sz w:val="21"/>
-                <w:szCs w:val="28"/>
-                <w:lang w:val="en-US" w:eastAsia="zh-CN"/>
-              </w:rPr>
-              <w:br w:type="textWrapping"/>
-            </w:r>
-            <w:r>
-              <w:rPr>
-                <w:rFonts w:hint="eastAsia" w:ascii="Times New Roman" w:hAnsi="Times New Roman" w:cs="Times New Roman"/>
-                <w:sz w:val="18"/>
-                <w:szCs w:val="28"/>
-                <w:lang w:val="en-US" w:eastAsia="zh-CN"/>
-              </w:rPr>
-              <w:t>图11 从测量预实验到结项与论文的验证流程 拟实施</w:t>
             </w:r>
           </w:p>
           <w:p>
@@ -8688,9 +8730,9 @@
                     </w:tblBorders>
                     <w:tblLayout w:type="fixed"/>
                     <w:tblCellMar>
-                      <w:top w:w="100" w:type="dxa"/>
+                      <w:top w:w="60" w:type="dxa"/>
                       <w:left w:w="100" w:type="dxa"/>
-                      <w:bottom w:w="100" w:type="dxa"/>
+                      <w:bottom w:w="60" w:type="dxa"/>
                       <w:right w:w="100" w:type="dxa"/>
                     </w:tblCellMar>
                   </w:tblPr>
@@ -8710,9 +8752,9 @@
                         <w:insideV w:val="single" w:color="D9D9D9" w:sz="2" w:space="0"/>
                       </w:tblBorders>
                       <w:tblCellMar>
-                        <w:top w:w="100" w:type="dxa"/>
+                        <w:top w:w="60" w:type="dxa"/>
                         <w:left w:w="100" w:type="dxa"/>
-                        <w:bottom w:w="100" w:type="dxa"/>
+                        <w:bottom w:w="60" w:type="dxa"/>
                         <w:right w:w="100" w:type="dxa"/>
                       </w:tblCellMar>
                     </w:tblPrEx>
@@ -8734,7 +8776,7 @@
                         <w:pPr>
                           <w:keepNext/>
                           <w:keepLines/>
-                          <w:spacing w:beforeLines="50" w:after="80" w:line="240" w:lineRule="auto"/>
+                          <w:spacing w:beforeLines="50" w:after="40" w:line="240" w:lineRule="auto"/>
                           <w:jc w:val="left"/>
                           <w:rPr>
                             <w:rFonts w:hint="default" w:ascii="Times New Roman" w:hAnsi="Times New Roman" w:eastAsia="宋体" w:cs="Times New Roman"/>
@@ -8772,7 +8814,7 @@
                         <w:pPr>
                           <w:keepNext/>
                           <w:keepLines/>
-                          <w:spacing w:beforeLines="50" w:after="80" w:line="240" w:lineRule="auto"/>
+                          <w:spacing w:beforeLines="50" w:after="40" w:line="240" w:lineRule="auto"/>
                           <w:jc w:val="left"/>
                           <w:rPr>
                             <w:rFonts w:hint="default" w:ascii="Times New Roman" w:hAnsi="Times New Roman" w:eastAsia="宋体" w:cs="Times New Roman"/>
@@ -8810,7 +8852,7 @@
                         <w:pPr>
                           <w:keepNext/>
                           <w:keepLines/>
-                          <w:spacing w:beforeLines="50" w:after="80" w:line="240" w:lineRule="auto"/>
+                          <w:spacing w:beforeLines="50" w:after="40" w:line="240" w:lineRule="auto"/>
                           <w:jc w:val="left"/>
                           <w:rPr>
                             <w:rFonts w:hint="default" w:ascii="Times New Roman" w:hAnsi="Times New Roman" w:eastAsia="宋体" w:cs="Times New Roman"/>
@@ -8846,9 +8888,9 @@
                         <w:insideV w:val="single" w:color="D9D9D9" w:sz="2" w:space="0"/>
                       </w:tblBorders>
                       <w:tblCellMar>
-                        <w:top w:w="100" w:type="dxa"/>
+                        <w:top w:w="60" w:type="dxa"/>
                         <w:left w:w="100" w:type="dxa"/>
-                        <w:bottom w:w="100" w:type="dxa"/>
+                        <w:bottom w:w="60" w:type="dxa"/>
                         <w:right w:w="100" w:type="dxa"/>
                       </w:tblCellMar>
                     </w:tblPrEx>
@@ -8869,7 +8911,7 @@
                         <w:pPr>
                           <w:keepNext/>
                           <w:keepLines/>
-                          <w:spacing w:beforeLines="50" w:after="80" w:line="240" w:lineRule="auto"/>
+                          <w:spacing w:beforeLines="50" w:after="40" w:line="240" w:lineRule="auto"/>
                           <w:jc w:val="left"/>
                           <w:rPr>
                             <w:rFonts w:hint="default" w:ascii="Times New Roman" w:hAnsi="Times New Roman" w:eastAsia="宋体" w:cs="Times New Roman"/>
@@ -8907,7 +8949,7 @@
                         <w:pPr>
                           <w:keepNext/>
                           <w:keepLines/>
-                          <w:spacing w:beforeLines="50" w:after="80" w:line="240" w:lineRule="auto"/>
+                          <w:spacing w:beforeLines="50" w:after="40" w:line="240" w:lineRule="auto"/>
                           <w:jc w:val="left"/>
                           <w:rPr>
                             <w:rFonts w:hint="default" w:ascii="Times New Roman" w:hAnsi="Times New Roman" w:eastAsia="宋体" w:cs="Times New Roman"/>
@@ -8945,7 +8987,7 @@
                         <w:pPr>
                           <w:keepNext/>
                           <w:keepLines/>
-                          <w:spacing w:beforeLines="50" w:after="80" w:line="240" w:lineRule="auto"/>
+                          <w:spacing w:beforeLines="50" w:after="40" w:line="240" w:lineRule="auto"/>
                           <w:jc w:val="left"/>
                           <w:rPr>
                             <w:rFonts w:hint="default" w:ascii="Times New Roman" w:hAnsi="Times New Roman" w:eastAsia="宋体" w:cs="Times New Roman"/>
@@ -8981,9 +9023,9 @@
                         <w:insideV w:val="single" w:color="D9D9D9" w:sz="2" w:space="0"/>
                       </w:tblBorders>
                       <w:tblCellMar>
-                        <w:top w:w="100" w:type="dxa"/>
+                        <w:top w:w="60" w:type="dxa"/>
                         <w:left w:w="100" w:type="dxa"/>
-                        <w:bottom w:w="100" w:type="dxa"/>
+                        <w:bottom w:w="60" w:type="dxa"/>
                         <w:right w:w="100" w:type="dxa"/>
                       </w:tblCellMar>
                     </w:tblPrEx>
@@ -9004,7 +9046,7 @@
                         <w:pPr>
                           <w:keepNext/>
                           <w:keepLines/>
-                          <w:spacing w:beforeLines="50" w:after="80" w:line="240" w:lineRule="auto"/>
+                          <w:spacing w:beforeLines="50" w:after="40" w:line="240" w:lineRule="auto"/>
                           <w:jc w:val="left"/>
                           <w:rPr>
                             <w:rFonts w:hint="default" w:ascii="Times New Roman" w:hAnsi="Times New Roman" w:eastAsia="宋体" w:cs="Times New Roman"/>
@@ -9042,7 +9084,7 @@
                         <w:pPr>
                           <w:keepNext/>
                           <w:keepLines/>
-                          <w:spacing w:beforeLines="50" w:after="80" w:line="240" w:lineRule="auto"/>
+                          <w:spacing w:beforeLines="50" w:after="40" w:line="240" w:lineRule="auto"/>
                           <w:jc w:val="left"/>
                           <w:rPr>
                             <w:rFonts w:hint="default" w:ascii="Times New Roman" w:hAnsi="Times New Roman" w:eastAsia="宋体" w:cs="Times New Roman"/>
@@ -9080,7 +9122,7 @@
                         <w:pPr>
                           <w:keepNext/>
                           <w:keepLines/>
-                          <w:spacing w:beforeLines="50" w:after="80" w:line="240" w:lineRule="auto"/>
+                          <w:spacing w:beforeLines="50" w:after="40" w:line="240" w:lineRule="auto"/>
                           <w:jc w:val="left"/>
                           <w:rPr>
                             <w:rFonts w:hint="default" w:ascii="Times New Roman" w:hAnsi="Times New Roman" w:eastAsia="宋体" w:cs="Times New Roman"/>
@@ -9116,9 +9158,9 @@
                         <w:insideV w:val="single" w:color="D9D9D9" w:sz="2" w:space="0"/>
                       </w:tblBorders>
                       <w:tblCellMar>
-                        <w:top w:w="100" w:type="dxa"/>
+                        <w:top w:w="60" w:type="dxa"/>
                         <w:left w:w="100" w:type="dxa"/>
-                        <w:bottom w:w="100" w:type="dxa"/>
+                        <w:bottom w:w="60" w:type="dxa"/>
                         <w:right w:w="100" w:type="dxa"/>
                       </w:tblCellMar>
                     </w:tblPrEx>
@@ -9139,7 +9181,7 @@
                         <w:pPr>
                           <w:keepNext/>
                           <w:keepLines/>
-                          <w:spacing w:beforeLines="50" w:after="80" w:line="240" w:lineRule="auto"/>
+                          <w:spacing w:beforeLines="50" w:after="40" w:line="240" w:lineRule="auto"/>
                           <w:jc w:val="left"/>
                           <w:rPr>
                             <w:rFonts w:hint="default" w:ascii="Times New Roman" w:hAnsi="Times New Roman" w:eastAsia="宋体" w:cs="Times New Roman"/>
@@ -9177,7 +9219,7 @@
                         <w:pPr>
                           <w:keepNext/>
                           <w:keepLines/>
-                          <w:spacing w:beforeLines="50" w:after="80" w:line="240" w:lineRule="auto"/>
+                          <w:spacing w:beforeLines="50" w:after="40" w:line="240" w:lineRule="auto"/>
                           <w:jc w:val="left"/>
                           <w:rPr>
                             <w:rFonts w:hint="default" w:ascii="Times New Roman" w:hAnsi="Times New Roman" w:eastAsia="宋体" w:cs="Times New Roman"/>
@@ -9215,7 +9257,7 @@
                         <w:pPr>
                           <w:keepNext/>
                           <w:keepLines/>
-                          <w:spacing w:beforeLines="50" w:after="80" w:line="240" w:lineRule="auto"/>
+                          <w:spacing w:beforeLines="50" w:after="40" w:line="240" w:lineRule="auto"/>
                           <w:jc w:val="left"/>
                           <w:rPr>
                             <w:rFonts w:hint="default" w:ascii="Times New Roman" w:hAnsi="Times New Roman" w:eastAsia="宋体" w:cs="Times New Roman"/>
@@ -9251,9 +9293,9 @@
                         <w:insideV w:val="single" w:color="D9D9D9" w:sz="2" w:space="0"/>
                       </w:tblBorders>
                       <w:tblCellMar>
-                        <w:top w:w="100" w:type="dxa"/>
+                        <w:top w:w="60" w:type="dxa"/>
                         <w:left w:w="100" w:type="dxa"/>
-                        <w:bottom w:w="100" w:type="dxa"/>
+                        <w:bottom w:w="60" w:type="dxa"/>
                         <w:right w:w="100" w:type="dxa"/>
                       </w:tblCellMar>
                     </w:tblPrEx>
@@ -9274,7 +9316,7 @@
                         <w:pPr>
                           <w:keepNext/>
                           <w:keepLines/>
-                          <w:spacing w:beforeLines="50" w:after="80" w:line="240" w:lineRule="auto"/>
+                          <w:spacing w:beforeLines="50" w:after="40" w:line="240" w:lineRule="auto"/>
                           <w:jc w:val="left"/>
                           <w:rPr>
                             <w:rFonts w:hint="default" w:ascii="Times New Roman" w:hAnsi="Times New Roman" w:eastAsia="宋体" w:cs="Times New Roman"/>
@@ -9312,7 +9354,7 @@
                         <w:pPr>
                           <w:keepNext/>
                           <w:keepLines/>
-                          <w:spacing w:beforeLines="50" w:after="80" w:line="240" w:lineRule="auto"/>
+                          <w:spacing w:beforeLines="50" w:after="40" w:line="240" w:lineRule="auto"/>
                           <w:jc w:val="left"/>
                           <w:rPr>
                             <w:rFonts w:hint="default" w:ascii="Times New Roman" w:hAnsi="Times New Roman" w:eastAsia="宋体" w:cs="Times New Roman"/>
@@ -9350,7 +9392,7 @@
                         <w:pPr>
                           <w:keepNext/>
                           <w:keepLines/>
-                          <w:spacing w:beforeLines="50" w:after="80" w:line="240" w:lineRule="auto"/>
+                          <w:spacing w:beforeLines="50" w:after="40" w:line="240" w:lineRule="auto"/>
                           <w:jc w:val="left"/>
                           <w:rPr>
                             <w:rFonts w:hint="default" w:ascii="Times New Roman" w:hAnsi="Times New Roman" w:eastAsia="宋体" w:cs="Times New Roman"/>
@@ -9386,9 +9428,9 @@
                         <w:insideV w:val="single" w:color="D9D9D9" w:sz="2" w:space="0"/>
                       </w:tblBorders>
                       <w:tblCellMar>
-                        <w:top w:w="100" w:type="dxa"/>
+                        <w:top w:w="60" w:type="dxa"/>
                         <w:left w:w="100" w:type="dxa"/>
-                        <w:bottom w:w="100" w:type="dxa"/>
+                        <w:bottom w:w="60" w:type="dxa"/>
                         <w:right w:w="100" w:type="dxa"/>
                       </w:tblCellMar>
                     </w:tblPrEx>
@@ -9409,7 +9451,7 @@
                         <w:pPr>
                           <w:keepNext/>
                           <w:keepLines/>
-                          <w:spacing w:beforeLines="50" w:after="80" w:line="240" w:lineRule="auto"/>
+                          <w:spacing w:beforeLines="50" w:after="40" w:line="240" w:lineRule="auto"/>
                           <w:jc w:val="left"/>
                           <w:rPr>
                             <w:rFonts w:hint="default" w:ascii="Times New Roman" w:hAnsi="Times New Roman" w:eastAsia="宋体" w:cs="Times New Roman"/>
@@ -9447,7 +9489,7 @@
                         <w:pPr>
                           <w:keepNext/>
                           <w:keepLines/>
-                          <w:spacing w:beforeLines="50" w:after="80" w:line="240" w:lineRule="auto"/>
+                          <w:spacing w:beforeLines="50" w:after="40" w:line="240" w:lineRule="auto"/>
                           <w:jc w:val="left"/>
                           <w:rPr>
                             <w:rFonts w:hint="default" w:ascii="Times New Roman" w:hAnsi="Times New Roman" w:eastAsia="宋体" w:cs="Times New Roman"/>
@@ -9485,7 +9527,7 @@
                         <w:pPr>
                           <w:keepNext/>
                           <w:keepLines/>
-                          <w:spacing w:beforeLines="50" w:after="80" w:line="240" w:lineRule="auto"/>
+                          <w:spacing w:beforeLines="50" w:after="40" w:line="240" w:lineRule="auto"/>
                           <w:jc w:val="left"/>
                           <w:rPr>
                             <w:rFonts w:hint="default" w:ascii="Times New Roman" w:hAnsi="Times New Roman" w:eastAsia="宋体" w:cs="Times New Roman"/>
@@ -9521,9 +9563,9 @@
                         <w:insideV w:val="single" w:color="D9D9D9" w:sz="2" w:space="0"/>
                       </w:tblBorders>
                       <w:tblCellMar>
-                        <w:top w:w="100" w:type="dxa"/>
+                        <w:top w:w="60" w:type="dxa"/>
                         <w:left w:w="100" w:type="dxa"/>
-                        <w:bottom w:w="100" w:type="dxa"/>
+                        <w:bottom w:w="60" w:type="dxa"/>
                         <w:right w:w="100" w:type="dxa"/>
                       </w:tblCellMar>
                     </w:tblPrEx>
@@ -9544,7 +9586,7 @@
                         <w:pPr>
                           <w:keepNext w:val="0"/>
                           <w:keepLines/>
-                          <w:spacing w:beforeLines="50" w:after="80" w:line="240" w:lineRule="auto"/>
+                          <w:spacing w:beforeLines="50" w:after="40" w:line="240" w:lineRule="auto"/>
                           <w:jc w:val="left"/>
                           <w:rPr>
                             <w:rFonts w:hint="default" w:ascii="Times New Roman" w:hAnsi="Times New Roman" w:eastAsia="宋体" w:cs="Times New Roman"/>
@@ -9582,7 +9624,7 @@
                         <w:pPr>
                           <w:keepNext w:val="0"/>
                           <w:keepLines/>
-                          <w:spacing w:beforeLines="50" w:after="80" w:line="240" w:lineRule="auto"/>
+                          <w:spacing w:beforeLines="50" w:after="40" w:line="240" w:lineRule="auto"/>
                           <w:jc w:val="left"/>
                           <w:rPr>
                             <w:rFonts w:hint="default" w:ascii="Times New Roman" w:hAnsi="Times New Roman" w:eastAsia="宋体" w:cs="Times New Roman"/>
@@ -9620,7 +9662,7 @@
                         <w:pPr>
                           <w:keepNext w:val="0"/>
                           <w:keepLines/>
-                          <w:spacing w:beforeLines="50" w:after="80" w:line="240" w:lineRule="auto"/>
+                          <w:spacing w:beforeLines="50" w:after="40" w:line="240" w:lineRule="auto"/>
                           <w:jc w:val="left"/>
                           <w:rPr>
                             <w:rFonts w:hint="default" w:ascii="Times New Roman" w:hAnsi="Times New Roman" w:eastAsia="宋体" w:cs="Times New Roman"/>
@@ -9806,7 +9848,7 @@
                 <w:szCs w:val="28"/>
                 <w:lang w:val="en-US" w:eastAsia="zh-CN"/>
               </w:rPr>
-              <w:t>已形成文献和制度分析、等效模型、合成试验程序、国内候选器件核对及离线网站。当前基础属于方案、模型和软件，尚无硬件台架、真实无线、整机功耗或田间性能数据。图12为程序保存结果生成的模型检验图，用于说明可行条件与失败趋势。</w:t>
+              <w:t>已形成文献和制度分析、等效模型、合成试验程序、国内候选器件核对及离线网站。当前基础属于方案、模型和软件，尚无硬件台架、真实无线、整机功耗或田间性能数据。图9为程序保存结果生成的模型检验图，用于说明可行条件与失败趋势。</w:t>
             </w:r>
           </w:p>
           <w:p>
@@ -9834,11 +9876,11 @@
                 <w:lang w:val="en-US" w:eastAsia="zh-CN"/>
               </w:rPr>
               <w:pict>
-                <v:shape id="_x0000_i1037" o:spt="75" alt="图12 渐进故障及噪声影响的合成模型检验 参数未标定" type="#_x0000_t75" style="height:405.5pt;width:425pt;" filled="f" o:preferrelative="t" stroked="f" coordsize="21600,21600">
+                <v:shape id="_x0000_i1034" o:spt="75" alt="图9 渐进故障及噪声影响的合成模型检验 参数未标定" type="#_x0000_t75" style="height:417.2pt;width:425pt;" filled="f" o:preferrelative="t" stroked="f" coordsize="21600,21600">
                   <v:path/>
                   <v:fill on="f" focussize="0,0"/>
                   <v:stroke on="f"/>
-                  <v:imagedata r:id="rId17" o:title="early_diagnosis"/>
+                  <v:imagedata r:id="rId14" o:title="early_diagnosis"/>
                   <o:lock v:ext="edit" aspectratio="t"/>
                   <w10:wrap type="none"/>
                   <w10:anchorlock/>
@@ -9861,7 +9903,7 @@
                 <w:szCs w:val="28"/>
                 <w:lang w:val="en-US" w:eastAsia="zh-CN"/>
               </w:rPr>
-              <w:t>图12 渐进故障及噪声影响的合成模型检验 参数未标定</w:t>
+              <w:t>图9 渐进故障及噪声影响的合成模型检验 参数未标定</w:t>
             </w:r>
           </w:p>
           <w:p>
@@ -9888,7 +9930,7 @@
                 <w:szCs w:val="28"/>
                 <w:lang w:val="en-US" w:eastAsia="zh-CN"/>
               </w:rPr>
-              <w:t>双压力模型完成6场景×4压力噪声×20种子共480次试验。在理想同步、平方律及单故障条件下，低噪声时两类故障各20/20试次在15%演示判据前正确提示且无前期误报；噪声σ=10kPa时均降为12/20。种子10300、σ=0.3kPa的单次示例中，泄漏提示409秒、判据485秒，提前76秒；受限提示396秒、判据522秒，提前126秒。统计与单次示例分别陈述，不作为实物性能。</w:t>
+              <w:t>已完成6场景×4压力噪声×20种子的480次双压力合成试验。理想同步、平方律及单故障假设下，低噪声两类各20/20在15%演示参照前正确提示，且无前期误报；σ=10kPa时各降为12/20。种子10300、σ=0.3kPa示例中，泄漏提示/参照为409/485秒（提前76秒），受限为396/522秒（提前126秒）。种子统计与单次示例分列，均非实物性能。</w:t>
             </w:r>
           </w:p>
           <w:p>
@@ -9915,9 +9957,95 @@
                 <w:szCs w:val="28"/>
                 <w:lang w:val="en-US" w:eastAsia="zh-CN"/>
               </w:rPr>
-              <w:t>反例显示压力漂移会引发误报，未知正常负载与等效泄漏可具有同样观测。旧单压力模型的12类挑战共240个合成试次也发现弱异常漏检及原因歧义。上述结果支持增加标定、状态信息和不确定性输出，并不支持通用辨因结论。</w:t>
-            </w:r>
-          </w:p>
+              <w:t>反例中压力漂移会误报，未知正常负载与泄漏同形。旧单压力模型12类挑战、240次合成也出现弱异常漏检及原因歧义。因此需标定、状态信息与有限输出，不能据此宣称通用辨因。</w:t>
+            </w:r>
+          </w:p>
+          <w:tbl>
+            <w:tblPr>
+              <w:tblStyle w:val="6"/>
+              <w:tblW w:w="9100" w:type="dxa"/>
+              <w:tblInd w:w="5" w:type="dxa"/>
+              <w:tblBorders>
+                <w:top w:val="none" w:color="auto" w:sz="0" w:space="0"/>
+                <w:left w:val="none" w:color="auto" w:sz="0" w:space="0"/>
+                <w:bottom w:val="none" w:color="auto" w:sz="0" w:space="0"/>
+                <w:right w:val="none" w:color="auto" w:sz="0" w:space="0"/>
+                <w:insideH w:val="none" w:color="auto" w:sz="0" w:space="0"/>
+                <w:insideV w:val="none" w:color="auto" w:sz="0" w:space="0"/>
+              </w:tblBorders>
+              <w:tblLayout w:type="fixed"/>
+              <w:tblCellMar>
+                <w:top w:w="0" w:type="dxa"/>
+                <w:left w:w="0" w:type="dxa"/>
+                <w:bottom w:w="0" w:type="dxa"/>
+                <w:right w:w="0" w:type="dxa"/>
+              </w:tblCellMar>
+            </w:tblPr>
+            <w:tblGrid>
+              <w:gridCol w:w="9100"/>
+            </w:tblGrid>
+            <w:tr>
+              <w:tblPrEx>
+                <w:tblBorders>
+                  <w:top w:val="none" w:color="auto" w:sz="0" w:space="0"/>
+                  <w:left w:val="none" w:color="auto" w:sz="0" w:space="0"/>
+                  <w:bottom w:val="none" w:color="auto" w:sz="0" w:space="0"/>
+                  <w:right w:val="none" w:color="auto" w:sz="0" w:space="0"/>
+                  <w:insideH w:val="none" w:color="auto" w:sz="0" w:space="0"/>
+                  <w:insideV w:val="none" w:color="auto" w:sz="0" w:space="0"/>
+                </w:tblBorders>
+                <w:tblCellMar>
+                  <w:top w:w="0" w:type="dxa"/>
+                  <w:left w:w="0" w:type="dxa"/>
+                  <w:bottom w:w="0" w:type="dxa"/>
+                  <w:right w:w="0" w:type="dxa"/>
+                </w:tblCellMar>
+              </w:tblPrEx>
+              <w:trPr>
+                <w:cantSplit/>
+              </w:trPr>
+              <w:tc>
+                <w:tcPr>
+                  <w:tcW w:w="9100" w:type="dxa"/>
+                  <w:tcBorders>
+                    <w:tl2br w:val="nil"/>
+                    <w:tr2bl w:val="nil"/>
+                  </w:tcBorders>
+                </w:tcPr>
+                <w:p>
+                  <w:pPr>
+                    <w:keepNext w:val="0"/>
+                    <w:keepLines/>
+                    <w:pageBreakBefore w:val="0"/>
+                    <w:numPr>
+                      <w:ilvl w:val="0"/>
+                      <w:numId w:val="0"/>
+                    </w:numPr>
+                    <w:spacing w:beforeLines="50" w:after="100" w:line="240" w:lineRule="auto"/>
+                    <w:jc w:val="left"/>
+                    <w:rPr>
+                      <w:rFonts w:hint="default" w:ascii="Times New Roman" w:hAnsi="Times New Roman" w:eastAsia="宋体" w:cs="Times New Roman"/>
+                      <w:sz w:val="21"/>
+                      <w:szCs w:val="28"/>
+                      <w:vertAlign w:val="baseline"/>
+                      <w:lang w:val="en-US" w:eastAsia="zh-CN"/>
+                    </w:rPr>
+                  </w:pPr>
+                  <w:r>
+                    <w:rPr>
+                      <w:rFonts w:hint="default" w:ascii="Times New Roman" w:hAnsi="Times New Roman" w:eastAsia="宋体" w:cs="Times New Roman"/>
+                      <w:b w:val="0"/>
+                      <w:sz w:val="21"/>
+                      <w:szCs w:val="28"/>
+                      <w:vertAlign w:val="baseline"/>
+                      <w:lang w:val="en-US" w:eastAsia="zh-CN"/>
+                    </w:rPr>
+                    <w:t>已完成1920次公平通信回放，统一检测器、载荷、缓存、ACK与去重。慢周期具有竞争力，噪声可增加事件发送；尚无完整射频和整机能量测量。诊断与通信分开验证，联合实物系统拟在实施期完成。</w:t>
+                  </w:r>
+                </w:p>
+              </w:tc>
+            </w:tr>
+          </w:tbl>
           <w:p>
             <w:pPr>
               <w:keepNext w:val="0"/>
@@ -9935,15 +10063,6 @@
                 <w:lang w:val="en-US" w:eastAsia="zh-CN"/>
               </w:rPr>
             </w:pPr>
-            <w:r>
-              <w:rPr>
-                <w:rFonts w:hint="default" w:ascii="Times New Roman" w:hAnsi="Times New Roman" w:eastAsia="宋体" w:cs="Times New Roman"/>
-                <w:sz w:val="21"/>
-                <w:szCs w:val="28"/>
-                <w:lang w:val="en-US" w:eastAsia="zh-CN"/>
-              </w:rPr>
-              <w:t>公平通信回放完成1920次，同一检测器和载荷下统一缓存、ACK及去重，显示慢周期具有竞争力，噪声可增加事件发送；未模拟完整射频或整机能量。诊断与通信仍为分别验证的模型，真实联合系统拟在实施期完成。</w:t>
-            </w:r>
           </w:p>
           <w:p>
             <w:pPr>
@@ -9969,7 +10088,7 @@
                 <w:szCs w:val="28"/>
                 <w:lang w:val="en-US" w:eastAsia="zh-CN"/>
               </w:rPr>
-              <w:t>程序、JSON/CSV和图表可追溯，图10是当前离线网页实际截图，支持合成回放、质量状态及确认演示；实际设备接入与日志持久化尚未实现。目前没有已发表论文、授权专利、软著或田间成绩。</w:t>
+              <w:t>程序、JSON/CSV和图表可追溯，图8是当前离线网页实际截图，支持合成回放、质量状态及确认演示；实际设备接入与日志持久化尚未实现。目前没有已发表论文、授权专利、软著或田间成绩。</w:t>
             </w:r>
           </w:p>
           <w:p>
@@ -10160,6 +10279,12 @@
                   <w:insideH w:val="none" w:color="auto" w:sz="0" w:space="0"/>
                   <w:insideV w:val="none" w:color="auto" w:sz="0" w:space="0"/>
                 </w:tblBorders>
+                <w:tblCellMar>
+                  <w:top w:w="0" w:type="dxa"/>
+                  <w:left w:w="0" w:type="dxa"/>
+                  <w:bottom w:w="0" w:type="dxa"/>
+                  <w:right w:w="0" w:type="dxa"/>
+                </w:tblCellMar>
               </w:tblPrEx>
               <w:trPr>
                 <w:cantSplit/>
@@ -10214,9 +10339,9 @@
                     </w:tblBorders>
                     <w:tblLayout w:type="fixed"/>
                     <w:tblCellMar>
-                      <w:top w:w="100" w:type="dxa"/>
+                      <w:top w:w="60" w:type="dxa"/>
                       <w:left w:w="100" w:type="dxa"/>
-                      <w:bottom w:w="100" w:type="dxa"/>
+                      <w:bottom w:w="60" w:type="dxa"/>
                       <w:right w:w="100" w:type="dxa"/>
                     </w:tblCellMar>
                   </w:tblPr>
@@ -10236,9 +10361,9 @@
                         <w:insideV w:val="single" w:color="D9D9D9" w:sz="2" w:space="0"/>
                       </w:tblBorders>
                       <w:tblCellMar>
-                        <w:top w:w="100" w:type="dxa"/>
+                        <w:top w:w="60" w:type="dxa"/>
                         <w:left w:w="100" w:type="dxa"/>
-                        <w:bottom w:w="100" w:type="dxa"/>
+                        <w:bottom w:w="60" w:type="dxa"/>
                         <w:right w:w="100" w:type="dxa"/>
                       </w:tblCellMar>
                     </w:tblPrEx>
@@ -10260,7 +10385,7 @@
                         <w:pPr>
                           <w:keepNext/>
                           <w:keepLines/>
-                          <w:spacing w:beforeLines="50" w:after="80" w:line="240" w:lineRule="auto"/>
+                          <w:spacing w:beforeLines="50" w:after="40" w:line="240" w:lineRule="auto"/>
                           <w:jc w:val="left"/>
                           <w:rPr>
                             <w:rFonts w:hint="default" w:ascii="Times New Roman" w:hAnsi="Times New Roman" w:eastAsia="宋体" w:cs="Times New Roman"/>
@@ -10298,7 +10423,7 @@
                         <w:pPr>
                           <w:keepNext/>
                           <w:keepLines/>
-                          <w:spacing w:beforeLines="50" w:after="80" w:line="240" w:lineRule="auto"/>
+                          <w:spacing w:beforeLines="50" w:after="40" w:line="240" w:lineRule="auto"/>
                           <w:jc w:val="left"/>
                           <w:rPr>
                             <w:rFonts w:hint="default" w:ascii="Times New Roman" w:hAnsi="Times New Roman" w:eastAsia="宋体" w:cs="Times New Roman"/>
@@ -10336,7 +10461,7 @@
                         <w:pPr>
                           <w:keepNext/>
                           <w:keepLines/>
-                          <w:spacing w:beforeLines="50" w:after="80" w:line="240" w:lineRule="auto"/>
+                          <w:spacing w:beforeLines="50" w:after="40" w:line="240" w:lineRule="auto"/>
                           <w:jc w:val="left"/>
                           <w:rPr>
                             <w:rFonts w:hint="default" w:ascii="Times New Roman" w:hAnsi="Times New Roman" w:eastAsia="宋体" w:cs="Times New Roman"/>
@@ -10372,9 +10497,9 @@
                         <w:insideV w:val="single" w:color="D9D9D9" w:sz="2" w:space="0"/>
                       </w:tblBorders>
                       <w:tblCellMar>
-                        <w:top w:w="100" w:type="dxa"/>
+                        <w:top w:w="60" w:type="dxa"/>
                         <w:left w:w="100" w:type="dxa"/>
-                        <w:bottom w:w="100" w:type="dxa"/>
+                        <w:bottom w:w="60" w:type="dxa"/>
                         <w:right w:w="100" w:type="dxa"/>
                       </w:tblCellMar>
                     </w:tblPrEx>
@@ -10395,7 +10520,7 @@
                         <w:pPr>
                           <w:keepNext/>
                           <w:keepLines/>
-                          <w:spacing w:beforeLines="50" w:after="80" w:line="240" w:lineRule="auto"/>
+                          <w:spacing w:beforeLines="50" w:after="40" w:line="240" w:lineRule="auto"/>
                           <w:jc w:val="left"/>
                           <w:rPr>
                             <w:rFonts w:hint="default" w:ascii="Times New Roman" w:hAnsi="Times New Roman" w:eastAsia="宋体" w:cs="Times New Roman"/>
@@ -10433,7 +10558,7 @@
                         <w:pPr>
                           <w:keepNext/>
                           <w:keepLines/>
-                          <w:spacing w:beforeLines="50" w:after="80" w:line="240" w:lineRule="auto"/>
+                          <w:spacing w:beforeLines="50" w:after="40" w:line="240" w:lineRule="auto"/>
                           <w:jc w:val="left"/>
                           <w:rPr>
                             <w:rFonts w:hint="default" w:ascii="Times New Roman" w:hAnsi="Times New Roman" w:eastAsia="宋体" w:cs="Times New Roman"/>
@@ -10471,7 +10596,7 @@
                         <w:pPr>
                           <w:keepNext/>
                           <w:keepLines/>
-                          <w:spacing w:beforeLines="50" w:after="80" w:line="240" w:lineRule="auto"/>
+                          <w:spacing w:beforeLines="50" w:after="40" w:line="240" w:lineRule="auto"/>
                           <w:jc w:val="left"/>
                           <w:rPr>
                             <w:rFonts w:hint="default" w:ascii="Times New Roman" w:hAnsi="Times New Roman" w:eastAsia="宋体" w:cs="Times New Roman"/>
@@ -10507,9 +10632,9 @@
                         <w:insideV w:val="single" w:color="D9D9D9" w:sz="2" w:space="0"/>
                       </w:tblBorders>
                       <w:tblCellMar>
-                        <w:top w:w="100" w:type="dxa"/>
+                        <w:top w:w="60" w:type="dxa"/>
                         <w:left w:w="100" w:type="dxa"/>
-                        <w:bottom w:w="100" w:type="dxa"/>
+                        <w:bottom w:w="60" w:type="dxa"/>
                         <w:right w:w="100" w:type="dxa"/>
                       </w:tblCellMar>
                     </w:tblPrEx>
@@ -10530,7 +10655,7 @@
                         <w:pPr>
                           <w:keepNext/>
                           <w:keepLines/>
-                          <w:spacing w:beforeLines="50" w:after="80" w:line="240" w:lineRule="auto"/>
+                          <w:spacing w:beforeLines="50" w:after="40" w:line="240" w:lineRule="auto"/>
                           <w:jc w:val="left"/>
                           <w:rPr>
                             <w:rFonts w:hint="default" w:ascii="Times New Roman" w:hAnsi="Times New Roman" w:eastAsia="宋体" w:cs="Times New Roman"/>
@@ -10568,7 +10693,7 @@
                         <w:pPr>
                           <w:keepNext/>
                           <w:keepLines/>
-                          <w:spacing w:beforeLines="50" w:after="80" w:line="240" w:lineRule="auto"/>
+                          <w:spacing w:beforeLines="50" w:after="40" w:line="240" w:lineRule="auto"/>
                           <w:jc w:val="left"/>
                           <w:rPr>
                             <w:rFonts w:hint="default" w:ascii="Times New Roman" w:hAnsi="Times New Roman" w:eastAsia="宋体" w:cs="Times New Roman"/>
@@ -10606,7 +10731,7 @@
                         <w:pPr>
                           <w:keepNext/>
                           <w:keepLines/>
-                          <w:spacing w:beforeLines="50" w:after="80" w:line="240" w:lineRule="auto"/>
+                          <w:spacing w:beforeLines="50" w:after="40" w:line="240" w:lineRule="auto"/>
                           <w:jc w:val="left"/>
                           <w:rPr>
                             <w:rFonts w:hint="default" w:ascii="Times New Roman" w:hAnsi="Times New Roman" w:eastAsia="宋体" w:cs="Times New Roman"/>
@@ -10642,9 +10767,9 @@
                         <w:insideV w:val="single" w:color="D9D9D9" w:sz="2" w:space="0"/>
                       </w:tblBorders>
                       <w:tblCellMar>
-                        <w:top w:w="100" w:type="dxa"/>
+                        <w:top w:w="60" w:type="dxa"/>
                         <w:left w:w="100" w:type="dxa"/>
-                        <w:bottom w:w="100" w:type="dxa"/>
+                        <w:bottom w:w="60" w:type="dxa"/>
                         <w:right w:w="100" w:type="dxa"/>
                       </w:tblCellMar>
                     </w:tblPrEx>
@@ -10665,7 +10790,7 @@
                         <w:pPr>
                           <w:keepNext/>
                           <w:keepLines/>
-                          <w:spacing w:beforeLines="50" w:after="80" w:line="240" w:lineRule="auto"/>
+                          <w:spacing w:beforeLines="50" w:after="40" w:line="240" w:lineRule="auto"/>
                           <w:jc w:val="left"/>
                           <w:rPr>
                             <w:rFonts w:hint="default" w:ascii="Times New Roman" w:hAnsi="Times New Roman" w:eastAsia="宋体" w:cs="Times New Roman"/>
@@ -10703,7 +10828,7 @@
                         <w:pPr>
                           <w:keepNext/>
                           <w:keepLines/>
-                          <w:spacing w:beforeLines="50" w:after="80" w:line="240" w:lineRule="auto"/>
+                          <w:spacing w:beforeLines="50" w:after="40" w:line="240" w:lineRule="auto"/>
                           <w:jc w:val="left"/>
                           <w:rPr>
                             <w:rFonts w:hint="default" w:ascii="Times New Roman" w:hAnsi="Times New Roman" w:eastAsia="宋体" w:cs="Times New Roman"/>
@@ -10741,7 +10866,7 @@
                         <w:pPr>
                           <w:keepNext/>
                           <w:keepLines/>
-                          <w:spacing w:beforeLines="50" w:after="80" w:line="240" w:lineRule="auto"/>
+                          <w:spacing w:beforeLines="50" w:after="40" w:line="240" w:lineRule="auto"/>
                           <w:jc w:val="left"/>
                           <w:rPr>
                             <w:rFonts w:hint="default" w:ascii="Times New Roman" w:hAnsi="Times New Roman" w:eastAsia="宋体" w:cs="Times New Roman"/>
@@ -10777,9 +10902,9 @@
                         <w:insideV w:val="single" w:color="D9D9D9" w:sz="2" w:space="0"/>
                       </w:tblBorders>
                       <w:tblCellMar>
-                        <w:top w:w="100" w:type="dxa"/>
+                        <w:top w:w="60" w:type="dxa"/>
                         <w:left w:w="100" w:type="dxa"/>
-                        <w:bottom w:w="100" w:type="dxa"/>
+                        <w:bottom w:w="60" w:type="dxa"/>
                         <w:right w:w="100" w:type="dxa"/>
                       </w:tblCellMar>
                     </w:tblPrEx>
@@ -10800,7 +10925,7 @@
                         <w:pPr>
                           <w:keepNext/>
                           <w:keepLines/>
-                          <w:spacing w:beforeLines="50" w:after="80" w:line="240" w:lineRule="auto"/>
+                          <w:spacing w:beforeLines="50" w:after="40" w:line="240" w:lineRule="auto"/>
                           <w:jc w:val="left"/>
                           <w:rPr>
                             <w:rFonts w:hint="default" w:ascii="Times New Roman" w:hAnsi="Times New Roman" w:eastAsia="宋体" w:cs="Times New Roman"/>
@@ -10838,7 +10963,7 @@
                         <w:pPr>
                           <w:keepNext/>
                           <w:keepLines/>
-                          <w:spacing w:beforeLines="50" w:after="80" w:line="240" w:lineRule="auto"/>
+                          <w:spacing w:beforeLines="50" w:after="40" w:line="240" w:lineRule="auto"/>
                           <w:jc w:val="left"/>
                           <w:rPr>
                             <w:rFonts w:hint="default" w:ascii="Times New Roman" w:hAnsi="Times New Roman" w:eastAsia="宋体" w:cs="Times New Roman"/>
@@ -10876,7 +11001,7 @@
                         <w:pPr>
                           <w:keepNext/>
                           <w:keepLines/>
-                          <w:spacing w:beforeLines="50" w:after="80" w:line="240" w:lineRule="auto"/>
+                          <w:spacing w:beforeLines="50" w:after="40" w:line="240" w:lineRule="auto"/>
                           <w:jc w:val="left"/>
                           <w:rPr>
                             <w:rFonts w:hint="default" w:ascii="Times New Roman" w:hAnsi="Times New Roman" w:eastAsia="宋体" w:cs="Times New Roman"/>
@@ -10912,9 +11037,9 @@
                         <w:insideV w:val="single" w:color="D9D9D9" w:sz="2" w:space="0"/>
                       </w:tblBorders>
                       <w:tblCellMar>
-                        <w:top w:w="100" w:type="dxa"/>
+                        <w:top w:w="60" w:type="dxa"/>
                         <w:left w:w="100" w:type="dxa"/>
-                        <w:bottom w:w="100" w:type="dxa"/>
+                        <w:bottom w:w="60" w:type="dxa"/>
                         <w:right w:w="100" w:type="dxa"/>
                       </w:tblCellMar>
                     </w:tblPrEx>
@@ -10935,7 +11060,7 @@
                         <w:pPr>
                           <w:keepNext/>
                           <w:keepLines/>
-                          <w:spacing w:beforeLines="50" w:after="80" w:line="240" w:lineRule="auto"/>
+                          <w:spacing w:beforeLines="50" w:after="40" w:line="240" w:lineRule="auto"/>
                           <w:jc w:val="left"/>
                           <w:rPr>
                             <w:rFonts w:hint="default" w:ascii="Times New Roman" w:hAnsi="Times New Roman" w:eastAsia="宋体" w:cs="Times New Roman"/>
@@ -10973,7 +11098,7 @@
                         <w:pPr>
                           <w:keepNext/>
                           <w:keepLines/>
-                          <w:spacing w:beforeLines="50" w:after="80" w:line="240" w:lineRule="auto"/>
+                          <w:spacing w:beforeLines="50" w:after="40" w:line="240" w:lineRule="auto"/>
                           <w:jc w:val="left"/>
                           <w:rPr>
                             <w:rFonts w:hint="default" w:ascii="Times New Roman" w:hAnsi="Times New Roman" w:eastAsia="宋体" w:cs="Times New Roman"/>
@@ -11011,7 +11136,7 @@
                         <w:pPr>
                           <w:keepNext/>
                           <w:keepLines/>
-                          <w:spacing w:beforeLines="50" w:after="80" w:line="240" w:lineRule="auto"/>
+                          <w:spacing w:beforeLines="50" w:after="40" w:line="240" w:lineRule="auto"/>
                           <w:jc w:val="left"/>
                           <w:rPr>
                             <w:rFonts w:hint="default" w:ascii="Times New Roman" w:hAnsi="Times New Roman" w:eastAsia="宋体" w:cs="Times New Roman"/>
@@ -11047,9 +11172,9 @@
                         <w:insideV w:val="single" w:color="D9D9D9" w:sz="2" w:space="0"/>
                       </w:tblBorders>
                       <w:tblCellMar>
-                        <w:top w:w="100" w:type="dxa"/>
+                        <w:top w:w="60" w:type="dxa"/>
                         <w:left w:w="100" w:type="dxa"/>
-                        <w:bottom w:w="100" w:type="dxa"/>
+                        <w:bottom w:w="60" w:type="dxa"/>
                         <w:right w:w="100" w:type="dxa"/>
                       </w:tblCellMar>
                     </w:tblPrEx>
@@ -11070,7 +11195,7 @@
                         <w:pPr>
                           <w:keepNext/>
                           <w:keepLines/>
-                          <w:spacing w:beforeLines="50" w:after="80" w:line="240" w:lineRule="auto"/>
+                          <w:spacing w:beforeLines="50" w:after="40" w:line="240" w:lineRule="auto"/>
                           <w:jc w:val="left"/>
                           <w:rPr>
                             <w:rFonts w:hint="default" w:ascii="Times New Roman" w:hAnsi="Times New Roman" w:eastAsia="宋体" w:cs="Times New Roman"/>
@@ -11108,7 +11233,7 @@
                         <w:pPr>
                           <w:keepNext/>
                           <w:keepLines/>
-                          <w:spacing w:beforeLines="50" w:after="80" w:line="240" w:lineRule="auto"/>
+                          <w:spacing w:beforeLines="50" w:after="40" w:line="240" w:lineRule="auto"/>
                           <w:jc w:val="left"/>
                           <w:rPr>
                             <w:rFonts w:hint="default" w:ascii="Times New Roman" w:hAnsi="Times New Roman" w:eastAsia="宋体" w:cs="Times New Roman"/>
@@ -11146,7 +11271,7 @@
                         <w:pPr>
                           <w:keepNext/>
                           <w:keepLines/>
-                          <w:spacing w:beforeLines="50" w:after="80" w:line="240" w:lineRule="auto"/>
+                          <w:spacing w:beforeLines="50" w:after="40" w:line="240" w:lineRule="auto"/>
                           <w:jc w:val="left"/>
                           <w:rPr>
                             <w:rFonts w:hint="default" w:ascii="Times New Roman" w:hAnsi="Times New Roman" w:eastAsia="宋体" w:cs="Times New Roman"/>
@@ -11182,9 +11307,9 @@
                         <w:insideV w:val="single" w:color="D9D9D9" w:sz="2" w:space="0"/>
                       </w:tblBorders>
                       <w:tblCellMar>
-                        <w:top w:w="100" w:type="dxa"/>
+                        <w:top w:w="60" w:type="dxa"/>
                         <w:left w:w="100" w:type="dxa"/>
-                        <w:bottom w:w="100" w:type="dxa"/>
+                        <w:bottom w:w="60" w:type="dxa"/>
                         <w:right w:w="100" w:type="dxa"/>
                       </w:tblCellMar>
                     </w:tblPrEx>
@@ -11205,7 +11330,7 @@
                         <w:pPr>
                           <w:keepNext w:val="0"/>
                           <w:keepLines/>
-                          <w:spacing w:beforeLines="50" w:after="80" w:line="240" w:lineRule="auto"/>
+                          <w:spacing w:beforeLines="50" w:after="40" w:line="240" w:lineRule="auto"/>
                           <w:jc w:val="left"/>
                           <w:rPr>
                             <w:rFonts w:hint="default" w:ascii="Times New Roman" w:hAnsi="Times New Roman" w:eastAsia="宋体" w:cs="Times New Roman"/>
@@ -11243,7 +11368,7 @@
                         <w:pPr>
                           <w:keepNext w:val="0"/>
                           <w:keepLines/>
-                          <w:spacing w:beforeLines="50" w:after="80" w:line="240" w:lineRule="auto"/>
+                          <w:spacing w:beforeLines="50" w:after="40" w:line="240" w:lineRule="auto"/>
                           <w:jc w:val="left"/>
                           <w:rPr>
                             <w:rFonts w:hint="default" w:ascii="Times New Roman" w:hAnsi="Times New Roman" w:eastAsia="宋体" w:cs="Times New Roman"/>
@@ -11281,7 +11406,7 @@
                         <w:pPr>
                           <w:keepNext w:val="0"/>
                           <w:keepLines/>
-                          <w:spacing w:beforeLines="50" w:after="80" w:line="240" w:lineRule="auto"/>
+                          <w:spacing w:beforeLines="50" w:after="40" w:line="240" w:lineRule="auto"/>
                           <w:jc w:val="left"/>
                           <w:rPr>
                             <w:rFonts w:hint="default" w:ascii="Times New Roman" w:hAnsi="Times New Roman" w:eastAsia="宋体" w:cs="Times New Roman"/>
@@ -11359,7 +11484,7 @@
                 <w:szCs w:val="28"/>
                 <w:lang w:val="en-US" w:eastAsia="zh-CN"/>
               </w:rPr>
-              <w:t>预算以已有电脑、可借参考仪器及可调连续水源为前提，不含新购整套泵站、高精度参考设备、论文费用及多节点扩展。压力报价超额或水源不能借用时须重编经费并落实条件，不能承诺2000元独立覆盖全部实物。借用和资助未落实前不填写为已具备；成员签字、导师与学校意见由本人及相应单位填写。</w:t>
+              <w:t>预算以已有电脑、借用参考仪器及可调连续水源为前提，不含整套泵站、新参考设备、论文费用与多节点。压力报价超额或水源不能借用时，须重编经费并落实条件。资源未落实不列为已具备；成员、导师及学校签字意见由本人和相应单位填写。</w:t>
             </w:r>
           </w:p>
         </w:tc>

--- a/deliverables/大创申报书_模板填写稿.docx
+++ b/deliverables/大创申报书_模板填写稿.docx
@@ -3489,7 +3489,7 @@
                 <w:szCs w:val="28"/>
                 <w:lang w:val="en-US" w:eastAsia="zh-CN"/>
               </w:rPr>
-              <w:t>台架的物理布置与水力关系分别论证。图3按暂定900×520mm底板建立三维几何布局，将水路、侧向测压、独立计量杯和前侧干区节点分开，检查测点先后、操作可达性及回水路径。模型保留可复算几何源，管径、接头及器件包络目前是占位参数；采购后须校核装配尺寸、检修间距、固定与电气防护。这是已生成的设计模型，尚未制成台架。</w:t>
+              <w:t>台架的物理布置与水力关系分别论证。图3按暂定900×520mm底板、140mm管中心高度建立参数化装配概念，补充弯头、三通、活接、侧向取压、管夹支撑及采集盒。正常回水与泄漏收集分开，泄漏出口高于容器口20mm。模型保留STEP实体及彩色网格，另附俯视与局部交互视图。管径、器件包络及接头尺寸暂定，采购后须核定装配、检修空间和防护；尚未制造或实测。</w:t>
             </w:r>
           </w:p>
           <w:p>
@@ -3513,7 +3513,7 @@
                 <w:lang w:val="en-US" w:eastAsia="zh-CN"/>
               </w:rPr>
               <w:pict>
-                <v:shape id="_x0000_i1028" o:spt="75" alt="图3 双支路清水台架三维布置概念 器件尺寸待核定" type="#_x0000_t75" style="height:299pt;width:425pt;" filled="f" o:preferrelative="t" stroked="f" coordsize="21600,21600">
+                <v:shape id="_x0000_i1028" o:spt="75" alt="图3 双支路清水台架参数化装配布局 器件与安装尺寸待核定" type="#_x0000_t75" style="height:366.95pt;width:425pt;" filled="f" o:preferrelative="t" stroked="f" coordsize="21600,21600">
                   <v:path/>
                   <v:fill on="f" focussize="0,0"/>
                   <v:stroke on="f"/>
@@ -3540,7 +3540,7 @@
                 <w:szCs w:val="28"/>
                 <w:lang w:val="en-US" w:eastAsia="zh-CN"/>
               </w:rPr>
-              <w:t>图3 双支路清水台架三维布置概念 器件尺寸待核定</w:t>
+              <w:t>图3 双支路清水台架参数化装配布局 器件与安装尺寸待核定</w:t>
             </w:r>
           </w:p>
           <w:p>
@@ -5299,12 +5299,6 @@
                   <w:insideH w:val="none" w:color="auto" w:sz="0" w:space="0"/>
                   <w:insideV w:val="none" w:color="auto" w:sz="0" w:space="0"/>
                 </w:tblBorders>
-                <w:tblCellMar>
-                  <w:top w:w="0" w:type="dxa"/>
-                  <w:left w:w="0" w:type="dxa"/>
-                  <w:bottom w:w="0" w:type="dxa"/>
-                  <w:right w:w="0" w:type="dxa"/>
-                </w:tblCellMar>
               </w:tblPrEx>
               <w:trPr>
                 <w:cantSplit/>
@@ -9419,14 +9413,6 @@
                   </w:tr>
                   <w:tr>
                     <w:tblPrEx>
-                      <w:tblBorders>
-                        <w:top w:val="single" w:color="D9D9D9" w:sz="2" w:space="0"/>
-                        <w:left w:val="single" w:color="D9D9D9" w:sz="2" w:space="0"/>
-                        <w:bottom w:val="single" w:color="D9D9D9" w:sz="2" w:space="0"/>
-                        <w:right w:val="single" w:color="D9D9D9" w:sz="2" w:space="0"/>
-                        <w:insideH w:val="single" w:color="D9D9D9" w:sz="2" w:space="0"/>
-                        <w:insideV w:val="single" w:color="D9D9D9" w:sz="2" w:space="0"/>
-                      </w:tblBorders>
                       <w:tblCellMar>
                         <w:top w:w="60" w:type="dxa"/>
                         <w:left w:w="100" w:type="dxa"/>
@@ -9994,12 +9980,6 @@
                   <w:insideH w:val="none" w:color="auto" w:sz="0" w:space="0"/>
                   <w:insideV w:val="none" w:color="auto" w:sz="0" w:space="0"/>
                 </w:tblBorders>
-                <w:tblCellMar>
-                  <w:top w:w="0" w:type="dxa"/>
-                  <w:left w:w="0" w:type="dxa"/>
-                  <w:bottom w:w="0" w:type="dxa"/>
-                  <w:right w:w="0" w:type="dxa"/>
-                </w:tblCellMar>
               </w:tblPrEx>
               <w:trPr>
                 <w:cantSplit/>
@@ -10279,12 +10259,6 @@
                   <w:insideH w:val="none" w:color="auto" w:sz="0" w:space="0"/>
                   <w:insideV w:val="none" w:color="auto" w:sz="0" w:space="0"/>
                 </w:tblBorders>
-                <w:tblCellMar>
-                  <w:top w:w="0" w:type="dxa"/>
-                  <w:left w:w="0" w:type="dxa"/>
-                  <w:bottom w:w="0" w:type="dxa"/>
-                  <w:right w:w="0" w:type="dxa"/>
-                </w:tblCellMar>
               </w:tblPrEx>
               <w:trPr>
                 <w:cantSplit/>

--- a/deliverables/大创申报书_模板填写稿.docx
+++ b/deliverables/大创申报书_模板填写稿.docx
@@ -2917,7 +2917,7 @@
               <w:keepNext/>
               <w:keepLines/>
               <w:spacing w:beforeLines="50" w:after="100" w:line="240" w:lineRule="auto"/>
-              <w:jc w:val="left"/>
+              <w:jc w:val="both"/>
               <w:rPr>
                 <w:rFonts w:hint="default" w:ascii="Times New Roman" w:hAnsi="Times New Roman" w:eastAsia="宋体" w:cs="Times New Roman"/>
                 <w:b/>
@@ -2942,7 +2942,7 @@
               <w:keepNext w:val="0"/>
               <w:keepLines/>
               <w:spacing w:beforeLines="50" w:after="100" w:line="240" w:lineRule="auto"/>
-              <w:jc w:val="left"/>
+              <w:jc w:val="both"/>
               <w:rPr>
                 <w:rFonts w:hint="default" w:ascii="Times New Roman" w:hAnsi="Times New Roman" w:eastAsia="宋体" w:cs="Times New Roman"/>
                 <w:sz w:val="21"/>
@@ -2957,7 +2957,7 @@
                 <w:szCs w:val="28"/>
                 <w:lang w:eastAsia="zh-CN"/>
               </w:rPr>
-              <w:t>本项目面向南疆滴灌支管运行巡检，拟研制由双压力流量感知节点、LoRa接收端和本地管理软件构成的早期故障诊断物联网原型系统。针对供压变化、轮灌切换与渐进故障容易混淆的问题，研究入口压力、下游压力及总流量联合观测下等效泄漏、等效受限的识别条件，建立包含故障程度、独立失效参照、误报和提前量的评价方法；结合事件缓存、确认与去重，研究有限通信量下告警及时送达的取舍。项目将建设双支路清水台架，开展标定、独立重复、跨批次对照和真实无线测试，形成可演示原型、可追溯数据及研究报告，为支管检查提供位置范围、变化证据和处理记录。当前已完成文献分析、未标定水力模型、合成试验与离线网页，实物及田间验证拟在实施期开展。</w:t>
+              <w:t>本项目面向南疆滴灌支管运行巡检，拟研制由双压力流量感知节点、LoRa接收端和本地管理软件构成的早期故障诊断物联网原型系统。针对供压变化、轮灌切换与渐进故障容易混淆的问题，研究入口压力、下游压力及总流量联合观测下等效泄漏、等效受限的识别条件，建立包含故障程度、独立失效参照、误报和提前量的评价方法；结合事件缓存、确认与去重，研究有限通信量下告警及时送达的取舍。项目将建设双支路清水台架，开展标定、独立重复、跨批次对照和真实无线测试，形成可演示原型、可追溯数据及研究报告，贯通支管监测、告警核查、处置复测与记录归档，为运行维护提供变化证据。当前已完成文献分析、未标定水力模型、合成试验与离线网页，实物及田间验证拟在实施期开展。</w:t>
             </w:r>
           </w:p>
         </w:tc>
@@ -2995,7 +2995,7 @@
               <w:keepNext/>
               <w:keepLines/>
               <w:spacing w:beforeLines="50" w:after="100" w:line="240" w:lineRule="auto"/>
-              <w:jc w:val="left"/>
+              <w:jc w:val="both"/>
               <w:rPr>
                 <w:rFonts w:hint="default" w:ascii="Times New Roman" w:hAnsi="Times New Roman" w:eastAsia="宋体" w:cs="Times New Roman"/>
                 <w:b/>
@@ -3020,7 +3020,7 @@
               <w:keepNext/>
               <w:keepLines/>
               <w:spacing w:before="140" w:beforeLines="50" w:after="100" w:line="240" w:lineRule="auto"/>
-              <w:jc w:val="left"/>
+              <w:jc w:val="both"/>
               <w:rPr>
                 <w:rFonts w:hint="default" w:ascii="Times New Roman" w:hAnsi="Times New Roman" w:eastAsia="宋体" w:cs="Times New Roman"/>
                 <w:b w:val="0"/>
@@ -3065,7 +3065,7 @@
               <w:keepNext w:val="0"/>
               <w:keepLines/>
               <w:spacing w:beforeLines="50" w:after="100" w:line="240" w:lineRule="auto"/>
-              <w:jc w:val="left"/>
+              <w:jc w:val="both"/>
               <w:rPr>
                 <w:rFonts w:hint="default" w:ascii="Times New Roman" w:hAnsi="Times New Roman" w:eastAsia="宋体" w:cs="Times New Roman"/>
                 <w:sz w:val="21"/>
@@ -3088,7 +3088,7 @@
               <w:keepNext/>
               <w:keepLines/>
               <w:spacing w:before="140" w:beforeLines="50" w:after="100" w:line="240" w:lineRule="auto"/>
-              <w:jc w:val="left"/>
+              <w:jc w:val="both"/>
               <w:rPr>
                 <w:rFonts w:hint="default" w:ascii="Times New Roman" w:hAnsi="Times New Roman" w:eastAsia="宋体" w:cs="Times New Roman"/>
                 <w:b w:val="0"/>
@@ -3133,7 +3133,7 @@
               <w:keepNext w:val="0"/>
               <w:keepLines/>
               <w:spacing w:beforeLines="50" w:after="100" w:line="240" w:lineRule="auto"/>
-              <w:jc w:val="left"/>
+              <w:jc w:val="both"/>
               <w:rPr>
                 <w:rFonts w:hint="default" w:ascii="Times New Roman" w:hAnsi="Times New Roman" w:eastAsia="宋体" w:cs="Times New Roman"/>
                 <w:sz w:val="21"/>
@@ -3186,7 +3186,7 @@
               <w:keepNext/>
               <w:keepLines/>
               <w:spacing w:beforeLines="50" w:after="100" w:line="240" w:lineRule="auto"/>
-              <w:jc w:val="left"/>
+              <w:jc w:val="both"/>
               <w:rPr>
                 <w:rFonts w:hint="default" w:ascii="Times New Roman" w:hAnsi="Times New Roman" w:eastAsia="宋体" w:cs="Times New Roman"/>
                 <w:b/>
@@ -3211,7 +3211,7 @@
               <w:keepNext/>
               <w:keepLines/>
               <w:spacing w:before="140" w:beforeLines="50" w:after="100" w:line="240" w:lineRule="auto"/>
-              <w:jc w:val="left"/>
+              <w:jc w:val="both"/>
               <w:rPr>
                 <w:rFonts w:hint="default" w:ascii="Times New Roman" w:hAnsi="Times New Roman" w:eastAsia="宋体" w:cs="Times New Roman"/>
                 <w:b w:val="0"/>
@@ -3248,7 +3248,7 @@
                 <w:szCs w:val="28"/>
                 <w:lang w:val="en-US" w:eastAsia="zh-CN"/>
               </w:rPr>
-              <w:t>本项目建设面向支管巡检的感知、诊断、无线告警与管理原型，基础配置为1个P0/P1/Q感知节点、1个LoRa接收端、1套双支路清水台架和1套本地Web管理软件。节点将有效测量与运行状态关联，给出有条件的故障模式或待检查提示；接收端保存事件证据，管理者据此核查并记录处理结果。独立参考测量和操作日志用于检验提示是否正确、是否提前以及何时送达，不能用检测器自己的输出替代实验标签。图1给出系统组成及评价数据的来源。</w:t>
+              <w:t>本项目建设面向支管巡检的感知、诊断、无线告警与管理原型，基础配置为1个P0/P1/Q感知节点、1个LoRa接收端、1套双支路清水台架和1套本地Web管理软件。节点将有效测量与运行状态关联，给出有条件的故障模式或待检查提示；接收端保存事件证据，管理者据此核查、记录处置并复测；复测证据不足时保留待检查状态。独立参考测量和操作日志用于检验提示是否正确、是否提前以及何时送达，不能用检测器自己的输出替代实验标签。图1给出系统组成及评价数据的来源。</w:t>
             </w:r>
           </w:p>
           <w:p>
@@ -3272,7 +3272,7 @@
                 <w:lang w:val="en-US" w:eastAsia="zh-CN"/>
               </w:rPr>
               <w:pict>
-                <v:shape id="_x0000_i1026" o:spt="75" alt="图1 支管巡检系统组成与独立评价关系 设计方案" type="#_x0000_t75" style="height:212.9pt;width:425pt;" filled="f" o:preferrelative="t" stroked="f" coordsize="21600,21600">
+                <v:shape id="_x0000_i1026" o:spt="75" alt="图1 支管巡检系统组成与独立评价关系 设计方案" type="#_x0000_t75" style="height:267.25pt;width:425pt;" filled="f" o:preferrelative="t" stroked="f" coordsize="21600,21600">
                   <v:path/>
                   <v:fill on="f" focussize="0,0"/>
                   <v:stroke on="f"/>
@@ -3307,22 +3307,22 @@
               <w:keepNext w:val="0"/>
               <w:keepLines/>
               <w:spacing w:beforeLines="50" w:after="100" w:line="240" w:lineRule="auto"/>
-              <w:jc w:val="left"/>
-              <w:rPr>
-                <w:rFonts w:hint="default" w:ascii="Times New Roman" w:hAnsi="Times New Roman" w:eastAsia="宋体" w:cs="Times New Roman"/>
-                <w:sz w:val="21"/>
-                <w:szCs w:val="28"/>
-                <w:lang w:val="en-US" w:eastAsia="zh-CN"/>
-              </w:rPr>
-            </w:pPr>
-            <w:r>
-              <w:rPr>
-                <w:rFonts w:hint="default" w:ascii="Times New Roman" w:hAnsi="Times New Roman" w:eastAsia="宋体" w:cs="Times New Roman"/>
-                <w:sz w:val="21"/>
-                <w:szCs w:val="28"/>
-                <w:lang w:val="en-US" w:eastAsia="zh-CN"/>
-              </w:rPr>
-              <w:t>系统按感知测量、有限诊断、可靠告警和管理核查四项任务组织，表2分别规定其验证证据。系统闭环截至管理确认，自动阀控不列入本期基础任务。一个节点用于研究一个被监测区段，双支路用于制造共同供水与正常切换条件；它们并不代表已完成多节点田间部署。增加节点和现场适应性试验以资助、许可和测量质量为条件。</w:t>
+              <w:jc w:val="both"/>
+              <w:rPr>
+                <w:rFonts w:hint="default" w:ascii="Times New Roman" w:hAnsi="Times New Roman" w:eastAsia="宋体" w:cs="Times New Roman"/>
+                <w:sz w:val="21"/>
+                <w:szCs w:val="28"/>
+                <w:lang w:val="en-US" w:eastAsia="zh-CN"/>
+              </w:rPr>
+            </w:pPr>
+            <w:r>
+              <w:rPr>
+                <w:rFonts w:hint="default" w:ascii="Times New Roman" w:hAnsi="Times New Roman" w:eastAsia="宋体" w:cs="Times New Roman"/>
+                <w:sz w:val="21"/>
+                <w:szCs w:val="28"/>
+                <w:lang w:val="en-US" w:eastAsia="zh-CN"/>
+              </w:rPr>
+              <w:t>系统按感知测量、有限诊断、可靠告警和管理核查四项任务组织，表2分别规定其验证证据。系统运行链贯通监测、告警、人工核查、处置记录和同工况复测；软件按证据归档事件，自动阀控不列入本期基础任务。人工标记已查看不能代替异常解除或实物修复。一个节点用于研究一个被监测区段，双支路用于制造共同供水与正常切换条件；它们并不代表已完成多节点田间部署。增加节点和现场适应性试验以资助、许可和测量质量为条件。</w:t>
             </w:r>
           </w:p>
           <w:p>
@@ -3330,7 +3330,7 @@
               <w:keepNext/>
               <w:keepLines/>
               <w:spacing w:before="140" w:beforeLines="50" w:after="100" w:line="240" w:lineRule="auto"/>
-              <w:jc w:val="left"/>
+              <w:jc w:val="both"/>
               <w:rPr>
                 <w:rFonts w:hint="default" w:ascii="Times New Roman" w:hAnsi="Times New Roman" w:eastAsia="宋体" w:cs="Times New Roman"/>
                 <w:b w:val="0"/>
@@ -3355,7 +3355,7 @@
               <w:keepNext/>
               <w:keepLines/>
               <w:spacing w:before="140" w:beforeLines="50" w:after="100" w:line="240" w:lineRule="auto"/>
-              <w:jc w:val="left"/>
+              <w:jc w:val="both"/>
               <w:rPr>
                 <w:rFonts w:hint="default" w:ascii="Times New Roman" w:hAnsi="Times New Roman" w:eastAsia="宋体" w:cs="Times New Roman"/>
                 <w:b w:val="0"/>
@@ -3451,7 +3451,7 @@
               <w:keepNext w:val="0"/>
               <w:keepLines/>
               <w:spacing w:beforeLines="50" w:after="100" w:line="240" w:lineRule="auto"/>
-              <w:jc w:val="left"/>
+              <w:jc w:val="both"/>
               <w:rPr>
                 <w:rFonts w:hint="default" w:ascii="Times New Roman" w:hAnsi="Times New Roman" w:eastAsia="宋体" w:cs="Times New Roman"/>
                 <w:sz w:val="21"/>
@@ -3474,22 +3474,22 @@
               <w:keepNext w:val="0"/>
               <w:keepLines/>
               <w:spacing w:beforeLines="50" w:after="100" w:line="240" w:lineRule="auto"/>
-              <w:jc w:val="left"/>
-              <w:rPr>
-                <w:rFonts w:hint="default" w:ascii="Times New Roman" w:hAnsi="Times New Roman" w:eastAsia="宋体" w:cs="Times New Roman"/>
-                <w:sz w:val="21"/>
-                <w:szCs w:val="28"/>
-                <w:lang w:val="en-US" w:eastAsia="zh-CN"/>
-              </w:rPr>
-            </w:pPr>
-            <w:r>
-              <w:rPr>
-                <w:rFonts w:hint="default" w:ascii="Times New Roman" w:hAnsi="Times New Roman" w:eastAsia="宋体" w:cs="Times New Roman"/>
-                <w:sz w:val="21"/>
-                <w:szCs w:val="28"/>
-                <w:lang w:val="en-US" w:eastAsia="zh-CN"/>
-              </w:rPr>
-              <w:t>台架的物理布置与水力关系分别论证。图3按暂定900×520mm底板、140mm管中心高度建立参数化装配概念，补充弯头、三通、活接、侧向取压、管夹支撑及采集盒。正常回水与泄漏收集分开，泄漏出口高于容器口20mm。模型保留STEP实体及彩色网格，另附俯视与局部交互视图。管径、器件包络及接头尺寸暂定，采购后须核定装配、检修空间和防护；尚未制造或实测。</w:t>
+              <w:jc w:val="both"/>
+              <w:rPr>
+                <w:rFonts w:hint="default" w:ascii="Times New Roman" w:hAnsi="Times New Roman" w:eastAsia="宋体" w:cs="Times New Roman"/>
+                <w:sz w:val="21"/>
+                <w:szCs w:val="28"/>
+                <w:lang w:val="en-US" w:eastAsia="zh-CN"/>
+              </w:rPr>
+            </w:pPr>
+            <w:r>
+              <w:rPr>
+                <w:rFonts w:hint="default" w:ascii="Times New Roman" w:hAnsi="Times New Roman" w:eastAsia="宋体" w:cs="Times New Roman"/>
+                <w:sz w:val="21"/>
+                <w:szCs w:val="28"/>
+                <w:lang w:val="en-US" w:eastAsia="zh-CN"/>
+              </w:rPr>
+              <w:t>台架的物理布置与水力关系分别论证。图3按暂定900×520mm底板、140mm管中心高度建立参数化装配概念，补充弯头、三通、活接、侧向取压、管夹支撑及采集盒。正常回水与泄漏收集分开，泄漏出口高于容器口20mm。模型保留STEP实体及彩色网格，另附俯视与局部交互视图。该模型用于实施前核对水路、测点及检修空间，为标定、可控故障注入和重复实验提供布置依据；900×520mm不是必须采购的定制平台规格。管径、器件包络及接头尺寸暂定，采购后须核定，尚未制造或实测。</w:t>
             </w:r>
           </w:p>
           <w:p>
@@ -3545,10 +3545,33 @@
           </w:p>
           <w:p>
             <w:pPr>
+              <w:keepNext w:val="0"/>
+              <w:keepLines/>
+              <w:spacing w:beforeLines="50" w:after="100" w:line="240" w:lineRule="auto"/>
+              <w:jc w:val="both"/>
+              <w:rPr>
+                <w:rFonts w:hint="default" w:ascii="Times New Roman" w:hAnsi="Times New Roman" w:eastAsia="宋体" w:cs="Times New Roman"/>
+                <w:sz w:val="21"/>
+                <w:szCs w:val="28"/>
+                <w:lang w:val="en-US" w:eastAsia="zh-CN"/>
+              </w:rPr>
+            </w:pPr>
+            <w:r>
+              <w:rPr>
+                <w:rFonts w:hint="default" w:ascii="Times New Roman" w:hAnsi="Times New Roman" w:eastAsia="宋体" w:cs="Times New Roman"/>
+                <w:sz w:val="21"/>
+                <w:szCs w:val="28"/>
+                <w:lang w:val="en-US" w:eastAsia="zh-CN"/>
+              </w:rPr>
+              <w:t>泄漏出口采用自由出流，独立收集装置不得形成背压或淹没出口。图中小容器仅表示收集位置，不能直接用于长时间计量；实际按最大泄漏流量与计量时长确定容积，并配置托盘和回水操作。供水稳定性、排气、流量计要求的安装条件及电子盒与水路的隔离需在装配前核查。田间部署保留P0/P1/Q与节点接口，另设计固定和防护，不搬用整套实验台架作为田间成品。</w:t>
+            </w:r>
+          </w:p>
+          <w:p>
+            <w:pPr>
               <w:keepNext/>
               <w:keepLines/>
               <w:spacing w:before="140" w:beforeLines="50" w:after="100" w:line="240" w:lineRule="auto"/>
-              <w:jc w:val="left"/>
+              <w:jc w:val="both"/>
               <w:rPr>
                 <w:rFonts w:hint="default" w:ascii="Times New Roman" w:hAnsi="Times New Roman" w:eastAsia="宋体" w:cs="Times New Roman"/>
                 <w:b w:val="0"/>
@@ -3644,7 +3667,7 @@
               <w:keepNext w:val="0"/>
               <w:keepLines/>
               <w:spacing w:beforeLines="50" w:after="100" w:line="240" w:lineRule="auto"/>
-              <w:jc w:val="left"/>
+              <w:jc w:val="both"/>
               <w:rPr>
                 <w:rFonts w:hint="default" w:ascii="Times New Roman" w:hAnsi="Times New Roman" w:eastAsia="宋体" w:cs="Times New Roman"/>
                 <w:sz w:val="21"/>
@@ -3667,7 +3690,7 @@
               <w:keepNext w:val="0"/>
               <w:keepLines/>
               <w:spacing w:beforeLines="50" w:after="100" w:line="240" w:lineRule="auto"/>
-              <w:jc w:val="left"/>
+              <w:jc w:val="both"/>
               <w:rPr>
                 <w:rFonts w:hint="default" w:ascii="Times New Roman" w:hAnsi="Times New Roman" w:eastAsia="宋体" w:cs="Times New Roman"/>
                 <w:sz w:val="21"/>
@@ -3742,7 +3765,7 @@
                     <w:keepNext w:val="0"/>
                     <w:keepLines/>
                     <w:spacing w:beforeLines="50" w:after="140" w:line="240" w:lineRule="auto"/>
-                    <w:jc w:val="left"/>
+                    <w:jc w:val="both"/>
                     <w:rPr>
                       <w:rFonts w:hint="eastAsia" w:ascii="Times New Roman" w:hAnsi="Times New Roman" w:cs="Times New Roman"/>
                       <w:b/>
@@ -3826,7 +3849,7 @@
                           <w:keepNext/>
                           <w:keepLines/>
                           <w:spacing w:beforeLines="50" w:after="40" w:line="240" w:lineRule="auto"/>
-                          <w:jc w:val="left"/>
+                          <w:jc w:val="both"/>
                           <w:rPr>
                             <w:rFonts w:hint="default" w:ascii="Times New Roman" w:hAnsi="Times New Roman" w:eastAsia="宋体" w:cs="Times New Roman"/>
                             <w:b/>
@@ -3864,7 +3887,7 @@
                           <w:keepNext/>
                           <w:keepLines/>
                           <w:spacing w:beforeLines="50" w:after="40" w:line="240" w:lineRule="auto"/>
-                          <w:jc w:val="left"/>
+                          <w:jc w:val="both"/>
                           <w:rPr>
                             <w:rFonts w:hint="default" w:ascii="Times New Roman" w:hAnsi="Times New Roman" w:eastAsia="宋体" w:cs="Times New Roman"/>
                             <w:b/>
@@ -3902,7 +3925,7 @@
                           <w:keepNext/>
                           <w:keepLines/>
                           <w:spacing w:beforeLines="50" w:after="40" w:line="240" w:lineRule="auto"/>
-                          <w:jc w:val="left"/>
+                          <w:jc w:val="both"/>
                           <w:rPr>
                             <w:rFonts w:hint="default" w:ascii="Times New Roman" w:hAnsi="Times New Roman" w:eastAsia="宋体" w:cs="Times New Roman"/>
                             <w:b/>
@@ -3961,7 +3984,7 @@
                           <w:keepNext/>
                           <w:keepLines/>
                           <w:spacing w:beforeLines="50" w:after="40" w:line="240" w:lineRule="auto"/>
-                          <w:jc w:val="left"/>
+                          <w:jc w:val="both"/>
                           <w:rPr>
                             <w:rFonts w:hint="default" w:ascii="Times New Roman" w:hAnsi="Times New Roman" w:eastAsia="宋体" w:cs="Times New Roman"/>
                             <w:b w:val="0"/>
@@ -3999,7 +4022,7 @@
                           <w:keepNext/>
                           <w:keepLines/>
                           <w:spacing w:beforeLines="50" w:after="40" w:line="240" w:lineRule="auto"/>
-                          <w:jc w:val="left"/>
+                          <w:jc w:val="both"/>
                           <w:rPr>
                             <w:rFonts w:hint="default" w:ascii="Times New Roman" w:hAnsi="Times New Roman" w:eastAsia="宋体" w:cs="Times New Roman"/>
                             <w:b w:val="0"/>
@@ -4037,7 +4060,7 @@
                           <w:keepNext/>
                           <w:keepLines/>
                           <w:spacing w:beforeLines="50" w:after="40" w:line="240" w:lineRule="auto"/>
-                          <w:jc w:val="left"/>
+                          <w:jc w:val="both"/>
                           <w:rPr>
                             <w:rFonts w:hint="default" w:ascii="Times New Roman" w:hAnsi="Times New Roman" w:eastAsia="宋体" w:cs="Times New Roman"/>
                             <w:b w:val="0"/>
@@ -4096,7 +4119,7 @@
                           <w:keepNext/>
                           <w:keepLines/>
                           <w:spacing w:beforeLines="50" w:after="40" w:line="240" w:lineRule="auto"/>
-                          <w:jc w:val="left"/>
+                          <w:jc w:val="both"/>
                           <w:rPr>
                             <w:rFonts w:hint="default" w:ascii="Times New Roman" w:hAnsi="Times New Roman" w:eastAsia="宋体" w:cs="Times New Roman"/>
                             <w:b w:val="0"/>
@@ -4134,7 +4157,7 @@
                           <w:keepNext/>
                           <w:keepLines/>
                           <w:spacing w:beforeLines="50" w:after="40" w:line="240" w:lineRule="auto"/>
-                          <w:jc w:val="left"/>
+                          <w:jc w:val="both"/>
                           <w:rPr>
                             <w:rFonts w:hint="default" w:ascii="Times New Roman" w:hAnsi="Times New Roman" w:eastAsia="宋体" w:cs="Times New Roman"/>
                             <w:b w:val="0"/>
@@ -4172,7 +4195,7 @@
                           <w:keepNext/>
                           <w:keepLines/>
                           <w:spacing w:beforeLines="50" w:after="40" w:line="240" w:lineRule="auto"/>
-                          <w:jc w:val="left"/>
+                          <w:jc w:val="both"/>
                           <w:rPr>
                             <w:rFonts w:hint="default" w:ascii="Times New Roman" w:hAnsi="Times New Roman" w:eastAsia="宋体" w:cs="Times New Roman"/>
                             <w:b w:val="0"/>
@@ -4231,7 +4254,7 @@
                           <w:keepNext/>
                           <w:keepLines/>
                           <w:spacing w:beforeLines="50" w:after="40" w:line="240" w:lineRule="auto"/>
-                          <w:jc w:val="left"/>
+                          <w:jc w:val="both"/>
                           <w:rPr>
                             <w:rFonts w:hint="default" w:ascii="Times New Roman" w:hAnsi="Times New Roman" w:eastAsia="宋体" w:cs="Times New Roman"/>
                             <w:b w:val="0"/>
@@ -4269,7 +4292,7 @@
                           <w:keepNext/>
                           <w:keepLines/>
                           <w:spacing w:beforeLines="50" w:after="40" w:line="240" w:lineRule="auto"/>
-                          <w:jc w:val="left"/>
+                          <w:jc w:val="both"/>
                           <w:rPr>
                             <w:rFonts w:hint="default" w:ascii="Times New Roman" w:hAnsi="Times New Roman" w:eastAsia="宋体" w:cs="Times New Roman"/>
                             <w:b w:val="0"/>
@@ -4307,7 +4330,7 @@
                           <w:keepNext/>
                           <w:keepLines/>
                           <w:spacing w:beforeLines="50" w:after="40" w:line="240" w:lineRule="auto"/>
-                          <w:jc w:val="left"/>
+                          <w:jc w:val="both"/>
                           <w:rPr>
                             <w:rFonts w:hint="default" w:ascii="Times New Roman" w:hAnsi="Times New Roman" w:eastAsia="宋体" w:cs="Times New Roman"/>
                             <w:b w:val="0"/>
@@ -4366,7 +4389,7 @@
                           <w:keepNext/>
                           <w:keepLines/>
                           <w:spacing w:beforeLines="50" w:after="40" w:line="240" w:lineRule="auto"/>
-                          <w:jc w:val="left"/>
+                          <w:jc w:val="both"/>
                           <w:rPr>
                             <w:rFonts w:hint="default" w:ascii="Times New Roman" w:hAnsi="Times New Roman" w:eastAsia="宋体" w:cs="Times New Roman"/>
                             <w:b w:val="0"/>
@@ -4404,7 +4427,7 @@
                           <w:keepNext/>
                           <w:keepLines/>
                           <w:spacing w:beforeLines="50" w:after="40" w:line="240" w:lineRule="auto"/>
-                          <w:jc w:val="left"/>
+                          <w:jc w:val="both"/>
                           <w:rPr>
                             <w:rFonts w:hint="default" w:ascii="Times New Roman" w:hAnsi="Times New Roman" w:eastAsia="宋体" w:cs="Times New Roman"/>
                             <w:b w:val="0"/>
@@ -4442,7 +4465,7 @@
                           <w:keepNext/>
                           <w:keepLines/>
                           <w:spacing w:beforeLines="50" w:after="40" w:line="240" w:lineRule="auto"/>
-                          <w:jc w:val="left"/>
+                          <w:jc w:val="both"/>
                           <w:rPr>
                             <w:rFonts w:hint="default" w:ascii="Times New Roman" w:hAnsi="Times New Roman" w:eastAsia="宋体" w:cs="Times New Roman"/>
                             <w:b w:val="0"/>
@@ -4501,7 +4524,7 @@
                           <w:keepNext/>
                           <w:keepLines/>
                           <w:spacing w:beforeLines="50" w:after="40" w:line="240" w:lineRule="auto"/>
-                          <w:jc w:val="left"/>
+                          <w:jc w:val="both"/>
                           <w:rPr>
                             <w:rFonts w:hint="default" w:ascii="Times New Roman" w:hAnsi="Times New Roman" w:eastAsia="宋体" w:cs="Times New Roman"/>
                             <w:b w:val="0"/>
@@ -4539,7 +4562,7 @@
                           <w:keepNext/>
                           <w:keepLines/>
                           <w:spacing w:beforeLines="50" w:after="40" w:line="240" w:lineRule="auto"/>
-                          <w:jc w:val="left"/>
+                          <w:jc w:val="both"/>
                           <w:rPr>
                             <w:rFonts w:hint="default" w:ascii="Times New Roman" w:hAnsi="Times New Roman" w:eastAsia="宋体" w:cs="Times New Roman"/>
                             <w:b w:val="0"/>
@@ -4577,7 +4600,7 @@
                           <w:keepNext/>
                           <w:keepLines/>
                           <w:spacing w:beforeLines="50" w:after="40" w:line="240" w:lineRule="auto"/>
-                          <w:jc w:val="left"/>
+                          <w:jc w:val="both"/>
                           <w:rPr>
                             <w:rFonts w:hint="default" w:ascii="Times New Roman" w:hAnsi="Times New Roman" w:eastAsia="宋体" w:cs="Times New Roman"/>
                             <w:b w:val="0"/>
@@ -4636,7 +4659,7 @@
                           <w:keepNext w:val="0"/>
                           <w:keepLines/>
                           <w:spacing w:beforeLines="50" w:after="40" w:line="240" w:lineRule="auto"/>
-                          <w:jc w:val="left"/>
+                          <w:jc w:val="both"/>
                           <w:rPr>
                             <w:rFonts w:hint="default" w:ascii="Times New Roman" w:hAnsi="Times New Roman" w:eastAsia="宋体" w:cs="Times New Roman"/>
                             <w:b w:val="0"/>
@@ -4674,7 +4697,7 @@
                           <w:keepNext w:val="0"/>
                           <w:keepLines/>
                           <w:spacing w:beforeLines="50" w:after="40" w:line="240" w:lineRule="auto"/>
-                          <w:jc w:val="left"/>
+                          <w:jc w:val="both"/>
                           <w:rPr>
                             <w:rFonts w:hint="default" w:ascii="Times New Roman" w:hAnsi="Times New Roman" w:eastAsia="宋体" w:cs="Times New Roman"/>
                             <w:b w:val="0"/>
@@ -4712,7 +4735,7 @@
                           <w:keepNext w:val="0"/>
                           <w:keepLines/>
                           <w:spacing w:beforeLines="50" w:after="40" w:line="240" w:lineRule="auto"/>
-                          <w:jc w:val="left"/>
+                          <w:jc w:val="both"/>
                           <w:rPr>
                             <w:rFonts w:hint="default" w:ascii="Times New Roman" w:hAnsi="Times New Roman" w:eastAsia="宋体" w:cs="Times New Roman"/>
                             <w:b w:val="0"/>
@@ -4742,7 +4765,7 @@
                     <w:keepNext w:val="0"/>
                     <w:keepLines/>
                     <w:spacing w:beforeLines="50" w:after="100" w:line="240" w:lineRule="auto"/>
-                    <w:jc w:val="left"/>
+                    <w:jc w:val="both"/>
                     <w:rPr>
                       <w:rFonts w:hint="default" w:ascii="Times New Roman" w:hAnsi="Times New Roman" w:cs="Times New Roman"/>
                       <w:sz w:val="21"/>
@@ -4760,7 +4783,7 @@
               <w:keepNext w:val="0"/>
               <w:keepLines/>
               <w:spacing w:beforeLines="50" w:after="100" w:line="240" w:lineRule="auto"/>
-              <w:jc w:val="left"/>
+              <w:jc w:val="both"/>
               <w:rPr>
                 <w:rFonts w:hint="default" w:ascii="Times New Roman" w:hAnsi="Times New Roman" w:eastAsia="宋体" w:cs="Times New Roman"/>
                 <w:sz w:val="21"/>
@@ -4774,7 +4797,7 @@
               <w:keepNext w:val="0"/>
               <w:keepLines/>
               <w:spacing w:beforeLines="50" w:after="100" w:line="240" w:lineRule="auto"/>
-              <w:jc w:val="left"/>
+              <w:jc w:val="both"/>
               <w:rPr>
                 <w:rFonts w:hint="default" w:ascii="Times New Roman" w:hAnsi="Times New Roman" w:eastAsia="宋体" w:cs="Times New Roman"/>
                 <w:sz w:val="21"/>
@@ -4797,7 +4820,7 @@
               <w:keepNext w:val="0"/>
               <w:keepLines/>
               <w:spacing w:beforeLines="50" w:after="100" w:line="240" w:lineRule="auto"/>
-              <w:jc w:val="left"/>
+              <w:jc w:val="both"/>
               <w:rPr>
                 <w:rFonts w:hint="default" w:ascii="Times New Roman" w:hAnsi="Times New Roman" w:eastAsia="宋体" w:cs="Times New Roman"/>
                 <w:sz w:val="21"/>
@@ -4820,7 +4843,7 @@
               <w:keepNext/>
               <w:keepLines/>
               <w:spacing w:before="140" w:beforeLines="50" w:after="100" w:line="240" w:lineRule="auto"/>
-              <w:jc w:val="left"/>
+              <w:jc w:val="both"/>
               <w:rPr>
                 <w:rFonts w:hint="default" w:ascii="Times New Roman" w:hAnsi="Times New Roman" w:eastAsia="宋体" w:cs="Times New Roman"/>
                 <w:b w:val="0"/>
@@ -4865,7 +4888,7 @@
               <w:keepNext w:val="0"/>
               <w:keepLines/>
               <w:spacing w:beforeLines="50" w:after="100" w:line="240" w:lineRule="auto"/>
-              <w:jc w:val="left"/>
+              <w:jc w:val="both"/>
               <w:rPr>
                 <w:rFonts w:hint="default" w:ascii="Times New Roman" w:hAnsi="Times New Roman" w:eastAsia="宋体" w:cs="Times New Roman"/>
                 <w:sz w:val="21"/>
@@ -4888,7 +4911,7 @@
               <w:keepNext w:val="0"/>
               <w:keepLines/>
               <w:spacing w:beforeLines="50" w:after="100" w:line="240" w:lineRule="auto"/>
-              <w:jc w:val="left"/>
+              <w:jc w:val="both"/>
               <w:rPr>
                 <w:rFonts w:hint="default" w:ascii="Times New Roman" w:hAnsi="Times New Roman" w:eastAsia="宋体" w:cs="Times New Roman"/>
                 <w:sz w:val="21"/>
@@ -4911,7 +4934,7 @@
               <w:keepNext w:val="0"/>
               <w:keepLines/>
               <w:spacing w:beforeLines="50" w:after="100" w:line="240" w:lineRule="auto"/>
-              <w:jc w:val="left"/>
+              <w:jc w:val="both"/>
               <w:rPr>
                 <w:rFonts w:hint="default" w:ascii="Times New Roman" w:hAnsi="Times New Roman" w:eastAsia="宋体" w:cs="Times New Roman"/>
                 <w:sz w:val="21"/>
@@ -4934,7 +4957,7 @@
               <w:keepNext w:val="0"/>
               <w:keepLines/>
               <w:spacing w:beforeLines="50" w:after="100" w:line="240" w:lineRule="auto"/>
-              <w:jc w:val="left"/>
+              <w:jc w:val="both"/>
               <w:rPr>
                 <w:rFonts w:hint="default" w:ascii="Times New Roman" w:hAnsi="Times New Roman" w:eastAsia="宋体" w:cs="Times New Roman"/>
                 <w:sz w:val="21"/>
@@ -5061,7 +5084,7 @@
                     <w:keepLines/>
                     <w:pageBreakBefore w:val="0"/>
                     <w:spacing w:beforeLines="50" w:after="100" w:line="240" w:lineRule="auto"/>
-                    <w:jc w:val="left"/>
+                    <w:jc w:val="both"/>
                     <w:rPr>
                       <w:rFonts w:hint="default" w:ascii="Times New Roman" w:hAnsi="Times New Roman" w:eastAsia="宋体" w:cs="Times New Roman"/>
                       <w:sz w:val="21"/>
@@ -5090,7 +5113,7 @@
               <w:keepNext w:val="0"/>
               <w:keepLines/>
               <w:spacing w:beforeLines="50" w:after="100" w:line="240" w:lineRule="auto"/>
-              <w:jc w:val="left"/>
+              <w:jc w:val="both"/>
               <w:rPr>
                 <w:rFonts w:hint="default" w:ascii="Times New Roman" w:hAnsi="Times New Roman" w:eastAsia="宋体" w:cs="Times New Roman"/>
                 <w:sz w:val="21"/>
@@ -5105,7 +5128,7 @@
               <w:keepLines/>
               <w:pageBreakBefore/>
               <w:spacing w:before="140" w:beforeLines="50" w:after="100" w:line="240" w:lineRule="auto"/>
-              <w:jc w:val="left"/>
+              <w:jc w:val="both"/>
               <w:rPr>
                 <w:rFonts w:hint="default" w:ascii="Times New Roman" w:hAnsi="Times New Roman" w:eastAsia="宋体" w:cs="Times New Roman"/>
                 <w:b w:val="0"/>
@@ -5201,7 +5224,7 @@
               <w:keepNext w:val="0"/>
               <w:keepLines/>
               <w:spacing w:beforeLines="50" w:after="100" w:line="240" w:lineRule="auto"/>
-              <w:jc w:val="left"/>
+              <w:jc w:val="both"/>
               <w:rPr>
                 <w:rFonts w:hint="default" w:ascii="Times New Roman" w:hAnsi="Times New Roman" w:eastAsia="宋体" w:cs="Times New Roman"/>
                 <w:sz w:val="21"/>
@@ -5224,7 +5247,7 @@
               <w:keepNext w:val="0"/>
               <w:keepLines/>
               <w:spacing w:beforeLines="50" w:after="100" w:line="240" w:lineRule="auto"/>
-              <w:jc w:val="left"/>
+              <w:jc w:val="both"/>
               <w:rPr>
                 <w:rFonts w:hint="default" w:ascii="Times New Roman" w:hAnsi="Times New Roman" w:eastAsia="宋体" w:cs="Times New Roman"/>
                 <w:sz w:val="21"/>
@@ -5247,7 +5270,7 @@
               <w:keepNext w:val="0"/>
               <w:keepLines/>
               <w:spacing w:beforeLines="50" w:after="100" w:line="240" w:lineRule="auto"/>
-              <w:jc w:val="left"/>
+              <w:jc w:val="both"/>
               <w:rPr>
                 <w:rFonts w:hint="default" w:ascii="Times New Roman" w:hAnsi="Times New Roman" w:eastAsia="宋体" w:cs="Times New Roman"/>
                 <w:sz w:val="21"/>
@@ -5317,7 +5340,7 @@
                     <w:keepLines/>
                     <w:pageBreakBefore w:val="0"/>
                     <w:spacing w:beforeLines="50" w:after="100" w:line="240" w:lineRule="auto"/>
-                    <w:jc w:val="left"/>
+                    <w:jc w:val="both"/>
                     <w:rPr>
                       <w:rFonts w:hint="default" w:ascii="Times New Roman" w:hAnsi="Times New Roman" w:eastAsia="宋体" w:cs="Times New Roman"/>
                       <w:b w:val="0"/>
@@ -5369,7 +5392,7 @@
               <w:keepNext/>
               <w:keepLines/>
               <w:spacing w:before="140" w:beforeLines="50" w:after="100" w:line="240" w:lineRule="auto"/>
-              <w:jc w:val="left"/>
+              <w:jc w:val="both"/>
               <w:rPr>
                 <w:rFonts w:hint="default" w:ascii="Times New Roman" w:hAnsi="Times New Roman" w:eastAsia="宋体" w:cs="Times New Roman"/>
                 <w:b w:val="0"/>
@@ -5435,7 +5458,7 @@
               <w:keepNext w:val="0"/>
               <w:keepLines/>
               <w:spacing w:beforeLines="50" w:after="100" w:line="240" w:lineRule="auto"/>
-              <w:jc w:val="left"/>
+              <w:jc w:val="both"/>
               <w:rPr>
                 <w:rFonts w:hint="default" w:ascii="Times New Roman" w:hAnsi="Times New Roman" w:eastAsia="宋体" w:cs="Times New Roman"/>
                 <w:sz w:val="21"/>
@@ -5458,7 +5481,7 @@
               <w:keepNext w:val="0"/>
               <w:keepLines/>
               <w:spacing w:beforeLines="50" w:after="100" w:line="240" w:lineRule="auto"/>
-              <w:jc w:val="left"/>
+              <w:jc w:val="both"/>
               <w:rPr>
                 <w:rFonts w:hint="default" w:ascii="Times New Roman" w:hAnsi="Times New Roman" w:eastAsia="宋体" w:cs="Times New Roman"/>
                 <w:sz w:val="21"/>
@@ -5481,7 +5504,7 @@
               <w:keepNext w:val="0"/>
               <w:keepLines/>
               <w:spacing w:beforeLines="50" w:after="100" w:line="240" w:lineRule="auto"/>
-              <w:jc w:val="left"/>
+              <w:jc w:val="both"/>
               <w:rPr>
                 <w:rFonts w:hint="default" w:ascii="Times New Roman" w:hAnsi="Times New Roman" w:eastAsia="宋体" w:cs="Times New Roman"/>
                 <w:sz w:val="21"/>
@@ -5504,7 +5527,7 @@
               <w:keepNext/>
               <w:keepLines/>
               <w:spacing w:before="140" w:beforeLines="50" w:after="100" w:line="240" w:lineRule="auto"/>
-              <w:jc w:val="left"/>
+              <w:jc w:val="both"/>
               <w:rPr>
                 <w:rFonts w:hint="default" w:ascii="Times New Roman" w:hAnsi="Times New Roman" w:eastAsia="宋体" w:cs="Times New Roman"/>
                 <w:b w:val="0"/>
@@ -5541,7 +5564,7 @@
                 <w:szCs w:val="28"/>
                 <w:lang w:val="en-US" w:eastAsia="zh-CN"/>
               </w:rPr>
-              <w:t>本地Web拟提供设备档案、支管位置示意、P0/P1/Q趋势、事件证据、质量状态、处理确认、历史回放与CSV导出。网页将区分测量时间、接收时间、模型回放和实际设备状态，提示检查供压、阀态、传感器与目标管路。接收端的数据持久化和真实节点接入是实施任务；已有离线页面完成合成回放与交互演示，其实际管理面板局部截图见图8。</w:t>
+              <w:t>本地Web拟提供设备档案、支管位置示意、P0/P1/Q趋势、事件证据、质量状态、核查处置、复测归档、历史回放与CSV导出。网页将区分测量时间、接收时间、模型回放和实际设备状态，提示检查供压、阀态、传感器与目标管路。接收端的数据持久化和真实节点接入是实施任务；已有离线页面提供合成回放和人工维护流程演示，浏览器本地记录与导出用于检查交互设计，其管理面板局部截图见图8；这类演示记录不属于实物维护证据。</w:t>
             </w:r>
           </w:p>
           <w:p>
@@ -5565,7 +5588,7 @@
                 <w:lang w:val="en-US" w:eastAsia="zh-CN"/>
               </w:rPr>
               <w:pict>
-                <v:shape id="_x0000_i1033" o:spt="75" alt="图8 已实现离线网页管理面板局部截图 合成回放 未连接实物" type="#_x0000_t75" style="height:434pt;width:425pt;" filled="f" o:preferrelative="t" stroked="f" coordsize="21600,21600">
+                <v:shape id="_x0000_i1033" o:spt="75" alt="图8 已实现离线网页管理面板局部截图 合成回放 未连接实物" type="#_x0000_t75" style="height:583.9pt;width:425pt;" filled="f" o:preferrelative="t" stroked="f" coordsize="21600,21600">
                   <v:path/>
                   <v:fill on="f" focussize="0,0"/>
                   <v:stroke on="f"/>
@@ -5600,22 +5623,45 @@
               <w:keepNext w:val="0"/>
               <w:keepLines/>
               <w:spacing w:beforeLines="50" w:after="100" w:line="240" w:lineRule="auto"/>
-              <w:jc w:val="left"/>
-              <w:rPr>
-                <w:rFonts w:hint="default" w:ascii="Times New Roman" w:hAnsi="Times New Roman" w:eastAsia="宋体" w:cs="Times New Roman"/>
-                <w:sz w:val="21"/>
-                <w:szCs w:val="28"/>
-                <w:lang w:val="en-US" w:eastAsia="zh-CN"/>
-              </w:rPr>
-            </w:pPr>
-            <w:r>
-              <w:rPr>
-                <w:rFonts w:hint="default" w:ascii="Times New Roman" w:hAnsi="Times New Roman" w:eastAsia="宋体" w:cs="Times New Roman"/>
-                <w:sz w:val="21"/>
-                <w:szCs w:val="28"/>
-                <w:lang w:val="en-US" w:eastAsia="zh-CN"/>
-              </w:rPr>
-              <w:t>集成先完成有线原始日志，再连接LoRa和本地网页，以事件记录贯通节点判定、接收存储和管理确认。展示页面只是系统的一部分，验收同时检查原始记录、协议日志和对应实验标签，不能仅凭页面数值变化认定系统可用。</w:t>
+              <w:jc w:val="both"/>
+              <w:rPr>
+                <w:rFonts w:hint="default" w:ascii="Times New Roman" w:hAnsi="Times New Roman" w:eastAsia="宋体" w:cs="Times New Roman"/>
+                <w:sz w:val="21"/>
+                <w:szCs w:val="28"/>
+                <w:lang w:val="en-US" w:eastAsia="zh-CN"/>
+              </w:rPr>
+            </w:pPr>
+            <w:r>
+              <w:rPr>
+                <w:rFonts w:hint="default" w:ascii="Times New Roman" w:hAnsi="Times New Roman" w:eastAsia="宋体" w:cs="Times New Roman"/>
+                <w:sz w:val="21"/>
+                <w:szCs w:val="28"/>
+                <w:lang w:val="en-US" w:eastAsia="zh-CN"/>
+              </w:rPr>
+              <w:t>集成先完成有线原始日志，再连接LoRa和本地网页，以事件记录贯通节点判定、接收存储和人工维护。事件以设备、掉电会话、序号标识，另关联试次、配置及健康参照版本；测量、本地提示、远端接收和人工操作时间分开记录，操作标签独立保存。展示页面只是系统的一部分，验收同时检查原始记录、协议日志和对应实验标签，不能仅凭页面数值变化认定系统可用。</w:t>
+            </w:r>
+          </w:p>
+          <w:p>
+            <w:pPr>
+              <w:keepNext w:val="0"/>
+              <w:keepLines/>
+              <w:spacing w:beforeLines="50" w:after="100" w:line="240" w:lineRule="auto"/>
+              <w:jc w:val="both"/>
+              <w:rPr>
+                <w:rFonts w:hint="default" w:ascii="Times New Roman" w:hAnsi="Times New Roman" w:eastAsia="宋体" w:cs="Times New Roman"/>
+                <w:sz w:val="21"/>
+                <w:szCs w:val="28"/>
+                <w:lang w:val="en-US" w:eastAsia="zh-CN"/>
+              </w:rPr>
+            </w:pPr>
+            <w:r>
+              <w:rPr>
+                <w:rFonts w:hint="default" w:ascii="Times New Roman" w:hAnsi="Times New Roman" w:eastAsia="宋体" w:cs="Times New Roman"/>
+                <w:sz w:val="21"/>
+                <w:szCs w:val="28"/>
+                <w:lang w:val="en-US" w:eastAsia="zh-CN"/>
+              </w:rPr>
+              <w:t>维护流程区分待核查、已查看、已记录处置、待复测和已归档。核查记录须说明供压、阀态及传感器检查结果；处置后保留同工况复测窗口、参考读数和前后变化。数据无效、工况不可比或异常仍持续时不得标记恢复。通信ACK只确认接收持久化，网页的已查看与人工归档分别留痕。验收安排一次误报核查和两类等效故障的处置复测，检查日志能否重建全过程。</w:t>
             </w:r>
           </w:p>
           <w:p>
@@ -5623,7 +5669,7 @@
               <w:keepNext/>
               <w:keepLines/>
               <w:spacing w:before="140" w:beforeLines="50" w:after="100" w:line="240" w:lineRule="auto"/>
-              <w:jc w:val="left"/>
+              <w:jc w:val="both"/>
               <w:rPr>
                 <w:rFonts w:hint="default" w:ascii="Times New Roman" w:hAnsi="Times New Roman" w:eastAsia="宋体" w:cs="Times New Roman"/>
                 <w:b w:val="0"/>
@@ -5720,7 +5766,7 @@
                     <w:keepNext w:val="0"/>
                     <w:keepLines/>
                     <w:spacing w:beforeLines="50" w:after="140" w:line="240" w:lineRule="auto"/>
-                    <w:jc w:val="left"/>
+                    <w:jc w:val="both"/>
                     <w:rPr>
                       <w:rFonts w:hint="eastAsia" w:ascii="Times New Roman" w:hAnsi="Times New Roman" w:cs="Times New Roman"/>
                       <w:b/>
@@ -5804,7 +5850,7 @@
                           <w:keepNext/>
                           <w:keepLines/>
                           <w:spacing w:beforeLines="50" w:after="40" w:line="240" w:lineRule="auto"/>
-                          <w:jc w:val="left"/>
+                          <w:jc w:val="both"/>
                           <w:rPr>
                             <w:rFonts w:hint="default" w:ascii="Times New Roman" w:hAnsi="Times New Roman" w:eastAsia="宋体" w:cs="Times New Roman"/>
                             <w:b/>
@@ -5842,7 +5888,7 @@
                           <w:keepNext/>
                           <w:keepLines/>
                           <w:spacing w:beforeLines="50" w:after="40" w:line="240" w:lineRule="auto"/>
-                          <w:jc w:val="left"/>
+                          <w:jc w:val="both"/>
                           <w:rPr>
                             <w:rFonts w:hint="default" w:ascii="Times New Roman" w:hAnsi="Times New Roman" w:eastAsia="宋体" w:cs="Times New Roman"/>
                             <w:b/>
@@ -5880,7 +5926,7 @@
                           <w:keepNext/>
                           <w:keepLines/>
                           <w:spacing w:beforeLines="50" w:after="40" w:line="240" w:lineRule="auto"/>
-                          <w:jc w:val="left"/>
+                          <w:jc w:val="both"/>
                           <w:rPr>
                             <w:rFonts w:hint="default" w:ascii="Times New Roman" w:hAnsi="Times New Roman" w:eastAsia="宋体" w:cs="Times New Roman"/>
                             <w:b/>
@@ -5939,7 +5985,7 @@
                           <w:keepNext/>
                           <w:keepLines/>
                           <w:spacing w:beforeLines="50" w:after="40" w:line="240" w:lineRule="auto"/>
-                          <w:jc w:val="left"/>
+                          <w:jc w:val="both"/>
                           <w:rPr>
                             <w:rFonts w:hint="default" w:ascii="Times New Roman" w:hAnsi="Times New Roman" w:eastAsia="宋体" w:cs="Times New Roman"/>
                             <w:b w:val="0"/>
@@ -5977,7 +6023,7 @@
                           <w:keepNext/>
                           <w:keepLines/>
                           <w:spacing w:beforeLines="50" w:after="40" w:line="240" w:lineRule="auto"/>
-                          <w:jc w:val="left"/>
+                          <w:jc w:val="both"/>
                           <w:rPr>
                             <w:rFonts w:hint="default" w:ascii="Times New Roman" w:hAnsi="Times New Roman" w:eastAsia="宋体" w:cs="Times New Roman"/>
                             <w:b w:val="0"/>
@@ -6015,7 +6061,7 @@
                           <w:keepNext/>
                           <w:keepLines/>
                           <w:spacing w:beforeLines="50" w:after="40" w:line="240" w:lineRule="auto"/>
-                          <w:jc w:val="left"/>
+                          <w:jc w:val="both"/>
                           <w:rPr>
                             <w:rFonts w:hint="default" w:ascii="Times New Roman" w:hAnsi="Times New Roman" w:eastAsia="宋体" w:cs="Times New Roman"/>
                             <w:b w:val="0"/>
@@ -6074,7 +6120,7 @@
                           <w:keepNext/>
                           <w:keepLines/>
                           <w:spacing w:beforeLines="50" w:after="40" w:line="240" w:lineRule="auto"/>
-                          <w:jc w:val="left"/>
+                          <w:jc w:val="both"/>
                           <w:rPr>
                             <w:rFonts w:hint="default" w:ascii="Times New Roman" w:hAnsi="Times New Roman" w:eastAsia="宋体" w:cs="Times New Roman"/>
                             <w:b w:val="0"/>
@@ -6112,7 +6158,7 @@
                           <w:keepNext/>
                           <w:keepLines/>
                           <w:spacing w:beforeLines="50" w:after="40" w:line="240" w:lineRule="auto"/>
-                          <w:jc w:val="left"/>
+                          <w:jc w:val="both"/>
                           <w:rPr>
                             <w:rFonts w:hint="default" w:ascii="Times New Roman" w:hAnsi="Times New Roman" w:eastAsia="宋体" w:cs="Times New Roman"/>
                             <w:b w:val="0"/>
@@ -6150,7 +6196,7 @@
                           <w:keepNext/>
                           <w:keepLines/>
                           <w:spacing w:beforeLines="50" w:after="40" w:line="240" w:lineRule="auto"/>
-                          <w:jc w:val="left"/>
+                          <w:jc w:val="both"/>
                           <w:rPr>
                             <w:rFonts w:hint="default" w:ascii="Times New Roman" w:hAnsi="Times New Roman" w:eastAsia="宋体" w:cs="Times New Roman"/>
                             <w:b w:val="0"/>
@@ -6209,7 +6255,7 @@
                           <w:keepNext/>
                           <w:keepLines/>
                           <w:spacing w:beforeLines="50" w:after="40" w:line="240" w:lineRule="auto"/>
-                          <w:jc w:val="left"/>
+                          <w:jc w:val="both"/>
                           <w:rPr>
                             <w:rFonts w:hint="default" w:ascii="Times New Roman" w:hAnsi="Times New Roman" w:eastAsia="宋体" w:cs="Times New Roman"/>
                             <w:b w:val="0"/>
@@ -6247,7 +6293,7 @@
                           <w:keepNext/>
                           <w:keepLines/>
                           <w:spacing w:beforeLines="50" w:after="40" w:line="240" w:lineRule="auto"/>
-                          <w:jc w:val="left"/>
+                          <w:jc w:val="both"/>
                           <w:rPr>
                             <w:rFonts w:hint="default" w:ascii="Times New Roman" w:hAnsi="Times New Roman" w:eastAsia="宋体" w:cs="Times New Roman"/>
                             <w:b w:val="0"/>
@@ -6285,7 +6331,7 @@
                           <w:keepNext/>
                           <w:keepLines/>
                           <w:spacing w:beforeLines="50" w:after="40" w:line="240" w:lineRule="auto"/>
-                          <w:jc w:val="left"/>
+                          <w:jc w:val="both"/>
                           <w:rPr>
                             <w:rFonts w:hint="default" w:ascii="Times New Roman" w:hAnsi="Times New Roman" w:eastAsia="宋体" w:cs="Times New Roman"/>
                             <w:b w:val="0"/>
@@ -6344,7 +6390,7 @@
                           <w:keepNext/>
                           <w:keepLines/>
                           <w:spacing w:beforeLines="50" w:after="40" w:line="240" w:lineRule="auto"/>
-                          <w:jc w:val="left"/>
+                          <w:jc w:val="both"/>
                           <w:rPr>
                             <w:rFonts w:hint="default" w:ascii="Times New Roman" w:hAnsi="Times New Roman" w:eastAsia="宋体" w:cs="Times New Roman"/>
                             <w:b w:val="0"/>
@@ -6382,7 +6428,7 @@
                           <w:keepNext/>
                           <w:keepLines/>
                           <w:spacing w:beforeLines="50" w:after="40" w:line="240" w:lineRule="auto"/>
-                          <w:jc w:val="left"/>
+                          <w:jc w:val="both"/>
                           <w:rPr>
                             <w:rFonts w:hint="default" w:ascii="Times New Roman" w:hAnsi="Times New Roman" w:eastAsia="宋体" w:cs="Times New Roman"/>
                             <w:b w:val="0"/>
@@ -6401,7 +6447,7 @@
                             <w:vertAlign w:val="baseline"/>
                             <w:lang w:val="en-US" w:eastAsia="zh-CN"/>
                           </w:rPr>
-                          <w:t>节点、接收端及本地Web贯通</w:t>
+                          <w:t>节点、接收端、本地Web及维护复测贯通</w:t>
                         </w:r>
                       </w:p>
                     </w:tc>
@@ -6420,7 +6466,7 @@
                           <w:keepNext/>
                           <w:keepLines/>
                           <w:spacing w:beforeLines="50" w:after="40" w:line="240" w:lineRule="auto"/>
-                          <w:jc w:val="left"/>
+                          <w:jc w:val="both"/>
                           <w:rPr>
                             <w:rFonts w:hint="default" w:ascii="Times New Roman" w:hAnsi="Times New Roman" w:eastAsia="宋体" w:cs="Times New Roman"/>
                             <w:b w:val="0"/>
@@ -6439,7 +6485,7 @@
                             <w:vertAlign w:val="baseline"/>
                             <w:lang w:val="en-US" w:eastAsia="zh-CN"/>
                           </w:rPr>
-                          <w:t>事件可追溯、离线与无效状态、回放导出、处理记录</w:t>
+                          <w:t>事件标识与版本、离线/无效、处置前后记录、回放导出</w:t>
                         </w:r>
                       </w:p>
                     </w:tc>
@@ -6479,7 +6525,7 @@
                           <w:keepNext w:val="0"/>
                           <w:keepLines/>
                           <w:spacing w:beforeLines="50" w:after="40" w:line="240" w:lineRule="auto"/>
-                          <w:jc w:val="left"/>
+                          <w:jc w:val="both"/>
                           <w:rPr>
                             <w:rFonts w:hint="default" w:ascii="Times New Roman" w:hAnsi="Times New Roman" w:eastAsia="宋体" w:cs="Times New Roman"/>
                             <w:b w:val="0"/>
@@ -6517,7 +6563,7 @@
                           <w:keepNext w:val="0"/>
                           <w:keepLines/>
                           <w:spacing w:beforeLines="50" w:after="40" w:line="240" w:lineRule="auto"/>
-                          <w:jc w:val="left"/>
+                          <w:jc w:val="both"/>
                           <w:rPr>
                             <w:rFonts w:hint="default" w:ascii="Times New Roman" w:hAnsi="Times New Roman" w:eastAsia="宋体" w:cs="Times New Roman"/>
                             <w:b w:val="0"/>
@@ -6555,7 +6601,7 @@
                           <w:keepNext w:val="0"/>
                           <w:keepLines/>
                           <w:spacing w:beforeLines="50" w:after="40" w:line="240" w:lineRule="auto"/>
-                          <w:jc w:val="left"/>
+                          <w:jc w:val="both"/>
                           <w:rPr>
                             <w:rFonts w:hint="default" w:ascii="Times New Roman" w:hAnsi="Times New Roman" w:eastAsia="宋体" w:cs="Times New Roman"/>
                             <w:b w:val="0"/>
@@ -6585,7 +6631,7 @@
                     <w:keepNext w:val="0"/>
                     <w:keepLines/>
                     <w:spacing w:beforeLines="50" w:after="100" w:line="240" w:lineRule="auto"/>
-                    <w:jc w:val="left"/>
+                    <w:jc w:val="both"/>
                     <w:rPr>
                       <w:rFonts w:hint="default" w:ascii="Times New Roman" w:hAnsi="Times New Roman" w:cs="Times New Roman"/>
                       <w:sz w:val="21"/>
@@ -6603,7 +6649,7 @@
               <w:keepNext w:val="0"/>
               <w:keepLines/>
               <w:spacing w:beforeLines="50" w:after="100" w:line="240" w:lineRule="auto"/>
-              <w:jc w:val="left"/>
+              <w:jc w:val="both"/>
               <w:rPr>
                 <w:rFonts w:hint="default" w:ascii="Times New Roman" w:hAnsi="Times New Roman" w:eastAsia="宋体" w:cs="Times New Roman"/>
                 <w:sz w:val="21"/>
@@ -6617,7 +6663,7 @@
               <w:keepNext w:val="0"/>
               <w:keepLines/>
               <w:spacing w:beforeLines="50" w:after="100" w:line="240" w:lineRule="auto"/>
-              <w:jc w:val="left"/>
+              <w:jc w:val="both"/>
               <w:rPr>
                 <w:rFonts w:hint="default" w:ascii="Times New Roman" w:hAnsi="Times New Roman" w:eastAsia="宋体" w:cs="Times New Roman"/>
                 <w:sz w:val="21"/>
@@ -6640,7 +6686,7 @@
               <w:keepNext w:val="0"/>
               <w:keepLines/>
               <w:spacing w:beforeLines="50" w:after="100" w:line="240" w:lineRule="auto"/>
-              <w:jc w:val="left"/>
+              <w:jc w:val="both"/>
               <w:rPr>
                 <w:rFonts w:hint="default" w:ascii="Times New Roman" w:hAnsi="Times New Roman" w:eastAsia="宋体" w:cs="Times New Roman"/>
                 <w:sz w:val="21"/>
@@ -6663,7 +6709,7 @@
               <w:keepNext w:val="0"/>
               <w:keepLines/>
               <w:spacing w:beforeLines="50" w:after="100" w:line="240" w:lineRule="auto"/>
-              <w:jc w:val="left"/>
+              <w:jc w:val="both"/>
               <w:rPr>
                 <w:rFonts w:hint="default" w:ascii="Times New Roman" w:hAnsi="Times New Roman" w:eastAsia="宋体" w:cs="Times New Roman"/>
                 <w:sz w:val="21"/>
@@ -6686,7 +6732,7 @@
               <w:keepNext w:val="0"/>
               <w:keepLines/>
               <w:spacing w:beforeLines="50" w:after="100" w:line="240" w:lineRule="auto"/>
-              <w:jc w:val="left"/>
+              <w:jc w:val="both"/>
               <w:rPr>
                 <w:rFonts w:hint="default" w:ascii="Times New Roman" w:hAnsi="Times New Roman" w:eastAsia="宋体" w:cs="Times New Roman"/>
                 <w:sz w:val="21"/>
@@ -6709,7 +6755,7 @@
               <w:keepNext w:val="0"/>
               <w:keepLines/>
               <w:spacing w:beforeLines="50" w:after="100" w:line="240" w:lineRule="auto"/>
-              <w:jc w:val="left"/>
+              <w:jc w:val="both"/>
               <w:rPr>
                 <w:rFonts w:hint="default" w:ascii="Times New Roman" w:hAnsi="Times New Roman" w:eastAsia="宋体" w:cs="Times New Roman"/>
                 <w:sz w:val="21"/>
@@ -6732,7 +6778,7 @@
               <w:keepNext w:val="0"/>
               <w:keepLines/>
               <w:spacing w:beforeLines="50" w:after="100" w:line="240" w:lineRule="auto"/>
-              <w:jc w:val="left"/>
+              <w:jc w:val="both"/>
               <w:rPr>
                 <w:rFonts w:hint="default" w:ascii="Times New Roman" w:hAnsi="Times New Roman" w:eastAsia="宋体" w:cs="Times New Roman"/>
                 <w:sz w:val="21"/>
@@ -6755,7 +6801,7 @@
               <w:keepNext/>
               <w:keepLines/>
               <w:spacing w:before="140" w:beforeLines="50" w:after="100" w:line="240" w:lineRule="auto"/>
-              <w:jc w:val="left"/>
+              <w:jc w:val="both"/>
               <w:rPr>
                 <w:rFonts w:hint="default" w:ascii="Times New Roman" w:hAnsi="Times New Roman" w:eastAsia="宋体" w:cs="Times New Roman"/>
                 <w:b w:val="0"/>
@@ -6800,7 +6846,7 @@
               <w:keepNext w:val="0"/>
               <w:keepLines/>
               <w:spacing w:beforeLines="50" w:after="100" w:line="240" w:lineRule="auto"/>
-              <w:jc w:val="left"/>
+              <w:jc w:val="both"/>
               <w:rPr>
                 <w:rFonts w:hint="default" w:ascii="Times New Roman" w:hAnsi="Times New Roman" w:eastAsia="宋体" w:cs="Times New Roman"/>
                 <w:sz w:val="21"/>
@@ -6816,6 +6862,97 @@
                 <w:lang w:val="en-US" w:eastAsia="zh-CN"/>
               </w:rPr>
               <w:t>本期先解决一个监测区段的真实测量和完整运行链。2000元启动估算以已有电脑、借用参考仪器及可调连续水源为前提，两只合格压力传感器还需询价。若报价超额，优先借用或增加测量经费，不以降低精度维持原目标。团队、场地和借用仍需落实。增加资助优先改善标定、独立批次和试验质量，再考虑多节点及现场扩展。</w:t>
+            </w:r>
+          </w:p>
+          <w:p>
+            <w:pPr>
+              <w:keepNext/>
+              <w:keepLines/>
+              <w:spacing w:before="140" w:beforeLines="50" w:after="100" w:line="240" w:lineRule="auto"/>
+              <w:jc w:val="both"/>
+              <w:rPr>
+                <w:rFonts w:hint="default" w:ascii="Times New Roman" w:hAnsi="Times New Roman" w:eastAsia="宋体" w:cs="Times New Roman"/>
+                <w:b w:val="0"/>
+                <w:sz w:val="21"/>
+                <w:szCs w:val="28"/>
+                <w:lang w:val="en-US" w:eastAsia="zh-CN"/>
+              </w:rPr>
+            </w:pPr>
+            <w:r>
+              <w:rPr>
+                <w:rFonts w:hint="default" w:ascii="Times New Roman" w:hAnsi="Times New Roman" w:eastAsia="宋体" w:cs="Times New Roman"/>
+                <w:b/>
+                <w:sz w:val="21"/>
+                <w:szCs w:val="28"/>
+                <w:lang w:val="en-US" w:eastAsia="zh-CN"/>
+              </w:rPr>
+              <w:t>8 后续研究方向与扩展条件</w:t>
+            </w:r>
+            <w:r>
+              <w:rPr>
+                <w:rFonts w:hint="default" w:ascii="Times New Roman" w:hAnsi="Times New Roman" w:eastAsia="宋体" w:cs="Times New Roman"/>
+                <w:b w:val="0"/>
+                <w:sz w:val="21"/>
+                <w:szCs w:val="28"/>
+                <w:lang w:val="en-US" w:eastAsia="zh-CN"/>
+              </w:rPr>
+              <w:br w:type="textWrapping"/>
+            </w:r>
+            <w:r>
+              <w:rPr>
+                <w:rFonts w:hint="default" w:ascii="Times New Roman" w:hAnsi="Times New Roman" w:eastAsia="宋体" w:cs="Times New Roman"/>
+                <w:b w:val="0"/>
+                <w:sz w:val="21"/>
+                <w:szCs w:val="28"/>
+                <w:lang w:val="en-US" w:eastAsia="zh-CN"/>
+              </w:rPr>
+              <w:t>优先延伸为跨工况诊断与低成本测量边界研究。在完成本期标定及单区段验证后，利用同一台架增加健康负载档位和独立批次，比较冻结参照、压力归一化与少量健康重标定；按整档压力、负载或日期留出验证，评价重标定成本、误报及可检出程度。健康压力—流量关系依据实测拟合，必要时修订平方根指数或采用经验曲线，不将未知负载与泄漏的同形误认为算法可消除的问题[2,12]。这一路线不依赖先取得田间故障数据，可作为论文主线的进一步深化。</w:t>
+            </w:r>
+          </w:p>
+          <w:p>
+            <w:pPr>
+              <w:keepNext w:val="0"/>
+              <w:keepLines/>
+              <w:spacing w:beforeLines="50" w:after="100" w:line="240" w:lineRule="auto"/>
+              <w:jc w:val="both"/>
+              <w:rPr>
+                <w:rFonts w:hint="default" w:ascii="Times New Roman" w:hAnsi="Times New Roman" w:eastAsia="宋体" w:cs="Times New Roman"/>
+                <w:sz w:val="21"/>
+                <w:szCs w:val="28"/>
+                <w:lang w:val="en-US" w:eastAsia="zh-CN"/>
+              </w:rPr>
+            </w:pPr>
+            <w:r>
+              <w:rPr>
+                <w:rFonts w:hint="default" w:ascii="Times New Roman" w:hAnsi="Times New Roman" w:eastAsia="宋体" w:cs="Times New Roman"/>
+                <w:sz w:val="21"/>
+                <w:szCs w:val="28"/>
+                <w:lang w:val="en-US" w:eastAsia="zh-CN"/>
+              </w:rPr>
+              <w:t>第二方向为多支管共同供压扰动与局部异常区分。只有新增实际节点、公共供压参照和对齐日志后，才研究共性变化与局部变化的判别，并联合测试节点竞争、事件拥塞和告警公平性[10,13]。B支路当前只制造正常负载切换，不能代表已完成多节点协同。新增节点与现场部署须另核定经费和许可。</w:t>
+            </w:r>
+          </w:p>
+          <w:p>
+            <w:pPr>
+              <w:keepNext w:val="0"/>
+              <w:keepLines/>
+              <w:spacing w:beforeLines="50" w:after="100" w:line="240" w:lineRule="auto"/>
+              <w:jc w:val="both"/>
+              <w:rPr>
+                <w:rFonts w:hint="default" w:ascii="Times New Roman" w:hAnsi="Times New Roman" w:eastAsia="宋体" w:cs="Times New Roman"/>
+                <w:sz w:val="21"/>
+                <w:szCs w:val="28"/>
+                <w:lang w:val="en-US" w:eastAsia="zh-CN"/>
+              </w:rPr>
+            </w:pPr>
+            <w:r>
+              <w:rPr>
+                <w:rFonts w:hint="default" w:ascii="Times New Roman" w:hAnsi="Times New Roman" w:eastAsia="宋体" w:cs="Times New Roman"/>
+                <w:sz w:val="21"/>
+                <w:szCs w:val="28"/>
+                <w:lang w:val="en-US" w:eastAsia="zh-CN"/>
+              </w:rPr>
+              <w:t>第三方向为长期运行与维护复测。通过真实维护前后配对记录，研究健康参照随安装、温漂及负载变化的稳定性，评价异常恢复判断和人工核查工作量[12,16]。本期先完成软件留痕及台架配对验证；长期田间标签与水质机理研究列为后续条件任务。由此形成从单区段可信测量、跨工况可迁移诊断到多支管运行维护的连续研究路线，各阶段以独立证据决定是否推进。</w:t>
             </w:r>
           </w:p>
         </w:tc>
@@ -6854,7 +6991,7 @@
               <w:keepLines/>
               <w:pageBreakBefore w:val="0"/>
               <w:spacing w:beforeLines="50" w:after="100" w:line="240" w:lineRule="auto"/>
-              <w:jc w:val="left"/>
+              <w:jc w:val="both"/>
               <w:rPr>
                 <w:rFonts w:hint="default" w:ascii="Times New Roman" w:hAnsi="Times New Roman" w:eastAsia="宋体" w:cs="Times New Roman"/>
                 <w:b/>
@@ -6879,7 +7016,7 @@
               <w:keepNext/>
               <w:keepLines/>
               <w:spacing w:before="140" w:beforeLines="50" w:after="100" w:line="240" w:lineRule="auto"/>
-              <w:jc w:val="left"/>
+              <w:jc w:val="both"/>
               <w:rPr>
                 <w:rFonts w:hint="default" w:ascii="Times New Roman" w:hAnsi="Times New Roman" w:eastAsia="宋体" w:cs="Times New Roman"/>
                 <w:b w:val="0"/>
@@ -6924,7 +7061,7 @@
               <w:keepNext/>
               <w:keepLines/>
               <w:spacing w:before="140" w:beforeLines="50" w:after="100" w:line="240" w:lineRule="auto"/>
-              <w:jc w:val="left"/>
+              <w:jc w:val="both"/>
               <w:rPr>
                 <w:rFonts w:hint="default" w:ascii="Times New Roman" w:hAnsi="Times New Roman" w:eastAsia="宋体" w:cs="Times New Roman"/>
                 <w:b w:val="0"/>
@@ -6969,7 +7106,7 @@
               <w:keepNext/>
               <w:keepLines/>
               <w:spacing w:before="140" w:beforeLines="50" w:after="100" w:line="240" w:lineRule="auto"/>
-              <w:jc w:val="left"/>
+              <w:jc w:val="both"/>
               <w:rPr>
                 <w:rFonts w:hint="default" w:ascii="Times New Roman" w:hAnsi="Times New Roman" w:eastAsia="宋体" w:cs="Times New Roman"/>
                 <w:b w:val="0"/>
@@ -7014,7 +7151,7 @@
               <w:keepNext/>
               <w:keepLines/>
               <w:spacing w:before="140" w:beforeLines="50" w:after="100" w:line="240" w:lineRule="auto"/>
-              <w:jc w:val="left"/>
+              <w:jc w:val="both"/>
               <w:rPr>
                 <w:rFonts w:hint="default" w:ascii="Times New Roman" w:hAnsi="Times New Roman" w:eastAsia="宋体" w:cs="Times New Roman"/>
                 <w:b w:val="0"/>
@@ -7059,7 +7196,7 @@
               <w:keepNext/>
               <w:keepLines/>
               <w:spacing w:before="140" w:beforeLines="50" w:after="100" w:line="240" w:lineRule="auto"/>
-              <w:jc w:val="left"/>
+              <w:jc w:val="both"/>
               <w:rPr>
                 <w:rFonts w:hint="default" w:ascii="Times New Roman" w:hAnsi="Times New Roman" w:eastAsia="宋体" w:cs="Times New Roman"/>
                 <w:b w:val="0"/>
@@ -7104,7 +7241,7 @@
               <w:keepNext/>
               <w:keepLines/>
               <w:spacing w:before="140" w:beforeLines="50" w:after="100" w:line="240" w:lineRule="auto"/>
-              <w:jc w:val="left"/>
+              <w:jc w:val="both"/>
               <w:rPr>
                 <w:rFonts w:hint="default" w:ascii="Times New Roman" w:hAnsi="Times New Roman" w:eastAsia="宋体" w:cs="Times New Roman"/>
                 <w:b w:val="0"/>
@@ -7149,7 +7286,7 @@
               <w:keepNext w:val="0"/>
               <w:keepLines/>
               <w:spacing w:beforeLines="50" w:after="100" w:line="240" w:lineRule="auto"/>
-              <w:jc w:val="left"/>
+              <w:jc w:val="both"/>
               <w:rPr>
                 <w:rFonts w:hint="default" w:ascii="Times New Roman" w:hAnsi="Times New Roman" w:eastAsia="宋体" w:cs="Times New Roman"/>
                 <w:sz w:val="21"/>
@@ -7225,7 +7362,7 @@
                     <w:keepLines/>
                     <w:pageBreakBefore w:val="0"/>
                     <w:spacing w:beforeLines="50" w:after="100" w:line="240" w:lineRule="auto"/>
-                    <w:jc w:val="left"/>
+                    <w:jc w:val="both"/>
                     <w:rPr>
                       <w:rFonts w:hint="default" w:ascii="Times New Roman" w:hAnsi="Times New Roman" w:eastAsia="宋体" w:cs="Times New Roman"/>
                       <w:b w:val="0"/>
@@ -7283,7 +7420,7 @@
                     <w:keepLines/>
                     <w:pageBreakBefore w:val="0"/>
                     <w:spacing w:beforeLines="50" w:after="100" w:line="240" w:lineRule="auto"/>
-                    <w:jc w:val="left"/>
+                    <w:jc w:val="both"/>
                     <w:rPr>
                       <w:rFonts w:hint="default" w:ascii="Times New Roman" w:hAnsi="Times New Roman" w:eastAsia="宋体" w:cs="Times New Roman"/>
                       <w:b w:val="0"/>
@@ -7341,7 +7478,7 @@
                     <w:keepLines/>
                     <w:pageBreakBefore w:val="0"/>
                     <w:spacing w:beforeLines="50" w:after="100" w:line="240" w:lineRule="auto"/>
-                    <w:jc w:val="left"/>
+                    <w:jc w:val="both"/>
                     <w:rPr>
                       <w:rFonts w:hint="default" w:ascii="Times New Roman" w:hAnsi="Times New Roman" w:eastAsia="宋体" w:cs="Times New Roman"/>
                       <w:b w:val="0"/>
@@ -7399,7 +7536,7 @@
                     <w:keepLines/>
                     <w:pageBreakBefore w:val="0"/>
                     <w:spacing w:beforeLines="50" w:after="100" w:line="240" w:lineRule="auto"/>
-                    <w:jc w:val="left"/>
+                    <w:jc w:val="both"/>
                     <w:rPr>
                       <w:rFonts w:hint="default" w:ascii="Times New Roman" w:hAnsi="Times New Roman" w:eastAsia="宋体" w:cs="Times New Roman"/>
                       <w:b w:val="0"/>
@@ -7457,7 +7594,7 @@
                     <w:keepLines/>
                     <w:pageBreakBefore w:val="0"/>
                     <w:spacing w:beforeLines="50" w:after="100" w:line="240" w:lineRule="auto"/>
-                    <w:jc w:val="left"/>
+                    <w:jc w:val="both"/>
                     <w:rPr>
                       <w:rFonts w:hint="default" w:ascii="Times New Roman" w:hAnsi="Times New Roman" w:eastAsia="宋体" w:cs="Times New Roman"/>
                       <w:b w:val="0"/>
@@ -7515,7 +7652,7 @@
                     <w:keepLines/>
                     <w:pageBreakBefore w:val="0"/>
                     <w:spacing w:beforeLines="50" w:after="100" w:line="240" w:lineRule="auto"/>
-                    <w:jc w:val="left"/>
+                    <w:jc w:val="both"/>
                     <w:rPr>
                       <w:rFonts w:hint="default" w:ascii="Times New Roman" w:hAnsi="Times New Roman" w:eastAsia="宋体" w:cs="Times New Roman"/>
                       <w:b w:val="0"/>
@@ -7573,7 +7710,7 @@
                     <w:keepLines/>
                     <w:pageBreakBefore w:val="0"/>
                     <w:spacing w:beforeLines="50" w:after="100" w:line="240" w:lineRule="auto"/>
-                    <w:jc w:val="left"/>
+                    <w:jc w:val="both"/>
                     <w:rPr>
                       <w:rFonts w:hint="default" w:ascii="Times New Roman" w:hAnsi="Times New Roman" w:eastAsia="宋体" w:cs="Times New Roman"/>
                       <w:b w:val="0"/>
@@ -7631,7 +7768,7 @@
                     <w:keepLines/>
                     <w:pageBreakBefore w:val="0"/>
                     <w:spacing w:beforeLines="50" w:after="100" w:line="240" w:lineRule="auto"/>
-                    <w:jc w:val="left"/>
+                    <w:jc w:val="both"/>
                     <w:rPr>
                       <w:rFonts w:hint="default" w:ascii="Times New Roman" w:hAnsi="Times New Roman" w:eastAsia="宋体" w:cs="Times New Roman"/>
                       <w:b w:val="0"/>
@@ -7689,7 +7826,7 @@
                     <w:keepLines/>
                     <w:pageBreakBefore w:val="0"/>
                     <w:spacing w:beforeLines="50" w:after="100" w:line="240" w:lineRule="auto"/>
-                    <w:jc w:val="left"/>
+                    <w:jc w:val="both"/>
                     <w:rPr>
                       <w:rFonts w:hint="default" w:ascii="Times New Roman" w:hAnsi="Times New Roman" w:eastAsia="宋体" w:cs="Times New Roman"/>
                       <w:b w:val="0"/>
@@ -7747,7 +7884,7 @@
                     <w:keepLines/>
                     <w:pageBreakBefore w:val="0"/>
                     <w:spacing w:beforeLines="50" w:after="100" w:line="240" w:lineRule="auto"/>
-                    <w:jc w:val="left"/>
+                    <w:jc w:val="both"/>
                     <w:rPr>
                       <w:rFonts w:hint="default" w:ascii="Times New Roman" w:hAnsi="Times New Roman" w:eastAsia="宋体" w:cs="Times New Roman"/>
                       <w:b w:val="0"/>
@@ -7805,7 +7942,7 @@
                     <w:keepLines/>
                     <w:pageBreakBefore w:val="0"/>
                     <w:spacing w:beforeLines="50" w:after="100" w:line="240" w:lineRule="auto"/>
-                    <w:jc w:val="left"/>
+                    <w:jc w:val="both"/>
                     <w:rPr>
                       <w:rFonts w:hint="default" w:ascii="Times New Roman" w:hAnsi="Times New Roman" w:eastAsia="宋体" w:cs="Times New Roman"/>
                       <w:b w:val="0"/>
@@ -7863,7 +8000,7 @@
                     <w:keepLines/>
                     <w:pageBreakBefore w:val="0"/>
                     <w:spacing w:beforeLines="50" w:after="100" w:line="240" w:lineRule="auto"/>
-                    <w:jc w:val="left"/>
+                    <w:jc w:val="both"/>
                     <w:rPr>
                       <w:rFonts w:hint="default" w:ascii="Times New Roman" w:hAnsi="Times New Roman" w:eastAsia="宋体" w:cs="Times New Roman"/>
                       <w:b w:val="0"/>
@@ -7921,7 +8058,7 @@
                     <w:keepLines/>
                     <w:pageBreakBefore w:val="0"/>
                     <w:spacing w:beforeLines="50" w:after="100" w:line="240" w:lineRule="auto"/>
-                    <w:jc w:val="left"/>
+                    <w:jc w:val="both"/>
                     <w:rPr>
                       <w:rFonts w:hint="default" w:ascii="Times New Roman" w:hAnsi="Times New Roman" w:eastAsia="宋体" w:cs="Times New Roman"/>
                       <w:b w:val="0"/>
@@ -7979,7 +8116,7 @@
                     <w:keepLines/>
                     <w:pageBreakBefore w:val="0"/>
                     <w:spacing w:beforeLines="50" w:after="100" w:line="240" w:lineRule="auto"/>
-                    <w:jc w:val="left"/>
+                    <w:jc w:val="both"/>
                     <w:rPr>
                       <w:rFonts w:hint="default" w:ascii="Times New Roman" w:hAnsi="Times New Roman" w:eastAsia="宋体" w:cs="Times New Roman"/>
                       <w:b w:val="0"/>
@@ -8037,7 +8174,7 @@
                     <w:keepLines/>
                     <w:pageBreakBefore w:val="0"/>
                     <w:spacing w:beforeLines="50" w:after="100" w:line="240" w:lineRule="auto"/>
-                    <w:jc w:val="left"/>
+                    <w:jc w:val="both"/>
                     <w:rPr>
                       <w:rFonts w:hint="default" w:ascii="Times New Roman" w:hAnsi="Times New Roman" w:eastAsia="宋体" w:cs="Times New Roman"/>
                       <w:b w:val="0"/>
@@ -8095,7 +8232,7 @@
                     <w:keepLines/>
                     <w:pageBreakBefore w:val="0"/>
                     <w:spacing w:beforeLines="50" w:after="100" w:line="240" w:lineRule="auto"/>
-                    <w:jc w:val="left"/>
+                    <w:jc w:val="both"/>
                     <w:rPr>
                       <w:rFonts w:hint="default" w:ascii="Times New Roman" w:hAnsi="Times New Roman" w:eastAsia="宋体" w:cs="Times New Roman"/>
                       <w:b w:val="0"/>
@@ -8153,7 +8290,7 @@
                     <w:keepLines/>
                     <w:pageBreakBefore w:val="0"/>
                     <w:spacing w:beforeLines="50" w:after="100" w:line="240" w:lineRule="auto"/>
-                    <w:jc w:val="left"/>
+                    <w:jc w:val="both"/>
                     <w:rPr>
                       <w:rFonts w:hint="default" w:ascii="Times New Roman" w:hAnsi="Times New Roman" w:eastAsia="宋体" w:cs="Times New Roman"/>
                       <w:b w:val="0"/>
@@ -8183,7 +8320,7 @@
               <w:keepNext w:val="0"/>
               <w:keepLines/>
               <w:spacing w:beforeLines="50" w:after="100" w:line="240" w:lineRule="auto"/>
-              <w:jc w:val="left"/>
+              <w:jc w:val="both"/>
               <w:rPr>
                 <w:rFonts w:hint="default" w:ascii="Times New Roman" w:hAnsi="Times New Roman" w:eastAsia="宋体" w:cs="Times New Roman"/>
                 <w:sz w:val="21"/>
@@ -8197,7 +8334,7 @@
               <w:keepNext w:val="0"/>
               <w:keepLines/>
               <w:spacing w:beforeLines="50" w:after="100" w:line="240" w:lineRule="auto"/>
-              <w:jc w:val="left"/>
+              <w:jc w:val="both"/>
               <w:rPr>
                 <w:rFonts w:hint="default" w:ascii="Times New Roman" w:hAnsi="Times New Roman" w:eastAsia="宋体" w:cs="Times New Roman"/>
                 <w:sz w:val="21"/>
@@ -8250,7 +8387,7 @@
               <w:keepNext/>
               <w:keepLines/>
               <w:spacing w:beforeLines="50" w:after="100" w:line="240" w:lineRule="auto"/>
-              <w:jc w:val="left"/>
+              <w:jc w:val="both"/>
               <w:rPr>
                 <w:rFonts w:hint="default" w:ascii="Times New Roman" w:hAnsi="Times New Roman" w:eastAsia="宋体" w:cs="Times New Roman"/>
                 <w:b/>
@@ -8275,7 +8412,7 @@
               <w:keepNext/>
               <w:keepLines/>
               <w:spacing w:before="140" w:beforeLines="50" w:after="100" w:line="240" w:lineRule="auto"/>
-              <w:jc w:val="left"/>
+              <w:jc w:val="both"/>
               <w:rPr>
                 <w:rFonts w:hint="default" w:ascii="Times New Roman" w:hAnsi="Times New Roman" w:eastAsia="宋体" w:cs="Times New Roman"/>
                 <w:b w:val="0"/>
@@ -8312,7 +8449,7 @@
                 <w:szCs w:val="28"/>
                 <w:lang w:val="en-US" w:eastAsia="zh-CN"/>
               </w:rPr>
-              <w:t>特色在于把双压力流量感知、有限故障模式、可靠告警和管理确认连接成可追溯系统，运行状态与测量质量共同参与解释。最终交付包含可操作台架、节点和接收端、软件以及对应实验资料，用户能够查看异常区段、变化证据和处理记录。</w:t>
+              <w:t>特色在于把双压力流量感知、有限故障模式、可靠告警和管理确认连接成可追溯系统，运行状态与测量质量共同参与解释。最终交付包含可操作台架、节点和接收端、软件以及对应实验资料，用户能够查看异常区段、变化证据以及核查、处置和复测记录。跨工况迁移与多支管共同扰动为后续研究预留了可检验问题和数据接口。</w:t>
             </w:r>
           </w:p>
           <w:p>
@@ -8320,7 +8457,7 @@
               <w:keepNext/>
               <w:keepLines/>
               <w:spacing w:before="140" w:beforeLines="50" w:after="100" w:line="240" w:lineRule="auto"/>
-              <w:jc w:val="left"/>
+              <w:jc w:val="both"/>
               <w:rPr>
                 <w:rFonts w:hint="default" w:ascii="Times New Roman" w:hAnsi="Times New Roman" w:eastAsia="宋体" w:cs="Times New Roman"/>
                 <w:b w:val="0"/>
@@ -8365,7 +8502,7 @@
               <w:keepNext/>
               <w:keepLines/>
               <w:spacing w:before="140" w:beforeLines="50" w:after="100" w:line="240" w:lineRule="auto"/>
-              <w:jc w:val="left"/>
+              <w:jc w:val="both"/>
               <w:rPr>
                 <w:rFonts w:hint="default" w:ascii="Times New Roman" w:hAnsi="Times New Roman" w:eastAsia="宋体" w:cs="Times New Roman"/>
                 <w:b w:val="0"/>
@@ -8440,7 +8577,7 @@
               <w:keepNext/>
               <w:keepLines/>
               <w:spacing w:beforeLines="50" w:after="100" w:line="240" w:lineRule="auto"/>
-              <w:jc w:val="left"/>
+              <w:jc w:val="both"/>
               <w:rPr>
                 <w:rFonts w:hint="default" w:ascii="Times New Roman" w:hAnsi="Times New Roman" w:eastAsia="宋体" w:cs="Times New Roman"/>
                 <w:b/>
@@ -8465,22 +8602,22 @@
               <w:keepNext w:val="0"/>
               <w:keepLines/>
               <w:spacing w:beforeLines="50" w:after="100" w:line="240" w:lineRule="auto"/>
-              <w:jc w:val="left"/>
-              <w:rPr>
-                <w:rFonts w:hint="default" w:ascii="Times New Roman" w:hAnsi="Times New Roman" w:eastAsia="宋体" w:cs="Times New Roman"/>
-                <w:sz w:val="21"/>
-                <w:szCs w:val="28"/>
-                <w:lang w:val="en-US" w:eastAsia="zh-CN"/>
-              </w:rPr>
-            </w:pPr>
-            <w:r>
-              <w:rPr>
-                <w:rFonts w:hint="default" w:ascii="Times New Roman" w:hAnsi="Times New Roman" w:eastAsia="宋体" w:cs="Times New Roman"/>
-                <w:sz w:val="21"/>
-                <w:szCs w:val="28"/>
-                <w:lang w:val="en-US" w:eastAsia="zh-CN"/>
-              </w:rPr>
-              <w:t>形成1套支管故障诊断原型，包含1个P0/P1/Q节点、1个LoRa接收端、1套双支路清水台架和本地Web管理软件，能够完成测量、有限提示、可靠接收、查看确认及数据导出。</w:t>
+              <w:jc w:val="both"/>
+              <w:rPr>
+                <w:rFonts w:hint="default" w:ascii="Times New Roman" w:hAnsi="Times New Roman" w:eastAsia="宋体" w:cs="Times New Roman"/>
+                <w:sz w:val="21"/>
+                <w:szCs w:val="28"/>
+                <w:lang w:val="en-US" w:eastAsia="zh-CN"/>
+              </w:rPr>
+            </w:pPr>
+            <w:r>
+              <w:rPr>
+                <w:rFonts w:hint="default" w:ascii="Times New Roman" w:hAnsi="Times New Roman" w:eastAsia="宋体" w:cs="Times New Roman"/>
+                <w:sz w:val="21"/>
+                <w:szCs w:val="28"/>
+                <w:lang w:val="en-US" w:eastAsia="zh-CN"/>
+              </w:rPr>
+              <w:t>形成1套支管故障诊断原型，包含1个P0/P1/Q节点、1个LoRa接收端、1套双支路清水台架和本地Web管理软件，能够完成测量、有限提示、可靠接收、人工核查、处置复测及数据导出。</w:t>
             </w:r>
           </w:p>
           <w:p>
@@ -8488,7 +8625,7 @@
               <w:keepNext w:val="0"/>
               <w:keepLines/>
               <w:spacing w:beforeLines="50" w:after="100" w:line="240" w:lineRule="auto"/>
-              <w:jc w:val="left"/>
+              <w:jc w:val="both"/>
               <w:rPr>
                 <w:rFonts w:hint="default" w:ascii="Times New Roman" w:hAnsi="Times New Roman" w:eastAsia="宋体" w:cs="Times New Roman"/>
                 <w:sz w:val="21"/>
@@ -8511,7 +8648,7 @@
               <w:keepNext w:val="0"/>
               <w:keepLines/>
               <w:spacing w:beforeLines="50" w:after="100" w:line="240" w:lineRule="auto"/>
-              <w:jc w:val="left"/>
+              <w:jc w:val="both"/>
               <w:rPr>
                 <w:rFonts w:hint="default" w:ascii="Times New Roman" w:hAnsi="Times New Roman" w:eastAsia="宋体" w:cs="Times New Roman"/>
                 <w:sz w:val="21"/>
@@ -8534,7 +8671,7 @@
               <w:keepNext w:val="0"/>
               <w:keepLines/>
               <w:spacing w:beforeLines="50" w:after="100" w:line="240" w:lineRule="auto"/>
-              <w:jc w:val="left"/>
+              <w:jc w:val="both"/>
               <w:rPr>
                 <w:rFonts w:hint="default" w:ascii="Times New Roman" w:hAnsi="Times New Roman" w:eastAsia="宋体" w:cs="Times New Roman"/>
                 <w:sz w:val="21"/>
@@ -8587,7 +8724,7 @@
               <w:keepNext/>
               <w:keepLines/>
               <w:spacing w:beforeLines="50" w:after="100" w:line="240" w:lineRule="auto"/>
-              <w:jc w:val="left"/>
+              <w:jc w:val="both"/>
               <w:rPr>
                 <w:rFonts w:hint="default" w:ascii="Times New Roman" w:hAnsi="Times New Roman" w:eastAsia="宋体" w:cs="Times New Roman"/>
                 <w:b/>
@@ -8612,7 +8749,7 @@
               <w:keepNext w:val="0"/>
               <w:keepLines/>
               <w:spacing w:beforeLines="50" w:after="100" w:line="240" w:lineRule="auto"/>
-              <w:jc w:val="left"/>
+              <w:jc w:val="both"/>
               <w:rPr>
                 <w:rFonts w:hint="default" w:ascii="Times New Roman" w:hAnsi="Times New Roman" w:eastAsia="宋体" w:cs="Times New Roman"/>
                 <w:sz w:val="21"/>
@@ -8687,7 +8824,7 @@
                     <w:keepNext w:val="0"/>
                     <w:keepLines/>
                     <w:spacing w:beforeLines="50" w:after="140" w:line="240" w:lineRule="auto"/>
-                    <w:jc w:val="left"/>
+                    <w:jc w:val="both"/>
                     <w:rPr>
                       <w:rFonts w:hint="eastAsia" w:ascii="Times New Roman" w:hAnsi="Times New Roman" w:cs="Times New Roman"/>
                       <w:b/>
@@ -8771,7 +8908,7 @@
                           <w:keepNext/>
                           <w:keepLines/>
                           <w:spacing w:beforeLines="50" w:after="40" w:line="240" w:lineRule="auto"/>
-                          <w:jc w:val="left"/>
+                          <w:jc w:val="both"/>
                           <w:rPr>
                             <w:rFonts w:hint="default" w:ascii="Times New Roman" w:hAnsi="Times New Roman" w:eastAsia="宋体" w:cs="Times New Roman"/>
                             <w:b/>
@@ -8809,7 +8946,7 @@
                           <w:keepNext/>
                           <w:keepLines/>
                           <w:spacing w:beforeLines="50" w:after="40" w:line="240" w:lineRule="auto"/>
-                          <w:jc w:val="left"/>
+                          <w:jc w:val="both"/>
                           <w:rPr>
                             <w:rFonts w:hint="default" w:ascii="Times New Roman" w:hAnsi="Times New Roman" w:eastAsia="宋体" w:cs="Times New Roman"/>
                             <w:b/>
@@ -8847,7 +8984,7 @@
                           <w:keepNext/>
                           <w:keepLines/>
                           <w:spacing w:beforeLines="50" w:after="40" w:line="240" w:lineRule="auto"/>
-                          <w:jc w:val="left"/>
+                          <w:jc w:val="both"/>
                           <w:rPr>
                             <w:rFonts w:hint="default" w:ascii="Times New Roman" w:hAnsi="Times New Roman" w:eastAsia="宋体" w:cs="Times New Roman"/>
                             <w:b/>
@@ -8906,7 +9043,7 @@
                           <w:keepNext/>
                           <w:keepLines/>
                           <w:spacing w:beforeLines="50" w:after="40" w:line="240" w:lineRule="auto"/>
-                          <w:jc w:val="left"/>
+                          <w:jc w:val="both"/>
                           <w:rPr>
                             <w:rFonts w:hint="default" w:ascii="Times New Roman" w:hAnsi="Times New Roman" w:eastAsia="宋体" w:cs="Times New Roman"/>
                             <w:b w:val="0"/>
@@ -8944,7 +9081,7 @@
                           <w:keepNext/>
                           <w:keepLines/>
                           <w:spacing w:beforeLines="50" w:after="40" w:line="240" w:lineRule="auto"/>
-                          <w:jc w:val="left"/>
+                          <w:jc w:val="both"/>
                           <w:rPr>
                             <w:rFonts w:hint="default" w:ascii="Times New Roman" w:hAnsi="Times New Roman" w:eastAsia="宋体" w:cs="Times New Roman"/>
                             <w:b w:val="0"/>
@@ -8982,7 +9119,7 @@
                           <w:keepNext/>
                           <w:keepLines/>
                           <w:spacing w:beforeLines="50" w:after="40" w:line="240" w:lineRule="auto"/>
-                          <w:jc w:val="left"/>
+                          <w:jc w:val="both"/>
                           <w:rPr>
                             <w:rFonts w:hint="default" w:ascii="Times New Roman" w:hAnsi="Times New Roman" w:eastAsia="宋体" w:cs="Times New Roman"/>
                             <w:b w:val="0"/>
@@ -9041,7 +9178,7 @@
                           <w:keepNext/>
                           <w:keepLines/>
                           <w:spacing w:beforeLines="50" w:after="40" w:line="240" w:lineRule="auto"/>
-                          <w:jc w:val="left"/>
+                          <w:jc w:val="both"/>
                           <w:rPr>
                             <w:rFonts w:hint="default" w:ascii="Times New Roman" w:hAnsi="Times New Roman" w:eastAsia="宋体" w:cs="Times New Roman"/>
                             <w:b w:val="0"/>
@@ -9079,7 +9216,7 @@
                           <w:keepNext/>
                           <w:keepLines/>
                           <w:spacing w:beforeLines="50" w:after="40" w:line="240" w:lineRule="auto"/>
-                          <w:jc w:val="left"/>
+                          <w:jc w:val="both"/>
                           <w:rPr>
                             <w:rFonts w:hint="default" w:ascii="Times New Roman" w:hAnsi="Times New Roman" w:eastAsia="宋体" w:cs="Times New Roman"/>
                             <w:b w:val="0"/>
@@ -9117,7 +9254,7 @@
                           <w:keepNext/>
                           <w:keepLines/>
                           <w:spacing w:beforeLines="50" w:after="40" w:line="240" w:lineRule="auto"/>
-                          <w:jc w:val="left"/>
+                          <w:jc w:val="both"/>
                           <w:rPr>
                             <w:rFonts w:hint="default" w:ascii="Times New Roman" w:hAnsi="Times New Roman" w:eastAsia="宋体" w:cs="Times New Roman"/>
                             <w:b w:val="0"/>
@@ -9176,7 +9313,7 @@
                           <w:keepNext/>
                           <w:keepLines/>
                           <w:spacing w:beforeLines="50" w:after="40" w:line="240" w:lineRule="auto"/>
-                          <w:jc w:val="left"/>
+                          <w:jc w:val="both"/>
                           <w:rPr>
                             <w:rFonts w:hint="default" w:ascii="Times New Roman" w:hAnsi="Times New Roman" w:eastAsia="宋体" w:cs="Times New Roman"/>
                             <w:b w:val="0"/>
@@ -9214,7 +9351,7 @@
                           <w:keepNext/>
                           <w:keepLines/>
                           <w:spacing w:beforeLines="50" w:after="40" w:line="240" w:lineRule="auto"/>
-                          <w:jc w:val="left"/>
+                          <w:jc w:val="both"/>
                           <w:rPr>
                             <w:rFonts w:hint="default" w:ascii="Times New Roman" w:hAnsi="Times New Roman" w:eastAsia="宋体" w:cs="Times New Roman"/>
                             <w:b w:val="0"/>
@@ -9252,7 +9389,7 @@
                           <w:keepNext/>
                           <w:keepLines/>
                           <w:spacing w:beforeLines="50" w:after="40" w:line="240" w:lineRule="auto"/>
-                          <w:jc w:val="left"/>
+                          <w:jc w:val="both"/>
                           <w:rPr>
                             <w:rFonts w:hint="default" w:ascii="Times New Roman" w:hAnsi="Times New Roman" w:eastAsia="宋体" w:cs="Times New Roman"/>
                             <w:b w:val="0"/>
@@ -9311,7 +9448,7 @@
                           <w:keepNext/>
                           <w:keepLines/>
                           <w:spacing w:beforeLines="50" w:after="40" w:line="240" w:lineRule="auto"/>
-                          <w:jc w:val="left"/>
+                          <w:jc w:val="both"/>
                           <w:rPr>
                             <w:rFonts w:hint="default" w:ascii="Times New Roman" w:hAnsi="Times New Roman" w:eastAsia="宋体" w:cs="Times New Roman"/>
                             <w:b w:val="0"/>
@@ -9349,7 +9486,7 @@
                           <w:keepNext/>
                           <w:keepLines/>
                           <w:spacing w:beforeLines="50" w:after="40" w:line="240" w:lineRule="auto"/>
-                          <w:jc w:val="left"/>
+                          <w:jc w:val="both"/>
                           <w:rPr>
                             <w:rFonts w:hint="default" w:ascii="Times New Roman" w:hAnsi="Times New Roman" w:eastAsia="宋体" w:cs="Times New Roman"/>
                             <w:b w:val="0"/>
@@ -9387,7 +9524,7 @@
                           <w:keepNext/>
                           <w:keepLines/>
                           <w:spacing w:beforeLines="50" w:after="40" w:line="240" w:lineRule="auto"/>
-                          <w:jc w:val="left"/>
+                          <w:jc w:val="both"/>
                           <w:rPr>
                             <w:rFonts w:hint="default" w:ascii="Times New Roman" w:hAnsi="Times New Roman" w:eastAsia="宋体" w:cs="Times New Roman"/>
                             <w:b w:val="0"/>
@@ -9413,6 +9550,14 @@
                   </w:tr>
                   <w:tr>
                     <w:tblPrEx>
+                      <w:tblBorders>
+                        <w:top w:val="single" w:color="D9D9D9" w:sz="2" w:space="0"/>
+                        <w:left w:val="single" w:color="D9D9D9" w:sz="2" w:space="0"/>
+                        <w:bottom w:val="single" w:color="D9D9D9" w:sz="2" w:space="0"/>
+                        <w:right w:val="single" w:color="D9D9D9" w:sz="2" w:space="0"/>
+                        <w:insideH w:val="single" w:color="D9D9D9" w:sz="2" w:space="0"/>
+                        <w:insideV w:val="single" w:color="D9D9D9" w:sz="2" w:space="0"/>
+                      </w:tblBorders>
                       <w:tblCellMar>
                         <w:top w:w="60" w:type="dxa"/>
                         <w:left w:w="100" w:type="dxa"/>
@@ -9438,7 +9583,7 @@
                           <w:keepNext/>
                           <w:keepLines/>
                           <w:spacing w:beforeLines="50" w:after="40" w:line="240" w:lineRule="auto"/>
-                          <w:jc w:val="left"/>
+                          <w:jc w:val="both"/>
                           <w:rPr>
                             <w:rFonts w:hint="default" w:ascii="Times New Roman" w:hAnsi="Times New Roman" w:eastAsia="宋体" w:cs="Times New Roman"/>
                             <w:b w:val="0"/>
@@ -9476,7 +9621,7 @@
                           <w:keepNext/>
                           <w:keepLines/>
                           <w:spacing w:beforeLines="50" w:after="40" w:line="240" w:lineRule="auto"/>
-                          <w:jc w:val="left"/>
+                          <w:jc w:val="both"/>
                           <w:rPr>
                             <w:rFonts w:hint="default" w:ascii="Times New Roman" w:hAnsi="Times New Roman" w:eastAsia="宋体" w:cs="Times New Roman"/>
                             <w:b w:val="0"/>
@@ -9514,7 +9659,7 @@
                           <w:keepNext/>
                           <w:keepLines/>
                           <w:spacing w:beforeLines="50" w:after="40" w:line="240" w:lineRule="auto"/>
-                          <w:jc w:val="left"/>
+                          <w:jc w:val="both"/>
                           <w:rPr>
                             <w:rFonts w:hint="default" w:ascii="Times New Roman" w:hAnsi="Times New Roman" w:eastAsia="宋体" w:cs="Times New Roman"/>
                             <w:b w:val="0"/>
@@ -9573,7 +9718,7 @@
                           <w:keepNext w:val="0"/>
                           <w:keepLines/>
                           <w:spacing w:beforeLines="50" w:after="40" w:line="240" w:lineRule="auto"/>
-                          <w:jc w:val="left"/>
+                          <w:jc w:val="both"/>
                           <w:rPr>
                             <w:rFonts w:hint="default" w:ascii="Times New Roman" w:hAnsi="Times New Roman" w:eastAsia="宋体" w:cs="Times New Roman"/>
                             <w:b w:val="0"/>
@@ -9611,7 +9756,7 @@
                           <w:keepNext w:val="0"/>
                           <w:keepLines/>
                           <w:spacing w:beforeLines="50" w:after="40" w:line="240" w:lineRule="auto"/>
-                          <w:jc w:val="left"/>
+                          <w:jc w:val="both"/>
                           <w:rPr>
                             <w:rFonts w:hint="default" w:ascii="Times New Roman" w:hAnsi="Times New Roman" w:eastAsia="宋体" w:cs="Times New Roman"/>
                             <w:b w:val="0"/>
@@ -9649,7 +9794,7 @@
                           <w:keepNext w:val="0"/>
                           <w:keepLines/>
                           <w:spacing w:beforeLines="50" w:after="40" w:line="240" w:lineRule="auto"/>
-                          <w:jc w:val="left"/>
+                          <w:jc w:val="both"/>
                           <w:rPr>
                             <w:rFonts w:hint="default" w:ascii="Times New Roman" w:hAnsi="Times New Roman" w:eastAsia="宋体" w:cs="Times New Roman"/>
                             <w:b w:val="0"/>
@@ -9679,7 +9824,7 @@
                     <w:keepNext w:val="0"/>
                     <w:keepLines/>
                     <w:spacing w:beforeLines="50" w:after="100" w:line="240" w:lineRule="auto"/>
-                    <w:jc w:val="left"/>
+                    <w:jc w:val="both"/>
                     <w:rPr>
                       <w:rFonts w:hint="default" w:ascii="Times New Roman" w:hAnsi="Times New Roman" w:cs="Times New Roman"/>
                       <w:sz w:val="21"/>
@@ -9697,7 +9842,7 @@
               <w:keepNext w:val="0"/>
               <w:keepLines/>
               <w:spacing w:beforeLines="50" w:after="100" w:line="240" w:lineRule="auto"/>
-              <w:jc w:val="left"/>
+              <w:jc w:val="both"/>
               <w:rPr>
                 <w:rFonts w:hint="default" w:ascii="Times New Roman" w:hAnsi="Times New Roman" w:eastAsia="宋体" w:cs="Times New Roman"/>
                 <w:sz w:val="21"/>
@@ -9711,7 +9856,7 @@
               <w:keepNext w:val="0"/>
               <w:keepLines/>
               <w:spacing w:beforeLines="50" w:after="100" w:line="240" w:lineRule="auto"/>
-              <w:jc w:val="left"/>
+              <w:jc w:val="both"/>
               <w:rPr>
                 <w:rFonts w:hint="default" w:ascii="Times New Roman" w:hAnsi="Times New Roman" w:eastAsia="宋体" w:cs="Times New Roman"/>
                 <w:sz w:val="21"/>
@@ -9768,7 +9913,7 @@
                 <w:numId w:val="0"/>
               </w:numPr>
               <w:spacing w:beforeLines="50" w:after="100" w:line="240" w:lineRule="auto"/>
-              <w:jc w:val="left"/>
+              <w:jc w:val="both"/>
               <w:rPr>
                 <w:rFonts w:hint="default" w:ascii="Times New Roman" w:hAnsi="Times New Roman" w:eastAsia="宋体" w:cs="Times New Roman"/>
                 <w:b/>
@@ -9797,7 +9942,7 @@
                 <w:numId w:val="0"/>
               </w:numPr>
               <w:spacing w:before="140" w:beforeLines="50" w:after="100" w:line="240" w:lineRule="auto"/>
-              <w:jc w:val="left"/>
+              <w:jc w:val="both"/>
               <w:rPr>
                 <w:rFonts w:hint="default" w:ascii="Times New Roman" w:hAnsi="Times New Roman" w:eastAsia="宋体" w:cs="Times New Roman"/>
                 <w:b w:val="0"/>
@@ -9901,7 +10046,7 @@
                 <w:numId w:val="0"/>
               </w:numPr>
               <w:spacing w:beforeLines="50" w:after="100" w:line="240" w:lineRule="auto"/>
-              <w:jc w:val="left"/>
+              <w:jc w:val="both"/>
               <w:rPr>
                 <w:rFonts w:hint="default" w:ascii="Times New Roman" w:hAnsi="Times New Roman" w:eastAsia="宋体" w:cs="Times New Roman"/>
                 <w:sz w:val="21"/>
@@ -9928,7 +10073,7 @@
                 <w:numId w:val="0"/>
               </w:numPr>
               <w:spacing w:beforeLines="50" w:after="100" w:line="240" w:lineRule="auto"/>
-              <w:jc w:val="left"/>
+              <w:jc w:val="both"/>
               <w:rPr>
                 <w:rFonts w:hint="default" w:ascii="Times New Roman" w:hAnsi="Times New Roman" w:eastAsia="宋体" w:cs="Times New Roman"/>
                 <w:sz w:val="21"/>
@@ -9980,6 +10125,12 @@
                   <w:insideH w:val="none" w:color="auto" w:sz="0" w:space="0"/>
                   <w:insideV w:val="none" w:color="auto" w:sz="0" w:space="0"/>
                 </w:tblBorders>
+                <w:tblCellMar>
+                  <w:top w:w="0" w:type="dxa"/>
+                  <w:left w:w="0" w:type="dxa"/>
+                  <w:bottom w:w="0" w:type="dxa"/>
+                  <w:right w:w="0" w:type="dxa"/>
+                </w:tblCellMar>
               </w:tblPrEx>
               <w:trPr>
                 <w:cantSplit/>
@@ -10002,7 +10153,7 @@
                       <w:numId w:val="0"/>
                     </w:numPr>
                     <w:spacing w:beforeLines="50" w:after="100" w:line="240" w:lineRule="auto"/>
-                    <w:jc w:val="left"/>
+                    <w:jc w:val="both"/>
                     <w:rPr>
                       <w:rFonts w:hint="default" w:ascii="Times New Roman" w:hAnsi="Times New Roman" w:eastAsia="宋体" w:cs="Times New Roman"/>
                       <w:sz w:val="21"/>
@@ -10035,7 +10186,7 @@
                 <w:numId w:val="0"/>
               </w:numPr>
               <w:spacing w:beforeLines="50" w:after="100" w:line="240" w:lineRule="auto"/>
-              <w:jc w:val="left"/>
+              <w:jc w:val="both"/>
               <w:rPr>
                 <w:rFonts w:hint="default" w:ascii="Times New Roman" w:hAnsi="Times New Roman" w:eastAsia="宋体" w:cs="Times New Roman"/>
                 <w:sz w:val="21"/>
@@ -10053,22 +10204,22 @@
                 <w:numId w:val="0"/>
               </w:numPr>
               <w:spacing w:beforeLines="50" w:after="100" w:line="240" w:lineRule="auto"/>
-              <w:jc w:val="left"/>
-              <w:rPr>
-                <w:rFonts w:hint="default" w:ascii="Times New Roman" w:hAnsi="Times New Roman" w:eastAsia="宋体" w:cs="Times New Roman"/>
-                <w:sz w:val="21"/>
-                <w:szCs w:val="28"/>
-                <w:lang w:val="en-US" w:eastAsia="zh-CN"/>
-              </w:rPr>
-            </w:pPr>
-            <w:r>
-              <w:rPr>
-                <w:rFonts w:hint="default" w:ascii="Times New Roman" w:hAnsi="Times New Roman" w:eastAsia="宋体" w:cs="Times New Roman"/>
-                <w:sz w:val="21"/>
-                <w:szCs w:val="28"/>
-                <w:lang w:val="en-US" w:eastAsia="zh-CN"/>
-              </w:rPr>
-              <w:t>程序、JSON/CSV和图表可追溯，图8是当前离线网页实际截图，支持合成回放、质量状态及确认演示；实际设备接入与日志持久化尚未实现。目前没有已发表论文、授权专利、软著或田间成绩。</w:t>
+              <w:jc w:val="both"/>
+              <w:rPr>
+                <w:rFonts w:hint="default" w:ascii="Times New Roman" w:hAnsi="Times New Roman" w:eastAsia="宋体" w:cs="Times New Roman"/>
+                <w:sz w:val="21"/>
+                <w:szCs w:val="28"/>
+                <w:lang w:val="en-US" w:eastAsia="zh-CN"/>
+              </w:rPr>
+            </w:pPr>
+            <w:r>
+              <w:rPr>
+                <w:rFonts w:hint="default" w:ascii="Times New Roman" w:hAnsi="Times New Roman" w:eastAsia="宋体" w:cs="Times New Roman"/>
+                <w:sz w:val="21"/>
+                <w:szCs w:val="28"/>
+                <w:lang w:val="en-US" w:eastAsia="zh-CN"/>
+              </w:rPr>
+              <w:t>程序、JSON/CSV和图表可追溯，图8是当前离线网页实际截图，支持合成回放、质量状态及维护流程演示，演示记录可在浏览器本地保存并导出；真实设备接入、接收数据库与实物维护记录尚未实现。目前没有已发表论文、授权专利、软著或田间成绩。</w:t>
             </w:r>
           </w:p>
           <w:p>
@@ -10080,7 +10231,7 @@
                 <w:numId w:val="0"/>
               </w:numPr>
               <w:spacing w:before="140" w:beforeLines="50" w:after="100" w:line="240" w:lineRule="auto"/>
-              <w:jc w:val="left"/>
+              <w:jc w:val="both"/>
               <w:rPr>
                 <w:rFonts w:hint="default" w:ascii="Times New Roman" w:hAnsi="Times New Roman" w:eastAsia="宋体" w:cs="Times New Roman"/>
                 <w:b w:val="0"/>
@@ -10129,7 +10280,7 @@
                 <w:numId w:val="0"/>
               </w:numPr>
               <w:spacing w:beforeLines="50" w:after="100" w:line="240" w:lineRule="auto"/>
-              <w:jc w:val="left"/>
+              <w:jc w:val="both"/>
               <w:rPr>
                 <w:rFonts w:hint="default" w:ascii="Times New Roman" w:hAnsi="Times New Roman" w:eastAsia="宋体" w:cs="Times New Roman"/>
                 <w:sz w:val="21"/>
@@ -10182,7 +10333,7 @@
               <w:keepNext/>
               <w:keepLines/>
               <w:spacing w:beforeLines="50" w:after="100" w:line="240" w:lineRule="auto"/>
-              <w:jc w:val="left"/>
+              <w:jc w:val="both"/>
               <w:rPr>
                 <w:rFonts w:hint="default" w:ascii="Times New Roman" w:hAnsi="Times New Roman" w:eastAsia="宋体" w:cs="Times New Roman"/>
                 <w:b/>
@@ -10207,7 +10358,7 @@
               <w:keepNext w:val="0"/>
               <w:keepLines/>
               <w:spacing w:beforeLines="50" w:after="100" w:line="240" w:lineRule="auto"/>
-              <w:jc w:val="left"/>
+              <w:jc w:val="both"/>
               <w:rPr>
                 <w:rFonts w:hint="default" w:ascii="Times New Roman" w:hAnsi="Times New Roman" w:eastAsia="宋体" w:cs="Times New Roman"/>
                 <w:sz w:val="21"/>
@@ -10259,6 +10410,12 @@
                   <w:insideH w:val="none" w:color="auto" w:sz="0" w:space="0"/>
                   <w:insideV w:val="none" w:color="auto" w:sz="0" w:space="0"/>
                 </w:tblBorders>
+                <w:tblCellMar>
+                  <w:top w:w="0" w:type="dxa"/>
+                  <w:left w:w="0" w:type="dxa"/>
+                  <w:bottom w:w="0" w:type="dxa"/>
+                  <w:right w:w="0" w:type="dxa"/>
+                </w:tblCellMar>
               </w:tblPrEx>
               <w:trPr>
                 <w:cantSplit/>
@@ -10276,7 +10433,7 @@
                     <w:keepNext w:val="0"/>
                     <w:keepLines/>
                     <w:spacing w:beforeLines="50" w:after="140" w:line="240" w:lineRule="auto"/>
-                    <w:jc w:val="left"/>
+                    <w:jc w:val="both"/>
                     <w:rPr>
                       <w:rFonts w:hint="eastAsia" w:ascii="Times New Roman" w:hAnsi="Times New Roman" w:cs="Times New Roman"/>
                       <w:b/>
@@ -10360,7 +10517,7 @@
                           <w:keepNext/>
                           <w:keepLines/>
                           <w:spacing w:beforeLines="50" w:after="40" w:line="240" w:lineRule="auto"/>
-                          <w:jc w:val="left"/>
+                          <w:jc w:val="both"/>
                           <w:rPr>
                             <w:rFonts w:hint="default" w:ascii="Times New Roman" w:hAnsi="Times New Roman" w:eastAsia="宋体" w:cs="Times New Roman"/>
                             <w:b/>
@@ -10398,7 +10555,7 @@
                           <w:keepNext/>
                           <w:keepLines/>
                           <w:spacing w:beforeLines="50" w:after="40" w:line="240" w:lineRule="auto"/>
-                          <w:jc w:val="left"/>
+                          <w:jc w:val="both"/>
                           <w:rPr>
                             <w:rFonts w:hint="default" w:ascii="Times New Roman" w:hAnsi="Times New Roman" w:eastAsia="宋体" w:cs="Times New Roman"/>
                             <w:b/>
@@ -10436,7 +10593,7 @@
                           <w:keepNext/>
                           <w:keepLines/>
                           <w:spacing w:beforeLines="50" w:after="40" w:line="240" w:lineRule="auto"/>
-                          <w:jc w:val="left"/>
+                          <w:jc w:val="both"/>
                           <w:rPr>
                             <w:rFonts w:hint="default" w:ascii="Times New Roman" w:hAnsi="Times New Roman" w:eastAsia="宋体" w:cs="Times New Roman"/>
                             <w:b/>
@@ -10495,7 +10652,7 @@
                           <w:keepNext/>
                           <w:keepLines/>
                           <w:spacing w:beforeLines="50" w:after="40" w:line="240" w:lineRule="auto"/>
-                          <w:jc w:val="left"/>
+                          <w:jc w:val="both"/>
                           <w:rPr>
                             <w:rFonts w:hint="default" w:ascii="Times New Roman" w:hAnsi="Times New Roman" w:eastAsia="宋体" w:cs="Times New Roman"/>
                             <w:b w:val="0"/>
@@ -10533,7 +10690,7 @@
                           <w:keepNext/>
                           <w:keepLines/>
                           <w:spacing w:beforeLines="50" w:after="40" w:line="240" w:lineRule="auto"/>
-                          <w:jc w:val="left"/>
+                          <w:jc w:val="both"/>
                           <w:rPr>
                             <w:rFonts w:hint="default" w:ascii="Times New Roman" w:hAnsi="Times New Roman" w:eastAsia="宋体" w:cs="Times New Roman"/>
                             <w:b w:val="0"/>
@@ -10571,7 +10728,7 @@
                           <w:keepNext/>
                           <w:keepLines/>
                           <w:spacing w:beforeLines="50" w:after="40" w:line="240" w:lineRule="auto"/>
-                          <w:jc w:val="left"/>
+                          <w:jc w:val="both"/>
                           <w:rPr>
                             <w:rFonts w:hint="default" w:ascii="Times New Roman" w:hAnsi="Times New Roman" w:eastAsia="宋体" w:cs="Times New Roman"/>
                             <w:b w:val="0"/>
@@ -10630,7 +10787,7 @@
                           <w:keepNext/>
                           <w:keepLines/>
                           <w:spacing w:beforeLines="50" w:after="40" w:line="240" w:lineRule="auto"/>
-                          <w:jc w:val="left"/>
+                          <w:jc w:val="both"/>
                           <w:rPr>
                             <w:rFonts w:hint="default" w:ascii="Times New Roman" w:hAnsi="Times New Roman" w:eastAsia="宋体" w:cs="Times New Roman"/>
                             <w:b w:val="0"/>
@@ -10668,7 +10825,7 @@
                           <w:keepNext/>
                           <w:keepLines/>
                           <w:spacing w:beforeLines="50" w:after="40" w:line="240" w:lineRule="auto"/>
-                          <w:jc w:val="left"/>
+                          <w:jc w:val="both"/>
                           <w:rPr>
                             <w:rFonts w:hint="default" w:ascii="Times New Roman" w:hAnsi="Times New Roman" w:eastAsia="宋体" w:cs="Times New Roman"/>
                             <w:b w:val="0"/>
@@ -10706,7 +10863,7 @@
                           <w:keepNext/>
                           <w:keepLines/>
                           <w:spacing w:beforeLines="50" w:after="40" w:line="240" w:lineRule="auto"/>
-                          <w:jc w:val="left"/>
+                          <w:jc w:val="both"/>
                           <w:rPr>
                             <w:rFonts w:hint="default" w:ascii="Times New Roman" w:hAnsi="Times New Roman" w:eastAsia="宋体" w:cs="Times New Roman"/>
                             <w:b w:val="0"/>
@@ -10765,7 +10922,7 @@
                           <w:keepNext/>
                           <w:keepLines/>
                           <w:spacing w:beforeLines="50" w:after="40" w:line="240" w:lineRule="auto"/>
-                          <w:jc w:val="left"/>
+                          <w:jc w:val="both"/>
                           <w:rPr>
                             <w:rFonts w:hint="default" w:ascii="Times New Roman" w:hAnsi="Times New Roman" w:eastAsia="宋体" w:cs="Times New Roman"/>
                             <w:b w:val="0"/>
@@ -10803,7 +10960,7 @@
                           <w:keepNext/>
                           <w:keepLines/>
                           <w:spacing w:beforeLines="50" w:after="40" w:line="240" w:lineRule="auto"/>
-                          <w:jc w:val="left"/>
+                          <w:jc w:val="both"/>
                           <w:rPr>
                             <w:rFonts w:hint="default" w:ascii="Times New Roman" w:hAnsi="Times New Roman" w:eastAsia="宋体" w:cs="Times New Roman"/>
                             <w:b w:val="0"/>
@@ -10841,7 +10998,7 @@
                           <w:keepNext/>
                           <w:keepLines/>
                           <w:spacing w:beforeLines="50" w:after="40" w:line="240" w:lineRule="auto"/>
-                          <w:jc w:val="left"/>
+                          <w:jc w:val="both"/>
                           <w:rPr>
                             <w:rFonts w:hint="default" w:ascii="Times New Roman" w:hAnsi="Times New Roman" w:eastAsia="宋体" w:cs="Times New Roman"/>
                             <w:b w:val="0"/>
@@ -10900,7 +11057,7 @@
                           <w:keepNext/>
                           <w:keepLines/>
                           <w:spacing w:beforeLines="50" w:after="40" w:line="240" w:lineRule="auto"/>
-                          <w:jc w:val="left"/>
+                          <w:jc w:val="both"/>
                           <w:rPr>
                             <w:rFonts w:hint="default" w:ascii="Times New Roman" w:hAnsi="Times New Roman" w:eastAsia="宋体" w:cs="Times New Roman"/>
                             <w:b w:val="0"/>
@@ -10938,7 +11095,7 @@
                           <w:keepNext/>
                           <w:keepLines/>
                           <w:spacing w:beforeLines="50" w:after="40" w:line="240" w:lineRule="auto"/>
-                          <w:jc w:val="left"/>
+                          <w:jc w:val="both"/>
                           <w:rPr>
                             <w:rFonts w:hint="default" w:ascii="Times New Roman" w:hAnsi="Times New Roman" w:eastAsia="宋体" w:cs="Times New Roman"/>
                             <w:b w:val="0"/>
@@ -10976,7 +11133,7 @@
                           <w:keepNext/>
                           <w:keepLines/>
                           <w:spacing w:beforeLines="50" w:after="40" w:line="240" w:lineRule="auto"/>
-                          <w:jc w:val="left"/>
+                          <w:jc w:val="both"/>
                           <w:rPr>
                             <w:rFonts w:hint="default" w:ascii="Times New Roman" w:hAnsi="Times New Roman" w:eastAsia="宋体" w:cs="Times New Roman"/>
                             <w:b w:val="0"/>
@@ -11035,7 +11192,7 @@
                           <w:keepNext/>
                           <w:keepLines/>
                           <w:spacing w:beforeLines="50" w:after="40" w:line="240" w:lineRule="auto"/>
-                          <w:jc w:val="left"/>
+                          <w:jc w:val="both"/>
                           <w:rPr>
                             <w:rFonts w:hint="default" w:ascii="Times New Roman" w:hAnsi="Times New Roman" w:eastAsia="宋体" w:cs="Times New Roman"/>
                             <w:b w:val="0"/>
@@ -11073,7 +11230,7 @@
                           <w:keepNext/>
                           <w:keepLines/>
                           <w:spacing w:beforeLines="50" w:after="40" w:line="240" w:lineRule="auto"/>
-                          <w:jc w:val="left"/>
+                          <w:jc w:val="both"/>
                           <w:rPr>
                             <w:rFonts w:hint="default" w:ascii="Times New Roman" w:hAnsi="Times New Roman" w:eastAsia="宋体" w:cs="Times New Roman"/>
                             <w:b w:val="0"/>
@@ -11111,7 +11268,7 @@
                           <w:keepNext/>
                           <w:keepLines/>
                           <w:spacing w:beforeLines="50" w:after="40" w:line="240" w:lineRule="auto"/>
-                          <w:jc w:val="left"/>
+                          <w:jc w:val="both"/>
                           <w:rPr>
                             <w:rFonts w:hint="default" w:ascii="Times New Roman" w:hAnsi="Times New Roman" w:eastAsia="宋体" w:cs="Times New Roman"/>
                             <w:b w:val="0"/>
@@ -11170,7 +11327,7 @@
                           <w:keepNext/>
                           <w:keepLines/>
                           <w:spacing w:beforeLines="50" w:after="40" w:line="240" w:lineRule="auto"/>
-                          <w:jc w:val="left"/>
+                          <w:jc w:val="both"/>
                           <w:rPr>
                             <w:rFonts w:hint="default" w:ascii="Times New Roman" w:hAnsi="Times New Roman" w:eastAsia="宋体" w:cs="Times New Roman"/>
                             <w:b w:val="0"/>
@@ -11208,7 +11365,7 @@
                           <w:keepNext/>
                           <w:keepLines/>
                           <w:spacing w:beforeLines="50" w:after="40" w:line="240" w:lineRule="auto"/>
-                          <w:jc w:val="left"/>
+                          <w:jc w:val="both"/>
                           <w:rPr>
                             <w:rFonts w:hint="default" w:ascii="Times New Roman" w:hAnsi="Times New Roman" w:eastAsia="宋体" w:cs="Times New Roman"/>
                             <w:b w:val="0"/>
@@ -11246,7 +11403,7 @@
                           <w:keepNext/>
                           <w:keepLines/>
                           <w:spacing w:beforeLines="50" w:after="40" w:line="240" w:lineRule="auto"/>
-                          <w:jc w:val="left"/>
+                          <w:jc w:val="both"/>
                           <w:rPr>
                             <w:rFonts w:hint="default" w:ascii="Times New Roman" w:hAnsi="Times New Roman" w:eastAsia="宋体" w:cs="Times New Roman"/>
                             <w:b w:val="0"/>
@@ -11305,7 +11462,7 @@
                           <w:keepNext w:val="0"/>
                           <w:keepLines/>
                           <w:spacing w:beforeLines="50" w:after="40" w:line="240" w:lineRule="auto"/>
-                          <w:jc w:val="left"/>
+                          <w:jc w:val="both"/>
                           <w:rPr>
                             <w:rFonts w:hint="default" w:ascii="Times New Roman" w:hAnsi="Times New Roman" w:eastAsia="宋体" w:cs="Times New Roman"/>
                             <w:b w:val="0"/>
@@ -11343,7 +11500,7 @@
                           <w:keepNext w:val="0"/>
                           <w:keepLines/>
                           <w:spacing w:beforeLines="50" w:after="40" w:line="240" w:lineRule="auto"/>
-                          <w:jc w:val="left"/>
+                          <w:jc w:val="both"/>
                           <w:rPr>
                             <w:rFonts w:hint="default" w:ascii="Times New Roman" w:hAnsi="Times New Roman" w:eastAsia="宋体" w:cs="Times New Roman"/>
                             <w:b w:val="0"/>
@@ -11381,7 +11538,7 @@
                           <w:keepNext w:val="0"/>
                           <w:keepLines/>
                           <w:spacing w:beforeLines="50" w:after="40" w:line="240" w:lineRule="auto"/>
-                          <w:jc w:val="left"/>
+                          <w:jc w:val="both"/>
                           <w:rPr>
                             <w:rFonts w:hint="default" w:ascii="Times New Roman" w:hAnsi="Times New Roman" w:eastAsia="宋体" w:cs="Times New Roman"/>
                             <w:b w:val="0"/>
@@ -11411,7 +11568,7 @@
                     <w:keepNext w:val="0"/>
                     <w:keepLines/>
                     <w:spacing w:beforeLines="50" w:after="100" w:line="240" w:lineRule="auto"/>
-                    <w:jc w:val="left"/>
+                    <w:jc w:val="both"/>
                     <w:rPr>
                       <w:rFonts w:hint="default" w:ascii="Times New Roman" w:hAnsi="Times New Roman" w:cs="Times New Roman"/>
                       <w:sz w:val="21"/>
@@ -11429,7 +11586,7 @@
               <w:keepNext w:val="0"/>
               <w:keepLines/>
               <w:spacing w:beforeLines="50" w:after="100" w:line="240" w:lineRule="auto"/>
-              <w:jc w:val="left"/>
+              <w:jc w:val="both"/>
               <w:rPr>
                 <w:rFonts w:hint="default" w:ascii="Times New Roman" w:hAnsi="Times New Roman" w:eastAsia="宋体" w:cs="Times New Roman"/>
                 <w:sz w:val="21"/>
@@ -11443,7 +11600,7 @@
               <w:keepNext w:val="0"/>
               <w:keepLines/>
               <w:spacing w:beforeLines="50" w:after="100" w:line="240" w:lineRule="auto"/>
-              <w:jc w:val="left"/>
+              <w:jc w:val="both"/>
               <w:rPr>
                 <w:rFonts w:hint="default" w:ascii="Times New Roman" w:hAnsi="Times New Roman" w:eastAsia="宋体" w:cs="Times New Roman"/>
                 <w:sz w:val="21"/>
